--- a/documentos - tcc/TCCI_nimsai.docx
+++ b/documentos - tcc/TCCI_nimsai.docx
@@ -1357,620 +1357,6 @@
           <w:rtl w:val="0"/>
         </w:rPr>
         <w:t xml:space="preserve">SUMÁRIO</w:t>
-      </w:r>
-      <w:r>
-        <w:rPr>
-          <w:rtl w:val="0"/>
-        </w:rPr>
-      </w:r>
-    </w:p>
-    <w:p>
-      <w:pPr>
-        <w:keepNext w:val="0"/>
-        <w:keepLines w:val="0"/>
-        <w:pageBreakBefore w:val="0"/>
-        <w:widowControl w:val="1"/>
-        <w:numPr>
-          <w:ilvl w:val="0"/>
-          <w:numId w:val="1"/>
-        </w:numPr>
-        <w:pBdr>
-          <w:top w:space="0" w:sz="0" w:val="nil"/>
-          <w:left w:space="0" w:sz="0" w:val="nil"/>
-          <w:bottom w:space="0" w:sz="0" w:val="nil"/>
-          <w:right w:space="0" w:sz="0" w:val="nil"/>
-          <w:between w:space="0" w:sz="0" w:val="nil"/>
-        </w:pBdr>
-        <w:shd w:fill="auto" w:val="clear"/>
-        <w:spacing w:after="0" w:before="0" w:line="259" w:lineRule="auto"/>
-        <w:ind w:left="720" w:right="0" w:hanging="360"/>
-        <w:jc w:val="left"/>
-        <w:rPr>
-          <w:rFonts w:ascii="Arial" w:cs="Arial" w:eastAsia="Arial" w:hAnsi="Arial"/>
-          <w:b w:val="0"/>
-          <w:i w:val="0"/>
-          <w:smallCaps w:val="0"/>
-          <w:strike w:val="0"/>
-          <w:color w:val="000000"/>
-          <w:sz w:val="24"/>
-          <w:szCs w:val="24"/>
-          <w:u w:val="none"/>
-          <w:shd w:fill="auto" w:val="clear"/>
-          <w:vertAlign w:val="baseline"/>
-        </w:rPr>
-      </w:pPr>
-      <w:r>
-        <w:rPr>
-          <w:rFonts w:ascii="Arial" w:cs="Arial" w:eastAsia="Arial" w:hAnsi="Arial"/>
-          <w:b w:val="0"/>
-          <w:i w:val="0"/>
-          <w:smallCaps w:val="0"/>
-          <w:strike w:val="0"/>
-          <w:color w:val="000000"/>
-          <w:sz w:val="24"/>
-          <w:szCs w:val="24"/>
-          <w:u w:val="none"/>
-          <w:shd w:fill="auto" w:val="clear"/>
-          <w:vertAlign w:val="baseline"/>
-          <w:rtl w:val="0"/>
-        </w:rPr>
-        <w:t xml:space="preserve">INTRODUÇÃO</w:t>
-      </w:r>
-    </w:p>
-    <w:p>
-      <w:pPr>
-        <w:keepNext w:val="0"/>
-        <w:keepLines w:val="0"/>
-        <w:pageBreakBefore w:val="0"/>
-        <w:widowControl w:val="1"/>
-        <w:numPr>
-          <w:ilvl w:val="0"/>
-          <w:numId w:val="1"/>
-        </w:numPr>
-        <w:pBdr>
-          <w:top w:space="0" w:sz="0" w:val="nil"/>
-          <w:left w:space="0" w:sz="0" w:val="nil"/>
-          <w:bottom w:space="0" w:sz="0" w:val="nil"/>
-          <w:right w:space="0" w:sz="0" w:val="nil"/>
-          <w:between w:space="0" w:sz="0" w:val="nil"/>
-        </w:pBdr>
-        <w:shd w:fill="auto" w:val="clear"/>
-        <w:spacing w:after="160" w:before="0" w:line="259" w:lineRule="auto"/>
-        <w:ind w:left="720" w:right="0" w:hanging="360"/>
-        <w:jc w:val="left"/>
-        <w:rPr>
-          <w:rFonts w:ascii="Arial" w:cs="Arial" w:eastAsia="Arial" w:hAnsi="Arial"/>
-          <w:b w:val="0"/>
-          <w:i w:val="0"/>
-          <w:smallCaps w:val="0"/>
-          <w:strike w:val="0"/>
-          <w:color w:val="000000"/>
-          <w:sz w:val="24"/>
-          <w:szCs w:val="24"/>
-          <w:u w:val="none"/>
-          <w:shd w:fill="auto" w:val="clear"/>
-          <w:vertAlign w:val="baseline"/>
-        </w:rPr>
-      </w:pPr>
-      <w:r>
-        <w:rPr>
-          <w:rFonts w:ascii="Arial" w:cs="Arial" w:eastAsia="Arial" w:hAnsi="Arial"/>
-          <w:b w:val="0"/>
-          <w:i w:val="0"/>
-          <w:smallCaps w:val="0"/>
-          <w:strike w:val="0"/>
-          <w:color w:val="000000"/>
-          <w:sz w:val="24"/>
-          <w:szCs w:val="24"/>
-          <w:u w:val="none"/>
-          <w:shd w:fill="auto" w:val="clear"/>
-          <w:vertAlign w:val="baseline"/>
-          <w:rtl w:val="0"/>
-        </w:rPr>
-        <w:t xml:space="preserve">PROBLEMA E HIPÓTESE</w:t>
-      </w:r>
-    </w:p>
-    <w:p>
-      <w:pPr>
-        <w:ind w:left="720" w:firstLine="0"/>
-        <w:rPr>
-          <w:rFonts w:ascii="Arial" w:cs="Arial" w:eastAsia="Arial" w:hAnsi="Arial"/>
-          <w:sz w:val="24"/>
-          <w:szCs w:val="24"/>
-        </w:rPr>
-      </w:pPr>
-      <w:r>
-        <w:rPr>
-          <w:rFonts w:ascii="Arial" w:cs="Arial" w:eastAsia="Arial" w:hAnsi="Arial"/>
-          <w:sz w:val="24"/>
-          <w:szCs w:val="24"/>
-          <w:rtl w:val="0"/>
-        </w:rPr>
-        <w:t xml:space="preserve">2.1 PROBLEMA DE PESQUISA</w:t>
-      </w:r>
-    </w:p>
-    <w:p>
-      <w:pPr>
-        <w:ind w:left="720" w:firstLine="0"/>
-        <w:rPr>
-          <w:rFonts w:ascii="Arial" w:cs="Arial" w:eastAsia="Arial" w:hAnsi="Arial"/>
-          <w:sz w:val="24"/>
-          <w:szCs w:val="24"/>
-        </w:rPr>
-      </w:pPr>
-      <w:r>
-        <w:rPr>
-          <w:rFonts w:ascii="Arial" w:cs="Arial" w:eastAsia="Arial" w:hAnsi="Arial"/>
-          <w:sz w:val="24"/>
-          <w:szCs w:val="24"/>
-          <w:rtl w:val="0"/>
-        </w:rPr>
-        <w:t xml:space="preserve">2.2 HIPÓTESE</w:t>
-      </w:r>
-    </w:p>
-    <w:p>
-      <w:pPr>
-        <w:keepNext w:val="0"/>
-        <w:keepLines w:val="0"/>
-        <w:pageBreakBefore w:val="0"/>
-        <w:widowControl w:val="1"/>
-        <w:numPr>
-          <w:ilvl w:val="0"/>
-          <w:numId w:val="1"/>
-        </w:numPr>
-        <w:pBdr>
-          <w:top w:space="0" w:sz="0" w:val="nil"/>
-          <w:left w:space="0" w:sz="0" w:val="nil"/>
-          <w:bottom w:space="0" w:sz="0" w:val="nil"/>
-          <w:right w:space="0" w:sz="0" w:val="nil"/>
-          <w:between w:space="0" w:sz="0" w:val="nil"/>
-        </w:pBdr>
-        <w:shd w:fill="auto" w:val="clear"/>
-        <w:spacing w:after="160" w:before="0" w:line="259" w:lineRule="auto"/>
-        <w:ind w:left="720" w:right="0" w:hanging="360"/>
-        <w:jc w:val="left"/>
-        <w:rPr>
-          <w:rFonts w:ascii="Arial" w:cs="Arial" w:eastAsia="Arial" w:hAnsi="Arial"/>
-          <w:b w:val="0"/>
-          <w:i w:val="0"/>
-          <w:smallCaps w:val="0"/>
-          <w:strike w:val="0"/>
-          <w:color w:val="000000"/>
-          <w:sz w:val="24"/>
-          <w:szCs w:val="24"/>
-          <w:u w:val="none"/>
-          <w:shd w:fill="auto" w:val="clear"/>
-          <w:vertAlign w:val="baseline"/>
-        </w:rPr>
-      </w:pPr>
-      <w:r>
-        <w:rPr>
-          <w:rFonts w:ascii="Arial" w:cs="Arial" w:eastAsia="Arial" w:hAnsi="Arial"/>
-          <w:b w:val="0"/>
-          <w:i w:val="0"/>
-          <w:smallCaps w:val="0"/>
-          <w:strike w:val="0"/>
-          <w:color w:val="000000"/>
-          <w:sz w:val="24"/>
-          <w:szCs w:val="24"/>
-          <w:u w:val="none"/>
-          <w:shd w:fill="auto" w:val="clear"/>
-          <w:vertAlign w:val="baseline"/>
-          <w:rtl w:val="0"/>
-        </w:rPr>
-        <w:t xml:space="preserve">REFERENCIAL TEÓRICO</w:t>
-      </w:r>
-    </w:p>
-    <w:p>
-      <w:pPr>
-        <w:ind w:left="708" w:firstLine="0"/>
-        <w:rPr>
-          <w:rFonts w:ascii="Arial" w:cs="Arial" w:eastAsia="Arial" w:hAnsi="Arial"/>
-          <w:sz w:val="24"/>
-          <w:szCs w:val="24"/>
-        </w:rPr>
-      </w:pPr>
-      <w:r>
-        <w:rPr>
-          <w:rFonts w:ascii="Arial" w:cs="Arial" w:eastAsia="Arial" w:hAnsi="Arial"/>
-          <w:sz w:val="24"/>
-          <w:szCs w:val="24"/>
-          <w:rtl w:val="0"/>
-        </w:rPr>
-        <w:t xml:space="preserve">3.1 SRAG (CRISE RESPIRATÓRIA AGUDA GRAVE)</w:t>
-      </w:r>
-    </w:p>
-    <w:p>
-      <w:pPr>
-        <w:keepNext w:val="0"/>
-        <w:keepLines w:val="0"/>
-        <w:pageBreakBefore w:val="0"/>
-        <w:widowControl w:val="1"/>
-        <w:numPr>
-          <w:ilvl w:val="0"/>
-          <w:numId w:val="1"/>
-        </w:numPr>
-        <w:pBdr>
-          <w:top w:space="0" w:sz="0" w:val="nil"/>
-          <w:left w:space="0" w:sz="0" w:val="nil"/>
-          <w:bottom w:space="0" w:sz="0" w:val="nil"/>
-          <w:right w:space="0" w:sz="0" w:val="nil"/>
-          <w:between w:space="0" w:sz="0" w:val="nil"/>
-        </w:pBdr>
-        <w:shd w:fill="auto" w:val="clear"/>
-        <w:spacing w:after="0" w:before="0" w:line="259" w:lineRule="auto"/>
-        <w:ind w:left="720" w:right="0" w:hanging="360"/>
-        <w:jc w:val="left"/>
-        <w:rPr>
-          <w:rFonts w:ascii="Arial" w:cs="Arial" w:eastAsia="Arial" w:hAnsi="Arial"/>
-          <w:b w:val="0"/>
-          <w:i w:val="0"/>
-          <w:smallCaps w:val="0"/>
-          <w:strike w:val="0"/>
-          <w:color w:val="000000"/>
-          <w:sz w:val="24"/>
-          <w:szCs w:val="24"/>
-          <w:u w:val="none"/>
-          <w:shd w:fill="auto" w:val="clear"/>
-          <w:vertAlign w:val="baseline"/>
-        </w:rPr>
-      </w:pPr>
-      <w:r>
-        <w:rPr>
-          <w:rFonts w:ascii="Arial" w:cs="Arial" w:eastAsia="Arial" w:hAnsi="Arial"/>
-          <w:b w:val="0"/>
-          <w:i w:val="0"/>
-          <w:smallCaps w:val="0"/>
-          <w:strike w:val="0"/>
-          <w:color w:val="000000"/>
-          <w:sz w:val="24"/>
-          <w:szCs w:val="24"/>
-          <w:u w:val="none"/>
-          <w:shd w:fill="auto" w:val="clear"/>
-          <w:vertAlign w:val="baseline"/>
-          <w:rtl w:val="0"/>
-        </w:rPr>
-        <w:t xml:space="preserve">OBJETIVOS</w:t>
-      </w:r>
-    </w:p>
-    <w:p>
-      <w:pPr>
-        <w:keepNext w:val="0"/>
-        <w:keepLines w:val="0"/>
-        <w:pageBreakBefore w:val="0"/>
-        <w:widowControl w:val="1"/>
-        <w:pBdr>
-          <w:top w:space="0" w:sz="0" w:val="nil"/>
-          <w:left w:space="0" w:sz="0" w:val="nil"/>
-          <w:bottom w:space="0" w:sz="0" w:val="nil"/>
-          <w:right w:space="0" w:sz="0" w:val="nil"/>
-          <w:between w:space="0" w:sz="0" w:val="nil"/>
-        </w:pBdr>
-        <w:shd w:fill="auto" w:val="clear"/>
-        <w:spacing w:after="0" w:before="0" w:line="259" w:lineRule="auto"/>
-        <w:ind w:left="720" w:right="0" w:firstLine="0"/>
-        <w:jc w:val="left"/>
-        <w:rPr>
-          <w:rFonts w:ascii="Arial" w:cs="Arial" w:eastAsia="Arial" w:hAnsi="Arial"/>
-          <w:b w:val="0"/>
-          <w:i w:val="0"/>
-          <w:smallCaps w:val="0"/>
-          <w:strike w:val="0"/>
-          <w:color w:val="000000"/>
-          <w:sz w:val="24"/>
-          <w:szCs w:val="24"/>
-          <w:u w:val="none"/>
-          <w:shd w:fill="auto" w:val="clear"/>
-          <w:vertAlign w:val="baseline"/>
-        </w:rPr>
-      </w:pPr>
-      <w:r>
-        <w:rPr>
-          <w:rFonts w:ascii="Arial" w:cs="Arial" w:eastAsia="Arial" w:hAnsi="Arial"/>
-          <w:b w:val="0"/>
-          <w:i w:val="0"/>
-          <w:smallCaps w:val="0"/>
-          <w:strike w:val="0"/>
-          <w:color w:val="000000"/>
-          <w:sz w:val="24"/>
-          <w:szCs w:val="24"/>
-          <w:u w:val="none"/>
-          <w:shd w:fill="auto" w:val="clear"/>
-          <w:vertAlign w:val="baseline"/>
-          <w:rtl w:val="0"/>
-        </w:rPr>
-        <w:t xml:space="preserve">4.1 OBJETIVO GERAL</w:t>
-      </w:r>
-    </w:p>
-    <w:p>
-      <w:pPr>
-        <w:keepNext w:val="0"/>
-        <w:keepLines w:val="0"/>
-        <w:pageBreakBefore w:val="0"/>
-        <w:widowControl w:val="1"/>
-        <w:pBdr>
-          <w:top w:space="0" w:sz="0" w:val="nil"/>
-          <w:left w:space="0" w:sz="0" w:val="nil"/>
-          <w:bottom w:space="0" w:sz="0" w:val="nil"/>
-          <w:right w:space="0" w:sz="0" w:val="nil"/>
-          <w:between w:space="0" w:sz="0" w:val="nil"/>
-        </w:pBdr>
-        <w:shd w:fill="auto" w:val="clear"/>
-        <w:spacing w:after="0" w:before="0" w:line="259" w:lineRule="auto"/>
-        <w:ind w:left="720" w:right="0" w:firstLine="0"/>
-        <w:jc w:val="left"/>
-        <w:rPr>
-          <w:rFonts w:ascii="Arial" w:cs="Arial" w:eastAsia="Arial" w:hAnsi="Arial"/>
-          <w:b w:val="0"/>
-          <w:i w:val="0"/>
-          <w:smallCaps w:val="0"/>
-          <w:strike w:val="0"/>
-          <w:color w:val="000000"/>
-          <w:sz w:val="24"/>
-          <w:szCs w:val="24"/>
-          <w:u w:val="none"/>
-          <w:shd w:fill="auto" w:val="clear"/>
-          <w:vertAlign w:val="baseline"/>
-        </w:rPr>
-      </w:pPr>
-      <w:r>
-        <w:rPr>
-          <w:rFonts w:ascii="Arial" w:cs="Arial" w:eastAsia="Arial" w:hAnsi="Arial"/>
-          <w:b w:val="0"/>
-          <w:i w:val="0"/>
-          <w:smallCaps w:val="0"/>
-          <w:strike w:val="0"/>
-          <w:color w:val="000000"/>
-          <w:sz w:val="24"/>
-          <w:szCs w:val="24"/>
-          <w:u w:val="none"/>
-          <w:shd w:fill="auto" w:val="clear"/>
-          <w:vertAlign w:val="baseline"/>
-          <w:rtl w:val="0"/>
-        </w:rPr>
-        <w:t xml:space="preserve">4.2 OBJETIVOS ESPECÍFICOS</w:t>
-      </w:r>
-    </w:p>
-    <w:p>
-      <w:pPr>
-        <w:keepNext w:val="0"/>
-        <w:keepLines w:val="0"/>
-        <w:pageBreakBefore w:val="0"/>
-        <w:widowControl w:val="1"/>
-        <w:pBdr>
-          <w:top w:space="0" w:sz="0" w:val="nil"/>
-          <w:left w:space="0" w:sz="0" w:val="nil"/>
-          <w:bottom w:space="0" w:sz="0" w:val="nil"/>
-          <w:right w:space="0" w:sz="0" w:val="nil"/>
-          <w:between w:space="0" w:sz="0" w:val="nil"/>
-        </w:pBdr>
-        <w:shd w:fill="auto" w:val="clear"/>
-        <w:spacing w:after="0" w:before="0" w:line="259" w:lineRule="auto"/>
-        <w:ind w:left="720" w:right="0" w:firstLine="0"/>
-        <w:jc w:val="left"/>
-        <w:rPr>
-          <w:rFonts w:ascii="Arial" w:cs="Arial" w:eastAsia="Arial" w:hAnsi="Arial"/>
-          <w:b w:val="0"/>
-          <w:i w:val="0"/>
-          <w:smallCaps w:val="0"/>
-          <w:strike w:val="0"/>
-          <w:color w:val="000000"/>
-          <w:sz w:val="24"/>
-          <w:szCs w:val="24"/>
-          <w:u w:val="none"/>
-          <w:shd w:fill="auto" w:val="clear"/>
-          <w:vertAlign w:val="baseline"/>
-        </w:rPr>
-      </w:pPr>
-      <w:r>
-        <w:rPr>
-          <w:rtl w:val="0"/>
-        </w:rPr>
-      </w:r>
-    </w:p>
-    <w:p>
-      <w:pPr>
-        <w:keepNext w:val="0"/>
-        <w:keepLines w:val="0"/>
-        <w:pageBreakBefore w:val="0"/>
-        <w:widowControl w:val="1"/>
-        <w:numPr>
-          <w:ilvl w:val="0"/>
-          <w:numId w:val="1"/>
-        </w:numPr>
-        <w:pBdr>
-          <w:top w:space="0" w:sz="0" w:val="nil"/>
-          <w:left w:space="0" w:sz="0" w:val="nil"/>
-          <w:bottom w:space="0" w:sz="0" w:val="nil"/>
-          <w:right w:space="0" w:sz="0" w:val="nil"/>
-          <w:between w:space="0" w:sz="0" w:val="nil"/>
-        </w:pBdr>
-        <w:shd w:fill="auto" w:val="clear"/>
-        <w:spacing w:after="0" w:before="0" w:line="259" w:lineRule="auto"/>
-        <w:ind w:left="720" w:right="0" w:hanging="360"/>
-        <w:jc w:val="left"/>
-        <w:rPr>
-          <w:rFonts w:ascii="Arial" w:cs="Arial" w:eastAsia="Arial" w:hAnsi="Arial"/>
-          <w:b w:val="0"/>
-          <w:i w:val="0"/>
-          <w:smallCaps w:val="0"/>
-          <w:strike w:val="0"/>
-          <w:color w:val="000000"/>
-          <w:sz w:val="24"/>
-          <w:szCs w:val="24"/>
-          <w:u w:val="none"/>
-          <w:shd w:fill="auto" w:val="clear"/>
-          <w:vertAlign w:val="baseline"/>
-        </w:rPr>
-      </w:pPr>
-      <w:r>
-        <w:rPr>
-          <w:rFonts w:ascii="Arial" w:cs="Arial" w:eastAsia="Arial" w:hAnsi="Arial"/>
-          <w:b w:val="0"/>
-          <w:i w:val="0"/>
-          <w:smallCaps w:val="0"/>
-          <w:strike w:val="0"/>
-          <w:color w:val="000000"/>
-          <w:sz w:val="24"/>
-          <w:szCs w:val="24"/>
-          <w:u w:val="none"/>
-          <w:shd w:fill="auto" w:val="clear"/>
-          <w:vertAlign w:val="baseline"/>
-          <w:rtl w:val="0"/>
-        </w:rPr>
-        <w:t xml:space="preserve">METODOLOGIA</w:t>
-      </w:r>
-    </w:p>
-    <w:p>
-      <w:pPr>
-        <w:keepNext w:val="0"/>
-        <w:keepLines w:val="0"/>
-        <w:pageBreakBefore w:val="0"/>
-        <w:widowControl w:val="1"/>
-        <w:numPr>
-          <w:ilvl w:val="0"/>
-          <w:numId w:val="1"/>
-        </w:numPr>
-        <w:pBdr>
-          <w:top w:space="0" w:sz="0" w:val="nil"/>
-          <w:left w:space="0" w:sz="0" w:val="nil"/>
-          <w:bottom w:space="0" w:sz="0" w:val="nil"/>
-          <w:right w:space="0" w:sz="0" w:val="nil"/>
-          <w:between w:space="0" w:sz="0" w:val="nil"/>
-        </w:pBdr>
-        <w:shd w:fill="auto" w:val="clear"/>
-        <w:spacing w:after="0" w:before="0" w:line="259" w:lineRule="auto"/>
-        <w:ind w:left="720" w:right="0" w:hanging="360"/>
-        <w:jc w:val="left"/>
-        <w:rPr>
-          <w:rFonts w:ascii="Arial" w:cs="Arial" w:eastAsia="Arial" w:hAnsi="Arial"/>
-          <w:b w:val="0"/>
-          <w:i w:val="0"/>
-          <w:smallCaps w:val="0"/>
-          <w:strike w:val="0"/>
-          <w:color w:val="000000"/>
-          <w:sz w:val="24"/>
-          <w:szCs w:val="24"/>
-          <w:u w:val="none"/>
-          <w:shd w:fill="auto" w:val="clear"/>
-          <w:vertAlign w:val="baseline"/>
-        </w:rPr>
-      </w:pPr>
-      <w:r>
-        <w:rPr>
-          <w:rFonts w:ascii="Arial" w:cs="Arial" w:eastAsia="Arial" w:hAnsi="Arial"/>
-          <w:b w:val="0"/>
-          <w:i w:val="0"/>
-          <w:smallCaps w:val="0"/>
-          <w:strike w:val="0"/>
-          <w:color w:val="000000"/>
-          <w:sz w:val="24"/>
-          <w:szCs w:val="24"/>
-          <w:u w:val="none"/>
-          <w:shd w:fill="auto" w:val="clear"/>
-          <w:vertAlign w:val="baseline"/>
-          <w:rtl w:val="0"/>
-        </w:rPr>
-        <w:t xml:space="preserve">CRONOGRAMA</w:t>
-      </w:r>
-    </w:p>
-    <w:p>
-      <w:pPr>
-        <w:keepNext w:val="0"/>
-        <w:keepLines w:val="0"/>
-        <w:pageBreakBefore w:val="0"/>
-        <w:widowControl w:val="1"/>
-        <w:pBdr>
-          <w:top w:space="0" w:sz="0" w:val="nil"/>
-          <w:left w:space="0" w:sz="0" w:val="nil"/>
-          <w:bottom w:space="0" w:sz="0" w:val="nil"/>
-          <w:right w:space="0" w:sz="0" w:val="nil"/>
-          <w:between w:space="0" w:sz="0" w:val="nil"/>
-        </w:pBdr>
-        <w:shd w:fill="auto" w:val="clear"/>
-        <w:spacing w:after="0" w:before="0" w:line="259" w:lineRule="auto"/>
-        <w:ind w:left="0" w:right="0" w:firstLine="0"/>
-        <w:jc w:val="left"/>
-        <w:rPr>
-          <w:rFonts w:ascii="Arial" w:cs="Arial" w:eastAsia="Arial" w:hAnsi="Arial"/>
-          <w:sz w:val="24"/>
-          <w:szCs w:val="24"/>
-        </w:rPr>
-      </w:pPr>
-      <w:r>
-        <w:rPr>
-          <w:rtl w:val="0"/>
-        </w:rPr>
-      </w:r>
-    </w:p>
-    <w:p>
-      <w:pPr>
-        <w:keepNext w:val="0"/>
-        <w:keepLines w:val="0"/>
-        <w:pageBreakBefore w:val="0"/>
-        <w:widowControl w:val="1"/>
-        <w:numPr>
-          <w:ilvl w:val="0"/>
-          <w:numId w:val="1"/>
-        </w:numPr>
-        <w:pBdr>
-          <w:top w:space="0" w:sz="0" w:val="nil"/>
-          <w:left w:space="0" w:sz="0" w:val="nil"/>
-          <w:bottom w:space="0" w:sz="0" w:val="nil"/>
-          <w:right w:space="0" w:sz="0" w:val="nil"/>
-          <w:between w:space="0" w:sz="0" w:val="nil"/>
-        </w:pBdr>
-        <w:shd w:fill="auto" w:val="clear"/>
-        <w:spacing w:after="160" w:before="0" w:line="259" w:lineRule="auto"/>
-        <w:ind w:left="720" w:right="0" w:hanging="360"/>
-        <w:jc w:val="left"/>
-        <w:rPr>
-          <w:rFonts w:ascii="Arial" w:cs="Arial" w:eastAsia="Arial" w:hAnsi="Arial"/>
-          <w:b w:val="1"/>
-          <w:i w:val="0"/>
-          <w:smallCaps w:val="0"/>
-          <w:strike w:val="0"/>
-          <w:color w:val="000000"/>
-          <w:sz w:val="24"/>
-          <w:szCs w:val="24"/>
-          <w:shd w:fill="auto" w:val="clear"/>
-          <w:vertAlign w:val="baseline"/>
-        </w:rPr>
-      </w:pPr>
-      <w:r>
-        <w:rPr>
-          <w:rFonts w:ascii="Arial" w:cs="Arial" w:eastAsia="Arial" w:hAnsi="Arial"/>
-          <w:b w:val="1"/>
-          <w:i w:val="0"/>
-          <w:smallCaps w:val="0"/>
-          <w:strike w:val="0"/>
-          <w:color w:val="000000"/>
-          <w:sz w:val="24"/>
-          <w:szCs w:val="24"/>
-          <w:u w:val="none"/>
-          <w:shd w:fill="auto" w:val="clear"/>
-          <w:vertAlign w:val="baseline"/>
-          <w:rtl w:val="0"/>
-        </w:rPr>
-        <w:t xml:space="preserve">REFERÊNCIAS BIBLIOGRÁFICAS</w:t>
-      </w:r>
-      <w:r>
-        <w:rPr>
-          <w:rtl w:val="0"/>
-        </w:rPr>
-      </w:r>
-    </w:p>
-    <w:p>
-      <w:pPr>
-        <w:rPr>
-          <w:rFonts w:ascii="Arial" w:cs="Arial" w:eastAsia="Arial" w:hAnsi="Arial"/>
-          <w:b w:val="1"/>
-          <w:sz w:val="24"/>
-          <w:szCs w:val="24"/>
-        </w:rPr>
-      </w:pPr>
-      <w:r>
-        <w:br w:type="page"/>
       </w:r>
       <w:r>
         <w:rPr>
@@ -2001,7 +1387,7 @@
         <w:jc w:val="left"/>
         <w:rPr>
           <w:rFonts w:ascii="Arial" w:cs="Arial" w:eastAsia="Arial" w:hAnsi="Arial"/>
-          <w:b w:val="1"/>
+          <w:b w:val="0"/>
           <w:i w:val="0"/>
           <w:smallCaps w:val="0"/>
           <w:strike w:val="0"/>
@@ -2016,7 +1402,7 @@
       <w:r>
         <w:rPr>
           <w:rFonts w:ascii="Arial" w:cs="Arial" w:eastAsia="Arial" w:hAnsi="Arial"/>
-          <w:b w:val="1"/>
+          <w:b w:val="0"/>
           <w:i w:val="0"/>
           <w:smallCaps w:val="0"/>
           <w:strike w:val="0"/>
@@ -2029,6 +1415,256 @@
           <w:rtl w:val="0"/>
         </w:rPr>
         <w:t xml:space="preserve">INTRODUÇÃO</w:t>
+      </w:r>
+    </w:p>
+    <w:p>
+      <w:pPr>
+        <w:keepNext w:val="0"/>
+        <w:keepLines w:val="0"/>
+        <w:pageBreakBefore w:val="0"/>
+        <w:widowControl w:val="1"/>
+        <w:numPr>
+          <w:ilvl w:val="0"/>
+          <w:numId w:val="2"/>
+        </w:numPr>
+        <w:pBdr>
+          <w:top w:space="0" w:sz="0" w:val="nil"/>
+          <w:left w:space="0" w:sz="0" w:val="nil"/>
+          <w:bottom w:space="0" w:sz="0" w:val="nil"/>
+          <w:right w:space="0" w:sz="0" w:val="nil"/>
+          <w:between w:space="0" w:sz="0" w:val="nil"/>
+        </w:pBdr>
+        <w:shd w:fill="auto" w:val="clear"/>
+        <w:spacing w:after="160" w:before="0" w:line="259" w:lineRule="auto"/>
+        <w:ind w:left="720" w:right="0" w:hanging="360"/>
+        <w:jc w:val="left"/>
+        <w:rPr>
+          <w:rFonts w:ascii="Arial" w:cs="Arial" w:eastAsia="Arial" w:hAnsi="Arial"/>
+          <w:b w:val="0"/>
+          <w:i w:val="0"/>
+          <w:smallCaps w:val="0"/>
+          <w:strike w:val="0"/>
+          <w:color w:val="000000"/>
+          <w:sz w:val="24"/>
+          <w:szCs w:val="24"/>
+          <w:u w:val="none"/>
+          <w:shd w:fill="auto" w:val="clear"/>
+          <w:vertAlign w:val="baseline"/>
+        </w:rPr>
+      </w:pPr>
+      <w:r>
+        <w:rPr>
+          <w:rFonts w:ascii="Arial" w:cs="Arial" w:eastAsia="Arial" w:hAnsi="Arial"/>
+          <w:b w:val="0"/>
+          <w:i w:val="0"/>
+          <w:smallCaps w:val="0"/>
+          <w:strike w:val="0"/>
+          <w:color w:val="000000"/>
+          <w:sz w:val="24"/>
+          <w:szCs w:val="24"/>
+          <w:u w:val="none"/>
+          <w:shd w:fill="auto" w:val="clear"/>
+          <w:vertAlign w:val="baseline"/>
+          <w:rtl w:val="0"/>
+        </w:rPr>
+        <w:t xml:space="preserve">PROBLEMA E HIPÓTESE</w:t>
+      </w:r>
+    </w:p>
+    <w:p>
+      <w:pPr>
+        <w:ind w:left="720" w:firstLine="0"/>
+        <w:rPr>
+          <w:rFonts w:ascii="Arial" w:cs="Arial" w:eastAsia="Arial" w:hAnsi="Arial"/>
+          <w:sz w:val="24"/>
+          <w:szCs w:val="24"/>
+        </w:rPr>
+      </w:pPr>
+      <w:r>
+        <w:rPr>
+          <w:rFonts w:ascii="Arial" w:cs="Arial" w:eastAsia="Arial" w:hAnsi="Arial"/>
+          <w:sz w:val="24"/>
+          <w:szCs w:val="24"/>
+          <w:rtl w:val="0"/>
+        </w:rPr>
+        <w:t xml:space="preserve">2.1 PROBLEMA DE PESQUISA</w:t>
+      </w:r>
+    </w:p>
+    <w:p>
+      <w:pPr>
+        <w:ind w:left="720" w:firstLine="0"/>
+        <w:rPr>
+          <w:rFonts w:ascii="Arial" w:cs="Arial" w:eastAsia="Arial" w:hAnsi="Arial"/>
+          <w:sz w:val="24"/>
+          <w:szCs w:val="24"/>
+        </w:rPr>
+      </w:pPr>
+      <w:r>
+        <w:rPr>
+          <w:rFonts w:ascii="Arial" w:cs="Arial" w:eastAsia="Arial" w:hAnsi="Arial"/>
+          <w:sz w:val="24"/>
+          <w:szCs w:val="24"/>
+          <w:rtl w:val="0"/>
+        </w:rPr>
+        <w:t xml:space="preserve">2.2 HIPÓTESE</w:t>
+      </w:r>
+    </w:p>
+    <w:p>
+      <w:pPr>
+        <w:keepNext w:val="0"/>
+        <w:keepLines w:val="0"/>
+        <w:pageBreakBefore w:val="0"/>
+        <w:widowControl w:val="1"/>
+        <w:numPr>
+          <w:ilvl w:val="0"/>
+          <w:numId w:val="2"/>
+        </w:numPr>
+        <w:pBdr>
+          <w:top w:space="0" w:sz="0" w:val="nil"/>
+          <w:left w:space="0" w:sz="0" w:val="nil"/>
+          <w:bottom w:space="0" w:sz="0" w:val="nil"/>
+          <w:right w:space="0" w:sz="0" w:val="nil"/>
+          <w:between w:space="0" w:sz="0" w:val="nil"/>
+        </w:pBdr>
+        <w:shd w:fill="auto" w:val="clear"/>
+        <w:spacing w:after="160" w:before="0" w:line="259" w:lineRule="auto"/>
+        <w:ind w:left="720" w:right="0" w:hanging="360"/>
+        <w:jc w:val="left"/>
+        <w:rPr>
+          <w:rFonts w:ascii="Arial" w:cs="Arial" w:eastAsia="Arial" w:hAnsi="Arial"/>
+          <w:b w:val="0"/>
+          <w:i w:val="0"/>
+          <w:smallCaps w:val="0"/>
+          <w:strike w:val="0"/>
+          <w:color w:val="000000"/>
+          <w:sz w:val="24"/>
+          <w:szCs w:val="24"/>
+          <w:u w:val="none"/>
+          <w:shd w:fill="auto" w:val="clear"/>
+          <w:vertAlign w:val="baseline"/>
+        </w:rPr>
+      </w:pPr>
+      <w:r>
+        <w:rPr>
+          <w:rFonts w:ascii="Arial" w:cs="Arial" w:eastAsia="Arial" w:hAnsi="Arial"/>
+          <w:b w:val="0"/>
+          <w:i w:val="0"/>
+          <w:smallCaps w:val="0"/>
+          <w:strike w:val="0"/>
+          <w:color w:val="000000"/>
+          <w:sz w:val="24"/>
+          <w:szCs w:val="24"/>
+          <w:u w:val="none"/>
+          <w:shd w:fill="auto" w:val="clear"/>
+          <w:vertAlign w:val="baseline"/>
+          <w:rtl w:val="0"/>
+        </w:rPr>
+        <w:t xml:space="preserve">REFERENCIAL TEÓRICO</w:t>
+      </w:r>
+    </w:p>
+    <w:p>
+      <w:pPr>
+        <w:ind w:left="708" w:firstLine="0"/>
+        <w:rPr>
+          <w:rFonts w:ascii="Arial" w:cs="Arial" w:eastAsia="Arial" w:hAnsi="Arial"/>
+          <w:sz w:val="24"/>
+          <w:szCs w:val="24"/>
+        </w:rPr>
+      </w:pPr>
+      <w:r>
+        <w:rPr>
+          <w:rFonts w:ascii="Arial" w:cs="Arial" w:eastAsia="Arial" w:hAnsi="Arial"/>
+          <w:sz w:val="24"/>
+          <w:szCs w:val="24"/>
+          <w:rtl w:val="0"/>
+        </w:rPr>
+        <w:t xml:space="preserve">3.1 SRAG (CRISE RESPIRATÓRIA AGUDA GRAVE)</w:t>
+      </w:r>
+    </w:p>
+    <w:p>
+      <w:pPr>
+        <w:ind w:left="708" w:firstLine="0"/>
+        <w:rPr>
+          <w:rFonts w:ascii="Arial" w:cs="Arial" w:eastAsia="Arial" w:hAnsi="Arial"/>
+          <w:sz w:val="24"/>
+          <w:szCs w:val="24"/>
+        </w:rPr>
+      </w:pPr>
+      <w:r>
+        <w:rPr>
+          <w:rFonts w:ascii="Arial" w:cs="Arial" w:eastAsia="Arial" w:hAnsi="Arial"/>
+          <w:sz w:val="24"/>
+          <w:szCs w:val="24"/>
+          <w:rtl w:val="0"/>
+        </w:rPr>
+        <w:t xml:space="preserve">3.2 Óbito</w:t>
+      </w:r>
+    </w:p>
+    <w:p>
+      <w:pPr>
+        <w:ind w:left="708" w:firstLine="0"/>
+        <w:rPr>
+          <w:rFonts w:ascii="Arial" w:cs="Arial" w:eastAsia="Arial" w:hAnsi="Arial"/>
+          <w:sz w:val="24"/>
+          <w:szCs w:val="24"/>
+        </w:rPr>
+      </w:pPr>
+      <w:r>
+        <w:rPr>
+          <w:rtl w:val="0"/>
+        </w:rPr>
+      </w:r>
+    </w:p>
+    <w:p>
+      <w:pPr>
+        <w:keepNext w:val="0"/>
+        <w:keepLines w:val="0"/>
+        <w:pageBreakBefore w:val="0"/>
+        <w:widowControl w:val="1"/>
+        <w:numPr>
+          <w:ilvl w:val="0"/>
+          <w:numId w:val="2"/>
+        </w:numPr>
+        <w:pBdr>
+          <w:top w:space="0" w:sz="0" w:val="nil"/>
+          <w:left w:space="0" w:sz="0" w:val="nil"/>
+          <w:bottom w:space="0" w:sz="0" w:val="nil"/>
+          <w:right w:space="0" w:sz="0" w:val="nil"/>
+          <w:between w:space="0" w:sz="0" w:val="nil"/>
+        </w:pBdr>
+        <w:shd w:fill="auto" w:val="clear"/>
+        <w:spacing w:after="0" w:before="0" w:line="259" w:lineRule="auto"/>
+        <w:ind w:left="720" w:right="0" w:hanging="360"/>
+        <w:jc w:val="left"/>
+        <w:rPr>
+          <w:rFonts w:ascii="Arial" w:cs="Arial" w:eastAsia="Arial" w:hAnsi="Arial"/>
+          <w:b w:val="0"/>
+          <w:i w:val="0"/>
+          <w:smallCaps w:val="0"/>
+          <w:strike w:val="0"/>
+          <w:color w:val="000000"/>
+          <w:sz w:val="24"/>
+          <w:szCs w:val="24"/>
+          <w:u w:val="none"/>
+          <w:shd w:fill="auto" w:val="clear"/>
+          <w:vertAlign w:val="baseline"/>
+        </w:rPr>
+      </w:pPr>
+      <w:r>
+        <w:rPr>
+          <w:rFonts w:ascii="Arial" w:cs="Arial" w:eastAsia="Arial" w:hAnsi="Arial"/>
+          <w:b w:val="0"/>
+          <w:i w:val="0"/>
+          <w:smallCaps w:val="0"/>
+          <w:strike w:val="0"/>
+          <w:color w:val="000000"/>
+          <w:sz w:val="24"/>
+          <w:szCs w:val="24"/>
+          <w:u w:val="none"/>
+          <w:shd w:fill="auto" w:val="clear"/>
+          <w:vertAlign w:val="baseline"/>
+          <w:rtl w:val="0"/>
+        </w:rPr>
+        <w:t xml:space="preserve">OBJETIVOS</w:t>
       </w:r>
     </w:p>
     <w:p>
@@ -2046,19 +1682,38 @@
         </w:pBdr>
         <w:shd w:fill="auto" w:val="clear"/>
         <w:spacing w:after="0" w:before="0" w:line="259" w:lineRule="auto"/>
-        <w:ind w:right="0"/>
+        <w:ind w:left="720" w:right="0" w:firstLine="0"/>
         <w:jc w:val="left"/>
         <w:rPr>
           <w:rFonts w:ascii="Arial" w:cs="Arial" w:eastAsia="Arial" w:hAnsi="Arial"/>
-          <w:b w:val="1"/>
-          <w:sz w:val="24"/>
-          <w:szCs w:val="24"/>
-        </w:rPr>
-      </w:pPr>
-      <w:r>
-        <w:rPr>
-          <w:rtl w:val="0"/>
-        </w:rPr>
+          <w:b w:val="0"/>
+          <w:i w:val="0"/>
+          <w:smallCaps w:val="0"/>
+          <w:strike w:val="0"/>
+          <w:color w:val="000000"/>
+          <w:sz w:val="24"/>
+          <w:szCs w:val="24"/>
+          <w:u w:val="none"/>
+          <w:shd w:fill="auto" w:val="clear"/>
+          <w:vertAlign w:val="baseline"/>
+        </w:rPr>
+      </w:pPr>
+      <w:r>
+        <w:rPr>
+          <w:rFonts w:ascii="Arial" w:cs="Arial" w:eastAsia="Arial" w:hAnsi="Arial"/>
+          <w:b w:val="0"/>
+          <w:i w:val="0"/>
+          <w:smallCaps w:val="0"/>
+          <w:strike w:val="0"/>
+          <w:color w:val="000000"/>
+          <w:sz w:val="24"/>
+          <w:szCs w:val="24"/>
+          <w:u w:val="none"/>
+          <w:shd w:fill="auto" w:val="clear"/>
+          <w:vertAlign w:val="baseline"/>
+          <w:rtl w:val="0"/>
+        </w:rPr>
+        <w:t xml:space="preserve">4.1 OBJETIVO GERAL</w:t>
       </w:r>
     </w:p>
     <w:p>
@@ -2076,375 +1731,180 @@
         </w:pBdr>
         <w:shd w:fill="auto" w:val="clear"/>
         <w:spacing w:after="0" w:before="0" w:line="259" w:lineRule="auto"/>
-        <w:ind w:right="0"/>
+        <w:ind w:left="720" w:right="0" w:firstLine="0"/>
         <w:jc w:val="left"/>
         <w:rPr>
           <w:rFonts w:ascii="Arial" w:cs="Arial" w:eastAsia="Arial" w:hAnsi="Arial"/>
+          <w:b w:val="0"/>
+          <w:i w:val="0"/>
+          <w:smallCaps w:val="0"/>
+          <w:strike w:val="0"/>
+          <w:color w:val="000000"/>
+          <w:sz w:val="24"/>
+          <w:szCs w:val="24"/>
+          <w:u w:val="none"/>
+          <w:shd w:fill="auto" w:val="clear"/>
+          <w:vertAlign w:val="baseline"/>
+        </w:rPr>
+      </w:pPr>
+      <w:r>
+        <w:rPr>
+          <w:rFonts w:ascii="Arial" w:cs="Arial" w:eastAsia="Arial" w:hAnsi="Arial"/>
+          <w:b w:val="0"/>
+          <w:i w:val="0"/>
+          <w:smallCaps w:val="0"/>
+          <w:strike w:val="0"/>
+          <w:color w:val="000000"/>
+          <w:sz w:val="24"/>
+          <w:szCs w:val="24"/>
+          <w:u w:val="none"/>
+          <w:shd w:fill="auto" w:val="clear"/>
+          <w:vertAlign w:val="baseline"/>
+          <w:rtl w:val="0"/>
+        </w:rPr>
+        <w:t xml:space="preserve">4.2 OBJETIVOS ESPECÍFICOS</w:t>
+      </w:r>
+    </w:p>
+    <w:p>
+      <w:pPr>
+        <w:keepNext w:val="0"/>
+        <w:keepLines w:val="0"/>
+        <w:pageBreakBefore w:val="0"/>
+        <w:widowControl w:val="1"/>
+        <w:pBdr>
+          <w:top w:space="0" w:sz="0" w:val="nil"/>
+          <w:left w:space="0" w:sz="0" w:val="nil"/>
+          <w:bottom w:space="0" w:sz="0" w:val="nil"/>
+          <w:right w:space="0" w:sz="0" w:val="nil"/>
+          <w:between w:space="0" w:sz="0" w:val="nil"/>
+        </w:pBdr>
+        <w:shd w:fill="auto" w:val="clear"/>
+        <w:spacing w:after="0" w:before="0" w:line="259" w:lineRule="auto"/>
+        <w:ind w:left="720" w:right="0" w:firstLine="0"/>
+        <w:jc w:val="left"/>
+        <w:rPr>
+          <w:rFonts w:ascii="Arial" w:cs="Arial" w:eastAsia="Arial" w:hAnsi="Arial"/>
+          <w:b w:val="0"/>
+          <w:i w:val="0"/>
+          <w:smallCaps w:val="0"/>
+          <w:strike w:val="0"/>
+          <w:color w:val="000000"/>
+          <w:sz w:val="24"/>
+          <w:szCs w:val="24"/>
+          <w:u w:val="none"/>
+          <w:shd w:fill="auto" w:val="clear"/>
+          <w:vertAlign w:val="baseline"/>
+        </w:rPr>
+      </w:pPr>
+      <w:r>
+        <w:rPr>
+          <w:rtl w:val="0"/>
+        </w:rPr>
+      </w:r>
+    </w:p>
+    <w:p>
+      <w:pPr>
+        <w:keepNext w:val="0"/>
+        <w:keepLines w:val="0"/>
+        <w:pageBreakBefore w:val="0"/>
+        <w:widowControl w:val="1"/>
+        <w:numPr>
+          <w:ilvl w:val="0"/>
+          <w:numId w:val="2"/>
+        </w:numPr>
+        <w:pBdr>
+          <w:top w:space="0" w:sz="0" w:val="nil"/>
+          <w:left w:space="0" w:sz="0" w:val="nil"/>
+          <w:bottom w:space="0" w:sz="0" w:val="nil"/>
+          <w:right w:space="0" w:sz="0" w:val="nil"/>
+          <w:between w:space="0" w:sz="0" w:val="nil"/>
+        </w:pBdr>
+        <w:shd w:fill="auto" w:val="clear"/>
+        <w:spacing w:after="0" w:before="0" w:line="259" w:lineRule="auto"/>
+        <w:ind w:left="720" w:right="0" w:hanging="360"/>
+        <w:jc w:val="left"/>
+        <w:rPr>
+          <w:rFonts w:ascii="Arial" w:cs="Arial" w:eastAsia="Arial" w:hAnsi="Arial"/>
+          <w:b w:val="0"/>
+          <w:i w:val="0"/>
+          <w:smallCaps w:val="0"/>
+          <w:strike w:val="0"/>
+          <w:color w:val="000000"/>
+          <w:sz w:val="24"/>
+          <w:szCs w:val="24"/>
+          <w:u w:val="none"/>
+          <w:shd w:fill="auto" w:val="clear"/>
+          <w:vertAlign w:val="baseline"/>
+        </w:rPr>
+      </w:pPr>
+      <w:r>
+        <w:rPr>
+          <w:rFonts w:ascii="Arial" w:cs="Arial" w:eastAsia="Arial" w:hAnsi="Arial"/>
+          <w:b w:val="0"/>
+          <w:i w:val="0"/>
+          <w:smallCaps w:val="0"/>
+          <w:strike w:val="0"/>
+          <w:color w:val="000000"/>
+          <w:sz w:val="24"/>
+          <w:szCs w:val="24"/>
+          <w:u w:val="none"/>
+          <w:shd w:fill="auto" w:val="clear"/>
+          <w:vertAlign w:val="baseline"/>
+          <w:rtl w:val="0"/>
+        </w:rPr>
+        <w:t xml:space="preserve">METODOLOGIA</w:t>
+      </w:r>
+    </w:p>
+    <w:p>
+      <w:pPr>
+        <w:keepNext w:val="0"/>
+        <w:keepLines w:val="0"/>
+        <w:pageBreakBefore w:val="0"/>
+        <w:widowControl w:val="1"/>
+        <w:numPr>
+          <w:ilvl w:val="0"/>
+          <w:numId w:val="2"/>
+        </w:numPr>
+        <w:pBdr>
+          <w:top w:space="0" w:sz="0" w:val="nil"/>
+          <w:left w:space="0" w:sz="0" w:val="nil"/>
+          <w:bottom w:space="0" w:sz="0" w:val="nil"/>
+          <w:right w:space="0" w:sz="0" w:val="nil"/>
+          <w:between w:space="0" w:sz="0" w:val="nil"/>
+        </w:pBdr>
+        <w:shd w:fill="auto" w:val="clear"/>
+        <w:spacing w:after="0" w:before="0" w:line="259" w:lineRule="auto"/>
+        <w:ind w:left="720" w:right="0" w:hanging="360"/>
+        <w:jc w:val="left"/>
+        <w:rPr>
+          <w:rFonts w:ascii="Arial" w:cs="Arial" w:eastAsia="Arial" w:hAnsi="Arial"/>
           <w:b w:val="1"/>
-          <w:sz w:val="24"/>
-          <w:szCs w:val="24"/>
-        </w:rPr>
-      </w:pPr>
-      <w:r>
-        <w:rPr>
-          <w:rtl w:val="0"/>
-        </w:rPr>
-      </w:r>
-    </w:p>
-    <w:p>
-      <w:pPr>
-        <w:spacing w:after="240" w:before="240" w:lineRule="auto"/>
-        <w:rPr>
-          <w:rFonts w:ascii="Arial" w:cs="Arial" w:eastAsia="Arial" w:hAnsi="Arial"/>
-          <w:sz w:val="24"/>
-          <w:szCs w:val="24"/>
-        </w:rPr>
-      </w:pPr>
-      <w:r>
-        <w:rPr>
-          <w:rFonts w:ascii="Arial" w:cs="Arial" w:eastAsia="Arial" w:hAnsi="Arial"/>
-          <w:sz w:val="24"/>
-          <w:szCs w:val="24"/>
-          <w:rtl w:val="0"/>
-        </w:rPr>
-        <w:t xml:space="preserve">A saúde pública no Brasil é um tema de grande relevância, considerando a dimensão territorial e a diversidade socioeconômica do país. O Sistema Único de Saúde (SUS) representa uma das maiores iniciativas de saúde pública do mundo, garantindo acesso universal à saúde para milhões de brasileiros. No entanto, desafios como a superlotacão de hospitais, limitação de recursos e a necessidade de aprimoramento das estratégias de gestão tornam essencial a adoção de abordagens baseadas em tecnologia e análise de dados para otimizar a tomada de decisão e a distribuição de recursos.</w:t>
-      </w:r>
-    </w:p>
-    <w:p>
-      <w:pPr>
-        <w:spacing w:after="240" w:before="240" w:lineRule="auto"/>
-        <w:rPr>
-          <w:rFonts w:ascii="Arial" w:cs="Arial" w:eastAsia="Arial" w:hAnsi="Arial"/>
-          <w:sz w:val="24"/>
-          <w:szCs w:val="24"/>
-        </w:rPr>
-      </w:pPr>
-      <w:r>
-        <w:rPr>
-          <w:rFonts w:ascii="Arial" w:cs="Arial" w:eastAsia="Arial" w:hAnsi="Arial"/>
-          <w:sz w:val="24"/>
-          <w:szCs w:val="24"/>
-          <w:rtl w:val="0"/>
-        </w:rPr>
-        <w:t xml:space="preserve">A saúde é um direito fundamental e um pilar essencial para o desenvolvimento social e econômico. O monitoramento epidemiológico desempenha um papel crucial na prevenção e no controle de doenças, permitindo a antecipação de surtos e a alocação eficiente de recursos. A análise de dados tem se mostrado uma ferramenta poderosa para compreender padrões de doenças, facilitando a criação de políticas públicas mais eficazes.</w:t>
-      </w:r>
-    </w:p>
-    <w:p>
-      <w:pPr>
-        <w:spacing w:after="240" w:before="240" w:lineRule="auto"/>
-        <w:rPr>
-          <w:rFonts w:ascii="Arial" w:cs="Arial" w:eastAsia="Arial" w:hAnsi="Arial"/>
-          <w:sz w:val="24"/>
-          <w:szCs w:val="24"/>
-        </w:rPr>
-      </w:pPr>
-      <w:r>
-        <w:rPr>
-          <w:rFonts w:ascii="Arial" w:cs="Arial" w:eastAsia="Arial" w:hAnsi="Arial"/>
-          <w:sz w:val="24"/>
-          <w:szCs w:val="24"/>
-          <w:rtl w:val="0"/>
-        </w:rPr>
-        <w:t xml:space="preserve">A Síndrome Respiratória Aguda Grave (SRAG) é uma condição respiratória severa que pode ser causada por vários agentes infecciosos, incluindo vírus como o SARS-CoV-2, Influenza e Vírus Sincicial Respiratório. A SRAG apresenta alta taxa de hospitalização e mortalidade, tornando-se uma preocupação constante para a saúde pública. Seu impacto no sistema de saúde pode ser significativo, exigindo estratégias eficazes para mitigar seus efeitos e melhorar o prognóstico dos pacientes.</w:t>
-      </w:r>
-    </w:p>
-    <w:p>
-      <w:pPr>
-        <w:spacing w:after="240" w:before="240" w:lineRule="auto"/>
-        <w:rPr>
-          <w:rFonts w:ascii="Arial" w:cs="Arial" w:eastAsia="Arial" w:hAnsi="Arial"/>
-          <w:sz w:val="24"/>
-          <w:szCs w:val="24"/>
-        </w:rPr>
-      </w:pPr>
-      <w:r>
-        <w:rPr>
-          <w:rFonts w:ascii="Arial" w:cs="Arial" w:eastAsia="Arial" w:hAnsi="Arial"/>
-          <w:sz w:val="24"/>
-          <w:szCs w:val="24"/>
-          <w:rtl w:val="0"/>
-        </w:rPr>
-        <w:t xml:space="preserve">A capacidade de prever casos graves de SRAG pode contribuir para uma resposta mais rápida e eficiente, permitindo o melhor direcionamento de recursos, como leitos de UTI e ventiladores mecânicos. Modelos preditivos podem ajudar a identificar pacientes com maior risco de complicações, possibilitando a intervenção precoce e potencialmente reduzindo a mortalidade.</w:t>
-      </w:r>
-    </w:p>
-    <w:p>
-      <w:pPr>
-        <w:spacing w:after="240" w:before="240" w:lineRule="auto"/>
-        <w:rPr>
-          <w:rFonts w:ascii="Arial" w:cs="Arial" w:eastAsia="Arial" w:hAnsi="Arial"/>
-          <w:sz w:val="24"/>
-          <w:szCs w:val="24"/>
-        </w:rPr>
-      </w:pPr>
-      <w:r>
-        <w:rPr>
-          <w:rFonts w:ascii="Arial" w:cs="Arial" w:eastAsia="Arial" w:hAnsi="Arial"/>
-          <w:sz w:val="24"/>
-          <w:szCs w:val="24"/>
-          <w:rtl w:val="0"/>
-        </w:rPr>
-        <w:t xml:space="preserve">—</w:t>
-      </w:r>
-    </w:p>
-    <w:p>
-      <w:pPr>
-        <w:spacing w:after="240" w:before="240" w:lineRule="auto"/>
-        <w:rPr>
-          <w:rFonts w:ascii="Arial" w:cs="Arial" w:eastAsia="Arial" w:hAnsi="Arial"/>
-          <w:sz w:val="24"/>
-          <w:szCs w:val="24"/>
-        </w:rPr>
-      </w:pPr>
-      <w:r>
-        <w:rPr>
-          <w:rFonts w:ascii="Arial" w:cs="Arial" w:eastAsia="Arial" w:hAnsi="Arial"/>
-          <w:sz w:val="24"/>
-          <w:szCs w:val="24"/>
-          <w:rtl w:val="0"/>
-        </w:rPr>
-        <w:t xml:space="preserve">O processo de análise de dados para predição de doenças segue uma série de etapas fundamentais para garantir a qualidade e a confiabilidade dos resultados obtidos. Primeiramente, ocorre a </w:t>
-      </w:r>
+          <w:i w:val="0"/>
+          <w:smallCaps w:val="0"/>
+          <w:strike w:val="0"/>
+          <w:color w:val="000000"/>
+          <w:sz w:val="24"/>
+          <w:szCs w:val="24"/>
+          <w:shd w:fill="auto" w:val="clear"/>
+          <w:vertAlign w:val="baseline"/>
+        </w:rPr>
+      </w:pPr>
       <w:r>
         <w:rPr>
           <w:rFonts w:ascii="Arial" w:cs="Arial" w:eastAsia="Arial" w:hAnsi="Arial"/>
           <w:b w:val="1"/>
-          <w:sz w:val="24"/>
-          <w:szCs w:val="24"/>
-          <w:rtl w:val="0"/>
-        </w:rPr>
-        <w:t xml:space="preserve">coleta de dados</w:t>
-      </w:r>
-      <w:r>
-        <w:rPr>
-          <w:rFonts w:ascii="Arial" w:cs="Arial" w:eastAsia="Arial" w:hAnsi="Arial"/>
-          <w:sz w:val="24"/>
-          <w:szCs w:val="24"/>
-          <w:rtl w:val="0"/>
-        </w:rPr>
-        <w:t xml:space="preserve">, que envolve a obtenção de informações provenientes de bancos de dados públicos, como o DataSUS, além de outras fontes relevantes. Em seguida, realiza-se o </w:t>
-      </w:r>
-      <w:r>
-        <w:rPr>
-          <w:rFonts w:ascii="Arial" w:cs="Arial" w:eastAsia="Arial" w:hAnsi="Arial"/>
-          <w:b w:val="1"/>
-          <w:sz w:val="24"/>
-          <w:szCs w:val="24"/>
-          <w:rtl w:val="0"/>
-        </w:rPr>
-        <w:t xml:space="preserve">pré-processamento dos dados</w:t>
-      </w:r>
-      <w:r>
-        <w:rPr>
-          <w:rFonts w:ascii="Arial" w:cs="Arial" w:eastAsia="Arial" w:hAnsi="Arial"/>
-          <w:sz w:val="24"/>
-          <w:szCs w:val="24"/>
-          <w:rtl w:val="0"/>
-        </w:rPr>
-        <w:t xml:space="preserve">, etapa na qual se faz a limpeza, normalização e tratamento de valores ausentes, garantindo que os dados estejam organizados e prontos para análise.</w:t>
-      </w:r>
-    </w:p>
-    <w:p>
-      <w:pPr>
-        <w:spacing w:after="240" w:before="240" w:lineRule="auto"/>
-        <w:rPr>
-          <w:rFonts w:ascii="Arial" w:cs="Arial" w:eastAsia="Arial" w:hAnsi="Arial"/>
-          <w:sz w:val="24"/>
-          <w:szCs w:val="24"/>
-        </w:rPr>
-      </w:pPr>
-      <w:r>
-        <w:rPr>
-          <w:rFonts w:ascii="Arial" w:cs="Arial" w:eastAsia="Arial" w:hAnsi="Arial"/>
-          <w:sz w:val="24"/>
-          <w:szCs w:val="24"/>
-          <w:rtl w:val="0"/>
-        </w:rPr>
-        <w:t xml:space="preserve">Após essa fase, aplica-se a </w:t>
-      </w:r>
-      <w:r>
-        <w:rPr>
-          <w:rFonts w:ascii="Arial" w:cs="Arial" w:eastAsia="Arial" w:hAnsi="Arial"/>
-          <w:b w:val="1"/>
-          <w:sz w:val="24"/>
-          <w:szCs w:val="24"/>
-          <w:rtl w:val="0"/>
-        </w:rPr>
-        <w:t xml:space="preserve">modelagem preditiva</w:t>
-      </w:r>
-      <w:r>
-        <w:rPr>
-          <w:rFonts w:ascii="Arial" w:cs="Arial" w:eastAsia="Arial" w:hAnsi="Arial"/>
-          <w:sz w:val="24"/>
-          <w:szCs w:val="24"/>
-          <w:rtl w:val="0"/>
-        </w:rPr>
-        <w:t xml:space="preserve">, utilizando técnicas estatísticas e algoritmos de aprendizado de máquina para estabelecer padrões e realizar previsões sobre os desfechos clínicos. Os modelos são treinados com base em dados históricos e, posteriormente, avaliados quanto ao seu desempenho por meio de métricas específicas, como acurácia e precisão. Por fim, a última etapa envolve a </w:t>
-      </w:r>
-      <w:r>
-        <w:rPr>
-          <w:rFonts w:ascii="Arial" w:cs="Arial" w:eastAsia="Arial" w:hAnsi="Arial"/>
-          <w:b w:val="1"/>
-          <w:sz w:val="24"/>
-          <w:szCs w:val="24"/>
-          <w:rtl w:val="0"/>
-        </w:rPr>
-        <w:t xml:space="preserve">avaliação e interpretação dos resultados</w:t>
-      </w:r>
-      <w:r>
-        <w:rPr>
-          <w:rFonts w:ascii="Arial" w:cs="Arial" w:eastAsia="Arial" w:hAnsi="Arial"/>
-          <w:sz w:val="24"/>
-          <w:szCs w:val="24"/>
-          <w:rtl w:val="0"/>
-        </w:rPr>
-        <w:t xml:space="preserve">, permitindo identificar quais variáveis possuem maior impacto na predição e possibilitando a extração de insights relevantes para a tomada de decisão na área da saúde.</w:t>
-      </w:r>
-    </w:p>
-    <w:p>
-      <w:pPr>
-        <w:spacing w:after="240" w:before="240" w:lineRule="auto"/>
-        <w:rPr>
-          <w:rFonts w:ascii="Arial" w:cs="Arial" w:eastAsia="Arial" w:hAnsi="Arial"/>
-          <w:sz w:val="24"/>
-          <w:szCs w:val="24"/>
-        </w:rPr>
-      </w:pPr>
-      <w:r>
-        <w:rPr>
-          <w:rtl w:val="0"/>
-        </w:rPr>
-      </w:r>
-    </w:p>
-    <w:p>
-      <w:pPr>
-        <w:spacing w:after="240" w:before="240" w:lineRule="auto"/>
-        <w:rPr>
-          <w:rFonts w:ascii="Arial" w:cs="Arial" w:eastAsia="Arial" w:hAnsi="Arial"/>
-          <w:sz w:val="24"/>
-          <w:szCs w:val="24"/>
-        </w:rPr>
-      </w:pPr>
-      <w:r>
-        <w:rPr>
-          <w:rFonts w:ascii="Arial" w:cs="Arial" w:eastAsia="Arial" w:hAnsi="Arial"/>
-          <w:sz w:val="24"/>
-          <w:szCs w:val="24"/>
-          <w:rtl w:val="0"/>
-        </w:rPr>
-        <w:t xml:space="preserve">—</w:t>
-      </w:r>
-    </w:p>
-    <w:p>
-      <w:pPr>
-        <w:spacing w:after="240" w:before="240" w:lineRule="auto"/>
-        <w:rPr>
-          <w:rFonts w:ascii="Arial" w:cs="Arial" w:eastAsia="Arial" w:hAnsi="Arial"/>
-          <w:sz w:val="24"/>
-          <w:szCs w:val="24"/>
-        </w:rPr>
-      </w:pPr>
-      <w:r>
-        <w:rPr>
-          <w:rFonts w:ascii="Arial" w:cs="Arial" w:eastAsia="Arial" w:hAnsi="Arial"/>
-          <w:sz w:val="24"/>
-          <w:szCs w:val="24"/>
-          <w:rtl w:val="0"/>
-        </w:rPr>
-        <w:t xml:space="preserve">Estudos anteriores demonstram a eficácia da análise de dados na predição de doenças. Por exemplo, pesquisas realizadas durante a pandemia de COVID-19 mostraram que algoritmos de aprendizado de máquina foram capazes de prever a gravidade da doença com base em variáveis como idade, comorbidades e exames laboratoriais. Esses estudos reforçam a importância do uso da Ciência de Dados na prevenção e tratamento de doenças.</w:t>
-      </w:r>
-    </w:p>
-    <w:p>
-      <w:pPr>
-        <w:spacing w:after="240" w:before="240" w:lineRule="auto"/>
-        <w:rPr>
-          <w:rFonts w:ascii="Arial" w:cs="Arial" w:eastAsia="Arial" w:hAnsi="Arial"/>
-          <w:sz w:val="24"/>
-          <w:szCs w:val="24"/>
-        </w:rPr>
-      </w:pPr>
-      <w:r>
-        <w:rPr>
-          <w:rFonts w:ascii="Arial" w:cs="Arial" w:eastAsia="Arial" w:hAnsi="Arial"/>
-          <w:sz w:val="24"/>
-          <w:szCs w:val="24"/>
-          <w:rtl w:val="0"/>
-        </w:rPr>
-        <w:t xml:space="preserve">Este estudo tem como objetivo aplicar a Ciência de Dados para prever o desfecho clínico de pacientes diagnosticados com SRAG, utilizando dados do DataSUS de 2024. Para isso, serão testadas diferentes técnicas de aprendizado de máquina, como Regressão Logística, Random Forest e XGBoost. Além disso, o estudo buscará identificar quais variáveis possuem maior impacto na predição do desfecho clínico dos pacientes.</w:t>
-      </w:r>
-    </w:p>
-    <w:p>
-      <w:pPr>
-        <w:spacing w:after="240" w:before="240" w:lineRule="auto"/>
-        <w:rPr>
-          <w:rFonts w:ascii="Arial" w:cs="Arial" w:eastAsia="Arial" w:hAnsi="Arial"/>
-          <w:sz w:val="24"/>
-          <w:szCs w:val="24"/>
-        </w:rPr>
-      </w:pPr>
-      <w:r>
-        <w:rPr>
-          <w:rtl w:val="0"/>
-        </w:rPr>
-      </w:r>
-    </w:p>
-    <w:p>
-      <w:pPr>
-        <w:spacing w:after="240" w:before="240" w:lineRule="auto"/>
-        <w:rPr>
-          <w:rFonts w:ascii="Arial" w:cs="Arial" w:eastAsia="Arial" w:hAnsi="Arial"/>
-          <w:sz w:val="24"/>
-          <w:szCs w:val="24"/>
-        </w:rPr>
-      </w:pPr>
-      <w:r>
-        <w:rPr>
-          <w:rtl w:val="0"/>
-        </w:rPr>
-      </w:r>
-    </w:p>
-    <w:p>
-      <w:pPr>
-        <w:spacing w:after="240" w:before="240" w:lineRule="auto"/>
-        <w:rPr>
-          <w:rFonts w:ascii="Arial" w:cs="Arial" w:eastAsia="Arial" w:hAnsi="Arial"/>
-          <w:sz w:val="24"/>
-          <w:szCs w:val="24"/>
-        </w:rPr>
-      </w:pPr>
-      <w:r>
-        <w:rPr>
-          <w:rtl w:val="0"/>
-        </w:rPr>
-      </w:r>
-    </w:p>
-    <w:p>
-      <w:pPr>
-        <w:spacing w:after="240" w:before="240" w:lineRule="auto"/>
-        <w:rPr>
-          <w:rFonts w:ascii="Arial" w:cs="Arial" w:eastAsia="Arial" w:hAnsi="Arial"/>
-          <w:sz w:val="24"/>
-          <w:szCs w:val="24"/>
-        </w:rPr>
-      </w:pPr>
-      <w:r>
-        <w:rPr>
-          <w:rtl w:val="0"/>
-        </w:rPr>
-      </w:r>
-    </w:p>
-    <w:p>
-      <w:pPr>
-        <w:spacing w:after="240" w:before="240" w:lineRule="auto"/>
-        <w:rPr>
-          <w:rFonts w:ascii="Arial" w:cs="Arial" w:eastAsia="Arial" w:hAnsi="Arial"/>
-          <w:sz w:val="24"/>
-          <w:szCs w:val="24"/>
-        </w:rPr>
-      </w:pPr>
-      <w:r>
-        <w:rPr>
-          <w:rtl w:val="0"/>
-        </w:rPr>
+          <w:i w:val="0"/>
+          <w:smallCaps w:val="0"/>
+          <w:strike w:val="0"/>
+          <w:color w:val="000000"/>
+          <w:sz w:val="24"/>
+          <w:szCs w:val="24"/>
+          <w:u w:val="none"/>
+          <w:shd w:fill="auto" w:val="clear"/>
+          <w:vertAlign w:val="baseline"/>
+          <w:rtl w:val="0"/>
+        </w:rPr>
+        <w:t xml:space="preserve">CRONOGRAMA</w:t>
       </w:r>
     </w:p>
     <w:p>
@@ -2466,7 +1926,6 @@
         <w:jc w:val="left"/>
         <w:rPr>
           <w:rFonts w:ascii="Arial" w:cs="Arial" w:eastAsia="Arial" w:hAnsi="Arial"/>
-          <w:b w:val="1"/>
           <w:sz w:val="24"/>
           <w:szCs w:val="24"/>
         </w:rPr>
@@ -2483,6 +1942,10 @@
         <w:keepLines w:val="0"/>
         <w:pageBreakBefore w:val="0"/>
         <w:widowControl w:val="1"/>
+        <w:numPr>
+          <w:ilvl w:val="0"/>
+          <w:numId w:val="2"/>
+        </w:numPr>
         <w:pBdr>
           <w:top w:space="0" w:sz="0" w:val="nil"/>
           <w:left w:space="0" w:sz="0" w:val="nil"/>
@@ -2491,69 +1954,47 @@
           <w:between w:space="0" w:sz="0" w:val="nil"/>
         </w:pBdr>
         <w:shd w:fill="auto" w:val="clear"/>
-        <w:spacing w:after="0" w:before="0" w:line="259" w:lineRule="auto"/>
-        <w:ind w:right="0"/>
+        <w:spacing w:after="160" w:before="0" w:line="259" w:lineRule="auto"/>
+        <w:ind w:left="720" w:right="0" w:hanging="360"/>
         <w:jc w:val="left"/>
         <w:rPr>
           <w:rFonts w:ascii="Arial" w:cs="Arial" w:eastAsia="Arial" w:hAnsi="Arial"/>
           <w:b w:val="1"/>
-          <w:sz w:val="24"/>
-          <w:szCs w:val="24"/>
-        </w:rPr>
-      </w:pPr>
-      <w:r>
-        <w:rPr>
-          <w:rtl w:val="0"/>
-        </w:rPr>
-      </w:r>
-    </w:p>
-    <w:p>
-      <w:pPr>
-        <w:keepNext w:val="0"/>
-        <w:keepLines w:val="0"/>
-        <w:pageBreakBefore w:val="0"/>
-        <w:widowControl w:val="1"/>
-        <w:pBdr>
-          <w:top w:space="0" w:sz="0" w:val="nil"/>
-          <w:left w:space="0" w:sz="0" w:val="nil"/>
-          <w:bottom w:space="0" w:sz="0" w:val="nil"/>
-          <w:right w:space="0" w:sz="0" w:val="nil"/>
-          <w:between w:space="0" w:sz="0" w:val="nil"/>
-        </w:pBdr>
-        <w:shd w:fill="auto" w:val="clear"/>
-        <w:spacing w:after="0" w:before="0" w:line="259" w:lineRule="auto"/>
-        <w:ind w:right="0"/>
-        <w:jc w:val="left"/>
+          <w:i w:val="0"/>
+          <w:smallCaps w:val="0"/>
+          <w:strike w:val="0"/>
+          <w:color w:val="000000"/>
+          <w:sz w:val="24"/>
+          <w:szCs w:val="24"/>
+          <w:shd w:fill="auto" w:val="clear"/>
+          <w:vertAlign w:val="baseline"/>
+        </w:rPr>
+      </w:pPr>
+      <w:r>
         <w:rPr>
           <w:rFonts w:ascii="Arial" w:cs="Arial" w:eastAsia="Arial" w:hAnsi="Arial"/>
           <w:b w:val="1"/>
-          <w:sz w:val="24"/>
-          <w:szCs w:val="24"/>
-        </w:rPr>
-      </w:pPr>
-      <w:r>
-        <w:rPr>
-          <w:rtl w:val="0"/>
-        </w:rPr>
-      </w:r>
-    </w:p>
-    <w:p>
-      <w:pPr>
-        <w:keepNext w:val="0"/>
-        <w:keepLines w:val="0"/>
-        <w:pageBreakBefore w:val="0"/>
-        <w:widowControl w:val="1"/>
-        <w:pBdr>
-          <w:top w:space="0" w:sz="0" w:val="nil"/>
-          <w:left w:space="0" w:sz="0" w:val="nil"/>
-          <w:bottom w:space="0" w:sz="0" w:val="nil"/>
-          <w:right w:space="0" w:sz="0" w:val="nil"/>
-          <w:between w:space="0" w:sz="0" w:val="nil"/>
-        </w:pBdr>
-        <w:shd w:fill="auto" w:val="clear"/>
-        <w:spacing w:after="0" w:before="0" w:line="259" w:lineRule="auto"/>
-        <w:ind w:right="0"/>
-        <w:jc w:val="left"/>
+          <w:i w:val="0"/>
+          <w:smallCaps w:val="0"/>
+          <w:strike w:val="0"/>
+          <w:color w:val="000000"/>
+          <w:sz w:val="24"/>
+          <w:szCs w:val="24"/>
+          <w:u w:val="none"/>
+          <w:shd w:fill="auto" w:val="clear"/>
+          <w:vertAlign w:val="baseline"/>
+          <w:rtl w:val="0"/>
+        </w:rPr>
+        <w:t xml:space="preserve">REFERÊNCIAS BIBLIOGRÁFICAS</w:t>
+      </w:r>
+      <w:r>
+        <w:rPr>
+          <w:rtl w:val="0"/>
+        </w:rPr>
+      </w:r>
+    </w:p>
+    <w:p>
+      <w:pPr>
         <w:rPr>
           <w:rFonts w:ascii="Arial" w:cs="Arial" w:eastAsia="Arial" w:hAnsi="Arial"/>
           <w:b w:val="1"/>
@@ -2562,155 +2003,8 @@
         </w:rPr>
       </w:pPr>
       <w:r>
-        <w:rPr>
-          <w:rtl w:val="0"/>
-        </w:rPr>
-      </w:r>
-    </w:p>
-    <w:p>
-      <w:pPr>
-        <w:keepNext w:val="0"/>
-        <w:keepLines w:val="0"/>
-        <w:pageBreakBefore w:val="0"/>
-        <w:widowControl w:val="1"/>
-        <w:pBdr>
-          <w:top w:space="0" w:sz="0" w:val="nil"/>
-          <w:left w:space="0" w:sz="0" w:val="nil"/>
-          <w:bottom w:space="0" w:sz="0" w:val="nil"/>
-          <w:right w:space="0" w:sz="0" w:val="nil"/>
-          <w:between w:space="0" w:sz="0" w:val="nil"/>
-        </w:pBdr>
-        <w:shd w:fill="auto" w:val="clear"/>
-        <w:spacing w:after="0" w:before="0" w:line="259" w:lineRule="auto"/>
-        <w:ind w:right="0"/>
-        <w:jc w:val="left"/>
-        <w:rPr>
-          <w:rFonts w:ascii="Arial" w:cs="Arial" w:eastAsia="Arial" w:hAnsi="Arial"/>
-          <w:b w:val="1"/>
-          <w:sz w:val="24"/>
-          <w:szCs w:val="24"/>
-        </w:rPr>
-      </w:pPr>
-      <w:r>
-        <w:rPr>
-          <w:rtl w:val="0"/>
-        </w:rPr>
-      </w:r>
-    </w:p>
-    <w:p>
-      <w:pPr>
-        <w:keepNext w:val="0"/>
-        <w:keepLines w:val="0"/>
-        <w:pageBreakBefore w:val="0"/>
-        <w:widowControl w:val="1"/>
-        <w:pBdr>
-          <w:top w:space="0" w:sz="0" w:val="nil"/>
-          <w:left w:space="0" w:sz="0" w:val="nil"/>
-          <w:bottom w:space="0" w:sz="0" w:val="nil"/>
-          <w:right w:space="0" w:sz="0" w:val="nil"/>
-          <w:between w:space="0" w:sz="0" w:val="nil"/>
-        </w:pBdr>
-        <w:shd w:fill="auto" w:val="clear"/>
-        <w:spacing w:after="0" w:before="0" w:line="259" w:lineRule="auto"/>
-        <w:ind w:right="0"/>
-        <w:jc w:val="left"/>
-        <w:rPr>
-          <w:rFonts w:ascii="Arial" w:cs="Arial" w:eastAsia="Arial" w:hAnsi="Arial"/>
-          <w:b w:val="1"/>
-          <w:sz w:val="24"/>
-          <w:szCs w:val="24"/>
-        </w:rPr>
-      </w:pPr>
-      <w:r>
-        <w:rPr>
-          <w:rtl w:val="0"/>
-        </w:rPr>
-      </w:r>
-    </w:p>
-    <w:p>
-      <w:pPr>
-        <w:keepNext w:val="0"/>
-        <w:keepLines w:val="0"/>
-        <w:pageBreakBefore w:val="0"/>
-        <w:widowControl w:val="1"/>
-        <w:pBdr>
-          <w:top w:space="0" w:sz="0" w:val="nil"/>
-          <w:left w:space="0" w:sz="0" w:val="nil"/>
-          <w:bottom w:space="0" w:sz="0" w:val="nil"/>
-          <w:right w:space="0" w:sz="0" w:val="nil"/>
-          <w:between w:space="0" w:sz="0" w:val="nil"/>
-        </w:pBdr>
-        <w:shd w:fill="auto" w:val="clear"/>
-        <w:spacing w:after="0" w:before="0" w:line="259" w:lineRule="auto"/>
-        <w:ind w:right="0"/>
-        <w:jc w:val="left"/>
-        <w:rPr>
-          <w:rFonts w:ascii="Arial" w:cs="Arial" w:eastAsia="Arial" w:hAnsi="Arial"/>
-          <w:b w:val="1"/>
-          <w:sz w:val="24"/>
-          <w:szCs w:val="24"/>
-        </w:rPr>
-      </w:pPr>
-      <w:r>
-        <w:rPr>
-          <w:rtl w:val="0"/>
-        </w:rPr>
-      </w:r>
-    </w:p>
-    <w:p>
-      <w:pPr>
-        <w:keepNext w:val="0"/>
-        <w:keepLines w:val="0"/>
-        <w:pageBreakBefore w:val="0"/>
-        <w:widowControl w:val="1"/>
-        <w:pBdr>
-          <w:top w:space="0" w:sz="0" w:val="nil"/>
-          <w:left w:space="0" w:sz="0" w:val="nil"/>
-          <w:bottom w:space="0" w:sz="0" w:val="nil"/>
-          <w:right w:space="0" w:sz="0" w:val="nil"/>
-          <w:between w:space="0" w:sz="0" w:val="nil"/>
-        </w:pBdr>
-        <w:shd w:fill="auto" w:val="clear"/>
-        <w:spacing w:after="0" w:before="0" w:line="259" w:lineRule="auto"/>
-        <w:ind w:right="0"/>
-        <w:jc w:val="left"/>
-        <w:rPr>
-          <w:rFonts w:ascii="Arial" w:cs="Arial" w:eastAsia="Arial" w:hAnsi="Arial"/>
-          <w:b w:val="1"/>
-          <w:sz w:val="24"/>
-          <w:szCs w:val="24"/>
-        </w:rPr>
-      </w:pPr>
-      <w:r>
-        <w:rPr>
-          <w:rtl w:val="0"/>
-        </w:rPr>
-      </w:r>
-    </w:p>
-    <w:p>
-      <w:pPr>
-        <w:keepNext w:val="0"/>
-        <w:keepLines w:val="0"/>
-        <w:pageBreakBefore w:val="0"/>
-        <w:widowControl w:val="1"/>
-        <w:pBdr>
-          <w:top w:space="0" w:sz="0" w:val="nil"/>
-          <w:left w:space="0" w:sz="0" w:val="nil"/>
-          <w:bottom w:space="0" w:sz="0" w:val="nil"/>
-          <w:right w:space="0" w:sz="0" w:val="nil"/>
-          <w:between w:space="0" w:sz="0" w:val="nil"/>
-        </w:pBdr>
-        <w:shd w:fill="auto" w:val="clear"/>
-        <w:spacing w:after="0" w:before="0" w:line="259" w:lineRule="auto"/>
-        <w:ind w:right="0"/>
-        <w:jc w:val="left"/>
-        <w:rPr>
-          <w:rFonts w:ascii="Arial" w:cs="Arial" w:eastAsia="Arial" w:hAnsi="Arial"/>
-          <w:b w:val="1"/>
-          <w:sz w:val="24"/>
-          <w:szCs w:val="24"/>
-        </w:rPr>
-      </w:pPr>
+        <w:br w:type="page"/>
+      </w:r>
       <w:r>
         <w:rPr>
           <w:rtl w:val="0"/>
@@ -2740,7 +2034,7 @@
         <w:jc w:val="left"/>
         <w:rPr>
           <w:rFonts w:ascii="Arial" w:cs="Arial" w:eastAsia="Arial" w:hAnsi="Arial"/>
-          <w:b w:val="0"/>
+          <w:b w:val="1"/>
           <w:i w:val="0"/>
           <w:smallCaps w:val="0"/>
           <w:strike w:val="0"/>
@@ -2755,7 +2049,7 @@
       <w:r>
         <w:rPr>
           <w:rFonts w:ascii="Arial" w:cs="Arial" w:eastAsia="Arial" w:hAnsi="Arial"/>
-          <w:b w:val="0"/>
+          <w:b w:val="1"/>
           <w:i w:val="0"/>
           <w:smallCaps w:val="0"/>
           <w:strike w:val="0"/>
@@ -2767,7 +2061,658 @@
           <w:vertAlign w:val="baseline"/>
           <w:rtl w:val="0"/>
         </w:rPr>
-        <w:t xml:space="preserve">Falar sobre a saúde no brasil</w:t>
+        <w:t xml:space="preserve">INTRODUÇÃO</w:t>
+      </w:r>
+    </w:p>
+    <w:p>
+      <w:pPr>
+        <w:keepNext w:val="0"/>
+        <w:keepLines w:val="0"/>
+        <w:pageBreakBefore w:val="0"/>
+        <w:widowControl w:val="1"/>
+        <w:pBdr>
+          <w:top w:space="0" w:sz="0" w:val="nil"/>
+          <w:left w:space="0" w:sz="0" w:val="nil"/>
+          <w:bottom w:space="0" w:sz="0" w:val="nil"/>
+          <w:right w:space="0" w:sz="0" w:val="nil"/>
+          <w:between w:space="0" w:sz="0" w:val="nil"/>
+        </w:pBdr>
+        <w:shd w:fill="auto" w:val="clear"/>
+        <w:spacing w:after="0" w:before="0" w:line="259" w:lineRule="auto"/>
+        <w:ind w:right="0"/>
+        <w:jc w:val="left"/>
+        <w:rPr>
+          <w:rFonts w:ascii="Arial" w:cs="Arial" w:eastAsia="Arial" w:hAnsi="Arial"/>
+          <w:b w:val="1"/>
+          <w:sz w:val="24"/>
+          <w:szCs w:val="24"/>
+        </w:rPr>
+      </w:pPr>
+      <w:r>
+        <w:rPr>
+          <w:rtl w:val="0"/>
+        </w:rPr>
+      </w:r>
+    </w:p>
+    <w:p>
+      <w:pPr>
+        <w:spacing w:after="240" w:before="240" w:lineRule="auto"/>
+        <w:jc w:val="both"/>
+        <w:rPr>
+          <w:rFonts w:ascii="Arial" w:cs="Arial" w:eastAsia="Arial" w:hAnsi="Arial"/>
+          <w:sz w:val="24"/>
+          <w:szCs w:val="24"/>
+        </w:rPr>
+      </w:pPr>
+      <w:r>
+        <w:rPr>
+          <w:rFonts w:ascii="Arial" w:cs="Arial" w:eastAsia="Arial" w:hAnsi="Arial"/>
+          <w:sz w:val="24"/>
+          <w:szCs w:val="24"/>
+          <w:rtl w:val="0"/>
+        </w:rPr>
+        <w:t xml:space="preserve">A saúde pública no Brasil é um tema de grande relevância, considerando a dimensão territorial e a diversidade socioeconômica do país. O Sistema Único de Saúde (SUS) representa uma das maiores iniciativas de saúde pública do mundo, garantindo acesso universal à saúde para milhões de brasileiros. No entanto, desafios como a superlotação de hospitais, limitação de recursos e a necessidade de aprimoramento das estratégias de gestão tornam essencial a adoção de abordagens baseadas em tecnologia e análise de dados para otimizar a tomada de decisão e a distribuição de recursos.</w:t>
+      </w:r>
+    </w:p>
+    <w:p>
+      <w:pPr>
+        <w:spacing w:after="240" w:before="240" w:lineRule="auto"/>
+        <w:jc w:val="both"/>
+        <w:rPr>
+          <w:rFonts w:ascii="Arial" w:cs="Arial" w:eastAsia="Arial" w:hAnsi="Arial"/>
+          <w:sz w:val="24"/>
+          <w:szCs w:val="24"/>
+        </w:rPr>
+      </w:pPr>
+      <w:r>
+        <w:rPr>
+          <w:rFonts w:ascii="Arial" w:cs="Arial" w:eastAsia="Arial" w:hAnsi="Arial"/>
+          <w:sz w:val="24"/>
+          <w:szCs w:val="24"/>
+          <w:rtl w:val="0"/>
+        </w:rPr>
+        <w:t xml:space="preserve">A saúde é um direito fundamental e um pilar essencial para o desenvolvimento social e econômico. O monitoramento epidemiológico desempenha um papel crucial na prevenção e no controle de doenças, permitindo a antecipação de surtos e a alocação eficiente de recursos. A análise de dados tem se mostrado uma ferramenta poderosa para compreender padrões de doenças, facilitando a criação de políticas públicas mais eficazes.</w:t>
+      </w:r>
+    </w:p>
+    <w:p>
+      <w:pPr>
+        <w:spacing w:after="240" w:before="240" w:lineRule="auto"/>
+        <w:jc w:val="both"/>
+        <w:rPr>
+          <w:rFonts w:ascii="Arial" w:cs="Arial" w:eastAsia="Arial" w:hAnsi="Arial"/>
+          <w:sz w:val="24"/>
+          <w:szCs w:val="24"/>
+        </w:rPr>
+      </w:pPr>
+      <w:r>
+        <w:rPr>
+          <w:rFonts w:ascii="Arial" w:cs="Arial" w:eastAsia="Arial" w:hAnsi="Arial"/>
+          <w:sz w:val="24"/>
+          <w:szCs w:val="24"/>
+          <w:rtl w:val="0"/>
+        </w:rPr>
+        <w:t xml:space="preserve">A Síndrome Respiratória Aguda Grave (SRAG) é uma condição respiratória severa que pode ser causada por vários agentes infecciosos, incluindo vírus como o SARS-CoV-2, Influenza e Vírus Sincicial Respiratório. A SRAG apresenta alta taxa de hospitalização e mortalidade, tornando-se uma preocupação constante para a saúde pública. Seu impacto no sistema de saúde pode ser significativo, exigindo estratégias eficazes para mitigar seus efeitos e melhorar o prognóstico dos pacientes.</w:t>
+      </w:r>
+    </w:p>
+    <w:p>
+      <w:pPr>
+        <w:spacing w:after="240" w:before="240" w:lineRule="auto"/>
+        <w:jc w:val="both"/>
+        <w:rPr>
+          <w:rFonts w:ascii="Arial" w:cs="Arial" w:eastAsia="Arial" w:hAnsi="Arial"/>
+          <w:sz w:val="24"/>
+          <w:szCs w:val="24"/>
+        </w:rPr>
+      </w:pPr>
+      <w:r>
+        <w:rPr>
+          <w:rFonts w:ascii="Arial" w:cs="Arial" w:eastAsia="Arial" w:hAnsi="Arial"/>
+          <w:sz w:val="24"/>
+          <w:szCs w:val="24"/>
+          <w:rtl w:val="0"/>
+        </w:rPr>
+        <w:t xml:space="preserve">A capacidade de prever casos graves de SRAG pode contribuir para uma resposta mais rápida e eficiente, permitindo o melhor direcionamento de recursos, como leitos de UTI e ventiladores mecânicos. Modelos preditivos podem ajudar a identificar pacientes com maior risco de complicações, possibilitando a intervenção precoce e potencialmente reduzindo a mortalidade.</w:t>
+      </w:r>
+    </w:p>
+    <w:p>
+      <w:pPr>
+        <w:spacing w:after="240" w:before="240" w:lineRule="auto"/>
+        <w:jc w:val="both"/>
+        <w:rPr>
+          <w:rFonts w:ascii="Arial" w:cs="Arial" w:eastAsia="Arial" w:hAnsi="Arial"/>
+          <w:sz w:val="24"/>
+          <w:szCs w:val="24"/>
+        </w:rPr>
+      </w:pPr>
+      <w:r>
+        <w:rPr>
+          <w:rFonts w:ascii="Arial" w:cs="Arial" w:eastAsia="Arial" w:hAnsi="Arial"/>
+          <w:sz w:val="24"/>
+          <w:szCs w:val="24"/>
+          <w:rtl w:val="0"/>
+        </w:rPr>
+        <w:t xml:space="preserve">—</w:t>
+      </w:r>
+    </w:p>
+    <w:p>
+      <w:pPr>
+        <w:spacing w:after="240" w:before="240" w:lineRule="auto"/>
+        <w:jc w:val="both"/>
+        <w:rPr>
+          <w:rFonts w:ascii="Arial" w:cs="Arial" w:eastAsia="Arial" w:hAnsi="Arial"/>
+          <w:sz w:val="24"/>
+          <w:szCs w:val="24"/>
+        </w:rPr>
+      </w:pPr>
+      <w:r>
+        <w:rPr>
+          <w:rFonts w:ascii="Arial" w:cs="Arial" w:eastAsia="Arial" w:hAnsi="Arial"/>
+          <w:sz w:val="24"/>
+          <w:szCs w:val="24"/>
+          <w:rtl w:val="0"/>
+        </w:rPr>
+        <w:t xml:space="preserve">O processo de análise de dados para predição de doenças segue uma série de etapas fundamentais para garantir a qualidade e a confiabilidade dos resultados obtidos. Primeiramente, ocorre a </w:t>
+      </w:r>
+      <w:r>
+        <w:rPr>
+          <w:rFonts w:ascii="Arial" w:cs="Arial" w:eastAsia="Arial" w:hAnsi="Arial"/>
+          <w:b w:val="1"/>
+          <w:sz w:val="24"/>
+          <w:szCs w:val="24"/>
+          <w:rtl w:val="0"/>
+        </w:rPr>
+        <w:t xml:space="preserve">coleta de dados</w:t>
+      </w:r>
+      <w:r>
+        <w:rPr>
+          <w:rFonts w:ascii="Arial" w:cs="Arial" w:eastAsia="Arial" w:hAnsi="Arial"/>
+          <w:sz w:val="24"/>
+          <w:szCs w:val="24"/>
+          <w:rtl w:val="0"/>
+        </w:rPr>
+        <w:t xml:space="preserve">, que envolve a obtenção de informações provenientes de bancos de dados públicos, como o DataSUS, além de outras fontes relevantes. Em seguida, realiza-se o </w:t>
+      </w:r>
+      <w:r>
+        <w:rPr>
+          <w:rFonts w:ascii="Arial" w:cs="Arial" w:eastAsia="Arial" w:hAnsi="Arial"/>
+          <w:b w:val="1"/>
+          <w:sz w:val="24"/>
+          <w:szCs w:val="24"/>
+          <w:rtl w:val="0"/>
+        </w:rPr>
+        <w:t xml:space="preserve">pré-processamento dos dados</w:t>
+      </w:r>
+      <w:r>
+        <w:rPr>
+          <w:rFonts w:ascii="Arial" w:cs="Arial" w:eastAsia="Arial" w:hAnsi="Arial"/>
+          <w:sz w:val="24"/>
+          <w:szCs w:val="24"/>
+          <w:rtl w:val="0"/>
+        </w:rPr>
+        <w:t xml:space="preserve">, etapa na qual se faz a limpeza, normalização e tratamento de valores ausentes, garantindo que os dados estejam organizados e prontos para análise.</w:t>
+      </w:r>
+    </w:p>
+    <w:p>
+      <w:pPr>
+        <w:spacing w:after="240" w:before="240" w:lineRule="auto"/>
+        <w:jc w:val="both"/>
+        <w:rPr>
+          <w:rFonts w:ascii="Arial" w:cs="Arial" w:eastAsia="Arial" w:hAnsi="Arial"/>
+          <w:sz w:val="24"/>
+          <w:szCs w:val="24"/>
+        </w:rPr>
+      </w:pPr>
+      <w:r>
+        <w:rPr>
+          <w:rFonts w:ascii="Arial" w:cs="Arial" w:eastAsia="Arial" w:hAnsi="Arial"/>
+          <w:sz w:val="24"/>
+          <w:szCs w:val="24"/>
+          <w:rtl w:val="0"/>
+        </w:rPr>
+        <w:t xml:space="preserve">Após essa fase, aplica-se a </w:t>
+      </w:r>
+      <w:r>
+        <w:rPr>
+          <w:rFonts w:ascii="Arial" w:cs="Arial" w:eastAsia="Arial" w:hAnsi="Arial"/>
+          <w:b w:val="1"/>
+          <w:sz w:val="24"/>
+          <w:szCs w:val="24"/>
+          <w:rtl w:val="0"/>
+        </w:rPr>
+        <w:t xml:space="preserve">modelagem preditiva</w:t>
+      </w:r>
+      <w:r>
+        <w:rPr>
+          <w:rFonts w:ascii="Arial" w:cs="Arial" w:eastAsia="Arial" w:hAnsi="Arial"/>
+          <w:sz w:val="24"/>
+          <w:szCs w:val="24"/>
+          <w:rtl w:val="0"/>
+        </w:rPr>
+        <w:t xml:space="preserve">, utilizando técnicas estatísticas e algoritmos de aprendizado de máquina para estabelecer padrões e realizar previsões sobre os desfechos clínicos. Os modelos são treinados com base em dados históricos e, posteriormente, avaliados quanto ao seu desempenho por meio de métricas específicas, como acurácia e precisão. Por fim, a última etapa envolve a </w:t>
+      </w:r>
+      <w:r>
+        <w:rPr>
+          <w:rFonts w:ascii="Arial" w:cs="Arial" w:eastAsia="Arial" w:hAnsi="Arial"/>
+          <w:b w:val="1"/>
+          <w:sz w:val="24"/>
+          <w:szCs w:val="24"/>
+          <w:rtl w:val="0"/>
+        </w:rPr>
+        <w:t xml:space="preserve">avaliação e interpretação dos resultados</w:t>
+      </w:r>
+      <w:r>
+        <w:rPr>
+          <w:rFonts w:ascii="Arial" w:cs="Arial" w:eastAsia="Arial" w:hAnsi="Arial"/>
+          <w:sz w:val="24"/>
+          <w:szCs w:val="24"/>
+          <w:rtl w:val="0"/>
+        </w:rPr>
+        <w:t xml:space="preserve">, permitindo identificar quais variáveis possuem maior impacto na predição e possibilitando a extração de insights relevantes para a tomada de decisão na área da saúde.</w:t>
+      </w:r>
+    </w:p>
+    <w:p>
+      <w:pPr>
+        <w:spacing w:after="240" w:before="240" w:lineRule="auto"/>
+        <w:jc w:val="both"/>
+        <w:rPr>
+          <w:rFonts w:ascii="Arial" w:cs="Arial" w:eastAsia="Arial" w:hAnsi="Arial"/>
+          <w:sz w:val="24"/>
+          <w:szCs w:val="24"/>
+        </w:rPr>
+      </w:pPr>
+      <w:r>
+        <w:rPr>
+          <w:rFonts w:ascii="Arial" w:cs="Arial" w:eastAsia="Arial" w:hAnsi="Arial"/>
+          <w:sz w:val="24"/>
+          <w:szCs w:val="24"/>
+          <w:rtl w:val="0"/>
+        </w:rPr>
+        <w:t xml:space="preserve">—</w:t>
+      </w:r>
+    </w:p>
+    <w:p>
+      <w:pPr>
+        <w:spacing w:after="240" w:before="240" w:lineRule="auto"/>
+        <w:jc w:val="both"/>
+        <w:rPr>
+          <w:rFonts w:ascii="Arial" w:cs="Arial" w:eastAsia="Arial" w:hAnsi="Arial"/>
+          <w:sz w:val="24"/>
+          <w:szCs w:val="24"/>
+        </w:rPr>
+      </w:pPr>
+      <w:r>
+        <w:rPr>
+          <w:rFonts w:ascii="Arial" w:cs="Arial" w:eastAsia="Arial" w:hAnsi="Arial"/>
+          <w:sz w:val="24"/>
+          <w:szCs w:val="24"/>
+          <w:rtl w:val="0"/>
+        </w:rPr>
+        <w:t xml:space="preserve">Estudos anteriores demonstram a eficácia da análise de dados na predição de doenças. Por exemplo, pesquisas realizadas durante a pandemia de COVID-19 mostraram que algoritmos de aprendizado de máquina foram capazes de prever a gravidade da doença com base em variáveis como idade, comorbidades e exames laboratoriais. Esses estudos reforçam a importância do uso da Ciência de Dados na prevenção e tratamento de doenças.</w:t>
+      </w:r>
+    </w:p>
+    <w:p>
+      <w:pPr>
+        <w:spacing w:after="240" w:before="240" w:lineRule="auto"/>
+        <w:jc w:val="both"/>
+        <w:rPr>
+          <w:rFonts w:ascii="Arial" w:cs="Arial" w:eastAsia="Arial" w:hAnsi="Arial"/>
+          <w:sz w:val="24"/>
+          <w:szCs w:val="24"/>
+        </w:rPr>
+      </w:pPr>
+      <w:r>
+        <w:rPr>
+          <w:rFonts w:ascii="Arial" w:cs="Arial" w:eastAsia="Arial" w:hAnsi="Arial"/>
+          <w:sz w:val="24"/>
+          <w:szCs w:val="24"/>
+          <w:rtl w:val="0"/>
+        </w:rPr>
+        <w:t xml:space="preserve">Este estudo tem como objetivo aplicar a Ciência de Dados para prever o desfecho clínico de pacientes diagnosticados com SRAG, utilizando dados do DataSUS de 2024. Para isso, serão testadas diferentes técnicas de aprendizado de máquina, como Regressão Logística, Random Forest e XGBoost. Além disso, o estudo buscará identificar quais variáveis possuem maior impacto na predição do desfecho clínico dos pacientes.</w:t>
+      </w:r>
+    </w:p>
+    <w:p>
+      <w:pPr>
+        <w:spacing w:after="240" w:before="240" w:lineRule="auto"/>
+        <w:rPr>
+          <w:rFonts w:ascii="Arial" w:cs="Arial" w:eastAsia="Arial" w:hAnsi="Arial"/>
+          <w:sz w:val="24"/>
+          <w:szCs w:val="24"/>
+        </w:rPr>
+      </w:pPr>
+      <w:r>
+        <w:rPr>
+          <w:rtl w:val="0"/>
+        </w:rPr>
+      </w:r>
+    </w:p>
+    <w:p>
+      <w:pPr>
+        <w:spacing w:after="240" w:before="240" w:lineRule="auto"/>
+        <w:rPr>
+          <w:rFonts w:ascii="Arial" w:cs="Arial" w:eastAsia="Arial" w:hAnsi="Arial"/>
+          <w:sz w:val="24"/>
+          <w:szCs w:val="24"/>
+        </w:rPr>
+      </w:pPr>
+      <w:r>
+        <w:rPr>
+          <w:rtl w:val="0"/>
+        </w:rPr>
+      </w:r>
+    </w:p>
+    <w:p>
+      <w:pPr>
+        <w:spacing w:after="240" w:before="240" w:lineRule="auto"/>
+        <w:rPr>
+          <w:rFonts w:ascii="Arial" w:cs="Arial" w:eastAsia="Arial" w:hAnsi="Arial"/>
+          <w:sz w:val="24"/>
+          <w:szCs w:val="24"/>
+        </w:rPr>
+      </w:pPr>
+      <w:r>
+        <w:rPr>
+          <w:rtl w:val="0"/>
+        </w:rPr>
+      </w:r>
+    </w:p>
+    <w:p>
+      <w:pPr>
+        <w:spacing w:after="240" w:before="240" w:lineRule="auto"/>
+        <w:rPr>
+          <w:rFonts w:ascii="Arial" w:cs="Arial" w:eastAsia="Arial" w:hAnsi="Arial"/>
+          <w:sz w:val="24"/>
+          <w:szCs w:val="24"/>
+        </w:rPr>
+      </w:pPr>
+      <w:r>
+        <w:rPr>
+          <w:rtl w:val="0"/>
+        </w:rPr>
+      </w:r>
+    </w:p>
+    <w:p>
+      <w:pPr>
+        <w:spacing w:after="240" w:before="240" w:lineRule="auto"/>
+        <w:rPr>
+          <w:rFonts w:ascii="Arial" w:cs="Arial" w:eastAsia="Arial" w:hAnsi="Arial"/>
+          <w:sz w:val="24"/>
+          <w:szCs w:val="24"/>
+        </w:rPr>
+      </w:pPr>
+      <w:r>
+        <w:rPr>
+          <w:rtl w:val="0"/>
+        </w:rPr>
+      </w:r>
+    </w:p>
+    <w:p>
+      <w:pPr>
+        <w:keepNext w:val="0"/>
+        <w:keepLines w:val="0"/>
+        <w:pageBreakBefore w:val="0"/>
+        <w:widowControl w:val="1"/>
+        <w:pBdr>
+          <w:top w:space="0" w:sz="0" w:val="nil"/>
+          <w:left w:space="0" w:sz="0" w:val="nil"/>
+          <w:bottom w:space="0" w:sz="0" w:val="nil"/>
+          <w:right w:space="0" w:sz="0" w:val="nil"/>
+          <w:between w:space="0" w:sz="0" w:val="nil"/>
+        </w:pBdr>
+        <w:shd w:fill="auto" w:val="clear"/>
+        <w:spacing w:after="0" w:before="0" w:line="259" w:lineRule="auto"/>
+        <w:ind w:left="0" w:right="0" w:firstLine="0"/>
+        <w:jc w:val="left"/>
+        <w:rPr>
+          <w:rFonts w:ascii="Arial" w:cs="Arial" w:eastAsia="Arial" w:hAnsi="Arial"/>
+          <w:b w:val="1"/>
+          <w:sz w:val="24"/>
+          <w:szCs w:val="24"/>
+        </w:rPr>
+      </w:pPr>
+      <w:r>
+        <w:rPr>
+          <w:rtl w:val="0"/>
+        </w:rPr>
+      </w:r>
+    </w:p>
+    <w:p>
+      <w:pPr>
+        <w:keepNext w:val="0"/>
+        <w:keepLines w:val="0"/>
+        <w:pageBreakBefore w:val="0"/>
+        <w:widowControl w:val="1"/>
+        <w:pBdr>
+          <w:top w:space="0" w:sz="0" w:val="nil"/>
+          <w:left w:space="0" w:sz="0" w:val="nil"/>
+          <w:bottom w:space="0" w:sz="0" w:val="nil"/>
+          <w:right w:space="0" w:sz="0" w:val="nil"/>
+          <w:between w:space="0" w:sz="0" w:val="nil"/>
+        </w:pBdr>
+        <w:shd w:fill="auto" w:val="clear"/>
+        <w:spacing w:after="0" w:before="0" w:line="259" w:lineRule="auto"/>
+        <w:ind w:right="0"/>
+        <w:jc w:val="left"/>
+        <w:rPr>
+          <w:rFonts w:ascii="Arial" w:cs="Arial" w:eastAsia="Arial" w:hAnsi="Arial"/>
+          <w:b w:val="1"/>
+          <w:sz w:val="24"/>
+          <w:szCs w:val="24"/>
+        </w:rPr>
+      </w:pPr>
+      <w:r>
+        <w:rPr>
+          <w:rtl w:val="0"/>
+        </w:rPr>
+      </w:r>
+    </w:p>
+    <w:p>
+      <w:pPr>
+        <w:keepNext w:val="0"/>
+        <w:keepLines w:val="0"/>
+        <w:pageBreakBefore w:val="0"/>
+        <w:widowControl w:val="1"/>
+        <w:pBdr>
+          <w:top w:space="0" w:sz="0" w:val="nil"/>
+          <w:left w:space="0" w:sz="0" w:val="nil"/>
+          <w:bottom w:space="0" w:sz="0" w:val="nil"/>
+          <w:right w:space="0" w:sz="0" w:val="nil"/>
+          <w:between w:space="0" w:sz="0" w:val="nil"/>
+        </w:pBdr>
+        <w:shd w:fill="auto" w:val="clear"/>
+        <w:spacing w:after="0" w:before="0" w:line="259" w:lineRule="auto"/>
+        <w:ind w:right="0"/>
+        <w:jc w:val="left"/>
+        <w:rPr>
+          <w:rFonts w:ascii="Arial" w:cs="Arial" w:eastAsia="Arial" w:hAnsi="Arial"/>
+          <w:b w:val="1"/>
+          <w:sz w:val="24"/>
+          <w:szCs w:val="24"/>
+        </w:rPr>
+      </w:pPr>
+      <w:r>
+        <w:rPr>
+          <w:rtl w:val="0"/>
+        </w:rPr>
+      </w:r>
+    </w:p>
+    <w:p>
+      <w:pPr>
+        <w:keepNext w:val="0"/>
+        <w:keepLines w:val="0"/>
+        <w:pageBreakBefore w:val="0"/>
+        <w:widowControl w:val="1"/>
+        <w:pBdr>
+          <w:top w:space="0" w:sz="0" w:val="nil"/>
+          <w:left w:space="0" w:sz="0" w:val="nil"/>
+          <w:bottom w:space="0" w:sz="0" w:val="nil"/>
+          <w:right w:space="0" w:sz="0" w:val="nil"/>
+          <w:between w:space="0" w:sz="0" w:val="nil"/>
+        </w:pBdr>
+        <w:shd w:fill="auto" w:val="clear"/>
+        <w:spacing w:after="0" w:before="0" w:line="259" w:lineRule="auto"/>
+        <w:ind w:right="0"/>
+        <w:jc w:val="left"/>
+        <w:rPr>
+          <w:rFonts w:ascii="Arial" w:cs="Arial" w:eastAsia="Arial" w:hAnsi="Arial"/>
+          <w:b w:val="1"/>
+          <w:sz w:val="24"/>
+          <w:szCs w:val="24"/>
+        </w:rPr>
+      </w:pPr>
+      <w:r>
+        <w:rPr>
+          <w:rtl w:val="0"/>
+        </w:rPr>
+      </w:r>
+    </w:p>
+    <w:p>
+      <w:pPr>
+        <w:keepNext w:val="0"/>
+        <w:keepLines w:val="0"/>
+        <w:pageBreakBefore w:val="0"/>
+        <w:widowControl w:val="1"/>
+        <w:pBdr>
+          <w:top w:space="0" w:sz="0" w:val="nil"/>
+          <w:left w:space="0" w:sz="0" w:val="nil"/>
+          <w:bottom w:space="0" w:sz="0" w:val="nil"/>
+          <w:right w:space="0" w:sz="0" w:val="nil"/>
+          <w:between w:space="0" w:sz="0" w:val="nil"/>
+        </w:pBdr>
+        <w:shd w:fill="auto" w:val="clear"/>
+        <w:spacing w:after="0" w:before="0" w:line="259" w:lineRule="auto"/>
+        <w:ind w:right="0"/>
+        <w:jc w:val="left"/>
+        <w:rPr>
+          <w:rFonts w:ascii="Arial" w:cs="Arial" w:eastAsia="Arial" w:hAnsi="Arial"/>
+          <w:b w:val="1"/>
+          <w:sz w:val="24"/>
+          <w:szCs w:val="24"/>
+        </w:rPr>
+      </w:pPr>
+      <w:r>
+        <w:rPr>
+          <w:rtl w:val="0"/>
+        </w:rPr>
+      </w:r>
+    </w:p>
+    <w:p>
+      <w:pPr>
+        <w:keepNext w:val="0"/>
+        <w:keepLines w:val="0"/>
+        <w:pageBreakBefore w:val="0"/>
+        <w:widowControl w:val="1"/>
+        <w:pBdr>
+          <w:top w:space="0" w:sz="0" w:val="nil"/>
+          <w:left w:space="0" w:sz="0" w:val="nil"/>
+          <w:bottom w:space="0" w:sz="0" w:val="nil"/>
+          <w:right w:space="0" w:sz="0" w:val="nil"/>
+          <w:between w:space="0" w:sz="0" w:val="nil"/>
+        </w:pBdr>
+        <w:shd w:fill="auto" w:val="clear"/>
+        <w:spacing w:after="0" w:before="0" w:line="259" w:lineRule="auto"/>
+        <w:ind w:right="0"/>
+        <w:jc w:val="left"/>
+        <w:rPr>
+          <w:rFonts w:ascii="Arial" w:cs="Arial" w:eastAsia="Arial" w:hAnsi="Arial"/>
+          <w:b w:val="1"/>
+          <w:sz w:val="24"/>
+          <w:szCs w:val="24"/>
+        </w:rPr>
+      </w:pPr>
+      <w:r>
+        <w:rPr>
+          <w:rtl w:val="0"/>
+        </w:rPr>
+      </w:r>
+    </w:p>
+    <w:p>
+      <w:pPr>
+        <w:keepNext w:val="0"/>
+        <w:keepLines w:val="0"/>
+        <w:pageBreakBefore w:val="0"/>
+        <w:widowControl w:val="1"/>
+        <w:pBdr>
+          <w:top w:space="0" w:sz="0" w:val="nil"/>
+          <w:left w:space="0" w:sz="0" w:val="nil"/>
+          <w:bottom w:space="0" w:sz="0" w:val="nil"/>
+          <w:right w:space="0" w:sz="0" w:val="nil"/>
+          <w:between w:space="0" w:sz="0" w:val="nil"/>
+        </w:pBdr>
+        <w:shd w:fill="auto" w:val="clear"/>
+        <w:spacing w:after="0" w:before="0" w:line="259" w:lineRule="auto"/>
+        <w:ind w:right="0"/>
+        <w:jc w:val="left"/>
+        <w:rPr>
+          <w:rFonts w:ascii="Arial" w:cs="Arial" w:eastAsia="Arial" w:hAnsi="Arial"/>
+          <w:b w:val="1"/>
+          <w:sz w:val="24"/>
+          <w:szCs w:val="24"/>
+        </w:rPr>
+      </w:pPr>
+      <w:r>
+        <w:rPr>
+          <w:rtl w:val="0"/>
+        </w:rPr>
+      </w:r>
+    </w:p>
+    <w:p>
+      <w:pPr>
+        <w:keepNext w:val="0"/>
+        <w:keepLines w:val="0"/>
+        <w:pageBreakBefore w:val="0"/>
+        <w:widowControl w:val="1"/>
+        <w:pBdr>
+          <w:top w:space="0" w:sz="0" w:val="nil"/>
+          <w:left w:space="0" w:sz="0" w:val="nil"/>
+          <w:bottom w:space="0" w:sz="0" w:val="nil"/>
+          <w:right w:space="0" w:sz="0" w:val="nil"/>
+          <w:between w:space="0" w:sz="0" w:val="nil"/>
+        </w:pBdr>
+        <w:shd w:fill="auto" w:val="clear"/>
+        <w:spacing w:after="0" w:before="0" w:line="259" w:lineRule="auto"/>
+        <w:ind w:right="0"/>
+        <w:jc w:val="left"/>
+        <w:rPr>
+          <w:rFonts w:ascii="Arial" w:cs="Arial" w:eastAsia="Arial" w:hAnsi="Arial"/>
+          <w:b w:val="1"/>
+          <w:sz w:val="24"/>
+          <w:szCs w:val="24"/>
+        </w:rPr>
+      </w:pPr>
+      <w:r>
+        <w:rPr>
+          <w:rtl w:val="0"/>
+        </w:rPr>
+      </w:r>
+    </w:p>
+    <w:p>
+      <w:pPr>
+        <w:keepNext w:val="0"/>
+        <w:keepLines w:val="0"/>
+        <w:pageBreakBefore w:val="0"/>
+        <w:widowControl w:val="1"/>
+        <w:pBdr>
+          <w:top w:space="0" w:sz="0" w:val="nil"/>
+          <w:left w:space="0" w:sz="0" w:val="nil"/>
+          <w:bottom w:space="0" w:sz="0" w:val="nil"/>
+          <w:right w:space="0" w:sz="0" w:val="nil"/>
+          <w:between w:space="0" w:sz="0" w:val="nil"/>
+        </w:pBdr>
+        <w:shd w:fill="auto" w:val="clear"/>
+        <w:spacing w:after="0" w:before="0" w:line="259" w:lineRule="auto"/>
+        <w:ind w:right="0"/>
+        <w:jc w:val="left"/>
+        <w:rPr>
+          <w:rFonts w:ascii="Arial" w:cs="Arial" w:eastAsia="Arial" w:hAnsi="Arial"/>
+          <w:b w:val="1"/>
+          <w:sz w:val="24"/>
+          <w:szCs w:val="24"/>
+        </w:rPr>
+      </w:pPr>
+      <w:r>
+        <w:rPr>
+          <w:rtl w:val="0"/>
+        </w:rPr>
       </w:r>
     </w:p>
     <w:p>
@@ -2778,7 +2723,7 @@
         <w:widowControl w:val="1"/>
         <w:numPr>
           <w:ilvl w:val="0"/>
-          <w:numId w:val="3"/>
+          <w:numId w:val="4"/>
         </w:numPr>
         <w:pBdr>
           <w:top w:space="0" w:sz="0" w:val="nil"/>
@@ -2820,7 +2765,7 @@
           <w:vertAlign w:val="baseline"/>
           <w:rtl w:val="0"/>
         </w:rPr>
-        <w:t xml:space="preserve">Importância da saúde;</w:t>
+        <w:t xml:space="preserve">Falar sobre a saúde no brasil</w:t>
       </w:r>
     </w:p>
     <w:p>
@@ -2831,7 +2776,7 @@
         <w:widowControl w:val="1"/>
         <w:numPr>
           <w:ilvl w:val="0"/>
-          <w:numId w:val="3"/>
+          <w:numId w:val="4"/>
         </w:numPr>
         <w:pBdr>
           <w:top w:space="0" w:sz="0" w:val="nil"/>
@@ -2873,7 +2818,7 @@
           <w:vertAlign w:val="baseline"/>
           <w:rtl w:val="0"/>
         </w:rPr>
-        <w:t xml:space="preserve">Falar sobre a SRAG</w:t>
+        <w:t xml:space="preserve">Importância da saúde;</w:t>
       </w:r>
     </w:p>
     <w:p>
@@ -2884,7 +2829,7 @@
         <w:widowControl w:val="1"/>
         <w:numPr>
           <w:ilvl w:val="0"/>
-          <w:numId w:val="3"/>
+          <w:numId w:val="4"/>
         </w:numPr>
         <w:pBdr>
           <w:top w:space="0" w:sz="0" w:val="nil"/>
@@ -2926,7 +2871,7 @@
           <w:vertAlign w:val="baseline"/>
           <w:rtl w:val="0"/>
         </w:rPr>
-        <w:t xml:space="preserve">A importância da predição da doença como forma de prevenção?*</w:t>
+        <w:t xml:space="preserve">Falar sobre a SRAG</w:t>
       </w:r>
     </w:p>
     <w:p>
@@ -2937,7 +2882,7 @@
         <w:widowControl w:val="1"/>
         <w:numPr>
           <w:ilvl w:val="0"/>
-          <w:numId w:val="3"/>
+          <w:numId w:val="4"/>
         </w:numPr>
         <w:pBdr>
           <w:top w:space="0" w:sz="0" w:val="nil"/>
@@ -2979,7 +2924,7 @@
           <w:vertAlign w:val="baseline"/>
           <w:rtl w:val="0"/>
         </w:rPr>
-        <w:t xml:space="preserve">Como ocorre o processo de análise/</w:t>
+        <w:t xml:space="preserve">A importância da predição da doença como forma de prevenção?*</w:t>
       </w:r>
     </w:p>
     <w:p>
@@ -2990,7 +2935,60 @@
         <w:widowControl w:val="1"/>
         <w:numPr>
           <w:ilvl w:val="0"/>
-          <w:numId w:val="3"/>
+          <w:numId w:val="4"/>
+        </w:numPr>
+        <w:pBdr>
+          <w:top w:space="0" w:sz="0" w:val="nil"/>
+          <w:left w:space="0" w:sz="0" w:val="nil"/>
+          <w:bottom w:space="0" w:sz="0" w:val="nil"/>
+          <w:right w:space="0" w:sz="0" w:val="nil"/>
+          <w:between w:space="0" w:sz="0" w:val="nil"/>
+        </w:pBdr>
+        <w:shd w:fill="auto" w:val="clear"/>
+        <w:spacing w:after="0" w:before="0" w:line="259" w:lineRule="auto"/>
+        <w:ind w:left="720" w:right="0" w:hanging="360"/>
+        <w:jc w:val="left"/>
+        <w:rPr>
+          <w:rFonts w:ascii="Arial" w:cs="Arial" w:eastAsia="Arial" w:hAnsi="Arial"/>
+          <w:b w:val="0"/>
+          <w:i w:val="0"/>
+          <w:smallCaps w:val="0"/>
+          <w:strike w:val="0"/>
+          <w:color w:val="000000"/>
+          <w:sz w:val="24"/>
+          <w:szCs w:val="24"/>
+          <w:u w:val="none"/>
+          <w:shd w:fill="auto" w:val="clear"/>
+          <w:vertAlign w:val="baseline"/>
+        </w:rPr>
+      </w:pPr>
+      <w:r>
+        <w:rPr>
+          <w:rFonts w:ascii="Arial" w:cs="Arial" w:eastAsia="Arial" w:hAnsi="Arial"/>
+          <w:b w:val="0"/>
+          <w:i w:val="0"/>
+          <w:smallCaps w:val="0"/>
+          <w:strike w:val="0"/>
+          <w:color w:val="000000"/>
+          <w:sz w:val="24"/>
+          <w:szCs w:val="24"/>
+          <w:u w:val="none"/>
+          <w:shd w:fill="auto" w:val="clear"/>
+          <w:vertAlign w:val="baseline"/>
+          <w:rtl w:val="0"/>
+        </w:rPr>
+        <w:t xml:space="preserve">Como ocorre o processo de análise/</w:t>
+      </w:r>
+    </w:p>
+    <w:p>
+      <w:pPr>
+        <w:keepNext w:val="0"/>
+        <w:keepLines w:val="0"/>
+        <w:pageBreakBefore w:val="0"/>
+        <w:widowControl w:val="1"/>
+        <w:numPr>
+          <w:ilvl w:val="0"/>
+          <w:numId w:val="4"/>
         </w:numPr>
         <w:pBdr>
           <w:top w:space="0" w:sz="0" w:val="nil"/>
@@ -3105,6 +3103,275 @@
           <w:rtl w:val="0"/>
         </w:rPr>
         <w:t xml:space="preserve">Neste projeto, a aplicação da Ciência de Dados é proposta e realizada, como estudo de caso, na avaliação/ predição da doença SRAG com dados do dataSus;</w:t>
+      </w:r>
+      <w:r>
+        <w:br w:type="page"/>
+      </w:r>
+      <w:r>
+        <w:rPr>
+          <w:rtl w:val="0"/>
+        </w:rPr>
+      </w:r>
+    </w:p>
+    <w:p>
+      <w:pPr>
+        <w:ind w:left="360" w:firstLine="0"/>
+        <w:rPr/>
+      </w:pPr>
+      <w:r>
+        <w:rPr>
+          <w:rFonts w:ascii="Arial" w:cs="Arial" w:eastAsia="Arial" w:hAnsi="Arial"/>
+          <w:b w:val="1"/>
+          <w:sz w:val="24"/>
+          <w:szCs w:val="24"/>
+          <w:rtl w:val="0"/>
+        </w:rPr>
+        <w:t xml:space="preserve">4. OBJETIVOS</w:t>
+      </w:r>
+      <w:r>
+        <w:rPr>
+          <w:rtl w:val="0"/>
+        </w:rPr>
+      </w:r>
+    </w:p>
+    <w:p>
+      <w:pPr>
+        <w:ind w:left="360" w:firstLine="0"/>
+        <w:rPr>
+          <w:rFonts w:ascii="Arial" w:cs="Arial" w:eastAsia="Arial" w:hAnsi="Arial"/>
+          <w:sz w:val="24"/>
+          <w:szCs w:val="24"/>
+        </w:rPr>
+      </w:pPr>
+      <w:r>
+        <w:rPr>
+          <w:rFonts w:ascii="Arial" w:cs="Arial" w:eastAsia="Arial" w:hAnsi="Arial"/>
+          <w:sz w:val="24"/>
+          <w:szCs w:val="24"/>
+          <w:rtl w:val="0"/>
+        </w:rPr>
+        <w:t xml:space="preserve">4.1 OBJETIVO GERAL </w:t>
+      </w:r>
+    </w:p>
+    <w:p>
+      <w:pPr>
+        <w:ind w:left="0" w:firstLine="0"/>
+        <w:jc w:val="both"/>
+        <w:rPr>
+          <w:rFonts w:ascii="Arial" w:cs="Arial" w:eastAsia="Arial" w:hAnsi="Arial"/>
+          <w:sz w:val="24"/>
+          <w:szCs w:val="24"/>
+        </w:rPr>
+      </w:pPr>
+      <w:r>
+        <w:rPr>
+          <w:rFonts w:ascii="Arial" w:cs="Arial" w:eastAsia="Arial" w:hAnsi="Arial"/>
+          <w:sz w:val="24"/>
+          <w:szCs w:val="24"/>
+          <w:rtl w:val="0"/>
+        </w:rPr>
+        <w:t xml:space="preserve">Investigar e definir uma abordagem metodológica para a análise preditiva de desfechos clínicos em pacientes com Síndrome Respiratória Aguda Grave (SRAG), por meio de técnicas de </w:t>
+      </w:r>
+      <w:sdt>
+        <w:sdtPr>
+          <w:tag w:val="goog_rdk_1"/>
+        </w:sdtPr>
+        <w:sdtContent>
+          <w:commentRangeStart w:id="1"/>
+        </w:sdtContent>
+      </w:sdt>
+      <w:r>
+        <w:rPr>
+          <w:rFonts w:ascii="Arial" w:cs="Arial" w:eastAsia="Arial" w:hAnsi="Arial"/>
+          <w:sz w:val="24"/>
+          <w:szCs w:val="24"/>
+          <w:rtl w:val="0"/>
+        </w:rPr>
+        <w:t xml:space="preserve">Ciência/ análise</w:t>
+      </w:r>
+      <w:commentRangeEnd w:id="1"/>
+      <w:r>
+        <w:commentReference w:id="1"/>
+      </w:r>
+      <w:r>
+        <w:rPr>
+          <w:rFonts w:ascii="Arial" w:cs="Arial" w:eastAsia="Arial" w:hAnsi="Arial"/>
+          <w:sz w:val="24"/>
+          <w:szCs w:val="24"/>
+          <w:rtl w:val="0"/>
+        </w:rPr>
+        <w:t xml:space="preserve"> de Dados e aprendizado de máquina, utilizando dados do DataSUS.</w:t>
+      </w:r>
+    </w:p>
+    <w:p>
+      <w:pPr>
+        <w:ind w:left="360" w:firstLine="0"/>
+        <w:rPr>
+          <w:rFonts w:ascii="Arial" w:cs="Arial" w:eastAsia="Arial" w:hAnsi="Arial"/>
+          <w:sz w:val="24"/>
+          <w:szCs w:val="24"/>
+        </w:rPr>
+      </w:pPr>
+      <w:r>
+        <w:rPr>
+          <w:rtl w:val="0"/>
+        </w:rPr>
+      </w:r>
+    </w:p>
+    <w:p>
+      <w:pPr>
+        <w:ind w:left="360" w:firstLine="0"/>
+        <w:rPr>
+          <w:rFonts w:ascii="Arial" w:cs="Arial" w:eastAsia="Arial" w:hAnsi="Arial"/>
+          <w:sz w:val="24"/>
+          <w:szCs w:val="24"/>
+        </w:rPr>
+      </w:pPr>
+      <w:r>
+        <w:rPr>
+          <w:rFonts w:ascii="Arial" w:cs="Arial" w:eastAsia="Arial" w:hAnsi="Arial"/>
+          <w:sz w:val="24"/>
+          <w:szCs w:val="24"/>
+          <w:rtl w:val="0"/>
+        </w:rPr>
+        <w:t xml:space="preserve">4.2 OBJETIVOS ESPECÍFICOS</w:t>
+      </w:r>
+    </w:p>
+    <w:p>
+      <w:pPr>
+        <w:ind w:left="360" w:firstLine="0"/>
+        <w:rPr>
+          <w:rFonts w:ascii="Arial" w:cs="Arial" w:eastAsia="Arial" w:hAnsi="Arial"/>
+          <w:sz w:val="24"/>
+          <w:szCs w:val="24"/>
+        </w:rPr>
+      </w:pPr>
+      <w:r>
+        <w:rPr>
+          <w:rtl w:val="0"/>
+        </w:rPr>
+      </w:r>
+    </w:p>
+    <w:p>
+      <w:pPr>
+        <w:numPr>
+          <w:ilvl w:val="0"/>
+          <w:numId w:val="1"/>
+        </w:numPr>
+        <w:spacing w:after="0" w:afterAutospacing="0"/>
+        <w:ind w:left="720" w:hanging="360"/>
+        <w:jc w:val="both"/>
+      </w:pPr>
+      <w:r>
+        <w:rPr>
+          <w:rFonts w:ascii="Arial" w:cs="Arial" w:eastAsia="Arial" w:hAnsi="Arial"/>
+          <w:sz w:val="24"/>
+          <w:szCs w:val="24"/>
+          <w:rtl w:val="0"/>
+        </w:rPr>
+        <w:t xml:space="preserve">Realizar um levantamento bibliográfico sobre a aplicação da análise de dados na área da saúde, com ênfase na </w:t>
+      </w:r>
+      <w:r>
+        <w:rPr>
+          <w:rFonts w:ascii="Arial" w:cs="Arial" w:eastAsia="Arial" w:hAnsi="Arial"/>
+          <w:sz w:val="24"/>
+          <w:szCs w:val="24"/>
+          <w:rtl w:val="0"/>
+        </w:rPr>
+        <w:t xml:space="preserve">predição</w:t>
+      </w:r>
+      <w:r>
+        <w:rPr>
+          <w:rFonts w:ascii="Arial" w:cs="Arial" w:eastAsia="Arial" w:hAnsi="Arial"/>
+          <w:sz w:val="24"/>
+          <w:szCs w:val="24"/>
+          <w:rtl w:val="0"/>
+        </w:rPr>
+        <w:t xml:space="preserve"> de doenças respiratórias.</w:t>
+      </w:r>
+    </w:p>
+    <w:p>
+      <w:pPr>
+        <w:numPr>
+          <w:ilvl w:val="0"/>
+          <w:numId w:val="1"/>
+        </w:numPr>
+        <w:spacing w:after="0" w:afterAutospacing="0"/>
+        <w:ind w:left="720" w:hanging="360"/>
+        <w:jc w:val="both"/>
+      </w:pPr>
+      <w:r>
+        <w:rPr>
+          <w:rFonts w:ascii="Arial" w:cs="Arial" w:eastAsia="Arial" w:hAnsi="Arial"/>
+          <w:sz w:val="24"/>
+          <w:szCs w:val="24"/>
+          <w:rtl w:val="0"/>
+        </w:rPr>
+        <w:t xml:space="preserve">Analisar estudos que utilizam aprendizado de máquina para a predição de desfechos clínicos, identificando metodologias, técnicas e modelos utilizados.</w:t>
+      </w:r>
+    </w:p>
+    <w:p>
+      <w:pPr>
+        <w:numPr>
+          <w:ilvl w:val="0"/>
+          <w:numId w:val="1"/>
+        </w:numPr>
+        <w:spacing w:after="0" w:afterAutospacing="0"/>
+        <w:ind w:left="720" w:hanging="360"/>
+        <w:jc w:val="both"/>
+      </w:pPr>
+      <w:r>
+        <w:rPr>
+          <w:rFonts w:ascii="Arial" w:cs="Arial" w:eastAsia="Arial" w:hAnsi="Arial"/>
+          <w:sz w:val="24"/>
+          <w:szCs w:val="24"/>
+          <w:rtl w:val="0"/>
+        </w:rPr>
+        <w:t xml:space="preserve">Investigar o banco de dados do DataSUS, compreendendo sua estrutura, variáveis disponíveis e possíveis desafios na manipulação dos dados.</w:t>
+      </w:r>
+    </w:p>
+    <w:p>
+      <w:pPr>
+        <w:numPr>
+          <w:ilvl w:val="0"/>
+          <w:numId w:val="1"/>
+        </w:numPr>
+        <w:spacing w:after="0" w:afterAutospacing="0"/>
+        <w:ind w:left="720" w:hanging="360"/>
+        <w:jc w:val="both"/>
+      </w:pPr>
+      <w:r>
+        <w:rPr>
+          <w:rFonts w:ascii="Arial" w:cs="Arial" w:eastAsia="Arial" w:hAnsi="Arial"/>
+          <w:sz w:val="24"/>
+          <w:szCs w:val="24"/>
+          <w:rtl w:val="0"/>
+        </w:rPr>
+        <w:t xml:space="preserve">Definir as técnicas de pré-processamento a serem utilizadas, considerando tratamento de valores ausentes, normalização de variáveis e balanceamento de classes.</w:t>
+      </w:r>
+    </w:p>
+    <w:p>
+      <w:pPr>
+        <w:numPr>
+          <w:ilvl w:val="0"/>
+          <w:numId w:val="1"/>
+        </w:numPr>
+        <w:ind w:left="720" w:hanging="360"/>
+        <w:jc w:val="both"/>
+      </w:pPr>
+      <w:r>
+        <w:rPr>
+          <w:rFonts w:ascii="Arial" w:cs="Arial" w:eastAsia="Arial" w:hAnsi="Arial"/>
+          <w:sz w:val="24"/>
+          <w:szCs w:val="24"/>
+          <w:rtl w:val="0"/>
+        </w:rPr>
+        <w:t xml:space="preserve">Identificar os algoritmos de aprendizado de máquina mais adequados para a análise preditiva dos desfechos clínicos da Síndrome Respiratória Aguda Grave.</w:t>
+      </w:r>
+      <w:r>
+        <w:rPr>
+          <w:rtl w:val="0"/>
+        </w:rPr>
       </w:r>
     </w:p>
     <w:p>
@@ -3152,6 +3419,2793 @@
     </w:p>
     <w:p>
       <w:pPr>
+        <w:rPr>
+          <w:rFonts w:ascii="Arial" w:cs="Arial" w:eastAsia="Arial" w:hAnsi="Arial"/>
+          <w:b w:val="1"/>
+          <w:sz w:val="24"/>
+          <w:szCs w:val="24"/>
+        </w:rPr>
+      </w:pPr>
+      <w:r>
+        <w:rPr>
+          <w:rFonts w:ascii="Arial" w:cs="Arial" w:eastAsia="Arial" w:hAnsi="Arial"/>
+          <w:b w:val="1"/>
+          <w:sz w:val="24"/>
+          <w:szCs w:val="24"/>
+          <w:rtl w:val="0"/>
+        </w:rPr>
+        <w:t xml:space="preserve">6. CRONOGRAMA</w:t>
+      </w:r>
+    </w:p>
+    <w:sdt>
+      <w:sdtPr>
+        <w:lock w:val="contentLocked"/>
+        <w:tag w:val="goog_rdk_2"/>
+      </w:sdtPr>
+      <w:sdtContent>
+        <w:tbl>
+          <w:tblPr>
+            <w:tblStyle w:val="Table1"/>
+            <w:tblpPr w:leftFromText="180" w:rightFromText="180" w:topFromText="180" w:bottomFromText="180" w:vertAnchor="text" w:horzAnchor="text" w:tblpX="-245.99999999999966" w:tblpY="150.17529296875182"/>
+            <w:tblW w:w="9180.0" w:type="dxa"/>
+            <w:jc w:val="left"/>
+            <w:tblInd w:w="-945.0" w:type="dxa"/>
+            <w:tblBorders>
+              <w:top w:color="000000" w:space="0" w:sz="8" w:val="single"/>
+              <w:left w:color="000000" w:space="0" w:sz="8" w:val="single"/>
+              <w:bottom w:color="000000" w:space="0" w:sz="8" w:val="single"/>
+              <w:right w:color="000000" w:space="0" w:sz="8" w:val="single"/>
+              <w:insideH w:color="000000" w:space="0" w:sz="8" w:val="single"/>
+              <w:insideV w:color="000000" w:space="0" w:sz="8" w:val="single"/>
+            </w:tblBorders>
+            <w:tblLayout w:type="fixed"/>
+            <w:tblLook w:val="0600"/>
+          </w:tblPr>
+          <w:tblGrid>
+            <w:gridCol w:w="1950"/>
+            <w:gridCol w:w="1035"/>
+            <w:gridCol w:w="795"/>
+            <w:gridCol w:w="975"/>
+            <w:gridCol w:w="780"/>
+            <w:gridCol w:w="720"/>
+            <w:gridCol w:w="645"/>
+            <w:gridCol w:w="765"/>
+            <w:gridCol w:w="690"/>
+            <w:gridCol w:w="825"/>
+            <w:tblGridChange w:id="0">
+              <w:tblGrid>
+                <w:gridCol w:w="1950"/>
+                <w:gridCol w:w="1035"/>
+                <w:gridCol w:w="795"/>
+                <w:gridCol w:w="975"/>
+                <w:gridCol w:w="780"/>
+                <w:gridCol w:w="720"/>
+                <w:gridCol w:w="645"/>
+                <w:gridCol w:w="765"/>
+                <w:gridCol w:w="690"/>
+                <w:gridCol w:w="825"/>
+              </w:tblGrid>
+            </w:tblGridChange>
+          </w:tblGrid>
+          <w:tr>
+            <w:trPr>
+              <w:cantSplit w:val="0"/>
+              <w:tblHeader w:val="0"/>
+            </w:trPr>
+            <w:tc>
+              <w:tcPr/>
+              <w:p>
+                <w:pPr>
+                  <w:widowControl w:val="0"/>
+                  <w:spacing w:after="0" w:line="240" w:lineRule="auto"/>
+                  <w:rPr>
+                    <w:rFonts w:ascii="Arial" w:cs="Arial" w:eastAsia="Arial" w:hAnsi="Arial"/>
+                    <w:b w:val="1"/>
+                    <w:sz w:val="16"/>
+                    <w:szCs w:val="16"/>
+                  </w:rPr>
+                </w:pPr>
+                <w:r>
+                  <w:rPr>
+                    <w:rFonts w:ascii="Arial" w:cs="Arial" w:eastAsia="Arial" w:hAnsi="Arial"/>
+                    <w:b w:val="1"/>
+                    <w:sz w:val="16"/>
+                    <w:szCs w:val="16"/>
+                    <w:rtl w:val="0"/>
+                  </w:rPr>
+                  <w:t xml:space="preserve">Atividade</w:t>
+                </w:r>
+              </w:p>
+            </w:tc>
+            <w:tc>
+              <w:tcPr/>
+              <w:p>
+                <w:pPr>
+                  <w:widowControl w:val="0"/>
+                  <w:spacing w:after="0" w:line="240" w:lineRule="auto"/>
+                  <w:rPr>
+                    <w:rFonts w:ascii="Arial" w:cs="Arial" w:eastAsia="Arial" w:hAnsi="Arial"/>
+                    <w:b w:val="1"/>
+                    <w:sz w:val="16"/>
+                    <w:szCs w:val="16"/>
+                  </w:rPr>
+                </w:pPr>
+                <w:r>
+                  <w:rPr>
+                    <w:rFonts w:ascii="Arial" w:cs="Arial" w:eastAsia="Arial" w:hAnsi="Arial"/>
+                    <w:b w:val="1"/>
+                    <w:sz w:val="16"/>
+                    <w:szCs w:val="16"/>
+                    <w:rtl w:val="0"/>
+                  </w:rPr>
+                  <w:t xml:space="preserve">Dezembro</w:t>
+                </w:r>
+              </w:p>
+            </w:tc>
+            <w:tc>
+              <w:tcPr/>
+              <w:p>
+                <w:pPr>
+                  <w:widowControl w:val="0"/>
+                  <w:spacing w:after="0" w:line="240" w:lineRule="auto"/>
+                  <w:rPr>
+                    <w:rFonts w:ascii="Arial" w:cs="Arial" w:eastAsia="Arial" w:hAnsi="Arial"/>
+                    <w:b w:val="1"/>
+                    <w:sz w:val="16"/>
+                    <w:szCs w:val="16"/>
+                  </w:rPr>
+                </w:pPr>
+                <w:r>
+                  <w:rPr>
+                    <w:rFonts w:ascii="Arial" w:cs="Arial" w:eastAsia="Arial" w:hAnsi="Arial"/>
+                    <w:b w:val="1"/>
+                    <w:sz w:val="16"/>
+                    <w:szCs w:val="16"/>
+                    <w:rtl w:val="0"/>
+                  </w:rPr>
+                  <w:t xml:space="preserve">Janeiro</w:t>
+                </w:r>
+              </w:p>
+            </w:tc>
+            <w:tc>
+              <w:tcPr/>
+              <w:p>
+                <w:pPr>
+                  <w:widowControl w:val="0"/>
+                  <w:spacing w:after="0" w:line="240" w:lineRule="auto"/>
+                  <w:rPr>
+                    <w:rFonts w:ascii="Arial" w:cs="Arial" w:eastAsia="Arial" w:hAnsi="Arial"/>
+                    <w:b w:val="1"/>
+                    <w:sz w:val="16"/>
+                    <w:szCs w:val="16"/>
+                  </w:rPr>
+                </w:pPr>
+                <w:r>
+                  <w:rPr>
+                    <w:rFonts w:ascii="Arial" w:cs="Arial" w:eastAsia="Arial" w:hAnsi="Arial"/>
+                    <w:b w:val="1"/>
+                    <w:sz w:val="16"/>
+                    <w:szCs w:val="16"/>
+                    <w:rtl w:val="0"/>
+                  </w:rPr>
+                  <w:t xml:space="preserve">Fevereiro</w:t>
+                </w:r>
+              </w:p>
+            </w:tc>
+            <w:tc>
+              <w:tcPr/>
+              <w:p>
+                <w:pPr>
+                  <w:widowControl w:val="0"/>
+                  <w:spacing w:after="0" w:line="240" w:lineRule="auto"/>
+                  <w:rPr>
+                    <w:rFonts w:ascii="Arial" w:cs="Arial" w:eastAsia="Arial" w:hAnsi="Arial"/>
+                    <w:b w:val="1"/>
+                    <w:sz w:val="16"/>
+                    <w:szCs w:val="16"/>
+                  </w:rPr>
+                </w:pPr>
+                <w:r>
+                  <w:rPr>
+                    <w:rFonts w:ascii="Arial" w:cs="Arial" w:eastAsia="Arial" w:hAnsi="Arial"/>
+                    <w:b w:val="1"/>
+                    <w:sz w:val="16"/>
+                    <w:szCs w:val="16"/>
+                    <w:rtl w:val="0"/>
+                  </w:rPr>
+                  <w:t xml:space="preserve">Março</w:t>
+                </w:r>
+              </w:p>
+            </w:tc>
+            <w:tc>
+              <w:tcPr/>
+              <w:p>
+                <w:pPr>
+                  <w:widowControl w:val="0"/>
+                  <w:spacing w:after="0" w:line="240" w:lineRule="auto"/>
+                  <w:rPr>
+                    <w:rFonts w:ascii="Arial" w:cs="Arial" w:eastAsia="Arial" w:hAnsi="Arial"/>
+                    <w:b w:val="1"/>
+                    <w:sz w:val="16"/>
+                    <w:szCs w:val="16"/>
+                  </w:rPr>
+                </w:pPr>
+                <w:r>
+                  <w:rPr>
+                    <w:rFonts w:ascii="Arial" w:cs="Arial" w:eastAsia="Arial" w:hAnsi="Arial"/>
+                    <w:b w:val="1"/>
+                    <w:sz w:val="16"/>
+                    <w:szCs w:val="16"/>
+                    <w:rtl w:val="0"/>
+                  </w:rPr>
+                  <w:t xml:space="preserve">Abril</w:t>
+                </w:r>
+              </w:p>
+            </w:tc>
+            <w:tc>
+              <w:tcPr/>
+              <w:p>
+                <w:pPr>
+                  <w:widowControl w:val="0"/>
+                  <w:spacing w:after="0" w:line="240" w:lineRule="auto"/>
+                  <w:rPr>
+                    <w:rFonts w:ascii="Arial" w:cs="Arial" w:eastAsia="Arial" w:hAnsi="Arial"/>
+                    <w:b w:val="1"/>
+                    <w:sz w:val="16"/>
+                    <w:szCs w:val="16"/>
+                  </w:rPr>
+                </w:pPr>
+                <w:r>
+                  <w:rPr>
+                    <w:rFonts w:ascii="Arial" w:cs="Arial" w:eastAsia="Arial" w:hAnsi="Arial"/>
+                    <w:b w:val="1"/>
+                    <w:sz w:val="16"/>
+                    <w:szCs w:val="16"/>
+                    <w:rtl w:val="0"/>
+                  </w:rPr>
+                  <w:t xml:space="preserve">Maio</w:t>
+                </w:r>
+              </w:p>
+            </w:tc>
+            <w:tc>
+              <w:tcPr/>
+              <w:p>
+                <w:pPr>
+                  <w:widowControl w:val="0"/>
+                  <w:spacing w:after="0" w:line="240" w:lineRule="auto"/>
+                  <w:rPr>
+                    <w:rFonts w:ascii="Arial" w:cs="Arial" w:eastAsia="Arial" w:hAnsi="Arial"/>
+                    <w:b w:val="1"/>
+                    <w:sz w:val="16"/>
+                    <w:szCs w:val="16"/>
+                  </w:rPr>
+                </w:pPr>
+                <w:r>
+                  <w:rPr>
+                    <w:rFonts w:ascii="Arial" w:cs="Arial" w:eastAsia="Arial" w:hAnsi="Arial"/>
+                    <w:b w:val="1"/>
+                    <w:sz w:val="16"/>
+                    <w:szCs w:val="16"/>
+                    <w:rtl w:val="0"/>
+                  </w:rPr>
+                  <w:t xml:space="preserve">Junho</w:t>
+                </w:r>
+              </w:p>
+            </w:tc>
+            <w:tc>
+              <w:tcPr/>
+              <w:p>
+                <w:pPr>
+                  <w:widowControl w:val="0"/>
+                  <w:spacing w:after="0" w:line="240" w:lineRule="auto"/>
+                  <w:rPr>
+                    <w:rFonts w:ascii="Arial" w:cs="Arial" w:eastAsia="Arial" w:hAnsi="Arial"/>
+                    <w:b w:val="1"/>
+                    <w:sz w:val="16"/>
+                    <w:szCs w:val="16"/>
+                  </w:rPr>
+                </w:pPr>
+                <w:r>
+                  <w:rPr>
+                    <w:rFonts w:ascii="Arial" w:cs="Arial" w:eastAsia="Arial" w:hAnsi="Arial"/>
+                    <w:b w:val="1"/>
+                    <w:sz w:val="16"/>
+                    <w:szCs w:val="16"/>
+                    <w:rtl w:val="0"/>
+                  </w:rPr>
+                  <w:t xml:space="preserve">Julho</w:t>
+                </w:r>
+              </w:p>
+            </w:tc>
+            <w:tc>
+              <w:tcPr/>
+              <w:p>
+                <w:pPr>
+                  <w:widowControl w:val="0"/>
+                  <w:spacing w:after="0" w:line="240" w:lineRule="auto"/>
+                  <w:rPr>
+                    <w:rFonts w:ascii="Arial" w:cs="Arial" w:eastAsia="Arial" w:hAnsi="Arial"/>
+                    <w:b w:val="1"/>
+                    <w:sz w:val="16"/>
+                    <w:szCs w:val="16"/>
+                  </w:rPr>
+                </w:pPr>
+                <w:r>
+                  <w:rPr>
+                    <w:rFonts w:ascii="Arial" w:cs="Arial" w:eastAsia="Arial" w:hAnsi="Arial"/>
+                    <w:b w:val="1"/>
+                    <w:sz w:val="16"/>
+                    <w:szCs w:val="16"/>
+                    <w:rtl w:val="0"/>
+                  </w:rPr>
+                  <w:t xml:space="preserve">Agosto</w:t>
+                </w:r>
+              </w:p>
+            </w:tc>
+          </w:tr>
+          <w:tr>
+            <w:trPr>
+              <w:cantSplit w:val="0"/>
+              <w:tblHeader w:val="0"/>
+            </w:trPr>
+            <w:tc>
+              <w:tcPr/>
+              <w:p>
+                <w:pPr>
+                  <w:widowControl w:val="0"/>
+                  <w:spacing w:after="0" w:line="240" w:lineRule="auto"/>
+                  <w:rPr>
+                    <w:rFonts w:ascii="Arial" w:cs="Arial" w:eastAsia="Arial" w:hAnsi="Arial"/>
+                    <w:sz w:val="20"/>
+                    <w:szCs w:val="20"/>
+                  </w:rPr>
+                </w:pPr>
+                <w:r>
+                  <w:rPr>
+                    <w:rFonts w:ascii="Arial" w:cs="Arial" w:eastAsia="Arial" w:hAnsi="Arial"/>
+                    <w:sz w:val="20"/>
+                    <w:szCs w:val="20"/>
+                    <w:rtl w:val="0"/>
+                  </w:rPr>
+                  <w:t xml:space="preserve">a) Realizar levantamento bibliográfico sobre análise de dados geral</w:t>
+                </w:r>
+              </w:p>
+            </w:tc>
+            <w:tc>
+              <w:tcPr/>
+              <w:p>
+                <w:pPr>
+                  <w:widowControl w:val="0"/>
+                  <w:spacing w:after="0" w:line="240" w:lineRule="auto"/>
+                  <w:rPr>
+                    <w:rFonts w:ascii="Arial" w:cs="Arial" w:eastAsia="Arial" w:hAnsi="Arial"/>
+                    <w:b w:val="1"/>
+                    <w:sz w:val="24"/>
+                    <w:szCs w:val="24"/>
+                  </w:rPr>
+                </w:pPr>
+                <w:r>
+                  <w:rPr>
+                    <w:rFonts w:ascii="Arial" w:cs="Arial" w:eastAsia="Arial" w:hAnsi="Arial"/>
+                    <w:b w:val="1"/>
+                    <w:sz w:val="24"/>
+                    <w:szCs w:val="24"/>
+                    <w:rtl w:val="0"/>
+                  </w:rPr>
+                  <w:t xml:space="preserve">x</w:t>
+                </w:r>
+              </w:p>
+            </w:tc>
+            <w:tc>
+              <w:tcPr/>
+              <w:p>
+                <w:pPr>
+                  <w:widowControl w:val="0"/>
+                  <w:spacing w:after="0" w:line="240" w:lineRule="auto"/>
+                  <w:rPr>
+                    <w:rFonts w:ascii="Arial" w:cs="Arial" w:eastAsia="Arial" w:hAnsi="Arial"/>
+                    <w:b w:val="1"/>
+                    <w:sz w:val="24"/>
+                    <w:szCs w:val="24"/>
+                  </w:rPr>
+                </w:pPr>
+                <w:r>
+                  <w:rPr>
+                    <w:rtl w:val="0"/>
+                  </w:rPr>
+                </w:r>
+              </w:p>
+            </w:tc>
+            <w:tc>
+              <w:tcPr/>
+              <w:p>
+                <w:pPr>
+                  <w:widowControl w:val="0"/>
+                  <w:spacing w:after="0" w:line="240" w:lineRule="auto"/>
+                  <w:rPr>
+                    <w:rFonts w:ascii="Arial" w:cs="Arial" w:eastAsia="Arial" w:hAnsi="Arial"/>
+                    <w:b w:val="1"/>
+                    <w:sz w:val="24"/>
+                    <w:szCs w:val="24"/>
+                  </w:rPr>
+                </w:pPr>
+                <w:r>
+                  <w:rPr>
+                    <w:rtl w:val="0"/>
+                  </w:rPr>
+                </w:r>
+              </w:p>
+            </w:tc>
+            <w:tc>
+              <w:tcPr/>
+              <w:p>
+                <w:pPr>
+                  <w:widowControl w:val="0"/>
+                  <w:spacing w:after="0" w:line="240" w:lineRule="auto"/>
+                  <w:rPr>
+                    <w:rFonts w:ascii="Arial" w:cs="Arial" w:eastAsia="Arial" w:hAnsi="Arial"/>
+                    <w:b w:val="1"/>
+                    <w:sz w:val="24"/>
+                    <w:szCs w:val="24"/>
+                  </w:rPr>
+                </w:pPr>
+                <w:r>
+                  <w:rPr>
+                    <w:rtl w:val="0"/>
+                  </w:rPr>
+                </w:r>
+              </w:p>
+            </w:tc>
+            <w:tc>
+              <w:tcPr/>
+              <w:p>
+                <w:pPr>
+                  <w:widowControl w:val="0"/>
+                  <w:spacing w:after="0" w:line="240" w:lineRule="auto"/>
+                  <w:rPr>
+                    <w:rFonts w:ascii="Arial" w:cs="Arial" w:eastAsia="Arial" w:hAnsi="Arial"/>
+                    <w:b w:val="1"/>
+                    <w:sz w:val="24"/>
+                    <w:szCs w:val="24"/>
+                  </w:rPr>
+                </w:pPr>
+                <w:r>
+                  <w:rPr>
+                    <w:rtl w:val="0"/>
+                  </w:rPr>
+                </w:r>
+              </w:p>
+            </w:tc>
+            <w:tc>
+              <w:tcPr/>
+              <w:p>
+                <w:pPr>
+                  <w:widowControl w:val="0"/>
+                  <w:spacing w:after="0" w:line="240" w:lineRule="auto"/>
+                  <w:rPr>
+                    <w:rFonts w:ascii="Arial" w:cs="Arial" w:eastAsia="Arial" w:hAnsi="Arial"/>
+                    <w:b w:val="1"/>
+                    <w:sz w:val="24"/>
+                    <w:szCs w:val="24"/>
+                  </w:rPr>
+                </w:pPr>
+                <w:r>
+                  <w:rPr>
+                    <w:rtl w:val="0"/>
+                  </w:rPr>
+                </w:r>
+              </w:p>
+            </w:tc>
+            <w:tc>
+              <w:tcPr/>
+              <w:p>
+                <w:pPr>
+                  <w:widowControl w:val="0"/>
+                  <w:spacing w:after="0" w:line="240" w:lineRule="auto"/>
+                  <w:rPr>
+                    <w:rFonts w:ascii="Arial" w:cs="Arial" w:eastAsia="Arial" w:hAnsi="Arial"/>
+                    <w:b w:val="1"/>
+                    <w:sz w:val="24"/>
+                    <w:szCs w:val="24"/>
+                  </w:rPr>
+                </w:pPr>
+                <w:r>
+                  <w:rPr>
+                    <w:rtl w:val="0"/>
+                  </w:rPr>
+                </w:r>
+              </w:p>
+            </w:tc>
+            <w:tc>
+              <w:tcPr/>
+              <w:p>
+                <w:pPr>
+                  <w:widowControl w:val="0"/>
+                  <w:spacing w:after="0" w:line="240" w:lineRule="auto"/>
+                  <w:rPr>
+                    <w:rFonts w:ascii="Arial" w:cs="Arial" w:eastAsia="Arial" w:hAnsi="Arial"/>
+                    <w:b w:val="1"/>
+                    <w:sz w:val="24"/>
+                    <w:szCs w:val="24"/>
+                  </w:rPr>
+                </w:pPr>
+                <w:r>
+                  <w:rPr>
+                    <w:rtl w:val="0"/>
+                  </w:rPr>
+                </w:r>
+              </w:p>
+            </w:tc>
+            <w:tc>
+              <w:tcPr/>
+              <w:p>
+                <w:pPr>
+                  <w:widowControl w:val="0"/>
+                  <w:spacing w:after="0" w:line="240" w:lineRule="auto"/>
+                  <w:rPr>
+                    <w:rFonts w:ascii="Arial" w:cs="Arial" w:eastAsia="Arial" w:hAnsi="Arial"/>
+                    <w:b w:val="1"/>
+                    <w:sz w:val="24"/>
+                    <w:szCs w:val="24"/>
+                  </w:rPr>
+                </w:pPr>
+                <w:r>
+                  <w:rPr>
+                    <w:rtl w:val="0"/>
+                  </w:rPr>
+                </w:r>
+              </w:p>
+            </w:tc>
+          </w:tr>
+          <w:tr>
+            <w:trPr>
+              <w:cantSplit w:val="0"/>
+              <w:tblHeader w:val="0"/>
+            </w:trPr>
+            <w:tc>
+              <w:tcPr>
+                <w:tcBorders>
+                  <w:bottom w:color="000000" w:space="0" w:sz="5" w:val="single"/>
+                </w:tcBorders>
+              </w:tcPr>
+              <w:p>
+                <w:pPr>
+                  <w:widowControl w:val="0"/>
+                  <w:spacing w:after="0" w:line="240" w:lineRule="auto"/>
+                  <w:rPr>
+                    <w:rFonts w:ascii="Arial" w:cs="Arial" w:eastAsia="Arial" w:hAnsi="Arial"/>
+                    <w:sz w:val="20"/>
+                    <w:szCs w:val="20"/>
+                  </w:rPr>
+                </w:pPr>
+                <w:r>
+                  <w:rPr>
+                    <w:rFonts w:ascii="Arial" w:cs="Arial" w:eastAsia="Arial" w:hAnsi="Arial"/>
+                    <w:sz w:val="20"/>
+                    <w:szCs w:val="20"/>
+                    <w:rtl w:val="0"/>
+                  </w:rPr>
+                  <w:t xml:space="preserve">b) Estudo das técnicas de análise de dados</w:t>
+                </w:r>
+              </w:p>
+            </w:tc>
+            <w:tc>
+              <w:tcPr/>
+              <w:p>
+                <w:pPr>
+                  <w:widowControl w:val="0"/>
+                  <w:spacing w:after="0" w:line="240" w:lineRule="auto"/>
+                  <w:rPr>
+                    <w:rFonts w:ascii="Arial" w:cs="Arial" w:eastAsia="Arial" w:hAnsi="Arial"/>
+                    <w:b w:val="1"/>
+                    <w:sz w:val="24"/>
+                    <w:szCs w:val="24"/>
+                  </w:rPr>
+                </w:pPr>
+                <w:r>
+                  <w:rPr>
+                    <w:rFonts w:ascii="Arial" w:cs="Arial" w:eastAsia="Arial" w:hAnsi="Arial"/>
+                    <w:b w:val="1"/>
+                    <w:sz w:val="24"/>
+                    <w:szCs w:val="24"/>
+                    <w:rtl w:val="0"/>
+                  </w:rPr>
+                  <w:t xml:space="preserve">x</w:t>
+                </w:r>
+              </w:p>
+            </w:tc>
+            <w:tc>
+              <w:tcPr/>
+              <w:p>
+                <w:pPr>
+                  <w:widowControl w:val="0"/>
+                  <w:spacing w:after="0" w:line="240" w:lineRule="auto"/>
+                  <w:rPr>
+                    <w:rFonts w:ascii="Arial" w:cs="Arial" w:eastAsia="Arial" w:hAnsi="Arial"/>
+                    <w:b w:val="1"/>
+                    <w:sz w:val="24"/>
+                    <w:szCs w:val="24"/>
+                  </w:rPr>
+                </w:pPr>
+                <w:r>
+                  <w:rPr>
+                    <w:rtl w:val="0"/>
+                  </w:rPr>
+                </w:r>
+              </w:p>
+            </w:tc>
+            <w:tc>
+              <w:tcPr/>
+              <w:p>
+                <w:pPr>
+                  <w:widowControl w:val="0"/>
+                  <w:spacing w:after="0" w:line="240" w:lineRule="auto"/>
+                  <w:rPr>
+                    <w:rFonts w:ascii="Arial" w:cs="Arial" w:eastAsia="Arial" w:hAnsi="Arial"/>
+                    <w:b w:val="1"/>
+                    <w:sz w:val="24"/>
+                    <w:szCs w:val="24"/>
+                  </w:rPr>
+                </w:pPr>
+                <w:r>
+                  <w:rPr>
+                    <w:rtl w:val="0"/>
+                  </w:rPr>
+                </w:r>
+              </w:p>
+            </w:tc>
+            <w:tc>
+              <w:tcPr/>
+              <w:p>
+                <w:pPr>
+                  <w:widowControl w:val="0"/>
+                  <w:spacing w:after="0" w:line="240" w:lineRule="auto"/>
+                  <w:rPr>
+                    <w:rFonts w:ascii="Arial" w:cs="Arial" w:eastAsia="Arial" w:hAnsi="Arial"/>
+                    <w:b w:val="1"/>
+                    <w:sz w:val="24"/>
+                    <w:szCs w:val="24"/>
+                  </w:rPr>
+                </w:pPr>
+                <w:r>
+                  <w:rPr>
+                    <w:rtl w:val="0"/>
+                  </w:rPr>
+                </w:r>
+              </w:p>
+            </w:tc>
+            <w:tc>
+              <w:tcPr/>
+              <w:p>
+                <w:pPr>
+                  <w:widowControl w:val="0"/>
+                  <w:spacing w:after="0" w:line="240" w:lineRule="auto"/>
+                  <w:rPr>
+                    <w:rFonts w:ascii="Arial" w:cs="Arial" w:eastAsia="Arial" w:hAnsi="Arial"/>
+                    <w:b w:val="1"/>
+                    <w:sz w:val="24"/>
+                    <w:szCs w:val="24"/>
+                  </w:rPr>
+                </w:pPr>
+                <w:r>
+                  <w:rPr>
+                    <w:rtl w:val="0"/>
+                  </w:rPr>
+                </w:r>
+              </w:p>
+            </w:tc>
+            <w:tc>
+              <w:tcPr/>
+              <w:p>
+                <w:pPr>
+                  <w:widowControl w:val="0"/>
+                  <w:spacing w:after="0" w:line="240" w:lineRule="auto"/>
+                  <w:rPr>
+                    <w:rFonts w:ascii="Arial" w:cs="Arial" w:eastAsia="Arial" w:hAnsi="Arial"/>
+                    <w:b w:val="1"/>
+                    <w:sz w:val="24"/>
+                    <w:szCs w:val="24"/>
+                  </w:rPr>
+                </w:pPr>
+                <w:r>
+                  <w:rPr>
+                    <w:rtl w:val="0"/>
+                  </w:rPr>
+                </w:r>
+              </w:p>
+            </w:tc>
+            <w:tc>
+              <w:tcPr/>
+              <w:p>
+                <w:pPr>
+                  <w:widowControl w:val="0"/>
+                  <w:spacing w:after="0" w:line="240" w:lineRule="auto"/>
+                  <w:rPr>
+                    <w:rFonts w:ascii="Arial" w:cs="Arial" w:eastAsia="Arial" w:hAnsi="Arial"/>
+                    <w:b w:val="1"/>
+                    <w:sz w:val="24"/>
+                    <w:szCs w:val="24"/>
+                  </w:rPr>
+                </w:pPr>
+                <w:r>
+                  <w:rPr>
+                    <w:rtl w:val="0"/>
+                  </w:rPr>
+                </w:r>
+              </w:p>
+            </w:tc>
+            <w:tc>
+              <w:tcPr/>
+              <w:p>
+                <w:pPr>
+                  <w:widowControl w:val="0"/>
+                  <w:spacing w:after="0" w:line="240" w:lineRule="auto"/>
+                  <w:rPr>
+                    <w:rFonts w:ascii="Arial" w:cs="Arial" w:eastAsia="Arial" w:hAnsi="Arial"/>
+                    <w:b w:val="1"/>
+                    <w:sz w:val="24"/>
+                    <w:szCs w:val="24"/>
+                  </w:rPr>
+                </w:pPr>
+                <w:r>
+                  <w:rPr>
+                    <w:rtl w:val="0"/>
+                  </w:rPr>
+                </w:r>
+              </w:p>
+            </w:tc>
+            <w:tc>
+              <w:tcPr/>
+              <w:p>
+                <w:pPr>
+                  <w:widowControl w:val="0"/>
+                  <w:spacing w:after="0" w:line="240" w:lineRule="auto"/>
+                  <w:rPr>
+                    <w:rFonts w:ascii="Arial" w:cs="Arial" w:eastAsia="Arial" w:hAnsi="Arial"/>
+                    <w:b w:val="1"/>
+                    <w:sz w:val="24"/>
+                    <w:szCs w:val="24"/>
+                  </w:rPr>
+                </w:pPr>
+                <w:r>
+                  <w:rPr>
+                    <w:rtl w:val="0"/>
+                  </w:rPr>
+                </w:r>
+              </w:p>
+            </w:tc>
+          </w:tr>
+          <w:tr>
+            <w:trPr>
+              <w:cantSplit w:val="0"/>
+              <w:tblHeader w:val="0"/>
+            </w:trPr>
+            <w:tc>
+              <w:tcPr>
+                <w:tcBorders>
+                  <w:top w:color="000000" w:space="0" w:sz="5" w:val="single"/>
+                  <w:left w:color="000000" w:space="0" w:sz="5" w:val="single"/>
+                  <w:bottom w:color="000000" w:space="0" w:sz="5" w:val="single"/>
+                  <w:right w:color="000000" w:space="0" w:sz="5" w:val="single"/>
+                </w:tcBorders>
+                <w:tcMar>
+                  <w:top w:w="0.0" w:type="dxa"/>
+                  <w:bottom w:w="0.0" w:type="dxa"/>
+                </w:tcMar>
+              </w:tcPr>
+              <w:p>
+                <w:pPr>
+                  <w:widowControl w:val="0"/>
+                  <w:spacing w:after="240" w:before="240" w:line="240" w:lineRule="auto"/>
+                  <w:rPr>
+                    <w:rFonts w:ascii="Arial" w:cs="Arial" w:eastAsia="Arial" w:hAnsi="Arial"/>
+                    <w:sz w:val="20"/>
+                    <w:szCs w:val="20"/>
+                  </w:rPr>
+                </w:pPr>
+                <w:r>
+                  <w:rPr>
+                    <w:rFonts w:ascii="Arial" w:cs="Arial" w:eastAsia="Arial" w:hAnsi="Arial"/>
+                    <w:sz w:val="20"/>
+                    <w:szCs w:val="20"/>
+                    <w:rtl w:val="0"/>
+                  </w:rPr>
+                  <w:t xml:space="preserve">c) Estudo dos modelos de mineração de dados</w:t>
+                </w:r>
+              </w:p>
+            </w:tc>
+            <w:tc>
+              <w:tcPr>
+                <w:tcBorders>
+                  <w:left w:color="000000" w:space="0" w:sz="5" w:val="single"/>
+                </w:tcBorders>
+              </w:tcPr>
+              <w:p>
+                <w:pPr>
+                  <w:widowControl w:val="0"/>
+                  <w:spacing w:after="0" w:line="240" w:lineRule="auto"/>
+                  <w:rPr>
+                    <w:rFonts w:ascii="Arial" w:cs="Arial" w:eastAsia="Arial" w:hAnsi="Arial"/>
+                    <w:b w:val="1"/>
+                    <w:sz w:val="24"/>
+                    <w:szCs w:val="24"/>
+                  </w:rPr>
+                </w:pPr>
+                <w:r>
+                  <w:rPr>
+                    <w:rFonts w:ascii="Arial" w:cs="Arial" w:eastAsia="Arial" w:hAnsi="Arial"/>
+                    <w:b w:val="1"/>
+                    <w:sz w:val="24"/>
+                    <w:szCs w:val="24"/>
+                    <w:rtl w:val="0"/>
+                  </w:rPr>
+                  <w:t xml:space="preserve">x</w:t>
+                </w:r>
+              </w:p>
+            </w:tc>
+            <w:tc>
+              <w:tcPr/>
+              <w:p>
+                <w:pPr>
+                  <w:widowControl w:val="0"/>
+                  <w:spacing w:after="0" w:line="240" w:lineRule="auto"/>
+                  <w:rPr>
+                    <w:rFonts w:ascii="Arial" w:cs="Arial" w:eastAsia="Arial" w:hAnsi="Arial"/>
+                    <w:b w:val="1"/>
+                    <w:sz w:val="24"/>
+                    <w:szCs w:val="24"/>
+                  </w:rPr>
+                </w:pPr>
+                <w:r>
+                  <w:rPr>
+                    <w:rtl w:val="0"/>
+                  </w:rPr>
+                </w:r>
+              </w:p>
+            </w:tc>
+            <w:tc>
+              <w:tcPr/>
+              <w:p>
+                <w:pPr>
+                  <w:widowControl w:val="0"/>
+                  <w:spacing w:after="0" w:line="240" w:lineRule="auto"/>
+                  <w:rPr>
+                    <w:rFonts w:ascii="Arial" w:cs="Arial" w:eastAsia="Arial" w:hAnsi="Arial"/>
+                    <w:b w:val="1"/>
+                    <w:sz w:val="24"/>
+                    <w:szCs w:val="24"/>
+                  </w:rPr>
+                </w:pPr>
+                <w:r>
+                  <w:rPr>
+                    <w:rtl w:val="0"/>
+                  </w:rPr>
+                </w:r>
+              </w:p>
+            </w:tc>
+            <w:tc>
+              <w:tcPr/>
+              <w:p>
+                <w:pPr>
+                  <w:widowControl w:val="0"/>
+                  <w:spacing w:after="0" w:line="240" w:lineRule="auto"/>
+                  <w:rPr>
+                    <w:rFonts w:ascii="Arial" w:cs="Arial" w:eastAsia="Arial" w:hAnsi="Arial"/>
+                    <w:b w:val="1"/>
+                    <w:sz w:val="24"/>
+                    <w:szCs w:val="24"/>
+                  </w:rPr>
+                </w:pPr>
+                <w:r>
+                  <w:rPr>
+                    <w:rtl w:val="0"/>
+                  </w:rPr>
+                </w:r>
+              </w:p>
+            </w:tc>
+            <w:tc>
+              <w:tcPr/>
+              <w:p>
+                <w:pPr>
+                  <w:widowControl w:val="0"/>
+                  <w:spacing w:after="0" w:line="240" w:lineRule="auto"/>
+                  <w:rPr>
+                    <w:rFonts w:ascii="Arial" w:cs="Arial" w:eastAsia="Arial" w:hAnsi="Arial"/>
+                    <w:b w:val="1"/>
+                    <w:sz w:val="24"/>
+                    <w:szCs w:val="24"/>
+                  </w:rPr>
+                </w:pPr>
+                <w:r>
+                  <w:rPr>
+                    <w:rtl w:val="0"/>
+                  </w:rPr>
+                </w:r>
+              </w:p>
+            </w:tc>
+            <w:tc>
+              <w:tcPr/>
+              <w:p>
+                <w:pPr>
+                  <w:widowControl w:val="0"/>
+                  <w:spacing w:after="0" w:line="240" w:lineRule="auto"/>
+                  <w:rPr>
+                    <w:rFonts w:ascii="Arial" w:cs="Arial" w:eastAsia="Arial" w:hAnsi="Arial"/>
+                    <w:b w:val="1"/>
+                    <w:sz w:val="24"/>
+                    <w:szCs w:val="24"/>
+                  </w:rPr>
+                </w:pPr>
+                <w:r>
+                  <w:rPr>
+                    <w:rtl w:val="0"/>
+                  </w:rPr>
+                </w:r>
+              </w:p>
+            </w:tc>
+            <w:tc>
+              <w:tcPr/>
+              <w:p>
+                <w:pPr>
+                  <w:widowControl w:val="0"/>
+                  <w:spacing w:after="0" w:line="240" w:lineRule="auto"/>
+                  <w:rPr>
+                    <w:rFonts w:ascii="Arial" w:cs="Arial" w:eastAsia="Arial" w:hAnsi="Arial"/>
+                    <w:b w:val="1"/>
+                    <w:sz w:val="24"/>
+                    <w:szCs w:val="24"/>
+                  </w:rPr>
+                </w:pPr>
+                <w:r>
+                  <w:rPr>
+                    <w:rtl w:val="0"/>
+                  </w:rPr>
+                </w:r>
+              </w:p>
+            </w:tc>
+            <w:tc>
+              <w:tcPr/>
+              <w:p>
+                <w:pPr>
+                  <w:widowControl w:val="0"/>
+                  <w:spacing w:after="0" w:line="240" w:lineRule="auto"/>
+                  <w:rPr>
+                    <w:rFonts w:ascii="Arial" w:cs="Arial" w:eastAsia="Arial" w:hAnsi="Arial"/>
+                    <w:b w:val="1"/>
+                    <w:sz w:val="24"/>
+                    <w:szCs w:val="24"/>
+                  </w:rPr>
+                </w:pPr>
+                <w:r>
+                  <w:rPr>
+                    <w:rtl w:val="0"/>
+                  </w:rPr>
+                </w:r>
+              </w:p>
+            </w:tc>
+            <w:tc>
+              <w:tcPr/>
+              <w:p>
+                <w:pPr>
+                  <w:widowControl w:val="0"/>
+                  <w:spacing w:after="0" w:line="240" w:lineRule="auto"/>
+                  <w:rPr>
+                    <w:rFonts w:ascii="Arial" w:cs="Arial" w:eastAsia="Arial" w:hAnsi="Arial"/>
+                    <w:b w:val="1"/>
+                    <w:sz w:val="24"/>
+                    <w:szCs w:val="24"/>
+                  </w:rPr>
+                </w:pPr>
+                <w:r>
+                  <w:rPr>
+                    <w:rtl w:val="0"/>
+                  </w:rPr>
+                </w:r>
+              </w:p>
+            </w:tc>
+          </w:tr>
+          <w:tr>
+            <w:trPr>
+              <w:cantSplit w:val="0"/>
+              <w:tblHeader w:val="0"/>
+            </w:trPr>
+            <w:tc>
+              <w:tcPr>
+                <w:tcBorders>
+                  <w:top w:color="000000" w:space="0" w:sz="5" w:val="single"/>
+                </w:tcBorders>
+              </w:tcPr>
+              <w:p>
+                <w:pPr>
+                  <w:widowControl w:val="0"/>
+                  <w:spacing w:after="0" w:line="240" w:lineRule="auto"/>
+                  <w:rPr>
+                    <w:rFonts w:ascii="Arial" w:cs="Arial" w:eastAsia="Arial" w:hAnsi="Arial"/>
+                    <w:sz w:val="20"/>
+                    <w:szCs w:val="20"/>
+                  </w:rPr>
+                </w:pPr>
+                <w:r>
+                  <w:rPr>
+                    <w:rFonts w:ascii="Arial" w:cs="Arial" w:eastAsia="Arial" w:hAnsi="Arial"/>
+                    <w:sz w:val="20"/>
+                    <w:szCs w:val="20"/>
+                    <w:rtl w:val="0"/>
+                  </w:rPr>
+                  <w:t xml:space="preserve">d) Estudo da linguagem de programação Python</w:t>
+                </w:r>
+              </w:p>
+            </w:tc>
+            <w:tc>
+              <w:tcPr/>
+              <w:p>
+                <w:pPr>
+                  <w:widowControl w:val="0"/>
+                  <w:spacing w:after="0" w:line="240" w:lineRule="auto"/>
+                  <w:rPr>
+                    <w:rFonts w:ascii="Arial" w:cs="Arial" w:eastAsia="Arial" w:hAnsi="Arial"/>
+                    <w:b w:val="1"/>
+                    <w:sz w:val="24"/>
+                    <w:szCs w:val="24"/>
+                  </w:rPr>
+                </w:pPr>
+                <w:r>
+                  <w:rPr>
+                    <w:rtl w:val="0"/>
+                  </w:rPr>
+                </w:r>
+              </w:p>
+            </w:tc>
+            <w:tc>
+              <w:tcPr/>
+              <w:p>
+                <w:pPr>
+                  <w:widowControl w:val="0"/>
+                  <w:spacing w:after="0" w:line="240" w:lineRule="auto"/>
+                  <w:rPr>
+                    <w:rFonts w:ascii="Arial" w:cs="Arial" w:eastAsia="Arial" w:hAnsi="Arial"/>
+                    <w:b w:val="1"/>
+                    <w:sz w:val="24"/>
+                    <w:szCs w:val="24"/>
+                  </w:rPr>
+                </w:pPr>
+                <w:r>
+                  <w:rPr>
+                    <w:rFonts w:ascii="Arial" w:cs="Arial" w:eastAsia="Arial" w:hAnsi="Arial"/>
+                    <w:b w:val="1"/>
+                    <w:sz w:val="24"/>
+                    <w:szCs w:val="24"/>
+                    <w:rtl w:val="0"/>
+                  </w:rPr>
+                  <w:t xml:space="preserve">x</w:t>
+                </w:r>
+              </w:p>
+            </w:tc>
+            <w:tc>
+              <w:tcPr/>
+              <w:p>
+                <w:pPr>
+                  <w:widowControl w:val="0"/>
+                  <w:spacing w:after="0" w:line="240" w:lineRule="auto"/>
+                  <w:rPr>
+                    <w:rFonts w:ascii="Arial" w:cs="Arial" w:eastAsia="Arial" w:hAnsi="Arial"/>
+                    <w:b w:val="1"/>
+                    <w:sz w:val="24"/>
+                    <w:szCs w:val="24"/>
+                  </w:rPr>
+                </w:pPr>
+                <w:r>
+                  <w:rPr>
+                    <w:rtl w:val="0"/>
+                  </w:rPr>
+                </w:r>
+              </w:p>
+            </w:tc>
+            <w:tc>
+              <w:tcPr/>
+              <w:p>
+                <w:pPr>
+                  <w:widowControl w:val="0"/>
+                  <w:spacing w:after="0" w:line="240" w:lineRule="auto"/>
+                  <w:rPr>
+                    <w:rFonts w:ascii="Arial" w:cs="Arial" w:eastAsia="Arial" w:hAnsi="Arial"/>
+                    <w:b w:val="1"/>
+                    <w:sz w:val="24"/>
+                    <w:szCs w:val="24"/>
+                  </w:rPr>
+                </w:pPr>
+                <w:r>
+                  <w:rPr>
+                    <w:rtl w:val="0"/>
+                  </w:rPr>
+                </w:r>
+              </w:p>
+            </w:tc>
+            <w:tc>
+              <w:tcPr/>
+              <w:p>
+                <w:pPr>
+                  <w:widowControl w:val="0"/>
+                  <w:spacing w:after="0" w:line="240" w:lineRule="auto"/>
+                  <w:rPr>
+                    <w:rFonts w:ascii="Arial" w:cs="Arial" w:eastAsia="Arial" w:hAnsi="Arial"/>
+                    <w:b w:val="1"/>
+                    <w:sz w:val="24"/>
+                    <w:szCs w:val="24"/>
+                  </w:rPr>
+                </w:pPr>
+                <w:r>
+                  <w:rPr>
+                    <w:rtl w:val="0"/>
+                  </w:rPr>
+                </w:r>
+              </w:p>
+            </w:tc>
+            <w:tc>
+              <w:tcPr/>
+              <w:p>
+                <w:pPr>
+                  <w:widowControl w:val="0"/>
+                  <w:spacing w:after="0" w:line="240" w:lineRule="auto"/>
+                  <w:rPr>
+                    <w:rFonts w:ascii="Arial" w:cs="Arial" w:eastAsia="Arial" w:hAnsi="Arial"/>
+                    <w:b w:val="1"/>
+                    <w:sz w:val="24"/>
+                    <w:szCs w:val="24"/>
+                  </w:rPr>
+                </w:pPr>
+                <w:r>
+                  <w:rPr>
+                    <w:rtl w:val="0"/>
+                  </w:rPr>
+                </w:r>
+              </w:p>
+            </w:tc>
+            <w:tc>
+              <w:tcPr/>
+              <w:p>
+                <w:pPr>
+                  <w:widowControl w:val="0"/>
+                  <w:spacing w:after="0" w:line="240" w:lineRule="auto"/>
+                  <w:rPr>
+                    <w:rFonts w:ascii="Arial" w:cs="Arial" w:eastAsia="Arial" w:hAnsi="Arial"/>
+                    <w:b w:val="1"/>
+                    <w:sz w:val="24"/>
+                    <w:szCs w:val="24"/>
+                  </w:rPr>
+                </w:pPr>
+                <w:r>
+                  <w:rPr>
+                    <w:rtl w:val="0"/>
+                  </w:rPr>
+                </w:r>
+              </w:p>
+            </w:tc>
+            <w:tc>
+              <w:tcPr/>
+              <w:p>
+                <w:pPr>
+                  <w:widowControl w:val="0"/>
+                  <w:spacing w:after="0" w:line="240" w:lineRule="auto"/>
+                  <w:rPr>
+                    <w:rFonts w:ascii="Arial" w:cs="Arial" w:eastAsia="Arial" w:hAnsi="Arial"/>
+                    <w:b w:val="1"/>
+                    <w:sz w:val="24"/>
+                    <w:szCs w:val="24"/>
+                  </w:rPr>
+                </w:pPr>
+                <w:r>
+                  <w:rPr>
+                    <w:rtl w:val="0"/>
+                  </w:rPr>
+                </w:r>
+              </w:p>
+            </w:tc>
+            <w:tc>
+              <w:tcPr/>
+              <w:p>
+                <w:pPr>
+                  <w:widowControl w:val="0"/>
+                  <w:spacing w:after="0" w:line="240" w:lineRule="auto"/>
+                  <w:rPr>
+                    <w:rFonts w:ascii="Arial" w:cs="Arial" w:eastAsia="Arial" w:hAnsi="Arial"/>
+                    <w:b w:val="1"/>
+                    <w:sz w:val="24"/>
+                    <w:szCs w:val="24"/>
+                  </w:rPr>
+                </w:pPr>
+                <w:r>
+                  <w:rPr>
+                    <w:rtl w:val="0"/>
+                  </w:rPr>
+                </w:r>
+              </w:p>
+            </w:tc>
+          </w:tr>
+          <w:tr>
+            <w:trPr>
+              <w:cantSplit w:val="0"/>
+              <w:tblHeader w:val="0"/>
+            </w:trPr>
+            <w:tc>
+              <w:tcPr/>
+              <w:p>
+                <w:pPr>
+                  <w:widowControl w:val="0"/>
+                  <w:spacing w:after="0" w:line="240" w:lineRule="auto"/>
+                  <w:rPr>
+                    <w:rFonts w:ascii="Arial" w:cs="Arial" w:eastAsia="Arial" w:hAnsi="Arial"/>
+                    <w:sz w:val="20"/>
+                    <w:szCs w:val="20"/>
+                  </w:rPr>
+                </w:pPr>
+                <w:r>
+                  <w:rPr>
+                    <w:rFonts w:ascii="Arial" w:cs="Arial" w:eastAsia="Arial" w:hAnsi="Arial"/>
+                    <w:sz w:val="20"/>
+                    <w:szCs w:val="20"/>
+                    <w:rtl w:val="0"/>
+                  </w:rPr>
+                  <w:t xml:space="preserve">e) Identificação das bases de dados </w:t>
+                </w:r>
+              </w:p>
+            </w:tc>
+            <w:tc>
+              <w:tcPr/>
+              <w:p>
+                <w:pPr>
+                  <w:widowControl w:val="0"/>
+                  <w:spacing w:after="0" w:line="240" w:lineRule="auto"/>
+                  <w:rPr>
+                    <w:rFonts w:ascii="Arial" w:cs="Arial" w:eastAsia="Arial" w:hAnsi="Arial"/>
+                    <w:b w:val="1"/>
+                    <w:sz w:val="24"/>
+                    <w:szCs w:val="24"/>
+                  </w:rPr>
+                </w:pPr>
+                <w:r>
+                  <w:rPr>
+                    <w:rtl w:val="0"/>
+                  </w:rPr>
+                </w:r>
+              </w:p>
+            </w:tc>
+            <w:tc>
+              <w:tcPr/>
+              <w:p>
+                <w:pPr>
+                  <w:widowControl w:val="0"/>
+                  <w:spacing w:after="0" w:line="240" w:lineRule="auto"/>
+                  <w:rPr>
+                    <w:rFonts w:ascii="Arial" w:cs="Arial" w:eastAsia="Arial" w:hAnsi="Arial"/>
+                    <w:b w:val="1"/>
+                    <w:sz w:val="24"/>
+                    <w:szCs w:val="24"/>
+                  </w:rPr>
+                </w:pPr>
+                <w:r>
+                  <w:rPr>
+                    <w:rtl w:val="0"/>
+                  </w:rPr>
+                </w:r>
+              </w:p>
+            </w:tc>
+            <w:tc>
+              <w:tcPr/>
+              <w:p>
+                <w:pPr>
+                  <w:widowControl w:val="0"/>
+                  <w:spacing w:after="0" w:line="240" w:lineRule="auto"/>
+                  <w:rPr>
+                    <w:rFonts w:ascii="Arial" w:cs="Arial" w:eastAsia="Arial" w:hAnsi="Arial"/>
+                    <w:b w:val="1"/>
+                    <w:sz w:val="24"/>
+                    <w:szCs w:val="24"/>
+                  </w:rPr>
+                </w:pPr>
+                <w:r>
+                  <w:rPr>
+                    <w:rFonts w:ascii="Arial" w:cs="Arial" w:eastAsia="Arial" w:hAnsi="Arial"/>
+                    <w:b w:val="1"/>
+                    <w:sz w:val="24"/>
+                    <w:szCs w:val="24"/>
+                    <w:rtl w:val="0"/>
+                  </w:rPr>
+                  <w:t xml:space="preserve">x</w:t>
+                </w:r>
+              </w:p>
+            </w:tc>
+            <w:tc>
+              <w:tcPr/>
+              <w:p>
+                <w:pPr>
+                  <w:widowControl w:val="0"/>
+                  <w:spacing w:after="0" w:line="240" w:lineRule="auto"/>
+                  <w:rPr>
+                    <w:rFonts w:ascii="Arial" w:cs="Arial" w:eastAsia="Arial" w:hAnsi="Arial"/>
+                    <w:b w:val="1"/>
+                    <w:sz w:val="24"/>
+                    <w:szCs w:val="24"/>
+                  </w:rPr>
+                </w:pPr>
+                <w:r>
+                  <w:rPr>
+                    <w:rtl w:val="0"/>
+                  </w:rPr>
+                </w:r>
+              </w:p>
+            </w:tc>
+            <w:tc>
+              <w:tcPr/>
+              <w:p>
+                <w:pPr>
+                  <w:widowControl w:val="0"/>
+                  <w:spacing w:after="0" w:line="240" w:lineRule="auto"/>
+                  <w:rPr>
+                    <w:rFonts w:ascii="Arial" w:cs="Arial" w:eastAsia="Arial" w:hAnsi="Arial"/>
+                    <w:b w:val="1"/>
+                    <w:sz w:val="24"/>
+                    <w:szCs w:val="24"/>
+                  </w:rPr>
+                </w:pPr>
+                <w:r>
+                  <w:rPr>
+                    <w:rtl w:val="0"/>
+                  </w:rPr>
+                </w:r>
+              </w:p>
+            </w:tc>
+            <w:tc>
+              <w:tcPr/>
+              <w:p>
+                <w:pPr>
+                  <w:widowControl w:val="0"/>
+                  <w:spacing w:after="0" w:line="240" w:lineRule="auto"/>
+                  <w:rPr>
+                    <w:rFonts w:ascii="Arial" w:cs="Arial" w:eastAsia="Arial" w:hAnsi="Arial"/>
+                    <w:b w:val="1"/>
+                    <w:sz w:val="24"/>
+                    <w:szCs w:val="24"/>
+                  </w:rPr>
+                </w:pPr>
+                <w:r>
+                  <w:rPr>
+                    <w:rtl w:val="0"/>
+                  </w:rPr>
+                </w:r>
+              </w:p>
+            </w:tc>
+            <w:tc>
+              <w:tcPr/>
+              <w:p>
+                <w:pPr>
+                  <w:widowControl w:val="0"/>
+                  <w:spacing w:after="0" w:line="240" w:lineRule="auto"/>
+                  <w:rPr>
+                    <w:rFonts w:ascii="Arial" w:cs="Arial" w:eastAsia="Arial" w:hAnsi="Arial"/>
+                    <w:b w:val="1"/>
+                    <w:sz w:val="24"/>
+                    <w:szCs w:val="24"/>
+                  </w:rPr>
+                </w:pPr>
+                <w:r>
+                  <w:rPr>
+                    <w:rtl w:val="0"/>
+                  </w:rPr>
+                </w:r>
+              </w:p>
+            </w:tc>
+            <w:tc>
+              <w:tcPr/>
+              <w:p>
+                <w:pPr>
+                  <w:widowControl w:val="0"/>
+                  <w:spacing w:after="0" w:line="240" w:lineRule="auto"/>
+                  <w:rPr>
+                    <w:rFonts w:ascii="Arial" w:cs="Arial" w:eastAsia="Arial" w:hAnsi="Arial"/>
+                    <w:b w:val="1"/>
+                    <w:sz w:val="24"/>
+                    <w:szCs w:val="24"/>
+                  </w:rPr>
+                </w:pPr>
+                <w:r>
+                  <w:rPr>
+                    <w:rtl w:val="0"/>
+                  </w:rPr>
+                </w:r>
+              </w:p>
+            </w:tc>
+            <w:tc>
+              <w:tcPr/>
+              <w:p>
+                <w:pPr>
+                  <w:widowControl w:val="0"/>
+                  <w:spacing w:after="0" w:line="240" w:lineRule="auto"/>
+                  <w:rPr>
+                    <w:rFonts w:ascii="Arial" w:cs="Arial" w:eastAsia="Arial" w:hAnsi="Arial"/>
+                    <w:b w:val="1"/>
+                    <w:sz w:val="24"/>
+                    <w:szCs w:val="24"/>
+                  </w:rPr>
+                </w:pPr>
+                <w:r>
+                  <w:rPr>
+                    <w:rtl w:val="0"/>
+                  </w:rPr>
+                </w:r>
+              </w:p>
+            </w:tc>
+          </w:tr>
+          <w:tr>
+            <w:trPr>
+              <w:cantSplit w:val="0"/>
+              <w:tblHeader w:val="0"/>
+            </w:trPr>
+            <w:tc>
+              <w:tcPr>
+                <w:tcBorders>
+                  <w:bottom w:color="000000" w:space="0" w:sz="5" w:val="single"/>
+                </w:tcBorders>
+              </w:tcPr>
+              <w:p>
+                <w:pPr>
+                  <w:widowControl w:val="0"/>
+                  <w:spacing w:after="0" w:line="240" w:lineRule="auto"/>
+                  <w:rPr>
+                    <w:rFonts w:ascii="Arial" w:cs="Arial" w:eastAsia="Arial" w:hAnsi="Arial"/>
+                    <w:sz w:val="20"/>
+                    <w:szCs w:val="20"/>
+                  </w:rPr>
+                </w:pPr>
+                <w:r>
+                  <w:rPr>
+                    <w:rFonts w:ascii="Arial" w:cs="Arial" w:eastAsia="Arial" w:hAnsi="Arial"/>
+                    <w:sz w:val="20"/>
+                    <w:szCs w:val="20"/>
+                    <w:rtl w:val="0"/>
+                  </w:rPr>
+                  <w:t xml:space="preserve">f) escrita do TCC 1</w:t>
+                </w:r>
+              </w:p>
+            </w:tc>
+            <w:tc>
+              <w:tcPr/>
+              <w:p>
+                <w:pPr>
+                  <w:widowControl w:val="0"/>
+                  <w:spacing w:after="0" w:line="240" w:lineRule="auto"/>
+                  <w:rPr>
+                    <w:rFonts w:ascii="Arial" w:cs="Arial" w:eastAsia="Arial" w:hAnsi="Arial"/>
+                    <w:b w:val="1"/>
+                    <w:sz w:val="24"/>
+                    <w:szCs w:val="24"/>
+                  </w:rPr>
+                </w:pPr>
+                <w:r>
+                  <w:rPr>
+                    <w:rtl w:val="0"/>
+                  </w:rPr>
+                </w:r>
+              </w:p>
+            </w:tc>
+            <w:tc>
+              <w:tcPr/>
+              <w:p>
+                <w:pPr>
+                  <w:widowControl w:val="0"/>
+                  <w:spacing w:after="0" w:line="240" w:lineRule="auto"/>
+                  <w:rPr>
+                    <w:rFonts w:ascii="Arial" w:cs="Arial" w:eastAsia="Arial" w:hAnsi="Arial"/>
+                    <w:b w:val="1"/>
+                    <w:sz w:val="24"/>
+                    <w:szCs w:val="24"/>
+                  </w:rPr>
+                </w:pPr>
+                <w:r>
+                  <w:rPr>
+                    <w:rtl w:val="0"/>
+                  </w:rPr>
+                </w:r>
+              </w:p>
+            </w:tc>
+            <w:tc>
+              <w:tcPr/>
+              <w:p>
+                <w:pPr>
+                  <w:widowControl w:val="0"/>
+                  <w:spacing w:after="0" w:line="240" w:lineRule="auto"/>
+                  <w:rPr>
+                    <w:rFonts w:ascii="Arial" w:cs="Arial" w:eastAsia="Arial" w:hAnsi="Arial"/>
+                    <w:b w:val="1"/>
+                    <w:sz w:val="24"/>
+                    <w:szCs w:val="24"/>
+                  </w:rPr>
+                </w:pPr>
+                <w:r>
+                  <w:rPr>
+                    <w:rFonts w:ascii="Arial" w:cs="Arial" w:eastAsia="Arial" w:hAnsi="Arial"/>
+                    <w:b w:val="1"/>
+                    <w:sz w:val="24"/>
+                    <w:szCs w:val="24"/>
+                    <w:rtl w:val="0"/>
+                  </w:rPr>
+                  <w:t xml:space="preserve">x</w:t>
+                </w:r>
+              </w:p>
+            </w:tc>
+            <w:tc>
+              <w:tcPr/>
+              <w:p>
+                <w:pPr>
+                  <w:widowControl w:val="0"/>
+                  <w:spacing w:after="0" w:line="240" w:lineRule="auto"/>
+                  <w:rPr>
+                    <w:rFonts w:ascii="Arial" w:cs="Arial" w:eastAsia="Arial" w:hAnsi="Arial"/>
+                    <w:b w:val="1"/>
+                    <w:sz w:val="24"/>
+                    <w:szCs w:val="24"/>
+                  </w:rPr>
+                </w:pPr>
+                <w:r>
+                  <w:rPr>
+                    <w:rFonts w:ascii="Arial" w:cs="Arial" w:eastAsia="Arial" w:hAnsi="Arial"/>
+                    <w:b w:val="1"/>
+                    <w:sz w:val="24"/>
+                    <w:szCs w:val="24"/>
+                    <w:rtl w:val="0"/>
+                  </w:rPr>
+                  <w:t xml:space="preserve">x</w:t>
+                </w:r>
+              </w:p>
+            </w:tc>
+            <w:tc>
+              <w:tcPr/>
+              <w:p>
+                <w:pPr>
+                  <w:widowControl w:val="0"/>
+                  <w:spacing w:after="0" w:line="240" w:lineRule="auto"/>
+                  <w:rPr>
+                    <w:rFonts w:ascii="Arial" w:cs="Arial" w:eastAsia="Arial" w:hAnsi="Arial"/>
+                    <w:b w:val="1"/>
+                    <w:sz w:val="24"/>
+                    <w:szCs w:val="24"/>
+                  </w:rPr>
+                </w:pPr>
+                <w:r>
+                  <w:rPr>
+                    <w:rtl w:val="0"/>
+                  </w:rPr>
+                </w:r>
+              </w:p>
+            </w:tc>
+            <w:tc>
+              <w:tcPr/>
+              <w:p>
+                <w:pPr>
+                  <w:widowControl w:val="0"/>
+                  <w:spacing w:after="0" w:line="240" w:lineRule="auto"/>
+                  <w:rPr>
+                    <w:rFonts w:ascii="Arial" w:cs="Arial" w:eastAsia="Arial" w:hAnsi="Arial"/>
+                    <w:b w:val="1"/>
+                    <w:sz w:val="24"/>
+                    <w:szCs w:val="24"/>
+                  </w:rPr>
+                </w:pPr>
+                <w:r>
+                  <w:rPr>
+                    <w:rtl w:val="0"/>
+                  </w:rPr>
+                </w:r>
+              </w:p>
+            </w:tc>
+            <w:tc>
+              <w:tcPr/>
+              <w:p>
+                <w:pPr>
+                  <w:widowControl w:val="0"/>
+                  <w:spacing w:after="0" w:line="240" w:lineRule="auto"/>
+                  <w:rPr>
+                    <w:rFonts w:ascii="Arial" w:cs="Arial" w:eastAsia="Arial" w:hAnsi="Arial"/>
+                    <w:b w:val="1"/>
+                    <w:sz w:val="24"/>
+                    <w:szCs w:val="24"/>
+                  </w:rPr>
+                </w:pPr>
+                <w:r>
+                  <w:rPr>
+                    <w:rtl w:val="0"/>
+                  </w:rPr>
+                </w:r>
+              </w:p>
+            </w:tc>
+            <w:tc>
+              <w:tcPr/>
+              <w:p>
+                <w:pPr>
+                  <w:widowControl w:val="0"/>
+                  <w:spacing w:after="0" w:line="240" w:lineRule="auto"/>
+                  <w:rPr>
+                    <w:rFonts w:ascii="Arial" w:cs="Arial" w:eastAsia="Arial" w:hAnsi="Arial"/>
+                    <w:b w:val="1"/>
+                    <w:sz w:val="24"/>
+                    <w:szCs w:val="24"/>
+                  </w:rPr>
+                </w:pPr>
+                <w:r>
+                  <w:rPr>
+                    <w:rtl w:val="0"/>
+                  </w:rPr>
+                </w:r>
+              </w:p>
+            </w:tc>
+            <w:tc>
+              <w:tcPr/>
+              <w:p>
+                <w:pPr>
+                  <w:widowControl w:val="0"/>
+                  <w:spacing w:after="0" w:line="240" w:lineRule="auto"/>
+                  <w:rPr>
+                    <w:rFonts w:ascii="Arial" w:cs="Arial" w:eastAsia="Arial" w:hAnsi="Arial"/>
+                    <w:b w:val="1"/>
+                    <w:sz w:val="24"/>
+                    <w:szCs w:val="24"/>
+                  </w:rPr>
+                </w:pPr>
+                <w:r>
+                  <w:rPr>
+                    <w:rtl w:val="0"/>
+                  </w:rPr>
+                </w:r>
+              </w:p>
+            </w:tc>
+          </w:tr>
+          <w:tr>
+            <w:trPr>
+              <w:cantSplit w:val="0"/>
+              <w:tblHeader w:val="0"/>
+            </w:trPr>
+            <w:tc>
+              <w:tcPr>
+                <w:tcBorders>
+                  <w:top w:color="000000" w:space="0" w:sz="5" w:val="single"/>
+                  <w:left w:color="000000" w:space="0" w:sz="5" w:val="single"/>
+                  <w:bottom w:color="000000" w:space="0" w:sz="5" w:val="single"/>
+                  <w:right w:color="000000" w:space="0" w:sz="5" w:val="single"/>
+                </w:tcBorders>
+                <w:tcMar>
+                  <w:top w:w="0.0" w:type="dxa"/>
+                  <w:bottom w:w="0.0" w:type="dxa"/>
+                </w:tcMar>
+              </w:tcPr>
+              <w:p>
+                <w:pPr>
+                  <w:widowControl w:val="0"/>
+                  <w:spacing w:after="240" w:before="240" w:line="240" w:lineRule="auto"/>
+                  <w:rPr>
+                    <w:rFonts w:ascii="Arial" w:cs="Arial" w:eastAsia="Arial" w:hAnsi="Arial"/>
+                    <w:sz w:val="20"/>
+                    <w:szCs w:val="20"/>
+                  </w:rPr>
+                </w:pPr>
+                <w:r>
+                  <w:rPr>
+                    <w:rFonts w:ascii="Arial" w:cs="Arial" w:eastAsia="Arial" w:hAnsi="Arial"/>
+                    <w:sz w:val="20"/>
+                    <w:szCs w:val="20"/>
+                    <w:rtl w:val="0"/>
+                  </w:rPr>
+                  <w:t xml:space="preserve">g) Escolha de uma base de dados e aplicação da etapa de pré-processamento</w:t>
+                </w:r>
+              </w:p>
+            </w:tc>
+            <w:tc>
+              <w:tcPr>
+                <w:tcBorders>
+                  <w:left w:color="000000" w:space="0" w:sz="5" w:val="single"/>
+                </w:tcBorders>
+              </w:tcPr>
+              <w:p>
+                <w:pPr>
+                  <w:widowControl w:val="0"/>
+                  <w:spacing w:after="0" w:line="240" w:lineRule="auto"/>
+                  <w:rPr>
+                    <w:rFonts w:ascii="Arial" w:cs="Arial" w:eastAsia="Arial" w:hAnsi="Arial"/>
+                    <w:b w:val="1"/>
+                    <w:sz w:val="24"/>
+                    <w:szCs w:val="24"/>
+                  </w:rPr>
+                </w:pPr>
+                <w:r>
+                  <w:rPr>
+                    <w:rtl w:val="0"/>
+                  </w:rPr>
+                </w:r>
+              </w:p>
+            </w:tc>
+            <w:tc>
+              <w:tcPr/>
+              <w:p>
+                <w:pPr>
+                  <w:widowControl w:val="0"/>
+                  <w:spacing w:after="0" w:line="240" w:lineRule="auto"/>
+                  <w:rPr>
+                    <w:rFonts w:ascii="Arial" w:cs="Arial" w:eastAsia="Arial" w:hAnsi="Arial"/>
+                    <w:b w:val="1"/>
+                    <w:sz w:val="24"/>
+                    <w:szCs w:val="24"/>
+                  </w:rPr>
+                </w:pPr>
+                <w:r>
+                  <w:rPr>
+                    <w:rtl w:val="0"/>
+                  </w:rPr>
+                </w:r>
+              </w:p>
+            </w:tc>
+            <w:tc>
+              <w:tcPr/>
+              <w:p>
+                <w:pPr>
+                  <w:widowControl w:val="0"/>
+                  <w:spacing w:after="0" w:line="240" w:lineRule="auto"/>
+                  <w:rPr>
+                    <w:rFonts w:ascii="Arial" w:cs="Arial" w:eastAsia="Arial" w:hAnsi="Arial"/>
+                    <w:b w:val="1"/>
+                    <w:sz w:val="24"/>
+                    <w:szCs w:val="24"/>
+                  </w:rPr>
+                </w:pPr>
+                <w:r>
+                  <w:rPr>
+                    <w:rtl w:val="0"/>
+                  </w:rPr>
+                </w:r>
+              </w:p>
+            </w:tc>
+            <w:tc>
+              <w:tcPr/>
+              <w:p>
+                <w:pPr>
+                  <w:widowControl w:val="0"/>
+                  <w:spacing w:after="0" w:line="240" w:lineRule="auto"/>
+                  <w:rPr>
+                    <w:rFonts w:ascii="Arial" w:cs="Arial" w:eastAsia="Arial" w:hAnsi="Arial"/>
+                    <w:b w:val="1"/>
+                    <w:sz w:val="24"/>
+                    <w:szCs w:val="24"/>
+                  </w:rPr>
+                </w:pPr>
+                <w:r>
+                  <w:rPr>
+                    <w:rtl w:val="0"/>
+                  </w:rPr>
+                </w:r>
+              </w:p>
+            </w:tc>
+            <w:tc>
+              <w:tcPr/>
+              <w:p>
+                <w:pPr>
+                  <w:widowControl w:val="0"/>
+                  <w:spacing w:after="0" w:line="240" w:lineRule="auto"/>
+                  <w:rPr>
+                    <w:rFonts w:ascii="Arial" w:cs="Arial" w:eastAsia="Arial" w:hAnsi="Arial"/>
+                    <w:b w:val="1"/>
+                    <w:sz w:val="24"/>
+                    <w:szCs w:val="24"/>
+                  </w:rPr>
+                </w:pPr>
+                <w:r>
+                  <w:rPr>
+                    <w:rFonts w:ascii="Arial" w:cs="Arial" w:eastAsia="Arial" w:hAnsi="Arial"/>
+                    <w:b w:val="1"/>
+                    <w:sz w:val="24"/>
+                    <w:szCs w:val="24"/>
+                    <w:rtl w:val="0"/>
+                  </w:rPr>
+                  <w:t xml:space="preserve">x</w:t>
+                </w:r>
+              </w:p>
+            </w:tc>
+            <w:tc>
+              <w:tcPr/>
+              <w:p>
+                <w:pPr>
+                  <w:widowControl w:val="0"/>
+                  <w:spacing w:after="0" w:line="240" w:lineRule="auto"/>
+                  <w:rPr>
+                    <w:rFonts w:ascii="Arial" w:cs="Arial" w:eastAsia="Arial" w:hAnsi="Arial"/>
+                    <w:b w:val="1"/>
+                    <w:sz w:val="24"/>
+                    <w:szCs w:val="24"/>
+                  </w:rPr>
+                </w:pPr>
+                <w:r>
+                  <w:rPr>
+                    <w:rFonts w:ascii="Arial" w:cs="Arial" w:eastAsia="Arial" w:hAnsi="Arial"/>
+                    <w:b w:val="1"/>
+                    <w:sz w:val="24"/>
+                    <w:szCs w:val="24"/>
+                    <w:rtl w:val="0"/>
+                  </w:rPr>
+                  <w:t xml:space="preserve">x</w:t>
+                </w:r>
+              </w:p>
+            </w:tc>
+            <w:tc>
+              <w:tcPr/>
+              <w:p>
+                <w:pPr>
+                  <w:widowControl w:val="0"/>
+                  <w:spacing w:after="0" w:line="240" w:lineRule="auto"/>
+                  <w:rPr>
+                    <w:rFonts w:ascii="Arial" w:cs="Arial" w:eastAsia="Arial" w:hAnsi="Arial"/>
+                    <w:b w:val="1"/>
+                    <w:sz w:val="24"/>
+                    <w:szCs w:val="24"/>
+                  </w:rPr>
+                </w:pPr>
+                <w:r>
+                  <w:rPr>
+                    <w:rtl w:val="0"/>
+                  </w:rPr>
+                </w:r>
+              </w:p>
+            </w:tc>
+            <w:tc>
+              <w:tcPr/>
+              <w:p>
+                <w:pPr>
+                  <w:widowControl w:val="0"/>
+                  <w:spacing w:after="0" w:line="240" w:lineRule="auto"/>
+                  <w:rPr>
+                    <w:rFonts w:ascii="Arial" w:cs="Arial" w:eastAsia="Arial" w:hAnsi="Arial"/>
+                    <w:b w:val="1"/>
+                    <w:sz w:val="24"/>
+                    <w:szCs w:val="24"/>
+                  </w:rPr>
+                </w:pPr>
+                <w:r>
+                  <w:rPr>
+                    <w:rtl w:val="0"/>
+                  </w:rPr>
+                </w:r>
+              </w:p>
+            </w:tc>
+            <w:tc>
+              <w:tcPr/>
+              <w:p>
+                <w:pPr>
+                  <w:widowControl w:val="0"/>
+                  <w:spacing w:after="0" w:line="240" w:lineRule="auto"/>
+                  <w:rPr>
+                    <w:rFonts w:ascii="Arial" w:cs="Arial" w:eastAsia="Arial" w:hAnsi="Arial"/>
+                    <w:b w:val="1"/>
+                    <w:sz w:val="24"/>
+                    <w:szCs w:val="24"/>
+                  </w:rPr>
+                </w:pPr>
+                <w:r>
+                  <w:rPr>
+                    <w:rtl w:val="0"/>
+                  </w:rPr>
+                </w:r>
+              </w:p>
+            </w:tc>
+          </w:tr>
+          <w:tr>
+            <w:trPr>
+              <w:cantSplit w:val="0"/>
+              <w:tblHeader w:val="0"/>
+            </w:trPr>
+            <w:tc>
+              <w:tcPr>
+                <w:tcBorders>
+                  <w:top w:color="000000" w:space="0" w:sz="5" w:val="single"/>
+                  <w:left w:color="000000" w:space="0" w:sz="5" w:val="single"/>
+                  <w:bottom w:color="000000" w:space="0" w:sz="5" w:val="single"/>
+                  <w:right w:color="000000" w:space="0" w:sz="5" w:val="single"/>
+                </w:tcBorders>
+                <w:tcMar>
+                  <w:top w:w="0.0" w:type="dxa"/>
+                  <w:bottom w:w="0.0" w:type="dxa"/>
+                </w:tcMar>
+              </w:tcPr>
+              <w:p>
+                <w:pPr>
+                  <w:widowControl w:val="0"/>
+                  <w:spacing w:after="240" w:before="240" w:line="240" w:lineRule="auto"/>
+                  <w:rPr>
+                    <w:rFonts w:ascii="Arial" w:cs="Arial" w:eastAsia="Arial" w:hAnsi="Arial"/>
+                    <w:sz w:val="20"/>
+                    <w:szCs w:val="20"/>
+                  </w:rPr>
+                </w:pPr>
+                <w:r>
+                  <w:rPr>
+                    <w:rFonts w:ascii="Arial" w:cs="Arial" w:eastAsia="Arial" w:hAnsi="Arial"/>
+                    <w:sz w:val="20"/>
+                    <w:szCs w:val="20"/>
+                    <w:rtl w:val="0"/>
+                  </w:rPr>
+                  <w:t xml:space="preserve">h) atualização da bibliografia</w:t>
+                </w:r>
+              </w:p>
+            </w:tc>
+            <w:tc>
+              <w:tcPr>
+                <w:tcBorders>
+                  <w:left w:color="000000" w:space="0" w:sz="5" w:val="single"/>
+                </w:tcBorders>
+              </w:tcPr>
+              <w:p>
+                <w:pPr>
+                  <w:widowControl w:val="0"/>
+                  <w:spacing w:after="0" w:line="240" w:lineRule="auto"/>
+                  <w:rPr>
+                    <w:rFonts w:ascii="Arial" w:cs="Arial" w:eastAsia="Arial" w:hAnsi="Arial"/>
+                    <w:b w:val="1"/>
+                    <w:sz w:val="24"/>
+                    <w:szCs w:val="24"/>
+                  </w:rPr>
+                </w:pPr>
+                <w:r>
+                  <w:rPr>
+                    <w:rtl w:val="0"/>
+                  </w:rPr>
+                </w:r>
+              </w:p>
+            </w:tc>
+            <w:tc>
+              <w:tcPr/>
+              <w:p>
+                <w:pPr>
+                  <w:widowControl w:val="0"/>
+                  <w:spacing w:after="0" w:line="240" w:lineRule="auto"/>
+                  <w:rPr>
+                    <w:rFonts w:ascii="Arial" w:cs="Arial" w:eastAsia="Arial" w:hAnsi="Arial"/>
+                    <w:b w:val="1"/>
+                    <w:sz w:val="24"/>
+                    <w:szCs w:val="24"/>
+                  </w:rPr>
+                </w:pPr>
+                <w:r>
+                  <w:rPr>
+                    <w:rtl w:val="0"/>
+                  </w:rPr>
+                </w:r>
+              </w:p>
+            </w:tc>
+            <w:tc>
+              <w:tcPr/>
+              <w:p>
+                <w:pPr>
+                  <w:widowControl w:val="0"/>
+                  <w:spacing w:after="0" w:line="240" w:lineRule="auto"/>
+                  <w:rPr>
+                    <w:rFonts w:ascii="Arial" w:cs="Arial" w:eastAsia="Arial" w:hAnsi="Arial"/>
+                    <w:b w:val="1"/>
+                    <w:sz w:val="24"/>
+                    <w:szCs w:val="24"/>
+                  </w:rPr>
+                </w:pPr>
+                <w:r>
+                  <w:rPr>
+                    <w:rtl w:val="0"/>
+                  </w:rPr>
+                </w:r>
+              </w:p>
+            </w:tc>
+            <w:tc>
+              <w:tcPr/>
+              <w:p>
+                <w:pPr>
+                  <w:widowControl w:val="0"/>
+                  <w:spacing w:after="0" w:line="240" w:lineRule="auto"/>
+                  <w:rPr>
+                    <w:rFonts w:ascii="Arial" w:cs="Arial" w:eastAsia="Arial" w:hAnsi="Arial"/>
+                    <w:b w:val="1"/>
+                    <w:sz w:val="24"/>
+                    <w:szCs w:val="24"/>
+                  </w:rPr>
+                </w:pPr>
+                <w:r>
+                  <w:rPr>
+                    <w:rtl w:val="0"/>
+                  </w:rPr>
+                </w:r>
+              </w:p>
+            </w:tc>
+            <w:tc>
+              <w:tcPr/>
+              <w:p>
+                <w:pPr>
+                  <w:widowControl w:val="0"/>
+                  <w:spacing w:after="0" w:line="240" w:lineRule="auto"/>
+                  <w:rPr>
+                    <w:rFonts w:ascii="Arial" w:cs="Arial" w:eastAsia="Arial" w:hAnsi="Arial"/>
+                    <w:b w:val="1"/>
+                    <w:sz w:val="24"/>
+                    <w:szCs w:val="24"/>
+                  </w:rPr>
+                </w:pPr>
+                <w:r>
+                  <w:rPr>
+                    <w:rtl w:val="0"/>
+                  </w:rPr>
+                </w:r>
+              </w:p>
+            </w:tc>
+            <w:tc>
+              <w:tcPr/>
+              <w:p>
+                <w:pPr>
+                  <w:widowControl w:val="0"/>
+                  <w:spacing w:after="0" w:line="240" w:lineRule="auto"/>
+                  <w:rPr>
+                    <w:rFonts w:ascii="Arial" w:cs="Arial" w:eastAsia="Arial" w:hAnsi="Arial"/>
+                    <w:b w:val="1"/>
+                    <w:sz w:val="24"/>
+                    <w:szCs w:val="24"/>
+                  </w:rPr>
+                </w:pPr>
+                <w:r>
+                  <w:rPr>
+                    <w:rFonts w:ascii="Arial" w:cs="Arial" w:eastAsia="Arial" w:hAnsi="Arial"/>
+                    <w:b w:val="1"/>
+                    <w:sz w:val="24"/>
+                    <w:szCs w:val="24"/>
+                    <w:rtl w:val="0"/>
+                  </w:rPr>
+                  <w:t xml:space="preserve">x</w:t>
+                </w:r>
+              </w:p>
+            </w:tc>
+            <w:tc>
+              <w:tcPr/>
+              <w:p>
+                <w:pPr>
+                  <w:widowControl w:val="0"/>
+                  <w:spacing w:after="0" w:line="240" w:lineRule="auto"/>
+                  <w:rPr>
+                    <w:rFonts w:ascii="Arial" w:cs="Arial" w:eastAsia="Arial" w:hAnsi="Arial"/>
+                    <w:b w:val="1"/>
+                    <w:sz w:val="24"/>
+                    <w:szCs w:val="24"/>
+                  </w:rPr>
+                </w:pPr>
+                <w:r>
+                  <w:rPr>
+                    <w:rFonts w:ascii="Arial" w:cs="Arial" w:eastAsia="Arial" w:hAnsi="Arial"/>
+                    <w:b w:val="1"/>
+                    <w:sz w:val="24"/>
+                    <w:szCs w:val="24"/>
+                    <w:rtl w:val="0"/>
+                  </w:rPr>
+                  <w:t xml:space="preserve">x</w:t>
+                </w:r>
+              </w:p>
+            </w:tc>
+            <w:tc>
+              <w:tcPr/>
+              <w:p>
+                <w:pPr>
+                  <w:widowControl w:val="0"/>
+                  <w:spacing w:after="0" w:line="240" w:lineRule="auto"/>
+                  <w:rPr>
+                    <w:rFonts w:ascii="Arial" w:cs="Arial" w:eastAsia="Arial" w:hAnsi="Arial"/>
+                    <w:b w:val="1"/>
+                    <w:sz w:val="24"/>
+                    <w:szCs w:val="24"/>
+                  </w:rPr>
+                </w:pPr>
+                <w:r>
+                  <w:rPr>
+                    <w:rtl w:val="0"/>
+                  </w:rPr>
+                </w:r>
+              </w:p>
+            </w:tc>
+            <w:tc>
+              <w:tcPr/>
+              <w:p>
+                <w:pPr>
+                  <w:widowControl w:val="0"/>
+                  <w:spacing w:after="0" w:line="240" w:lineRule="auto"/>
+                  <w:rPr>
+                    <w:rFonts w:ascii="Arial" w:cs="Arial" w:eastAsia="Arial" w:hAnsi="Arial"/>
+                    <w:b w:val="1"/>
+                    <w:sz w:val="24"/>
+                    <w:szCs w:val="24"/>
+                  </w:rPr>
+                </w:pPr>
+                <w:r>
+                  <w:rPr>
+                    <w:rtl w:val="0"/>
+                  </w:rPr>
+                </w:r>
+              </w:p>
+            </w:tc>
+          </w:tr>
+          <w:tr>
+            <w:trPr>
+              <w:cantSplit w:val="0"/>
+              <w:tblHeader w:val="0"/>
+            </w:trPr>
+            <w:tc>
+              <w:tcPr>
+                <w:tcBorders>
+                  <w:top w:color="000000" w:space="0" w:sz="5" w:val="single"/>
+                </w:tcBorders>
+              </w:tcPr>
+              <w:p>
+                <w:pPr>
+                  <w:widowControl w:val="0"/>
+                  <w:spacing w:after="0" w:line="240" w:lineRule="auto"/>
+                  <w:rPr>
+                    <w:rFonts w:ascii="Arial" w:cs="Arial" w:eastAsia="Arial" w:hAnsi="Arial"/>
+                    <w:sz w:val="20"/>
+                    <w:szCs w:val="20"/>
+                  </w:rPr>
+                </w:pPr>
+                <w:r>
+                  <w:rPr>
+                    <w:rFonts w:ascii="Arial" w:cs="Arial" w:eastAsia="Arial" w:hAnsi="Arial"/>
+                    <w:sz w:val="20"/>
+                    <w:szCs w:val="20"/>
+                    <w:rtl w:val="0"/>
+                  </w:rPr>
+                  <w:t xml:space="preserve">i) Apresentação de um conjunto de dados apto para testar técnicas e modelos de mineração de dados implementadas em Python.</w:t>
+                </w:r>
+              </w:p>
+            </w:tc>
+            <w:tc>
+              <w:tcPr/>
+              <w:p>
+                <w:pPr>
+                  <w:widowControl w:val="0"/>
+                  <w:spacing w:after="0" w:line="240" w:lineRule="auto"/>
+                  <w:rPr>
+                    <w:rFonts w:ascii="Arial" w:cs="Arial" w:eastAsia="Arial" w:hAnsi="Arial"/>
+                    <w:b w:val="1"/>
+                    <w:sz w:val="24"/>
+                    <w:szCs w:val="24"/>
+                  </w:rPr>
+                </w:pPr>
+                <w:r>
+                  <w:rPr>
+                    <w:rtl w:val="0"/>
+                  </w:rPr>
+                </w:r>
+              </w:p>
+            </w:tc>
+            <w:tc>
+              <w:tcPr/>
+              <w:p>
+                <w:pPr>
+                  <w:widowControl w:val="0"/>
+                  <w:spacing w:after="0" w:line="240" w:lineRule="auto"/>
+                  <w:rPr>
+                    <w:rFonts w:ascii="Arial" w:cs="Arial" w:eastAsia="Arial" w:hAnsi="Arial"/>
+                    <w:b w:val="1"/>
+                    <w:sz w:val="24"/>
+                    <w:szCs w:val="24"/>
+                  </w:rPr>
+                </w:pPr>
+                <w:r>
+                  <w:rPr>
+                    <w:rtl w:val="0"/>
+                  </w:rPr>
+                </w:r>
+              </w:p>
+            </w:tc>
+            <w:tc>
+              <w:tcPr/>
+              <w:p>
+                <w:pPr>
+                  <w:widowControl w:val="0"/>
+                  <w:spacing w:after="0" w:line="240" w:lineRule="auto"/>
+                  <w:rPr>
+                    <w:rFonts w:ascii="Arial" w:cs="Arial" w:eastAsia="Arial" w:hAnsi="Arial"/>
+                    <w:b w:val="1"/>
+                    <w:sz w:val="24"/>
+                    <w:szCs w:val="24"/>
+                  </w:rPr>
+                </w:pPr>
+                <w:r>
+                  <w:rPr>
+                    <w:rtl w:val="0"/>
+                  </w:rPr>
+                </w:r>
+              </w:p>
+            </w:tc>
+            <w:tc>
+              <w:tcPr/>
+              <w:p>
+                <w:pPr>
+                  <w:widowControl w:val="0"/>
+                  <w:spacing w:after="0" w:line="240" w:lineRule="auto"/>
+                  <w:rPr>
+                    <w:rFonts w:ascii="Arial" w:cs="Arial" w:eastAsia="Arial" w:hAnsi="Arial"/>
+                    <w:b w:val="1"/>
+                    <w:sz w:val="24"/>
+                    <w:szCs w:val="24"/>
+                  </w:rPr>
+                </w:pPr>
+                <w:r>
+                  <w:rPr>
+                    <w:rtl w:val="0"/>
+                  </w:rPr>
+                </w:r>
+              </w:p>
+            </w:tc>
+            <w:tc>
+              <w:tcPr/>
+              <w:p>
+                <w:pPr>
+                  <w:widowControl w:val="0"/>
+                  <w:spacing w:after="0" w:line="240" w:lineRule="auto"/>
+                  <w:rPr>
+                    <w:rFonts w:ascii="Arial" w:cs="Arial" w:eastAsia="Arial" w:hAnsi="Arial"/>
+                    <w:b w:val="1"/>
+                    <w:sz w:val="24"/>
+                    <w:szCs w:val="24"/>
+                  </w:rPr>
+                </w:pPr>
+                <w:r>
+                  <w:rPr>
+                    <w:rtl w:val="0"/>
+                  </w:rPr>
+                </w:r>
+              </w:p>
+            </w:tc>
+            <w:tc>
+              <w:tcPr/>
+              <w:p>
+                <w:pPr>
+                  <w:widowControl w:val="0"/>
+                  <w:spacing w:after="0" w:line="240" w:lineRule="auto"/>
+                  <w:rPr>
+                    <w:rFonts w:ascii="Arial" w:cs="Arial" w:eastAsia="Arial" w:hAnsi="Arial"/>
+                    <w:b w:val="1"/>
+                    <w:sz w:val="24"/>
+                    <w:szCs w:val="24"/>
+                  </w:rPr>
+                </w:pPr>
+                <w:r>
+                  <w:rPr>
+                    <w:rtl w:val="0"/>
+                  </w:rPr>
+                </w:r>
+              </w:p>
+            </w:tc>
+            <w:tc>
+              <w:tcPr/>
+              <w:p>
+                <w:pPr>
+                  <w:widowControl w:val="0"/>
+                  <w:spacing w:after="0" w:line="240" w:lineRule="auto"/>
+                  <w:rPr>
+                    <w:rFonts w:ascii="Arial" w:cs="Arial" w:eastAsia="Arial" w:hAnsi="Arial"/>
+                    <w:b w:val="1"/>
+                    <w:sz w:val="24"/>
+                    <w:szCs w:val="24"/>
+                  </w:rPr>
+                </w:pPr>
+                <w:r>
+                  <w:rPr>
+                    <w:rFonts w:ascii="Arial" w:cs="Arial" w:eastAsia="Arial" w:hAnsi="Arial"/>
+                    <w:b w:val="1"/>
+                    <w:sz w:val="24"/>
+                    <w:szCs w:val="24"/>
+                    <w:rtl w:val="0"/>
+                  </w:rPr>
+                  <w:t xml:space="preserve">x</w:t>
+                </w:r>
+              </w:p>
+            </w:tc>
+            <w:tc>
+              <w:tcPr/>
+              <w:p>
+                <w:pPr>
+                  <w:widowControl w:val="0"/>
+                  <w:spacing w:after="0" w:line="240" w:lineRule="auto"/>
+                  <w:rPr>
+                    <w:rFonts w:ascii="Arial" w:cs="Arial" w:eastAsia="Arial" w:hAnsi="Arial"/>
+                    <w:b w:val="1"/>
+                    <w:sz w:val="24"/>
+                    <w:szCs w:val="24"/>
+                  </w:rPr>
+                </w:pPr>
+                <w:r>
+                  <w:rPr>
+                    <w:rFonts w:ascii="Arial" w:cs="Arial" w:eastAsia="Arial" w:hAnsi="Arial"/>
+                    <w:b w:val="1"/>
+                    <w:sz w:val="24"/>
+                    <w:szCs w:val="24"/>
+                    <w:rtl w:val="0"/>
+                  </w:rPr>
+                  <w:t xml:space="preserve">x</w:t>
+                </w:r>
+              </w:p>
+            </w:tc>
+            <w:tc>
+              <w:tcPr/>
+              <w:p>
+                <w:pPr>
+                  <w:widowControl w:val="0"/>
+                  <w:spacing w:after="0" w:line="240" w:lineRule="auto"/>
+                  <w:rPr>
+                    <w:rFonts w:ascii="Arial" w:cs="Arial" w:eastAsia="Arial" w:hAnsi="Arial"/>
+                    <w:b w:val="1"/>
+                    <w:sz w:val="24"/>
+                    <w:szCs w:val="24"/>
+                  </w:rPr>
+                </w:pPr>
+                <w:r>
+                  <w:rPr>
+                    <w:rtl w:val="0"/>
+                  </w:rPr>
+                </w:r>
+              </w:p>
+            </w:tc>
+          </w:tr>
+          <w:tr>
+            <w:trPr>
+              <w:cantSplit w:val="0"/>
+              <w:tblHeader w:val="0"/>
+            </w:trPr>
+            <w:tc>
+              <w:tcPr/>
+              <w:p>
+                <w:pPr>
+                  <w:widowControl w:val="0"/>
+                  <w:spacing w:after="0" w:line="240" w:lineRule="auto"/>
+                  <w:rPr>
+                    <w:rFonts w:ascii="Arial" w:cs="Arial" w:eastAsia="Arial" w:hAnsi="Arial"/>
+                    <w:sz w:val="20"/>
+                    <w:szCs w:val="20"/>
+                  </w:rPr>
+                </w:pPr>
+                <w:r>
+                  <w:rPr>
+                    <w:rFonts w:ascii="Arial" w:cs="Arial" w:eastAsia="Arial" w:hAnsi="Arial"/>
+                    <w:sz w:val="20"/>
+                    <w:szCs w:val="20"/>
+                    <w:rtl w:val="0"/>
+                  </w:rPr>
+                  <w:t xml:space="preserve">j) Avaliação dos resultados</w:t>
+                </w:r>
+              </w:p>
+            </w:tc>
+            <w:tc>
+              <w:tcPr/>
+              <w:p>
+                <w:pPr>
+                  <w:widowControl w:val="0"/>
+                  <w:spacing w:after="0" w:line="240" w:lineRule="auto"/>
+                  <w:rPr>
+                    <w:rFonts w:ascii="Arial" w:cs="Arial" w:eastAsia="Arial" w:hAnsi="Arial"/>
+                    <w:b w:val="1"/>
+                    <w:sz w:val="24"/>
+                    <w:szCs w:val="24"/>
+                  </w:rPr>
+                </w:pPr>
+                <w:r>
+                  <w:rPr>
+                    <w:rtl w:val="0"/>
+                  </w:rPr>
+                </w:r>
+              </w:p>
+            </w:tc>
+            <w:tc>
+              <w:tcPr/>
+              <w:p>
+                <w:pPr>
+                  <w:widowControl w:val="0"/>
+                  <w:spacing w:after="0" w:line="240" w:lineRule="auto"/>
+                  <w:rPr>
+                    <w:rFonts w:ascii="Arial" w:cs="Arial" w:eastAsia="Arial" w:hAnsi="Arial"/>
+                    <w:b w:val="1"/>
+                    <w:sz w:val="24"/>
+                    <w:szCs w:val="24"/>
+                  </w:rPr>
+                </w:pPr>
+                <w:r>
+                  <w:rPr>
+                    <w:rtl w:val="0"/>
+                  </w:rPr>
+                </w:r>
+              </w:p>
+            </w:tc>
+            <w:tc>
+              <w:tcPr/>
+              <w:p>
+                <w:pPr>
+                  <w:widowControl w:val="0"/>
+                  <w:spacing w:after="0" w:line="240" w:lineRule="auto"/>
+                  <w:rPr>
+                    <w:rFonts w:ascii="Arial" w:cs="Arial" w:eastAsia="Arial" w:hAnsi="Arial"/>
+                    <w:b w:val="1"/>
+                    <w:sz w:val="24"/>
+                    <w:szCs w:val="24"/>
+                  </w:rPr>
+                </w:pPr>
+                <w:r>
+                  <w:rPr>
+                    <w:rtl w:val="0"/>
+                  </w:rPr>
+                </w:r>
+              </w:p>
+            </w:tc>
+            <w:tc>
+              <w:tcPr/>
+              <w:p>
+                <w:pPr>
+                  <w:widowControl w:val="0"/>
+                  <w:spacing w:after="0" w:line="240" w:lineRule="auto"/>
+                  <w:rPr>
+                    <w:rFonts w:ascii="Arial" w:cs="Arial" w:eastAsia="Arial" w:hAnsi="Arial"/>
+                    <w:b w:val="1"/>
+                    <w:sz w:val="24"/>
+                    <w:szCs w:val="24"/>
+                  </w:rPr>
+                </w:pPr>
+                <w:r>
+                  <w:rPr>
+                    <w:rtl w:val="0"/>
+                  </w:rPr>
+                </w:r>
+              </w:p>
+            </w:tc>
+            <w:tc>
+              <w:tcPr/>
+              <w:p>
+                <w:pPr>
+                  <w:widowControl w:val="0"/>
+                  <w:spacing w:after="0" w:line="240" w:lineRule="auto"/>
+                  <w:rPr>
+                    <w:rFonts w:ascii="Arial" w:cs="Arial" w:eastAsia="Arial" w:hAnsi="Arial"/>
+                    <w:b w:val="1"/>
+                    <w:sz w:val="24"/>
+                    <w:szCs w:val="24"/>
+                  </w:rPr>
+                </w:pPr>
+                <w:r>
+                  <w:rPr>
+                    <w:rtl w:val="0"/>
+                  </w:rPr>
+                </w:r>
+              </w:p>
+            </w:tc>
+            <w:tc>
+              <w:tcPr/>
+              <w:p>
+                <w:pPr>
+                  <w:widowControl w:val="0"/>
+                  <w:spacing w:after="0" w:line="240" w:lineRule="auto"/>
+                  <w:rPr>
+                    <w:rFonts w:ascii="Arial" w:cs="Arial" w:eastAsia="Arial" w:hAnsi="Arial"/>
+                    <w:b w:val="1"/>
+                    <w:sz w:val="24"/>
+                    <w:szCs w:val="24"/>
+                  </w:rPr>
+                </w:pPr>
+                <w:r>
+                  <w:rPr>
+                    <w:rtl w:val="0"/>
+                  </w:rPr>
+                </w:r>
+              </w:p>
+            </w:tc>
+            <w:tc>
+              <w:tcPr/>
+              <w:p>
+                <w:pPr>
+                  <w:widowControl w:val="0"/>
+                  <w:spacing w:after="0" w:line="240" w:lineRule="auto"/>
+                  <w:rPr>
+                    <w:rFonts w:ascii="Arial" w:cs="Arial" w:eastAsia="Arial" w:hAnsi="Arial"/>
+                    <w:b w:val="1"/>
+                    <w:sz w:val="24"/>
+                    <w:szCs w:val="24"/>
+                  </w:rPr>
+                </w:pPr>
+                <w:r>
+                  <w:rPr>
+                    <w:rtl w:val="0"/>
+                  </w:rPr>
+                </w:r>
+              </w:p>
+            </w:tc>
+            <w:tc>
+              <w:tcPr/>
+              <w:p>
+                <w:pPr>
+                  <w:widowControl w:val="0"/>
+                  <w:spacing w:after="0" w:line="240" w:lineRule="auto"/>
+                  <w:rPr>
+                    <w:rFonts w:ascii="Arial" w:cs="Arial" w:eastAsia="Arial" w:hAnsi="Arial"/>
+                    <w:b w:val="1"/>
+                    <w:sz w:val="24"/>
+                    <w:szCs w:val="24"/>
+                  </w:rPr>
+                </w:pPr>
+                <w:r>
+                  <w:rPr>
+                    <w:rFonts w:ascii="Arial" w:cs="Arial" w:eastAsia="Arial" w:hAnsi="Arial"/>
+                    <w:b w:val="1"/>
+                    <w:sz w:val="24"/>
+                    <w:szCs w:val="24"/>
+                    <w:rtl w:val="0"/>
+                  </w:rPr>
+                  <w:t xml:space="preserve">x</w:t>
+                </w:r>
+              </w:p>
+            </w:tc>
+            <w:tc>
+              <w:tcPr/>
+              <w:p>
+                <w:pPr>
+                  <w:widowControl w:val="0"/>
+                  <w:spacing w:after="0" w:line="240" w:lineRule="auto"/>
+                  <w:rPr>
+                    <w:rFonts w:ascii="Arial" w:cs="Arial" w:eastAsia="Arial" w:hAnsi="Arial"/>
+                    <w:b w:val="1"/>
+                    <w:sz w:val="24"/>
+                    <w:szCs w:val="24"/>
+                  </w:rPr>
+                </w:pPr>
+                <w:r>
+                  <w:rPr>
+                    <w:rFonts w:ascii="Arial" w:cs="Arial" w:eastAsia="Arial" w:hAnsi="Arial"/>
+                    <w:b w:val="1"/>
+                    <w:sz w:val="24"/>
+                    <w:szCs w:val="24"/>
+                    <w:rtl w:val="0"/>
+                  </w:rPr>
+                  <w:t xml:space="preserve">x</w:t>
+                </w:r>
+              </w:p>
+            </w:tc>
+          </w:tr>
+          <w:tr>
+            <w:trPr>
+              <w:cantSplit w:val="0"/>
+              <w:tblHeader w:val="0"/>
+            </w:trPr>
+            <w:tc>
+              <w:tcPr/>
+              <w:p>
+                <w:pPr>
+                  <w:widowControl w:val="0"/>
+                  <w:spacing w:after="0" w:line="240" w:lineRule="auto"/>
+                  <w:rPr>
+                    <w:rFonts w:ascii="Arial" w:cs="Arial" w:eastAsia="Arial" w:hAnsi="Arial"/>
+                    <w:sz w:val="20"/>
+                    <w:szCs w:val="20"/>
+                  </w:rPr>
+                </w:pPr>
+                <w:r>
+                  <w:rPr>
+                    <w:rFonts w:ascii="Arial" w:cs="Arial" w:eastAsia="Arial" w:hAnsi="Arial"/>
+                    <w:sz w:val="20"/>
+                    <w:szCs w:val="20"/>
+                    <w:rtl w:val="0"/>
+                  </w:rPr>
+                  <w:t xml:space="preserve">k) Elaboração do TCC2</w:t>
+                </w:r>
+              </w:p>
+            </w:tc>
+            <w:tc>
+              <w:tcPr/>
+              <w:p>
+                <w:pPr>
+                  <w:widowControl w:val="0"/>
+                  <w:spacing w:after="0" w:line="240" w:lineRule="auto"/>
+                  <w:rPr>
+                    <w:rFonts w:ascii="Arial" w:cs="Arial" w:eastAsia="Arial" w:hAnsi="Arial"/>
+                    <w:b w:val="1"/>
+                    <w:sz w:val="24"/>
+                    <w:szCs w:val="24"/>
+                  </w:rPr>
+                </w:pPr>
+                <w:r>
+                  <w:rPr>
+                    <w:rtl w:val="0"/>
+                  </w:rPr>
+                </w:r>
+              </w:p>
+            </w:tc>
+            <w:tc>
+              <w:tcPr/>
+              <w:p>
+                <w:pPr>
+                  <w:widowControl w:val="0"/>
+                  <w:spacing w:after="0" w:line="240" w:lineRule="auto"/>
+                  <w:rPr>
+                    <w:rFonts w:ascii="Arial" w:cs="Arial" w:eastAsia="Arial" w:hAnsi="Arial"/>
+                    <w:b w:val="1"/>
+                    <w:sz w:val="24"/>
+                    <w:szCs w:val="24"/>
+                  </w:rPr>
+                </w:pPr>
+                <w:r>
+                  <w:rPr>
+                    <w:rtl w:val="0"/>
+                  </w:rPr>
+                </w:r>
+              </w:p>
+            </w:tc>
+            <w:tc>
+              <w:tcPr/>
+              <w:p>
+                <w:pPr>
+                  <w:widowControl w:val="0"/>
+                  <w:spacing w:after="0" w:line="240" w:lineRule="auto"/>
+                  <w:rPr>
+                    <w:rFonts w:ascii="Arial" w:cs="Arial" w:eastAsia="Arial" w:hAnsi="Arial"/>
+                    <w:b w:val="1"/>
+                    <w:sz w:val="24"/>
+                    <w:szCs w:val="24"/>
+                  </w:rPr>
+                </w:pPr>
+                <w:r>
+                  <w:rPr>
+                    <w:rtl w:val="0"/>
+                  </w:rPr>
+                </w:r>
+              </w:p>
+            </w:tc>
+            <w:tc>
+              <w:tcPr/>
+              <w:p>
+                <w:pPr>
+                  <w:widowControl w:val="0"/>
+                  <w:spacing w:after="0" w:line="240" w:lineRule="auto"/>
+                  <w:rPr>
+                    <w:rFonts w:ascii="Arial" w:cs="Arial" w:eastAsia="Arial" w:hAnsi="Arial"/>
+                    <w:b w:val="1"/>
+                    <w:sz w:val="24"/>
+                    <w:szCs w:val="24"/>
+                  </w:rPr>
+                </w:pPr>
+                <w:r>
+                  <w:rPr>
+                    <w:rtl w:val="0"/>
+                  </w:rPr>
+                </w:r>
+              </w:p>
+            </w:tc>
+            <w:tc>
+              <w:tcPr/>
+              <w:p>
+                <w:pPr>
+                  <w:widowControl w:val="0"/>
+                  <w:spacing w:after="0" w:line="240" w:lineRule="auto"/>
+                  <w:rPr>
+                    <w:rFonts w:ascii="Arial" w:cs="Arial" w:eastAsia="Arial" w:hAnsi="Arial"/>
+                    <w:b w:val="1"/>
+                    <w:sz w:val="24"/>
+                    <w:szCs w:val="24"/>
+                  </w:rPr>
+                </w:pPr>
+                <w:r>
+                  <w:rPr>
+                    <w:rtl w:val="0"/>
+                  </w:rPr>
+                </w:r>
+              </w:p>
+            </w:tc>
+            <w:tc>
+              <w:tcPr/>
+              <w:p>
+                <w:pPr>
+                  <w:widowControl w:val="0"/>
+                  <w:spacing w:after="0" w:line="240" w:lineRule="auto"/>
+                  <w:rPr>
+                    <w:rFonts w:ascii="Arial" w:cs="Arial" w:eastAsia="Arial" w:hAnsi="Arial"/>
+                    <w:b w:val="1"/>
+                    <w:sz w:val="24"/>
+                    <w:szCs w:val="24"/>
+                  </w:rPr>
+                </w:pPr>
+                <w:r>
+                  <w:rPr>
+                    <w:rtl w:val="0"/>
+                  </w:rPr>
+                </w:r>
+              </w:p>
+            </w:tc>
+            <w:tc>
+              <w:tcPr/>
+              <w:p>
+                <w:pPr>
+                  <w:widowControl w:val="0"/>
+                  <w:spacing w:after="0" w:line="240" w:lineRule="auto"/>
+                  <w:rPr>
+                    <w:rFonts w:ascii="Arial" w:cs="Arial" w:eastAsia="Arial" w:hAnsi="Arial"/>
+                    <w:b w:val="1"/>
+                    <w:sz w:val="24"/>
+                    <w:szCs w:val="24"/>
+                  </w:rPr>
+                </w:pPr>
+                <w:r>
+                  <w:rPr>
+                    <w:rtl w:val="0"/>
+                  </w:rPr>
+                </w:r>
+              </w:p>
+            </w:tc>
+            <w:tc>
+              <w:tcPr/>
+              <w:p>
+                <w:pPr>
+                  <w:widowControl w:val="0"/>
+                  <w:spacing w:after="0" w:line="240" w:lineRule="auto"/>
+                  <w:rPr>
+                    <w:rFonts w:ascii="Arial" w:cs="Arial" w:eastAsia="Arial" w:hAnsi="Arial"/>
+                    <w:b w:val="1"/>
+                    <w:sz w:val="24"/>
+                    <w:szCs w:val="24"/>
+                  </w:rPr>
+                </w:pPr>
+                <w:r>
+                  <w:rPr>
+                    <w:rtl w:val="0"/>
+                  </w:rPr>
+                </w:r>
+              </w:p>
+            </w:tc>
+            <w:tc>
+              <w:tcPr/>
+              <w:p>
+                <w:pPr>
+                  <w:widowControl w:val="0"/>
+                  <w:spacing w:after="0" w:line="240" w:lineRule="auto"/>
+                  <w:rPr>
+                    <w:rFonts w:ascii="Arial" w:cs="Arial" w:eastAsia="Arial" w:hAnsi="Arial"/>
+                    <w:b w:val="1"/>
+                    <w:sz w:val="24"/>
+                    <w:szCs w:val="24"/>
+                  </w:rPr>
+                </w:pPr>
+                <w:r>
+                  <w:rPr>
+                    <w:rFonts w:ascii="Arial" w:cs="Arial" w:eastAsia="Arial" w:hAnsi="Arial"/>
+                    <w:b w:val="1"/>
+                    <w:sz w:val="24"/>
+                    <w:szCs w:val="24"/>
+                    <w:rtl w:val="0"/>
+                  </w:rPr>
+                  <w:t xml:space="preserve">x</w:t>
+                </w:r>
+              </w:p>
+            </w:tc>
+          </w:tr>
+        </w:tbl>
+      </w:sdtContent>
+    </w:sdt>
+    <w:p>
+      <w:pPr>
+        <w:rPr>
+          <w:rFonts w:ascii="Arial" w:cs="Arial" w:eastAsia="Arial" w:hAnsi="Arial"/>
+          <w:b w:val="1"/>
+          <w:sz w:val="24"/>
+          <w:szCs w:val="24"/>
+        </w:rPr>
+      </w:pPr>
+      <w:r>
+        <w:br w:type="page"/>
+      </w:r>
+      <w:r>
+        <w:rPr>
+          <w:rtl w:val="0"/>
+        </w:rPr>
+      </w:r>
+    </w:p>
+    <w:p>
+      <w:pPr>
         <w:ind w:left="0" w:firstLine="0"/>
         <w:rPr>
           <w:rFonts w:ascii="Arial" w:cs="Arial" w:eastAsia="Arial" w:hAnsi="Arial"/>
@@ -3559,12 +6613,64 @@
       </w:r>
     </w:p>
   </w:comment>
+  <w:comment w:author="Iasmin Marques" w:id="1" w:date="2025-02-19T16:32:43Z">
+    <w:p>
+      <w:pPr>
+        <w:keepNext w:val="0"/>
+        <w:keepLines w:val="0"/>
+        <w:pageBreakBefore w:val="0"/>
+        <w:widowControl w:val="0"/>
+        <w:pBdr>
+          <w:top w:space="0" w:sz="0" w:val="nil"/>
+          <w:left w:space="0" w:sz="0" w:val="nil"/>
+          <w:bottom w:space="0" w:sz="0" w:val="nil"/>
+          <w:right w:space="0" w:sz="0" w:val="nil"/>
+          <w:between w:space="0" w:sz="0" w:val="nil"/>
+        </w:pBdr>
+        <w:shd w:fill="auto" w:val="clear"/>
+        <w:spacing w:after="0" w:before="0" w:line="240" w:lineRule="auto"/>
+        <w:ind w:left="0" w:right="0" w:firstLine="0"/>
+        <w:jc w:val="left"/>
+        <w:rPr>
+          <w:rFonts w:ascii="Arial" w:cs="Arial" w:eastAsia="Arial" w:hAnsi="Arial"/>
+          <w:b w:val="0"/>
+          <w:i w:val="0"/>
+          <w:smallCaps w:val="0"/>
+          <w:strike w:val="0"/>
+          <w:color w:val="000000"/>
+          <w:sz w:val="22"/>
+          <w:szCs w:val="22"/>
+          <w:u w:val="none"/>
+          <w:shd w:fill="auto" w:val="clear"/>
+          <w:vertAlign w:val="baseline"/>
+        </w:rPr>
+      </w:pPr>
+      <w:r>
+        <w:rPr>
+          <w:rFonts w:ascii="Arial" w:cs="Arial" w:eastAsia="Arial" w:hAnsi="Arial"/>
+          <w:b w:val="0"/>
+          <w:i w:val="0"/>
+          <w:smallCaps w:val="0"/>
+          <w:strike w:val="0"/>
+          <w:color w:val="000000"/>
+          <w:sz w:val="22"/>
+          <w:szCs w:val="22"/>
+          <w:u w:val="none"/>
+          <w:shd w:fill="auto" w:val="clear"/>
+          <w:vertAlign w:val="baseline"/>
+          <w:rtl w:val="0"/>
+        </w:rPr>
+        <w:t xml:space="preserve">verificar qual palavra e melhor</w:t>
+      </w:r>
+    </w:p>
+  </w:comment>
 </w:comments>
 </file>
 
 <file path=word/commentsExtended.xml><?xml version="1.0" encoding="utf-8"?>
 <w15:commentsEx xmlns:mc="http://schemas.openxmlformats.org/markup-compatibility/2006" xmlns:o="urn:schemas-microsoft-com:office:office" xmlns:r="http://schemas.openxmlformats.org/officeDocument/2006/relationships" xmlns:m="http://schemas.openxmlformats.org/officeDocument/2006/math" xmlns:v="urn:schemas-microsoft-com:vml" xmlns:wp="http://schemas.openxmlformats.org/drawingml/2006/wordprocessingDrawing" xmlns:w10="urn:schemas-microsoft-com:office:word" xmlns:w="http://schemas.openxmlformats.org/wordprocessingml/2006/main" xmlns:wne="http://schemas.microsoft.com/office/word/2006/wordml" xmlns:sl="http://schemas.openxmlformats.org/schemaLibrary/2006/main" xmlns:a="http://schemas.openxmlformats.org/drawingml/2006/main" xmlns:pic="http://schemas.openxmlformats.org/drawingml/2006/picture" xmlns:c="http://schemas.openxmlformats.org/drawingml/2006/chart" xmlns:lc="http://schemas.openxmlformats.org/drawingml/2006/lockedCanvas" xmlns:dgm="http://schemas.openxmlformats.org/drawingml/2006/diagram" xmlns:wps="http://schemas.microsoft.com/office/word/2010/wordprocessingShape" xmlns:wpg="http://schemas.microsoft.com/office/word/2010/wordprocessingGroup" xmlns:w14="http://schemas.microsoft.com/office/word/2010/wordml" xmlns:w15="http://schemas.microsoft.com/office/word/2012/wordml" xmlns:w16="http://schemas.microsoft.com/office/word/2018/wordml" xmlns:w16cex="http://schemas.microsoft.com/office/word/2018/wordml/cex" xmlns:w16cid="http://schemas.microsoft.com/office/word/2016/wordml/cid" xmlns="http://schemas.microsoft.com/office/tasks/2019/documenttasks" xmlns:cr="http://schemas.microsoft.com/office/comments/2020/reactions">
-  <w15:commentEx w15:paraId="0000008D" w15:done="0"/>
+  <w15:commentEx w15:paraId="00000112" w15:done="0"/>
+  <w15:commentEx w15:paraId="00000113" w15:done="0"/>
 </w15:commentsEx>
 </file>
 
@@ -3573,93 +6679,111 @@
   <w:abstractNum w:abstractNumId="1">
     <w:lvl w:ilvl="0">
       <w:start w:val="1"/>
-      <w:numFmt w:val="decimal"/>
-      <w:lvlText w:val="%1."/>
+      <w:numFmt w:val="bullet"/>
+      <w:lvlText w:val="●"/>
       <w:lvlJc w:val="left"/>
       <w:pPr>
         <w:ind w:left="720" w:hanging="360"/>
       </w:pPr>
-      <w:rPr/>
+      <w:rPr>
+        <w:u w:val="none"/>
+      </w:rPr>
     </w:lvl>
     <w:lvl w:ilvl="1">
       <w:start w:val="1"/>
-      <w:numFmt w:val="lowerLetter"/>
-      <w:lvlText w:val="%2."/>
+      <w:numFmt w:val="bullet"/>
+      <w:lvlText w:val="○"/>
       <w:lvlJc w:val="left"/>
       <w:pPr>
         <w:ind w:left="1440" w:hanging="360"/>
       </w:pPr>
-      <w:rPr/>
+      <w:rPr>
+        <w:u w:val="none"/>
+      </w:rPr>
     </w:lvl>
     <w:lvl w:ilvl="2">
       <w:start w:val="1"/>
-      <w:numFmt w:val="lowerRoman"/>
-      <w:lvlText w:val="%3."/>
-      <w:lvlJc w:val="right"/>
-      <w:pPr>
-        <w:ind w:left="2160" w:hanging="180"/>
-      </w:pPr>
-      <w:rPr/>
+      <w:numFmt w:val="bullet"/>
+      <w:lvlText w:val="■"/>
+      <w:lvlJc w:val="left"/>
+      <w:pPr>
+        <w:ind w:left="2160" w:hanging="360"/>
+      </w:pPr>
+      <w:rPr>
+        <w:u w:val="none"/>
+      </w:rPr>
     </w:lvl>
     <w:lvl w:ilvl="3">
       <w:start w:val="1"/>
-      <w:numFmt w:val="decimal"/>
-      <w:lvlText w:val="%4."/>
+      <w:numFmt w:val="bullet"/>
+      <w:lvlText w:val="●"/>
       <w:lvlJc w:val="left"/>
       <w:pPr>
         <w:ind w:left="2880" w:hanging="360"/>
       </w:pPr>
-      <w:rPr/>
+      <w:rPr>
+        <w:u w:val="none"/>
+      </w:rPr>
     </w:lvl>
     <w:lvl w:ilvl="4">
       <w:start w:val="1"/>
-      <w:numFmt w:val="lowerLetter"/>
-      <w:lvlText w:val="%5."/>
+      <w:numFmt w:val="bullet"/>
+      <w:lvlText w:val="○"/>
       <w:lvlJc w:val="left"/>
       <w:pPr>
         <w:ind w:left="3600" w:hanging="360"/>
       </w:pPr>
-      <w:rPr/>
+      <w:rPr>
+        <w:u w:val="none"/>
+      </w:rPr>
     </w:lvl>
     <w:lvl w:ilvl="5">
       <w:start w:val="1"/>
-      <w:numFmt w:val="lowerRoman"/>
-      <w:lvlText w:val="%6."/>
-      <w:lvlJc w:val="right"/>
-      <w:pPr>
-        <w:ind w:left="4320" w:hanging="180"/>
-      </w:pPr>
-      <w:rPr/>
+      <w:numFmt w:val="bullet"/>
+      <w:lvlText w:val="■"/>
+      <w:lvlJc w:val="left"/>
+      <w:pPr>
+        <w:ind w:left="4320" w:hanging="360"/>
+      </w:pPr>
+      <w:rPr>
+        <w:u w:val="none"/>
+      </w:rPr>
     </w:lvl>
     <w:lvl w:ilvl="6">
       <w:start w:val="1"/>
-      <w:numFmt w:val="decimal"/>
-      <w:lvlText w:val="%7."/>
+      <w:numFmt w:val="bullet"/>
+      <w:lvlText w:val="●"/>
       <w:lvlJc w:val="left"/>
       <w:pPr>
         <w:ind w:left="5040" w:hanging="360"/>
       </w:pPr>
-      <w:rPr/>
+      <w:rPr>
+        <w:u w:val="none"/>
+      </w:rPr>
     </w:lvl>
     <w:lvl w:ilvl="7">
       <w:start w:val="1"/>
-      <w:numFmt w:val="lowerLetter"/>
-      <w:lvlText w:val="%8."/>
+      <w:numFmt w:val="bullet"/>
+      <w:lvlText w:val="○"/>
       <w:lvlJc w:val="left"/>
       <w:pPr>
         <w:ind w:left="5760" w:hanging="360"/>
       </w:pPr>
-      <w:rPr/>
+      <w:rPr>
+        <w:u w:val="none"/>
+      </w:rPr>
     </w:lvl>
     <w:lvl w:ilvl="8">
       <w:start w:val="1"/>
-      <w:numFmt w:val="lowerRoman"/>
-      <w:lvlText w:val="%9."/>
-      <w:lvlJc w:val="right"/>
-      <w:pPr>
-        <w:ind w:left="6480" w:hanging="180"/>
-      </w:pPr>
-      <w:rPr/>
+      <w:numFmt w:val="bullet"/>
+      <w:lvlText w:val="■"/>
+      <w:lvlJc w:val="left"/>
+      <w:pPr>
+        <w:ind w:left="6480" w:hanging="360"/>
+      </w:pPr>
+      <w:rPr>
+        <w:u w:val="none"/>
+      </w:rPr>
     </w:lvl>
   </w:abstractNum>
   <w:abstractNum w:abstractNumId="2">
@@ -3755,6 +6879,98 @@
     </w:lvl>
   </w:abstractNum>
   <w:abstractNum w:abstractNumId="3">
+    <w:lvl w:ilvl="0">
+      <w:start w:val="1"/>
+      <w:numFmt w:val="decimal"/>
+      <w:lvlText w:val="%1."/>
+      <w:lvlJc w:val="left"/>
+      <w:pPr>
+        <w:ind w:left="720" w:hanging="360"/>
+      </w:pPr>
+      <w:rPr/>
+    </w:lvl>
+    <w:lvl w:ilvl="1">
+      <w:start w:val="1"/>
+      <w:numFmt w:val="lowerLetter"/>
+      <w:lvlText w:val="%2."/>
+      <w:lvlJc w:val="left"/>
+      <w:pPr>
+        <w:ind w:left="1440" w:hanging="360"/>
+      </w:pPr>
+      <w:rPr/>
+    </w:lvl>
+    <w:lvl w:ilvl="2">
+      <w:start w:val="1"/>
+      <w:numFmt w:val="lowerRoman"/>
+      <w:lvlText w:val="%3."/>
+      <w:lvlJc w:val="right"/>
+      <w:pPr>
+        <w:ind w:left="2160" w:hanging="180"/>
+      </w:pPr>
+      <w:rPr/>
+    </w:lvl>
+    <w:lvl w:ilvl="3">
+      <w:start w:val="1"/>
+      <w:numFmt w:val="decimal"/>
+      <w:lvlText w:val="%4."/>
+      <w:lvlJc w:val="left"/>
+      <w:pPr>
+        <w:ind w:left="2880" w:hanging="360"/>
+      </w:pPr>
+      <w:rPr/>
+    </w:lvl>
+    <w:lvl w:ilvl="4">
+      <w:start w:val="1"/>
+      <w:numFmt w:val="lowerLetter"/>
+      <w:lvlText w:val="%5."/>
+      <w:lvlJc w:val="left"/>
+      <w:pPr>
+        <w:ind w:left="3600" w:hanging="360"/>
+      </w:pPr>
+      <w:rPr/>
+    </w:lvl>
+    <w:lvl w:ilvl="5">
+      <w:start w:val="1"/>
+      <w:numFmt w:val="lowerRoman"/>
+      <w:lvlText w:val="%6."/>
+      <w:lvlJc w:val="right"/>
+      <w:pPr>
+        <w:ind w:left="4320" w:hanging="180"/>
+      </w:pPr>
+      <w:rPr/>
+    </w:lvl>
+    <w:lvl w:ilvl="6">
+      <w:start w:val="1"/>
+      <w:numFmt w:val="decimal"/>
+      <w:lvlText w:val="%7."/>
+      <w:lvlJc w:val="left"/>
+      <w:pPr>
+        <w:ind w:left="5040" w:hanging="360"/>
+      </w:pPr>
+      <w:rPr/>
+    </w:lvl>
+    <w:lvl w:ilvl="7">
+      <w:start w:val="1"/>
+      <w:numFmt w:val="lowerLetter"/>
+      <w:lvlText w:val="%8."/>
+      <w:lvlJc w:val="left"/>
+      <w:pPr>
+        <w:ind w:left="5760" w:hanging="360"/>
+      </w:pPr>
+      <w:rPr/>
+    </w:lvl>
+    <w:lvl w:ilvl="8">
+      <w:start w:val="1"/>
+      <w:numFmt w:val="lowerRoman"/>
+      <w:lvlText w:val="%9."/>
+      <w:lvlJc w:val="right"/>
+      <w:pPr>
+        <w:ind w:left="6480" w:hanging="180"/>
+      </w:pPr>
+      <w:rPr/>
+    </w:lvl>
+  </w:abstractNum>
+  <w:abstractNum w:abstractNumId="4">
     <w:lvl w:ilvl="0">
       <w:start w:val="1"/>
       <w:numFmt w:val="bullet"/>
@@ -3872,6 +7088,9 @@
   </w:num>
   <w:num w:numId="3">
     <w:abstractNumId w:val="3"/>
+  </w:num>
+  <w:num w:numId="4">
+    <w:abstractNumId w:val="4"/>
   </w:num>
 </w:numbering>
 </file>
@@ -4138,6 +7357,19 @@
       <w:sz w:val="48"/>
       <w:szCs w:val="48"/>
     </w:rPr>
+  </w:style>
+  <w:style w:type="table" w:styleId="Table1">
+    <w:basedOn w:val="TableNormal"/>
+    <w:tblPr>
+      <w:tblStyleRowBandSize w:val="1"/>
+      <w:tblStyleColBandSize w:val="1"/>
+      <w:tblCellMar>
+        <w:top w:w="100.0" w:type="dxa"/>
+        <w:left w:w="100.0" w:type="dxa"/>
+        <w:bottom w:w="100.0" w:type="dxa"/>
+        <w:right w:w="100.0" w:type="dxa"/>
+      </w:tblCellMar>
+    </w:tblPr>
   </w:style>
 </w:styles>
 </file>
@@ -4439,7 +7671,7 @@
 
 <file path=customXML/item1.xml><?xml version="1.0" encoding="utf-8"?>
 <go:gDocsCustomXmlDataStorage xmlns:go="http://customooxmlschemas.google.com/" xmlns:r="http://schemas.openxmlformats.org/officeDocument/2006/relationships" uri="GoogleDocsCustomDataVersion2">
-  <go:docsCustomData xmlns:go="http://customooxmlschemas.google.com/" roundtripDataSignature="AMtx7mioJ1jnYV5NR1U2/lXTjAESK6rw9Q==">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</go:docsCustomData>
+  <go:docsCustomData xmlns:go="http://customooxmlschemas.google.com/" roundtripDataSignature="AMtx7mhc9GQJGlLqVCR0bAu5EZmZNLlftg==">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</go:docsCustomData>
 </go:gDocsCustomXmlDataStorage>
 </file>
 

--- a/documentos - tcc/TCCI_nimsai.docx
+++ b/documentos - tcc/TCCI_nimsai.docx
@@ -1873,22 +1873,6 @@
         </w:rPr>
         <w:t xml:space="preserve">3.5 TÉCNICAS DE ANÁLISE </w:t>
       </w:r>
-      <w:sdt>
-        <w:sdtPr>
-          <w:tag w:val="goog_rdk_3"/>
-        </w:sdtPr>
-        <w:sdtContent>
-          <w:commentRangeStart w:id="3"/>
-        </w:sdtContent>
-      </w:sdt>
-      <w:sdt>
-        <w:sdtPr>
-          <w:tag w:val="goog_rdk_4"/>
-        </w:sdtPr>
-        <w:sdtContent>
-          <w:commentRangeStart w:id="4"/>
-        </w:sdtContent>
-      </w:sdt>
       <w:r>
         <w:rPr>
           <w:rFonts w:ascii="Arial" w:cs="Arial" w:eastAsia="Arial" w:hAnsi="Arial"/>
@@ -1897,14 +1881,6 @@
           <w:rtl w:val="0"/>
         </w:rPr>
         <w:t xml:space="preserve">(Preditiva em Saúde)</w:t>
-      </w:r>
-      <w:commentRangeEnd w:id="3"/>
-      <w:r>
-        <w:commentReference w:id="3"/>
-      </w:r>
-      <w:commentRangeEnd w:id="4"/>
-      <w:r>
-        <w:commentReference w:id="4"/>
       </w:r>
       <w:r>
         <w:rPr>
@@ -2545,6 +2521,109 @@
       </w:r>
       <w:sdt>
         <w:sdtPr>
+          <w:tag w:val="goog_rdk_3"/>
+        </w:sdtPr>
+        <w:sdtContent>
+          <w:commentRangeStart w:id="3"/>
+        </w:sdtContent>
+      </w:sdt>
+      <w:r>
+        <w:rPr>
+          <w:rFonts w:ascii="Arial" w:cs="Arial" w:eastAsia="Arial" w:hAnsi="Arial"/>
+          <w:sz w:val="24"/>
+          <w:szCs w:val="24"/>
+          <w:shd w:fill="c9daf8" w:val="clear"/>
+          <w:rtl w:val="0"/>
+        </w:rPr>
+        <w:t xml:space="preserve">(Paim, 2020)</w:t>
+      </w:r>
+      <w:commentRangeEnd w:id="3"/>
+      <w:r>
+        <w:commentReference w:id="3"/>
+      </w:r>
+      <w:r>
+        <w:rPr>
+          <w:rFonts w:ascii="Arial" w:cs="Arial" w:eastAsia="Arial" w:hAnsi="Arial"/>
+          <w:sz w:val="24"/>
+          <w:szCs w:val="24"/>
+          <w:shd w:fill="c9daf8" w:val="clear"/>
+          <w:rtl w:val="0"/>
+        </w:rPr>
+        <w:t xml:space="preserve">.  Além disso, a pandemia de COVID-19 evidenciou a importância da modernização dos sistemas de monitoramento e previsão de surtos, tornando essencial o uso de técnicas avançadas de análise de dados para auxiliar na tomada de decisões </w:t>
+      </w:r>
+      <w:sdt>
+        <w:sdtPr>
+          <w:tag w:val="goog_rdk_4"/>
+        </w:sdtPr>
+        <w:sdtContent>
+          <w:commentRangeStart w:id="4"/>
+        </w:sdtContent>
+      </w:sdt>
+      <w:r>
+        <w:rPr>
+          <w:rFonts w:ascii="Arial" w:cs="Arial" w:eastAsia="Arial" w:hAnsi="Arial"/>
+          <w:sz w:val="24"/>
+          <w:szCs w:val="24"/>
+          <w:shd w:fill="c9daf8" w:val="clear"/>
+          <w:rtl w:val="0"/>
+        </w:rPr>
+        <w:t xml:space="preserve">(Silva e Silva Neto, 2022)</w:t>
+      </w:r>
+      <w:commentRangeEnd w:id="4"/>
+      <w:r>
+        <w:commentReference w:id="4"/>
+      </w:r>
+      <w:r>
+        <w:rPr>
+          <w:rFonts w:ascii="Arial" w:cs="Arial" w:eastAsia="Arial" w:hAnsi="Arial"/>
+          <w:sz w:val="24"/>
+          <w:szCs w:val="24"/>
+          <w:shd w:fill="c9daf8" w:val="clear"/>
+          <w:rtl w:val="0"/>
+        </w:rPr>
+        <w:t xml:space="preserve">.</w:t>
+      </w:r>
+    </w:p>
+    <w:p>
+      <w:pPr>
+        <w:spacing w:after="240" w:before="240" w:lineRule="auto"/>
+        <w:jc w:val="both"/>
+        <w:rPr>
+          <w:rFonts w:ascii="Arial" w:cs="Arial" w:eastAsia="Arial" w:hAnsi="Arial"/>
+          <w:sz w:val="24"/>
+          <w:szCs w:val="24"/>
+          <w:shd w:fill="c9daf8" w:val="clear"/>
+        </w:rPr>
+      </w:pPr>
+      <w:r>
+        <w:rPr>
+          <w:rtl w:val="0"/>
+        </w:rPr>
+      </w:r>
+    </w:p>
+    <w:p>
+      <w:pPr>
+        <w:spacing w:after="240" w:before="240" w:lineRule="auto"/>
+        <w:jc w:val="both"/>
+        <w:rPr>
+          <w:rFonts w:ascii="Arial" w:cs="Arial" w:eastAsia="Arial" w:hAnsi="Arial"/>
+          <w:sz w:val="24"/>
+          <w:szCs w:val="24"/>
+          <w:shd w:fill="c9daf8" w:val="clear"/>
+        </w:rPr>
+      </w:pPr>
+      <w:r>
+        <w:rPr>
+          <w:rFonts w:ascii="Arial" w:cs="Arial" w:eastAsia="Arial" w:hAnsi="Arial"/>
+          <w:sz w:val="24"/>
+          <w:szCs w:val="24"/>
+          <w:shd w:fill="c9daf8" w:val="clear"/>
+          <w:rtl w:val="0"/>
+        </w:rPr>
+        <w:t xml:space="preserve">Estudos indicam que a inteligência artificial tem desempenhado um papel fundamental na análise de dados de saúde, permitindo a identificação precoce de fatores de risco, a previsão de desfechos clínicos e a otimização da alocação de recursos hospitalares </w:t>
+      </w:r>
+      <w:sdt>
+        <w:sdtPr>
           <w:tag w:val="goog_rdk_5"/>
         </w:sdtPr>
         <w:sdtContent>
@@ -2559,7 +2638,7 @@
           <w:shd w:fill="c9daf8" w:val="clear"/>
           <w:rtl w:val="0"/>
         </w:rPr>
-        <w:t xml:space="preserve">(Paim, 2020)</w:t>
+        <w:t xml:space="preserve">(Sena, 2021). </w:t>
       </w:r>
       <w:commentRangeEnd w:id="5"/>
       <w:r>
@@ -2567,13 +2646,71 @@
       </w:r>
       <w:r>
         <w:rPr>
-          <w:rFonts w:ascii="Arial" w:cs="Arial" w:eastAsia="Arial" w:hAnsi="Arial"/>
-          <w:sz w:val="24"/>
-          <w:szCs w:val="24"/>
-          <w:shd w:fill="c9daf8" w:val="clear"/>
-          <w:rtl w:val="0"/>
-        </w:rPr>
-        <w:t xml:space="preserve">.  Além disso, a pandemia de COVID-19 evidenciou a importância da modernização dos sistemas de monitoramento e previsão de surtos, tornando essencial o uso de técnicas avançadas de análise de dados para auxiliar na tomada de decisões </w:t>
+          <w:rtl w:val="0"/>
+        </w:rPr>
+      </w:r>
+    </w:p>
+    <w:p>
+      <w:pPr>
+        <w:spacing w:after="240" w:before="240" w:lineRule="auto"/>
+        <w:jc w:val="both"/>
+        <w:rPr>
+          <w:rFonts w:ascii="Arial" w:cs="Arial" w:eastAsia="Arial" w:hAnsi="Arial"/>
+          <w:sz w:val="24"/>
+          <w:szCs w:val="24"/>
+          <w:shd w:fill="cccccc" w:val="clear"/>
+        </w:rPr>
+      </w:pPr>
+      <w:r>
+        <w:rPr>
+          <w:rtl w:val="0"/>
+        </w:rPr>
+      </w:r>
+    </w:p>
+    <w:p>
+      <w:pPr>
+        <w:numPr>
+          <w:ilvl w:val="0"/>
+          <w:numId w:val="10"/>
+        </w:numPr>
+        <w:spacing w:after="240" w:before="240" w:lineRule="auto"/>
+        <w:ind w:left="720" w:hanging="360"/>
+        <w:jc w:val="both"/>
+        <w:rPr>
+          <w:rFonts w:ascii="Arial" w:cs="Arial" w:eastAsia="Arial" w:hAnsi="Arial"/>
+          <w:sz w:val="24"/>
+          <w:szCs w:val="24"/>
+          <w:u w:val="none"/>
+        </w:rPr>
+      </w:pPr>
+      <w:r>
+        <w:rPr>
+          <w:rFonts w:ascii="Arial" w:cs="Arial" w:eastAsia="Arial" w:hAnsi="Arial"/>
+          <w:sz w:val="24"/>
+          <w:szCs w:val="24"/>
+          <w:rtl w:val="0"/>
+        </w:rPr>
+        <w:t xml:space="preserve">A Importância da Saúde e do Monitoramento de Doenças</w:t>
+      </w:r>
+    </w:p>
+    <w:p>
+      <w:pPr>
+        <w:spacing w:after="240" w:before="240" w:lineRule="auto"/>
+        <w:jc w:val="both"/>
+        <w:rPr>
+          <w:rFonts w:ascii="Arial" w:cs="Arial" w:eastAsia="Arial" w:hAnsi="Arial"/>
+          <w:sz w:val="24"/>
+          <w:szCs w:val="24"/>
+        </w:rPr>
+      </w:pPr>
+      <w:r>
+        <w:rPr>
+          <w:rFonts w:ascii="Arial" w:cs="Arial" w:eastAsia="Arial" w:hAnsi="Arial"/>
+          <w:sz w:val="24"/>
+          <w:szCs w:val="24"/>
+          <w:rtl w:val="0"/>
+        </w:rPr>
+        <w:t xml:space="preserve">A saúde é um direito fundamental e um pilar essencial para o desenvolvimento social e econômico. O monitoramento epidemiológico desempenha um papel crucial na prevenção e no controle de doenças, permitindo a antecipação de surtos e a alocação eficiente de recursos. Tecnologias como aprendizado de máquina e inteligência artificial têm sido empregadas para detectar padrões em grandes volumes de dados, ajudando na tomada de decisão clínica e no desenvolvimento de estratégias preventivas </w:t>
       </w:r>
       <w:sdt>
         <w:sdtPr>
@@ -2588,10 +2725,9 @@
           <w:rFonts w:ascii="Arial" w:cs="Arial" w:eastAsia="Arial" w:hAnsi="Arial"/>
           <w:sz w:val="24"/>
           <w:szCs w:val="24"/>
-          <w:shd w:fill="c9daf8" w:val="clear"/>
-          <w:rtl w:val="0"/>
-        </w:rPr>
-        <w:t xml:space="preserve">(Silva e Silva Neto, 2022)</w:t>
+          <w:rtl w:val="0"/>
+        </w:rPr>
+        <w:t xml:space="preserve">(Sena, 2021)</w:t>
       </w:r>
       <w:commentRangeEnd w:id="6"/>
       <w:r>
@@ -2602,10 +2738,9 @@
           <w:rFonts w:ascii="Arial" w:cs="Arial" w:eastAsia="Arial" w:hAnsi="Arial"/>
           <w:sz w:val="24"/>
           <w:szCs w:val="24"/>
-          <w:shd w:fill="c9daf8" w:val="clear"/>
-          <w:rtl w:val="0"/>
-        </w:rPr>
-        <w:t xml:space="preserve">.</w:t>
+          <w:rtl w:val="0"/>
+        </w:rPr>
+        <w:t xml:space="preserve">. </w:t>
       </w:r>
     </w:p>
     <w:p>
@@ -2616,35 +2751,16 @@
           <w:rFonts w:ascii="Arial" w:cs="Arial" w:eastAsia="Arial" w:hAnsi="Arial"/>
           <w:sz w:val="24"/>
           <w:szCs w:val="24"/>
-          <w:shd w:fill="c9daf8" w:val="clear"/>
-        </w:rPr>
-      </w:pPr>
-      <w:r>
-        <w:rPr>
-          <w:rtl w:val="0"/>
-        </w:rPr>
-      </w:r>
-    </w:p>
-    <w:p>
-      <w:pPr>
-        <w:spacing w:after="240" w:before="240" w:lineRule="auto"/>
-        <w:jc w:val="both"/>
-        <w:rPr>
-          <w:rFonts w:ascii="Arial" w:cs="Arial" w:eastAsia="Arial" w:hAnsi="Arial"/>
-          <w:sz w:val="24"/>
-          <w:szCs w:val="24"/>
-          <w:shd w:fill="c9daf8" w:val="clear"/>
-        </w:rPr>
-      </w:pPr>
-      <w:r>
-        <w:rPr>
-          <w:rFonts w:ascii="Arial" w:cs="Arial" w:eastAsia="Arial" w:hAnsi="Arial"/>
-          <w:sz w:val="24"/>
-          <w:szCs w:val="24"/>
-          <w:shd w:fill="c9daf8" w:val="clear"/>
-          <w:rtl w:val="0"/>
-        </w:rPr>
-        <w:t xml:space="preserve">Estudos indicam que a inteligência artificial tem desempenhado um papel fundamental na análise de dados de saúde, permitindo a identificação precoce de fatores de risco, a previsão de desfechos clínicos e a otimização da alocação de recursos hospitalares </w:t>
+        </w:rPr>
+      </w:pPr>
+      <w:r>
+        <w:rPr>
+          <w:rFonts w:ascii="Arial" w:cs="Arial" w:eastAsia="Arial" w:hAnsi="Arial"/>
+          <w:sz w:val="24"/>
+          <w:szCs w:val="24"/>
+          <w:rtl w:val="0"/>
+        </w:rPr>
+        <w:t xml:space="preserve">Essas abordagens tornam-se ainda mais relevantes diante de doenças respiratórias graves, como a Síndrome Respiratória Aguda Grave (SRAG), que apresentam altos índices de hospitalização e mortalidade </w:t>
       </w:r>
       <w:sdt>
         <w:sdtPr>
@@ -2659,10 +2775,9 @@
           <w:rFonts w:ascii="Arial" w:cs="Arial" w:eastAsia="Arial" w:hAnsi="Arial"/>
           <w:sz w:val="24"/>
           <w:szCs w:val="24"/>
-          <w:shd w:fill="c9daf8" w:val="clear"/>
-          <w:rtl w:val="0"/>
-        </w:rPr>
-        <w:t xml:space="preserve">(Sena, 2021). </w:t>
+          <w:rtl w:val="0"/>
+        </w:rPr>
+        <w:t xml:space="preserve">(Belini, Ataide e Lochter, 2024).</w:t>
       </w:r>
       <w:commentRangeEnd w:id="7"/>
       <w:r>
@@ -2682,7 +2797,6 @@
           <w:rFonts w:ascii="Arial" w:cs="Arial" w:eastAsia="Arial" w:hAnsi="Arial"/>
           <w:sz w:val="24"/>
           <w:szCs w:val="24"/>
-          <w:shd w:fill="cccccc" w:val="clear"/>
         </w:rPr>
       </w:pPr>
       <w:r>
@@ -2695,7 +2809,7 @@
       <w:pPr>
         <w:numPr>
           <w:ilvl w:val="0"/>
-          <w:numId w:val="10"/>
+          <w:numId w:val="18"/>
         </w:numPr>
         <w:spacing w:after="240" w:before="240" w:lineRule="auto"/>
         <w:ind w:left="720" w:hanging="360"/>
@@ -2714,7 +2828,7 @@
           <w:szCs w:val="24"/>
           <w:rtl w:val="0"/>
         </w:rPr>
-        <w:t xml:space="preserve">A Importância da Saúde e do Monitoramento de Doenças</w:t>
+        <w:t xml:space="preserve">Síndrome Respiratória Aguda Grave (SRAG)</w:t>
       </w:r>
     </w:p>
     <w:p>
@@ -2734,7 +2848,7 @@
           <w:szCs w:val="24"/>
           <w:rtl w:val="0"/>
         </w:rPr>
-        <w:t xml:space="preserve">A saúde é um direito fundamental e um pilar essencial para o desenvolvimento social e econômico. O monitoramento epidemiológico desempenha um papel crucial na prevenção e no controle de doenças, permitindo a antecipação de surtos e a alocação eficiente de recursos. Tecnologias como aprendizado de máquina e inteligência artificial têm sido empregadas para detectar padrões em grandes volumes de dados, ajudando na tomada de decisão clínica e no desenvolvimento de estratégias preventivas </w:t>
+        <w:t xml:space="preserve">A Síndrome Respiratória Aguda Grave (SRAG) é uma condição respiratória severa associada a diferentes agentes infecciosos, incluindo </w:t>
       </w:r>
       <w:sdt>
         <w:sdtPr>
@@ -2751,7 +2865,43 @@
           <w:szCs w:val="24"/>
           <w:rtl w:val="0"/>
         </w:rPr>
-        <w:t xml:space="preserve">(Sena, 2021)</w:t>
+        <w:t xml:space="preserve">SARS-CoV-2</w:t>
+      </w:r>
+      <w:r>
+        <w:rPr>
+          <w:rFonts w:ascii="Arial" w:cs="Arial" w:eastAsia="Arial" w:hAnsi="Arial"/>
+          <w:sz w:val="24"/>
+          <w:szCs w:val="24"/>
+          <w:vertAlign w:val="superscript"/>
+        </w:rPr>
+        <w:footnoteReference w:customMarkFollows="0" w:id="0"/>
+      </w:r>
+      <w:r>
+        <w:rPr>
+          <w:rFonts w:ascii="Arial" w:cs="Arial" w:eastAsia="Arial" w:hAnsi="Arial"/>
+          <w:sz w:val="24"/>
+          <w:szCs w:val="24"/>
+          <w:rtl w:val="0"/>
+        </w:rPr>
+        <w:t xml:space="preserve">, Influenza</w:t>
+      </w:r>
+      <w:r>
+        <w:rPr>
+          <w:rFonts w:ascii="Arial" w:cs="Arial" w:eastAsia="Arial" w:hAnsi="Arial"/>
+          <w:sz w:val="24"/>
+          <w:szCs w:val="24"/>
+          <w:vertAlign w:val="superscript"/>
+        </w:rPr>
+        <w:footnoteReference w:customMarkFollows="0" w:id="1"/>
+      </w:r>
+      <w:r>
+        <w:rPr>
+          <w:rFonts w:ascii="Arial" w:cs="Arial" w:eastAsia="Arial" w:hAnsi="Arial"/>
+          <w:sz w:val="24"/>
+          <w:szCs w:val="24"/>
+          <w:rtl w:val="0"/>
+        </w:rPr>
+        <w:t xml:space="preserve"> e Vírus Sincicial Respiratório</w:t>
       </w:r>
       <w:commentRangeEnd w:id="8"/>
       <w:r>
@@ -2764,27 +2914,7 @@
           <w:szCs w:val="24"/>
           <w:rtl w:val="0"/>
         </w:rPr>
-        <w:t xml:space="preserve">. </w:t>
-      </w:r>
-    </w:p>
-    <w:p>
-      <w:pPr>
-        <w:spacing w:after="240" w:before="240" w:lineRule="auto"/>
-        <w:jc w:val="both"/>
-        <w:rPr>
-          <w:rFonts w:ascii="Arial" w:cs="Arial" w:eastAsia="Arial" w:hAnsi="Arial"/>
-          <w:sz w:val="24"/>
-          <w:szCs w:val="24"/>
-        </w:rPr>
-      </w:pPr>
-      <w:r>
-        <w:rPr>
-          <w:rFonts w:ascii="Arial" w:cs="Arial" w:eastAsia="Arial" w:hAnsi="Arial"/>
-          <w:sz w:val="24"/>
-          <w:szCs w:val="24"/>
-          <w:rtl w:val="0"/>
-        </w:rPr>
-        <w:t xml:space="preserve">Essas abordagens tornam-se ainda mais relevantes diante de doenças respiratórias graves, como a Síndrome Respiratória Aguda Grave (SRAG), que apresentam altos índices de hospitalização e mortalidade </w:t>
+        <w:t xml:space="preserve">. Estudos apontam que a SRAG afeta predominantemente grupos vulneráveis, como idosos e indivíduos com comorbidades, e pode levar a complicações graves que demandam suporte intensivo, como internação em </w:t>
       </w:r>
       <w:sdt>
         <w:sdtPr>
@@ -2801,7 +2931,7 @@
           <w:szCs w:val="24"/>
           <w:rtl w:val="0"/>
         </w:rPr>
-        <w:t xml:space="preserve">(Belini, Ataide e Lochter, 2024).</w:t>
+        <w:t xml:space="preserve">UTI</w:t>
       </w:r>
       <w:commentRangeEnd w:id="9"/>
       <w:r>
@@ -2809,70 +2939,21 @@
       </w:r>
       <w:r>
         <w:rPr>
-          <w:rtl w:val="0"/>
-        </w:rPr>
-      </w:r>
-    </w:p>
-    <w:p>
-      <w:pPr>
-        <w:spacing w:after="240" w:before="240" w:lineRule="auto"/>
-        <w:jc w:val="both"/>
-        <w:rPr>
-          <w:rFonts w:ascii="Arial" w:cs="Arial" w:eastAsia="Arial" w:hAnsi="Arial"/>
-          <w:sz w:val="24"/>
-          <w:szCs w:val="24"/>
-        </w:rPr>
-      </w:pPr>
-      <w:r>
-        <w:rPr>
-          <w:rtl w:val="0"/>
-        </w:rPr>
-      </w:r>
-    </w:p>
-    <w:p>
-      <w:pPr>
-        <w:numPr>
-          <w:ilvl w:val="0"/>
-          <w:numId w:val="18"/>
-        </w:numPr>
-        <w:spacing w:after="240" w:before="240" w:lineRule="auto"/>
-        <w:ind w:left="720" w:hanging="360"/>
-        <w:jc w:val="both"/>
-        <w:rPr>
-          <w:rFonts w:ascii="Arial" w:cs="Arial" w:eastAsia="Arial" w:hAnsi="Arial"/>
-          <w:sz w:val="24"/>
-          <w:szCs w:val="24"/>
-          <w:u w:val="none"/>
-        </w:rPr>
-      </w:pPr>
-      <w:r>
-        <w:rPr>
-          <w:rFonts w:ascii="Arial" w:cs="Arial" w:eastAsia="Arial" w:hAnsi="Arial"/>
-          <w:sz w:val="24"/>
-          <w:szCs w:val="24"/>
-          <w:rtl w:val="0"/>
-        </w:rPr>
-        <w:t xml:space="preserve">Síndrome Respiratória Aguda Grave (SRAG)</w:t>
-      </w:r>
-    </w:p>
-    <w:p>
-      <w:pPr>
-        <w:spacing w:after="240" w:before="240" w:lineRule="auto"/>
-        <w:jc w:val="both"/>
-        <w:rPr>
-          <w:rFonts w:ascii="Arial" w:cs="Arial" w:eastAsia="Arial" w:hAnsi="Arial"/>
-          <w:sz w:val="24"/>
-          <w:szCs w:val="24"/>
-        </w:rPr>
-      </w:pPr>
-      <w:r>
-        <w:rPr>
-          <w:rFonts w:ascii="Arial" w:cs="Arial" w:eastAsia="Arial" w:hAnsi="Arial"/>
-          <w:sz w:val="24"/>
-          <w:szCs w:val="24"/>
-          <w:rtl w:val="0"/>
-        </w:rPr>
-        <w:t xml:space="preserve">A Síndrome Respiratória Aguda Grave (SRAG) é uma condição respiratória severa associada a diferentes agentes infecciosos, incluindo </w:t>
+          <w:rFonts w:ascii="Arial" w:cs="Arial" w:eastAsia="Arial" w:hAnsi="Arial"/>
+          <w:sz w:val="24"/>
+          <w:szCs w:val="24"/>
+          <w:vertAlign w:val="superscript"/>
+        </w:rPr>
+        <w:footnoteReference w:customMarkFollows="0" w:id="2"/>
+      </w:r>
+      <w:r>
+        <w:rPr>
+          <w:rFonts w:ascii="Arial" w:cs="Arial" w:eastAsia="Arial" w:hAnsi="Arial"/>
+          <w:sz w:val="24"/>
+          <w:szCs w:val="24"/>
+          <w:rtl w:val="0"/>
+        </w:rPr>
+        <w:t xml:space="preserve"> e ventilação mecânica </w:t>
       </w:r>
       <w:sdt>
         <w:sdtPr>
@@ -2889,43 +2970,7 @@
           <w:szCs w:val="24"/>
           <w:rtl w:val="0"/>
         </w:rPr>
-        <w:t xml:space="preserve">SARS-CoV-2</w:t>
-      </w:r>
-      <w:r>
-        <w:rPr>
-          <w:rFonts w:ascii="Arial" w:cs="Arial" w:eastAsia="Arial" w:hAnsi="Arial"/>
-          <w:sz w:val="24"/>
-          <w:szCs w:val="24"/>
-          <w:vertAlign w:val="superscript"/>
-        </w:rPr>
-        <w:footnoteReference w:customMarkFollows="0" w:id="0"/>
-      </w:r>
-      <w:r>
-        <w:rPr>
-          <w:rFonts w:ascii="Arial" w:cs="Arial" w:eastAsia="Arial" w:hAnsi="Arial"/>
-          <w:sz w:val="24"/>
-          <w:szCs w:val="24"/>
-          <w:rtl w:val="0"/>
-        </w:rPr>
-        <w:t xml:space="preserve">, Influenza</w:t>
-      </w:r>
-      <w:r>
-        <w:rPr>
-          <w:rFonts w:ascii="Arial" w:cs="Arial" w:eastAsia="Arial" w:hAnsi="Arial"/>
-          <w:sz w:val="24"/>
-          <w:szCs w:val="24"/>
-          <w:vertAlign w:val="superscript"/>
-        </w:rPr>
-        <w:footnoteReference w:customMarkFollows="0" w:id="1"/>
-      </w:r>
-      <w:r>
-        <w:rPr>
-          <w:rFonts w:ascii="Arial" w:cs="Arial" w:eastAsia="Arial" w:hAnsi="Arial"/>
-          <w:sz w:val="24"/>
-          <w:szCs w:val="24"/>
-          <w:rtl w:val="0"/>
-        </w:rPr>
-        <w:t xml:space="preserve"> e Vírus Sincicial Respiratório</w:t>
+        <w:t xml:space="preserve">(Silva, 2021)</w:t>
       </w:r>
       <w:commentRangeEnd w:id="10"/>
       <w:r>
@@ -2938,7 +2983,16 @@
           <w:szCs w:val="24"/>
           <w:rtl w:val="0"/>
         </w:rPr>
-        <w:t xml:space="preserve">. Estudos apontam que a SRAG afeta predominantemente grupos vulneráveis, como idosos e indivíduos com comorbidades, e pode levar a complicações graves que demandam suporte intensivo, como internação em </w:t>
+        <w:t xml:space="preserve">. O impacto da SRAG sobre o sistema de saúde tem sido um fator crítico, reforçando a necessidade de abordagens preditivas para otimizar o atendimento e reduzir a mortalidade. A análise preditiva surge como uma ferramenta promissora para auxiliar na identificação precoce de casos de risco, possibilitando uma resposta mais rápida e eficaz do sistema de saúde </w:t>
+      </w:r>
+      <w:r>
+        <w:rPr>
+          <w:rFonts w:ascii="Arial" w:cs="Arial" w:eastAsia="Arial" w:hAnsi="Arial"/>
+          <w:sz w:val="24"/>
+          <w:szCs w:val="24"/>
+          <w:rtl w:val="0"/>
+        </w:rPr>
+        <w:t xml:space="preserve">(</w:t>
       </w:r>
       <w:sdt>
         <w:sdtPr>
@@ -2955,7 +3009,7 @@
           <w:szCs w:val="24"/>
           <w:rtl w:val="0"/>
         </w:rPr>
-        <w:t xml:space="preserve">UTI</w:t>
+        <w:t xml:space="preserve">Júnior</w:t>
       </w:r>
       <w:commentRangeEnd w:id="11"/>
       <w:r>
@@ -2966,18 +3020,94 @@
           <w:rFonts w:ascii="Arial" w:cs="Arial" w:eastAsia="Arial" w:hAnsi="Arial"/>
           <w:sz w:val="24"/>
           <w:szCs w:val="24"/>
-          <w:vertAlign w:val="superscript"/>
-        </w:rPr>
-        <w:footnoteReference w:customMarkFollows="0" w:id="2"/>
-      </w:r>
-      <w:r>
-        <w:rPr>
-          <w:rFonts w:ascii="Arial" w:cs="Arial" w:eastAsia="Arial" w:hAnsi="Arial"/>
-          <w:sz w:val="24"/>
-          <w:szCs w:val="24"/>
-          <w:rtl w:val="0"/>
-        </w:rPr>
-        <w:t xml:space="preserve"> e ventilação mecânica </w:t>
+          <w:rtl w:val="0"/>
+        </w:rPr>
+        <w:t xml:space="preserve">, 2024).</w:t>
+      </w:r>
+      <w:r>
+        <w:rPr>
+          <w:rtl w:val="0"/>
+        </w:rPr>
+      </w:r>
+    </w:p>
+    <w:p>
+      <w:pPr>
+        <w:spacing w:after="240" w:before="240" w:lineRule="auto"/>
+        <w:jc w:val="both"/>
+        <w:rPr>
+          <w:rFonts w:ascii="Arial" w:cs="Arial" w:eastAsia="Arial" w:hAnsi="Arial"/>
+          <w:sz w:val="24"/>
+          <w:szCs w:val="24"/>
+        </w:rPr>
+      </w:pPr>
+      <w:r>
+        <w:rPr>
+          <w:rtl w:val="0"/>
+        </w:rPr>
+      </w:r>
+    </w:p>
+    <w:p>
+      <w:pPr>
+        <w:numPr>
+          <w:ilvl w:val="0"/>
+          <w:numId w:val="7"/>
+        </w:numPr>
+        <w:spacing w:after="240" w:before="240" w:lineRule="auto"/>
+        <w:ind w:left="720" w:hanging="360"/>
+        <w:rPr>
+          <w:rFonts w:ascii="Arial" w:cs="Arial" w:eastAsia="Arial" w:hAnsi="Arial"/>
+          <w:sz w:val="24"/>
+          <w:szCs w:val="24"/>
+          <w:u w:val="none"/>
+        </w:rPr>
+      </w:pPr>
+      <w:r>
+        <w:rPr>
+          <w:rFonts w:ascii="Arial" w:cs="Arial" w:eastAsia="Arial" w:hAnsi="Arial"/>
+          <w:sz w:val="24"/>
+          <w:szCs w:val="24"/>
+          <w:rtl w:val="0"/>
+        </w:rPr>
+        <w:t xml:space="preserve">A Importância da Predição da SRAG como Forma de Prevenção</w:t>
+      </w:r>
+    </w:p>
+    <w:p>
+      <w:pPr>
+        <w:spacing w:after="240" w:before="240" w:lineRule="auto"/>
+        <w:jc w:val="both"/>
+        <w:rPr>
+          <w:rFonts w:ascii="Arial" w:cs="Arial" w:eastAsia="Arial" w:hAnsi="Arial"/>
+          <w:sz w:val="24"/>
+          <w:szCs w:val="24"/>
+        </w:rPr>
+      </w:pPr>
+      <w:r>
+        <w:rPr>
+          <w:rFonts w:ascii="Arial" w:cs="Arial" w:eastAsia="Arial" w:hAnsi="Arial"/>
+          <w:sz w:val="24"/>
+          <w:szCs w:val="24"/>
+          <w:rtl w:val="0"/>
+        </w:rPr>
+        <w:t xml:space="preserve">A capacidade de prever casos graves de SRAG pode contribuir para uma resposta mais rápida e eficiente, permitindo o melhor direcionamento de recursos hospitalares, como por exemplo os leitos de UTI e ventiladores mecânicos. Modelos preditivos baseados em aprendizado de máquina vêm sendo utilizados para identificar fatores de risco e prever desfechos clínicos, possibilitando intervenções </w:t>
+      </w:r>
+      <w:r>
+        <w:rPr>
+          <w:rFonts w:ascii="Arial" w:cs="Arial" w:eastAsia="Arial" w:hAnsi="Arial"/>
+          <w:b w:val="1"/>
+          <w:sz w:val="24"/>
+          <w:szCs w:val="24"/>
+          <w:rtl w:val="0"/>
+        </w:rPr>
+        <w:t xml:space="preserve">precoces/ preventivas</w:t>
+      </w:r>
+      <w:r>
+        <w:rPr>
+          <w:rFonts w:ascii="Arial" w:cs="Arial" w:eastAsia="Arial" w:hAnsi="Arial"/>
+          <w:sz w:val="24"/>
+          <w:szCs w:val="24"/>
+          <w:rtl w:val="0"/>
+        </w:rPr>
+        <w:t xml:space="preserve"> </w:t>
       </w:r>
       <w:sdt>
         <w:sdtPr>
@@ -2994,7 +3124,7 @@
           <w:szCs w:val="24"/>
           <w:rtl w:val="0"/>
         </w:rPr>
-        <w:t xml:space="preserve">(Silva, 2021)</w:t>
+        <w:t xml:space="preserve">(Sena, 2021)</w:t>
       </w:r>
       <w:commentRangeEnd w:id="12"/>
       <w:r>
@@ -3007,16 +3137,27 @@
           <w:szCs w:val="24"/>
           <w:rtl w:val="0"/>
         </w:rPr>
-        <w:t xml:space="preserve">. O impacto da SRAG sobre o sistema de saúde tem sido um fator crítico, reforçando a necessidade de abordagens preditivas para otimizar o atendimento e reduzir a mortalidade. A análise preditiva surge como uma ferramenta promissora para auxiliar na identificação precoce de casos de risco, possibilitando uma resposta mais rápida e eficaz do sistema de saúde </w:t>
-      </w:r>
-      <w:r>
-        <w:rPr>
-          <w:rFonts w:ascii="Arial" w:cs="Arial" w:eastAsia="Arial" w:hAnsi="Arial"/>
-          <w:sz w:val="24"/>
-          <w:szCs w:val="24"/>
-          <w:rtl w:val="0"/>
-        </w:rPr>
-        <w:t xml:space="preserve">(</w:t>
+        <w:t xml:space="preserve">. </w:t>
+      </w:r>
+    </w:p>
+    <w:p>
+      <w:pPr>
+        <w:spacing w:after="240" w:before="240" w:lineRule="auto"/>
+        <w:jc w:val="both"/>
+        <w:rPr>
+          <w:rFonts w:ascii="Arial" w:cs="Arial" w:eastAsia="Arial" w:hAnsi="Arial"/>
+          <w:sz w:val="24"/>
+          <w:szCs w:val="24"/>
+        </w:rPr>
+      </w:pPr>
+      <w:r>
+        <w:rPr>
+          <w:rFonts w:ascii="Arial" w:cs="Arial" w:eastAsia="Arial" w:hAnsi="Arial"/>
+          <w:sz w:val="24"/>
+          <w:szCs w:val="24"/>
+          <w:rtl w:val="0"/>
+        </w:rPr>
+        <w:t xml:space="preserve">Essas abordagens são fundamentais para otimizar a gestão hospitalar e aprimorar as políticas de saúde pública e a aplicação desses modelos tem mostrado resultados promissores na melhoria da gestão hospitalar, na alocação eficiente de recursos, e consequentemente reduzir a mortalidade em pacientes críticos</w:t>
       </w:r>
       <w:sdt>
         <w:sdtPr>
@@ -3033,7 +3174,7 @@
           <w:szCs w:val="24"/>
           <w:rtl w:val="0"/>
         </w:rPr>
-        <w:t xml:space="preserve">Júnior</w:t>
+        <w:t xml:space="preserve"> (Silva e Silva Neto, 2022)</w:t>
       </w:r>
       <w:commentRangeEnd w:id="13"/>
       <w:r>
@@ -3046,18 +3187,12 @@
           <w:szCs w:val="24"/>
           <w:rtl w:val="0"/>
         </w:rPr>
-        <w:t xml:space="preserve">, 2024).</w:t>
-      </w:r>
-      <w:r>
-        <w:rPr>
-          <w:rtl w:val="0"/>
-        </w:rPr>
+        <w:t xml:space="preserve">.</w:t>
       </w:r>
     </w:p>
     <w:p>
       <w:pPr>
         <w:spacing w:after="240" w:before="240" w:lineRule="auto"/>
-        <w:jc w:val="both"/>
         <w:rPr>
           <w:rFonts w:ascii="Arial" w:cs="Arial" w:eastAsia="Arial" w:hAnsi="Arial"/>
           <w:sz w:val="24"/>
@@ -3074,7 +3209,7 @@
       <w:pPr>
         <w:numPr>
           <w:ilvl w:val="0"/>
-          <w:numId w:val="7"/>
+          <w:numId w:val="1"/>
         </w:numPr>
         <w:spacing w:after="240" w:before="240" w:lineRule="auto"/>
         <w:ind w:left="720" w:hanging="360"/>
@@ -3092,7 +3227,7 @@
           <w:szCs w:val="24"/>
           <w:rtl w:val="0"/>
         </w:rPr>
-        <w:t xml:space="preserve">A Importância da Predição da SRAG como Forma de Prevenção</w:t>
+        <w:t xml:space="preserve">O Processo de KDD/ Análise de Dados para Predição</w:t>
       </w:r>
     </w:p>
     <w:p>
@@ -3112,7 +3247,7 @@
           <w:szCs w:val="24"/>
           <w:rtl w:val="0"/>
         </w:rPr>
-        <w:t xml:space="preserve">A capacidade de prever casos graves de SRAG pode contribuir para uma resposta mais rápida e eficiente, permitindo o melhor direcionamento de recursos hospitalares, como por exemplo os leitos de UTI e ventiladores mecânicos. Modelos preditivos baseados em aprendizado de máquina vêm sendo utilizados para identificar fatores de risco e prever desfechos clínicos, possibilitando intervenções </w:t>
+        <w:t xml:space="preserve">O processo de análise de dados para predição de doenças segue a abordagem do </w:t>
       </w:r>
       <w:r>
         <w:rPr>
@@ -3122,16 +3257,54 @@
           <w:szCs w:val="24"/>
           <w:rtl w:val="0"/>
         </w:rPr>
-        <w:t xml:space="preserve">precoces/ preventivas</w:t>
-      </w:r>
-      <w:r>
-        <w:rPr>
-          <w:rFonts w:ascii="Arial" w:cs="Arial" w:eastAsia="Arial" w:hAnsi="Arial"/>
-          <w:sz w:val="24"/>
-          <w:szCs w:val="24"/>
-          <w:rtl w:val="0"/>
-        </w:rPr>
-        <w:t xml:space="preserve"> </w:t>
+        <w:t xml:space="preserve">Knowledge Discovery in Databases (KDD)</w:t>
+      </w:r>
+      <w:r>
+        <w:rPr>
+          <w:rFonts w:ascii="Arial" w:cs="Arial" w:eastAsia="Arial" w:hAnsi="Arial"/>
+          <w:sz w:val="24"/>
+          <w:szCs w:val="24"/>
+          <w:rtl w:val="0"/>
+        </w:rPr>
+        <w:t xml:space="preserve">, que compreende diversas etapas interdependentes para a extração de conhecimento útil a partir de grandes volumes de dados (Fayyad, Piatetsky-Shapiro e Smyth, 1996). Esse processo inicia-se com a </w:t>
+      </w:r>
+      <w:r>
+        <w:rPr>
+          <w:rFonts w:ascii="Arial" w:cs="Arial" w:eastAsia="Arial" w:hAnsi="Arial"/>
+          <w:b w:val="1"/>
+          <w:sz w:val="24"/>
+          <w:szCs w:val="24"/>
+          <w:rtl w:val="0"/>
+        </w:rPr>
+        <w:t xml:space="preserve">seleção dos dados</w:t>
+      </w:r>
+      <w:r>
+        <w:rPr>
+          <w:rFonts w:ascii="Arial" w:cs="Arial" w:eastAsia="Arial" w:hAnsi="Arial"/>
+          <w:sz w:val="24"/>
+          <w:szCs w:val="24"/>
+          <w:rtl w:val="0"/>
+        </w:rPr>
+        <w:t xml:space="preserve">, onde informações relevantes são extraídas de bases públicas, como o DataSUS. Em seguida, realiza-se o </w:t>
+      </w:r>
+      <w:r>
+        <w:rPr>
+          <w:rFonts w:ascii="Arial" w:cs="Arial" w:eastAsia="Arial" w:hAnsi="Arial"/>
+          <w:b w:val="1"/>
+          <w:sz w:val="24"/>
+          <w:szCs w:val="24"/>
+          <w:rtl w:val="0"/>
+        </w:rPr>
+        <w:t xml:space="preserve">pré-processamento</w:t>
+      </w:r>
+      <w:r>
+        <w:rPr>
+          <w:rFonts w:ascii="Arial" w:cs="Arial" w:eastAsia="Arial" w:hAnsi="Arial"/>
+          <w:sz w:val="24"/>
+          <w:szCs w:val="24"/>
+          <w:rtl w:val="0"/>
+        </w:rPr>
+        <w:t xml:space="preserve">, etapa essencial para limpeza, normalização e tratamento de valores ausentes, garantindo a qualidade do conjunto de dados </w:t>
       </w:r>
       <w:sdt>
         <w:sdtPr>
@@ -3141,48 +3314,6 @@
           <w:commentRangeStart w:id="14"/>
         </w:sdtContent>
       </w:sdt>
-      <w:r>
-        <w:rPr>
-          <w:rFonts w:ascii="Arial" w:cs="Arial" w:eastAsia="Arial" w:hAnsi="Arial"/>
-          <w:sz w:val="24"/>
-          <w:szCs w:val="24"/>
-          <w:rtl w:val="0"/>
-        </w:rPr>
-        <w:t xml:space="preserve">(Sena, 2021)</w:t>
-      </w:r>
-      <w:commentRangeEnd w:id="14"/>
-      <w:r>
-        <w:commentReference w:id="14"/>
-      </w:r>
-      <w:r>
-        <w:rPr>
-          <w:rFonts w:ascii="Arial" w:cs="Arial" w:eastAsia="Arial" w:hAnsi="Arial"/>
-          <w:sz w:val="24"/>
-          <w:szCs w:val="24"/>
-          <w:rtl w:val="0"/>
-        </w:rPr>
-        <w:t xml:space="preserve">. </w:t>
-      </w:r>
-    </w:p>
-    <w:p>
-      <w:pPr>
-        <w:spacing w:after="240" w:before="240" w:lineRule="auto"/>
-        <w:jc w:val="both"/>
-        <w:rPr>
-          <w:rFonts w:ascii="Arial" w:cs="Arial" w:eastAsia="Arial" w:hAnsi="Arial"/>
-          <w:sz w:val="24"/>
-          <w:szCs w:val="24"/>
-        </w:rPr>
-      </w:pPr>
-      <w:r>
-        <w:rPr>
-          <w:rFonts w:ascii="Arial" w:cs="Arial" w:eastAsia="Arial" w:hAnsi="Arial"/>
-          <w:sz w:val="24"/>
-          <w:szCs w:val="24"/>
-          <w:rtl w:val="0"/>
-        </w:rPr>
-        <w:t xml:space="preserve">Essas abordagens são fundamentais para otimizar a gestão hospitalar e aprimorar as políticas de saúde pública e a aplicação desses modelos tem mostrado resultados promissores na melhoria da gestão hospitalar, na alocação eficiente de recursos, e consequentemente reduzir a mortalidade em pacientes críticos</w:t>
-      </w:r>
       <w:sdt>
         <w:sdtPr>
           <w:tag w:val="goog_rdk_15"/>
@@ -3198,7 +3329,20 @@
           <w:szCs w:val="24"/>
           <w:rtl w:val="0"/>
         </w:rPr>
-        <w:t xml:space="preserve"> (Silva e Silva Neto, 2022)</w:t>
+        <w:t xml:space="preserve"> </w:t>
+      </w:r>
+      <w:r>
+        <w:rPr>
+          <w:rFonts w:ascii="Arial" w:cs="Arial" w:eastAsia="Arial" w:hAnsi="Arial"/>
+          <w:sz w:val="24"/>
+          <w:szCs w:val="24"/>
+          <w:rtl w:val="0"/>
+        </w:rPr>
+        <w:t xml:space="preserve">(Júnior, 2024)</w:t>
+      </w:r>
+      <w:commentRangeEnd w:id="14"/>
+      <w:r>
+        <w:commentReference w:id="14"/>
       </w:r>
       <w:commentRangeEnd w:id="15"/>
       <w:r>
@@ -3213,45 +3357,10 @@
         </w:rPr>
         <w:t xml:space="preserve">.</w:t>
       </w:r>
-    </w:p>
-    <w:p>
-      <w:pPr>
-        <w:spacing w:after="240" w:before="240" w:lineRule="auto"/>
-        <w:rPr>
-          <w:rFonts w:ascii="Arial" w:cs="Arial" w:eastAsia="Arial" w:hAnsi="Arial"/>
-          <w:sz w:val="24"/>
-          <w:szCs w:val="24"/>
-        </w:rPr>
-      </w:pPr>
-      <w:r>
-        <w:rPr>
-          <w:rtl w:val="0"/>
-        </w:rPr>
-      </w:r>
-    </w:p>
-    <w:p>
-      <w:pPr>
-        <w:numPr>
-          <w:ilvl w:val="0"/>
-          <w:numId w:val="1"/>
-        </w:numPr>
-        <w:spacing w:after="240" w:before="240" w:lineRule="auto"/>
-        <w:ind w:left="720" w:hanging="360"/>
-        <w:rPr>
-          <w:rFonts w:ascii="Arial" w:cs="Arial" w:eastAsia="Arial" w:hAnsi="Arial"/>
-          <w:sz w:val="24"/>
-          <w:szCs w:val="24"/>
-          <w:u w:val="none"/>
-        </w:rPr>
-      </w:pPr>
-      <w:r>
-        <w:rPr>
-          <w:rFonts w:ascii="Arial" w:cs="Arial" w:eastAsia="Arial" w:hAnsi="Arial"/>
-          <w:sz w:val="24"/>
-          <w:szCs w:val="24"/>
-          <w:rtl w:val="0"/>
-        </w:rPr>
-        <w:t xml:space="preserve">O Processo de KDD/ Análise de Dados para Predição</w:t>
+      <w:r>
+        <w:rPr>
+          <w:rtl w:val="0"/>
+        </w:rPr>
       </w:r>
     </w:p>
     <w:p>
@@ -3271,7 +3380,7 @@
           <w:szCs w:val="24"/>
           <w:rtl w:val="0"/>
         </w:rPr>
-        <w:t xml:space="preserve">O processo de análise de dados para predição de doenças segue a abordagem do </w:t>
+        <w:t xml:space="preserve">A próxima fase envolve a </w:t>
       </w:r>
       <w:r>
         <w:rPr>
@@ -3281,16 +3390,16 @@
           <w:szCs w:val="24"/>
           <w:rtl w:val="0"/>
         </w:rPr>
-        <w:t xml:space="preserve">Knowledge Discovery in Databases (KDD)</w:t>
-      </w:r>
-      <w:r>
-        <w:rPr>
-          <w:rFonts w:ascii="Arial" w:cs="Arial" w:eastAsia="Arial" w:hAnsi="Arial"/>
-          <w:sz w:val="24"/>
-          <w:szCs w:val="24"/>
-          <w:rtl w:val="0"/>
-        </w:rPr>
-        <w:t xml:space="preserve">, que compreende diversas etapas interdependentes para a extração de conhecimento útil a partir de grandes volumes de dados (Fayyad, Piatetsky-Shapiro e Smyth, 1996). Esse processo inicia-se com a </w:t>
+        <w:t xml:space="preserve">transformação dos dados</w:t>
+      </w:r>
+      <w:r>
+        <w:rPr>
+          <w:rFonts w:ascii="Arial" w:cs="Arial" w:eastAsia="Arial" w:hAnsi="Arial"/>
+          <w:sz w:val="24"/>
+          <w:szCs w:val="24"/>
+          <w:rtl w:val="0"/>
+        </w:rPr>
+        <w:t xml:space="preserve">, onde técnicas como engenharia de atributos são aplicadas para destacar variáveis importantes para a modelagem. Em seguida, ocorre a </w:t>
       </w:r>
       <w:r>
         <w:rPr>
@@ -3300,35 +3409,16 @@
           <w:szCs w:val="24"/>
           <w:rtl w:val="0"/>
         </w:rPr>
-        <w:t xml:space="preserve">seleção dos dados</w:t>
-      </w:r>
-      <w:r>
-        <w:rPr>
-          <w:rFonts w:ascii="Arial" w:cs="Arial" w:eastAsia="Arial" w:hAnsi="Arial"/>
-          <w:sz w:val="24"/>
-          <w:szCs w:val="24"/>
-          <w:rtl w:val="0"/>
-        </w:rPr>
-        <w:t xml:space="preserve">, onde informações relevantes são extraídas de bases públicas, como o DataSUS. Em seguida, realiza-se o </w:t>
-      </w:r>
-      <w:r>
-        <w:rPr>
-          <w:rFonts w:ascii="Arial" w:cs="Arial" w:eastAsia="Arial" w:hAnsi="Arial"/>
-          <w:b w:val="1"/>
-          <w:sz w:val="24"/>
-          <w:szCs w:val="24"/>
-          <w:rtl w:val="0"/>
-        </w:rPr>
-        <w:t xml:space="preserve">pré-processamento</w:t>
-      </w:r>
-      <w:r>
-        <w:rPr>
-          <w:rFonts w:ascii="Arial" w:cs="Arial" w:eastAsia="Arial" w:hAnsi="Arial"/>
-          <w:sz w:val="24"/>
-          <w:szCs w:val="24"/>
-          <w:rtl w:val="0"/>
-        </w:rPr>
-        <w:t xml:space="preserve">, etapa essencial para limpeza, normalização e tratamento de valores ausentes, garantindo a qualidade do conjunto de dados </w:t>
+        <w:t xml:space="preserve">mineração de dados</w:t>
+      </w:r>
+      <w:r>
+        <w:rPr>
+          <w:rFonts w:ascii="Arial" w:cs="Arial" w:eastAsia="Arial" w:hAnsi="Arial"/>
+          <w:sz w:val="24"/>
+          <w:szCs w:val="24"/>
+          <w:rtl w:val="0"/>
+        </w:rPr>
+        <w:t xml:space="preserve">, etapa em que algoritmos de aprendizado de máquina são empregados para identificar padrões e prever desfechos clínicos. Modelos como Regressão Logística, Decision Tree e Random Forest são amplamente utilizados nesse contexto, apresentando alto desempenho na predição de mortalidade em pacientes com SRAG </w:t>
       </w:r>
       <w:sdt>
         <w:sdtPr>
@@ -3338,6 +3428,63 @@
           <w:commentRangeStart w:id="16"/>
         </w:sdtContent>
       </w:sdt>
+      <w:r>
+        <w:rPr>
+          <w:rFonts w:ascii="Arial" w:cs="Arial" w:eastAsia="Arial" w:hAnsi="Arial"/>
+          <w:sz w:val="24"/>
+          <w:szCs w:val="24"/>
+          <w:rtl w:val="0"/>
+        </w:rPr>
+        <w:t xml:space="preserve">(Silva e Silva Neto, 2022).</w:t>
+      </w:r>
+      <w:commentRangeEnd w:id="16"/>
+      <w:r>
+        <w:commentReference w:id="16"/>
+      </w:r>
+      <w:r>
+        <w:rPr>
+          <w:rtl w:val="0"/>
+        </w:rPr>
+      </w:r>
+    </w:p>
+    <w:p>
+      <w:pPr>
+        <w:spacing w:after="240" w:before="240" w:lineRule="auto"/>
+        <w:jc w:val="both"/>
+        <w:rPr>
+          <w:rFonts w:ascii="Arial" w:cs="Arial" w:eastAsia="Arial" w:hAnsi="Arial"/>
+          <w:sz w:val="24"/>
+          <w:szCs w:val="24"/>
+        </w:rPr>
+      </w:pPr>
+      <w:r>
+        <w:rPr>
+          <w:rFonts w:ascii="Arial" w:cs="Arial" w:eastAsia="Arial" w:hAnsi="Arial"/>
+          <w:sz w:val="24"/>
+          <w:szCs w:val="24"/>
+          <w:rtl w:val="0"/>
+        </w:rPr>
+        <w:t xml:space="preserve">Por fim, a </w:t>
+      </w:r>
+      <w:r>
+        <w:rPr>
+          <w:rFonts w:ascii="Arial" w:cs="Arial" w:eastAsia="Arial" w:hAnsi="Arial"/>
+          <w:b w:val="1"/>
+          <w:sz w:val="24"/>
+          <w:szCs w:val="24"/>
+          <w:rtl w:val="0"/>
+        </w:rPr>
+        <w:t xml:space="preserve">interpretação e avaliação dos resultados</w:t>
+      </w:r>
+      <w:r>
+        <w:rPr>
+          <w:rFonts w:ascii="Arial" w:cs="Arial" w:eastAsia="Arial" w:hAnsi="Arial"/>
+          <w:sz w:val="24"/>
+          <w:szCs w:val="24"/>
+          <w:rtl w:val="0"/>
+        </w:rPr>
+        <w:t xml:space="preserve"> são realizadas, utilizando métricas como acurácia, precisão, recall e AUC-ROC para validar a eficácia dos modelos. A análise desses resultados possibilita a extração de </w:t>
+      </w:r>
       <w:sdt>
         <w:sdtPr>
           <w:tag w:val="goog_rdk_17"/>
@@ -3349,24 +3496,12 @@
       <w:r>
         <w:rPr>
           <w:rFonts w:ascii="Arial" w:cs="Arial" w:eastAsia="Arial" w:hAnsi="Arial"/>
-          <w:sz w:val="24"/>
-          <w:szCs w:val="24"/>
-          <w:rtl w:val="0"/>
-        </w:rPr>
-        <w:t xml:space="preserve"> </w:t>
-      </w:r>
-      <w:r>
-        <w:rPr>
-          <w:rFonts w:ascii="Arial" w:cs="Arial" w:eastAsia="Arial" w:hAnsi="Arial"/>
-          <w:sz w:val="24"/>
-          <w:szCs w:val="24"/>
-          <w:rtl w:val="0"/>
-        </w:rPr>
-        <w:t xml:space="preserve">(Júnior, 2024)</w:t>
-      </w:r>
-      <w:commentRangeEnd w:id="16"/>
-      <w:r>
-        <w:commentReference w:id="16"/>
+          <w:i w:val="1"/>
+          <w:sz w:val="24"/>
+          <w:szCs w:val="24"/>
+          <w:rtl w:val="0"/>
+        </w:rPr>
+        <w:t xml:space="preserve">insights</w:t>
       </w:r>
       <w:commentRangeEnd w:id="17"/>
       <w:r>
@@ -3379,70 +3514,7 @@
           <w:szCs w:val="24"/>
           <w:rtl w:val="0"/>
         </w:rPr>
-        <w:t xml:space="preserve">.</w:t>
-      </w:r>
-      <w:r>
-        <w:rPr>
-          <w:rtl w:val="0"/>
-        </w:rPr>
-      </w:r>
-    </w:p>
-    <w:p>
-      <w:pPr>
-        <w:spacing w:after="240" w:before="240" w:lineRule="auto"/>
-        <w:jc w:val="both"/>
-        <w:rPr>
-          <w:rFonts w:ascii="Arial" w:cs="Arial" w:eastAsia="Arial" w:hAnsi="Arial"/>
-          <w:sz w:val="24"/>
-          <w:szCs w:val="24"/>
-        </w:rPr>
-      </w:pPr>
-      <w:r>
-        <w:rPr>
-          <w:rFonts w:ascii="Arial" w:cs="Arial" w:eastAsia="Arial" w:hAnsi="Arial"/>
-          <w:sz w:val="24"/>
-          <w:szCs w:val="24"/>
-          <w:rtl w:val="0"/>
-        </w:rPr>
-        <w:t xml:space="preserve">A próxima fase envolve a </w:t>
-      </w:r>
-      <w:r>
-        <w:rPr>
-          <w:rFonts w:ascii="Arial" w:cs="Arial" w:eastAsia="Arial" w:hAnsi="Arial"/>
-          <w:b w:val="1"/>
-          <w:sz w:val="24"/>
-          <w:szCs w:val="24"/>
-          <w:rtl w:val="0"/>
-        </w:rPr>
-        <w:t xml:space="preserve">transformação dos dados</w:t>
-      </w:r>
-      <w:r>
-        <w:rPr>
-          <w:rFonts w:ascii="Arial" w:cs="Arial" w:eastAsia="Arial" w:hAnsi="Arial"/>
-          <w:sz w:val="24"/>
-          <w:szCs w:val="24"/>
-          <w:rtl w:val="0"/>
-        </w:rPr>
-        <w:t xml:space="preserve">, onde técnicas como engenharia de atributos são aplicadas para destacar variáveis importantes para a modelagem. Em seguida, ocorre a </w:t>
-      </w:r>
-      <w:r>
-        <w:rPr>
-          <w:rFonts w:ascii="Arial" w:cs="Arial" w:eastAsia="Arial" w:hAnsi="Arial"/>
-          <w:b w:val="1"/>
-          <w:sz w:val="24"/>
-          <w:szCs w:val="24"/>
-          <w:rtl w:val="0"/>
-        </w:rPr>
-        <w:t xml:space="preserve">mineração de dados</w:t>
-      </w:r>
-      <w:r>
-        <w:rPr>
-          <w:rFonts w:ascii="Arial" w:cs="Arial" w:eastAsia="Arial" w:hAnsi="Arial"/>
-          <w:sz w:val="24"/>
-          <w:szCs w:val="24"/>
-          <w:rtl w:val="0"/>
-        </w:rPr>
-        <w:t xml:space="preserve">, etapa em que algoritmos de aprendizado de máquina são empregados para identificar padrões e prever desfechos clínicos. Modelos como Regressão Logística, Decision Tree e Random Forest são amplamente utilizados nesse contexto, apresentando alto desempenho na predição de mortalidade em pacientes com SRAG </w:t>
+        <w:t xml:space="preserve"> clínicos valiosos, contribuindo para a tomada de decisão na gestão hospitalar e saúde pública (</w:t>
       </w:r>
       <w:sdt>
         <w:sdtPr>
@@ -3459,7 +3531,7 @@
           <w:szCs w:val="24"/>
           <w:rtl w:val="0"/>
         </w:rPr>
-        <w:t xml:space="preserve">(Silva e Silva Neto, 2022).</w:t>
+        <w:t xml:space="preserve">Belini, Ataide e Lochter, 2024).</w:t>
       </w:r>
       <w:commentRangeEnd w:id="18"/>
       <w:r>
@@ -3481,34 +3553,6 @@
           <w:szCs w:val="24"/>
         </w:rPr>
       </w:pPr>
-      <w:r>
-        <w:rPr>
-          <w:rFonts w:ascii="Arial" w:cs="Arial" w:eastAsia="Arial" w:hAnsi="Arial"/>
-          <w:sz w:val="24"/>
-          <w:szCs w:val="24"/>
-          <w:rtl w:val="0"/>
-        </w:rPr>
-        <w:t xml:space="preserve">Por fim, a </w:t>
-      </w:r>
-      <w:r>
-        <w:rPr>
-          <w:rFonts w:ascii="Arial" w:cs="Arial" w:eastAsia="Arial" w:hAnsi="Arial"/>
-          <w:b w:val="1"/>
-          <w:sz w:val="24"/>
-          <w:szCs w:val="24"/>
-          <w:rtl w:val="0"/>
-        </w:rPr>
-        <w:t xml:space="preserve">interpretação e avaliação dos resultados</w:t>
-      </w:r>
-      <w:r>
-        <w:rPr>
-          <w:rFonts w:ascii="Arial" w:cs="Arial" w:eastAsia="Arial" w:hAnsi="Arial"/>
-          <w:sz w:val="24"/>
-          <w:szCs w:val="24"/>
-          <w:rtl w:val="0"/>
-        </w:rPr>
-        <w:t xml:space="preserve"> são realizadas, utilizando métricas como acurácia, precisão, recall e AUC-ROC para validar a eficácia dos modelos. A análise desses resultados possibilita a extração de </w:t>
-      </w:r>
       <w:sdt>
         <w:sdtPr>
           <w:tag w:val="goog_rdk_19"/>
@@ -3520,12 +3564,11 @@
       <w:r>
         <w:rPr>
           <w:rFonts w:ascii="Arial" w:cs="Arial" w:eastAsia="Arial" w:hAnsi="Arial"/>
-          <w:i w:val="1"/>
-          <w:sz w:val="24"/>
-          <w:szCs w:val="24"/>
-          <w:rtl w:val="0"/>
-        </w:rPr>
-        <w:t xml:space="preserve">insights</w:t>
+          <w:sz w:val="24"/>
+          <w:szCs w:val="24"/>
+          <w:rtl w:val="0"/>
+        </w:rPr>
+        <w:t xml:space="preserve">Embora o processo de KDD siga uma sequência estruturada de etapas, ele não é estritamente linear. Durante a análise, pode ser necessário retornar a fases anteriores para ajustes, como refinar o pré-processamento, modificar a seleção de variáveis ou testar novos modelos preditivos. Essas iterações ocorrem para garantir que os insights extraídos dos dados sejam mais precisos e úteis para a tomada de decisão (Fayyad, Piatetsky-Shapiro e Smyth, 1996).</w:t>
       </w:r>
       <w:commentRangeEnd w:id="19"/>
       <w:r>
@@ -3533,12 +3576,339 @@
       </w:r>
       <w:r>
         <w:rPr>
-          <w:rFonts w:ascii="Arial" w:cs="Arial" w:eastAsia="Arial" w:hAnsi="Arial"/>
-          <w:sz w:val="24"/>
-          <w:szCs w:val="24"/>
-          <w:rtl w:val="0"/>
-        </w:rPr>
-        <w:t xml:space="preserve"> clínicos valiosos, contribuindo para a tomada de decisão na gestão hospitalar e saúde pública (</w:t>
+          <w:rtl w:val="0"/>
+        </w:rPr>
+      </w:r>
+    </w:p>
+    <w:p>
+      <w:pPr>
+        <w:spacing w:after="240" w:before="240" w:lineRule="auto"/>
+        <w:rPr>
+          <w:rFonts w:ascii="Arial" w:cs="Arial" w:eastAsia="Arial" w:hAnsi="Arial"/>
+          <w:sz w:val="24"/>
+          <w:szCs w:val="24"/>
+        </w:rPr>
+      </w:pPr>
+      <w:r>
+        <w:rPr>
+          <w:rtl w:val="0"/>
+        </w:rPr>
+      </w:r>
+    </w:p>
+    <w:p>
+      <w:pPr>
+        <w:numPr>
+          <w:ilvl w:val="0"/>
+          <w:numId w:val="12"/>
+        </w:numPr>
+        <w:spacing w:after="240" w:before="240" w:lineRule="auto"/>
+        <w:ind w:left="720" w:hanging="360"/>
+        <w:rPr>
+          <w:rFonts w:ascii="Arial" w:cs="Arial" w:eastAsia="Arial" w:hAnsi="Arial"/>
+          <w:sz w:val="24"/>
+          <w:szCs w:val="24"/>
+          <w:u w:val="none"/>
+        </w:rPr>
+      </w:pPr>
+      <w:r>
+        <w:rPr>
+          <w:rFonts w:ascii="Arial" w:cs="Arial" w:eastAsia="Arial" w:hAnsi="Arial"/>
+          <w:sz w:val="24"/>
+          <w:szCs w:val="24"/>
+          <w:rtl w:val="0"/>
+        </w:rPr>
+        <w:t xml:space="preserve">Objetivo do estudo</w:t>
+      </w:r>
+    </w:p>
+    <w:p>
+      <w:pPr>
+        <w:spacing w:after="240" w:before="240" w:lineRule="auto"/>
+        <w:jc w:val="both"/>
+        <w:rPr>
+          <w:rFonts w:ascii="Arial" w:cs="Arial" w:eastAsia="Arial" w:hAnsi="Arial"/>
+          <w:sz w:val="24"/>
+          <w:szCs w:val="24"/>
+        </w:rPr>
+      </w:pPr>
+      <w:r>
+        <w:rPr>
+          <w:rFonts w:ascii="Arial" w:cs="Arial" w:eastAsia="Arial" w:hAnsi="Arial"/>
+          <w:sz w:val="24"/>
+          <w:szCs w:val="24"/>
+          <w:rtl w:val="0"/>
+        </w:rPr>
+        <w:t xml:space="preserve">Este estudo tem como objetivo investigar metodologias para análise preditiva de desfechos clínicos em pacientes diagnosticados com SRAG, utilizando dados do DataSUS de 2024. Para isso, serão revisadas técnicas de aprendizado de máquina, como Regressão Logística, Random Forest e XGBoost e além disso, busca-se identificar quais variáveis são mais relevantes na predição do desfecho clínico dos pacientes, contribuindo para futuras aplicações no TCC 2.</w:t>
+      </w:r>
+    </w:p>
+    <w:p>
+      <w:pPr>
+        <w:spacing w:after="240" w:before="240" w:lineRule="auto"/>
+        <w:jc w:val="both"/>
+        <w:rPr>
+          <w:b w:val="1"/>
+        </w:rPr>
+      </w:pPr>
+      <w:r>
+        <w:rPr>
+          <w:rtl w:val="0"/>
+        </w:rPr>
+      </w:r>
+    </w:p>
+    <w:p>
+      <w:pPr>
+        <w:ind w:left="0" w:firstLine="0"/>
+        <w:rPr/>
+      </w:pPr>
+      <w:r>
+        <w:rPr>
+          <w:rtl w:val="0"/>
+        </w:rPr>
+      </w:r>
+    </w:p>
+    <w:p>
+      <w:pPr>
+        <w:ind w:left="360" w:firstLine="0"/>
+        <w:rPr/>
+      </w:pPr>
+      <w:r>
+        <w:br w:type="page"/>
+      </w:r>
+      <w:r>
+        <w:rPr>
+          <w:rtl w:val="0"/>
+        </w:rPr>
+      </w:r>
+    </w:p>
+    <w:p>
+      <w:pPr>
+        <w:numPr>
+          <w:ilvl w:val="0"/>
+          <w:numId w:val="15"/>
+        </w:numPr>
+        <w:ind w:left="720" w:hanging="360"/>
+        <w:rPr>
+          <w:rFonts w:ascii="Arial" w:cs="Arial" w:eastAsia="Arial" w:hAnsi="Arial"/>
+          <w:b w:val="1"/>
+          <w:sz w:val="24"/>
+          <w:szCs w:val="24"/>
+          <w:highlight w:val="yellow"/>
+        </w:rPr>
+      </w:pPr>
+      <w:r>
+        <w:rPr>
+          <w:rFonts w:ascii="Arial" w:cs="Arial" w:eastAsia="Arial" w:hAnsi="Arial"/>
+          <w:b w:val="1"/>
+          <w:sz w:val="24"/>
+          <w:szCs w:val="24"/>
+          <w:highlight w:val="yellow"/>
+          <w:rtl w:val="0"/>
+        </w:rPr>
+        <w:t xml:space="preserve">PROBLEMA E HIPÓTESE</w:t>
+      </w:r>
+    </w:p>
+    <w:p>
+      <w:pPr>
+        <w:ind w:left="0" w:firstLine="0"/>
+        <w:rPr>
+          <w:rFonts w:ascii="Arial" w:cs="Arial" w:eastAsia="Arial" w:hAnsi="Arial"/>
+          <w:b w:val="1"/>
+          <w:sz w:val="24"/>
+          <w:szCs w:val="24"/>
+        </w:rPr>
+      </w:pPr>
+      <w:r>
+        <w:rPr>
+          <w:rtl w:val="0"/>
+        </w:rPr>
+      </w:r>
+    </w:p>
+    <w:p>
+      <w:pPr>
+        <w:ind w:left="720" w:firstLine="0"/>
+        <w:rPr>
+          <w:rFonts w:ascii="Arial" w:cs="Arial" w:eastAsia="Arial" w:hAnsi="Arial"/>
+          <w:b w:val="1"/>
+          <w:sz w:val="24"/>
+          <w:szCs w:val="24"/>
+        </w:rPr>
+      </w:pPr>
+      <w:r>
+        <w:rPr>
+          <w:rFonts w:ascii="Arial" w:cs="Arial" w:eastAsia="Arial" w:hAnsi="Arial"/>
+          <w:b w:val="1"/>
+          <w:sz w:val="24"/>
+          <w:szCs w:val="24"/>
+          <w:rtl w:val="0"/>
+        </w:rPr>
+        <w:t xml:space="preserve">2.1 PROBLEMA DE PESQUISA</w:t>
+      </w:r>
+    </w:p>
+    <w:p>
+      <w:pPr>
+        <w:ind w:left="0" w:firstLine="0"/>
+        <w:jc w:val="both"/>
+        <w:rPr>
+          <w:rFonts w:ascii="Arial" w:cs="Arial" w:eastAsia="Arial" w:hAnsi="Arial"/>
+          <w:sz w:val="24"/>
+          <w:szCs w:val="24"/>
+        </w:rPr>
+      </w:pPr>
+      <w:r>
+        <w:rPr>
+          <w:rFonts w:ascii="Arial" w:cs="Arial" w:eastAsia="Arial" w:hAnsi="Arial"/>
+          <w:sz w:val="24"/>
+          <w:szCs w:val="24"/>
+          <w:rtl w:val="0"/>
+        </w:rPr>
+        <w:t xml:space="preserve">O aumento constante dos casos de Síndrome Respiratória Aguda Grave (SRAG) reforça a necessidade de aprimorar as estratégias de monitoramento e previsão de desfechos clínicos, visando otimizar a assistência aos pacientes e a tomada de decisão na saúde pública. Diante disso, como as técnicas de análise preditiva podem ser aplicadas aos dados do DataSUS para prever desfechos clínicos de pacientes com SRAG? Quais variáveis disponíveis no conjunto de dados do DataSUS estão mais associadas ao desfecho clínico de óbito?</w:t>
+      </w:r>
+    </w:p>
+    <w:p>
+      <w:pPr>
+        <w:ind w:left="0" w:firstLine="0"/>
+        <w:jc w:val="both"/>
+        <w:rPr>
+          <w:rFonts w:ascii="Arial" w:cs="Arial" w:eastAsia="Arial" w:hAnsi="Arial"/>
+          <w:sz w:val="24"/>
+          <w:szCs w:val="24"/>
+        </w:rPr>
+      </w:pPr>
+      <w:r>
+        <w:rPr>
+          <w:rtl w:val="0"/>
+        </w:rPr>
+      </w:r>
+    </w:p>
+    <w:p>
+      <w:pPr>
+        <w:ind w:left="720" w:firstLine="0"/>
+        <w:rPr>
+          <w:rFonts w:ascii="Arial" w:cs="Arial" w:eastAsia="Arial" w:hAnsi="Arial"/>
+          <w:b w:val="1"/>
+          <w:sz w:val="24"/>
+          <w:szCs w:val="24"/>
+        </w:rPr>
+      </w:pPr>
+      <w:r>
+        <w:rPr>
+          <w:rFonts w:ascii="Arial" w:cs="Arial" w:eastAsia="Arial" w:hAnsi="Arial"/>
+          <w:b w:val="1"/>
+          <w:sz w:val="24"/>
+          <w:szCs w:val="24"/>
+          <w:rtl w:val="0"/>
+        </w:rPr>
+        <w:t xml:space="preserve">2.2 HIPÓTESE</w:t>
+      </w:r>
+    </w:p>
+    <w:p>
+      <w:pPr>
+        <w:ind w:left="0" w:firstLine="0"/>
+        <w:jc w:val="both"/>
+        <w:rPr>
+          <w:rFonts w:ascii="Arial" w:cs="Arial" w:eastAsia="Arial" w:hAnsi="Arial"/>
+          <w:sz w:val="24"/>
+          <w:szCs w:val="24"/>
+        </w:rPr>
+      </w:pPr>
+      <w:r>
+        <w:rPr>
+          <w:rFonts w:ascii="Arial" w:cs="Arial" w:eastAsia="Arial" w:hAnsi="Arial"/>
+          <w:sz w:val="24"/>
+          <w:szCs w:val="24"/>
+          <w:rtl w:val="0"/>
+        </w:rPr>
+        <w:t xml:space="preserve">A utilização de técnicas de Ciência de Dados para a análise preditiva dos desfechos clínicos de pacientes com SRAG, através do processamento e comparação de dados clínicos, pode resultar em previsões mais precisas e completas, facilitando a tomada de decisões clínicas mais assertivas e aprimorando as estratégias de monitoramento e intervenção em saúde pública.</w:t>
+      </w:r>
+      <w:r>
+        <w:br w:type="page"/>
+      </w:r>
+      <w:r>
+        <w:rPr>
+          <w:rtl w:val="0"/>
+        </w:rPr>
+      </w:r>
+    </w:p>
+    <w:p>
+      <w:pPr>
+        <w:numPr>
+          <w:ilvl w:val="0"/>
+          <w:numId w:val="15"/>
+        </w:numPr>
+        <w:ind w:left="720" w:hanging="360"/>
+        <w:rPr>
+          <w:rFonts w:ascii="Arial" w:cs="Arial" w:eastAsia="Arial" w:hAnsi="Arial"/>
+          <w:b w:val="1"/>
+          <w:sz w:val="24"/>
+          <w:szCs w:val="24"/>
+        </w:rPr>
+      </w:pPr>
+      <w:r>
+        <w:rPr>
+          <w:rFonts w:ascii="Arial" w:cs="Arial" w:eastAsia="Arial" w:hAnsi="Arial"/>
+          <w:b w:val="1"/>
+          <w:sz w:val="24"/>
+          <w:szCs w:val="24"/>
+          <w:rtl w:val="0"/>
+        </w:rPr>
+        <w:t xml:space="preserve">REFERENCIAL TEÓRICO</w:t>
+      </w:r>
+    </w:p>
+    <w:p>
+      <w:pPr>
+        <w:ind w:left="0" w:firstLine="0"/>
+        <w:rPr>
+          <w:rFonts w:ascii="Arial" w:cs="Arial" w:eastAsia="Arial" w:hAnsi="Arial"/>
+          <w:sz w:val="24"/>
+          <w:szCs w:val="24"/>
+        </w:rPr>
+      </w:pPr>
+      <w:r>
+        <w:rPr>
+          <w:rFonts w:ascii="Arial" w:cs="Arial" w:eastAsia="Arial" w:hAnsi="Arial"/>
+          <w:sz w:val="24"/>
+          <w:szCs w:val="24"/>
+          <w:rtl w:val="0"/>
+        </w:rPr>
+        <w:t xml:space="preserve">3.1 SRAG (SÍNDROME RESPIRATÓRIA AGUDA GRAVE)</w:t>
+      </w:r>
+    </w:p>
+    <w:p>
+      <w:pPr>
+        <w:spacing w:after="240" w:before="240" w:lineRule="auto"/>
+        <w:jc w:val="both"/>
+        <w:rPr>
+          <w:rFonts w:ascii="Arial" w:cs="Arial" w:eastAsia="Arial" w:hAnsi="Arial"/>
+          <w:sz w:val="24"/>
+          <w:szCs w:val="24"/>
+        </w:rPr>
+      </w:pPr>
+      <w:r>
+        <w:rPr>
+          <w:rFonts w:ascii="Arial" w:cs="Arial" w:eastAsia="Arial" w:hAnsi="Arial"/>
+          <w:sz w:val="24"/>
+          <w:szCs w:val="24"/>
+          <w:rtl w:val="0"/>
+        </w:rPr>
+        <w:t xml:space="preserve">A Síndrome Respiratória Aguda Grave (SRAG) é uma infecção respiratória severa caracterizada por sintomas como febre, tosse, dispneia e baixa saturação de oxigênio. Sua </w:t>
+      </w:r>
+      <w:r>
+        <w:rPr>
+          <w:rFonts w:ascii="Arial" w:cs="Arial" w:eastAsia="Arial" w:hAnsi="Arial"/>
+          <w:b w:val="1"/>
+          <w:sz w:val="24"/>
+          <w:szCs w:val="24"/>
+          <w:rtl w:val="0"/>
+        </w:rPr>
+        <w:t xml:space="preserve">etiologia</w:t>
+      </w:r>
+      <w:r>
+        <w:rPr>
+          <w:rFonts w:ascii="Arial" w:cs="Arial" w:eastAsia="Arial" w:hAnsi="Arial"/>
+          <w:sz w:val="24"/>
+          <w:szCs w:val="24"/>
+          <w:rtl w:val="0"/>
+        </w:rPr>
+        <w:t xml:space="preserve"> está relacionada a diversos agentes infecciosos, incluindo vírus como o Influenza, SARS-CoV-2 e Vírus Sincicial Respiratório </w:t>
       </w:r>
       <w:sdt>
         <w:sdtPr>
@@ -3555,7 +3925,7 @@
           <w:szCs w:val="24"/>
           <w:rtl w:val="0"/>
         </w:rPr>
-        <w:t xml:space="preserve">Belini, Ataide e Lochter, 2024).</w:t>
+        <w:t xml:space="preserve">(Belini, Ataide e Lochter, 2024).</w:t>
       </w:r>
       <w:commentRangeEnd w:id="20"/>
       <w:r>
@@ -3563,20 +3933,13 @@
       </w:r>
       <w:r>
         <w:rPr>
-          <w:rtl w:val="0"/>
-        </w:rPr>
-      </w:r>
-    </w:p>
-    <w:p>
-      <w:pPr>
-        <w:spacing w:after="240" w:before="240" w:lineRule="auto"/>
-        <w:jc w:val="both"/>
-        <w:rPr>
-          <w:rFonts w:ascii="Arial" w:cs="Arial" w:eastAsia="Arial" w:hAnsi="Arial"/>
-          <w:sz w:val="24"/>
-          <w:szCs w:val="24"/>
-        </w:rPr>
-      </w:pPr>
+          <w:rFonts w:ascii="Arial" w:cs="Arial" w:eastAsia="Arial" w:hAnsi="Arial"/>
+          <w:sz w:val="24"/>
+          <w:szCs w:val="24"/>
+          <w:rtl w:val="0"/>
+        </w:rPr>
+        <w:t xml:space="preserve"> Durante a pandemia de COVID-19, a SRAG ganhou maior relevância, evidenciando a necessidade de estratégias preditivas para identificação precoce de casos graves e otimização de recursos hospitalares </w:t>
+      </w:r>
       <w:sdt>
         <w:sdtPr>
           <w:tag w:val="goog_rdk_21"/>
@@ -3592,7 +3955,7 @@
           <w:szCs w:val="24"/>
           <w:rtl w:val="0"/>
         </w:rPr>
-        <w:t xml:space="preserve">Embora o processo de KDD siga uma sequência estruturada de etapas, ele não é estritamente linear. Durante a análise, pode ser necessário retornar a fases anteriores para ajustes, como refinar o pré-processamento, modificar a seleção de variáveis ou testar novos modelos preditivos. Essas iterações ocorrem para garantir que os insights extraídos dos dados sejam mais precisos e úteis para a tomada de decisão (Fayyad, Piatetsky-Shapiro e Smyth, 1996).</w:t>
+        <w:t xml:space="preserve">(Júnior, 2024)</w:t>
       </w:r>
       <w:commentRangeEnd w:id="21"/>
       <w:r>
@@ -3600,8 +3963,45 @@
       </w:r>
       <w:r>
         <w:rPr>
-          <w:rtl w:val="0"/>
-        </w:rPr>
+          <w:rFonts w:ascii="Arial" w:cs="Arial" w:eastAsia="Arial" w:hAnsi="Arial"/>
+          <w:sz w:val="24"/>
+          <w:szCs w:val="24"/>
+          <w:rtl w:val="0"/>
+        </w:rPr>
+        <w:t xml:space="preserve">.</w:t>
+      </w:r>
+    </w:p>
+    <w:p>
+      <w:pPr>
+        <w:rPr>
+          <w:rFonts w:ascii="Arial" w:cs="Arial" w:eastAsia="Arial" w:hAnsi="Arial"/>
+          <w:sz w:val="24"/>
+          <w:szCs w:val="24"/>
+        </w:rPr>
+      </w:pPr>
+      <w:r>
+        <w:rPr>
+          <w:rtl w:val="0"/>
+        </w:rPr>
+      </w:r>
+    </w:p>
+    <w:p>
+      <w:pPr>
+        <w:ind w:left="0" w:firstLine="0"/>
+        <w:rPr>
+          <w:rFonts w:ascii="Arial" w:cs="Arial" w:eastAsia="Arial" w:hAnsi="Arial"/>
+          <w:sz w:val="24"/>
+          <w:szCs w:val="24"/>
+        </w:rPr>
+      </w:pPr>
+      <w:r>
+        <w:rPr>
+          <w:rFonts w:ascii="Arial" w:cs="Arial" w:eastAsia="Arial" w:hAnsi="Arial"/>
+          <w:sz w:val="24"/>
+          <w:szCs w:val="24"/>
+          <w:rtl w:val="0"/>
+        </w:rPr>
+        <w:t xml:space="preserve">3.2 ANÁLISE DE DADOS EM SAÚDE</w:t>
       </w:r>
     </w:p>
     <w:p>
@@ -3615,558 +4015,13 @@
       </w:pPr>
       <w:r>
         <w:rPr>
-          <w:rtl w:val="0"/>
-        </w:rPr>
-      </w:r>
-    </w:p>
-    <w:p>
-      <w:pPr>
-        <w:numPr>
-          <w:ilvl w:val="0"/>
-          <w:numId w:val="12"/>
-        </w:numPr>
-        <w:spacing w:after="240" w:before="240" w:lineRule="auto"/>
-        <w:ind w:left="720" w:hanging="360"/>
-        <w:rPr>
-          <w:rFonts w:ascii="Arial" w:cs="Arial" w:eastAsia="Arial" w:hAnsi="Arial"/>
-          <w:sz w:val="24"/>
-          <w:szCs w:val="24"/>
-          <w:u w:val="none"/>
-        </w:rPr>
-      </w:pPr>
-      <w:r>
-        <w:rPr>
-          <w:rFonts w:ascii="Arial" w:cs="Arial" w:eastAsia="Arial" w:hAnsi="Arial"/>
-          <w:sz w:val="24"/>
-          <w:szCs w:val="24"/>
-          <w:rtl w:val="0"/>
-        </w:rPr>
-        <w:t xml:space="preserve">Objetivo do estudo</w:t>
-      </w:r>
-    </w:p>
-    <w:p>
-      <w:pPr>
-        <w:spacing w:after="240" w:before="240" w:lineRule="auto"/>
-        <w:jc w:val="both"/>
-        <w:rPr>
-          <w:rFonts w:ascii="Arial" w:cs="Arial" w:eastAsia="Arial" w:hAnsi="Arial"/>
-          <w:sz w:val="24"/>
-          <w:szCs w:val="24"/>
-        </w:rPr>
-      </w:pPr>
-      <w:r>
-        <w:rPr>
-          <w:rFonts w:ascii="Arial" w:cs="Arial" w:eastAsia="Arial" w:hAnsi="Arial"/>
-          <w:sz w:val="24"/>
-          <w:szCs w:val="24"/>
-          <w:rtl w:val="0"/>
-        </w:rPr>
-        <w:t xml:space="preserve">Este estudo tem como objetivo investigar metodologias para análise preditiva de desfechos clínicos em pacientes diagnosticados com SRAG, utilizando dados do DataSUS de 2024. Para isso, serão revisadas técnicas de aprendizado de máquina, como Regressão Logística, Random Forest e XGBoost e além disso, busca-se identificar quais variáveis são mais relevantes na predição do desfecho clínico dos pacientes, contribuindo para futuras aplicações no TCC 2.</w:t>
-      </w:r>
-    </w:p>
-    <w:p>
-      <w:pPr>
-        <w:spacing w:after="240" w:before="240" w:lineRule="auto"/>
-        <w:jc w:val="both"/>
-        <w:rPr>
-          <w:b w:val="1"/>
-        </w:rPr>
-      </w:pPr>
-      <w:r>
-        <w:rPr>
-          <w:rtl w:val="0"/>
-        </w:rPr>
-      </w:r>
-    </w:p>
-    <w:p>
-      <w:pPr>
-        <w:ind w:left="0" w:firstLine="0"/>
-        <w:rPr/>
-      </w:pPr>
-      <w:r>
-        <w:rPr>
-          <w:rtl w:val="0"/>
-        </w:rPr>
-      </w:r>
-    </w:p>
-    <w:p>
-      <w:pPr>
-        <w:ind w:left="360" w:firstLine="0"/>
-        <w:rPr/>
-      </w:pPr>
-      <w:r>
-        <w:br w:type="page"/>
-      </w:r>
-      <w:r>
-        <w:rPr>
-          <w:rtl w:val="0"/>
-        </w:rPr>
-      </w:r>
-    </w:p>
-    <w:p>
-      <w:pPr>
-        <w:numPr>
-          <w:ilvl w:val="0"/>
-          <w:numId w:val="15"/>
-        </w:numPr>
-        <w:ind w:left="720" w:hanging="360"/>
-        <w:rPr>
-          <w:rFonts w:ascii="Arial" w:cs="Arial" w:eastAsia="Arial" w:hAnsi="Arial"/>
-          <w:b w:val="1"/>
-          <w:sz w:val="24"/>
-          <w:szCs w:val="24"/>
-          <w:highlight w:val="yellow"/>
-        </w:rPr>
-      </w:pPr>
-      <w:r>
-        <w:rPr>
-          <w:rFonts w:ascii="Arial" w:cs="Arial" w:eastAsia="Arial" w:hAnsi="Arial"/>
-          <w:b w:val="1"/>
-          <w:sz w:val="24"/>
-          <w:szCs w:val="24"/>
-          <w:highlight w:val="yellow"/>
-          <w:rtl w:val="0"/>
-        </w:rPr>
-        <w:t xml:space="preserve">PROBLEMA E HIPÓTESE</w:t>
-      </w:r>
-    </w:p>
-    <w:p>
-      <w:pPr>
-        <w:ind w:left="0" w:firstLine="0"/>
-        <w:rPr>
-          <w:rFonts w:ascii="Arial" w:cs="Arial" w:eastAsia="Arial" w:hAnsi="Arial"/>
-          <w:b w:val="1"/>
-          <w:sz w:val="24"/>
-          <w:szCs w:val="24"/>
-        </w:rPr>
-      </w:pPr>
-      <w:r>
-        <w:rPr>
-          <w:rtl w:val="0"/>
-        </w:rPr>
-      </w:r>
-    </w:p>
-    <w:p>
-      <w:pPr>
-        <w:ind w:left="720" w:firstLine="0"/>
-        <w:rPr>
-          <w:rFonts w:ascii="Arial" w:cs="Arial" w:eastAsia="Arial" w:hAnsi="Arial"/>
-          <w:b w:val="1"/>
-          <w:sz w:val="24"/>
-          <w:szCs w:val="24"/>
-        </w:rPr>
-      </w:pPr>
-      <w:r>
-        <w:rPr>
-          <w:rFonts w:ascii="Arial" w:cs="Arial" w:eastAsia="Arial" w:hAnsi="Arial"/>
-          <w:b w:val="1"/>
-          <w:sz w:val="24"/>
-          <w:szCs w:val="24"/>
-          <w:rtl w:val="0"/>
-        </w:rPr>
-        <w:t xml:space="preserve">2.1 PROBLEMA DE PESQUISA</w:t>
-      </w:r>
-    </w:p>
-    <w:p>
-      <w:pPr>
-        <w:ind w:left="0" w:firstLine="0"/>
-        <w:jc w:val="both"/>
-        <w:rPr>
-          <w:rFonts w:ascii="Arial" w:cs="Arial" w:eastAsia="Arial" w:hAnsi="Arial"/>
-          <w:sz w:val="24"/>
-          <w:szCs w:val="24"/>
-        </w:rPr>
-      </w:pPr>
-      <w:r>
-        <w:rPr>
-          <w:rFonts w:ascii="Arial" w:cs="Arial" w:eastAsia="Arial" w:hAnsi="Arial"/>
-          <w:sz w:val="24"/>
-          <w:szCs w:val="24"/>
-          <w:rtl w:val="0"/>
-        </w:rPr>
-        <w:t xml:space="preserve">O aumento constante dos casos de Síndrome Respiratória Aguda Grave (SRAG) reforça a necessidade de aprimorar as estratégias de monitoramento e previsão de desfechos clínicos, visando otimizar a assistência aos pacientes e a tomada de decisão na saúde pública. Diante disso, como as técnicas de análise preditiva podem ser aplicadas aos dados do DataSUS para prever desfechos clínicos de pacientes com SRAG? Quais variáveis disponíveis no conjunto de dados do DataSUS estão mais associadas ao desfecho clínico de óbito?</w:t>
-      </w:r>
-    </w:p>
-    <w:p>
-      <w:pPr>
-        <w:ind w:left="0" w:firstLine="0"/>
-        <w:jc w:val="both"/>
-        <w:rPr>
-          <w:rFonts w:ascii="Arial" w:cs="Arial" w:eastAsia="Arial" w:hAnsi="Arial"/>
-          <w:sz w:val="24"/>
-          <w:szCs w:val="24"/>
-        </w:rPr>
-      </w:pPr>
-      <w:r>
-        <w:rPr>
-          <w:rtl w:val="0"/>
-        </w:rPr>
-      </w:r>
-    </w:p>
-    <w:p>
-      <w:pPr>
-        <w:ind w:left="720" w:firstLine="0"/>
-        <w:rPr>
-          <w:rFonts w:ascii="Arial" w:cs="Arial" w:eastAsia="Arial" w:hAnsi="Arial"/>
-          <w:b w:val="1"/>
-          <w:sz w:val="24"/>
-          <w:szCs w:val="24"/>
-        </w:rPr>
-      </w:pPr>
-      <w:r>
-        <w:rPr>
-          <w:rFonts w:ascii="Arial" w:cs="Arial" w:eastAsia="Arial" w:hAnsi="Arial"/>
-          <w:b w:val="1"/>
-          <w:sz w:val="24"/>
-          <w:szCs w:val="24"/>
-          <w:rtl w:val="0"/>
-        </w:rPr>
-        <w:t xml:space="preserve">2.2 HIPÓTESE</w:t>
-      </w:r>
-    </w:p>
-    <w:p>
-      <w:pPr>
-        <w:ind w:left="0" w:firstLine="0"/>
-        <w:jc w:val="both"/>
-        <w:rPr>
-          <w:rFonts w:ascii="Arial" w:cs="Arial" w:eastAsia="Arial" w:hAnsi="Arial"/>
-          <w:sz w:val="24"/>
-          <w:szCs w:val="24"/>
-        </w:rPr>
-      </w:pPr>
-      <w:r>
-        <w:rPr>
-          <w:rFonts w:ascii="Arial" w:cs="Arial" w:eastAsia="Arial" w:hAnsi="Arial"/>
-          <w:sz w:val="24"/>
-          <w:szCs w:val="24"/>
-          <w:rtl w:val="0"/>
-        </w:rPr>
-        <w:t xml:space="preserve">A utilização de técnicas de Ciência de Dados para a análise preditiva dos desfechos clínicos de pacientes com SRAG, através do processamento e comparação de dados clínicos, pode resultar em previsões mais precisas e completas, facilitando a tomada de decisões clínicas mais assertivas e aprimorando as estratégias de monitoramento e intervenção em saúde pública.</w:t>
-      </w:r>
-      <w:r>
-        <w:br w:type="page"/>
-      </w:r>
-      <w:r>
-        <w:rPr>
-          <w:rtl w:val="0"/>
-        </w:rPr>
-      </w:r>
-    </w:p>
-    <w:p>
-      <w:pPr>
-        <w:numPr>
-          <w:ilvl w:val="0"/>
-          <w:numId w:val="15"/>
-        </w:numPr>
-        <w:ind w:left="720" w:hanging="360"/>
-        <w:rPr>
-          <w:rFonts w:ascii="Arial" w:cs="Arial" w:eastAsia="Arial" w:hAnsi="Arial"/>
-          <w:b w:val="1"/>
-          <w:sz w:val="24"/>
-          <w:szCs w:val="24"/>
-        </w:rPr>
-      </w:pPr>
-      <w:r>
-        <w:rPr>
-          <w:rFonts w:ascii="Arial" w:cs="Arial" w:eastAsia="Arial" w:hAnsi="Arial"/>
-          <w:b w:val="1"/>
-          <w:sz w:val="24"/>
-          <w:szCs w:val="24"/>
-          <w:rtl w:val="0"/>
-        </w:rPr>
-        <w:t xml:space="preserve">REFERENCIAL TEÓRICO</w:t>
-      </w:r>
-    </w:p>
-    <w:p>
-      <w:pPr>
-        <w:ind w:left="0" w:firstLine="0"/>
-        <w:rPr>
-          <w:rFonts w:ascii="Arial" w:cs="Arial" w:eastAsia="Arial" w:hAnsi="Arial"/>
-          <w:sz w:val="24"/>
-          <w:szCs w:val="24"/>
-        </w:rPr>
-      </w:pPr>
-      <w:r>
-        <w:rPr>
-          <w:rFonts w:ascii="Arial" w:cs="Arial" w:eastAsia="Arial" w:hAnsi="Arial"/>
-          <w:sz w:val="24"/>
-          <w:szCs w:val="24"/>
-          <w:rtl w:val="0"/>
-        </w:rPr>
-        <w:t xml:space="preserve">3.1 SRAG (SÍNDROME RESPIRATÓRIA AGUDA GRAVE)</w:t>
-      </w:r>
-    </w:p>
-    <w:p>
-      <w:pPr>
-        <w:spacing w:after="240" w:before="240" w:lineRule="auto"/>
-        <w:rPr>
-          <w:rFonts w:ascii="Arial" w:cs="Arial" w:eastAsia="Arial" w:hAnsi="Arial"/>
-          <w:sz w:val="24"/>
-          <w:szCs w:val="24"/>
-        </w:rPr>
-      </w:pPr>
-      <w:r>
-        <w:rPr>
-          <w:rFonts w:ascii="Arial" w:cs="Arial" w:eastAsia="Arial" w:hAnsi="Arial"/>
-          <w:sz w:val="24"/>
-          <w:szCs w:val="24"/>
-          <w:rtl w:val="0"/>
-        </w:rPr>
-        <w:t xml:space="preserve">A Síndrome Respiratória Aguda Grave (SRAG) é uma infecção respiratória severa caracterizada por sintomas como febre, tosse, dispneia e baixa saturação de oxigênio. Sua etiologia está relacionada a diversos agentes infecciosos, incluindo vírus como o Influenza, SARS-CoV-2 e Vírus Sincicial Respiratório (Silva e Silva Neto, 2022). Durante a pandemia de COVID-19, a SRAG ganhou maior relevância, evidenciando a necessidade de estratégias preditivas para identificação precoce de casos graves e otimização de recursos hospitalares (Sena, 2021).</w:t>
-      </w:r>
-    </w:p>
-    <w:p>
-      <w:pPr>
-        <w:rPr>
-          <w:rFonts w:ascii="Arial" w:cs="Arial" w:eastAsia="Arial" w:hAnsi="Arial"/>
-          <w:sz w:val="24"/>
-          <w:szCs w:val="24"/>
-        </w:rPr>
-      </w:pPr>
-      <w:r>
-        <w:rPr>
-          <w:rtl w:val="0"/>
-        </w:rPr>
-      </w:r>
-    </w:p>
-    <w:p>
-      <w:pPr>
-        <w:ind w:left="0" w:firstLine="0"/>
-        <w:rPr>
-          <w:rFonts w:ascii="Arial" w:cs="Arial" w:eastAsia="Arial" w:hAnsi="Arial"/>
-          <w:sz w:val="24"/>
-          <w:szCs w:val="24"/>
-        </w:rPr>
-      </w:pPr>
-      <w:r>
-        <w:rPr>
-          <w:rFonts w:ascii="Arial" w:cs="Arial" w:eastAsia="Arial" w:hAnsi="Arial"/>
-          <w:sz w:val="24"/>
-          <w:szCs w:val="24"/>
-          <w:rtl w:val="0"/>
-        </w:rPr>
-        <w:t xml:space="preserve">3.2 ANÁLISE DE DADOS EM SAÚDE</w:t>
-      </w:r>
-    </w:p>
-    <w:p>
-      <w:pPr>
-        <w:spacing w:after="240" w:before="240" w:lineRule="auto"/>
-        <w:rPr>
-          <w:rFonts w:ascii="Arial" w:cs="Arial" w:eastAsia="Arial" w:hAnsi="Arial"/>
-          <w:sz w:val="24"/>
-          <w:szCs w:val="24"/>
-        </w:rPr>
-      </w:pPr>
-      <w:r>
-        <w:rPr>
-          <w:rFonts w:ascii="Arial" w:cs="Arial" w:eastAsia="Arial" w:hAnsi="Arial"/>
-          <w:sz w:val="24"/>
-          <w:szCs w:val="24"/>
-          <w:rtl w:val="0"/>
-        </w:rPr>
-        <w:t xml:space="preserve">A análise de dados na saúde tem se tornado um campo fundamental para a tomada de decisões clínicas e epidemiológicas. O uso de dados estruturados permite a criação de modelos preditivos capazes de identificar padrões em grandes volumes de informações, auxiliando na prevenção e controle de doenças (Belini, Ataide e Lochter, 2024).</w:t>
-      </w:r>
-    </w:p>
-    <w:p>
-      <w:pPr>
-        <w:ind w:left="0" w:firstLine="0"/>
-        <w:rPr>
-          <w:rFonts w:ascii="Arial" w:cs="Arial" w:eastAsia="Arial" w:hAnsi="Arial"/>
-          <w:b w:val="1"/>
-          <w:sz w:val="24"/>
-          <w:szCs w:val="24"/>
-        </w:rPr>
-      </w:pPr>
-      <w:r>
-        <w:rPr>
-          <w:rtl w:val="0"/>
-        </w:rPr>
-      </w:r>
-    </w:p>
-    <w:p>
-      <w:pPr>
-        <w:ind w:left="708" w:firstLine="0"/>
-        <w:rPr>
-          <w:rFonts w:ascii="Arial" w:cs="Arial" w:eastAsia="Arial" w:hAnsi="Arial"/>
-          <w:sz w:val="24"/>
-          <w:szCs w:val="24"/>
-        </w:rPr>
-      </w:pPr>
-      <w:r>
-        <w:rPr>
-          <w:rFonts w:ascii="Arial" w:cs="Arial" w:eastAsia="Arial" w:hAnsi="Arial"/>
-          <w:sz w:val="24"/>
-          <w:szCs w:val="24"/>
-          <w:rtl w:val="0"/>
-        </w:rPr>
-        <w:tab/>
-        <w:t xml:space="preserve">3.2.1 Estatística tradicional vs. Aprendizado de máquina</w:t>
-      </w:r>
-    </w:p>
-    <w:p>
-      <w:pPr>
-        <w:spacing w:after="240" w:before="240" w:lineRule="auto"/>
-        <w:rPr>
-          <w:rFonts w:ascii="Arial" w:cs="Arial" w:eastAsia="Arial" w:hAnsi="Arial"/>
-          <w:sz w:val="24"/>
-          <w:szCs w:val="24"/>
-        </w:rPr>
-      </w:pPr>
-      <w:r>
-        <w:rPr>
-          <w:rFonts w:ascii="Arial" w:cs="Arial" w:eastAsia="Arial" w:hAnsi="Arial"/>
-          <w:sz w:val="24"/>
-          <w:szCs w:val="24"/>
-          <w:rtl w:val="0"/>
-        </w:rPr>
-        <w:t xml:space="preserve">Historicamente, métodos estatísticos tradicionais, como regressão linear e modelos probabilísticos, foram amplamente utilizados na área da saúde para identificar relações entre variáveis clínicas e desfechos de pacientes. No entanto, a crescente disponibilidade de grandes volumes de dados clínicos favoreceu o uso de técnicas avançadas de aprendizado de máquina, como redes neurais e árvores de decisão, que apresentam maior capacidade preditiva e generalização dos padrões extraídos (Barreto, 2021).</w:t>
-      </w:r>
-    </w:p>
-    <w:p>
-      <w:pPr>
-        <w:ind w:left="708" w:firstLine="0"/>
-        <w:rPr>
-          <w:rFonts w:ascii="Arial" w:cs="Arial" w:eastAsia="Arial" w:hAnsi="Arial"/>
-          <w:sz w:val="24"/>
-          <w:szCs w:val="24"/>
-        </w:rPr>
-      </w:pPr>
-      <w:r>
-        <w:rPr>
-          <w:rtl w:val="0"/>
-        </w:rPr>
-      </w:r>
-    </w:p>
-    <w:p>
-      <w:pPr>
-        <w:ind w:left="0" w:firstLine="0"/>
-        <w:rPr>
-          <w:rFonts w:ascii="Arial" w:cs="Arial" w:eastAsia="Arial" w:hAnsi="Arial"/>
-          <w:sz w:val="24"/>
-          <w:szCs w:val="24"/>
-        </w:rPr>
-      </w:pPr>
-      <w:r>
-        <w:rPr>
-          <w:rFonts w:ascii="Arial" w:cs="Arial" w:eastAsia="Arial" w:hAnsi="Arial"/>
-          <w:sz w:val="24"/>
-          <w:szCs w:val="24"/>
-          <w:rtl w:val="0"/>
-        </w:rPr>
-        <w:t xml:space="preserve">3.3 ANÁLISE DE DADOS (DATASUS)</w:t>
-      </w:r>
-    </w:p>
-    <w:p>
-      <w:pPr>
-        <w:spacing w:after="240" w:before="240" w:lineRule="auto"/>
-        <w:rPr>
-          <w:rFonts w:ascii="Arial" w:cs="Arial" w:eastAsia="Arial" w:hAnsi="Arial"/>
-          <w:sz w:val="24"/>
-          <w:szCs w:val="24"/>
-        </w:rPr>
-      </w:pPr>
-      <w:r>
-        <w:rPr>
-          <w:rFonts w:ascii="Arial" w:cs="Arial" w:eastAsia="Arial" w:hAnsi="Arial"/>
-          <w:sz w:val="24"/>
-          <w:szCs w:val="24"/>
-          <w:rtl w:val="0"/>
-        </w:rPr>
-        <w:t xml:space="preserve">O DataSUS é a principal plataforma de dados abertos em saúde no Brasil, disponibilizando informações epidemiológicas, hospitalares e ambulatoriais. O acesso a esses dados permite análises aprofundadas sobre a incidência de doenças e os impactos no sistema de saúde (Júnior, 2024).</w:t>
-      </w:r>
-    </w:p>
-    <w:p>
-      <w:pPr>
-        <w:ind w:left="0" w:firstLine="0"/>
-        <w:rPr>
-          <w:rFonts w:ascii="Arial" w:cs="Arial" w:eastAsia="Arial" w:hAnsi="Arial"/>
-          <w:sz w:val="24"/>
-          <w:szCs w:val="24"/>
-        </w:rPr>
-      </w:pPr>
-      <w:r>
-        <w:rPr>
-          <w:rtl w:val="0"/>
-        </w:rPr>
-      </w:r>
-    </w:p>
-    <w:p>
-      <w:pPr>
-        <w:ind w:left="0" w:firstLine="720"/>
-        <w:rPr>
-          <w:rFonts w:ascii="Arial" w:cs="Arial" w:eastAsia="Arial" w:hAnsi="Arial"/>
-          <w:sz w:val="24"/>
-          <w:szCs w:val="24"/>
-        </w:rPr>
-      </w:pPr>
-      <w:r>
-        <w:rPr>
-          <w:rFonts w:ascii="Arial" w:cs="Arial" w:eastAsia="Arial" w:hAnsi="Arial"/>
-          <w:sz w:val="24"/>
-          <w:szCs w:val="24"/>
-          <w:rtl w:val="0"/>
-        </w:rPr>
-        <w:t xml:space="preserve">3.3.1 Dados abertos (definição)</w:t>
-      </w:r>
-    </w:p>
-    <w:p>
-      <w:pPr>
-        <w:spacing w:after="240" w:before="240" w:lineRule="auto"/>
-        <w:rPr>
-          <w:rFonts w:ascii="Arial" w:cs="Arial" w:eastAsia="Arial" w:hAnsi="Arial"/>
-          <w:sz w:val="24"/>
-          <w:szCs w:val="24"/>
-        </w:rPr>
-      </w:pPr>
-      <w:r>
-        <w:rPr>
-          <w:rFonts w:ascii="Arial" w:cs="Arial" w:eastAsia="Arial" w:hAnsi="Arial"/>
-          <w:sz w:val="24"/>
-          <w:szCs w:val="24"/>
-          <w:rtl w:val="0"/>
-        </w:rPr>
-        <w:t xml:space="preserve">Dados abertos referem-se a conjuntos de informações disponibilizados publicamente, garantindo transparência e possibilitando sua reutilização para pesquisas científicas e desenvolvimento de políticas públicas. No contexto da saúde, os dados abertos viabilizam estudos epidemiológicos e a construção de modelos preditivos (Silva, 2021).</w:t>
-      </w:r>
-    </w:p>
-    <w:p>
-      <w:pPr>
-        <w:ind w:left="0" w:firstLine="0"/>
-        <w:rPr>
-          <w:rFonts w:ascii="Arial" w:cs="Arial" w:eastAsia="Arial" w:hAnsi="Arial"/>
-          <w:b w:val="1"/>
-          <w:sz w:val="24"/>
-          <w:szCs w:val="24"/>
-        </w:rPr>
-      </w:pPr>
-      <w:r>
-        <w:rPr>
-          <w:rtl w:val="0"/>
-        </w:rPr>
-      </w:r>
-    </w:p>
-    <w:p>
-      <w:pPr>
-        <w:rPr>
-          <w:rFonts w:ascii="Arial" w:cs="Arial" w:eastAsia="Arial" w:hAnsi="Arial"/>
-          <w:sz w:val="24"/>
-          <w:szCs w:val="24"/>
-        </w:rPr>
-      </w:pPr>
-      <w:r>
-        <w:rPr>
-          <w:rtl w:val="0"/>
-        </w:rPr>
-      </w:r>
-    </w:p>
-    <w:p>
-      <w:pPr>
-        <w:ind w:left="0" w:firstLine="0"/>
-        <w:rPr>
-          <w:rFonts w:ascii="Arial" w:cs="Arial" w:eastAsia="Arial" w:hAnsi="Arial"/>
-          <w:sz w:val="24"/>
-          <w:szCs w:val="24"/>
-        </w:rPr>
-      </w:pPr>
+          <w:rFonts w:ascii="Arial" w:cs="Arial" w:eastAsia="Arial" w:hAnsi="Arial"/>
+          <w:sz w:val="24"/>
+          <w:szCs w:val="24"/>
+          <w:rtl w:val="0"/>
+        </w:rPr>
+        <w:t xml:space="preserve">A análise de dados na saúde tem se tornado um campo fundamental para a tomada de decisões clínicas e epidemiológicas. O uso de dados estruturados permite a criação de modelos preditivos capazes de identificar padrões em grandes volumes de informações, auxiliando na prevenção e controle de doenças </w:t>
+      </w:r>
       <w:sdt>
         <w:sdtPr>
           <w:tag w:val="goog_rdk_22"/>
@@ -4182,7 +4037,7 @@
           <w:szCs w:val="24"/>
           <w:rtl w:val="0"/>
         </w:rPr>
-        <w:t xml:space="preserve">3.4 PRÉ-PROCESSAMENTO DE DADOS</w:t>
+        <w:t xml:space="preserve">(Belini, Ataide e Lochter, 2024)</w:t>
       </w:r>
       <w:commentRangeEnd w:id="22"/>
       <w:r>
@@ -4190,8 +4045,48 @@
       </w:r>
       <w:r>
         <w:rPr>
-          <w:rtl w:val="0"/>
-        </w:rPr>
+          <w:rFonts w:ascii="Arial" w:cs="Arial" w:eastAsia="Arial" w:hAnsi="Arial"/>
+          <w:sz w:val="24"/>
+          <w:szCs w:val="24"/>
+          <w:rtl w:val="0"/>
+        </w:rPr>
+        <w:t xml:space="preserve">.</w:t>
+      </w:r>
+    </w:p>
+    <w:p>
+      <w:pPr>
+        <w:ind w:left="0" w:firstLine="0"/>
+        <w:rPr>
+          <w:rFonts w:ascii="Arial" w:cs="Arial" w:eastAsia="Arial" w:hAnsi="Arial"/>
+          <w:b w:val="1"/>
+          <w:sz w:val="24"/>
+          <w:szCs w:val="24"/>
+        </w:rPr>
+      </w:pPr>
+      <w:r>
+        <w:rPr>
+          <w:rtl w:val="0"/>
+        </w:rPr>
+      </w:r>
+    </w:p>
+    <w:p>
+      <w:pPr>
+        <w:ind w:left="708" w:firstLine="0"/>
+        <w:rPr>
+          <w:rFonts w:ascii="Arial" w:cs="Arial" w:eastAsia="Arial" w:hAnsi="Arial"/>
+          <w:sz w:val="24"/>
+          <w:szCs w:val="24"/>
+        </w:rPr>
+      </w:pPr>
+      <w:r>
+        <w:rPr>
+          <w:rFonts w:ascii="Arial" w:cs="Arial" w:eastAsia="Arial" w:hAnsi="Arial"/>
+          <w:sz w:val="24"/>
+          <w:szCs w:val="24"/>
+          <w:rtl w:val="0"/>
+        </w:rPr>
+        <w:tab/>
+        <w:t xml:space="preserve">3.2.1 Estatística tradicional vs. Aprendizado de máquina</w:t>
       </w:r>
     </w:p>
     <w:p>
@@ -4199,199 +4094,6 @@
         <w:spacing w:after="240" w:before="240" w:lineRule="auto"/>
         <w:rPr>
           <w:rFonts w:ascii="Arial" w:cs="Arial" w:eastAsia="Arial" w:hAnsi="Arial"/>
-          <w:sz w:val="24"/>
-          <w:szCs w:val="24"/>
-        </w:rPr>
-      </w:pPr>
-      <w:r>
-        <w:rPr>
-          <w:rFonts w:ascii="Arial" w:cs="Arial" w:eastAsia="Arial" w:hAnsi="Arial"/>
-          <w:sz w:val="24"/>
-          <w:szCs w:val="24"/>
-          <w:rtl w:val="0"/>
-        </w:rPr>
-        <w:t xml:space="preserve">A qualidade dos dados influencia diretamente o desempenho dos modelos preditivos. Assim, o pré-processamento é uma etapa essencial para a remoção de ruídos e a adequação dos dados às necessidades analíticas (Silva e Silva Neto, 2022).</w:t>
-      </w:r>
-    </w:p>
-    <w:p>
-      <w:pPr>
-        <w:ind w:left="0" w:firstLine="0"/>
-        <w:rPr>
-          <w:rFonts w:ascii="Arial" w:cs="Arial" w:eastAsia="Arial" w:hAnsi="Arial"/>
-          <w:sz w:val="24"/>
-          <w:szCs w:val="24"/>
-        </w:rPr>
-      </w:pPr>
-      <w:r>
-        <w:rPr>
-          <w:rtl w:val="0"/>
-        </w:rPr>
-      </w:r>
-    </w:p>
-    <w:p>
-      <w:pPr>
-        <w:ind w:left="0" w:firstLine="720"/>
-        <w:rPr>
-          <w:rFonts w:ascii="Arial" w:cs="Arial" w:eastAsia="Arial" w:hAnsi="Arial"/>
-          <w:sz w:val="24"/>
-          <w:szCs w:val="24"/>
-        </w:rPr>
-      </w:pPr>
-      <w:r>
-        <w:rPr>
-          <w:rFonts w:ascii="Arial" w:cs="Arial" w:eastAsia="Arial" w:hAnsi="Arial"/>
-          <w:sz w:val="24"/>
-          <w:szCs w:val="24"/>
-          <w:rtl w:val="0"/>
-        </w:rPr>
-        <w:t xml:space="preserve">3.4.1 Tratamento de valores ausentes</w:t>
-      </w:r>
-    </w:p>
-    <w:p>
-      <w:pPr>
-        <w:spacing w:after="240" w:before="240" w:lineRule="auto"/>
-        <w:rPr>
-          <w:rFonts w:ascii="Arial" w:cs="Arial" w:eastAsia="Arial" w:hAnsi="Arial"/>
-          <w:sz w:val="24"/>
-          <w:szCs w:val="24"/>
-        </w:rPr>
-      </w:pPr>
-      <w:r>
-        <w:rPr>
-          <w:rFonts w:ascii="Arial" w:cs="Arial" w:eastAsia="Arial" w:hAnsi="Arial"/>
-          <w:sz w:val="24"/>
-          <w:szCs w:val="24"/>
-          <w:rtl w:val="0"/>
-        </w:rPr>
-        <w:t xml:space="preserve">Valores ausentes são comuns em bases de dados de saúde e podem comprometer a precisão dos modelos. Métodos como imputação por média, mediana e algoritmos de preenchimento baseado em aprendizado de máquina são utilizados para minimizar esse problema (Sena, 2021).</w:t>
-      </w:r>
-    </w:p>
-    <w:p>
-      <w:pPr>
-        <w:ind w:left="0" w:firstLine="0"/>
-        <w:rPr>
-          <w:rFonts w:ascii="Arial" w:cs="Arial" w:eastAsia="Arial" w:hAnsi="Arial"/>
-          <w:sz w:val="24"/>
-          <w:szCs w:val="24"/>
-        </w:rPr>
-      </w:pPr>
-      <w:r>
-        <w:rPr>
-          <w:rtl w:val="0"/>
-        </w:rPr>
-      </w:r>
-    </w:p>
-    <w:p>
-      <w:pPr>
-        <w:ind w:left="720" w:firstLine="0"/>
-        <w:rPr>
-          <w:rFonts w:ascii="Arial" w:cs="Arial" w:eastAsia="Arial" w:hAnsi="Arial"/>
-          <w:sz w:val="24"/>
-          <w:szCs w:val="24"/>
-        </w:rPr>
-      </w:pPr>
-      <w:r>
-        <w:rPr>
-          <w:rFonts w:ascii="Arial" w:cs="Arial" w:eastAsia="Arial" w:hAnsi="Arial"/>
-          <w:sz w:val="24"/>
-          <w:szCs w:val="24"/>
-          <w:rtl w:val="0"/>
-        </w:rPr>
-        <w:t xml:space="preserve">3.4.2 Normalização de variáveis</w:t>
-      </w:r>
-    </w:p>
-    <w:p>
-      <w:pPr>
-        <w:spacing w:after="240" w:before="240" w:lineRule="auto"/>
-        <w:rPr>
-          <w:rFonts w:ascii="Arial" w:cs="Arial" w:eastAsia="Arial" w:hAnsi="Arial"/>
-          <w:sz w:val="24"/>
-          <w:szCs w:val="24"/>
-        </w:rPr>
-      </w:pPr>
-      <w:r>
-        <w:rPr>
-          <w:rFonts w:ascii="Arial" w:cs="Arial" w:eastAsia="Arial" w:hAnsi="Arial"/>
-          <w:sz w:val="24"/>
-          <w:szCs w:val="24"/>
-          <w:rtl w:val="0"/>
-        </w:rPr>
-        <w:t xml:space="preserve">A normalização padroniza os valores das variáveis para que fiquem dentro de uma mesma escala, evitando que atributos com valores numéricos altos influenciem desproporcionalmente os modelos preditivos (Belini, Ataide e Lochter, 2024).</w:t>
-      </w:r>
-    </w:p>
-    <w:p>
-      <w:pPr>
-        <w:ind w:left="0" w:firstLine="0"/>
-        <w:rPr>
-          <w:rFonts w:ascii="Arial" w:cs="Arial" w:eastAsia="Arial" w:hAnsi="Arial"/>
-          <w:sz w:val="24"/>
-          <w:szCs w:val="24"/>
-        </w:rPr>
-      </w:pPr>
-      <w:r>
-        <w:rPr>
-          <w:rtl w:val="0"/>
-        </w:rPr>
-      </w:r>
-    </w:p>
-    <w:p>
-      <w:pPr>
-        <w:ind w:left="0" w:firstLine="720"/>
-        <w:rPr>
-          <w:rFonts w:ascii="Arial" w:cs="Arial" w:eastAsia="Arial" w:hAnsi="Arial"/>
-          <w:sz w:val="24"/>
-          <w:szCs w:val="24"/>
-        </w:rPr>
-      </w:pPr>
-      <w:r>
-        <w:rPr>
-          <w:rFonts w:ascii="Arial" w:cs="Arial" w:eastAsia="Arial" w:hAnsi="Arial"/>
-          <w:sz w:val="24"/>
-          <w:szCs w:val="24"/>
-          <w:rtl w:val="0"/>
-        </w:rPr>
-        <w:t xml:space="preserve">3.4.3 Balanceamento de classes</w:t>
-      </w:r>
-    </w:p>
-    <w:p>
-      <w:pPr>
-        <w:spacing w:after="240" w:before="240" w:lineRule="auto"/>
-        <w:rPr>
-          <w:rFonts w:ascii="Arial" w:cs="Arial" w:eastAsia="Arial" w:hAnsi="Arial"/>
-          <w:sz w:val="24"/>
-          <w:szCs w:val="24"/>
-        </w:rPr>
-      </w:pPr>
-      <w:r>
-        <w:rPr>
-          <w:rFonts w:ascii="Arial" w:cs="Arial" w:eastAsia="Arial" w:hAnsi="Arial"/>
-          <w:sz w:val="24"/>
-          <w:szCs w:val="24"/>
-          <w:rtl w:val="0"/>
-        </w:rPr>
-        <w:t xml:space="preserve">Desbalanço de classes ocorre quando há uma disparidade significativa entre as categorias de um conjunto de dados. Técnicas como oversampling, undersampling e o algoritmo SMOTE (Synthetic Minority Over-sampling Technique) são empregadas para lidar com esse problema, garantindo que os modelos aprendam de forma equilibrada (Barreto, 2021).</w:t>
-      </w:r>
-    </w:p>
-    <w:p>
-      <w:pPr>
-        <w:ind w:left="0" w:firstLine="0"/>
-        <w:rPr>
-          <w:rFonts w:ascii="Arial" w:cs="Arial" w:eastAsia="Arial" w:hAnsi="Arial"/>
-          <w:sz w:val="24"/>
-          <w:szCs w:val="24"/>
-        </w:rPr>
-      </w:pPr>
-      <w:r>
-        <w:rPr>
-          <w:rtl w:val="0"/>
-        </w:rPr>
-      </w:r>
-    </w:p>
-    <w:p>
-      <w:pPr>
-        <w:ind w:left="0" w:firstLine="0"/>
-        <w:rPr>
-          <w:rFonts w:ascii="Arial" w:cs="Arial" w:eastAsia="Arial" w:hAnsi="Arial"/>
           <w:b w:val="1"/>
           <w:sz w:val="24"/>
           <w:szCs w:val="24"/>
@@ -4400,701 +4102,11 @@
       <w:r>
         <w:rPr>
           <w:rFonts w:ascii="Arial" w:cs="Arial" w:eastAsia="Arial" w:hAnsi="Arial"/>
-          <w:b w:val="1"/>
-          <w:sz w:val="24"/>
-          <w:szCs w:val="24"/>
-          <w:rtl w:val="0"/>
-        </w:rPr>
-        <w:t xml:space="preserve">3.5</w:t>
-      </w:r>
-      <w:r>
-        <w:rPr>
-          <w:rFonts w:ascii="Arial" w:cs="Arial" w:eastAsia="Arial" w:hAnsi="Arial"/>
-          <w:sz w:val="24"/>
-          <w:szCs w:val="24"/>
-          <w:rtl w:val="0"/>
-        </w:rPr>
-        <w:t xml:space="preserve"> </w:t>
-      </w:r>
-      <w:r>
-        <w:rPr>
-          <w:rFonts w:ascii="Arial" w:cs="Arial" w:eastAsia="Arial" w:hAnsi="Arial"/>
-          <w:b w:val="1"/>
-          <w:sz w:val="24"/>
-          <w:szCs w:val="24"/>
-          <w:rtl w:val="0"/>
-        </w:rPr>
-        <w:t xml:space="preserve">TÉCNICAS DE ANÁLISE</w:t>
-      </w:r>
-    </w:p>
-    <w:p>
-      <w:pPr>
-        <w:spacing w:after="240" w:before="240" w:lineRule="auto"/>
-        <w:rPr>
-          <w:rFonts w:ascii="Arial" w:cs="Arial" w:eastAsia="Arial" w:hAnsi="Arial"/>
-          <w:b w:val="1"/>
-          <w:sz w:val="24"/>
-          <w:szCs w:val="24"/>
-        </w:rPr>
-      </w:pPr>
-      <w:r>
-        <w:rPr>
-          <w:rtl w:val="0"/>
-        </w:rPr>
-        <w:t xml:space="preserve">A análise de dados envolve diversas abordagens que permitem extrair informações relevantes de grandes volumes de dados. Técnicas estatísticas e de aprendizado de máquina desempenham um papel fundamental nesse processo, possibilitando a identificação de padrões e a construção de modelos para diferentes aplicações, desde previsão e classificação até agrupamento e detecção de anomalias (Sena, 2021).</w:t>
-      </w:r>
-      <w:r>
-        <w:rPr>
-          <w:rtl w:val="0"/>
-        </w:rPr>
-      </w:r>
-    </w:p>
-    <w:p>
-      <w:pPr>
-        <w:ind w:left="0" w:firstLine="720"/>
-        <w:rPr>
-          <w:rFonts w:ascii="Arial" w:cs="Arial" w:eastAsia="Arial" w:hAnsi="Arial"/>
-          <w:b w:val="1"/>
-          <w:sz w:val="24"/>
-          <w:szCs w:val="24"/>
-        </w:rPr>
-      </w:pPr>
-      <w:r>
-        <w:rPr>
-          <w:rFonts w:ascii="Arial" w:cs="Arial" w:eastAsia="Arial" w:hAnsi="Arial"/>
-          <w:b w:val="1"/>
-          <w:sz w:val="24"/>
-          <w:szCs w:val="24"/>
-          <w:rtl w:val="0"/>
-        </w:rPr>
-        <w:t xml:space="preserve">3.5.1 ALGORITMOS</w:t>
-      </w:r>
-    </w:p>
-    <w:p>
-      <w:pPr>
-        <w:ind w:left="1428" w:firstLine="0"/>
-        <w:rPr>
-          <w:rFonts w:ascii="Arial" w:cs="Arial" w:eastAsia="Arial" w:hAnsi="Arial"/>
-          <w:b w:val="1"/>
-          <w:sz w:val="24"/>
-          <w:szCs w:val="24"/>
-        </w:rPr>
-      </w:pPr>
-      <w:r>
-        <w:rPr>
-          <w:rFonts w:ascii="Arial" w:cs="Arial" w:eastAsia="Arial" w:hAnsi="Arial"/>
-          <w:b w:val="1"/>
-          <w:sz w:val="24"/>
-          <w:szCs w:val="24"/>
-          <w:rtl w:val="0"/>
-        </w:rPr>
-        <w:tab/>
-        <w:t xml:space="preserve">3.5.1.1 Regressão Logística</w:t>
-      </w:r>
-    </w:p>
-    <w:p>
-      <w:pPr>
-        <w:numPr>
-          <w:ilvl w:val="0"/>
-          <w:numId w:val="13"/>
-        </w:numPr>
-        <w:spacing w:after="0" w:afterAutospacing="0" w:before="240" w:lineRule="auto"/>
-        <w:ind w:left="720" w:hanging="360"/>
-      </w:pPr>
-      <w:r>
-        <w:rPr>
-          <w:rtl w:val="0"/>
-        </w:rPr>
-        <w:t xml:space="preserve">A Regressão Logística é um modelo estatístico amplamente utilizado para prever desfechos binários, como óbito ou recuperação. Sua simplicidade e interpretabilidade fazem dela uma técnica popular na análise preditiva em saúde (Sena, 2021).</w:t>
-      </w:r>
-    </w:p>
-    <w:p>
-      <w:pPr>
-        <w:numPr>
-          <w:ilvl w:val="0"/>
-          <w:numId w:val="13"/>
-        </w:numPr>
-        <w:spacing w:after="240" w:before="0" w:beforeAutospacing="0" w:lineRule="auto"/>
-        <w:ind w:left="720" w:hanging="360"/>
-      </w:pPr>
-      <w:r>
-        <w:rPr>
-          <w:rtl w:val="0"/>
-        </w:rPr>
-        <w:t xml:space="preserve">A Regressão Logística é um método estatístico amplamente utilizado para modelagem de variáveis categóricas. Seu principal objetivo é estimar a probabilidade de um evento ocorrer com base em variáveis independentes, sendo muito utilizada em problemas de classificação binária (Silva e Silva Neto, 2022).</w:t>
-      </w:r>
-      <w:r>
-        <w:rPr>
-          <w:rtl w:val="0"/>
-        </w:rPr>
-      </w:r>
-    </w:p>
-    <w:p>
-      <w:pPr>
-        <w:ind w:left="1428" w:firstLine="0"/>
-        <w:rPr>
-          <w:rFonts w:ascii="Arial" w:cs="Arial" w:eastAsia="Arial" w:hAnsi="Arial"/>
-          <w:b w:val="1"/>
-          <w:sz w:val="24"/>
-          <w:szCs w:val="24"/>
-        </w:rPr>
-      </w:pPr>
-      <w:r>
-        <w:rPr>
-          <w:rFonts w:ascii="Arial" w:cs="Arial" w:eastAsia="Arial" w:hAnsi="Arial"/>
-          <w:b w:val="1"/>
-          <w:sz w:val="24"/>
-          <w:szCs w:val="24"/>
-          <w:rtl w:val="0"/>
-        </w:rPr>
-        <w:tab/>
-        <w:t xml:space="preserve">3.5.1.2 Random Forest</w:t>
-      </w:r>
-    </w:p>
-    <w:p>
-      <w:pPr>
-        <w:numPr>
-          <w:ilvl w:val="0"/>
-          <w:numId w:val="19"/>
-        </w:numPr>
-        <w:spacing w:after="0" w:afterAutospacing="0" w:before="240" w:lineRule="auto"/>
-        <w:ind w:left="720" w:hanging="360"/>
-      </w:pPr>
-      <w:r>
-        <w:rPr>
-          <w:rtl w:val="0"/>
-        </w:rPr>
-        <w:t xml:space="preserve">O algoritmo Random Forest é uma técnica baseada em múltiplas árvores de decisão, sendo eficaz para problemas de classificação e regressão. Estudos indicam que esse método tem alto desempenho na predição de desfechos clínicos (Belini, Ataide e Lochter, 2024).</w:t>
-      </w:r>
-    </w:p>
-    <w:p>
-      <w:pPr>
-        <w:numPr>
-          <w:ilvl w:val="0"/>
-          <w:numId w:val="2"/>
-        </w:numPr>
-        <w:spacing w:after="240" w:before="0" w:beforeAutospacing="0" w:lineRule="auto"/>
-        <w:ind w:left="720" w:hanging="360"/>
-      </w:pPr>
-      <w:r>
-        <w:rPr>
-          <w:rtl w:val="0"/>
-        </w:rPr>
-        <w:t xml:space="preserve">Random Forest é um algoritmo de aprendizado de máquina baseado em múltiplas árvores de decisão. Ele melhora a precisão e reduz o risco de overfitting ao combinar previsões de diversas árvores, tornando-se uma escolha robusta para problemas de classificação e regressão (Belini, Ataide e Lochter, 2024).</w:t>
-      </w:r>
-      <w:r>
-        <w:rPr>
-          <w:rtl w:val="0"/>
-        </w:rPr>
-      </w:r>
-    </w:p>
-    <w:p>
-      <w:pPr>
-        <w:ind w:left="1428" w:firstLine="11.999999999999886"/>
-        <w:rPr>
-          <w:rFonts w:ascii="Arial" w:cs="Arial" w:eastAsia="Arial" w:hAnsi="Arial"/>
-          <w:sz w:val="24"/>
-          <w:szCs w:val="24"/>
-        </w:rPr>
-      </w:pPr>
-      <w:r>
-        <w:rPr>
-          <w:rFonts w:ascii="Arial" w:cs="Arial" w:eastAsia="Arial" w:hAnsi="Arial"/>
-          <w:sz w:val="24"/>
-          <w:szCs w:val="24"/>
-          <w:rtl w:val="0"/>
-        </w:rPr>
-        <w:t xml:space="preserve">3.5.1.3 XGBoost</w:t>
-      </w:r>
-    </w:p>
-    <w:p>
-      <w:pPr>
-        <w:numPr>
-          <w:ilvl w:val="0"/>
-          <w:numId w:val="17"/>
-        </w:numPr>
-        <w:spacing w:after="0" w:afterAutospacing="0" w:before="240" w:lineRule="auto"/>
-        <w:ind w:left="720" w:hanging="360"/>
-      </w:pPr>
-      <w:r>
-        <w:rPr>
-          <w:rtl w:val="0"/>
-        </w:rPr>
-        <w:t xml:space="preserve">O XGBoost (Extreme Gradient Boosting) é um dos algoritmos mais eficientes para problemas de aprendizado supervisionado, apresentando alto desempenho e capacidade de generalização (Silva, 2021).</w:t>
-      </w:r>
-    </w:p>
-    <w:p>
-      <w:pPr>
-        <w:numPr>
-          <w:ilvl w:val="0"/>
-          <w:numId w:val="6"/>
-        </w:numPr>
-        <w:spacing w:after="240" w:before="0" w:beforeAutospacing="0" w:lineRule="auto"/>
-        <w:ind w:left="720" w:hanging="360"/>
-      </w:pPr>
-      <w:r>
-        <w:rPr>
-          <w:rtl w:val="0"/>
-        </w:rPr>
-        <w:t xml:space="preserve">O XGBoost (Extreme Gradient Boosting) é um algoritmo baseado em árvores de decisão que utiliza boosting para aumentar a precisão preditiva. Ele é altamente otimizado e frequentemente utilizado em competições de ciência de dados devido ao seu alto desempenho e eficiência computacional (Júnior, 2024).</w:t>
-      </w:r>
-      <w:r>
-        <w:rPr>
-          <w:rtl w:val="0"/>
-        </w:rPr>
-      </w:r>
-    </w:p>
-    <w:p>
-      <w:pPr>
-        <w:ind w:left="1428" w:firstLine="0"/>
-        <w:rPr>
-          <w:rFonts w:ascii="Arial" w:cs="Arial" w:eastAsia="Arial" w:hAnsi="Arial"/>
-          <w:sz w:val="24"/>
-          <w:szCs w:val="24"/>
-        </w:rPr>
-      </w:pPr>
-      <w:r>
-        <w:rPr>
-          <w:rFonts w:ascii="Arial" w:cs="Arial" w:eastAsia="Arial" w:hAnsi="Arial"/>
-          <w:sz w:val="24"/>
-          <w:szCs w:val="24"/>
-          <w:rtl w:val="0"/>
-        </w:rPr>
-        <w:tab/>
-        <w:t xml:space="preserve">3.5.1.4 Redes Neurais Artificiais</w:t>
-      </w:r>
-    </w:p>
-    <w:p>
-      <w:pPr>
-        <w:numPr>
-          <w:ilvl w:val="0"/>
-          <w:numId w:val="3"/>
-        </w:numPr>
-        <w:spacing w:after="0" w:afterAutospacing="0" w:before="240" w:lineRule="auto"/>
-        <w:ind w:left="720" w:hanging="360"/>
-      </w:pPr>
-      <w:r>
-        <w:rPr>
-          <w:rtl w:val="0"/>
-        </w:rPr>
-        <w:t xml:space="preserve">As Redes Neurais Artificiais são inspiradas no funcionamento do cérebro humano e têm sido aplicadas com sucesso na predição de doenças, especialmente em problemas complexos como diagnóstico por imagem (Júnior, 2024).</w:t>
-      </w:r>
-    </w:p>
-    <w:p>
-      <w:pPr>
-        <w:numPr>
-          <w:ilvl w:val="0"/>
-          <w:numId w:val="3"/>
-        </w:numPr>
-        <w:spacing w:after="240" w:before="0" w:beforeAutospacing="0" w:lineRule="auto"/>
-        <w:ind w:left="720" w:hanging="360"/>
-      </w:pPr>
-      <w:r>
-        <w:rPr>
-          <w:rtl w:val="0"/>
-        </w:rPr>
-        <w:t xml:space="preserve">As Redes Neurais Artificiais (RNAs) são inspiradas no funcionamento do cérebro humano e são compostas por camadas de neurônios interconectados. Elas são aplicadas em diversas áreas, desde reconhecimento de padrões e processamento de imagens até previsão de séries temporais (Barreto, 2021).</w:t>
-      </w:r>
-      <w:r>
-        <w:rPr>
-          <w:rtl w:val="0"/>
-        </w:rPr>
-      </w:r>
-    </w:p>
-    <w:p>
-      <w:pPr>
-        <w:ind w:left="720" w:firstLine="720"/>
-        <w:rPr>
-          <w:rFonts w:ascii="Arial" w:cs="Arial" w:eastAsia="Arial" w:hAnsi="Arial"/>
-          <w:sz w:val="24"/>
-          <w:szCs w:val="24"/>
-        </w:rPr>
-      </w:pPr>
-      <w:r>
-        <w:rPr>
-          <w:rFonts w:ascii="Arial" w:cs="Arial" w:eastAsia="Arial" w:hAnsi="Arial"/>
-          <w:b w:val="1"/>
-          <w:sz w:val="24"/>
-          <w:szCs w:val="24"/>
-          <w:rtl w:val="0"/>
-        </w:rPr>
-        <w:t xml:space="preserve">3.5.1.5</w:t>
-      </w:r>
-      <w:r>
-        <w:rPr>
-          <w:rFonts w:ascii="Arial" w:cs="Arial" w:eastAsia="Arial" w:hAnsi="Arial"/>
-          <w:sz w:val="24"/>
-          <w:szCs w:val="24"/>
-          <w:rtl w:val="0"/>
-        </w:rPr>
-        <w:t xml:space="preserve"> </w:t>
-      </w:r>
-      <w:r>
-        <w:rPr>
-          <w:rFonts w:ascii="Arial" w:cs="Arial" w:eastAsia="Arial" w:hAnsi="Arial"/>
-          <w:sz w:val="24"/>
-          <w:szCs w:val="24"/>
-          <w:rtl w:val="0"/>
-        </w:rPr>
-        <w:t xml:space="preserve">Support Vector Machine (SVM) e k-Nearest Neighbor (kNN)  </w:t>
-      </w:r>
-      <w:r>
-        <w:rPr>
-          <w:rtl w:val="0"/>
-        </w:rPr>
-      </w:r>
-    </w:p>
-    <w:p>
-      <w:pPr>
-        <w:numPr>
-          <w:ilvl w:val="0"/>
-          <w:numId w:val="11"/>
-        </w:numPr>
-        <w:spacing w:after="0" w:afterAutospacing="0" w:before="240" w:lineRule="auto"/>
-        <w:ind w:left="720" w:hanging="360"/>
-      </w:pPr>
-      <w:r>
-        <w:rPr>
-          <w:rtl w:val="0"/>
-        </w:rPr>
-        <w:t xml:space="preserve">Support Vector Machine (SVM) e K-Nearest Neighbors (KNN) são técnicas utilizadas para classificação e regressão, sendo eficazes quando há uma separação clara entre as classes (Barreto, 2021).</w:t>
-      </w:r>
-    </w:p>
-    <w:p>
-      <w:pPr>
-        <w:numPr>
-          <w:ilvl w:val="0"/>
-          <w:numId w:val="16"/>
-        </w:numPr>
-        <w:spacing w:after="240" w:before="0" w:beforeAutospacing="0" w:lineRule="auto"/>
-        <w:ind w:left="720" w:hanging="360"/>
-      </w:pPr>
-      <w:r>
-        <w:rPr>
-          <w:rtl w:val="0"/>
-        </w:rPr>
-        <w:t xml:space="preserve">Support Vector Machine (SVM) é um algoritmo que busca encontrar um hiperplano ótimo para separar classes em um espaço multidimensional. Já o K-Nearest Neighbors (KNN) classifica novas amostras com base na proximidade em relação aos vizinhos mais próximos, sendo útil para tarefas de reconhecimento de padrões (Sena, 2021).</w:t>
-      </w:r>
-      <w:r>
-        <w:rPr>
-          <w:rtl w:val="0"/>
-        </w:rPr>
-      </w:r>
-    </w:p>
-    <w:p>
-      <w:pPr>
-        <w:ind w:left="720" w:firstLine="720"/>
-        <w:rPr>
-          <w:rFonts w:ascii="Arial" w:cs="Arial" w:eastAsia="Arial" w:hAnsi="Arial"/>
-          <w:sz w:val="24"/>
-          <w:szCs w:val="24"/>
-        </w:rPr>
-      </w:pPr>
-      <w:r>
-        <w:rPr>
-          <w:rFonts w:ascii="Arial" w:cs="Arial" w:eastAsia="Arial" w:hAnsi="Arial"/>
-          <w:sz w:val="24"/>
-          <w:szCs w:val="24"/>
-          <w:rtl w:val="0"/>
-        </w:rPr>
-        <w:t xml:space="preserve">3.5.1.6 Árvores de Decisão</w:t>
-      </w:r>
-    </w:p>
-    <w:p>
-      <w:pPr>
-        <w:numPr>
-          <w:ilvl w:val="0"/>
-          <w:numId w:val="9"/>
-        </w:numPr>
-        <w:spacing w:after="0" w:afterAutospacing="0" w:before="240" w:lineRule="auto"/>
-        <w:ind w:left="720" w:hanging="360"/>
-      </w:pPr>
-      <w:r>
-        <w:rPr>
-          <w:rtl w:val="0"/>
-        </w:rPr>
-        <w:t xml:space="preserve">As Árvores de Decisão são modelos interpretáveis que segmentam os dados em diferentes ramos, permitindo uma análise hierárquica dos fatores que influenciam um determinado desfecho clínico (Silva e Silva Neto, 2022).</w:t>
-      </w:r>
-    </w:p>
-    <w:p>
-      <w:pPr>
-        <w:numPr>
-          <w:ilvl w:val="0"/>
-          <w:numId w:val="9"/>
-        </w:numPr>
-        <w:spacing w:after="240" w:before="0" w:beforeAutospacing="0" w:lineRule="auto"/>
-        <w:ind w:left="720" w:hanging="360"/>
-      </w:pPr>
-      <w:r>
-        <w:rPr>
-          <w:rtl w:val="0"/>
-        </w:rPr>
-        <w:t xml:space="preserve">As Árvores de Decisão são modelos hierárquicos que segmentam os dados com base em condições lógicas sucessivas. Elas são interpretáveis e eficientes para tarefas de classificação e regressão, sendo frequentemente utilizadas em conjunto com outros métodos para aumentar a robustez dos modelos (Silva e Silva Neto, 2022).</w:t>
-      </w:r>
-      <w:r>
-        <w:rPr>
-          <w:rtl w:val="0"/>
-        </w:rPr>
-      </w:r>
-    </w:p>
-    <w:p>
-      <w:pPr>
-        <w:rPr>
-          <w:rFonts w:ascii="Arial" w:cs="Arial" w:eastAsia="Arial" w:hAnsi="Arial"/>
-          <w:sz w:val="24"/>
-          <w:szCs w:val="24"/>
-        </w:rPr>
-      </w:pPr>
-      <w:r>
-        <w:rPr>
-          <w:rtl w:val="0"/>
-        </w:rPr>
-      </w:r>
-    </w:p>
-    <w:p>
-      <w:pPr>
-        <w:ind w:left="0" w:firstLine="720"/>
-        <w:rPr>
-          <w:rFonts w:ascii="Arial" w:cs="Arial" w:eastAsia="Arial" w:hAnsi="Arial"/>
-          <w:sz w:val="24"/>
-          <w:szCs w:val="24"/>
-        </w:rPr>
-      </w:pPr>
-      <w:r>
-        <w:rPr>
-          <w:rFonts w:ascii="Arial" w:cs="Arial" w:eastAsia="Arial" w:hAnsi="Arial"/>
-          <w:sz w:val="24"/>
-          <w:szCs w:val="24"/>
-          <w:rtl w:val="0"/>
-        </w:rPr>
-        <w:t xml:space="preserve">3.5.2 APRENDIZADO DE MÁQUINA</w:t>
-      </w:r>
-    </w:p>
-    <w:p>
-      <w:pPr>
-        <w:ind w:left="1428" w:firstLine="0"/>
-        <w:rPr>
-          <w:rFonts w:ascii="Arial" w:cs="Arial" w:eastAsia="Arial" w:hAnsi="Arial"/>
-          <w:sz w:val="24"/>
-          <w:szCs w:val="24"/>
-        </w:rPr>
-      </w:pPr>
-      <w:r>
-        <w:rPr>
-          <w:rFonts w:ascii="Arial" w:cs="Arial" w:eastAsia="Arial" w:hAnsi="Arial"/>
-          <w:sz w:val="24"/>
-          <w:szCs w:val="24"/>
-          <w:rtl w:val="0"/>
-        </w:rPr>
-        <w:tab/>
-        <w:t xml:space="preserve">3.5.2.1 Supervisionado</w:t>
-      </w:r>
-    </w:p>
-    <w:p>
-      <w:pPr>
-        <w:spacing w:after="240" w:before="240" w:lineRule="auto"/>
-        <w:rPr>
-          <w:rFonts w:ascii="Arial" w:cs="Arial" w:eastAsia="Arial" w:hAnsi="Arial"/>
-          <w:sz w:val="24"/>
-          <w:szCs w:val="24"/>
-        </w:rPr>
-      </w:pPr>
-      <w:r>
-        <w:rPr>
-          <w:rFonts w:ascii="Arial" w:cs="Arial" w:eastAsia="Arial" w:hAnsi="Arial"/>
-          <w:sz w:val="24"/>
-          <w:szCs w:val="24"/>
-          <w:rtl w:val="0"/>
-        </w:rPr>
-        <w:t xml:space="preserve">O aprendizado supervisionado envolve o treinamento de modelos com dados rotulados, sendo amplamente utilizado na predição de doenças e no apoio à decisão médica (Belini, Ataide e Lochter, 2024).</w:t>
-      </w:r>
-    </w:p>
-    <w:p>
-      <w:pPr>
-        <w:ind w:left="0" w:firstLine="0"/>
-        <w:rPr>
-          <w:rFonts w:ascii="Arial" w:cs="Arial" w:eastAsia="Arial" w:hAnsi="Arial"/>
-          <w:sz w:val="24"/>
-          <w:szCs w:val="24"/>
-        </w:rPr>
-      </w:pPr>
-      <w:r>
-        <w:rPr>
-          <w:rtl w:val="0"/>
-        </w:rPr>
-      </w:r>
-    </w:p>
-    <w:p>
-      <w:pPr>
-        <w:ind w:left="1428" w:firstLine="0"/>
-        <w:rPr>
-          <w:rFonts w:ascii="Arial" w:cs="Arial" w:eastAsia="Arial" w:hAnsi="Arial"/>
-          <w:sz w:val="24"/>
-          <w:szCs w:val="24"/>
-        </w:rPr>
-      </w:pPr>
-      <w:r>
-        <w:rPr>
-          <w:rFonts w:ascii="Arial" w:cs="Arial" w:eastAsia="Arial" w:hAnsi="Arial"/>
-          <w:sz w:val="24"/>
-          <w:szCs w:val="24"/>
-          <w:rtl w:val="0"/>
-        </w:rPr>
-        <w:tab/>
-        <w:t xml:space="preserve">3.5.2.2 Não Supervisionado</w:t>
-      </w:r>
-    </w:p>
-    <w:p>
-      <w:pPr>
-        <w:spacing w:after="240" w:before="240" w:lineRule="auto"/>
-        <w:rPr>
-          <w:rFonts w:ascii="Arial" w:cs="Arial" w:eastAsia="Arial" w:hAnsi="Arial"/>
-          <w:sz w:val="24"/>
-          <w:szCs w:val="24"/>
-        </w:rPr>
-      </w:pPr>
-      <w:r>
-        <w:rPr>
-          <w:rFonts w:ascii="Arial" w:cs="Arial" w:eastAsia="Arial" w:hAnsi="Arial"/>
-          <w:sz w:val="24"/>
-          <w:szCs w:val="24"/>
-          <w:rtl w:val="0"/>
-        </w:rPr>
-        <w:t xml:space="preserve">Já o aprendizado não supervisionado é aplicado para identificar padrões ocultos nos dados sem a necessidade de rótulos predefinidos, sendo útil para agrupamento de pacientes com características semelhantes (Sena, 2021).</w:t>
-      </w:r>
-    </w:p>
-    <w:p>
-      <w:pPr>
-        <w:ind w:left="0" w:firstLine="0"/>
-        <w:rPr>
-          <w:rFonts w:ascii="Arial" w:cs="Arial" w:eastAsia="Arial" w:hAnsi="Arial"/>
-          <w:sz w:val="24"/>
-          <w:szCs w:val="24"/>
-        </w:rPr>
-      </w:pPr>
-      <w:r>
-        <w:rPr>
-          <w:rtl w:val="0"/>
-        </w:rPr>
-      </w:r>
-    </w:p>
-    <w:p>
-      <w:pPr>
-        <w:ind w:left="0" w:firstLine="0"/>
-        <w:rPr>
-          <w:rFonts w:ascii="Arial" w:cs="Arial" w:eastAsia="Arial" w:hAnsi="Arial"/>
-          <w:sz w:val="24"/>
-          <w:szCs w:val="24"/>
-        </w:rPr>
-      </w:pPr>
-      <w:r>
-        <w:rPr>
-          <w:rFonts w:ascii="Arial" w:cs="Arial" w:eastAsia="Arial" w:hAnsi="Arial"/>
-          <w:sz w:val="24"/>
-          <w:szCs w:val="24"/>
-          <w:rtl w:val="0"/>
-        </w:rPr>
-        <w:t xml:space="preserve">3.5.3 COMPARAÇÃO (***)</w:t>
-      </w:r>
-    </w:p>
-    <w:p>
-      <w:pPr>
-        <w:spacing w:after="240" w:before="240" w:lineRule="auto"/>
-        <w:rPr/>
-      </w:pPr>
-      <w:r>
-        <w:rPr>
-          <w:rtl w:val="0"/>
-        </w:rPr>
-        <w:t xml:space="preserve">A comparação entre diferentes modelos preditivos é essencial para determinar qual apresenta melhor desempenho em um determinado problema. Métricas como acurácia, precisão, recall e AUC-ROC são utilizadas para essa avaliação (Silva e Silva Neto, 2022)</w:t>
-      </w:r>
-      <w:r>
-        <w:rPr>
-          <w:rtl w:val="0"/>
-        </w:rPr>
-      </w:r>
-    </w:p>
-    <w:p>
-      <w:pPr>
-        <w:ind w:left="360" w:firstLine="0"/>
-        <w:rPr>
-          <w:rFonts w:ascii="Arial" w:cs="Arial" w:eastAsia="Arial" w:hAnsi="Arial"/>
-          <w:b w:val="1"/>
-          <w:sz w:val="24"/>
-          <w:szCs w:val="24"/>
-          <w:highlight w:val="yellow"/>
-        </w:rPr>
-      </w:pPr>
-      <w:r>
-        <w:br w:type="page"/>
-      </w:r>
-      <w:r>
-        <w:rPr>
-          <w:rtl w:val="0"/>
-        </w:rPr>
-      </w:r>
-    </w:p>
-    <w:p>
-      <w:pPr>
-        <w:ind w:left="360" w:firstLine="0"/>
-        <w:rPr>
-          <w:highlight w:val="yellow"/>
-        </w:rPr>
-      </w:pPr>
-      <w:r>
-        <w:rPr>
-          <w:rFonts w:ascii="Arial" w:cs="Arial" w:eastAsia="Arial" w:hAnsi="Arial"/>
-          <w:b w:val="1"/>
-          <w:sz w:val="24"/>
-          <w:szCs w:val="24"/>
-          <w:highlight w:val="yellow"/>
-          <w:rtl w:val="0"/>
-        </w:rPr>
-        <w:t xml:space="preserve">4. OBJETIVOS</w:t>
-      </w:r>
-      <w:r>
-        <w:rPr>
-          <w:rtl w:val="0"/>
-        </w:rPr>
-      </w:r>
-    </w:p>
-    <w:p>
-      <w:pPr>
-        <w:ind w:left="360" w:firstLine="0"/>
-        <w:rPr>
-          <w:rFonts w:ascii="Arial" w:cs="Arial" w:eastAsia="Arial" w:hAnsi="Arial"/>
-          <w:sz w:val="24"/>
-          <w:szCs w:val="24"/>
-        </w:rPr>
-      </w:pPr>
-      <w:r>
-        <w:rPr>
-          <w:rFonts w:ascii="Arial" w:cs="Arial" w:eastAsia="Arial" w:hAnsi="Arial"/>
-          <w:sz w:val="24"/>
-          <w:szCs w:val="24"/>
-          <w:rtl w:val="0"/>
-        </w:rPr>
-        <w:t xml:space="preserve">4.1 OBJETIVO GERAL </w:t>
-      </w:r>
-    </w:p>
-    <w:p>
-      <w:pPr>
-        <w:ind w:left="0" w:firstLine="0"/>
-        <w:jc w:val="both"/>
-        <w:rPr>
-          <w:rFonts w:ascii="Arial" w:cs="Arial" w:eastAsia="Arial" w:hAnsi="Arial"/>
-          <w:sz w:val="24"/>
-          <w:szCs w:val="24"/>
-        </w:rPr>
-      </w:pPr>
-      <w:r>
-        <w:rPr>
-          <w:rFonts w:ascii="Arial" w:cs="Arial" w:eastAsia="Arial" w:hAnsi="Arial"/>
-          <w:sz w:val="24"/>
-          <w:szCs w:val="24"/>
-          <w:rtl w:val="0"/>
-        </w:rPr>
-        <w:t xml:space="preserve">Investigar e definir uma abordagem metodológica para a análise preditiva de desfechos clínicos em pacientes com Síndrome Respiratória Aguda Grave (SRAG), por meio de técnicas de </w:t>
+          <w:sz w:val="24"/>
+          <w:szCs w:val="24"/>
+          <w:rtl w:val="0"/>
+        </w:rPr>
+        <w:t xml:space="preserve">Historicamente, métodos estatísticos tradicionais, como regressão linear e modelos probabilísticos, foram amplamente utilizados na área da saúde para identificar relações entre variáveis clínicas e desfechos de pacientes. </w:t>
       </w:r>
       <w:sdt>
         <w:sdtPr>
@@ -5107,11 +4119,12 @@
       <w:r>
         <w:rPr>
           <w:rFonts w:ascii="Arial" w:cs="Arial" w:eastAsia="Arial" w:hAnsi="Arial"/>
-          <w:sz w:val="24"/>
-          <w:szCs w:val="24"/>
-          <w:rtl w:val="0"/>
-        </w:rPr>
-        <w:t xml:space="preserve">Ciência/ análise</w:t>
+          <w:b w:val="1"/>
+          <w:sz w:val="24"/>
+          <w:szCs w:val="24"/>
+          <w:rtl w:val="0"/>
+        </w:rPr>
+        <w:t xml:space="preserve">No entanto, a crescente disponibilidade de grandes volumes de dados clínicos favoreceu o uso de técnicas avançadas de aprendizado de máquina, como redes neurais e árvores de decisão, que apresentam maior capacidade preditiva e generalização dos padrões extraídos (Barreto, 2021).</w:t>
       </w:r>
       <w:commentRangeEnd w:id="23"/>
       <w:r>
@@ -5119,117 +4132,62 @@
       </w:r>
       <w:r>
         <w:rPr>
-          <w:rFonts w:ascii="Arial" w:cs="Arial" w:eastAsia="Arial" w:hAnsi="Arial"/>
-          <w:sz w:val="24"/>
-          <w:szCs w:val="24"/>
-          <w:rtl w:val="0"/>
-        </w:rPr>
-        <w:t xml:space="preserve"> de Dados e aprendizado de máquina, utilizando dados do DataSUS.</w:t>
-      </w:r>
-    </w:p>
-    <w:p>
-      <w:pPr>
-        <w:ind w:left="360" w:firstLine="0"/>
-        <w:rPr>
-          <w:rFonts w:ascii="Arial" w:cs="Arial" w:eastAsia="Arial" w:hAnsi="Arial"/>
-          <w:sz w:val="24"/>
-          <w:szCs w:val="24"/>
-        </w:rPr>
-      </w:pPr>
-      <w:r>
-        <w:rPr>
-          <w:rtl w:val="0"/>
-        </w:rPr>
-      </w:r>
-    </w:p>
-    <w:p>
-      <w:pPr>
-        <w:ind w:left="360" w:firstLine="0"/>
-        <w:rPr>
-          <w:rFonts w:ascii="Arial" w:cs="Arial" w:eastAsia="Arial" w:hAnsi="Arial"/>
-          <w:sz w:val="24"/>
-          <w:szCs w:val="24"/>
-        </w:rPr>
-      </w:pPr>
-      <w:r>
-        <w:rPr>
-          <w:rFonts w:ascii="Arial" w:cs="Arial" w:eastAsia="Arial" w:hAnsi="Arial"/>
-          <w:sz w:val="24"/>
-          <w:szCs w:val="24"/>
-          <w:rtl w:val="0"/>
-        </w:rPr>
-        <w:t xml:space="preserve">4.2 OBJETIVOS ESPECÍFICOS</w:t>
-      </w:r>
-    </w:p>
-    <w:p>
-      <w:pPr>
-        <w:ind w:left="360" w:firstLine="0"/>
-        <w:rPr>
-          <w:rFonts w:ascii="Arial" w:cs="Arial" w:eastAsia="Arial" w:hAnsi="Arial"/>
-          <w:sz w:val="24"/>
-          <w:szCs w:val="24"/>
-        </w:rPr>
-      </w:pPr>
-      <w:r>
-        <w:rPr>
-          <w:rtl w:val="0"/>
-        </w:rPr>
-      </w:r>
-    </w:p>
-    <w:p>
-      <w:pPr>
-        <w:numPr>
-          <w:ilvl w:val="0"/>
-          <w:numId w:val="4"/>
-        </w:numPr>
-        <w:spacing w:after="0" w:afterAutospacing="0"/>
-        <w:ind w:left="720" w:hanging="360"/>
-        <w:jc w:val="both"/>
-      </w:pPr>
-      <w:r>
-        <w:rPr>
-          <w:rFonts w:ascii="Arial" w:cs="Arial" w:eastAsia="Arial" w:hAnsi="Arial"/>
-          <w:sz w:val="24"/>
-          <w:szCs w:val="24"/>
-          <w:rtl w:val="0"/>
-        </w:rPr>
-        <w:t xml:space="preserve">Realizar um levantamento bibliográfico sobre a aplicação da análise de dados na área da saúde, com ênfase na </w:t>
-      </w:r>
-      <w:r>
-        <w:rPr>
-          <w:rFonts w:ascii="Arial" w:cs="Arial" w:eastAsia="Arial" w:hAnsi="Arial"/>
-          <w:sz w:val="24"/>
-          <w:szCs w:val="24"/>
-          <w:rtl w:val="0"/>
-        </w:rPr>
-        <w:t xml:space="preserve">predição</w:t>
-      </w:r>
-      <w:r>
-        <w:rPr>
-          <w:rFonts w:ascii="Arial" w:cs="Arial" w:eastAsia="Arial" w:hAnsi="Arial"/>
-          <w:sz w:val="24"/>
-          <w:szCs w:val="24"/>
-          <w:rtl w:val="0"/>
-        </w:rPr>
-        <w:t xml:space="preserve"> de doenças respiratórias.</w:t>
-      </w:r>
-    </w:p>
-    <w:p>
-      <w:pPr>
-        <w:numPr>
-          <w:ilvl w:val="0"/>
-          <w:numId w:val="4"/>
-        </w:numPr>
-        <w:spacing w:after="0" w:afterAutospacing="0"/>
-        <w:ind w:left="720" w:hanging="360"/>
-        <w:jc w:val="both"/>
-        <w:rPr>
-          <w:rFonts w:ascii="Arial" w:cs="Arial" w:eastAsia="Arial" w:hAnsi="Arial"/>
-          <w:sz w:val="24"/>
-          <w:szCs w:val="24"/>
-          <w:u w:val="none"/>
-        </w:rPr>
-      </w:pPr>
+          <w:rtl w:val="0"/>
+        </w:rPr>
+      </w:r>
+    </w:p>
+    <w:p>
+      <w:pPr>
+        <w:ind w:left="708" w:firstLine="0"/>
+        <w:rPr>
+          <w:rFonts w:ascii="Arial" w:cs="Arial" w:eastAsia="Arial" w:hAnsi="Arial"/>
+          <w:sz w:val="24"/>
+          <w:szCs w:val="24"/>
+        </w:rPr>
+      </w:pPr>
+      <w:r>
+        <w:rPr>
+          <w:rtl w:val="0"/>
+        </w:rPr>
+      </w:r>
+    </w:p>
+    <w:p>
+      <w:pPr>
+        <w:ind w:left="0" w:firstLine="0"/>
+        <w:rPr>
+          <w:rFonts w:ascii="Arial" w:cs="Arial" w:eastAsia="Arial" w:hAnsi="Arial"/>
+          <w:sz w:val="24"/>
+          <w:szCs w:val="24"/>
+        </w:rPr>
+      </w:pPr>
+      <w:r>
+        <w:rPr>
+          <w:rFonts w:ascii="Arial" w:cs="Arial" w:eastAsia="Arial" w:hAnsi="Arial"/>
+          <w:sz w:val="24"/>
+          <w:szCs w:val="24"/>
+          <w:rtl w:val="0"/>
+        </w:rPr>
+        <w:t xml:space="preserve">3.3 ANÁLISE DE DADOS (DATASUS)</w:t>
+      </w:r>
+    </w:p>
+    <w:p>
+      <w:pPr>
+        <w:spacing w:after="240" w:before="240" w:lineRule="auto"/>
+        <w:rPr>
+          <w:rFonts w:ascii="Arial" w:cs="Arial" w:eastAsia="Arial" w:hAnsi="Arial"/>
+          <w:sz w:val="24"/>
+          <w:szCs w:val="24"/>
+        </w:rPr>
+      </w:pPr>
+      <w:r>
+        <w:rPr>
+          <w:rFonts w:ascii="Arial" w:cs="Arial" w:eastAsia="Arial" w:hAnsi="Arial"/>
+          <w:sz w:val="24"/>
+          <w:szCs w:val="24"/>
+          <w:rtl w:val="0"/>
+        </w:rPr>
+        <w:t xml:space="preserve">O DataSUS é a principal plataforma de dados abertos em saúde no Brasil, disponibilizando informações epidemiológicas, hospitalares e ambulatoriais. O acesso a esses dados permite análises aprofundadas sobre a incidência de doenças e os impactos no sistema de saúde</w:t>
+      </w:r>
       <w:sdt>
         <w:sdtPr>
           <w:tag w:val="goog_rdk_24"/>
@@ -5245,7 +4203,7 @@
           <w:szCs w:val="24"/>
           <w:rtl w:val="0"/>
         </w:rPr>
-        <w:t xml:space="preserve">Estudar as etapas da descoberta de conhecimento em banco de dados</w:t>
+        <w:t xml:space="preserve"> (Júnior, 2024).</w:t>
       </w:r>
       <w:commentRangeEnd w:id="24"/>
       <w:r>
@@ -5253,24 +4211,62 @@
       </w:r>
       <w:r>
         <w:rPr>
-          <w:rFonts w:ascii="Arial" w:cs="Arial" w:eastAsia="Arial" w:hAnsi="Arial"/>
-          <w:sz w:val="24"/>
-          <w:szCs w:val="24"/>
-          <w:rtl w:val="0"/>
-        </w:rPr>
-        <w:t xml:space="preserve">;</w:t>
-      </w:r>
-    </w:p>
-    <w:p>
-      <w:pPr>
-        <w:numPr>
-          <w:ilvl w:val="0"/>
-          <w:numId w:val="4"/>
-        </w:numPr>
-        <w:spacing w:after="0" w:afterAutospacing="0"/>
-        <w:ind w:left="720" w:hanging="360"/>
-        <w:jc w:val="both"/>
-      </w:pPr>
+          <w:rtl w:val="0"/>
+        </w:rPr>
+      </w:r>
+    </w:p>
+    <w:p>
+      <w:pPr>
+        <w:ind w:left="0" w:firstLine="0"/>
+        <w:rPr>
+          <w:rFonts w:ascii="Arial" w:cs="Arial" w:eastAsia="Arial" w:hAnsi="Arial"/>
+          <w:sz w:val="24"/>
+          <w:szCs w:val="24"/>
+        </w:rPr>
+      </w:pPr>
+      <w:r>
+        <w:rPr>
+          <w:rtl w:val="0"/>
+        </w:rPr>
+      </w:r>
+    </w:p>
+    <w:p>
+      <w:pPr>
+        <w:ind w:left="0" w:firstLine="720"/>
+        <w:rPr>
+          <w:rFonts w:ascii="Arial" w:cs="Arial" w:eastAsia="Arial" w:hAnsi="Arial"/>
+          <w:sz w:val="24"/>
+          <w:szCs w:val="24"/>
+        </w:rPr>
+      </w:pPr>
+      <w:r>
+        <w:rPr>
+          <w:rFonts w:ascii="Arial" w:cs="Arial" w:eastAsia="Arial" w:hAnsi="Arial"/>
+          <w:sz w:val="24"/>
+          <w:szCs w:val="24"/>
+          <w:rtl w:val="0"/>
+        </w:rPr>
+        <w:t xml:space="preserve">3.3.1 Dados abertos (definição)</w:t>
+      </w:r>
+    </w:p>
+    <w:p>
+      <w:pPr>
+        <w:spacing w:after="240" w:before="240" w:lineRule="auto"/>
+        <w:rPr>
+          <w:rFonts w:ascii="Arial" w:cs="Arial" w:eastAsia="Arial" w:hAnsi="Arial"/>
+          <w:sz w:val="24"/>
+          <w:szCs w:val="24"/>
+        </w:rPr>
+      </w:pPr>
+      <w:r>
+        <w:rPr>
+          <w:rFonts w:ascii="Arial" w:cs="Arial" w:eastAsia="Arial" w:hAnsi="Arial"/>
+          <w:sz w:val="24"/>
+          <w:szCs w:val="24"/>
+          <w:rtl w:val="0"/>
+        </w:rPr>
+        <w:t xml:space="preserve">Dados abertos referem-se a conjuntos de informações disponibilizados publicamente, garantindo transparência e possibilitando sua reutilização para pesquisas científicas e desenvolvimento de políticas públicas. No contexto da saúde, os dados abertos viabilizam estudos epidemiológicos e a construção de modelos preditivos </w:t>
+      </w:r>
       <w:sdt>
         <w:sdtPr>
           <w:tag w:val="goog_rdk_25"/>
@@ -5286,12 +4282,1436 @@
           <w:szCs w:val="24"/>
           <w:rtl w:val="0"/>
         </w:rPr>
-        <w:t xml:space="preserve">Analisar material bibliográfico que utilizam aprendizado de máquina para a predição de desfechos clínicos, identificando metodologias, técnicas e modelos utilizados.</w:t>
+        <w:t xml:space="preserve">(Silva, 2021).</w:t>
       </w:r>
       <w:commentRangeEnd w:id="25"/>
       <w:r>
         <w:commentReference w:id="25"/>
       </w:r>
+      <w:r>
+        <w:rPr>
+          <w:rtl w:val="0"/>
+        </w:rPr>
+      </w:r>
+    </w:p>
+    <w:p>
+      <w:pPr>
+        <w:ind w:left="0" w:firstLine="0"/>
+        <w:rPr>
+          <w:rFonts w:ascii="Arial" w:cs="Arial" w:eastAsia="Arial" w:hAnsi="Arial"/>
+          <w:b w:val="1"/>
+          <w:sz w:val="24"/>
+          <w:szCs w:val="24"/>
+        </w:rPr>
+      </w:pPr>
+      <w:r>
+        <w:rPr>
+          <w:rtl w:val="0"/>
+        </w:rPr>
+      </w:r>
+    </w:p>
+    <w:p>
+      <w:pPr>
+        <w:rPr>
+          <w:rFonts w:ascii="Arial" w:cs="Arial" w:eastAsia="Arial" w:hAnsi="Arial"/>
+          <w:sz w:val="24"/>
+          <w:szCs w:val="24"/>
+        </w:rPr>
+      </w:pPr>
+      <w:r>
+        <w:rPr>
+          <w:rtl w:val="0"/>
+        </w:rPr>
+      </w:r>
+    </w:p>
+    <w:p>
+      <w:pPr>
+        <w:ind w:left="0" w:firstLine="0"/>
+        <w:rPr>
+          <w:rFonts w:ascii="Arial" w:cs="Arial" w:eastAsia="Arial" w:hAnsi="Arial"/>
+          <w:sz w:val="24"/>
+          <w:szCs w:val="24"/>
+        </w:rPr>
+      </w:pPr>
+      <w:sdt>
+        <w:sdtPr>
+          <w:tag w:val="goog_rdk_26"/>
+        </w:sdtPr>
+        <w:sdtContent>
+          <w:commentRangeStart w:id="26"/>
+        </w:sdtContent>
+      </w:sdt>
+      <w:r>
+        <w:rPr>
+          <w:rFonts w:ascii="Arial" w:cs="Arial" w:eastAsia="Arial" w:hAnsi="Arial"/>
+          <w:sz w:val="24"/>
+          <w:szCs w:val="24"/>
+          <w:rtl w:val="0"/>
+        </w:rPr>
+        <w:t xml:space="preserve">3.4 PRÉ-PROCESSAMENTO DE DADOS</w:t>
+      </w:r>
+      <w:commentRangeEnd w:id="26"/>
+      <w:r>
+        <w:commentReference w:id="26"/>
+      </w:r>
+      <w:r>
+        <w:rPr>
+          <w:rtl w:val="0"/>
+        </w:rPr>
+      </w:r>
+    </w:p>
+    <w:p>
+      <w:pPr>
+        <w:spacing w:after="240" w:before="240" w:lineRule="auto"/>
+        <w:rPr>
+          <w:rFonts w:ascii="Arial" w:cs="Arial" w:eastAsia="Arial" w:hAnsi="Arial"/>
+          <w:sz w:val="24"/>
+          <w:szCs w:val="24"/>
+        </w:rPr>
+      </w:pPr>
+      <w:r>
+        <w:rPr>
+          <w:rFonts w:ascii="Arial" w:cs="Arial" w:eastAsia="Arial" w:hAnsi="Arial"/>
+          <w:sz w:val="24"/>
+          <w:szCs w:val="24"/>
+          <w:rtl w:val="0"/>
+        </w:rPr>
+        <w:t xml:space="preserve">A qualidade dos dados influencia diretamente o desempenho dos modelos preditivos. Assim, o pré-processamento é uma etapa essencial para a remoção de ruídos e a </w:t>
+      </w:r>
+      <w:sdt>
+        <w:sdtPr>
+          <w:tag w:val="goog_rdk_27"/>
+        </w:sdtPr>
+        <w:sdtContent>
+          <w:commentRangeStart w:id="27"/>
+        </w:sdtContent>
+      </w:sdt>
+      <w:r>
+        <w:rPr>
+          <w:rFonts w:ascii="Arial" w:cs="Arial" w:eastAsia="Arial" w:hAnsi="Arial"/>
+          <w:sz w:val="24"/>
+          <w:szCs w:val="24"/>
+          <w:rtl w:val="0"/>
+        </w:rPr>
+        <w:t xml:space="preserve">adequação</w:t>
+      </w:r>
+      <w:commentRangeEnd w:id="27"/>
+      <w:r>
+        <w:commentReference w:id="27"/>
+      </w:r>
+      <w:r>
+        <w:rPr>
+          <w:rFonts w:ascii="Arial" w:cs="Arial" w:eastAsia="Arial" w:hAnsi="Arial"/>
+          <w:sz w:val="24"/>
+          <w:szCs w:val="24"/>
+          <w:rtl w:val="0"/>
+        </w:rPr>
+        <w:t xml:space="preserve"> dos dados às necessidades analíticas</w:t>
+      </w:r>
+      <w:r>
+        <w:rPr>
+          <w:rFonts w:ascii="Arial" w:cs="Arial" w:eastAsia="Arial" w:hAnsi="Arial"/>
+          <w:b w:val="1"/>
+          <w:sz w:val="24"/>
+          <w:szCs w:val="24"/>
+          <w:rtl w:val="0"/>
+        </w:rPr>
+        <w:t xml:space="preserve"> </w:t>
+      </w:r>
+      <w:sdt>
+        <w:sdtPr>
+          <w:tag w:val="goog_rdk_28"/>
+        </w:sdtPr>
+        <w:sdtContent>
+          <w:commentRangeStart w:id="28"/>
+        </w:sdtContent>
+      </w:sdt>
+      <w:r>
+        <w:rPr>
+          <w:rFonts w:ascii="Arial" w:cs="Arial" w:eastAsia="Arial" w:hAnsi="Arial"/>
+          <w:b w:val="1"/>
+          <w:sz w:val="24"/>
+          <w:szCs w:val="24"/>
+          <w:rtl w:val="0"/>
+        </w:rPr>
+        <w:t xml:space="preserve">(Silva e Silva Neto, 2022)</w:t>
+      </w:r>
+      <w:r>
+        <w:rPr>
+          <w:rFonts w:ascii="Arial" w:cs="Arial" w:eastAsia="Arial" w:hAnsi="Arial"/>
+          <w:sz w:val="24"/>
+          <w:szCs w:val="24"/>
+          <w:rtl w:val="0"/>
+        </w:rPr>
+        <w:t xml:space="preserve">.</w:t>
+      </w:r>
+      <w:commentRangeEnd w:id="28"/>
+      <w:r>
+        <w:commentReference w:id="28"/>
+      </w:r>
+      <w:r>
+        <w:rPr>
+          <w:rtl w:val="0"/>
+        </w:rPr>
+      </w:r>
+    </w:p>
+    <w:p>
+      <w:pPr>
+        <w:ind w:left="0" w:firstLine="0"/>
+        <w:rPr>
+          <w:rFonts w:ascii="Arial" w:cs="Arial" w:eastAsia="Arial" w:hAnsi="Arial"/>
+          <w:sz w:val="24"/>
+          <w:szCs w:val="24"/>
+        </w:rPr>
+      </w:pPr>
+      <w:r>
+        <w:rPr>
+          <w:rtl w:val="0"/>
+        </w:rPr>
+      </w:r>
+    </w:p>
+    <w:p>
+      <w:pPr>
+        <w:ind w:left="0" w:firstLine="720"/>
+        <w:rPr>
+          <w:rFonts w:ascii="Arial" w:cs="Arial" w:eastAsia="Arial" w:hAnsi="Arial"/>
+          <w:sz w:val="24"/>
+          <w:szCs w:val="24"/>
+        </w:rPr>
+      </w:pPr>
+      <w:r>
+        <w:rPr>
+          <w:rFonts w:ascii="Arial" w:cs="Arial" w:eastAsia="Arial" w:hAnsi="Arial"/>
+          <w:sz w:val="24"/>
+          <w:szCs w:val="24"/>
+          <w:rtl w:val="0"/>
+        </w:rPr>
+        <w:t xml:space="preserve">3.4.1 Tratamento de valores ausentes</w:t>
+      </w:r>
+    </w:p>
+    <w:p>
+      <w:pPr>
+        <w:spacing w:after="240" w:before="240" w:lineRule="auto"/>
+        <w:rPr>
+          <w:rFonts w:ascii="Arial" w:cs="Arial" w:eastAsia="Arial" w:hAnsi="Arial"/>
+          <w:sz w:val="24"/>
+          <w:szCs w:val="24"/>
+        </w:rPr>
+      </w:pPr>
+      <w:r>
+        <w:rPr>
+          <w:rFonts w:ascii="Arial" w:cs="Arial" w:eastAsia="Arial" w:hAnsi="Arial"/>
+          <w:sz w:val="24"/>
+          <w:szCs w:val="24"/>
+          <w:rtl w:val="0"/>
+        </w:rPr>
+        <w:t xml:space="preserve">Valores ausentes são comuns em bases de dados de saúde e podem comprometer a precisão dos modelos. Métodos como imputação por média, mediana e algoritmos de preenchimento baseado em aprendizado de máquina são utilizados para excluir informações duplicadas, nulas e também para  minimizar esse problema </w:t>
+      </w:r>
+      <w:sdt>
+        <w:sdtPr>
+          <w:tag w:val="goog_rdk_29"/>
+        </w:sdtPr>
+        <w:sdtContent>
+          <w:commentRangeStart w:id="29"/>
+        </w:sdtContent>
+      </w:sdt>
+      <w:r>
+        <w:rPr>
+          <w:rFonts w:ascii="Arial" w:cs="Arial" w:eastAsia="Arial" w:hAnsi="Arial"/>
+          <w:sz w:val="24"/>
+          <w:szCs w:val="24"/>
+          <w:rtl w:val="0"/>
+        </w:rPr>
+        <w:t xml:space="preserve">(Sena, 2021).</w:t>
+      </w:r>
+      <w:commentRangeEnd w:id="29"/>
+      <w:r>
+        <w:commentReference w:id="29"/>
+      </w:r>
+      <w:r>
+        <w:rPr>
+          <w:rtl w:val="0"/>
+        </w:rPr>
+      </w:r>
+    </w:p>
+    <w:p>
+      <w:pPr>
+        <w:ind w:left="0" w:firstLine="0"/>
+        <w:rPr>
+          <w:rFonts w:ascii="Arial" w:cs="Arial" w:eastAsia="Arial" w:hAnsi="Arial"/>
+          <w:sz w:val="24"/>
+          <w:szCs w:val="24"/>
+        </w:rPr>
+      </w:pPr>
+      <w:r>
+        <w:rPr>
+          <w:rtl w:val="0"/>
+        </w:rPr>
+      </w:r>
+    </w:p>
+    <w:p>
+      <w:pPr>
+        <w:ind w:left="720" w:firstLine="0"/>
+        <w:rPr>
+          <w:rFonts w:ascii="Arial" w:cs="Arial" w:eastAsia="Arial" w:hAnsi="Arial"/>
+          <w:sz w:val="24"/>
+          <w:szCs w:val="24"/>
+        </w:rPr>
+      </w:pPr>
+      <w:r>
+        <w:rPr>
+          <w:rFonts w:ascii="Arial" w:cs="Arial" w:eastAsia="Arial" w:hAnsi="Arial"/>
+          <w:sz w:val="24"/>
+          <w:szCs w:val="24"/>
+          <w:rtl w:val="0"/>
+        </w:rPr>
+        <w:t xml:space="preserve">3.4.2 Normalização de variáveis</w:t>
+      </w:r>
+    </w:p>
+    <w:p>
+      <w:pPr>
+        <w:spacing w:after="240" w:before="240" w:lineRule="auto"/>
+        <w:rPr>
+          <w:rFonts w:ascii="Arial" w:cs="Arial" w:eastAsia="Arial" w:hAnsi="Arial"/>
+          <w:sz w:val="24"/>
+          <w:szCs w:val="24"/>
+        </w:rPr>
+      </w:pPr>
+      <w:r>
+        <w:rPr>
+          <w:rFonts w:ascii="Arial" w:cs="Arial" w:eastAsia="Arial" w:hAnsi="Arial"/>
+          <w:sz w:val="24"/>
+          <w:szCs w:val="24"/>
+          <w:rtl w:val="0"/>
+        </w:rPr>
+        <w:t xml:space="preserve">A normalização padroniza os valores das variáveis para que fiquem dentro de uma mesma escala, evitando que atributos com valores numéricos altos influenciem desproporcionalmente os modelos preditivos </w:t>
+      </w:r>
+      <w:sdt>
+        <w:sdtPr>
+          <w:tag w:val="goog_rdk_30"/>
+        </w:sdtPr>
+        <w:sdtContent>
+          <w:commentRangeStart w:id="30"/>
+        </w:sdtContent>
+      </w:sdt>
+      <w:r>
+        <w:rPr>
+          <w:rFonts w:ascii="Arial" w:cs="Arial" w:eastAsia="Arial" w:hAnsi="Arial"/>
+          <w:sz w:val="24"/>
+          <w:szCs w:val="24"/>
+          <w:rtl w:val="0"/>
+        </w:rPr>
+        <w:t xml:space="preserve">(Belini, Ataide e Lochter, 2024).</w:t>
+      </w:r>
+      <w:commentRangeEnd w:id="30"/>
+      <w:r>
+        <w:commentReference w:id="30"/>
+      </w:r>
+      <w:r>
+        <w:rPr>
+          <w:rtl w:val="0"/>
+        </w:rPr>
+      </w:r>
+    </w:p>
+    <w:p>
+      <w:pPr>
+        <w:ind w:left="0" w:firstLine="0"/>
+        <w:rPr>
+          <w:rFonts w:ascii="Arial" w:cs="Arial" w:eastAsia="Arial" w:hAnsi="Arial"/>
+          <w:sz w:val="24"/>
+          <w:szCs w:val="24"/>
+        </w:rPr>
+      </w:pPr>
+      <w:r>
+        <w:rPr>
+          <w:rtl w:val="0"/>
+        </w:rPr>
+      </w:r>
+    </w:p>
+    <w:p>
+      <w:pPr>
+        <w:ind w:left="0" w:firstLine="720"/>
+        <w:rPr>
+          <w:rFonts w:ascii="Arial" w:cs="Arial" w:eastAsia="Arial" w:hAnsi="Arial"/>
+          <w:sz w:val="24"/>
+          <w:szCs w:val="24"/>
+        </w:rPr>
+      </w:pPr>
+      <w:r>
+        <w:rPr>
+          <w:rFonts w:ascii="Arial" w:cs="Arial" w:eastAsia="Arial" w:hAnsi="Arial"/>
+          <w:sz w:val="24"/>
+          <w:szCs w:val="24"/>
+          <w:rtl w:val="0"/>
+        </w:rPr>
+        <w:t xml:space="preserve">3.4.3 Balanceamento de classes</w:t>
+      </w:r>
+    </w:p>
+    <w:p>
+      <w:pPr>
+        <w:spacing w:after="240" w:before="240" w:lineRule="auto"/>
+        <w:rPr>
+          <w:rFonts w:ascii="Arial" w:cs="Arial" w:eastAsia="Arial" w:hAnsi="Arial"/>
+          <w:sz w:val="24"/>
+          <w:szCs w:val="24"/>
+        </w:rPr>
+      </w:pPr>
+      <w:r>
+        <w:rPr>
+          <w:rFonts w:ascii="Arial" w:cs="Arial" w:eastAsia="Arial" w:hAnsi="Arial"/>
+          <w:sz w:val="24"/>
+          <w:szCs w:val="24"/>
+          <w:rtl w:val="0"/>
+        </w:rPr>
+        <w:t xml:space="preserve">Desbalanço de classes ocorre quando há uma disparidade significativa entre as categorias de um conjunto de dados. Técnicas como oversampling, undersampling e o algoritmo SMOTE (Synthetic Minority Over-sampling Technique) são empregadas para lidar com esse problema, garantindo que os modelos aprendam de forma equilibrada</w:t>
+      </w:r>
+      <w:sdt>
+        <w:sdtPr>
+          <w:tag w:val="goog_rdk_31"/>
+        </w:sdtPr>
+        <w:sdtContent>
+          <w:commentRangeStart w:id="31"/>
+        </w:sdtContent>
+      </w:sdt>
+      <w:r>
+        <w:rPr>
+          <w:rFonts w:ascii="Arial" w:cs="Arial" w:eastAsia="Arial" w:hAnsi="Arial"/>
+          <w:b w:val="1"/>
+          <w:sz w:val="24"/>
+          <w:szCs w:val="24"/>
+          <w:rtl w:val="0"/>
+        </w:rPr>
+        <w:t xml:space="preserve"> (Barreto, 2021)</w:t>
+      </w:r>
+      <w:commentRangeEnd w:id="31"/>
+      <w:r>
+        <w:commentReference w:id="31"/>
+      </w:r>
+      <w:r>
+        <w:rPr>
+          <w:rFonts w:ascii="Arial" w:cs="Arial" w:eastAsia="Arial" w:hAnsi="Arial"/>
+          <w:sz w:val="24"/>
+          <w:szCs w:val="24"/>
+          <w:rtl w:val="0"/>
+        </w:rPr>
+        <w:t xml:space="preserve">.</w:t>
+      </w:r>
+    </w:p>
+    <w:p>
+      <w:pPr>
+        <w:ind w:left="0" w:firstLine="0"/>
+        <w:rPr>
+          <w:rFonts w:ascii="Arial" w:cs="Arial" w:eastAsia="Arial" w:hAnsi="Arial"/>
+          <w:sz w:val="24"/>
+          <w:szCs w:val="24"/>
+        </w:rPr>
+      </w:pPr>
+      <w:r>
+        <w:rPr>
+          <w:rtl w:val="0"/>
+        </w:rPr>
+      </w:r>
+    </w:p>
+    <w:p>
+      <w:pPr>
+        <w:ind w:left="0" w:firstLine="0"/>
+        <w:rPr>
+          <w:rFonts w:ascii="Arial" w:cs="Arial" w:eastAsia="Arial" w:hAnsi="Arial"/>
+          <w:b w:val="1"/>
+          <w:sz w:val="24"/>
+          <w:szCs w:val="24"/>
+        </w:rPr>
+      </w:pPr>
+      <w:r>
+        <w:rPr>
+          <w:rFonts w:ascii="Arial" w:cs="Arial" w:eastAsia="Arial" w:hAnsi="Arial"/>
+          <w:b w:val="1"/>
+          <w:sz w:val="24"/>
+          <w:szCs w:val="24"/>
+          <w:rtl w:val="0"/>
+        </w:rPr>
+        <w:t xml:space="preserve">3.5</w:t>
+      </w:r>
+      <w:r>
+        <w:rPr>
+          <w:rFonts w:ascii="Arial" w:cs="Arial" w:eastAsia="Arial" w:hAnsi="Arial"/>
+          <w:sz w:val="24"/>
+          <w:szCs w:val="24"/>
+          <w:rtl w:val="0"/>
+        </w:rPr>
+        <w:t xml:space="preserve"> </w:t>
+      </w:r>
+      <w:r>
+        <w:rPr>
+          <w:rFonts w:ascii="Arial" w:cs="Arial" w:eastAsia="Arial" w:hAnsi="Arial"/>
+          <w:b w:val="1"/>
+          <w:sz w:val="24"/>
+          <w:szCs w:val="24"/>
+          <w:rtl w:val="0"/>
+        </w:rPr>
+        <w:t xml:space="preserve">TÉCNICAS DE ANÁLISE</w:t>
+      </w:r>
+    </w:p>
+    <w:p>
+      <w:pPr>
+        <w:spacing w:after="240" w:before="240" w:lineRule="auto"/>
+        <w:jc w:val="both"/>
+        <w:rPr>
+          <w:rFonts w:ascii="Arial" w:cs="Arial" w:eastAsia="Arial" w:hAnsi="Arial"/>
+          <w:b w:val="1"/>
+          <w:sz w:val="24"/>
+          <w:szCs w:val="24"/>
+        </w:rPr>
+      </w:pPr>
+      <w:r>
+        <w:rPr>
+          <w:rFonts w:ascii="Arial" w:cs="Arial" w:eastAsia="Arial" w:hAnsi="Arial"/>
+          <w:rtl w:val="0"/>
+        </w:rPr>
+        <w:t xml:space="preserve">A análise de dados envolve diversas abordagens que permitem extrair informações relevantes de grandes volumes de dados. Técnicas estatísticas e de aprendizado de máquina desempenham um papel fundamental nesse processo, possibilitando a identificação de padrões e a construção de modelos para diferentes aplicações, desde previsão e classificação até agrupamento e detecção de anomalias </w:t>
+      </w:r>
+      <w:sdt>
+        <w:sdtPr>
+          <w:tag w:val="goog_rdk_32"/>
+        </w:sdtPr>
+        <w:sdtContent>
+          <w:commentRangeStart w:id="32"/>
+        </w:sdtContent>
+      </w:sdt>
+      <w:r>
+        <w:rPr>
+          <w:rFonts w:ascii="Arial" w:cs="Arial" w:eastAsia="Arial" w:hAnsi="Arial"/>
+          <w:rtl w:val="0"/>
+        </w:rPr>
+        <w:t xml:space="preserve">(Sena, 2021).</w:t>
+      </w:r>
+      <w:commentRangeEnd w:id="32"/>
+      <w:r>
+        <w:commentReference w:id="32"/>
+      </w:r>
+      <w:r>
+        <w:rPr>
+          <w:rtl w:val="0"/>
+        </w:rPr>
+      </w:r>
+    </w:p>
+    <w:p>
+      <w:pPr>
+        <w:ind w:left="0" w:firstLine="720"/>
+        <w:rPr>
+          <w:rFonts w:ascii="Arial" w:cs="Arial" w:eastAsia="Arial" w:hAnsi="Arial"/>
+          <w:b w:val="1"/>
+          <w:sz w:val="24"/>
+          <w:szCs w:val="24"/>
+        </w:rPr>
+      </w:pPr>
+      <w:r>
+        <w:rPr>
+          <w:rFonts w:ascii="Arial" w:cs="Arial" w:eastAsia="Arial" w:hAnsi="Arial"/>
+          <w:b w:val="1"/>
+          <w:sz w:val="24"/>
+          <w:szCs w:val="24"/>
+          <w:rtl w:val="0"/>
+        </w:rPr>
+        <w:t xml:space="preserve">3.5.1 </w:t>
+      </w:r>
+      <w:sdt>
+        <w:sdtPr>
+          <w:tag w:val="goog_rdk_33"/>
+        </w:sdtPr>
+        <w:sdtContent>
+          <w:commentRangeStart w:id="33"/>
+        </w:sdtContent>
+      </w:sdt>
+      <w:r>
+        <w:rPr>
+          <w:rFonts w:ascii="Arial" w:cs="Arial" w:eastAsia="Arial" w:hAnsi="Arial"/>
+          <w:b w:val="1"/>
+          <w:sz w:val="24"/>
+          <w:szCs w:val="24"/>
+          <w:rtl w:val="0"/>
+        </w:rPr>
+        <w:t xml:space="preserve">ALGORITMOS</w:t>
+      </w:r>
+      <w:commentRangeEnd w:id="33"/>
+      <w:r>
+        <w:commentReference w:id="33"/>
+      </w:r>
+      <w:r>
+        <w:rPr>
+          <w:rtl w:val="0"/>
+        </w:rPr>
+      </w:r>
+    </w:p>
+    <w:p>
+      <w:pPr>
+        <w:ind w:left="1428" w:firstLine="0"/>
+        <w:rPr/>
+      </w:pPr>
+      <w:r>
+        <w:rPr>
+          <w:rFonts w:ascii="Arial" w:cs="Arial" w:eastAsia="Arial" w:hAnsi="Arial"/>
+          <w:b w:val="1"/>
+          <w:sz w:val="24"/>
+          <w:szCs w:val="24"/>
+          <w:rtl w:val="0"/>
+        </w:rPr>
+        <w:tab/>
+        <w:t xml:space="preserve">3.5.1.1 Regressão Logística</w:t>
+      </w:r>
+      <w:r>
+        <w:rPr>
+          <w:rtl w:val="0"/>
+        </w:rPr>
+      </w:r>
+    </w:p>
+    <w:p>
+      <w:pPr>
+        <w:numPr>
+          <w:ilvl w:val="0"/>
+          <w:numId w:val="13"/>
+        </w:numPr>
+        <w:spacing w:after="240" w:before="240" w:lineRule="auto"/>
+        <w:ind w:left="720" w:hanging="360"/>
+      </w:pPr>
+      <w:r>
+        <w:rPr>
+          <w:rtl w:val="0"/>
+        </w:rPr>
+        <w:t xml:space="preserve">A Regressão Logística é um método estatístico amplamente utilizado para modelagem de variáveis categóricas. Seu principal objetivo é estimar a probabilidade de um evento ocorrer com base em variáveis independentes, sendo muito utilizada em problemas de classificação binária </w:t>
+      </w:r>
+      <w:sdt>
+        <w:sdtPr>
+          <w:tag w:val="goog_rdk_34"/>
+        </w:sdtPr>
+        <w:sdtContent>
+          <w:commentRangeStart w:id="34"/>
+        </w:sdtContent>
+      </w:sdt>
+      <w:r>
+        <w:rPr>
+          <w:rtl w:val="0"/>
+        </w:rPr>
+        <w:t xml:space="preserve">(Silva e Silva Neto, 2022)</w:t>
+      </w:r>
+      <w:commentRangeEnd w:id="34"/>
+      <w:r>
+        <w:commentReference w:id="34"/>
+      </w:r>
+      <w:r>
+        <w:rPr>
+          <w:rtl w:val="0"/>
+        </w:rPr>
+        <w:t xml:space="preserve">.</w:t>
+      </w:r>
+      <w:r>
+        <w:rPr>
+          <w:rtl w:val="0"/>
+        </w:rPr>
+      </w:r>
+    </w:p>
+    <w:p>
+      <w:pPr>
+        <w:ind w:left="1428" w:firstLine="0"/>
+        <w:rPr>
+          <w:rFonts w:ascii="Arial" w:cs="Arial" w:eastAsia="Arial" w:hAnsi="Arial"/>
+          <w:b w:val="1"/>
+          <w:sz w:val="24"/>
+          <w:szCs w:val="24"/>
+        </w:rPr>
+      </w:pPr>
+      <w:r>
+        <w:rPr>
+          <w:rFonts w:ascii="Arial" w:cs="Arial" w:eastAsia="Arial" w:hAnsi="Arial"/>
+          <w:b w:val="1"/>
+          <w:sz w:val="24"/>
+          <w:szCs w:val="24"/>
+          <w:rtl w:val="0"/>
+        </w:rPr>
+        <w:tab/>
+        <w:t xml:space="preserve">3.5.1.2 Random Forest</w:t>
+      </w:r>
+    </w:p>
+    <w:p>
+      <w:pPr>
+        <w:numPr>
+          <w:ilvl w:val="0"/>
+          <w:numId w:val="19"/>
+        </w:numPr>
+        <w:spacing w:after="0" w:afterAutospacing="0" w:before="240" w:lineRule="auto"/>
+        <w:ind w:left="720" w:hanging="360"/>
+      </w:pPr>
+      <w:r>
+        <w:rPr>
+          <w:rtl w:val="0"/>
+        </w:rPr>
+        <w:t xml:space="preserve">O algoritmo Random Forest é uma técnica baseada em múltiplas árvores de decisão, sendo eficaz para problemas de classificação e regressão. Estudos indicam que esse método tem alto desempenho na predição de desfechos clínicos </w:t>
+      </w:r>
+      <w:sdt>
+        <w:sdtPr>
+          <w:tag w:val="goog_rdk_35"/>
+        </w:sdtPr>
+        <w:sdtContent>
+          <w:commentRangeStart w:id="35"/>
+        </w:sdtContent>
+      </w:sdt>
+      <w:r>
+        <w:rPr>
+          <w:rtl w:val="0"/>
+        </w:rPr>
+        <w:t xml:space="preserve">(Belini, Ataide e Lochter, 2024).</w:t>
+      </w:r>
+      <w:commentRangeEnd w:id="35"/>
+      <w:r>
+        <w:commentReference w:id="35"/>
+      </w:r>
+      <w:r>
+        <w:rPr>
+          <w:rtl w:val="0"/>
+        </w:rPr>
+      </w:r>
+    </w:p>
+    <w:p>
+      <w:pPr>
+        <w:numPr>
+          <w:ilvl w:val="0"/>
+          <w:numId w:val="2"/>
+        </w:numPr>
+        <w:spacing w:after="240" w:before="0" w:beforeAutospacing="0" w:lineRule="auto"/>
+        <w:ind w:left="720" w:hanging="360"/>
+      </w:pPr>
+      <w:r>
+        <w:rPr>
+          <w:rtl w:val="0"/>
+        </w:rPr>
+        <w:t xml:space="preserve">Random Forest é um algoritmo de aprendizado de máquina baseado em múltiplas árvores de decisão. Ele melhora a precisão e reduz o risco de overfitting ao combinar previsões de diversas árvores, tornando-se uma escolha robusta para problemas de classificação e regressão </w:t>
+      </w:r>
+      <w:sdt>
+        <w:sdtPr>
+          <w:tag w:val="goog_rdk_36"/>
+        </w:sdtPr>
+        <w:sdtContent>
+          <w:commentRangeStart w:id="36"/>
+        </w:sdtContent>
+      </w:sdt>
+      <w:r>
+        <w:rPr>
+          <w:rtl w:val="0"/>
+        </w:rPr>
+        <w:t xml:space="preserve">(Belini, Ataide e Lochter, 2024)</w:t>
+      </w:r>
+      <w:commentRangeEnd w:id="36"/>
+      <w:r>
+        <w:commentReference w:id="36"/>
+      </w:r>
+      <w:r>
+        <w:rPr>
+          <w:rtl w:val="0"/>
+        </w:rPr>
+        <w:t xml:space="preserve">.</w:t>
+      </w:r>
+      <w:r>
+        <w:rPr>
+          <w:rtl w:val="0"/>
+        </w:rPr>
+      </w:r>
+    </w:p>
+    <w:p>
+      <w:pPr>
+        <w:ind w:left="1428" w:firstLine="11.999999999999886"/>
+        <w:rPr/>
+      </w:pPr>
+      <w:r>
+        <w:rPr>
+          <w:rFonts w:ascii="Arial" w:cs="Arial" w:eastAsia="Arial" w:hAnsi="Arial"/>
+          <w:sz w:val="24"/>
+          <w:szCs w:val="24"/>
+          <w:rtl w:val="0"/>
+        </w:rPr>
+        <w:t xml:space="preserve">3.5.1.3 XGBoost</w:t>
+      </w:r>
+      <w:r>
+        <w:rPr>
+          <w:rtl w:val="0"/>
+        </w:rPr>
+      </w:r>
+    </w:p>
+    <w:p>
+      <w:pPr>
+        <w:numPr>
+          <w:ilvl w:val="0"/>
+          <w:numId w:val="6"/>
+        </w:numPr>
+        <w:spacing w:after="240" w:before="240" w:lineRule="auto"/>
+        <w:ind w:left="720" w:hanging="360"/>
+      </w:pPr>
+      <w:r>
+        <w:rPr>
+          <w:rtl w:val="0"/>
+        </w:rPr>
+        <w:t xml:space="preserve">O XGBoost (Extreme Gradient Boosting) é um algoritmo baseado em árvores de decisão que utiliza boosting para aumentar a precisão preditiva. Ele é altamente otimizado e frequentemente utilizado em disciplinas do curso de ciência de dados, como por exemplo computação paralela e distribuída, devido ao seu alto desempenho e eficiência computacional </w:t>
+      </w:r>
+      <w:sdt>
+        <w:sdtPr>
+          <w:tag w:val="goog_rdk_37"/>
+        </w:sdtPr>
+        <w:sdtContent>
+          <w:commentRangeStart w:id="37"/>
+        </w:sdtContent>
+      </w:sdt>
+      <w:r>
+        <w:rPr>
+          <w:rtl w:val="0"/>
+        </w:rPr>
+        <w:t xml:space="preserve">(Silva, 2021)</w:t>
+      </w:r>
+      <w:commentRangeEnd w:id="37"/>
+      <w:r>
+        <w:commentReference w:id="37"/>
+      </w:r>
+      <w:r>
+        <w:rPr>
+          <w:rtl w:val="0"/>
+        </w:rPr>
+        <w:t xml:space="preserve">.</w:t>
+      </w:r>
+      <w:r>
+        <w:rPr>
+          <w:rtl w:val="0"/>
+        </w:rPr>
+      </w:r>
+    </w:p>
+    <w:p>
+      <w:pPr>
+        <w:ind w:left="1428" w:firstLine="0"/>
+        <w:rPr>
+          <w:rFonts w:ascii="Arial" w:cs="Arial" w:eastAsia="Arial" w:hAnsi="Arial"/>
+          <w:sz w:val="24"/>
+          <w:szCs w:val="24"/>
+        </w:rPr>
+      </w:pPr>
+      <w:r>
+        <w:rPr>
+          <w:rFonts w:ascii="Arial" w:cs="Arial" w:eastAsia="Arial" w:hAnsi="Arial"/>
+          <w:sz w:val="24"/>
+          <w:szCs w:val="24"/>
+          <w:rtl w:val="0"/>
+        </w:rPr>
+        <w:tab/>
+        <w:t xml:space="preserve">3.5.1.4 Redes Neurais Artificiais (RNAs)</w:t>
+      </w:r>
+    </w:p>
+    <w:p>
+      <w:pPr>
+        <w:numPr>
+          <w:ilvl w:val="0"/>
+          <w:numId w:val="3"/>
+        </w:numPr>
+        <w:spacing w:after="240" w:before="240" w:lineRule="auto"/>
+        <w:ind w:left="720" w:hanging="360"/>
+      </w:pPr>
+      <w:r>
+        <w:rPr>
+          <w:rtl w:val="0"/>
+        </w:rPr>
+        <w:t xml:space="preserve">As Redes Neurais Artificiais são inspiradas no funcionamento do cérebro humano e têm sido aplicadas com sucesso na predição de doenças, especialmente em problemas complexos como diagnóstico por imagem</w:t>
+      </w:r>
+      <w:sdt>
+        <w:sdtPr>
+          <w:tag w:val="goog_rdk_38"/>
+        </w:sdtPr>
+        <w:sdtContent>
+          <w:commentRangeStart w:id="38"/>
+        </w:sdtContent>
+      </w:sdt>
+      <w:r>
+        <w:rPr>
+          <w:rtl w:val="0"/>
+        </w:rPr>
+        <w:t xml:space="preserve"> (Júnior, 2024)</w:t>
+      </w:r>
+      <w:commentRangeEnd w:id="38"/>
+      <w:r>
+        <w:commentReference w:id="38"/>
+      </w:r>
+      <w:r>
+        <w:rPr>
+          <w:rtl w:val="0"/>
+        </w:rPr>
+        <w:t xml:space="preserve">.</w:t>
+      </w:r>
+    </w:p>
+    <w:p>
+      <w:pPr>
+        <w:spacing w:after="240" w:before="240" w:lineRule="auto"/>
+        <w:ind w:left="720" w:firstLine="0"/>
+        <w:rPr>
+          <w:rFonts w:ascii="Arial" w:cs="Arial" w:eastAsia="Arial" w:hAnsi="Arial"/>
+          <w:sz w:val="24"/>
+          <w:szCs w:val="24"/>
+        </w:rPr>
+      </w:pPr>
+      <w:r>
+        <w:rPr>
+          <w:rtl w:val="0"/>
+        </w:rPr>
+      </w:r>
+    </w:p>
+    <w:p>
+      <w:pPr>
+        <w:ind w:left="720" w:firstLine="720"/>
+        <w:rPr>
+          <w:rFonts w:ascii="Arial" w:cs="Arial" w:eastAsia="Arial" w:hAnsi="Arial"/>
+          <w:sz w:val="24"/>
+          <w:szCs w:val="24"/>
+        </w:rPr>
+      </w:pPr>
+      <w:sdt>
+        <w:sdtPr>
+          <w:tag w:val="goog_rdk_39"/>
+        </w:sdtPr>
+        <w:sdtContent>
+          <w:commentRangeStart w:id="39"/>
+        </w:sdtContent>
+      </w:sdt>
+      <w:r>
+        <w:rPr>
+          <w:rFonts w:ascii="Arial" w:cs="Arial" w:eastAsia="Arial" w:hAnsi="Arial"/>
+          <w:b w:val="1"/>
+          <w:sz w:val="24"/>
+          <w:szCs w:val="24"/>
+          <w:rtl w:val="0"/>
+        </w:rPr>
+        <w:t xml:space="preserve">3.5.1.5</w:t>
+      </w:r>
+      <w:r>
+        <w:rPr>
+          <w:rFonts w:ascii="Arial" w:cs="Arial" w:eastAsia="Arial" w:hAnsi="Arial"/>
+          <w:sz w:val="24"/>
+          <w:szCs w:val="24"/>
+          <w:rtl w:val="0"/>
+        </w:rPr>
+        <w:t xml:space="preserve"> </w:t>
+      </w:r>
+      <w:r>
+        <w:rPr>
+          <w:rFonts w:ascii="Arial" w:cs="Arial" w:eastAsia="Arial" w:hAnsi="Arial"/>
+          <w:sz w:val="24"/>
+          <w:szCs w:val="24"/>
+          <w:rtl w:val="0"/>
+        </w:rPr>
+        <w:t xml:space="preserve">Support Vector Machine (SVM) e k-Nearest Neighbor (kNN)  </w:t>
+      </w:r>
+      <w:commentRangeEnd w:id="39"/>
+      <w:r>
+        <w:commentReference w:id="39"/>
+      </w:r>
+      <w:r>
+        <w:rPr>
+          <w:rtl w:val="0"/>
+        </w:rPr>
+      </w:r>
+    </w:p>
+    <w:p>
+      <w:pPr>
+        <w:numPr>
+          <w:ilvl w:val="0"/>
+          <w:numId w:val="11"/>
+        </w:numPr>
+        <w:spacing w:after="0" w:afterAutospacing="0" w:before="240" w:lineRule="auto"/>
+        <w:ind w:left="720" w:hanging="360"/>
+      </w:pPr>
+      <w:r>
+        <w:rPr>
+          <w:rtl w:val="0"/>
+        </w:rPr>
+        <w:t xml:space="preserve">Support Vector Machine (SVM) e K-Nearest Neighbors (KNN) são técnicas utilizadas para classificação e regressão, sendo eficazes quando há uma separação clara entre as classes (Barreto, 2021).</w:t>
+      </w:r>
+    </w:p>
+    <w:p>
+      <w:pPr>
+        <w:numPr>
+          <w:ilvl w:val="0"/>
+          <w:numId w:val="16"/>
+        </w:numPr>
+        <w:spacing w:after="240" w:before="0" w:beforeAutospacing="0" w:lineRule="auto"/>
+        <w:ind w:left="720" w:hanging="360"/>
+      </w:pPr>
+      <w:r>
+        <w:rPr>
+          <w:rtl w:val="0"/>
+        </w:rPr>
+        <w:t xml:space="preserve">Support Vector Machine (SVM) é um algoritmo que busca encontrar um hiperplano ótimo para separar classes em um espaço multidimensional. Já o K-Nearest Neighbors (KNN) classifica novas amostras com base na proximidade em relação aos vizinhos mais próximos, sendo útil para tarefas de reconhecimento de padrões (Sena, 2021).</w:t>
+      </w:r>
+      <w:r>
+        <w:rPr>
+          <w:rtl w:val="0"/>
+        </w:rPr>
+      </w:r>
+    </w:p>
+    <w:p>
+      <w:pPr>
+        <w:ind w:left="720" w:firstLine="720"/>
+        <w:rPr>
+          <w:rFonts w:ascii="Arial" w:cs="Arial" w:eastAsia="Arial" w:hAnsi="Arial"/>
+          <w:sz w:val="24"/>
+          <w:szCs w:val="24"/>
+        </w:rPr>
+      </w:pPr>
+      <w:r>
+        <w:rPr>
+          <w:rFonts w:ascii="Arial" w:cs="Arial" w:eastAsia="Arial" w:hAnsi="Arial"/>
+          <w:sz w:val="24"/>
+          <w:szCs w:val="24"/>
+          <w:rtl w:val="0"/>
+        </w:rPr>
+        <w:t xml:space="preserve">3.5.1.6 Árvores de Decisão</w:t>
+      </w:r>
+    </w:p>
+    <w:p>
+      <w:pPr>
+        <w:numPr>
+          <w:ilvl w:val="0"/>
+          <w:numId w:val="9"/>
+        </w:numPr>
+        <w:spacing w:after="0" w:afterAutospacing="0" w:before="240" w:lineRule="auto"/>
+        <w:ind w:left="720" w:hanging="360"/>
+      </w:pPr>
+      <w:r>
+        <w:rPr>
+          <w:rtl w:val="0"/>
+        </w:rPr>
+        <w:t xml:space="preserve">As Árvores de Decisão são modelos interpretáveis que segmentam os dados em diferentes ramos, permitindo uma análise hierárquica dos fatores que influenciam um determinado desfecho clínico (Silva e Silva Neto, 2022).</w:t>
+      </w:r>
+    </w:p>
+    <w:p>
+      <w:pPr>
+        <w:numPr>
+          <w:ilvl w:val="0"/>
+          <w:numId w:val="9"/>
+        </w:numPr>
+        <w:spacing w:after="240" w:before="0" w:beforeAutospacing="0" w:lineRule="auto"/>
+        <w:ind w:left="720" w:hanging="360"/>
+      </w:pPr>
+      <w:r>
+        <w:rPr>
+          <w:rtl w:val="0"/>
+        </w:rPr>
+        <w:t xml:space="preserve">As Árvores de Decisão são modelos hierárquicos que segmentam os dados com base em condições lógicas sucessivas. Elas são interpretáveis e eficientes para tarefas de classificação e regressão, sendo frequentemente utilizadas em conjunto com outros métodos para aumentar a robustez dos modelos </w:t>
+      </w:r>
+      <w:sdt>
+        <w:sdtPr>
+          <w:tag w:val="goog_rdk_40"/>
+        </w:sdtPr>
+        <w:sdtContent>
+          <w:commentRangeStart w:id="40"/>
+        </w:sdtContent>
+      </w:sdt>
+      <w:r>
+        <w:rPr>
+          <w:rtl w:val="0"/>
+        </w:rPr>
+        <w:t xml:space="preserve">(Silva e Silva Neto, 2022</w:t>
+      </w:r>
+      <w:commentRangeEnd w:id="40"/>
+      <w:r>
+        <w:commentReference w:id="40"/>
+      </w:r>
+      <w:r>
+        <w:rPr>
+          <w:rtl w:val="0"/>
+        </w:rPr>
+        <w:t xml:space="preserve">).</w:t>
+      </w:r>
+      <w:r>
+        <w:rPr>
+          <w:rtl w:val="0"/>
+        </w:rPr>
+      </w:r>
+    </w:p>
+    <w:p>
+      <w:pPr>
+        <w:rPr>
+          <w:rFonts w:ascii="Arial" w:cs="Arial" w:eastAsia="Arial" w:hAnsi="Arial"/>
+          <w:sz w:val="24"/>
+          <w:szCs w:val="24"/>
+        </w:rPr>
+      </w:pPr>
+      <w:r>
+        <w:rPr>
+          <w:rtl w:val="0"/>
+        </w:rPr>
+      </w:r>
+    </w:p>
+    <w:p>
+      <w:pPr>
+        <w:ind w:left="0" w:firstLine="720"/>
+        <w:rPr>
+          <w:rFonts w:ascii="Arial" w:cs="Arial" w:eastAsia="Arial" w:hAnsi="Arial"/>
+          <w:sz w:val="24"/>
+          <w:szCs w:val="24"/>
+        </w:rPr>
+      </w:pPr>
+      <w:r>
+        <w:rPr>
+          <w:rFonts w:ascii="Arial" w:cs="Arial" w:eastAsia="Arial" w:hAnsi="Arial"/>
+          <w:sz w:val="24"/>
+          <w:szCs w:val="24"/>
+          <w:rtl w:val="0"/>
+        </w:rPr>
+        <w:t xml:space="preserve">3.5.2 </w:t>
+      </w:r>
+      <w:sdt>
+        <w:sdtPr>
+          <w:tag w:val="goog_rdk_41"/>
+        </w:sdtPr>
+        <w:sdtContent>
+          <w:commentRangeStart w:id="41"/>
+        </w:sdtContent>
+      </w:sdt>
+      <w:sdt>
+        <w:sdtPr>
+          <w:tag w:val="goog_rdk_42"/>
+        </w:sdtPr>
+        <w:sdtContent>
+          <w:commentRangeStart w:id="42"/>
+        </w:sdtContent>
+      </w:sdt>
+      <w:r>
+        <w:rPr>
+          <w:rFonts w:ascii="Arial" w:cs="Arial" w:eastAsia="Arial" w:hAnsi="Arial"/>
+          <w:sz w:val="24"/>
+          <w:szCs w:val="24"/>
+          <w:rtl w:val="0"/>
+        </w:rPr>
+        <w:t xml:space="preserve">APRENDIZADO DE MÁQUINA</w:t>
+      </w:r>
+      <w:commentRangeEnd w:id="41"/>
+      <w:r>
+        <w:commentReference w:id="41"/>
+      </w:r>
+      <w:commentRangeEnd w:id="42"/>
+      <w:r>
+        <w:commentReference w:id="42"/>
+      </w:r>
+      <w:r>
+        <w:rPr>
+          <w:rtl w:val="0"/>
+        </w:rPr>
+      </w:r>
+    </w:p>
+    <w:p>
+      <w:pPr>
+        <w:ind w:left="1428" w:firstLine="0"/>
+        <w:rPr>
+          <w:rFonts w:ascii="Arial" w:cs="Arial" w:eastAsia="Arial" w:hAnsi="Arial"/>
+          <w:sz w:val="24"/>
+          <w:szCs w:val="24"/>
+        </w:rPr>
+      </w:pPr>
+      <w:r>
+        <w:rPr>
+          <w:rFonts w:ascii="Arial" w:cs="Arial" w:eastAsia="Arial" w:hAnsi="Arial"/>
+          <w:sz w:val="24"/>
+          <w:szCs w:val="24"/>
+          <w:rtl w:val="0"/>
+        </w:rPr>
+        <w:tab/>
+        <w:t xml:space="preserve">3.5.2.1 (Aprendizado) Supervisionado</w:t>
+      </w:r>
+    </w:p>
+    <w:p>
+      <w:pPr>
+        <w:spacing w:after="240" w:before="240" w:lineRule="auto"/>
+        <w:rPr>
+          <w:rFonts w:ascii="Arial" w:cs="Arial" w:eastAsia="Arial" w:hAnsi="Arial"/>
+          <w:sz w:val="24"/>
+          <w:szCs w:val="24"/>
+        </w:rPr>
+      </w:pPr>
+      <w:r>
+        <w:rPr>
+          <w:rFonts w:ascii="Arial" w:cs="Arial" w:eastAsia="Arial" w:hAnsi="Arial"/>
+          <w:sz w:val="24"/>
+          <w:szCs w:val="24"/>
+          <w:rtl w:val="0"/>
+        </w:rPr>
+        <w:t xml:space="preserve">O aprendizado supervisionado envolve o treinamento de modelos com dados rotulados, sendo amplamente utilizado na predição de doenças e no apoio à decisão médica (Belini, Ataide e Lochter, 2024).</w:t>
+      </w:r>
+    </w:p>
+    <w:p>
+      <w:pPr>
+        <w:ind w:left="0" w:firstLine="0"/>
+        <w:rPr>
+          <w:rFonts w:ascii="Arial" w:cs="Arial" w:eastAsia="Arial" w:hAnsi="Arial"/>
+          <w:sz w:val="24"/>
+          <w:szCs w:val="24"/>
+        </w:rPr>
+      </w:pPr>
+      <w:r>
+        <w:rPr>
+          <w:rtl w:val="0"/>
+        </w:rPr>
+      </w:r>
+    </w:p>
+    <w:p>
+      <w:pPr>
+        <w:ind w:left="1428" w:firstLine="0"/>
+        <w:rPr>
+          <w:rFonts w:ascii="Arial" w:cs="Arial" w:eastAsia="Arial" w:hAnsi="Arial"/>
+          <w:sz w:val="24"/>
+          <w:szCs w:val="24"/>
+        </w:rPr>
+      </w:pPr>
+      <w:r>
+        <w:rPr>
+          <w:rFonts w:ascii="Arial" w:cs="Arial" w:eastAsia="Arial" w:hAnsi="Arial"/>
+          <w:sz w:val="24"/>
+          <w:szCs w:val="24"/>
+          <w:rtl w:val="0"/>
+        </w:rPr>
+        <w:tab/>
+        <w:t xml:space="preserve">3.5.2.2 (Aprendizado) Não Supervisionado</w:t>
+      </w:r>
+    </w:p>
+    <w:p>
+      <w:pPr>
+        <w:spacing w:after="240" w:before="240" w:lineRule="auto"/>
+        <w:rPr>
+          <w:rFonts w:ascii="Arial" w:cs="Arial" w:eastAsia="Arial" w:hAnsi="Arial"/>
+          <w:sz w:val="24"/>
+          <w:szCs w:val="24"/>
+        </w:rPr>
+      </w:pPr>
+      <w:r>
+        <w:rPr>
+          <w:rFonts w:ascii="Arial" w:cs="Arial" w:eastAsia="Arial" w:hAnsi="Arial"/>
+          <w:sz w:val="24"/>
+          <w:szCs w:val="24"/>
+          <w:rtl w:val="0"/>
+        </w:rPr>
+        <w:t xml:space="preserve">Já o aprendizado não supervisionado é aplicado para identificar padrões ocultos nos dados sem a necessidade de rótulos predefinidos, sendo útil para agrupamento de pacientes com características semelhantes (Sena, 2021).</w:t>
+      </w:r>
+    </w:p>
+    <w:p>
+      <w:pPr>
+        <w:ind w:left="0" w:firstLine="0"/>
+        <w:rPr>
+          <w:rFonts w:ascii="Arial" w:cs="Arial" w:eastAsia="Arial" w:hAnsi="Arial"/>
+          <w:sz w:val="24"/>
+          <w:szCs w:val="24"/>
+        </w:rPr>
+      </w:pPr>
+      <w:r>
+        <w:rPr>
+          <w:rtl w:val="0"/>
+        </w:rPr>
+      </w:r>
+    </w:p>
+    <w:p>
+      <w:pPr>
+        <w:ind w:left="0" w:firstLine="0"/>
+        <w:rPr>
+          <w:rFonts w:ascii="Arial" w:cs="Arial" w:eastAsia="Arial" w:hAnsi="Arial"/>
+          <w:sz w:val="24"/>
+          <w:szCs w:val="24"/>
+        </w:rPr>
+      </w:pPr>
+      <w:sdt>
+        <w:sdtPr>
+          <w:tag w:val="goog_rdk_43"/>
+        </w:sdtPr>
+        <w:sdtContent>
+          <w:commentRangeStart w:id="43"/>
+        </w:sdtContent>
+      </w:sdt>
+      <w:r>
+        <w:rPr>
+          <w:rFonts w:ascii="Arial" w:cs="Arial" w:eastAsia="Arial" w:hAnsi="Arial"/>
+          <w:sz w:val="24"/>
+          <w:szCs w:val="24"/>
+          <w:rtl w:val="0"/>
+        </w:rPr>
+        <w:t xml:space="preserve">3.5.3 COMPARAÇÃO (***)</w:t>
+      </w:r>
+    </w:p>
+    <w:p>
+      <w:pPr>
+        <w:spacing w:after="240" w:before="240" w:lineRule="auto"/>
+        <w:rPr/>
+      </w:pPr>
+      <w:r>
+        <w:rPr>
+          <w:rtl w:val="0"/>
+        </w:rPr>
+        <w:t xml:space="preserve">A comparação entre diferentes modelos preditivos é essencial para determinar qual apresenta melhor desempenho em um determinado problema. Métricas como acurácia, precisão, recall e AUC-ROC são utilizadas para essa avaliação (Silva e Silva Neto, 2022)</w:t>
+      </w:r>
+      <w:commentRangeEnd w:id="43"/>
+      <w:r>
+        <w:commentReference w:id="43"/>
+      </w:r>
+      <w:r>
+        <w:rPr>
+          <w:rtl w:val="0"/>
+        </w:rPr>
+      </w:r>
+    </w:p>
+    <w:p>
+      <w:pPr>
+        <w:ind w:left="360" w:firstLine="0"/>
+        <w:rPr>
+          <w:rFonts w:ascii="Arial" w:cs="Arial" w:eastAsia="Arial" w:hAnsi="Arial"/>
+          <w:b w:val="1"/>
+          <w:sz w:val="24"/>
+          <w:szCs w:val="24"/>
+          <w:highlight w:val="yellow"/>
+        </w:rPr>
+      </w:pPr>
+      <w:r>
+        <w:br w:type="page"/>
+      </w:r>
+      <w:r>
+        <w:rPr>
+          <w:rtl w:val="0"/>
+        </w:rPr>
+      </w:r>
+    </w:p>
+    <w:p>
+      <w:pPr>
+        <w:ind w:left="360" w:firstLine="0"/>
+        <w:rPr>
+          <w:highlight w:val="yellow"/>
+        </w:rPr>
+      </w:pPr>
+      <w:r>
+        <w:rPr>
+          <w:rFonts w:ascii="Arial" w:cs="Arial" w:eastAsia="Arial" w:hAnsi="Arial"/>
+          <w:b w:val="1"/>
+          <w:sz w:val="24"/>
+          <w:szCs w:val="24"/>
+          <w:highlight w:val="yellow"/>
+          <w:rtl w:val="0"/>
+        </w:rPr>
+        <w:t xml:space="preserve">4. OBJETIVOS</w:t>
+      </w:r>
+      <w:r>
+        <w:rPr>
+          <w:rtl w:val="0"/>
+        </w:rPr>
+      </w:r>
+    </w:p>
+    <w:p>
+      <w:pPr>
+        <w:ind w:left="360" w:firstLine="0"/>
+        <w:rPr>
+          <w:rFonts w:ascii="Arial" w:cs="Arial" w:eastAsia="Arial" w:hAnsi="Arial"/>
+          <w:sz w:val="24"/>
+          <w:szCs w:val="24"/>
+        </w:rPr>
+      </w:pPr>
+      <w:r>
+        <w:rPr>
+          <w:rFonts w:ascii="Arial" w:cs="Arial" w:eastAsia="Arial" w:hAnsi="Arial"/>
+          <w:sz w:val="24"/>
+          <w:szCs w:val="24"/>
+          <w:rtl w:val="0"/>
+        </w:rPr>
+        <w:t xml:space="preserve">4.1 OBJETIVO GERAL </w:t>
+      </w:r>
+    </w:p>
+    <w:p>
+      <w:pPr>
+        <w:ind w:left="0" w:firstLine="0"/>
+        <w:jc w:val="both"/>
+        <w:rPr>
+          <w:rFonts w:ascii="Arial" w:cs="Arial" w:eastAsia="Arial" w:hAnsi="Arial"/>
+          <w:sz w:val="24"/>
+          <w:szCs w:val="24"/>
+        </w:rPr>
+      </w:pPr>
+      <w:r>
+        <w:rPr>
+          <w:rFonts w:ascii="Arial" w:cs="Arial" w:eastAsia="Arial" w:hAnsi="Arial"/>
+          <w:sz w:val="24"/>
+          <w:szCs w:val="24"/>
+          <w:rtl w:val="0"/>
+        </w:rPr>
+        <w:t xml:space="preserve">Investigar e definir uma abordagem metodológica para a análise preditiva de desfechos clínicos em pacientes com Síndrome Respiratória Aguda Grave (SRAG), por meio de técnicas de </w:t>
+      </w:r>
+      <w:sdt>
+        <w:sdtPr>
+          <w:tag w:val="goog_rdk_44"/>
+        </w:sdtPr>
+        <w:sdtContent>
+          <w:commentRangeStart w:id="44"/>
+        </w:sdtContent>
+      </w:sdt>
+      <w:r>
+        <w:rPr>
+          <w:rFonts w:ascii="Arial" w:cs="Arial" w:eastAsia="Arial" w:hAnsi="Arial"/>
+          <w:sz w:val="24"/>
+          <w:szCs w:val="24"/>
+          <w:rtl w:val="0"/>
+        </w:rPr>
+        <w:t xml:space="preserve">Ciência/ análise</w:t>
+      </w:r>
+      <w:commentRangeEnd w:id="44"/>
+      <w:r>
+        <w:commentReference w:id="44"/>
+      </w:r>
+      <w:r>
+        <w:rPr>
+          <w:rFonts w:ascii="Arial" w:cs="Arial" w:eastAsia="Arial" w:hAnsi="Arial"/>
+          <w:sz w:val="24"/>
+          <w:szCs w:val="24"/>
+          <w:rtl w:val="0"/>
+        </w:rPr>
+        <w:t xml:space="preserve"> de Dados e aprendizado de máquina, utilizando dados do DataSUS.</w:t>
+      </w:r>
+    </w:p>
+    <w:p>
+      <w:pPr>
+        <w:ind w:left="360" w:firstLine="0"/>
+        <w:rPr>
+          <w:rFonts w:ascii="Arial" w:cs="Arial" w:eastAsia="Arial" w:hAnsi="Arial"/>
+          <w:sz w:val="24"/>
+          <w:szCs w:val="24"/>
+        </w:rPr>
+      </w:pPr>
+      <w:r>
+        <w:rPr>
+          <w:rtl w:val="0"/>
+        </w:rPr>
+      </w:r>
+    </w:p>
+    <w:p>
+      <w:pPr>
+        <w:ind w:left="360" w:firstLine="0"/>
+        <w:rPr>
+          <w:rFonts w:ascii="Arial" w:cs="Arial" w:eastAsia="Arial" w:hAnsi="Arial"/>
+          <w:sz w:val="24"/>
+          <w:szCs w:val="24"/>
+        </w:rPr>
+      </w:pPr>
+      <w:r>
+        <w:rPr>
+          <w:rFonts w:ascii="Arial" w:cs="Arial" w:eastAsia="Arial" w:hAnsi="Arial"/>
+          <w:sz w:val="24"/>
+          <w:szCs w:val="24"/>
+          <w:rtl w:val="0"/>
+        </w:rPr>
+        <w:t xml:space="preserve">4.2 OBJETIVOS ESPECÍFICOS</w:t>
+      </w:r>
+    </w:p>
+    <w:p>
+      <w:pPr>
+        <w:ind w:left="360" w:firstLine="0"/>
+        <w:rPr>
+          <w:rFonts w:ascii="Arial" w:cs="Arial" w:eastAsia="Arial" w:hAnsi="Arial"/>
+          <w:sz w:val="24"/>
+          <w:szCs w:val="24"/>
+        </w:rPr>
+      </w:pPr>
       <w:r>
         <w:rPr>
           <w:rtl w:val="0"/>
@@ -5315,7 +5735,25 @@
           <w:szCs w:val="24"/>
           <w:rtl w:val="0"/>
         </w:rPr>
-        <w:t xml:space="preserve">Investigar o banco de dados do DataSUS, compreendendo sua estrutura, variáveis disponíveis e possíveis desafios na manipulação dos dados.</w:t>
+        <w:t xml:space="preserve">Realizar um levantamento bibliográfico sobre a aplicação da análise de dados na área da saúde, com ênfase na </w:t>
+      </w:r>
+      <w:r>
+        <w:rPr>
+          <w:rFonts w:ascii="Arial" w:cs="Arial" w:eastAsia="Arial" w:hAnsi="Arial"/>
+          <w:sz w:val="24"/>
+          <w:szCs w:val="24"/>
+          <w:rtl w:val="0"/>
+        </w:rPr>
+        <w:t xml:space="preserve">predição</w:t>
+      </w:r>
+      <w:r>
+        <w:rPr>
+          <w:rFonts w:ascii="Arial" w:cs="Arial" w:eastAsia="Arial" w:hAnsi="Arial"/>
+          <w:sz w:val="24"/>
+          <w:szCs w:val="24"/>
+          <w:rtl w:val="0"/>
+        </w:rPr>
+        <w:t xml:space="preserve"> de doenças respiratórias.</w:t>
       </w:r>
     </w:p>
     <w:p>
@@ -5327,6 +5765,110 @@
         <w:spacing w:after="0" w:afterAutospacing="0"/>
         <w:ind w:left="720" w:hanging="360"/>
         <w:jc w:val="both"/>
+        <w:rPr>
+          <w:rFonts w:ascii="Arial" w:cs="Arial" w:eastAsia="Arial" w:hAnsi="Arial"/>
+          <w:sz w:val="24"/>
+          <w:szCs w:val="24"/>
+          <w:u w:val="none"/>
+        </w:rPr>
+      </w:pPr>
+      <w:sdt>
+        <w:sdtPr>
+          <w:tag w:val="goog_rdk_45"/>
+        </w:sdtPr>
+        <w:sdtContent>
+          <w:commentRangeStart w:id="45"/>
+        </w:sdtContent>
+      </w:sdt>
+      <w:r>
+        <w:rPr>
+          <w:rFonts w:ascii="Arial" w:cs="Arial" w:eastAsia="Arial" w:hAnsi="Arial"/>
+          <w:sz w:val="24"/>
+          <w:szCs w:val="24"/>
+          <w:rtl w:val="0"/>
+        </w:rPr>
+        <w:t xml:space="preserve">Estudar as etapas da descoberta de conhecimento em banco de dados</w:t>
+      </w:r>
+      <w:commentRangeEnd w:id="45"/>
+      <w:r>
+        <w:commentReference w:id="45"/>
+      </w:r>
+      <w:r>
+        <w:rPr>
+          <w:rFonts w:ascii="Arial" w:cs="Arial" w:eastAsia="Arial" w:hAnsi="Arial"/>
+          <w:sz w:val="24"/>
+          <w:szCs w:val="24"/>
+          <w:rtl w:val="0"/>
+        </w:rPr>
+        <w:t xml:space="preserve">;</w:t>
+      </w:r>
+    </w:p>
+    <w:p>
+      <w:pPr>
+        <w:numPr>
+          <w:ilvl w:val="0"/>
+          <w:numId w:val="4"/>
+        </w:numPr>
+        <w:spacing w:after="0" w:afterAutospacing="0"/>
+        <w:ind w:left="720" w:hanging="360"/>
+        <w:jc w:val="both"/>
+      </w:pPr>
+      <w:sdt>
+        <w:sdtPr>
+          <w:tag w:val="goog_rdk_46"/>
+        </w:sdtPr>
+        <w:sdtContent>
+          <w:commentRangeStart w:id="46"/>
+        </w:sdtContent>
+      </w:sdt>
+      <w:r>
+        <w:rPr>
+          <w:rFonts w:ascii="Arial" w:cs="Arial" w:eastAsia="Arial" w:hAnsi="Arial"/>
+          <w:sz w:val="24"/>
+          <w:szCs w:val="24"/>
+          <w:rtl w:val="0"/>
+        </w:rPr>
+        <w:t xml:space="preserve">Analisar material bibliográfico que utilizam aprendizado de máquina para a predição de desfechos clínicos, identificando metodologias, técnicas e modelos utilizados.</w:t>
+      </w:r>
+      <w:commentRangeEnd w:id="46"/>
+      <w:r>
+        <w:commentReference w:id="46"/>
+      </w:r>
+      <w:r>
+        <w:rPr>
+          <w:rtl w:val="0"/>
+        </w:rPr>
+      </w:r>
+    </w:p>
+    <w:p>
+      <w:pPr>
+        <w:numPr>
+          <w:ilvl w:val="0"/>
+          <w:numId w:val="4"/>
+        </w:numPr>
+        <w:spacing w:after="0" w:afterAutospacing="0"/>
+        <w:ind w:left="720" w:hanging="360"/>
+        <w:jc w:val="both"/>
+      </w:pPr>
+      <w:r>
+        <w:rPr>
+          <w:rFonts w:ascii="Arial" w:cs="Arial" w:eastAsia="Arial" w:hAnsi="Arial"/>
+          <w:sz w:val="24"/>
+          <w:szCs w:val="24"/>
+          <w:rtl w:val="0"/>
+        </w:rPr>
+        <w:t xml:space="preserve">Investigar o banco de dados do DataSUS, compreendendo sua estrutura, variáveis disponíveis e possíveis desafios na manipulação dos dados.</w:t>
+      </w:r>
+    </w:p>
+    <w:p>
+      <w:pPr>
+        <w:numPr>
+          <w:ilvl w:val="0"/>
+          <w:numId w:val="4"/>
+        </w:numPr>
+        <w:spacing w:after="0" w:afterAutospacing="0"/>
+        <w:ind w:left="720" w:hanging="360"/>
+        <w:jc w:val="both"/>
       </w:pPr>
       <w:r>
         <w:rPr>
@@ -5398,6 +5940,210 @@
       </w:pPr>
       <w:r>
         <w:rPr>
+          <w:rtl w:val="0"/>
+        </w:rPr>
+      </w:r>
+    </w:p>
+    <w:p>
+      <w:pPr>
+        <w:ind w:left="0" w:firstLine="0"/>
+        <w:jc w:val="both"/>
+        <w:rPr>
+          <w:rFonts w:ascii="Arial" w:cs="Arial" w:eastAsia="Arial" w:hAnsi="Arial"/>
+          <w:sz w:val="24"/>
+          <w:szCs w:val="24"/>
+          <w:shd w:fill="b6d7a8" w:val="clear"/>
+        </w:rPr>
+      </w:pPr>
+      <w:r>
+        <w:rPr>
+          <w:rFonts w:ascii="Arial" w:cs="Arial" w:eastAsia="Arial" w:hAnsi="Arial"/>
+          <w:sz w:val="24"/>
+          <w:szCs w:val="24"/>
+          <w:shd w:fill="b6d7a8" w:val="clear"/>
+          <w:rtl w:val="0"/>
+        </w:rPr>
+        <w:t xml:space="preserve">Inicialmente, foi realizada revisão bibliográfica de artigos publicados entre 2015 e 2021 em periódicos disponíveis nas bases de dados da CAPES e do Google Acadêmico, de modo a construir uma fundamentação teórica sólida e construtiva.</w:t>
+      </w:r>
+    </w:p>
+    <w:p>
+      <w:pPr>
+        <w:ind w:left="0" w:firstLine="0"/>
+        <w:jc w:val="both"/>
+        <w:rPr>
+          <w:rFonts w:ascii="Arial" w:cs="Arial" w:eastAsia="Arial" w:hAnsi="Arial"/>
+          <w:sz w:val="24"/>
+          <w:szCs w:val="24"/>
+          <w:shd w:fill="b6d7a8" w:val="clear"/>
+        </w:rPr>
+      </w:pPr>
+      <w:r>
+        <w:rPr>
+          <w:rtl w:val="0"/>
+        </w:rPr>
+      </w:r>
+    </w:p>
+    <w:p>
+      <w:pPr>
+        <w:ind w:left="0" w:firstLine="0"/>
+        <w:jc w:val="both"/>
+        <w:rPr>
+          <w:rFonts w:ascii="Arial" w:cs="Arial" w:eastAsia="Arial" w:hAnsi="Arial"/>
+          <w:sz w:val="24"/>
+          <w:szCs w:val="24"/>
+          <w:shd w:fill="b6d7a8" w:val="clear"/>
+        </w:rPr>
+      </w:pPr>
+      <w:r>
+        <w:rPr>
+          <w:rFonts w:ascii="Arial" w:cs="Arial" w:eastAsia="Arial" w:hAnsi="Arial"/>
+          <w:sz w:val="24"/>
+          <w:szCs w:val="24"/>
+          <w:shd w:fill="b6d7a8" w:val="clear"/>
+          <w:rtl w:val="0"/>
+        </w:rPr>
+        <w:t xml:space="preserve">Para encontrar periódicos, os seguintes descritores foram utilizados, tanto em português brasileiro quanto em inglês: SRAG; análise de dados; análise de dados na área da saúde; Modelos de aprendizagem; Modelos de predição; Ciência de dados. Os artigos selecionados foram estudados, fichados e organizados de modo que possam ser facilmente consultados posteriormente.</w:t>
+      </w:r>
+    </w:p>
+    <w:p>
+      <w:pPr>
+        <w:ind w:left="0" w:firstLine="0"/>
+        <w:jc w:val="both"/>
+        <w:rPr>
+          <w:rFonts w:ascii="Arial" w:cs="Arial" w:eastAsia="Arial" w:hAnsi="Arial"/>
+          <w:sz w:val="24"/>
+          <w:szCs w:val="24"/>
+          <w:shd w:fill="b6d7a8" w:val="clear"/>
+        </w:rPr>
+      </w:pPr>
+      <w:r>
+        <w:rPr>
+          <w:rtl w:val="0"/>
+        </w:rPr>
+      </w:r>
+    </w:p>
+    <w:p>
+      <w:pPr>
+        <w:ind w:left="0" w:firstLine="0"/>
+        <w:jc w:val="both"/>
+        <w:rPr>
+          <w:rFonts w:ascii="Arial" w:cs="Arial" w:eastAsia="Arial" w:hAnsi="Arial"/>
+          <w:sz w:val="24"/>
+          <w:szCs w:val="24"/>
+          <w:shd w:fill="b6d7a8" w:val="clear"/>
+        </w:rPr>
+      </w:pPr>
+      <w:r>
+        <w:rPr>
+          <w:rFonts w:ascii="Arial" w:cs="Arial" w:eastAsia="Arial" w:hAnsi="Arial"/>
+          <w:sz w:val="24"/>
+          <w:szCs w:val="24"/>
+          <w:shd w:fill="b6d7a8" w:val="clear"/>
+          <w:rtl w:val="0"/>
+        </w:rPr>
+        <w:t xml:space="preserve">Através da revisão bibliográfica, foram estudadas técnicas de Ciência de Dados, das quais serão escolhidas as que ofereçam aplicabilidade geral ou específica ao contexto da Síndrome respiratória aguda grave. A revisão bibliográfica prosseguirá nas fases subsequentes do projeto conforme a necessidade.</w:t>
+      </w:r>
+    </w:p>
+    <w:p>
+      <w:pPr>
+        <w:ind w:left="0" w:firstLine="0"/>
+        <w:jc w:val="both"/>
+        <w:rPr>
+          <w:rFonts w:ascii="Arial" w:cs="Arial" w:eastAsia="Arial" w:hAnsi="Arial"/>
+          <w:sz w:val="24"/>
+          <w:szCs w:val="24"/>
+          <w:shd w:fill="b6d7a8" w:val="clear"/>
+        </w:rPr>
+      </w:pPr>
+      <w:r>
+        <w:rPr>
+          <w:rtl w:val="0"/>
+        </w:rPr>
+      </w:r>
+    </w:p>
+    <w:p>
+      <w:pPr>
+        <w:numPr>
+          <w:ilvl w:val="0"/>
+          <w:numId w:val="17"/>
+        </w:numPr>
+        <w:spacing w:after="0" w:afterAutospacing="0"/>
+        <w:ind w:left="720" w:hanging="360"/>
+        <w:jc w:val="both"/>
+        <w:rPr>
+          <w:rFonts w:ascii="Arial" w:cs="Arial" w:eastAsia="Arial" w:hAnsi="Arial"/>
+          <w:sz w:val="24"/>
+          <w:szCs w:val="24"/>
+          <w:u w:val="none"/>
+          <w:shd w:fill="b6d7a8" w:val="clear"/>
+        </w:rPr>
+      </w:pPr>
+      <w:r>
+        <w:rPr>
+          <w:rFonts w:ascii="Arial" w:cs="Arial" w:eastAsia="Arial" w:hAnsi="Arial"/>
+          <w:sz w:val="24"/>
+          <w:szCs w:val="24"/>
+          <w:shd w:fill="b6d7a8" w:val="clear"/>
+          <w:rtl w:val="0"/>
+        </w:rPr>
+        <w:t xml:space="preserve">fonte de dados (utilizamos os dados abertos do dataSus), ou seja não precisamos nos preocupar com custos os dados já estão disponíveis;</w:t>
+      </w:r>
+    </w:p>
+    <w:p>
+      <w:pPr>
+        <w:numPr>
+          <w:ilvl w:val="0"/>
+          <w:numId w:val="17"/>
+        </w:numPr>
+        <w:ind w:left="720" w:hanging="360"/>
+        <w:jc w:val="both"/>
+        <w:rPr>
+          <w:rFonts w:ascii="Arial" w:cs="Arial" w:eastAsia="Arial" w:hAnsi="Arial"/>
+          <w:sz w:val="24"/>
+          <w:szCs w:val="24"/>
+          <w:u w:val="none"/>
+          <w:shd w:fill="b6d7a8" w:val="clear"/>
+        </w:rPr>
+      </w:pPr>
+      <w:r>
+        <w:rPr>
+          <w:rFonts w:ascii="Arial" w:cs="Arial" w:eastAsia="Arial" w:hAnsi="Arial"/>
+          <w:sz w:val="24"/>
+          <w:szCs w:val="24"/>
+          <w:shd w:fill="b6d7a8" w:val="clear"/>
+          <w:rtl w:val="0"/>
+        </w:rPr>
+        <w:t xml:space="preserve">base historia SRAG 2021 a 2024;</w:t>
+      </w:r>
+    </w:p>
+    <w:p>
+      <w:pPr>
+        <w:ind w:left="0" w:firstLine="0"/>
+        <w:rPr>
+          <w:rFonts w:ascii="Arial" w:cs="Arial" w:eastAsia="Arial" w:hAnsi="Arial"/>
+          <w:b w:val="1"/>
+          <w:sz w:val="24"/>
+          <w:szCs w:val="24"/>
+        </w:rPr>
+      </w:pPr>
+      <w:r>
+        <w:rPr>
+          <w:rtl w:val="0"/>
+        </w:rPr>
+      </w:r>
+    </w:p>
+    <w:p>
+      <w:pPr>
+        <w:ind w:left="0" w:firstLine="0"/>
+        <w:rPr>
+          <w:rFonts w:ascii="Arial" w:cs="Arial" w:eastAsia="Arial" w:hAnsi="Arial"/>
+          <w:b w:val="1"/>
+          <w:sz w:val="24"/>
+          <w:szCs w:val="24"/>
+        </w:rPr>
+      </w:pPr>
+      <w:r>
+        <w:rPr>
           <w:rFonts w:ascii="Arial" w:cs="Arial" w:eastAsia="Arial" w:hAnsi="Arial"/>
           <w:b w:val="1"/>
           <w:sz w:val="24"/>
@@ -6160,7 +6906,98 @@
     </w:p>
     <w:p>
       <w:pPr>
-        <w:ind w:left="0" w:firstLine="0"/>
+        <w:numPr>
+          <w:ilvl w:val="0"/>
+          <w:numId w:val="21"/>
+        </w:numPr>
+        <w:ind w:left="720" w:hanging="360"/>
+        <w:rPr>
+          <w:rFonts w:ascii="Arial" w:cs="Arial" w:eastAsia="Arial" w:hAnsi="Arial"/>
+          <w:b w:val="1"/>
+          <w:sz w:val="24"/>
+          <w:szCs w:val="24"/>
+          <w:u w:val="none"/>
+        </w:rPr>
+      </w:pPr>
+      <w:sdt>
+        <w:sdtPr>
+          <w:tag w:val="goog_rdk_47"/>
+        </w:sdtPr>
+        <w:sdtContent>
+          <w:commentRangeStart w:id="47"/>
+        </w:sdtContent>
+      </w:sdt>
+      <w:r>
+        <w:rPr>
+          <w:rFonts w:ascii="Arial" w:cs="Arial" w:eastAsia="Arial" w:hAnsi="Arial"/>
+          <w:b w:val="1"/>
+          <w:sz w:val="24"/>
+          <w:szCs w:val="24"/>
+          <w:rtl w:val="0"/>
+        </w:rPr>
+        <w:t xml:space="preserve">ja foi feita uma analisa basica e superficial</w:t>
+      </w:r>
+    </w:p>
+    <w:p>
+      <w:pPr>
+        <w:rPr>
+          <w:rFonts w:ascii="Arial" w:cs="Arial" w:eastAsia="Arial" w:hAnsi="Arial"/>
+          <w:b w:val="1"/>
+          <w:sz w:val="24"/>
+          <w:szCs w:val="24"/>
+        </w:rPr>
+      </w:pPr>
+      <w:r>
+        <w:rPr>
+          <w:rFonts w:ascii="Arial" w:cs="Arial" w:eastAsia="Arial" w:hAnsi="Arial"/>
+          <w:b w:val="1"/>
+          <w:sz w:val="24"/>
+          <w:szCs w:val="24"/>
+          <w:rtl w:val="0"/>
+        </w:rPr>
+        <w:t xml:space="preserve">Link collab: </w:t>
+      </w:r>
+      <w:hyperlink r:id="rId10">
+        <w:r>
+          <w:rPr>
+            <w:rFonts w:ascii="Arial" w:cs="Arial" w:eastAsia="Arial" w:hAnsi="Arial"/>
+            <w:b w:val="1"/>
+            <w:color w:val="1155cc"/>
+            <w:sz w:val="24"/>
+            <w:szCs w:val="24"/>
+            <w:u w:val="single"/>
+            <w:rtl w:val="0"/>
+          </w:rPr>
+          <w:t xml:space="preserve">https://colab.research.google.com/drive/1tg1hKxFYfgRVxRXTjPllKwhKSm_goi8P?usp=sharing</w:t>
+        </w:r>
+      </w:hyperlink>
+      <w:commentRangeEnd w:id="47"/>
+      <w:r>
+        <w:commentReference w:id="47"/>
+      </w:r>
+      <w:r>
+        <w:rPr>
+          <w:rtl w:val="0"/>
+        </w:rPr>
+      </w:r>
+    </w:p>
+    <w:p>
+      <w:pPr>
+        <w:rPr>
+          <w:rFonts w:ascii="Arial" w:cs="Arial" w:eastAsia="Arial" w:hAnsi="Arial"/>
+          <w:b w:val="1"/>
+          <w:sz w:val="24"/>
+          <w:szCs w:val="24"/>
+        </w:rPr>
+      </w:pPr>
+      <w:r>
+        <w:rPr>
+          <w:rtl w:val="0"/>
+        </w:rPr>
+      </w:r>
+    </w:p>
+    <w:p>
+      <w:pPr>
         <w:rPr>
           <w:rFonts w:ascii="Arial" w:cs="Arial" w:eastAsia="Arial" w:hAnsi="Arial"/>
           <w:b w:val="1"/>
@@ -9168,7 +10005,7 @@
         </w:rPr>
         <w:t xml:space="preserve">. Agência Brasil, 2024. Disponível em: </w:t>
       </w:r>
-      <w:hyperlink r:id="rId10">
+      <w:hyperlink r:id="rId11">
         <w:r>
           <w:rPr>
             <w:rFonts w:ascii="Arial" w:cs="Arial" w:eastAsia="Arial" w:hAnsi="Arial"/>
@@ -9243,7 +10080,7 @@
         </w:rPr>
         <w:t xml:space="preserve">. Disponível em: </w:t>
       </w:r>
-      <w:hyperlink r:id="rId11">
+      <w:hyperlink r:id="rId12">
         <w:r>
           <w:rPr>
             <w:rFonts w:ascii="Arial" w:cs="Arial" w:eastAsia="Arial" w:hAnsi="Arial"/>
@@ -9329,7 +10166,7 @@
         </w:rPr>
         <w:t xml:space="preserve">, v. 25, n. 3, p. 357-364, 2020. Disponível em: </w:t>
       </w:r>
-      <w:hyperlink r:id="rId12">
+      <w:hyperlink r:id="rId13">
         <w:r>
           <w:rPr>
             <w:rFonts w:ascii="Arial" w:cs="Arial" w:eastAsia="Arial" w:hAnsi="Arial"/>
@@ -9381,7 +10218,7 @@
         </w:rPr>
         <w:t xml:space="preserve"> Uso de Machine Learning para previsão da evolução de casos de SRAG incluindo casos de COVID-19 considerando variáveis clínicas e demográficas. 2021. Trabalho de Conclusão de Curso (Bacharelado em Engenharia de Produção) – Universidade Tecnológica Federal do Paraná, Londrina, 2021. Disponível em: </w:t>
       </w:r>
-      <w:hyperlink r:id="rId13">
+      <w:hyperlink r:id="rId14">
         <w:r>
           <w:rPr>
             <w:rFonts w:ascii="Arial" w:cs="Arial" w:eastAsia="Arial" w:hAnsi="Arial"/>
@@ -9446,10 +10283,10 @@
       </w:pPr>
       <w:sdt>
         <w:sdtPr>
-          <w:tag w:val="goog_rdk_26"/>
+          <w:tag w:val="goog_rdk_48"/>
         </w:sdtPr>
         <w:sdtContent>
-          <w:commentRangeStart w:id="26"/>
+          <w:commentRangeStart w:id="48"/>
         </w:sdtContent>
       </w:sdt>
       <w:r>
@@ -9471,9 +10308,9 @@
         </w:rPr>
         <w:t xml:space="preserve"> Mineração de dados na base de dados de SRAG. 2024. Trabalho de Conclusão de Curso (Bacharelado em Engenharia da Computação) – Universidade Federal do Espírito Santo, São Mateus, 2024.</w:t>
       </w:r>
-      <w:commentRangeEnd w:id="26"/>
-      <w:r>
-        <w:commentReference w:id="26"/>
+      <w:commentRangeEnd w:id="48"/>
+      <w:r>
+        <w:commentReference w:id="48"/>
       </w:r>
       <w:r>
         <w:rPr>
@@ -9723,7 +10560,7 @@
         </w:rPr>
         <w:t xml:space="preserve">BRASIL. Ministério da Saúde. COVID-19. Disponível em:</w:t>
       </w:r>
-      <w:hyperlink r:id="rId14">
+      <w:hyperlink r:id="rId15">
         <w:r>
           <w:rPr>
             <w:rFonts w:ascii="Arial" w:cs="Arial" w:eastAsia="Arial" w:hAnsi="Arial"/>
@@ -9734,7 +10571,7 @@
           <w:t xml:space="preserve"> </w:t>
         </w:r>
       </w:hyperlink>
-      <w:hyperlink r:id="rId15">
+      <w:hyperlink r:id="rId16">
         <w:r>
           <w:rPr>
             <w:rFonts w:ascii="Arial" w:cs="Arial" w:eastAsia="Arial" w:hAnsi="Arial"/>
@@ -9776,7 +10613,7 @@
         </w:rPr>
         <w:t xml:space="preserve">BRASIL. Ministério da Saúde. Gripe (Influenza). Disponível em:</w:t>
       </w:r>
-      <w:hyperlink r:id="rId16">
+      <w:hyperlink r:id="rId17">
         <w:r>
           <w:rPr>
             <w:rFonts w:ascii="Arial" w:cs="Arial" w:eastAsia="Arial" w:hAnsi="Arial"/>
@@ -9787,7 +10624,7 @@
           <w:t xml:space="preserve"> </w:t>
         </w:r>
       </w:hyperlink>
-      <w:hyperlink r:id="rId17">
+      <w:hyperlink r:id="rId18">
         <w:r>
           <w:rPr>
             <w:rFonts w:ascii="Arial" w:cs="Arial" w:eastAsia="Arial" w:hAnsi="Arial"/>
@@ -9839,7 +10676,7 @@
         </w:rPr>
         <w:t xml:space="preserve"> Como funciona uma Unidade de Terapia Intensiva. Disponível em:</w:t>
       </w:r>
-      <w:hyperlink r:id="rId18">
+      <w:hyperlink r:id="rId19">
         <w:r>
           <w:rPr>
             <w:rFonts w:ascii="Arial" w:cs="Arial" w:eastAsia="Arial" w:hAnsi="Arial"/>
@@ -9850,7 +10687,7 @@
           <w:t xml:space="preserve"> </w:t>
         </w:r>
       </w:hyperlink>
-      <w:hyperlink r:id="rId19">
+      <w:hyperlink r:id="rId20">
         <w:r>
           <w:rPr>
             <w:rFonts w:ascii="Arial" w:cs="Arial" w:eastAsia="Arial" w:hAnsi="Arial"/>
@@ -9885,6 +10722,89 @@
       </w:pPr>
       <w:r>
         <w:rPr>
+          <w:rFonts w:ascii="Arial" w:cs="Arial" w:eastAsia="Arial" w:hAnsi="Arial"/>
+          <w:b w:val="1"/>
+          <w:sz w:val="24"/>
+          <w:szCs w:val="24"/>
+          <w:rtl w:val="0"/>
+        </w:rPr>
+        <w:t xml:space="preserve">MINISTÉRIO DA SAÚDE (Brasil).</w:t>
+      </w:r>
+      <w:r>
+        <w:rPr>
+          <w:rFonts w:ascii="Arial" w:cs="Arial" w:eastAsia="Arial" w:hAnsi="Arial"/>
+          <w:sz w:val="24"/>
+          <w:szCs w:val="24"/>
+          <w:rtl w:val="0"/>
+        </w:rPr>
+        <w:t xml:space="preserve"> Síndrome Respiratória Aguda Grave – SRAG 2021 a 2024. Disponível em: https://opendatasus.saude.gov.br/dataset/srag-2021-a-2024/resource/8cb52f73-0184-41d5-8a8f-87d8f415652c. Acesso em: 10 de fevereiro de 2025.</w:t>
+      </w:r>
+    </w:p>
+    <w:p>
+      <w:pPr>
+        <w:spacing w:after="240" w:before="240" w:lineRule="auto"/>
+        <w:jc w:val="both"/>
+        <w:rPr>
+          <w:rFonts w:ascii="Arial" w:cs="Arial" w:eastAsia="Arial" w:hAnsi="Arial"/>
+          <w:sz w:val="24"/>
+          <w:szCs w:val="24"/>
+        </w:rPr>
+      </w:pPr>
+      <w:r>
+        <w:rPr>
+          <w:rtl w:val="0"/>
+        </w:rPr>
+      </w:r>
+    </w:p>
+    <w:p>
+      <w:pPr>
+        <w:spacing w:after="240" w:before="240" w:lineRule="auto"/>
+        <w:jc w:val="both"/>
+        <w:rPr>
+          <w:rFonts w:ascii="Arial" w:cs="Arial" w:eastAsia="Arial" w:hAnsi="Arial"/>
+          <w:sz w:val="24"/>
+          <w:szCs w:val="24"/>
+        </w:rPr>
+      </w:pPr>
+      <w:sdt>
+        <w:sdtPr>
+          <w:tag w:val="goog_rdk_49"/>
+        </w:sdtPr>
+        <w:sdtContent>
+          <w:commentRangeStart w:id="49"/>
+        </w:sdtContent>
+      </w:sdt>
+      <w:r>
+        <w:rPr>
+          <w:rFonts w:ascii="Arial" w:cs="Arial" w:eastAsia="Arial" w:hAnsi="Arial"/>
+          <w:sz w:val="24"/>
+          <w:szCs w:val="24"/>
+          <w:rtl w:val="0"/>
+        </w:rPr>
+        <w:t xml:space="preserve">Altino, Rita de Cássia et al. A importância da notificação compulsória frente à Síndrome Respiratória Aguda Grave (SRAG) e Covid-19. Rev. Salusvita (Online), p. 627-649, 2020. </w:t>
+      </w:r>
+      <w:commentRangeEnd w:id="49"/>
+      <w:r>
+        <w:commentReference w:id="49"/>
+      </w:r>
+      <w:r>
+        <w:rPr>
+          <w:rtl w:val="0"/>
+        </w:rPr>
+      </w:r>
+    </w:p>
+    <w:p>
+      <w:pPr>
+        <w:spacing w:after="240" w:before="240" w:lineRule="auto"/>
+        <w:jc w:val="both"/>
+        <w:rPr>
+          <w:rFonts w:ascii="Arial" w:cs="Arial" w:eastAsia="Arial" w:hAnsi="Arial"/>
+          <w:sz w:val="24"/>
+          <w:szCs w:val="24"/>
+        </w:rPr>
+      </w:pPr>
+      <w:r>
+        <w:rPr>
           <w:rtl w:val="0"/>
         </w:rPr>
       </w:r>
@@ -11099,7 +12019,7 @@
         </w:rPr>
         <w:t xml:space="preserve">YONGSOON P.; SEUNG-KI S.</w:t>
       </w:r>
-      <w:hyperlink r:id="rId20">
+      <w:hyperlink r:id="rId21">
         <w:r>
           <w:rPr>
             <w:rFonts w:ascii="Arial" w:cs="Arial" w:eastAsia="Arial" w:hAnsi="Arial"/>
@@ -13051,7 +13971,7 @@
       </w:r>
     </w:p>
   </w:comment>
-  <w:comment w:author="Iasmin Marques" w:id="10" w:date="2025-02-24T13:18:29Z">
+  <w:comment w:author="Iasmin Marques" w:id="12" w:date="2025-03-03T14:26:00Z">
     <w:p>
       <w:pPr>
         <w:keepNext w:val="0"/>
@@ -13098,11 +14018,11 @@
           <w:vertAlign w:val="baseline"/>
           <w:rtl w:val="0"/>
         </w:rPr>
-        <w:t xml:space="preserve">add nota de rodapé</w:t>
+        <w:t xml:space="preserve">paginas 21 e 110 - artigo_2</w:t>
       </w:r>
     </w:p>
   </w:comment>
-  <w:comment w:author="Iasmin Marques" w:id="11" w:date="2025-02-24T13:16:06Z">
+  <w:comment w:author="Iasmin Marques" w:id="7" w:date="2025-03-03T13:58:28Z">
     <w:p>
       <w:pPr>
         <w:keepNext w:val="0"/>
@@ -13149,11 +14069,11 @@
           <w:vertAlign w:val="baseline"/>
           <w:rtl w:val="0"/>
         </w:rPr>
-        <w:t xml:space="preserve">adicionar o significado no rodapé</w:t>
+        <w:t xml:space="preserve">pagina 1 - artigo 4</w:t>
       </w:r>
     </w:p>
   </w:comment>
-  <w:comment w:author="Iasmin Marques" w:id="23" w:date="2025-02-19T16:32:43Z">
+  <w:comment w:author="Iasmin Marques" w:id="49" w:date="2025-03-05T00:44:22Z">
     <w:p>
       <w:pPr>
         <w:keepNext w:val="0"/>
@@ -13200,11 +14120,11 @@
           <w:vertAlign w:val="baseline"/>
           <w:rtl w:val="0"/>
         </w:rPr>
-        <w:t xml:space="preserve">verificar qual palavra e melhor</w:t>
+        <w:t xml:space="preserve">referencia utilizada no artigo 4 (citação utilizada no referencial teorico 3.1)</w:t>
       </w:r>
     </w:p>
   </w:comment>
-  <w:comment w:author="Iasmin Marques" w:id="18" w:date="2025-03-03T15:42:48Z">
+  <w:comment w:author="Iasmin Marques" w:id="46" w:date="2025-02-24T17:15:37Z">
     <w:p>
       <w:pPr>
         <w:keepNext w:val="0"/>
@@ -13251,9 +14171,11 @@
           <w:vertAlign w:val="baseline"/>
           <w:rtl w:val="0"/>
         </w:rPr>
-        <w:t xml:space="preserve">pagina 127 - artigo_7</w:t>
-      </w:r>
-    </w:p>
+        <w:t xml:space="preserve">no TCC 2 - vai falar do KDD;</w:t>
+      </w:r>
+    </w:p>
+  </w:comment>
+  <w:comment w:author="Iasmin Marques" w:id="47" w:date="2025-03-05T02:45:07Z">
     <w:p>
       <w:pPr>
         <w:keepNext w:val="0"/>
@@ -13300,11 +14222,11 @@
           <w:vertAlign w:val="baseline"/>
           <w:rtl w:val="0"/>
         </w:rPr>
-        <w:t xml:space="preserve">em considerações finais</w:t>
+        <w:t xml:space="preserve">verificar se vai mostrar já essa parte</w:t>
       </w:r>
     </w:p>
   </w:comment>
-  <w:comment w:author="Iasmin Marques" w:id="19" w:date="2025-03-03T16:18:57Z">
+  <w:comment w:author="Iasmin Marques" w:id="5" w:date="2025-03-03T13:34:01Z">
     <w:p>
       <w:pPr>
         <w:keepNext w:val="0"/>
@@ -13351,11 +14273,11 @@
           <w:vertAlign w:val="baseline"/>
           <w:rtl w:val="0"/>
         </w:rPr>
-        <w:t xml:space="preserve">explicar o termo em inglês ??</w:t>
+        <w:t xml:space="preserve">pagina 21 - artigo 2</w:t>
       </w:r>
     </w:p>
   </w:comment>
-  <w:comment w:author="Iasmin Marques" w:id="14" w:date="2025-03-03T14:26:00Z">
+  <w:comment w:author="Iasmin Marques" w:id="39" w:date="2025-03-05T02:22:01Z">
     <w:p>
       <w:pPr>
         <w:keepNext w:val="0"/>
@@ -13402,11 +14324,11 @@
           <w:vertAlign w:val="baseline"/>
           <w:rtl w:val="0"/>
         </w:rPr>
-        <w:t xml:space="preserve">paginas 21 e 110 - artigo_2</w:t>
+        <w:t xml:space="preserve">pegar no machinelearins...covid</w:t>
       </w:r>
     </w:p>
   </w:comment>
-  <w:comment w:author="Iasmin Marques" w:id="9" w:date="2025-03-03T13:58:28Z">
+  <w:comment w:author="Iasmin Marques" w:id="40" w:date="2025-03-05T02:25:03Z">
     <w:p>
       <w:pPr>
         <w:keepNext w:val="0"/>
@@ -13453,11 +14375,11 @@
           <w:vertAlign w:val="baseline"/>
           <w:rtl w:val="0"/>
         </w:rPr>
-        <w:t xml:space="preserve">pagina 1 - artigo 4</w:t>
+        <w:t xml:space="preserve">pagina 120, 121 - artigo 7</w:t>
       </w:r>
     </w:p>
   </w:comment>
-  <w:comment w:author="Iasmin Marques" w:id="13" w:date="2025-03-03T14:12:08Z">
+  <w:comment w:author="Iasmin Marques" w:id="28" w:date="2025-03-05T01:21:20Z">
     <w:p>
       <w:pPr>
         <w:keepNext w:val="0"/>
@@ -13504,11 +14426,11 @@
           <w:vertAlign w:val="baseline"/>
           <w:rtl w:val="0"/>
         </w:rPr>
-        <w:t xml:space="preserve">pagina 28 - dissertacao uallaci</w:t>
+        <w:t xml:space="preserve">pagina 121 - artigo 7 (achar uma ref melhor)</w:t>
       </w:r>
     </w:p>
   </w:comment>
-  <w:comment w:author="Iasmin Marques" w:id="25" w:date="2025-02-24T17:15:37Z">
+  <w:comment w:author="Iasmin Marques" w:id="21" w:date="2025-03-05T00:39:26Z">
     <w:p>
       <w:pPr>
         <w:keepNext w:val="0"/>
@@ -13555,11 +14477,11 @@
           <w:vertAlign w:val="baseline"/>
           <w:rtl w:val="0"/>
         </w:rPr>
-        <w:t xml:space="preserve">no TCC 2 - vai falar do KDD;</w:t>
+        <w:t xml:space="preserve">pagina 11 - dissertacao uallaci</w:t>
       </w:r>
     </w:p>
   </w:comment>
-  <w:comment w:author="Iasmin Marques" w:id="7" w:date="2025-03-03T13:34:01Z">
+  <w:comment w:author="Iasmin Marques" w:id="4" w:date="2025-03-03T13:34:29Z">
     <w:p>
       <w:pPr>
         <w:keepNext w:val="0"/>
@@ -13606,11 +14528,11 @@
           <w:vertAlign w:val="baseline"/>
           <w:rtl w:val="0"/>
         </w:rPr>
-        <w:t xml:space="preserve">pagina 21 - artigo 2</w:t>
+        <w:t xml:space="preserve">pagina 119 - artigo 7</w:t>
       </w:r>
     </w:p>
   </w:comment>
-  <w:comment w:author="Iasmin Marques" w:id="16" w:date="2025-03-03T15:33:02Z">
+  <w:comment w:author="Iasmin Marques" w:id="23" w:date="2025-03-05T01:02:42Z">
     <w:p>
       <w:pPr>
         <w:keepNext w:val="0"/>
@@ -13657,11 +14579,11 @@
           <w:vertAlign w:val="baseline"/>
           <w:rtl w:val="0"/>
         </w:rPr>
-        <w:t xml:space="preserve">pagina 16 - dissertacaouallaci</w:t>
+        <w:t xml:space="preserve">modificar sitação</w:t>
       </w:r>
     </w:p>
   </w:comment>
-  <w:comment w:author="Iasmin Marques" w:id="17" w:date="2025-03-03T15:33:22Z">
+  <w:comment w:author="Iasmin Marques" w:id="24" w:date="2025-03-05T01:07:56Z">
     <w:p>
       <w:pPr>
         <w:keepNext w:val="0"/>
@@ -13708,11 +14630,11 @@
           <w:vertAlign w:val="baseline"/>
           <w:rtl w:val="0"/>
         </w:rPr>
-        <w:t xml:space="preserve">* verificar se pode utilizar</w:t>
+        <w:t xml:space="preserve">pagina 28 - disssertacao uallaci</w:t>
       </w:r>
     </w:p>
   </w:comment>
-  <w:comment w:author="Iasmin Marques" w:id="8" w:date="2025-03-03T13:55:47Z">
+  <w:comment w:author="Iasmin Marques" w:id="36" w:date="2025-03-05T02:04:00Z">
     <w:p>
       <w:pPr>
         <w:keepNext w:val="0"/>
@@ -13759,11 +14681,11 @@
           <w:vertAlign w:val="baseline"/>
           <w:rtl w:val="0"/>
         </w:rPr>
-        <w:t xml:space="preserve">pagina 19 - artigo 2</w:t>
+        <w:t xml:space="preserve">pagina 6 - artigo 4</w:t>
       </w:r>
     </w:p>
   </w:comment>
-  <w:comment w:author="Iasmin Marques" w:id="3" w:date="2025-02-24T13:54:47Z">
+  <w:comment w:author="Iasmin Marques" w:id="48" w:date="2025-02-27T21:35:21Z">
     <w:p>
       <w:pPr>
         <w:keepNext w:val="0"/>
@@ -13810,11 +14732,11 @@
           <w:vertAlign w:val="baseline"/>
           <w:rtl w:val="0"/>
         </w:rPr>
-        <w:t xml:space="preserve">generalizo, ou somente as preditivas na área da saúde?</w:t>
+        <w:t xml:space="preserve">verificar se é valido</w:t>
       </w:r>
     </w:p>
   </w:comment>
-  <w:comment w:author="Iasmin Marques" w:id="4" w:date="2025-02-24T17:22:12Z">
+  <w:comment w:author="Iasmin Marques" w:id="3" w:date="2025-03-03T13:35:10Z">
     <w:p>
       <w:pPr>
         <w:keepNext w:val="0"/>
@@ -13861,11 +14783,11 @@
           <w:vertAlign w:val="baseline"/>
           <w:rtl w:val="0"/>
         </w:rPr>
-        <w:t xml:space="preserve">generalizar</w:t>
+        <w:t xml:space="preserve">pagina 1725 - artigo_sus</w:t>
       </w:r>
     </w:p>
   </w:comment>
-  <w:comment w:author="Iasmin Marques" w:id="2" w:date="2025-02-24T17:20:55Z">
+  <w:comment w:author="Iasmin Marques" w:id="35" w:date="2025-03-05T02:04:20Z">
     <w:p>
       <w:pPr>
         <w:keepNext w:val="0"/>
@@ -13912,11 +14834,11 @@
           <w:vertAlign w:val="baseline"/>
           <w:rtl w:val="0"/>
         </w:rPr>
-        <w:t xml:space="preserve">kdd - comentar sobre no 2</w:t>
+        <w:t xml:space="preserve">pagina 3 - artigo 4</w:t>
       </w:r>
     </w:p>
   </w:comment>
-  <w:comment w:author="Iasmin Marques" w:id="22" w:date="2025-02-24T17:20:55Z">
+  <w:comment w:author="Iasmin Marques" w:id="8" w:date="2025-02-24T13:18:29Z">
     <w:p>
       <w:pPr>
         <w:keepNext w:val="0"/>
@@ -13963,11 +14885,11 @@
           <w:vertAlign w:val="baseline"/>
           <w:rtl w:val="0"/>
         </w:rPr>
-        <w:t xml:space="preserve">kdd - comentar sobre no 2</w:t>
+        <w:t xml:space="preserve">add nota de rodapé</w:t>
       </w:r>
     </w:p>
   </w:comment>
-  <w:comment w:author="Iasmin Marques" w:id="12" w:date="2025-03-03T14:09:06Z">
+  <w:comment w:author="Iasmin Marques" w:id="31" w:date="2025-03-05T01:45:20Z">
     <w:p>
       <w:pPr>
         <w:keepNext w:val="0"/>
@@ -14014,11 +14936,11 @@
           <w:vertAlign w:val="baseline"/>
           <w:rtl w:val="0"/>
         </w:rPr>
-        <w:t xml:space="preserve">pagina 27,28,29 -  machinelearningprevisaocovid</w:t>
+        <w:t xml:space="preserve">verificar outra</w:t>
       </w:r>
     </w:p>
   </w:comment>
-  <w:comment w:author="Iasmin Marques" w:id="20" w:date="2025-03-03T15:45:59Z">
+  <w:comment w:author="Iasmin Marques" w:id="34" w:date="2025-03-05T01:59:29Z">
     <w:p>
       <w:pPr>
         <w:keepNext w:val="0"/>
@@ -14065,9 +14987,11 @@
           <w:vertAlign w:val="baseline"/>
           <w:rtl w:val="0"/>
         </w:rPr>
-        <w:t xml:space="preserve">pagina 2 - artigo_4</w:t>
-      </w:r>
-    </w:p>
+        <w:t xml:space="preserve">pagina 120 - artigo 7</w:t>
+      </w:r>
+    </w:p>
+  </w:comment>
+  <w:comment w:author="Iasmin Marques" w:id="9" w:date="2025-02-24T13:16:06Z">
     <w:p>
       <w:pPr>
         <w:keepNext w:val="0"/>
@@ -14114,11 +15038,11 @@
           <w:vertAlign w:val="baseline"/>
           <w:rtl w:val="0"/>
         </w:rPr>
-        <w:t xml:space="preserve">em trabalhos relacionados</w:t>
+        <w:t xml:space="preserve">adicionar o significado no rodapé</w:t>
       </w:r>
     </w:p>
   </w:comment>
-  <w:comment w:author="Iasmin Marques" w:id="6" w:date="2025-03-03T13:34:29Z">
+  <w:comment w:author="Iasmin Marques" w:id="44" w:date="2025-02-19T16:32:43Z">
     <w:p>
       <w:pPr>
         <w:keepNext w:val="0"/>
@@ -14165,11 +15089,11 @@
           <w:vertAlign w:val="baseline"/>
           <w:rtl w:val="0"/>
         </w:rPr>
-        <w:t xml:space="preserve">pagina 119 - artigo 7</w:t>
+        <w:t xml:space="preserve">verificar qual palavra e melhor</w:t>
       </w:r>
     </w:p>
   </w:comment>
-  <w:comment w:author="Iasmin Marques" w:id="15" w:date="2025-03-03T14:30:31Z">
+  <w:comment w:author="Iasmin Marques" w:id="16" w:date="2025-03-03T15:42:48Z">
     <w:p>
       <w:pPr>
         <w:keepNext w:val="0"/>
@@ -14216,11 +15140,9 @@
           <w:vertAlign w:val="baseline"/>
           <w:rtl w:val="0"/>
         </w:rPr>
-        <w:t xml:space="preserve">pagina 119 - artigo 7</w:t>
-      </w:r>
-    </w:p>
-  </w:comment>
-  <w:comment w:author="Iasmin Marques" w:id="1" w:date="2025-02-24T14:09:16Z">
+        <w:t xml:space="preserve">pagina 127 - artigo_7</w:t>
+      </w:r>
+    </w:p>
     <w:p>
       <w:pPr>
         <w:keepNext w:val="0"/>
@@ -14267,11 +15189,11 @@
           <w:vertAlign w:val="baseline"/>
           <w:rtl w:val="0"/>
         </w:rPr>
-        <w:t xml:space="preserve">verificar se a estrutura esta ok</w:t>
+        <w:t xml:space="preserve">em considerações finais</w:t>
       </w:r>
     </w:p>
   </w:comment>
-  <w:comment w:author="Iasmin Marques" w:id="21" w:date="2025-03-03T15:51:32Z">
+  <w:comment w:author="Iasmin Marques" w:id="25" w:date="2025-03-05T01:13:35Z">
     <w:p>
       <w:pPr>
         <w:keepNext w:val="0"/>
@@ -14318,11 +15240,11 @@
           <w:vertAlign w:val="baseline"/>
           <w:rtl w:val="0"/>
         </w:rPr>
-        <w:t xml:space="preserve">verificar se deixo ou descarto</w:t>
+        <w:t xml:space="preserve">pagina 2 - machinelearinigprevisaocovid</w:t>
       </w:r>
     </w:p>
   </w:comment>
-  <w:comment w:author="Iasmin Marques" w:id="24" w:date="2025-02-24T17:24:54Z">
+  <w:comment w:author="Iasmin Marques" w:id="17" w:date="2025-03-03T16:18:57Z">
     <w:p>
       <w:pPr>
         <w:keepNext w:val="0"/>
@@ -14369,11 +15291,11 @@
           <w:vertAlign w:val="baseline"/>
           <w:rtl w:val="0"/>
         </w:rPr>
-        <w:t xml:space="preserve">esse é o kdd</w:t>
+        <w:t xml:space="preserve">explicar o termo em inglês ??</w:t>
       </w:r>
     </w:p>
   </w:comment>
-  <w:comment w:author="Iasmin Marques" w:id="26" w:date="2025-02-27T21:35:21Z">
+  <w:comment w:author="Iasmin Marques" w:id="43" w:date="2025-03-05T02:30:41Z">
     <w:p>
       <w:pPr>
         <w:keepNext w:val="0"/>
@@ -14420,11 +15342,11 @@
           <w:vertAlign w:val="baseline"/>
           <w:rtl w:val="0"/>
         </w:rPr>
-        <w:t xml:space="preserve">verificar se é valido</w:t>
+        <w:t xml:space="preserve">verificar se eu irei deixar</w:t>
       </w:r>
     </w:p>
   </w:comment>
-  <w:comment w:author="Iasmin Marques" w:id="5" w:date="2025-03-03T13:35:10Z">
+  <w:comment w:author="Iasmin Marques" w:id="11" w:date="2025-03-03T14:12:08Z">
     <w:p>
       <w:pPr>
         <w:keepNext w:val="0"/>
@@ -14471,7 +15393,1178 @@
           <w:vertAlign w:val="baseline"/>
           <w:rtl w:val="0"/>
         </w:rPr>
-        <w:t xml:space="preserve">pagina 1725 - artigo_sus</w:t>
+        <w:t xml:space="preserve">pagina 28 - dissertacao uallaci</w:t>
+      </w:r>
+    </w:p>
+  </w:comment>
+  <w:comment w:author="Iasmin Marques" w:id="20" w:date="2025-03-05T00:46:53Z">
+    <w:p>
+      <w:pPr>
+        <w:keepNext w:val="0"/>
+        <w:keepLines w:val="0"/>
+        <w:pageBreakBefore w:val="0"/>
+        <w:widowControl w:val="0"/>
+        <w:pBdr>
+          <w:top w:space="0" w:sz="0" w:val="nil"/>
+          <w:left w:space="0" w:sz="0" w:val="nil"/>
+          <w:bottom w:space="0" w:sz="0" w:val="nil"/>
+          <w:right w:space="0" w:sz="0" w:val="nil"/>
+          <w:between w:space="0" w:sz="0" w:val="nil"/>
+        </w:pBdr>
+        <w:shd w:fill="auto" w:val="clear"/>
+        <w:spacing w:after="0" w:before="0" w:line="240" w:lineRule="auto"/>
+        <w:ind w:left="0" w:right="0" w:firstLine="0"/>
+        <w:jc w:val="left"/>
+        <w:rPr>
+          <w:rFonts w:ascii="Arial" w:cs="Arial" w:eastAsia="Arial" w:hAnsi="Arial"/>
+          <w:b w:val="0"/>
+          <w:i w:val="0"/>
+          <w:smallCaps w:val="0"/>
+          <w:strike w:val="0"/>
+          <w:color w:val="000000"/>
+          <w:sz w:val="22"/>
+          <w:szCs w:val="22"/>
+          <w:u w:val="none"/>
+          <w:shd w:fill="auto" w:val="clear"/>
+          <w:vertAlign w:val="baseline"/>
+        </w:rPr>
+      </w:pPr>
+      <w:r>
+        <w:rPr>
+          <w:rFonts w:ascii="Arial" w:cs="Arial" w:eastAsia="Arial" w:hAnsi="Arial"/>
+          <w:b w:val="0"/>
+          <w:i w:val="0"/>
+          <w:smallCaps w:val="0"/>
+          <w:strike w:val="0"/>
+          <w:color w:val="000000"/>
+          <w:sz w:val="22"/>
+          <w:szCs w:val="22"/>
+          <w:u w:val="none"/>
+          <w:shd w:fill="auto" w:val="clear"/>
+          <w:vertAlign w:val="baseline"/>
+          <w:rtl w:val="0"/>
+        </w:rPr>
+        <w:t xml:space="preserve">pagina 2 - artigo 4</w:t>
+      </w:r>
+    </w:p>
+  </w:comment>
+  <w:comment w:author="Iasmin Marques" w:id="30" w:date="2025-03-05T01:38:44Z">
+    <w:p>
+      <w:pPr>
+        <w:keepNext w:val="0"/>
+        <w:keepLines w:val="0"/>
+        <w:pageBreakBefore w:val="0"/>
+        <w:widowControl w:val="0"/>
+        <w:pBdr>
+          <w:top w:space="0" w:sz="0" w:val="nil"/>
+          <w:left w:space="0" w:sz="0" w:val="nil"/>
+          <w:bottom w:space="0" w:sz="0" w:val="nil"/>
+          <w:right w:space="0" w:sz="0" w:val="nil"/>
+          <w:between w:space="0" w:sz="0" w:val="nil"/>
+        </w:pBdr>
+        <w:shd w:fill="auto" w:val="clear"/>
+        <w:spacing w:after="0" w:before="0" w:line="240" w:lineRule="auto"/>
+        <w:ind w:left="0" w:right="0" w:firstLine="0"/>
+        <w:jc w:val="left"/>
+        <w:rPr>
+          <w:rFonts w:ascii="Arial" w:cs="Arial" w:eastAsia="Arial" w:hAnsi="Arial"/>
+          <w:b w:val="0"/>
+          <w:i w:val="0"/>
+          <w:smallCaps w:val="0"/>
+          <w:strike w:val="0"/>
+          <w:color w:val="000000"/>
+          <w:sz w:val="22"/>
+          <w:szCs w:val="22"/>
+          <w:u w:val="none"/>
+          <w:shd w:fill="auto" w:val="clear"/>
+          <w:vertAlign w:val="baseline"/>
+        </w:rPr>
+      </w:pPr>
+      <w:r>
+        <w:rPr>
+          <w:rFonts w:ascii="Arial" w:cs="Arial" w:eastAsia="Arial" w:hAnsi="Arial"/>
+          <w:b w:val="0"/>
+          <w:i w:val="0"/>
+          <w:smallCaps w:val="0"/>
+          <w:strike w:val="0"/>
+          <w:color w:val="000000"/>
+          <w:sz w:val="22"/>
+          <w:szCs w:val="22"/>
+          <w:u w:val="none"/>
+          <w:shd w:fill="auto" w:val="clear"/>
+          <w:vertAlign w:val="baseline"/>
+          <w:rtl w:val="0"/>
+        </w:rPr>
+        <w:t xml:space="preserve">pagina 4 - artigo 4</w:t>
+      </w:r>
+    </w:p>
+  </w:comment>
+  <w:comment w:author="Iasmin Marques" w:id="27" w:date="2025-03-05T01:20:53Z">
+    <w:p>
+      <w:pPr>
+        <w:keepNext w:val="0"/>
+        <w:keepLines w:val="0"/>
+        <w:pageBreakBefore w:val="0"/>
+        <w:widowControl w:val="0"/>
+        <w:pBdr>
+          <w:top w:space="0" w:sz="0" w:val="nil"/>
+          <w:left w:space="0" w:sz="0" w:val="nil"/>
+          <w:bottom w:space="0" w:sz="0" w:val="nil"/>
+          <w:right w:space="0" w:sz="0" w:val="nil"/>
+          <w:between w:space="0" w:sz="0" w:val="nil"/>
+        </w:pBdr>
+        <w:shd w:fill="auto" w:val="clear"/>
+        <w:spacing w:after="0" w:before="0" w:line="240" w:lineRule="auto"/>
+        <w:ind w:left="0" w:right="0" w:firstLine="0"/>
+        <w:jc w:val="left"/>
+        <w:rPr>
+          <w:rFonts w:ascii="Arial" w:cs="Arial" w:eastAsia="Arial" w:hAnsi="Arial"/>
+          <w:b w:val="0"/>
+          <w:i w:val="0"/>
+          <w:smallCaps w:val="0"/>
+          <w:strike w:val="0"/>
+          <w:color w:val="000000"/>
+          <w:sz w:val="22"/>
+          <w:szCs w:val="22"/>
+          <w:u w:val="none"/>
+          <w:shd w:fill="auto" w:val="clear"/>
+          <w:vertAlign w:val="baseline"/>
+        </w:rPr>
+      </w:pPr>
+      <w:r>
+        <w:rPr>
+          <w:rFonts w:ascii="Arial" w:cs="Arial" w:eastAsia="Arial" w:hAnsi="Arial"/>
+          <w:b w:val="0"/>
+          <w:i w:val="0"/>
+          <w:smallCaps w:val="0"/>
+          <w:strike w:val="0"/>
+          <w:color w:val="000000"/>
+          <w:sz w:val="22"/>
+          <w:szCs w:val="22"/>
+          <w:u w:val="none"/>
+          <w:shd w:fill="auto" w:val="clear"/>
+          <w:vertAlign w:val="baseline"/>
+          <w:rtl w:val="0"/>
+        </w:rPr>
+        <w:t xml:space="preserve">ele utiliza a ´palavra oveffiting</w:t>
+      </w:r>
+    </w:p>
+  </w:comment>
+  <w:comment w:author="Iasmin Marques" w:id="22" w:date="2025-03-05T00:50:28Z">
+    <w:p>
+      <w:pPr>
+        <w:keepNext w:val="0"/>
+        <w:keepLines w:val="0"/>
+        <w:pageBreakBefore w:val="0"/>
+        <w:widowControl w:val="0"/>
+        <w:pBdr>
+          <w:top w:space="0" w:sz="0" w:val="nil"/>
+          <w:left w:space="0" w:sz="0" w:val="nil"/>
+          <w:bottom w:space="0" w:sz="0" w:val="nil"/>
+          <w:right w:space="0" w:sz="0" w:val="nil"/>
+          <w:between w:space="0" w:sz="0" w:val="nil"/>
+        </w:pBdr>
+        <w:shd w:fill="auto" w:val="clear"/>
+        <w:spacing w:after="0" w:before="0" w:line="240" w:lineRule="auto"/>
+        <w:ind w:left="0" w:right="0" w:firstLine="0"/>
+        <w:jc w:val="left"/>
+        <w:rPr>
+          <w:rFonts w:ascii="Arial" w:cs="Arial" w:eastAsia="Arial" w:hAnsi="Arial"/>
+          <w:b w:val="0"/>
+          <w:i w:val="0"/>
+          <w:smallCaps w:val="0"/>
+          <w:strike w:val="0"/>
+          <w:color w:val="000000"/>
+          <w:sz w:val="22"/>
+          <w:szCs w:val="22"/>
+          <w:u w:val="none"/>
+          <w:shd w:fill="auto" w:val="clear"/>
+          <w:vertAlign w:val="baseline"/>
+        </w:rPr>
+      </w:pPr>
+      <w:r>
+        <w:rPr>
+          <w:rFonts w:ascii="Arial" w:cs="Arial" w:eastAsia="Arial" w:hAnsi="Arial"/>
+          <w:b w:val="0"/>
+          <w:i w:val="0"/>
+          <w:smallCaps w:val="0"/>
+          <w:strike w:val="0"/>
+          <w:color w:val="000000"/>
+          <w:sz w:val="22"/>
+          <w:szCs w:val="22"/>
+          <w:u w:val="none"/>
+          <w:shd w:fill="auto" w:val="clear"/>
+          <w:vertAlign w:val="baseline"/>
+          <w:rtl w:val="0"/>
+        </w:rPr>
+        <w:t xml:space="preserve">pagina 2 - artigo 4</w:t>
+      </w:r>
+    </w:p>
+  </w:comment>
+  <w:comment w:author="Iasmin Marques" w:id="32" w:date="2025-03-05T01:54:14Z">
+    <w:p>
+      <w:pPr>
+        <w:keepNext w:val="0"/>
+        <w:keepLines w:val="0"/>
+        <w:pageBreakBefore w:val="0"/>
+        <w:widowControl w:val="0"/>
+        <w:pBdr>
+          <w:top w:space="0" w:sz="0" w:val="nil"/>
+          <w:left w:space="0" w:sz="0" w:val="nil"/>
+          <w:bottom w:space="0" w:sz="0" w:val="nil"/>
+          <w:right w:space="0" w:sz="0" w:val="nil"/>
+          <w:between w:space="0" w:sz="0" w:val="nil"/>
+        </w:pBdr>
+        <w:shd w:fill="auto" w:val="clear"/>
+        <w:spacing w:after="0" w:before="0" w:line="240" w:lineRule="auto"/>
+        <w:ind w:left="0" w:right="0" w:firstLine="0"/>
+        <w:jc w:val="left"/>
+        <w:rPr>
+          <w:rFonts w:ascii="Arial" w:cs="Arial" w:eastAsia="Arial" w:hAnsi="Arial"/>
+          <w:b w:val="0"/>
+          <w:i w:val="0"/>
+          <w:smallCaps w:val="0"/>
+          <w:strike w:val="0"/>
+          <w:color w:val="000000"/>
+          <w:sz w:val="22"/>
+          <w:szCs w:val="22"/>
+          <w:u w:val="none"/>
+          <w:shd w:fill="auto" w:val="clear"/>
+          <w:vertAlign w:val="baseline"/>
+        </w:rPr>
+      </w:pPr>
+      <w:r>
+        <w:rPr>
+          <w:rFonts w:ascii="Arial" w:cs="Arial" w:eastAsia="Arial" w:hAnsi="Arial"/>
+          <w:b w:val="0"/>
+          <w:i w:val="0"/>
+          <w:smallCaps w:val="0"/>
+          <w:strike w:val="0"/>
+          <w:color w:val="000000"/>
+          <w:sz w:val="22"/>
+          <w:szCs w:val="22"/>
+          <w:u w:val="none"/>
+          <w:shd w:fill="auto" w:val="clear"/>
+          <w:vertAlign w:val="baseline"/>
+          <w:rtl w:val="0"/>
+        </w:rPr>
+        <w:t xml:space="preserve">pagina 23,21 - artigo 2</w:t>
+      </w:r>
+    </w:p>
+  </w:comment>
+  <w:comment w:author="Iasmin Marques" w:id="33" w:date="2025-03-05T02:23:15Z">
+    <w:p>
+      <w:pPr>
+        <w:keepNext w:val="0"/>
+        <w:keepLines w:val="0"/>
+        <w:pageBreakBefore w:val="0"/>
+        <w:widowControl w:val="0"/>
+        <w:pBdr>
+          <w:top w:space="0" w:sz="0" w:val="nil"/>
+          <w:left w:space="0" w:sz="0" w:val="nil"/>
+          <w:bottom w:space="0" w:sz="0" w:val="nil"/>
+          <w:right w:space="0" w:sz="0" w:val="nil"/>
+          <w:between w:space="0" w:sz="0" w:val="nil"/>
+        </w:pBdr>
+        <w:shd w:fill="auto" w:val="clear"/>
+        <w:spacing w:after="0" w:before="0" w:line="240" w:lineRule="auto"/>
+        <w:ind w:left="0" w:right="0" w:firstLine="0"/>
+        <w:jc w:val="left"/>
+        <w:rPr>
+          <w:rFonts w:ascii="Arial" w:cs="Arial" w:eastAsia="Arial" w:hAnsi="Arial"/>
+          <w:b w:val="0"/>
+          <w:i w:val="0"/>
+          <w:smallCaps w:val="0"/>
+          <w:strike w:val="0"/>
+          <w:color w:val="000000"/>
+          <w:sz w:val="22"/>
+          <w:szCs w:val="22"/>
+          <w:u w:val="none"/>
+          <w:shd w:fill="auto" w:val="clear"/>
+          <w:vertAlign w:val="baseline"/>
+        </w:rPr>
+      </w:pPr>
+      <w:r>
+        <w:rPr>
+          <w:rFonts w:ascii="Arial" w:cs="Arial" w:eastAsia="Arial" w:hAnsi="Arial"/>
+          <w:b w:val="0"/>
+          <w:i w:val="0"/>
+          <w:smallCaps w:val="0"/>
+          <w:strike w:val="0"/>
+          <w:color w:val="000000"/>
+          <w:sz w:val="22"/>
+          <w:szCs w:val="22"/>
+          <w:u w:val="none"/>
+          <w:shd w:fill="auto" w:val="clear"/>
+          <w:vertAlign w:val="baseline"/>
+          <w:rtl w:val="0"/>
+        </w:rPr>
+        <w:t xml:space="preserve">adicionar formulas - exemplo artigo 7</w:t>
+      </w:r>
+    </w:p>
+  </w:comment>
+  <w:comment w:author="Iasmin Marques" w:id="37" w:date="2025-03-05T02:11:12Z">
+    <w:p>
+      <w:pPr>
+        <w:keepNext w:val="0"/>
+        <w:keepLines w:val="0"/>
+        <w:pageBreakBefore w:val="0"/>
+        <w:widowControl w:val="0"/>
+        <w:pBdr>
+          <w:top w:space="0" w:sz="0" w:val="nil"/>
+          <w:left w:space="0" w:sz="0" w:val="nil"/>
+          <w:bottom w:space="0" w:sz="0" w:val="nil"/>
+          <w:right w:space="0" w:sz="0" w:val="nil"/>
+          <w:between w:space="0" w:sz="0" w:val="nil"/>
+        </w:pBdr>
+        <w:shd w:fill="auto" w:val="clear"/>
+        <w:spacing w:after="0" w:before="0" w:line="240" w:lineRule="auto"/>
+        <w:ind w:left="0" w:right="0" w:firstLine="0"/>
+        <w:jc w:val="left"/>
+        <w:rPr>
+          <w:rFonts w:ascii="Arial" w:cs="Arial" w:eastAsia="Arial" w:hAnsi="Arial"/>
+          <w:b w:val="0"/>
+          <w:i w:val="0"/>
+          <w:smallCaps w:val="0"/>
+          <w:strike w:val="0"/>
+          <w:color w:val="000000"/>
+          <w:sz w:val="22"/>
+          <w:szCs w:val="22"/>
+          <w:u w:val="none"/>
+          <w:shd w:fill="auto" w:val="clear"/>
+          <w:vertAlign w:val="baseline"/>
+        </w:rPr>
+      </w:pPr>
+      <w:r>
+        <w:rPr>
+          <w:rFonts w:ascii="Arial" w:cs="Arial" w:eastAsia="Arial" w:hAnsi="Arial"/>
+          <w:b w:val="0"/>
+          <w:i w:val="0"/>
+          <w:smallCaps w:val="0"/>
+          <w:strike w:val="0"/>
+          <w:color w:val="000000"/>
+          <w:sz w:val="22"/>
+          <w:szCs w:val="22"/>
+          <w:u w:val="none"/>
+          <w:shd w:fill="auto" w:val="clear"/>
+          <w:vertAlign w:val="baseline"/>
+          <w:rtl w:val="0"/>
+        </w:rPr>
+        <w:t xml:space="preserve">pagina 10 - machinalearnigprevisaocovid</w:t>
+      </w:r>
+    </w:p>
+  </w:comment>
+  <w:comment w:author="Iasmin Marques" w:id="6" w:date="2025-03-03T13:55:47Z">
+    <w:p>
+      <w:pPr>
+        <w:keepNext w:val="0"/>
+        <w:keepLines w:val="0"/>
+        <w:pageBreakBefore w:val="0"/>
+        <w:widowControl w:val="0"/>
+        <w:pBdr>
+          <w:top w:space="0" w:sz="0" w:val="nil"/>
+          <w:left w:space="0" w:sz="0" w:val="nil"/>
+          <w:bottom w:space="0" w:sz="0" w:val="nil"/>
+          <w:right w:space="0" w:sz="0" w:val="nil"/>
+          <w:between w:space="0" w:sz="0" w:val="nil"/>
+        </w:pBdr>
+        <w:shd w:fill="auto" w:val="clear"/>
+        <w:spacing w:after="0" w:before="0" w:line="240" w:lineRule="auto"/>
+        <w:ind w:left="0" w:right="0" w:firstLine="0"/>
+        <w:jc w:val="left"/>
+        <w:rPr>
+          <w:rFonts w:ascii="Arial" w:cs="Arial" w:eastAsia="Arial" w:hAnsi="Arial"/>
+          <w:b w:val="0"/>
+          <w:i w:val="0"/>
+          <w:smallCaps w:val="0"/>
+          <w:strike w:val="0"/>
+          <w:color w:val="000000"/>
+          <w:sz w:val="22"/>
+          <w:szCs w:val="22"/>
+          <w:u w:val="none"/>
+          <w:shd w:fill="auto" w:val="clear"/>
+          <w:vertAlign w:val="baseline"/>
+        </w:rPr>
+      </w:pPr>
+      <w:r>
+        <w:rPr>
+          <w:rFonts w:ascii="Arial" w:cs="Arial" w:eastAsia="Arial" w:hAnsi="Arial"/>
+          <w:b w:val="0"/>
+          <w:i w:val="0"/>
+          <w:smallCaps w:val="0"/>
+          <w:strike w:val="0"/>
+          <w:color w:val="000000"/>
+          <w:sz w:val="22"/>
+          <w:szCs w:val="22"/>
+          <w:u w:val="none"/>
+          <w:shd w:fill="auto" w:val="clear"/>
+          <w:vertAlign w:val="baseline"/>
+          <w:rtl w:val="0"/>
+        </w:rPr>
+        <w:t xml:space="preserve">pagina 19 - artigo 2</w:t>
+      </w:r>
+    </w:p>
+  </w:comment>
+  <w:comment w:author="Iasmin Marques" w:id="14" w:date="2025-03-03T15:33:02Z">
+    <w:p>
+      <w:pPr>
+        <w:keepNext w:val="0"/>
+        <w:keepLines w:val="0"/>
+        <w:pageBreakBefore w:val="0"/>
+        <w:widowControl w:val="0"/>
+        <w:pBdr>
+          <w:top w:space="0" w:sz="0" w:val="nil"/>
+          <w:left w:space="0" w:sz="0" w:val="nil"/>
+          <w:bottom w:space="0" w:sz="0" w:val="nil"/>
+          <w:right w:space="0" w:sz="0" w:val="nil"/>
+          <w:between w:space="0" w:sz="0" w:val="nil"/>
+        </w:pBdr>
+        <w:shd w:fill="auto" w:val="clear"/>
+        <w:spacing w:after="0" w:before="0" w:line="240" w:lineRule="auto"/>
+        <w:ind w:left="0" w:right="0" w:firstLine="0"/>
+        <w:jc w:val="left"/>
+        <w:rPr>
+          <w:rFonts w:ascii="Arial" w:cs="Arial" w:eastAsia="Arial" w:hAnsi="Arial"/>
+          <w:b w:val="0"/>
+          <w:i w:val="0"/>
+          <w:smallCaps w:val="0"/>
+          <w:strike w:val="0"/>
+          <w:color w:val="000000"/>
+          <w:sz w:val="22"/>
+          <w:szCs w:val="22"/>
+          <w:u w:val="none"/>
+          <w:shd w:fill="auto" w:val="clear"/>
+          <w:vertAlign w:val="baseline"/>
+        </w:rPr>
+      </w:pPr>
+      <w:r>
+        <w:rPr>
+          <w:rFonts w:ascii="Arial" w:cs="Arial" w:eastAsia="Arial" w:hAnsi="Arial"/>
+          <w:b w:val="0"/>
+          <w:i w:val="0"/>
+          <w:smallCaps w:val="0"/>
+          <w:strike w:val="0"/>
+          <w:color w:val="000000"/>
+          <w:sz w:val="22"/>
+          <w:szCs w:val="22"/>
+          <w:u w:val="none"/>
+          <w:shd w:fill="auto" w:val="clear"/>
+          <w:vertAlign w:val="baseline"/>
+          <w:rtl w:val="0"/>
+        </w:rPr>
+        <w:t xml:space="preserve">pagina 16 - dissertacaouallaci</w:t>
+      </w:r>
+    </w:p>
+  </w:comment>
+  <w:comment w:author="Iasmin Marques" w:id="15" w:date="2025-03-03T15:33:22Z">
+    <w:p>
+      <w:pPr>
+        <w:keepNext w:val="0"/>
+        <w:keepLines w:val="0"/>
+        <w:pageBreakBefore w:val="0"/>
+        <w:widowControl w:val="0"/>
+        <w:pBdr>
+          <w:top w:space="0" w:sz="0" w:val="nil"/>
+          <w:left w:space="0" w:sz="0" w:val="nil"/>
+          <w:bottom w:space="0" w:sz="0" w:val="nil"/>
+          <w:right w:space="0" w:sz="0" w:val="nil"/>
+          <w:between w:space="0" w:sz="0" w:val="nil"/>
+        </w:pBdr>
+        <w:shd w:fill="auto" w:val="clear"/>
+        <w:spacing w:after="0" w:before="0" w:line="240" w:lineRule="auto"/>
+        <w:ind w:left="0" w:right="0" w:firstLine="0"/>
+        <w:jc w:val="left"/>
+        <w:rPr>
+          <w:rFonts w:ascii="Arial" w:cs="Arial" w:eastAsia="Arial" w:hAnsi="Arial"/>
+          <w:b w:val="0"/>
+          <w:i w:val="0"/>
+          <w:smallCaps w:val="0"/>
+          <w:strike w:val="0"/>
+          <w:color w:val="000000"/>
+          <w:sz w:val="22"/>
+          <w:szCs w:val="22"/>
+          <w:u w:val="none"/>
+          <w:shd w:fill="auto" w:val="clear"/>
+          <w:vertAlign w:val="baseline"/>
+        </w:rPr>
+      </w:pPr>
+      <w:r>
+        <w:rPr>
+          <w:rFonts w:ascii="Arial" w:cs="Arial" w:eastAsia="Arial" w:hAnsi="Arial"/>
+          <w:b w:val="0"/>
+          <w:i w:val="0"/>
+          <w:smallCaps w:val="0"/>
+          <w:strike w:val="0"/>
+          <w:color w:val="000000"/>
+          <w:sz w:val="22"/>
+          <w:szCs w:val="22"/>
+          <w:u w:val="none"/>
+          <w:shd w:fill="auto" w:val="clear"/>
+          <w:vertAlign w:val="baseline"/>
+          <w:rtl w:val="0"/>
+        </w:rPr>
+        <w:t xml:space="preserve">* verificar se pode utilizar</w:t>
+      </w:r>
+    </w:p>
+  </w:comment>
+  <w:comment w:author="Iasmin Marques" w:id="2" w:date="2025-02-24T17:20:55Z">
+    <w:p>
+      <w:pPr>
+        <w:keepNext w:val="0"/>
+        <w:keepLines w:val="0"/>
+        <w:pageBreakBefore w:val="0"/>
+        <w:widowControl w:val="0"/>
+        <w:pBdr>
+          <w:top w:space="0" w:sz="0" w:val="nil"/>
+          <w:left w:space="0" w:sz="0" w:val="nil"/>
+          <w:bottom w:space="0" w:sz="0" w:val="nil"/>
+          <w:right w:space="0" w:sz="0" w:val="nil"/>
+          <w:between w:space="0" w:sz="0" w:val="nil"/>
+        </w:pBdr>
+        <w:shd w:fill="auto" w:val="clear"/>
+        <w:spacing w:after="0" w:before="0" w:line="240" w:lineRule="auto"/>
+        <w:ind w:left="0" w:right="0" w:firstLine="0"/>
+        <w:jc w:val="left"/>
+        <w:rPr>
+          <w:rFonts w:ascii="Arial" w:cs="Arial" w:eastAsia="Arial" w:hAnsi="Arial"/>
+          <w:b w:val="0"/>
+          <w:i w:val="0"/>
+          <w:smallCaps w:val="0"/>
+          <w:strike w:val="0"/>
+          <w:color w:val="000000"/>
+          <w:sz w:val="22"/>
+          <w:szCs w:val="22"/>
+          <w:u w:val="none"/>
+          <w:shd w:fill="auto" w:val="clear"/>
+          <w:vertAlign w:val="baseline"/>
+        </w:rPr>
+      </w:pPr>
+      <w:r>
+        <w:rPr>
+          <w:rFonts w:ascii="Arial" w:cs="Arial" w:eastAsia="Arial" w:hAnsi="Arial"/>
+          <w:b w:val="0"/>
+          <w:i w:val="0"/>
+          <w:smallCaps w:val="0"/>
+          <w:strike w:val="0"/>
+          <w:color w:val="000000"/>
+          <w:sz w:val="22"/>
+          <w:szCs w:val="22"/>
+          <w:u w:val="none"/>
+          <w:shd w:fill="auto" w:val="clear"/>
+          <w:vertAlign w:val="baseline"/>
+          <w:rtl w:val="0"/>
+        </w:rPr>
+        <w:t xml:space="preserve">kdd - comentar sobre no 2</w:t>
+      </w:r>
+    </w:p>
+  </w:comment>
+  <w:comment w:author="Iasmin Marques" w:id="26" w:date="2025-02-24T17:20:55Z">
+    <w:p>
+      <w:pPr>
+        <w:keepNext w:val="0"/>
+        <w:keepLines w:val="0"/>
+        <w:pageBreakBefore w:val="0"/>
+        <w:widowControl w:val="0"/>
+        <w:pBdr>
+          <w:top w:space="0" w:sz="0" w:val="nil"/>
+          <w:left w:space="0" w:sz="0" w:val="nil"/>
+          <w:bottom w:space="0" w:sz="0" w:val="nil"/>
+          <w:right w:space="0" w:sz="0" w:val="nil"/>
+          <w:between w:space="0" w:sz="0" w:val="nil"/>
+        </w:pBdr>
+        <w:shd w:fill="auto" w:val="clear"/>
+        <w:spacing w:after="0" w:before="0" w:line="240" w:lineRule="auto"/>
+        <w:ind w:left="0" w:right="0" w:firstLine="0"/>
+        <w:jc w:val="left"/>
+        <w:rPr>
+          <w:rFonts w:ascii="Arial" w:cs="Arial" w:eastAsia="Arial" w:hAnsi="Arial"/>
+          <w:b w:val="0"/>
+          <w:i w:val="0"/>
+          <w:smallCaps w:val="0"/>
+          <w:strike w:val="0"/>
+          <w:color w:val="000000"/>
+          <w:sz w:val="22"/>
+          <w:szCs w:val="22"/>
+          <w:u w:val="none"/>
+          <w:shd w:fill="auto" w:val="clear"/>
+          <w:vertAlign w:val="baseline"/>
+        </w:rPr>
+      </w:pPr>
+      <w:r>
+        <w:rPr>
+          <w:rFonts w:ascii="Arial" w:cs="Arial" w:eastAsia="Arial" w:hAnsi="Arial"/>
+          <w:b w:val="0"/>
+          <w:i w:val="0"/>
+          <w:smallCaps w:val="0"/>
+          <w:strike w:val="0"/>
+          <w:color w:val="000000"/>
+          <w:sz w:val="22"/>
+          <w:szCs w:val="22"/>
+          <w:u w:val="none"/>
+          <w:shd w:fill="auto" w:val="clear"/>
+          <w:vertAlign w:val="baseline"/>
+          <w:rtl w:val="0"/>
+        </w:rPr>
+        <w:t xml:space="preserve">kdd - comentar sobre no 2</w:t>
+      </w:r>
+    </w:p>
+  </w:comment>
+  <w:comment w:author="Iasmin Marques" w:id="38" w:date="2025-03-05T02:15:54Z">
+    <w:p>
+      <w:pPr>
+        <w:keepNext w:val="0"/>
+        <w:keepLines w:val="0"/>
+        <w:pageBreakBefore w:val="0"/>
+        <w:widowControl w:val="0"/>
+        <w:pBdr>
+          <w:top w:space="0" w:sz="0" w:val="nil"/>
+          <w:left w:space="0" w:sz="0" w:val="nil"/>
+          <w:bottom w:space="0" w:sz="0" w:val="nil"/>
+          <w:right w:space="0" w:sz="0" w:val="nil"/>
+          <w:between w:space="0" w:sz="0" w:val="nil"/>
+        </w:pBdr>
+        <w:shd w:fill="auto" w:val="clear"/>
+        <w:spacing w:after="0" w:before="0" w:line="240" w:lineRule="auto"/>
+        <w:ind w:left="0" w:right="0" w:firstLine="0"/>
+        <w:jc w:val="left"/>
+        <w:rPr>
+          <w:rFonts w:ascii="Arial" w:cs="Arial" w:eastAsia="Arial" w:hAnsi="Arial"/>
+          <w:b w:val="0"/>
+          <w:i w:val="0"/>
+          <w:smallCaps w:val="0"/>
+          <w:strike w:val="0"/>
+          <w:color w:val="000000"/>
+          <w:sz w:val="22"/>
+          <w:szCs w:val="22"/>
+          <w:u w:val="none"/>
+          <w:shd w:fill="auto" w:val="clear"/>
+          <w:vertAlign w:val="baseline"/>
+        </w:rPr>
+      </w:pPr>
+      <w:r>
+        <w:rPr>
+          <w:rFonts w:ascii="Arial" w:cs="Arial" w:eastAsia="Arial" w:hAnsi="Arial"/>
+          <w:b w:val="0"/>
+          <w:i w:val="0"/>
+          <w:smallCaps w:val="0"/>
+          <w:strike w:val="0"/>
+          <w:color w:val="000000"/>
+          <w:sz w:val="22"/>
+          <w:szCs w:val="22"/>
+          <w:u w:val="none"/>
+          <w:shd w:fill="auto" w:val="clear"/>
+          <w:vertAlign w:val="baseline"/>
+          <w:rtl w:val="0"/>
+        </w:rPr>
+        <w:t xml:space="preserve">PAGINA 22 e 12 - DISSERATCAO UALLaci</w:t>
+      </w:r>
+    </w:p>
+  </w:comment>
+  <w:comment w:author="Iasmin Marques" w:id="10" w:date="2025-03-03T14:09:06Z">
+    <w:p>
+      <w:pPr>
+        <w:keepNext w:val="0"/>
+        <w:keepLines w:val="0"/>
+        <w:pageBreakBefore w:val="0"/>
+        <w:widowControl w:val="0"/>
+        <w:pBdr>
+          <w:top w:space="0" w:sz="0" w:val="nil"/>
+          <w:left w:space="0" w:sz="0" w:val="nil"/>
+          <w:bottom w:space="0" w:sz="0" w:val="nil"/>
+          <w:right w:space="0" w:sz="0" w:val="nil"/>
+          <w:between w:space="0" w:sz="0" w:val="nil"/>
+        </w:pBdr>
+        <w:shd w:fill="auto" w:val="clear"/>
+        <w:spacing w:after="0" w:before="0" w:line="240" w:lineRule="auto"/>
+        <w:ind w:left="0" w:right="0" w:firstLine="0"/>
+        <w:jc w:val="left"/>
+        <w:rPr>
+          <w:rFonts w:ascii="Arial" w:cs="Arial" w:eastAsia="Arial" w:hAnsi="Arial"/>
+          <w:b w:val="0"/>
+          <w:i w:val="0"/>
+          <w:smallCaps w:val="0"/>
+          <w:strike w:val="0"/>
+          <w:color w:val="000000"/>
+          <w:sz w:val="22"/>
+          <w:szCs w:val="22"/>
+          <w:u w:val="none"/>
+          <w:shd w:fill="auto" w:val="clear"/>
+          <w:vertAlign w:val="baseline"/>
+        </w:rPr>
+      </w:pPr>
+      <w:r>
+        <w:rPr>
+          <w:rFonts w:ascii="Arial" w:cs="Arial" w:eastAsia="Arial" w:hAnsi="Arial"/>
+          <w:b w:val="0"/>
+          <w:i w:val="0"/>
+          <w:smallCaps w:val="0"/>
+          <w:strike w:val="0"/>
+          <w:color w:val="000000"/>
+          <w:sz w:val="22"/>
+          <w:szCs w:val="22"/>
+          <w:u w:val="none"/>
+          <w:shd w:fill="auto" w:val="clear"/>
+          <w:vertAlign w:val="baseline"/>
+          <w:rtl w:val="0"/>
+        </w:rPr>
+        <w:t xml:space="preserve">pagina 27,28,29 -  machinelearningprevisaocovid</w:t>
+      </w:r>
+    </w:p>
+  </w:comment>
+  <w:comment w:author="Iasmin Marques" w:id="18" w:date="2025-03-03T15:45:59Z">
+    <w:p>
+      <w:pPr>
+        <w:keepNext w:val="0"/>
+        <w:keepLines w:val="0"/>
+        <w:pageBreakBefore w:val="0"/>
+        <w:widowControl w:val="0"/>
+        <w:pBdr>
+          <w:top w:space="0" w:sz="0" w:val="nil"/>
+          <w:left w:space="0" w:sz="0" w:val="nil"/>
+          <w:bottom w:space="0" w:sz="0" w:val="nil"/>
+          <w:right w:space="0" w:sz="0" w:val="nil"/>
+          <w:between w:space="0" w:sz="0" w:val="nil"/>
+        </w:pBdr>
+        <w:shd w:fill="auto" w:val="clear"/>
+        <w:spacing w:after="0" w:before="0" w:line="240" w:lineRule="auto"/>
+        <w:ind w:left="0" w:right="0" w:firstLine="0"/>
+        <w:jc w:val="left"/>
+        <w:rPr>
+          <w:rFonts w:ascii="Arial" w:cs="Arial" w:eastAsia="Arial" w:hAnsi="Arial"/>
+          <w:b w:val="0"/>
+          <w:i w:val="0"/>
+          <w:smallCaps w:val="0"/>
+          <w:strike w:val="0"/>
+          <w:color w:val="000000"/>
+          <w:sz w:val="22"/>
+          <w:szCs w:val="22"/>
+          <w:u w:val="none"/>
+          <w:shd w:fill="auto" w:val="clear"/>
+          <w:vertAlign w:val="baseline"/>
+        </w:rPr>
+      </w:pPr>
+      <w:r>
+        <w:rPr>
+          <w:rFonts w:ascii="Arial" w:cs="Arial" w:eastAsia="Arial" w:hAnsi="Arial"/>
+          <w:b w:val="0"/>
+          <w:i w:val="0"/>
+          <w:smallCaps w:val="0"/>
+          <w:strike w:val="0"/>
+          <w:color w:val="000000"/>
+          <w:sz w:val="22"/>
+          <w:szCs w:val="22"/>
+          <w:u w:val="none"/>
+          <w:shd w:fill="auto" w:val="clear"/>
+          <w:vertAlign w:val="baseline"/>
+          <w:rtl w:val="0"/>
+        </w:rPr>
+        <w:t xml:space="preserve">pagina 2 - artigo_4</w:t>
+      </w:r>
+    </w:p>
+    <w:p>
+      <w:pPr>
+        <w:keepNext w:val="0"/>
+        <w:keepLines w:val="0"/>
+        <w:pageBreakBefore w:val="0"/>
+        <w:widowControl w:val="0"/>
+        <w:pBdr>
+          <w:top w:space="0" w:sz="0" w:val="nil"/>
+          <w:left w:space="0" w:sz="0" w:val="nil"/>
+          <w:bottom w:space="0" w:sz="0" w:val="nil"/>
+          <w:right w:space="0" w:sz="0" w:val="nil"/>
+          <w:between w:space="0" w:sz="0" w:val="nil"/>
+        </w:pBdr>
+        <w:shd w:fill="auto" w:val="clear"/>
+        <w:spacing w:after="0" w:before="0" w:line="240" w:lineRule="auto"/>
+        <w:ind w:left="0" w:right="0" w:firstLine="0"/>
+        <w:jc w:val="left"/>
+        <w:rPr>
+          <w:rFonts w:ascii="Arial" w:cs="Arial" w:eastAsia="Arial" w:hAnsi="Arial"/>
+          <w:b w:val="0"/>
+          <w:i w:val="0"/>
+          <w:smallCaps w:val="0"/>
+          <w:strike w:val="0"/>
+          <w:color w:val="000000"/>
+          <w:sz w:val="22"/>
+          <w:szCs w:val="22"/>
+          <w:u w:val="none"/>
+          <w:shd w:fill="auto" w:val="clear"/>
+          <w:vertAlign w:val="baseline"/>
+        </w:rPr>
+      </w:pPr>
+      <w:r>
+        <w:rPr>
+          <w:rFonts w:ascii="Arial" w:cs="Arial" w:eastAsia="Arial" w:hAnsi="Arial"/>
+          <w:b w:val="0"/>
+          <w:i w:val="0"/>
+          <w:smallCaps w:val="0"/>
+          <w:strike w:val="0"/>
+          <w:color w:val="000000"/>
+          <w:sz w:val="22"/>
+          <w:szCs w:val="22"/>
+          <w:u w:val="none"/>
+          <w:shd w:fill="auto" w:val="clear"/>
+          <w:vertAlign w:val="baseline"/>
+          <w:rtl w:val="0"/>
+        </w:rPr>
+        <w:t xml:space="preserve">em trabalhos relacionados</w:t>
+      </w:r>
+    </w:p>
+  </w:comment>
+  <w:comment w:author="Iasmin Marques" w:id="13" w:date="2025-03-03T14:30:31Z">
+    <w:p>
+      <w:pPr>
+        <w:keepNext w:val="0"/>
+        <w:keepLines w:val="0"/>
+        <w:pageBreakBefore w:val="0"/>
+        <w:widowControl w:val="0"/>
+        <w:pBdr>
+          <w:top w:space="0" w:sz="0" w:val="nil"/>
+          <w:left w:space="0" w:sz="0" w:val="nil"/>
+          <w:bottom w:space="0" w:sz="0" w:val="nil"/>
+          <w:right w:space="0" w:sz="0" w:val="nil"/>
+          <w:between w:space="0" w:sz="0" w:val="nil"/>
+        </w:pBdr>
+        <w:shd w:fill="auto" w:val="clear"/>
+        <w:spacing w:after="0" w:before="0" w:line="240" w:lineRule="auto"/>
+        <w:ind w:left="0" w:right="0" w:firstLine="0"/>
+        <w:jc w:val="left"/>
+        <w:rPr>
+          <w:rFonts w:ascii="Arial" w:cs="Arial" w:eastAsia="Arial" w:hAnsi="Arial"/>
+          <w:b w:val="0"/>
+          <w:i w:val="0"/>
+          <w:smallCaps w:val="0"/>
+          <w:strike w:val="0"/>
+          <w:color w:val="000000"/>
+          <w:sz w:val="22"/>
+          <w:szCs w:val="22"/>
+          <w:u w:val="none"/>
+          <w:shd w:fill="auto" w:val="clear"/>
+          <w:vertAlign w:val="baseline"/>
+        </w:rPr>
+      </w:pPr>
+      <w:r>
+        <w:rPr>
+          <w:rFonts w:ascii="Arial" w:cs="Arial" w:eastAsia="Arial" w:hAnsi="Arial"/>
+          <w:b w:val="0"/>
+          <w:i w:val="0"/>
+          <w:smallCaps w:val="0"/>
+          <w:strike w:val="0"/>
+          <w:color w:val="000000"/>
+          <w:sz w:val="22"/>
+          <w:szCs w:val="22"/>
+          <w:u w:val="none"/>
+          <w:shd w:fill="auto" w:val="clear"/>
+          <w:vertAlign w:val="baseline"/>
+          <w:rtl w:val="0"/>
+        </w:rPr>
+        <w:t xml:space="preserve">pagina 119 - artigo 7</w:t>
+      </w:r>
+    </w:p>
+  </w:comment>
+  <w:comment w:author="Iasmin Marques" w:id="1" w:date="2025-02-24T14:09:16Z">
+    <w:p>
+      <w:pPr>
+        <w:keepNext w:val="0"/>
+        <w:keepLines w:val="0"/>
+        <w:pageBreakBefore w:val="0"/>
+        <w:widowControl w:val="0"/>
+        <w:pBdr>
+          <w:top w:space="0" w:sz="0" w:val="nil"/>
+          <w:left w:space="0" w:sz="0" w:val="nil"/>
+          <w:bottom w:space="0" w:sz="0" w:val="nil"/>
+          <w:right w:space="0" w:sz="0" w:val="nil"/>
+          <w:between w:space="0" w:sz="0" w:val="nil"/>
+        </w:pBdr>
+        <w:shd w:fill="auto" w:val="clear"/>
+        <w:spacing w:after="0" w:before="0" w:line="240" w:lineRule="auto"/>
+        <w:ind w:left="0" w:right="0" w:firstLine="0"/>
+        <w:jc w:val="left"/>
+        <w:rPr>
+          <w:rFonts w:ascii="Arial" w:cs="Arial" w:eastAsia="Arial" w:hAnsi="Arial"/>
+          <w:b w:val="0"/>
+          <w:i w:val="0"/>
+          <w:smallCaps w:val="0"/>
+          <w:strike w:val="0"/>
+          <w:color w:val="000000"/>
+          <w:sz w:val="22"/>
+          <w:szCs w:val="22"/>
+          <w:u w:val="none"/>
+          <w:shd w:fill="auto" w:val="clear"/>
+          <w:vertAlign w:val="baseline"/>
+        </w:rPr>
+      </w:pPr>
+      <w:r>
+        <w:rPr>
+          <w:rFonts w:ascii="Arial" w:cs="Arial" w:eastAsia="Arial" w:hAnsi="Arial"/>
+          <w:b w:val="0"/>
+          <w:i w:val="0"/>
+          <w:smallCaps w:val="0"/>
+          <w:strike w:val="0"/>
+          <w:color w:val="000000"/>
+          <w:sz w:val="22"/>
+          <w:szCs w:val="22"/>
+          <w:u w:val="none"/>
+          <w:shd w:fill="auto" w:val="clear"/>
+          <w:vertAlign w:val="baseline"/>
+          <w:rtl w:val="0"/>
+        </w:rPr>
+        <w:t xml:space="preserve">verificar se a estrutura esta ok</w:t>
+      </w:r>
+    </w:p>
+  </w:comment>
+  <w:comment w:author="Iasmin Marques" w:id="19" w:date="2025-03-03T15:51:32Z">
+    <w:p>
+      <w:pPr>
+        <w:keepNext w:val="0"/>
+        <w:keepLines w:val="0"/>
+        <w:pageBreakBefore w:val="0"/>
+        <w:widowControl w:val="0"/>
+        <w:pBdr>
+          <w:top w:space="0" w:sz="0" w:val="nil"/>
+          <w:left w:space="0" w:sz="0" w:val="nil"/>
+          <w:bottom w:space="0" w:sz="0" w:val="nil"/>
+          <w:right w:space="0" w:sz="0" w:val="nil"/>
+          <w:between w:space="0" w:sz="0" w:val="nil"/>
+        </w:pBdr>
+        <w:shd w:fill="auto" w:val="clear"/>
+        <w:spacing w:after="0" w:before="0" w:line="240" w:lineRule="auto"/>
+        <w:ind w:left="0" w:right="0" w:firstLine="0"/>
+        <w:jc w:val="left"/>
+        <w:rPr>
+          <w:rFonts w:ascii="Arial" w:cs="Arial" w:eastAsia="Arial" w:hAnsi="Arial"/>
+          <w:b w:val="0"/>
+          <w:i w:val="0"/>
+          <w:smallCaps w:val="0"/>
+          <w:strike w:val="0"/>
+          <w:color w:val="000000"/>
+          <w:sz w:val="22"/>
+          <w:szCs w:val="22"/>
+          <w:u w:val="none"/>
+          <w:shd w:fill="auto" w:val="clear"/>
+          <w:vertAlign w:val="baseline"/>
+        </w:rPr>
+      </w:pPr>
+      <w:r>
+        <w:rPr>
+          <w:rFonts w:ascii="Arial" w:cs="Arial" w:eastAsia="Arial" w:hAnsi="Arial"/>
+          <w:b w:val="0"/>
+          <w:i w:val="0"/>
+          <w:smallCaps w:val="0"/>
+          <w:strike w:val="0"/>
+          <w:color w:val="000000"/>
+          <w:sz w:val="22"/>
+          <w:szCs w:val="22"/>
+          <w:u w:val="none"/>
+          <w:shd w:fill="auto" w:val="clear"/>
+          <w:vertAlign w:val="baseline"/>
+          <w:rtl w:val="0"/>
+        </w:rPr>
+        <w:t xml:space="preserve">verificar se deixo ou descarto</w:t>
+      </w:r>
+    </w:p>
+  </w:comment>
+  <w:comment w:author="Iasmin Marques" w:id="29" w:date="2025-03-05T01:32:51Z">
+    <w:p>
+      <w:pPr>
+        <w:keepNext w:val="0"/>
+        <w:keepLines w:val="0"/>
+        <w:pageBreakBefore w:val="0"/>
+        <w:widowControl w:val="0"/>
+        <w:pBdr>
+          <w:top w:space="0" w:sz="0" w:val="nil"/>
+          <w:left w:space="0" w:sz="0" w:val="nil"/>
+          <w:bottom w:space="0" w:sz="0" w:val="nil"/>
+          <w:right w:space="0" w:sz="0" w:val="nil"/>
+          <w:between w:space="0" w:sz="0" w:val="nil"/>
+        </w:pBdr>
+        <w:shd w:fill="auto" w:val="clear"/>
+        <w:spacing w:after="0" w:before="0" w:line="240" w:lineRule="auto"/>
+        <w:ind w:left="0" w:right="0" w:firstLine="0"/>
+        <w:jc w:val="left"/>
+        <w:rPr>
+          <w:rFonts w:ascii="Arial" w:cs="Arial" w:eastAsia="Arial" w:hAnsi="Arial"/>
+          <w:b w:val="0"/>
+          <w:i w:val="0"/>
+          <w:smallCaps w:val="0"/>
+          <w:strike w:val="0"/>
+          <w:color w:val="000000"/>
+          <w:sz w:val="22"/>
+          <w:szCs w:val="22"/>
+          <w:u w:val="none"/>
+          <w:shd w:fill="auto" w:val="clear"/>
+          <w:vertAlign w:val="baseline"/>
+        </w:rPr>
+      </w:pPr>
+      <w:r>
+        <w:rPr>
+          <w:rFonts w:ascii="Arial" w:cs="Arial" w:eastAsia="Arial" w:hAnsi="Arial"/>
+          <w:b w:val="0"/>
+          <w:i w:val="0"/>
+          <w:smallCaps w:val="0"/>
+          <w:strike w:val="0"/>
+          <w:color w:val="000000"/>
+          <w:sz w:val="22"/>
+          <w:szCs w:val="22"/>
+          <w:u w:val="none"/>
+          <w:shd w:fill="auto" w:val="clear"/>
+          <w:vertAlign w:val="baseline"/>
+          <w:rtl w:val="0"/>
+        </w:rPr>
+        <w:t xml:space="preserve">pagina 44 - artigo 2</w:t>
+      </w:r>
+    </w:p>
+  </w:comment>
+  <w:comment w:author="Iasmin Marques" w:id="41" w:date="2025-03-05T02:28:12Z">
+    <w:p>
+      <w:pPr>
+        <w:keepNext w:val="0"/>
+        <w:keepLines w:val="0"/>
+        <w:pageBreakBefore w:val="0"/>
+        <w:widowControl w:val="0"/>
+        <w:pBdr>
+          <w:top w:space="0" w:sz="0" w:val="nil"/>
+          <w:left w:space="0" w:sz="0" w:val="nil"/>
+          <w:bottom w:space="0" w:sz="0" w:val="nil"/>
+          <w:right w:space="0" w:sz="0" w:val="nil"/>
+          <w:between w:space="0" w:sz="0" w:val="nil"/>
+        </w:pBdr>
+        <w:shd w:fill="auto" w:val="clear"/>
+        <w:spacing w:after="0" w:before="0" w:line="240" w:lineRule="auto"/>
+        <w:ind w:left="0" w:right="0" w:firstLine="0"/>
+        <w:jc w:val="left"/>
+        <w:rPr>
+          <w:rFonts w:ascii="Arial" w:cs="Arial" w:eastAsia="Arial" w:hAnsi="Arial"/>
+          <w:b w:val="0"/>
+          <w:i w:val="0"/>
+          <w:smallCaps w:val="0"/>
+          <w:strike w:val="0"/>
+          <w:color w:val="000000"/>
+          <w:sz w:val="22"/>
+          <w:szCs w:val="22"/>
+          <w:u w:val="none"/>
+          <w:shd w:fill="auto" w:val="clear"/>
+          <w:vertAlign w:val="baseline"/>
+        </w:rPr>
+      </w:pPr>
+      <w:r>
+        <w:rPr>
+          <w:rFonts w:ascii="Arial" w:cs="Arial" w:eastAsia="Arial" w:hAnsi="Arial"/>
+          <w:b w:val="0"/>
+          <w:i w:val="0"/>
+          <w:smallCaps w:val="0"/>
+          <w:strike w:val="0"/>
+          <w:color w:val="000000"/>
+          <w:sz w:val="22"/>
+          <w:szCs w:val="22"/>
+          <w:u w:val="none"/>
+          <w:shd w:fill="auto" w:val="clear"/>
+          <w:vertAlign w:val="baseline"/>
+          <w:rtl w:val="0"/>
+        </w:rPr>
+        <w:t xml:space="preserve">pegar do artigo 6</w:t>
+      </w:r>
+    </w:p>
+  </w:comment>
+  <w:comment w:author="Iasmin Marques" w:id="42" w:date="2025-03-05T02:29:07Z">
+    <w:p>
+      <w:pPr>
+        <w:keepNext w:val="0"/>
+        <w:keepLines w:val="0"/>
+        <w:pageBreakBefore w:val="0"/>
+        <w:widowControl w:val="0"/>
+        <w:pBdr>
+          <w:top w:space="0" w:sz="0" w:val="nil"/>
+          <w:left w:space="0" w:sz="0" w:val="nil"/>
+          <w:bottom w:space="0" w:sz="0" w:val="nil"/>
+          <w:right w:space="0" w:sz="0" w:val="nil"/>
+          <w:between w:space="0" w:sz="0" w:val="nil"/>
+        </w:pBdr>
+        <w:shd w:fill="auto" w:val="clear"/>
+        <w:spacing w:after="0" w:before="0" w:line="240" w:lineRule="auto"/>
+        <w:ind w:left="0" w:right="0" w:firstLine="0"/>
+        <w:jc w:val="left"/>
+        <w:rPr>
+          <w:rFonts w:ascii="Arial" w:cs="Arial" w:eastAsia="Arial" w:hAnsi="Arial"/>
+          <w:b w:val="0"/>
+          <w:i w:val="0"/>
+          <w:smallCaps w:val="0"/>
+          <w:strike w:val="0"/>
+          <w:color w:val="000000"/>
+          <w:sz w:val="22"/>
+          <w:szCs w:val="22"/>
+          <w:u w:val="none"/>
+          <w:shd w:fill="auto" w:val="clear"/>
+          <w:vertAlign w:val="baseline"/>
+        </w:rPr>
+      </w:pPr>
+      <w:r>
+        <w:rPr>
+          <w:rFonts w:ascii="Arial" w:cs="Arial" w:eastAsia="Arial" w:hAnsi="Arial"/>
+          <w:b w:val="0"/>
+          <w:i w:val="0"/>
+          <w:smallCaps w:val="0"/>
+          <w:strike w:val="0"/>
+          <w:color w:val="000000"/>
+          <w:sz w:val="22"/>
+          <w:szCs w:val="22"/>
+          <w:u w:val="none"/>
+          <w:shd w:fill="auto" w:val="clear"/>
+          <w:vertAlign w:val="baseline"/>
+          <w:rtl w:val="0"/>
+        </w:rPr>
+        <w:t xml:space="preserve">3.4.4</w:t>
+      </w:r>
+    </w:p>
+  </w:comment>
+  <w:comment w:author="Iasmin Marques" w:id="45" w:date="2025-02-24T17:24:54Z">
+    <w:p>
+      <w:pPr>
+        <w:keepNext w:val="0"/>
+        <w:keepLines w:val="0"/>
+        <w:pageBreakBefore w:val="0"/>
+        <w:widowControl w:val="0"/>
+        <w:pBdr>
+          <w:top w:space="0" w:sz="0" w:val="nil"/>
+          <w:left w:space="0" w:sz="0" w:val="nil"/>
+          <w:bottom w:space="0" w:sz="0" w:val="nil"/>
+          <w:right w:space="0" w:sz="0" w:val="nil"/>
+          <w:between w:space="0" w:sz="0" w:val="nil"/>
+        </w:pBdr>
+        <w:shd w:fill="auto" w:val="clear"/>
+        <w:spacing w:after="0" w:before="0" w:line="240" w:lineRule="auto"/>
+        <w:ind w:left="0" w:right="0" w:firstLine="0"/>
+        <w:jc w:val="left"/>
+        <w:rPr>
+          <w:rFonts w:ascii="Arial" w:cs="Arial" w:eastAsia="Arial" w:hAnsi="Arial"/>
+          <w:b w:val="0"/>
+          <w:i w:val="0"/>
+          <w:smallCaps w:val="0"/>
+          <w:strike w:val="0"/>
+          <w:color w:val="000000"/>
+          <w:sz w:val="22"/>
+          <w:szCs w:val="22"/>
+          <w:u w:val="none"/>
+          <w:shd w:fill="auto" w:val="clear"/>
+          <w:vertAlign w:val="baseline"/>
+        </w:rPr>
+      </w:pPr>
+      <w:r>
+        <w:rPr>
+          <w:rFonts w:ascii="Arial" w:cs="Arial" w:eastAsia="Arial" w:hAnsi="Arial"/>
+          <w:b w:val="0"/>
+          <w:i w:val="0"/>
+          <w:smallCaps w:val="0"/>
+          <w:strike w:val="0"/>
+          <w:color w:val="000000"/>
+          <w:sz w:val="22"/>
+          <w:szCs w:val="22"/>
+          <w:u w:val="none"/>
+          <w:shd w:fill="auto" w:val="clear"/>
+          <w:vertAlign w:val="baseline"/>
+          <w:rtl w:val="0"/>
+        </w:rPr>
+        <w:t xml:space="preserve">esse é o kdd</w:t>
       </w:r>
     </w:p>
   </w:comment>
@@ -14480,25 +16573,13 @@
 
 <file path=word/commentsExtended.xml><?xml version="1.0" encoding="utf-8"?>
 <w15:commentsEx xmlns:mc="http://schemas.openxmlformats.org/markup-compatibility/2006" xmlns:o="urn:schemas-microsoft-com:office:office" xmlns:r="http://schemas.openxmlformats.org/officeDocument/2006/relationships" xmlns:m="http://schemas.openxmlformats.org/officeDocument/2006/math" xmlns:v="urn:schemas-microsoft-com:vml" xmlns:wp="http://schemas.openxmlformats.org/drawingml/2006/wordprocessingDrawing" xmlns:w10="urn:schemas-microsoft-com:office:word" xmlns:w="http://schemas.openxmlformats.org/wordprocessingml/2006/main" xmlns:wne="http://schemas.microsoft.com/office/word/2006/wordml" xmlns:sl="http://schemas.openxmlformats.org/schemaLibrary/2006/main" xmlns:a="http://schemas.openxmlformats.org/drawingml/2006/main" xmlns:pic="http://schemas.openxmlformats.org/drawingml/2006/picture" xmlns:c="http://schemas.openxmlformats.org/drawingml/2006/chart" xmlns:lc="http://schemas.openxmlformats.org/drawingml/2006/lockedCanvas" xmlns:dgm="http://schemas.openxmlformats.org/drawingml/2006/diagram" xmlns:wps="http://schemas.microsoft.com/office/word/2010/wordprocessingShape" xmlns:wpg="http://schemas.microsoft.com/office/word/2010/wordprocessingGroup" xmlns:w14="http://schemas.microsoft.com/office/word/2010/wordml" xmlns:w15="http://schemas.microsoft.com/office/word/2012/wordml" xmlns:w16="http://schemas.microsoft.com/office/word/2018/wordml" xmlns:w16cex="http://schemas.microsoft.com/office/word/2018/wordml/cex" xmlns:w16cid="http://schemas.microsoft.com/office/word/2016/wordml/cid" xmlns="http://schemas.microsoft.com/office/tasks/2019/documenttasks" xmlns:cr="http://schemas.microsoft.com/office/comments/2020/reactions">
-  <w15:commentEx w15:paraId="000001E7" w15:done="0"/>
-  <w15:commentEx w15:paraId="000001E8" w15:done="0"/>
-  <w15:commentEx w15:paraId="000001E9" w15:done="0"/>
-  <w15:commentEx w15:paraId="000001EA" w15:done="0"/>
-  <w15:commentEx w15:paraId="000001EC" w15:done="0"/>
-  <w15:commentEx w15:paraId="000001ED" w15:done="0"/>
-  <w15:commentEx w15:paraId="000001EE" w15:done="0"/>
-  <w15:commentEx w15:paraId="000001EF" w15:done="0"/>
-  <w15:commentEx w15:paraId="000001F0" w15:done="0"/>
-  <w15:commentEx w15:paraId="000001F1" w15:done="0"/>
-  <w15:commentEx w15:paraId="000001F2" w15:done="0"/>
-  <w15:commentEx w15:paraId="000001F3" w15:done="0"/>
-  <w15:commentEx w15:paraId="000001F4" w15:paraIdParent="000001F3" w15:done="0"/>
   <w15:commentEx w15:paraId="000001F5" w15:done="0"/>
   <w15:commentEx w15:paraId="000001F6" w15:done="0"/>
-  <w15:commentEx w15:paraId="000001F7" w15:paraIdParent="000001F6" w15:done="0"/>
+  <w15:commentEx w15:paraId="000001F7" w15:done="0"/>
   <w15:commentEx w15:paraId="000001F8" w15:done="0"/>
   <w15:commentEx w15:paraId="000001F9" w15:done="0"/>
   <w15:commentEx w15:paraId="000001FA" w15:done="0"/>
+  <w15:commentEx w15:paraId="000001FB" w15:done="0"/>
   <w15:commentEx w15:paraId="000001FC" w15:done="0"/>
   <w15:commentEx w15:paraId="000001FD" w15:done="0"/>
   <w15:commentEx w15:paraId="000001FE" w15:done="0"/>
@@ -14507,6 +16588,41 @@
   <w15:commentEx w15:paraId="00000201" w15:done="0"/>
   <w15:commentEx w15:paraId="00000202" w15:done="0"/>
   <w15:commentEx w15:paraId="00000203" w15:done="0"/>
+  <w15:commentEx w15:paraId="00000204" w15:done="0"/>
+  <w15:commentEx w15:paraId="00000205" w15:done="0"/>
+  <w15:commentEx w15:paraId="00000206" w15:done="0"/>
+  <w15:commentEx w15:paraId="00000207" w15:done="0"/>
+  <w15:commentEx w15:paraId="00000208" w15:done="0"/>
+  <w15:commentEx w15:paraId="00000209" w15:done="0"/>
+  <w15:commentEx w15:paraId="0000020A" w15:done="0"/>
+  <w15:commentEx w15:paraId="0000020B" w15:done="0"/>
+  <w15:commentEx w15:paraId="0000020D" w15:done="0"/>
+  <w15:commentEx w15:paraId="0000020E" w15:done="0"/>
+  <w15:commentEx w15:paraId="0000020F" w15:done="0"/>
+  <w15:commentEx w15:paraId="00000210" w15:done="0"/>
+  <w15:commentEx w15:paraId="00000211" w15:done="0"/>
+  <w15:commentEx w15:paraId="00000212" w15:done="0"/>
+  <w15:commentEx w15:paraId="00000213" w15:done="0"/>
+  <w15:commentEx w15:paraId="00000214" w15:done="0"/>
+  <w15:commentEx w15:paraId="00000215" w15:done="0"/>
+  <w15:commentEx w15:paraId="00000216" w15:done="0"/>
+  <w15:commentEx w15:paraId="00000217" w15:done="0"/>
+  <w15:commentEx w15:paraId="00000218" w15:done="0"/>
+  <w15:commentEx w15:paraId="00000219" w15:done="0"/>
+  <w15:commentEx w15:paraId="0000021A" w15:done="0"/>
+  <w15:commentEx w15:paraId="0000021B" w15:paraIdParent="0000021A" w15:done="0"/>
+  <w15:commentEx w15:paraId="0000021C" w15:done="0"/>
+  <w15:commentEx w15:paraId="0000021D" w15:done="0"/>
+  <w15:commentEx w15:paraId="0000021E" w15:done="0"/>
+  <w15:commentEx w15:paraId="0000021F" w15:done="0"/>
+  <w15:commentEx w15:paraId="00000221" w15:done="0"/>
+  <w15:commentEx w15:paraId="00000222" w15:done="0"/>
+  <w15:commentEx w15:paraId="00000223" w15:done="0"/>
+  <w15:commentEx w15:paraId="00000224" w15:done="0"/>
+  <w15:commentEx w15:paraId="00000225" w15:done="0"/>
+  <w15:commentEx w15:paraId="00000226" w15:done="0"/>
+  <w15:commentEx w15:paraId="00000227" w15:paraIdParent="00000226" w15:done="0"/>
+  <w15:commentEx w15:paraId="00000228" w15:done="0"/>
 </w15:commentsEx>
 </file>
 
@@ -16692,6 +18808,116 @@
     </w:lvl>
   </w:abstractNum>
   <w:abstractNum w:abstractNumId="20">
+    <w:lvl w:ilvl="0">
+      <w:start w:val="1"/>
+      <w:numFmt w:val="bullet"/>
+      <w:lvlText w:val="●"/>
+      <w:lvlJc w:val="left"/>
+      <w:pPr>
+        <w:ind w:left="720" w:hanging="360"/>
+      </w:pPr>
+      <w:rPr>
+        <w:u w:val="none"/>
+      </w:rPr>
+    </w:lvl>
+    <w:lvl w:ilvl="1">
+      <w:start w:val="1"/>
+      <w:numFmt w:val="bullet"/>
+      <w:lvlText w:val="○"/>
+      <w:lvlJc w:val="left"/>
+      <w:pPr>
+        <w:ind w:left="1440" w:hanging="360"/>
+      </w:pPr>
+      <w:rPr>
+        <w:u w:val="none"/>
+      </w:rPr>
+    </w:lvl>
+    <w:lvl w:ilvl="2">
+      <w:start w:val="1"/>
+      <w:numFmt w:val="bullet"/>
+      <w:lvlText w:val="■"/>
+      <w:lvlJc w:val="left"/>
+      <w:pPr>
+        <w:ind w:left="2160" w:hanging="360"/>
+      </w:pPr>
+      <w:rPr>
+        <w:u w:val="none"/>
+      </w:rPr>
+    </w:lvl>
+    <w:lvl w:ilvl="3">
+      <w:start w:val="1"/>
+      <w:numFmt w:val="bullet"/>
+      <w:lvlText w:val="●"/>
+      <w:lvlJc w:val="left"/>
+      <w:pPr>
+        <w:ind w:left="2880" w:hanging="360"/>
+      </w:pPr>
+      <w:rPr>
+        <w:u w:val="none"/>
+      </w:rPr>
+    </w:lvl>
+    <w:lvl w:ilvl="4">
+      <w:start w:val="1"/>
+      <w:numFmt w:val="bullet"/>
+      <w:lvlText w:val="○"/>
+      <w:lvlJc w:val="left"/>
+      <w:pPr>
+        <w:ind w:left="3600" w:hanging="360"/>
+      </w:pPr>
+      <w:rPr>
+        <w:u w:val="none"/>
+      </w:rPr>
+    </w:lvl>
+    <w:lvl w:ilvl="5">
+      <w:start w:val="1"/>
+      <w:numFmt w:val="bullet"/>
+      <w:lvlText w:val="■"/>
+      <w:lvlJc w:val="left"/>
+      <w:pPr>
+        <w:ind w:left="4320" w:hanging="360"/>
+      </w:pPr>
+      <w:rPr>
+        <w:u w:val="none"/>
+      </w:rPr>
+    </w:lvl>
+    <w:lvl w:ilvl="6">
+      <w:start w:val="1"/>
+      <w:numFmt w:val="bullet"/>
+      <w:lvlText w:val="●"/>
+      <w:lvlJc w:val="left"/>
+      <w:pPr>
+        <w:ind w:left="5040" w:hanging="360"/>
+      </w:pPr>
+      <w:rPr>
+        <w:u w:val="none"/>
+      </w:rPr>
+    </w:lvl>
+    <w:lvl w:ilvl="7">
+      <w:start w:val="1"/>
+      <w:numFmt w:val="bullet"/>
+      <w:lvlText w:val="○"/>
+      <w:lvlJc w:val="left"/>
+      <w:pPr>
+        <w:ind w:left="5760" w:hanging="360"/>
+      </w:pPr>
+      <w:rPr>
+        <w:u w:val="none"/>
+      </w:rPr>
+    </w:lvl>
+    <w:lvl w:ilvl="8">
+      <w:start w:val="1"/>
+      <w:numFmt w:val="bullet"/>
+      <w:lvlText w:val="■"/>
+      <w:lvlJc w:val="left"/>
+      <w:pPr>
+        <w:ind w:left="6480" w:hanging="360"/>
+      </w:pPr>
+      <w:rPr>
+        <w:u w:val="none"/>
+      </w:rPr>
+    </w:lvl>
+  </w:abstractNum>
+  <w:abstractNum w:abstractNumId="21">
     <w:lvl w:ilvl="0">
       <w:start w:val="1"/>
       <w:numFmt w:val="bullet"/>
@@ -16860,6 +19086,9 @@
   </w:num>
   <w:num w:numId="20">
     <w:abstractNumId w:val="20"/>
+  </w:num>
+  <w:num w:numId="21">
+    <w:abstractNumId w:val="21"/>
   </w:num>
 </w:numbering>
 </file>
@@ -17440,7 +19669,7 @@
 
 <file path=customXML/item1.xml><?xml version="1.0" encoding="utf-8"?>
 <go:gDocsCustomXmlDataStorage xmlns:go="http://customooxmlschemas.google.com/" xmlns:r="http://schemas.openxmlformats.org/officeDocument/2006/relationships" uri="GoogleDocsCustomDataVersion2">
-  <go:docsCustomData xmlns:go="http://customooxmlschemas.google.com/" roundtripDataSignature="AMtx7mgw3vOQZ6DGVEb6JKhNVEpIbsnDeQ==">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</go:docsCustomData>
+  <go:docsCustomData xmlns:go="http://customooxmlschemas.google.com/" roundtripDataSignature="AMtx7mii0w4Nc7b0sN848gj58wy/bB0h2w==">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</go:docsCustomData>
 </go:gDocsCustomXmlDataStorage>
 </file>
 

--- a/documentos - tcc/TCCI_nimsai.docx
+++ b/documentos - tcc/TCCI_nimsai.docx
@@ -1456,7 +1456,7 @@
         <w:widowControl w:val="1"/>
         <w:numPr>
           <w:ilvl w:val="0"/>
-          <w:numId w:val="14"/>
+          <w:numId w:val="12"/>
         </w:numPr>
         <w:pBdr>
           <w:top w:space="0" w:sz="0" w:val="nil"/>
@@ -1509,7 +1509,7 @@
         <w:widowControl w:val="1"/>
         <w:numPr>
           <w:ilvl w:val="0"/>
-          <w:numId w:val="14"/>
+          <w:numId w:val="12"/>
         </w:numPr>
         <w:pBdr>
           <w:top w:space="0" w:sz="0" w:val="nil"/>
@@ -1603,7 +1603,7 @@
         <w:widowControl w:val="1"/>
         <w:numPr>
           <w:ilvl w:val="0"/>
-          <w:numId w:val="14"/>
+          <w:numId w:val="12"/>
         </w:numPr>
         <w:pBdr>
           <w:top w:space="0" w:sz="0" w:val="nil"/>
@@ -2133,7 +2133,7 @@
         <w:widowControl w:val="1"/>
         <w:numPr>
           <w:ilvl w:val="0"/>
-          <w:numId w:val="14"/>
+          <w:numId w:val="12"/>
         </w:numPr>
         <w:pBdr>
           <w:top w:space="0" w:sz="0" w:val="nil"/>
@@ -2288,7 +2288,7 @@
         <w:widowControl w:val="1"/>
         <w:numPr>
           <w:ilvl w:val="0"/>
-          <w:numId w:val="14"/>
+          <w:numId w:val="12"/>
         </w:numPr>
         <w:pBdr>
           <w:top w:space="0" w:sz="0" w:val="nil"/>
@@ -2341,7 +2341,7 @@
         <w:widowControl w:val="1"/>
         <w:numPr>
           <w:ilvl w:val="0"/>
-          <w:numId w:val="14"/>
+          <w:numId w:val="12"/>
         </w:numPr>
         <w:pBdr>
           <w:top w:space="0" w:sz="0" w:val="nil"/>
@@ -2398,7 +2398,7 @@
         <w:widowControl w:val="1"/>
         <w:numPr>
           <w:ilvl w:val="0"/>
-          <w:numId w:val="14"/>
+          <w:numId w:val="12"/>
         </w:numPr>
         <w:pBdr>
           <w:top w:space="0" w:sz="0" w:val="nil"/>
@@ -2455,7 +2455,7 @@
         <w:widowControl w:val="1"/>
         <w:numPr>
           <w:ilvl w:val="0"/>
-          <w:numId w:val="15"/>
+          <w:numId w:val="13"/>
         </w:numPr>
         <w:pBdr>
           <w:top w:space="0" w:sz="0" w:val="nil"/>
@@ -2506,18 +2506,16 @@
           <w:rFonts w:ascii="Arial" w:cs="Arial" w:eastAsia="Arial" w:hAnsi="Arial"/>
           <w:sz w:val="24"/>
           <w:szCs w:val="24"/>
-          <w:shd w:fill="c9daf8" w:val="clear"/>
-        </w:rPr>
-      </w:pPr>
-      <w:r>
-        <w:rPr>
-          <w:rFonts w:ascii="Arial" w:cs="Arial" w:eastAsia="Arial" w:hAnsi="Arial"/>
-          <w:sz w:val="24"/>
-          <w:szCs w:val="24"/>
-          <w:shd w:fill="c9daf8" w:val="clear"/>
-          <w:rtl w:val="0"/>
-        </w:rPr>
-        <w:t xml:space="preserve">A saúde pública no Brasil enfrenta desafios consideráveis em virtude da vasta extensão territorial e das disparidades socioeconômicas presentes no país. O Sistema Único de Saúde (SUS) é reconhecido como uma das mais amplas iniciativas de saúde pública em escala global, buscando garantir o acesso universal aos serviços de saúde para milhões de cidadãos brasileiros. No entanto, desafios como a sobrecarga do sistema de saúde e a desigualdade no acesso aos serviços reforçam a necessidade de estratégias inovadoras para aprimorar a gestão e a eficiência hospitalar </w:t>
+        </w:rPr>
+      </w:pPr>
+      <w:r>
+        <w:rPr>
+          <w:rFonts w:ascii="Arial" w:cs="Arial" w:eastAsia="Arial" w:hAnsi="Arial"/>
+          <w:sz w:val="24"/>
+          <w:szCs w:val="24"/>
+          <w:rtl w:val="0"/>
+        </w:rPr>
+        <w:t xml:space="preserve">A saúde pública no Brasil enfrenta desafios consideráveis em virtude da vasta extensão territorial e das diferenças socioeconômicas presentes no país atualmente. O Sistema Único de Saúde (SUS) é reconhecido como uma das mais amplas iniciativas de saúde pública em escala global, buscando sempre garantir o acesso universal aos serviços de saúde para milhões de cidadãos brasileiros, no entanto alguns desafios como a sobrecarga do sistema de saúde e a desigualdade no acesso aos serviços reforçam a necessidade de estratégias inovadoras para aprimorar a gestão de equipamentos, pessoas e da eficiência hospitalar </w:t>
       </w:r>
       <w:sdt>
         <w:sdtPr>
@@ -2532,7 +2530,6 @@
           <w:rFonts w:ascii="Arial" w:cs="Arial" w:eastAsia="Arial" w:hAnsi="Arial"/>
           <w:sz w:val="24"/>
           <w:szCs w:val="24"/>
-          <w:shd w:fill="c9daf8" w:val="clear"/>
           <w:rtl w:val="0"/>
         </w:rPr>
         <w:t xml:space="preserve">(Paim, 2020)</w:t>
@@ -2546,10 +2543,9 @@
           <w:rFonts w:ascii="Arial" w:cs="Arial" w:eastAsia="Arial" w:hAnsi="Arial"/>
           <w:sz w:val="24"/>
           <w:szCs w:val="24"/>
-          <w:shd w:fill="c9daf8" w:val="clear"/>
-          <w:rtl w:val="0"/>
-        </w:rPr>
-        <w:t xml:space="preserve">.  Além disso, a pandemia de COVID-19 evidenciou a importância da modernização dos sistemas de monitoramento e previsão de surtos, tornando essencial o uso de técnicas avançadas de análise de dados para auxiliar na tomada de decisões </w:t>
+          <w:rtl w:val="0"/>
+        </w:rPr>
+        <w:t xml:space="preserve">.  Além disso, com a pandemia de COVID-19 ficou evidente a importância da modernização dos sistemas de monitoramento e previsão de surtos, tornando essencial o uso de técnicas avançadas de análise de dados para auxiliar na tomada de decisões </w:t>
       </w:r>
       <w:sdt>
         <w:sdtPr>
@@ -2564,7 +2560,6 @@
           <w:rFonts w:ascii="Arial" w:cs="Arial" w:eastAsia="Arial" w:hAnsi="Arial"/>
           <w:sz w:val="24"/>
           <w:szCs w:val="24"/>
-          <w:shd w:fill="c9daf8" w:val="clear"/>
           <w:rtl w:val="0"/>
         </w:rPr>
         <w:t xml:space="preserve">(Silva e Silva Neto, 2022)</w:t>
@@ -2578,7 +2573,6 @@
           <w:rFonts w:ascii="Arial" w:cs="Arial" w:eastAsia="Arial" w:hAnsi="Arial"/>
           <w:sz w:val="24"/>
           <w:szCs w:val="24"/>
-          <w:shd w:fill="c9daf8" w:val="clear"/>
           <w:rtl w:val="0"/>
         </w:rPr>
         <w:t xml:space="preserve">.</w:t>
@@ -2592,35 +2586,16 @@
           <w:rFonts w:ascii="Arial" w:cs="Arial" w:eastAsia="Arial" w:hAnsi="Arial"/>
           <w:sz w:val="24"/>
           <w:szCs w:val="24"/>
-          <w:shd w:fill="c9daf8" w:val="clear"/>
-        </w:rPr>
-      </w:pPr>
-      <w:r>
-        <w:rPr>
-          <w:rtl w:val="0"/>
-        </w:rPr>
-      </w:r>
-    </w:p>
-    <w:p>
-      <w:pPr>
-        <w:spacing w:after="240" w:before="240" w:lineRule="auto"/>
-        <w:jc w:val="both"/>
-        <w:rPr>
-          <w:rFonts w:ascii="Arial" w:cs="Arial" w:eastAsia="Arial" w:hAnsi="Arial"/>
-          <w:sz w:val="24"/>
-          <w:szCs w:val="24"/>
-          <w:shd w:fill="c9daf8" w:val="clear"/>
-        </w:rPr>
-      </w:pPr>
-      <w:r>
-        <w:rPr>
-          <w:rFonts w:ascii="Arial" w:cs="Arial" w:eastAsia="Arial" w:hAnsi="Arial"/>
-          <w:sz w:val="24"/>
-          <w:szCs w:val="24"/>
-          <w:shd w:fill="c9daf8" w:val="clear"/>
-          <w:rtl w:val="0"/>
-        </w:rPr>
-        <w:t xml:space="preserve">Estudos indicam que a inteligência artificial tem desempenhado um papel fundamental na análise de dados de saúde, permitindo a identificação precoce de fatores de risco, a previsão de desfechos clínicos e a otimização da alocação de recursos hospitalares </w:t>
+        </w:rPr>
+      </w:pPr>
+      <w:r>
+        <w:rPr>
+          <w:rFonts w:ascii="Arial" w:cs="Arial" w:eastAsia="Arial" w:hAnsi="Arial"/>
+          <w:sz w:val="24"/>
+          <w:szCs w:val="24"/>
+          <w:rtl w:val="0"/>
+        </w:rPr>
+        <w:t xml:space="preserve">Além da importância que temos da modernização de sistemas de monitoramento, pode-se verificar, através de estudos que a inteligência artificial tem desempenhado um papel fundamental na análise de dados de saúde, permitindo a identificação precoce de fatores de risco, a previsão de desfechos clínicos e a otimização da alocação de recursos hospitalares </w:t>
       </w:r>
       <w:sdt>
         <w:sdtPr>
@@ -2635,7 +2610,6 @@
           <w:rFonts w:ascii="Arial" w:cs="Arial" w:eastAsia="Arial" w:hAnsi="Arial"/>
           <w:sz w:val="24"/>
           <w:szCs w:val="24"/>
-          <w:shd w:fill="c9daf8" w:val="clear"/>
           <w:rtl w:val="0"/>
         </w:rPr>
         <w:t xml:space="preserve">(Sena, 2021). </w:t>
@@ -2658,59 +2632,16 @@
           <w:rFonts w:ascii="Arial" w:cs="Arial" w:eastAsia="Arial" w:hAnsi="Arial"/>
           <w:sz w:val="24"/>
           <w:szCs w:val="24"/>
-          <w:shd w:fill="cccccc" w:val="clear"/>
-        </w:rPr>
-      </w:pPr>
-      <w:r>
-        <w:rPr>
-          <w:rtl w:val="0"/>
-        </w:rPr>
-      </w:r>
-    </w:p>
-    <w:p>
-      <w:pPr>
-        <w:numPr>
-          <w:ilvl w:val="0"/>
-          <w:numId w:val="10"/>
-        </w:numPr>
-        <w:spacing w:after="240" w:before="240" w:lineRule="auto"/>
-        <w:ind w:left="720" w:hanging="360"/>
-        <w:jc w:val="both"/>
-        <w:rPr>
-          <w:rFonts w:ascii="Arial" w:cs="Arial" w:eastAsia="Arial" w:hAnsi="Arial"/>
-          <w:sz w:val="24"/>
-          <w:szCs w:val="24"/>
-          <w:u w:val="none"/>
-        </w:rPr>
-      </w:pPr>
-      <w:r>
-        <w:rPr>
-          <w:rFonts w:ascii="Arial" w:cs="Arial" w:eastAsia="Arial" w:hAnsi="Arial"/>
-          <w:sz w:val="24"/>
-          <w:szCs w:val="24"/>
-          <w:rtl w:val="0"/>
-        </w:rPr>
-        <w:t xml:space="preserve">A Importância da Saúde e do Monitoramento de Doenças</w:t>
-      </w:r>
-    </w:p>
-    <w:p>
-      <w:pPr>
-        <w:spacing w:after="240" w:before="240" w:lineRule="auto"/>
-        <w:jc w:val="both"/>
-        <w:rPr>
-          <w:rFonts w:ascii="Arial" w:cs="Arial" w:eastAsia="Arial" w:hAnsi="Arial"/>
-          <w:sz w:val="24"/>
-          <w:szCs w:val="24"/>
-        </w:rPr>
-      </w:pPr>
-      <w:r>
-        <w:rPr>
-          <w:rFonts w:ascii="Arial" w:cs="Arial" w:eastAsia="Arial" w:hAnsi="Arial"/>
-          <w:sz w:val="24"/>
-          <w:szCs w:val="24"/>
-          <w:rtl w:val="0"/>
-        </w:rPr>
-        <w:t xml:space="preserve">A saúde é um direito fundamental e um pilar essencial para o desenvolvimento social e econômico. O monitoramento epidemiológico desempenha um papel crucial na prevenção e no controle de doenças, permitindo a antecipação de surtos e a alocação eficiente de recursos. Tecnologias como aprendizado de máquina e inteligência artificial têm sido empregadas para detectar padrões em grandes volumes de dados, ajudando na tomada de decisão clínica e no desenvolvimento de estratégias preventivas </w:t>
+        </w:rPr>
+      </w:pPr>
+      <w:r>
+        <w:rPr>
+          <w:rFonts w:ascii="Arial" w:cs="Arial" w:eastAsia="Arial" w:hAnsi="Arial"/>
+          <w:sz w:val="24"/>
+          <w:szCs w:val="24"/>
+          <w:rtl w:val="0"/>
+        </w:rPr>
+        <w:t xml:space="preserve">A saúde é um direito fundamental do ser humano e um pilar essencial para o desenvolvimento social e econômico de uma sociedade. Para auxiliar a garantir esse direito básico à população existe o monitoramento epidemiológico, que desempenha um papel central na prevenção e no controle de doenças, através dele temos a possibilidade de alocação eficiente de recursos e até mesmo a antecipação de surtos. Pode-se verificar que tecnologias como a inteligência artificial (Artificial Intelligence - AI) e o aprendizado de máquina (Machine Learning - ML) vem sendo muito utilizadas para detectar padrões em pequeno e grandes volumes de dados, auxiliando no desenvolvimento de estratégias preventivas e na tomada de decisões clínicas </w:t>
       </w:r>
       <w:sdt>
         <w:sdtPr>
@@ -2760,7 +2691,16 @@
           <w:szCs w:val="24"/>
           <w:rtl w:val="0"/>
         </w:rPr>
-        <w:t xml:space="preserve">Essas abordagens tornam-se ainda mais relevantes diante de doenças respiratórias graves, como a Síndrome Respiratória Aguda Grave (SRAG), que apresentam altos índices de hospitalização e mortalidade </w:t>
+        <w:t xml:space="preserve">A utilização de tecnologias como o aprendizado de máquina e inteligência artificial tornam-se cada vez mais relevantes diante de doenças, como por exemplo a Síndrome Respiratória Aguda Grave (SRAG), que apresentam altos índices de hospitalização e mortalidade</w:t>
+      </w:r>
+      <w:r>
+        <w:rPr>
+          <w:rFonts w:ascii="Arial" w:cs="Arial" w:eastAsia="Arial" w:hAnsi="Arial"/>
+          <w:sz w:val="24"/>
+          <w:szCs w:val="24"/>
+          <w:rtl w:val="0"/>
+        </w:rPr>
+        <w:t xml:space="preserve"> </w:t>
       </w:r>
       <w:sdt>
         <w:sdtPr>
@@ -2777,11 +2717,20 @@
           <w:szCs w:val="24"/>
           <w:rtl w:val="0"/>
         </w:rPr>
-        <w:t xml:space="preserve">(Belini, Ataide e Lochter, 2024).</w:t>
+        <w:t xml:space="preserve">(Belini, Ataide e Lochter, 2024)</w:t>
       </w:r>
       <w:commentRangeEnd w:id="7"/>
       <w:r>
         <w:commentReference w:id="7"/>
+      </w:r>
+      <w:r>
+        <w:rPr>
+          <w:rFonts w:ascii="Arial" w:cs="Arial" w:eastAsia="Arial" w:hAnsi="Arial"/>
+          <w:sz w:val="24"/>
+          <w:szCs w:val="24"/>
+          <w:rtl w:val="0"/>
+        </w:rPr>
+        <w:t xml:space="preserve">.</w:t>
       </w:r>
       <w:r>
         <w:rPr>
@@ -2801,54 +2750,12 @@
       </w:pPr>
       <w:r>
         <w:rPr>
-          <w:rtl w:val="0"/>
-        </w:rPr>
-      </w:r>
-    </w:p>
-    <w:p>
-      <w:pPr>
-        <w:numPr>
-          <w:ilvl w:val="0"/>
-          <w:numId w:val="18"/>
-        </w:numPr>
-        <w:spacing w:after="240" w:before="240" w:lineRule="auto"/>
-        <w:ind w:left="720" w:hanging="360"/>
-        <w:jc w:val="both"/>
-        <w:rPr>
-          <w:rFonts w:ascii="Arial" w:cs="Arial" w:eastAsia="Arial" w:hAnsi="Arial"/>
-          <w:sz w:val="24"/>
-          <w:szCs w:val="24"/>
-          <w:u w:val="none"/>
-        </w:rPr>
-      </w:pPr>
-      <w:r>
-        <w:rPr>
-          <w:rFonts w:ascii="Arial" w:cs="Arial" w:eastAsia="Arial" w:hAnsi="Arial"/>
-          <w:sz w:val="24"/>
-          <w:szCs w:val="24"/>
-          <w:rtl w:val="0"/>
-        </w:rPr>
-        <w:t xml:space="preserve">Síndrome Respiratória Aguda Grave (SRAG)</w:t>
-      </w:r>
-    </w:p>
-    <w:p>
-      <w:pPr>
-        <w:spacing w:after="240" w:before="240" w:lineRule="auto"/>
-        <w:jc w:val="both"/>
-        <w:rPr>
-          <w:rFonts w:ascii="Arial" w:cs="Arial" w:eastAsia="Arial" w:hAnsi="Arial"/>
-          <w:sz w:val="24"/>
-          <w:szCs w:val="24"/>
-        </w:rPr>
-      </w:pPr>
-      <w:r>
-        <w:rPr>
-          <w:rFonts w:ascii="Arial" w:cs="Arial" w:eastAsia="Arial" w:hAnsi="Arial"/>
-          <w:sz w:val="24"/>
-          <w:szCs w:val="24"/>
-          <w:rtl w:val="0"/>
-        </w:rPr>
-        <w:t xml:space="preserve">A Síndrome Respiratória Aguda Grave (SRAG) é uma condição respiratória severa associada a diferentes agentes infecciosos, incluindo </w:t>
+          <w:rFonts w:ascii="Arial" w:cs="Arial" w:eastAsia="Arial" w:hAnsi="Arial"/>
+          <w:sz w:val="24"/>
+          <w:szCs w:val="24"/>
+          <w:rtl w:val="0"/>
+        </w:rPr>
+        <w:t xml:space="preserve">A Síndrome Respiratória Aguda Grave (SRAG) é uma condição respiratória severa causada por diferentes agentes infecciosos, incluindo </w:t>
       </w:r>
       <w:sdt>
         <w:sdtPr>
@@ -2914,7 +2821,27 @@
           <w:szCs w:val="24"/>
           <w:rtl w:val="0"/>
         </w:rPr>
-        <w:t xml:space="preserve">. Estudos apontam que a SRAG afeta predominantemente grupos vulneráveis, como idosos e indivíduos com comorbidades, e pode levar a complicações graves que demandam suporte intensivo, como internação em </w:t>
+        <w:t xml:space="preserve">. O SRAG possui um impacto que tem sido crítico sobre o sistema de saúde, reforçando a necessidade de abordagens de prevenção e previsão para otimizar o atendimento e reduzir a mortalidade da população. </w:t>
+      </w:r>
+    </w:p>
+    <w:p>
+      <w:pPr>
+        <w:spacing w:after="240" w:before="240" w:lineRule="auto"/>
+        <w:jc w:val="both"/>
+        <w:rPr>
+          <w:rFonts w:ascii="Arial" w:cs="Arial" w:eastAsia="Arial" w:hAnsi="Arial"/>
+          <w:sz w:val="24"/>
+          <w:szCs w:val="24"/>
+        </w:rPr>
+      </w:pPr>
+      <w:r>
+        <w:rPr>
+          <w:rFonts w:ascii="Arial" w:cs="Arial" w:eastAsia="Arial" w:hAnsi="Arial"/>
+          <w:sz w:val="24"/>
+          <w:szCs w:val="24"/>
+          <w:rtl w:val="0"/>
+        </w:rPr>
+        <w:t xml:space="preserve">Estudos apontam que a SRAG afeta predominantemente grupos vulneráveis, como por exemplo em idosos e indivíduos com comorbidades, como por exemplo doenças cardiovasculares, diabetes, doenças renais crônicas, doenças pulmonares crônicas, obesidade; e que pode levar a complicações graves que demandam suporte maior, como internação em  </w:t>
       </w:r>
       <w:sdt>
         <w:sdtPr>
@@ -2983,7 +2910,7 @@
           <w:szCs w:val="24"/>
           <w:rtl w:val="0"/>
         </w:rPr>
-        <w:t xml:space="preserve">. O impacto da SRAG sobre o sistema de saúde tem sido um fator crítico, reforçando a necessidade de abordagens preditivas para otimizar o atendimento e reduzir a mortalidade. A análise preditiva surge como uma ferramenta promissora para auxiliar na identificação precoce de casos de risco, possibilitando uma resposta mais rápida e eficaz do sistema de saúde </w:t>
+        <w:t xml:space="preserve">. Uma ferramenta que auxilia na previsão de casos de risco da Síndrome (SRAG) é a análise preditiva, é através dela que temos a possibilidade de uma resposta mais rápida e eficaz do sistema de saúde </w:t>
       </w:r>
       <w:r>
         <w:rPr>
@@ -3042,53 +2969,12 @@
       </w:pPr>
       <w:r>
         <w:rPr>
-          <w:rtl w:val="0"/>
-        </w:rPr>
-      </w:r>
-    </w:p>
-    <w:p>
-      <w:pPr>
-        <w:numPr>
-          <w:ilvl w:val="0"/>
-          <w:numId w:val="7"/>
-        </w:numPr>
-        <w:spacing w:after="240" w:before="240" w:lineRule="auto"/>
-        <w:ind w:left="720" w:hanging="360"/>
-        <w:rPr>
-          <w:rFonts w:ascii="Arial" w:cs="Arial" w:eastAsia="Arial" w:hAnsi="Arial"/>
-          <w:sz w:val="24"/>
-          <w:szCs w:val="24"/>
-          <w:u w:val="none"/>
-        </w:rPr>
-      </w:pPr>
-      <w:r>
-        <w:rPr>
-          <w:rFonts w:ascii="Arial" w:cs="Arial" w:eastAsia="Arial" w:hAnsi="Arial"/>
-          <w:sz w:val="24"/>
-          <w:szCs w:val="24"/>
-          <w:rtl w:val="0"/>
-        </w:rPr>
-        <w:t xml:space="preserve">A Importância da Predição da SRAG como Forma de Prevenção</w:t>
-      </w:r>
-    </w:p>
-    <w:p>
-      <w:pPr>
-        <w:spacing w:after="240" w:before="240" w:lineRule="auto"/>
-        <w:jc w:val="both"/>
-        <w:rPr>
-          <w:rFonts w:ascii="Arial" w:cs="Arial" w:eastAsia="Arial" w:hAnsi="Arial"/>
-          <w:sz w:val="24"/>
-          <w:szCs w:val="24"/>
-        </w:rPr>
-      </w:pPr>
-      <w:r>
-        <w:rPr>
-          <w:rFonts w:ascii="Arial" w:cs="Arial" w:eastAsia="Arial" w:hAnsi="Arial"/>
-          <w:sz w:val="24"/>
-          <w:szCs w:val="24"/>
-          <w:rtl w:val="0"/>
-        </w:rPr>
-        <w:t xml:space="preserve">A capacidade de prever casos graves de SRAG pode contribuir para uma resposta mais rápida e eficiente, permitindo o melhor direcionamento de recursos hospitalares, como por exemplo os leitos de UTI e ventiladores mecânicos. Modelos preditivos baseados em aprendizado de máquina vêm sendo utilizados para identificar fatores de risco e prever desfechos clínicos, possibilitando intervenções </w:t>
+          <w:rFonts w:ascii="Arial" w:cs="Arial" w:eastAsia="Arial" w:hAnsi="Arial"/>
+          <w:sz w:val="24"/>
+          <w:szCs w:val="24"/>
+          <w:rtl w:val="0"/>
+        </w:rPr>
+        <w:t xml:space="preserve">A capacidade de prever casos graves de SRAG pode contribuir para uma resposta mais eficiente e rápida, permitindo um melhor direcionamento de recursos hospitalares, como por exemplo os leitos de UTI e ventiladores mecânicos. Modelos preditivos baseados em aprendizado de máquina vêm sendo utilizados para identificar fatores de risco e prever desfechos clínicos, possibilitando intervenções </w:t>
       </w:r>
       <w:r>
         <w:rPr>
@@ -3157,7 +3043,7 @@
           <w:szCs w:val="24"/>
           <w:rtl w:val="0"/>
         </w:rPr>
-        <w:t xml:space="preserve">Essas abordagens são fundamentais para otimizar a gestão hospitalar e aprimorar as políticas de saúde pública e a aplicação desses modelos tem mostrado resultados promissores na melhoria da gestão hospitalar, na alocação eficiente de recursos, e consequentemente reduzir a mortalidade em pacientes críticos</w:t>
+        <w:t xml:space="preserve">Abordagens como esta são fundamentais para otimizar a gestão hospitalar e aprimorar as políticas de saúde pública. A aplicação desses modelos tem mostrado resultados positivos na alocação eficiente de recursos, melhoria da gestão hospitalar e consequentemente reduzir a mortalidade em pacientes críticos</w:t>
       </w:r>
       <w:sdt>
         <w:sdtPr>
@@ -3193,46 +3079,6 @@
     <w:p>
       <w:pPr>
         <w:spacing w:after="240" w:before="240" w:lineRule="auto"/>
-        <w:rPr>
-          <w:rFonts w:ascii="Arial" w:cs="Arial" w:eastAsia="Arial" w:hAnsi="Arial"/>
-          <w:sz w:val="24"/>
-          <w:szCs w:val="24"/>
-        </w:rPr>
-      </w:pPr>
-      <w:r>
-        <w:rPr>
-          <w:rtl w:val="0"/>
-        </w:rPr>
-      </w:r>
-    </w:p>
-    <w:p>
-      <w:pPr>
-        <w:numPr>
-          <w:ilvl w:val="0"/>
-          <w:numId w:val="1"/>
-        </w:numPr>
-        <w:spacing w:after="240" w:before="240" w:lineRule="auto"/>
-        <w:ind w:left="720" w:hanging="360"/>
-        <w:rPr>
-          <w:rFonts w:ascii="Arial" w:cs="Arial" w:eastAsia="Arial" w:hAnsi="Arial"/>
-          <w:sz w:val="24"/>
-          <w:szCs w:val="24"/>
-          <w:u w:val="none"/>
-        </w:rPr>
-      </w:pPr>
-      <w:r>
-        <w:rPr>
-          <w:rFonts w:ascii="Arial" w:cs="Arial" w:eastAsia="Arial" w:hAnsi="Arial"/>
-          <w:sz w:val="24"/>
-          <w:szCs w:val="24"/>
-          <w:rtl w:val="0"/>
-        </w:rPr>
-        <w:t xml:space="preserve">O Processo de KDD/ Análise de Dados para Predição</w:t>
-      </w:r>
-    </w:p>
-    <w:p>
-      <w:pPr>
-        <w:spacing w:after="240" w:before="240" w:lineRule="auto"/>
         <w:jc w:val="both"/>
         <w:rPr>
           <w:rFonts w:ascii="Arial" w:cs="Arial" w:eastAsia="Arial" w:hAnsi="Arial"/>
@@ -3252,59 +3098,77 @@
       <w:r>
         <w:rPr>
           <w:rFonts w:ascii="Arial" w:cs="Arial" w:eastAsia="Arial" w:hAnsi="Arial"/>
+          <w:i w:val="1"/>
+          <w:sz w:val="24"/>
+          <w:szCs w:val="24"/>
+          <w:rtl w:val="0"/>
+        </w:rPr>
+        <w:t xml:space="preserve">Knowledge Discovery in Databases</w:t>
+      </w:r>
+      <w:r>
+        <w:rPr>
+          <w:rFonts w:ascii="Arial" w:cs="Arial" w:eastAsia="Arial" w:hAnsi="Arial"/>
+          <w:sz w:val="24"/>
+          <w:szCs w:val="24"/>
+          <w:rtl w:val="0"/>
+        </w:rPr>
+        <w:t xml:space="preserve"> (KDD), em português a </w:t>
+      </w:r>
+      <w:r>
+        <w:rPr>
+          <w:rFonts w:ascii="Arial" w:cs="Arial" w:eastAsia="Arial" w:hAnsi="Arial"/>
+          <w:sz w:val="24"/>
+          <w:szCs w:val="24"/>
+          <w:highlight w:val="white"/>
+          <w:rtl w:val="0"/>
+        </w:rPr>
+        <w:t xml:space="preserve">Descoberta de Conhecimento em Bases de Dados</w:t>
+      </w:r>
+      <w:r>
+        <w:rPr>
+          <w:rFonts w:ascii="Arial" w:cs="Arial" w:eastAsia="Arial" w:hAnsi="Arial"/>
+          <w:sz w:val="24"/>
+          <w:szCs w:val="24"/>
+          <w:rtl w:val="0"/>
+        </w:rPr>
+        <w:t xml:space="preserve">, que possui diversas etapas interdependentes para a extração de conhecimento útil a partir de grandes volumes de dados </w:t>
+      </w:r>
+      <w:r>
+        <w:rPr>
+          <w:rFonts w:ascii="Arial" w:cs="Arial" w:eastAsia="Arial" w:hAnsi="Arial"/>
           <w:b w:val="1"/>
           <w:sz w:val="24"/>
           <w:szCs w:val="24"/>
           <w:rtl w:val="0"/>
         </w:rPr>
-        <w:t xml:space="preserve">Knowledge Discovery in Databases (KDD)</w:t>
-      </w:r>
-      <w:r>
-        <w:rPr>
-          <w:rFonts w:ascii="Arial" w:cs="Arial" w:eastAsia="Arial" w:hAnsi="Arial"/>
-          <w:sz w:val="24"/>
-          <w:szCs w:val="24"/>
-          <w:rtl w:val="0"/>
-        </w:rPr>
-        <w:t xml:space="preserve">, que compreende diversas etapas interdependentes para a extração de conhecimento útil a partir de grandes volumes de dados (Fayyad, Piatetsky-Shapiro e Smyth, 1996). Esse processo inicia-se com a </w:t>
-      </w:r>
-      <w:r>
-        <w:rPr>
-          <w:rFonts w:ascii="Arial" w:cs="Arial" w:eastAsia="Arial" w:hAnsi="Arial"/>
-          <w:b w:val="1"/>
-          <w:sz w:val="24"/>
-          <w:szCs w:val="24"/>
-          <w:rtl w:val="0"/>
-        </w:rPr>
-        <w:t xml:space="preserve">seleção dos dados</w:t>
-      </w:r>
-      <w:r>
-        <w:rPr>
-          <w:rFonts w:ascii="Arial" w:cs="Arial" w:eastAsia="Arial" w:hAnsi="Arial"/>
-          <w:sz w:val="24"/>
-          <w:szCs w:val="24"/>
-          <w:rtl w:val="0"/>
-        </w:rPr>
-        <w:t xml:space="preserve">, onde informações relevantes são extraídas de bases públicas, como o DataSUS. Em seguida, realiza-se o </w:t>
-      </w:r>
-      <w:r>
-        <w:rPr>
-          <w:rFonts w:ascii="Arial" w:cs="Arial" w:eastAsia="Arial" w:hAnsi="Arial"/>
-          <w:b w:val="1"/>
-          <w:sz w:val="24"/>
-          <w:szCs w:val="24"/>
-          <w:rtl w:val="0"/>
-        </w:rPr>
-        <w:t xml:space="preserve">pré-processamento</w:t>
-      </w:r>
-      <w:r>
-        <w:rPr>
-          <w:rFonts w:ascii="Arial" w:cs="Arial" w:eastAsia="Arial" w:hAnsi="Arial"/>
-          <w:sz w:val="24"/>
-          <w:szCs w:val="24"/>
-          <w:rtl w:val="0"/>
-        </w:rPr>
-        <w:t xml:space="preserve">, etapa essencial para limpeza, normalização e tratamento de valores ausentes, garantindo a qualidade do conjunto de dados </w:t>
+        <w:t xml:space="preserve">(Fayyad, Piatetsky-Shapiro e Smyth, 1996</w:t>
+      </w:r>
+      <w:r>
+        <w:rPr>
+          <w:rFonts w:ascii="Arial" w:cs="Arial" w:eastAsia="Arial" w:hAnsi="Arial"/>
+          <w:sz w:val="24"/>
+          <w:szCs w:val="24"/>
+          <w:rtl w:val="0"/>
+        </w:rPr>
+        <w:t xml:space="preserve">). As etapas que serão utilizadas, a partir da abordagem do KDD, são a seleção de dados, pré-processamento, a transformação de dados, mineração de dados, interpretação e avaliação dos resultados. Esse processo inicia-se com na etapa de seleção dos dados, onde informações relevantes são extraídas de bases públicas, como a que será utilizada será a do DataSUS. </w:t>
+      </w:r>
+      <w:r>
+        <w:rPr>
+          <w:rFonts w:ascii="Arial" w:cs="Arial" w:eastAsia="Arial" w:hAnsi="Arial"/>
+          <w:sz w:val="24"/>
+          <w:szCs w:val="24"/>
+          <w:rtl w:val="0"/>
+        </w:rPr>
+        <w:t xml:space="preserve">Na segunda etapa é realizado o pré-processamento de dados garantindo sempre a qualidade do conjunto de dados, nela ocorre a normalização, limpeza e tratamento de valores nulos, duplicados, ausentes e irrelevantes</w:t>
+      </w:r>
+      <w:r>
+        <w:rPr>
+          <w:rFonts w:ascii="Arial" w:cs="Arial" w:eastAsia="Arial" w:hAnsi="Arial"/>
+          <w:sz w:val="24"/>
+          <w:szCs w:val="24"/>
+          <w:rtl w:val="0"/>
+        </w:rPr>
+        <w:t xml:space="preserve"> </w:t>
       </w:r>
       <w:sdt>
         <w:sdtPr>
@@ -3380,45 +3244,7 @@
           <w:szCs w:val="24"/>
           <w:rtl w:val="0"/>
         </w:rPr>
-        <w:t xml:space="preserve">A próxima fase envolve a </w:t>
-      </w:r>
-      <w:r>
-        <w:rPr>
-          <w:rFonts w:ascii="Arial" w:cs="Arial" w:eastAsia="Arial" w:hAnsi="Arial"/>
-          <w:b w:val="1"/>
-          <w:sz w:val="24"/>
-          <w:szCs w:val="24"/>
-          <w:rtl w:val="0"/>
-        </w:rPr>
-        <w:t xml:space="preserve">transformação dos dados</w:t>
-      </w:r>
-      <w:r>
-        <w:rPr>
-          <w:rFonts w:ascii="Arial" w:cs="Arial" w:eastAsia="Arial" w:hAnsi="Arial"/>
-          <w:sz w:val="24"/>
-          <w:szCs w:val="24"/>
-          <w:rtl w:val="0"/>
-        </w:rPr>
-        <w:t xml:space="preserve">, onde técnicas como engenharia de atributos são aplicadas para destacar variáveis importantes para a modelagem. Em seguida, ocorre a </w:t>
-      </w:r>
-      <w:r>
-        <w:rPr>
-          <w:rFonts w:ascii="Arial" w:cs="Arial" w:eastAsia="Arial" w:hAnsi="Arial"/>
-          <w:b w:val="1"/>
-          <w:sz w:val="24"/>
-          <w:szCs w:val="24"/>
-          <w:rtl w:val="0"/>
-        </w:rPr>
-        <w:t xml:space="preserve">mineração de dados</w:t>
-      </w:r>
-      <w:r>
-        <w:rPr>
-          <w:rFonts w:ascii="Arial" w:cs="Arial" w:eastAsia="Arial" w:hAnsi="Arial"/>
-          <w:sz w:val="24"/>
-          <w:szCs w:val="24"/>
-          <w:rtl w:val="0"/>
-        </w:rPr>
-        <w:t xml:space="preserve">, etapa em que algoritmos de aprendizado de máquina são empregados para identificar padrões e prever desfechos clínicos. Modelos como Regressão Logística, Decision Tree e Random Forest são amplamente utilizados nesse contexto, apresentando alto desempenho na predição de mortalidade em pacientes com SRAG </w:t>
+        <w:t xml:space="preserve">A próxima fase envolve a transformação dos dados, onde são aplicadas técnicas como, por exemplo, engenharia de atributos para destacar variáveis importantes para a modelagem. Em seguida, ocorre a mineração de dados, etapa onde algoritmos de aprendizado de máquina são utilizados para prever desfechos clínicos e identificar padrões. </w:t>
       </w:r>
       <w:sdt>
         <w:sdtPr>
@@ -3431,11 +3257,54 @@
       <w:r>
         <w:rPr>
           <w:rFonts w:ascii="Arial" w:cs="Arial" w:eastAsia="Arial" w:hAnsi="Arial"/>
-          <w:sz w:val="24"/>
-          <w:szCs w:val="24"/>
-          <w:rtl w:val="0"/>
-        </w:rPr>
-        <w:t xml:space="preserve">(Silva e Silva Neto, 2022).</w:t>
+          <w:b w:val="1"/>
+          <w:sz w:val="24"/>
+          <w:szCs w:val="24"/>
+          <w:rtl w:val="0"/>
+        </w:rPr>
+        <w:t xml:space="preserve">Modelos como Regressão Logística, </w:t>
+      </w:r>
+      <w:r>
+        <w:rPr>
+          <w:rFonts w:ascii="Arial" w:cs="Arial" w:eastAsia="Arial" w:hAnsi="Arial"/>
+          <w:b w:val="1"/>
+          <w:i w:val="1"/>
+          <w:sz w:val="24"/>
+          <w:szCs w:val="24"/>
+          <w:rtl w:val="0"/>
+        </w:rPr>
+        <w:t xml:space="preserve">Decision Tree</w:t>
+      </w:r>
+      <w:r>
+        <w:rPr>
+          <w:rFonts w:ascii="Arial" w:cs="Arial" w:eastAsia="Arial" w:hAnsi="Arial"/>
+          <w:b w:val="1"/>
+          <w:sz w:val="24"/>
+          <w:szCs w:val="24"/>
+          <w:rtl w:val="0"/>
+        </w:rPr>
+        <w:t xml:space="preserve"> e </w:t>
+      </w:r>
+      <w:r>
+        <w:rPr>
+          <w:rFonts w:ascii="Arial" w:cs="Arial" w:eastAsia="Arial" w:hAnsi="Arial"/>
+          <w:b w:val="1"/>
+          <w:i w:val="1"/>
+          <w:sz w:val="24"/>
+          <w:szCs w:val="24"/>
+          <w:rtl w:val="0"/>
+        </w:rPr>
+        <w:t xml:space="preserve">Random Forest</w:t>
+      </w:r>
+      <w:r>
+        <w:rPr>
+          <w:rFonts w:ascii="Arial" w:cs="Arial" w:eastAsia="Arial" w:hAnsi="Arial"/>
+          <w:b w:val="1"/>
+          <w:sz w:val="24"/>
+          <w:szCs w:val="24"/>
+          <w:rtl w:val="0"/>
+        </w:rPr>
+        <w:t xml:space="preserve"> </w:t>
       </w:r>
       <w:commentRangeEnd w:id="16"/>
       <w:r>
@@ -3443,47 +3312,12 @@
       </w:r>
       <w:r>
         <w:rPr>
-          <w:rtl w:val="0"/>
-        </w:rPr>
-      </w:r>
-    </w:p>
-    <w:p>
-      <w:pPr>
-        <w:spacing w:after="240" w:before="240" w:lineRule="auto"/>
-        <w:jc w:val="both"/>
-        <w:rPr>
-          <w:rFonts w:ascii="Arial" w:cs="Arial" w:eastAsia="Arial" w:hAnsi="Arial"/>
-          <w:sz w:val="24"/>
-          <w:szCs w:val="24"/>
-        </w:rPr>
-      </w:pPr>
-      <w:r>
-        <w:rPr>
-          <w:rFonts w:ascii="Arial" w:cs="Arial" w:eastAsia="Arial" w:hAnsi="Arial"/>
-          <w:sz w:val="24"/>
-          <w:szCs w:val="24"/>
-          <w:rtl w:val="0"/>
-        </w:rPr>
-        <w:t xml:space="preserve">Por fim, a </w:t>
-      </w:r>
-      <w:r>
-        <w:rPr>
-          <w:rFonts w:ascii="Arial" w:cs="Arial" w:eastAsia="Arial" w:hAnsi="Arial"/>
-          <w:b w:val="1"/>
-          <w:sz w:val="24"/>
-          <w:szCs w:val="24"/>
-          <w:rtl w:val="0"/>
-        </w:rPr>
-        <w:t xml:space="preserve">interpretação e avaliação dos resultados</w:t>
-      </w:r>
-      <w:r>
-        <w:rPr>
-          <w:rFonts w:ascii="Arial" w:cs="Arial" w:eastAsia="Arial" w:hAnsi="Arial"/>
-          <w:sz w:val="24"/>
-          <w:szCs w:val="24"/>
-          <w:rtl w:val="0"/>
-        </w:rPr>
-        <w:t xml:space="preserve"> são realizadas, utilizando métricas como acurácia, precisão, recall e AUC-ROC para validar a eficácia dos modelos. A análise desses resultados possibilita a extração de </w:t>
+          <w:rFonts w:ascii="Arial" w:cs="Arial" w:eastAsia="Arial" w:hAnsi="Arial"/>
+          <w:sz w:val="24"/>
+          <w:szCs w:val="24"/>
+          <w:rtl w:val="0"/>
+        </w:rPr>
+        <w:t xml:space="preserve">são amplamente utilizados nesse contexto, apresentando um alto desempenho na predição de mortalidade em pacientes com SRAG </w:t>
       </w:r>
       <w:sdt>
         <w:sdtPr>
@@ -3496,12 +3330,11 @@
       <w:r>
         <w:rPr>
           <w:rFonts w:ascii="Arial" w:cs="Arial" w:eastAsia="Arial" w:hAnsi="Arial"/>
-          <w:i w:val="1"/>
-          <w:sz w:val="24"/>
-          <w:szCs w:val="24"/>
-          <w:rtl w:val="0"/>
-        </w:rPr>
-        <w:t xml:space="preserve">insights</w:t>
+          <w:sz w:val="24"/>
+          <w:szCs w:val="24"/>
+          <w:rtl w:val="0"/>
+        </w:rPr>
+        <w:t xml:space="preserve">(Silva e Silva Neto, 2022).</w:t>
       </w:r>
       <w:commentRangeEnd w:id="17"/>
       <w:r>
@@ -3509,12 +3342,28 @@
       </w:r>
       <w:r>
         <w:rPr>
-          <w:rFonts w:ascii="Arial" w:cs="Arial" w:eastAsia="Arial" w:hAnsi="Arial"/>
-          <w:sz w:val="24"/>
-          <w:szCs w:val="24"/>
-          <w:rtl w:val="0"/>
-        </w:rPr>
-        <w:t xml:space="preserve"> clínicos valiosos, contribuindo para a tomada de decisão na gestão hospitalar e saúde pública (</w:t>
+          <w:rtl w:val="0"/>
+        </w:rPr>
+      </w:r>
+    </w:p>
+    <w:p>
+      <w:pPr>
+        <w:spacing w:after="240" w:before="240" w:lineRule="auto"/>
+        <w:jc w:val="both"/>
+        <w:rPr>
+          <w:rFonts w:ascii="Arial" w:cs="Arial" w:eastAsia="Arial" w:hAnsi="Arial"/>
+          <w:sz w:val="24"/>
+          <w:szCs w:val="24"/>
+        </w:rPr>
+      </w:pPr>
+      <w:r>
+        <w:rPr>
+          <w:rFonts w:ascii="Arial" w:cs="Arial" w:eastAsia="Arial" w:hAnsi="Arial"/>
+          <w:sz w:val="24"/>
+          <w:szCs w:val="24"/>
+          <w:rtl w:val="0"/>
+        </w:rPr>
+        <w:t xml:space="preserve">Na última etapa ocorre a interpretação e avaliação dos resultados através da utilização de métricas, como por exemplo </w:t>
       </w:r>
       <w:sdt>
         <w:sdtPr>
@@ -3527,11 +3376,12 @@
       <w:r>
         <w:rPr>
           <w:rFonts w:ascii="Arial" w:cs="Arial" w:eastAsia="Arial" w:hAnsi="Arial"/>
-          <w:sz w:val="24"/>
-          <w:szCs w:val="24"/>
-          <w:rtl w:val="0"/>
-        </w:rPr>
-        <w:t xml:space="preserve">Belini, Ataide e Lochter, 2024).</w:t>
+          <w:b w:val="1"/>
+          <w:sz w:val="24"/>
+          <w:szCs w:val="24"/>
+          <w:rtl w:val="0"/>
+        </w:rPr>
+        <w:t xml:space="preserve">acurácia</w:t>
       </w:r>
       <w:commentRangeEnd w:id="18"/>
       <w:r>
@@ -3539,20 +3389,13 @@
       </w:r>
       <w:r>
         <w:rPr>
-          <w:rtl w:val="0"/>
-        </w:rPr>
-      </w:r>
-    </w:p>
-    <w:p>
-      <w:pPr>
-        <w:spacing w:after="240" w:before="240" w:lineRule="auto"/>
-        <w:jc w:val="both"/>
-        <w:rPr>
-          <w:rFonts w:ascii="Arial" w:cs="Arial" w:eastAsia="Arial" w:hAnsi="Arial"/>
-          <w:sz w:val="24"/>
-          <w:szCs w:val="24"/>
-        </w:rPr>
-      </w:pPr>
+          <w:rFonts w:ascii="Arial" w:cs="Arial" w:eastAsia="Arial" w:hAnsi="Arial"/>
+          <w:sz w:val="24"/>
+          <w:szCs w:val="24"/>
+          <w:rtl w:val="0"/>
+        </w:rPr>
+        <w:t xml:space="preserve">, precisão, recall e AUC-ROC para validar a eficácia dos modelos. A análise desses resultados possibilita a extração de</w:t>
+      </w:r>
       <w:sdt>
         <w:sdtPr>
           <w:tag w:val="goog_rdk_19"/>
@@ -3568,7 +3411,17 @@
           <w:szCs w:val="24"/>
           <w:rtl w:val="0"/>
         </w:rPr>
-        <w:t xml:space="preserve">Embora o processo de KDD siga uma sequência estruturada de etapas, ele não é estritamente linear. Durante a análise, pode ser necessário retornar a fases anteriores para ajustes, como refinar o pré-processamento, modificar a seleção de variáveis ou testar novos modelos preditivos. Essas iterações ocorrem para garantir que os insights extraídos dos dados sejam mais precisos e úteis para a tomada de decisão (Fayyad, Piatetsky-Shapiro e Smyth, 1996).</w:t>
+        <w:t xml:space="preserve"> </w:t>
+      </w:r>
+      <w:r>
+        <w:rPr>
+          <w:rFonts w:ascii="Arial" w:cs="Arial" w:eastAsia="Arial" w:hAnsi="Arial"/>
+          <w:i w:val="1"/>
+          <w:sz w:val="24"/>
+          <w:szCs w:val="24"/>
+          <w:rtl w:val="0"/>
+        </w:rPr>
+        <w:t xml:space="preserve">insights</w:t>
       </w:r>
       <w:commentRangeEnd w:id="19"/>
       <w:r>
@@ -3576,339 +3429,12 @@
       </w:r>
       <w:r>
         <w:rPr>
-          <w:rtl w:val="0"/>
-        </w:rPr>
-      </w:r>
-    </w:p>
-    <w:p>
-      <w:pPr>
-        <w:spacing w:after="240" w:before="240" w:lineRule="auto"/>
-        <w:rPr>
-          <w:rFonts w:ascii="Arial" w:cs="Arial" w:eastAsia="Arial" w:hAnsi="Arial"/>
-          <w:sz w:val="24"/>
-          <w:szCs w:val="24"/>
-        </w:rPr>
-      </w:pPr>
-      <w:r>
-        <w:rPr>
-          <w:rtl w:val="0"/>
-        </w:rPr>
-      </w:r>
-    </w:p>
-    <w:p>
-      <w:pPr>
-        <w:numPr>
-          <w:ilvl w:val="0"/>
-          <w:numId w:val="12"/>
-        </w:numPr>
-        <w:spacing w:after="240" w:before="240" w:lineRule="auto"/>
-        <w:ind w:left="720" w:hanging="360"/>
-        <w:rPr>
-          <w:rFonts w:ascii="Arial" w:cs="Arial" w:eastAsia="Arial" w:hAnsi="Arial"/>
-          <w:sz w:val="24"/>
-          <w:szCs w:val="24"/>
-          <w:u w:val="none"/>
-        </w:rPr>
-      </w:pPr>
-      <w:r>
-        <w:rPr>
-          <w:rFonts w:ascii="Arial" w:cs="Arial" w:eastAsia="Arial" w:hAnsi="Arial"/>
-          <w:sz w:val="24"/>
-          <w:szCs w:val="24"/>
-          <w:rtl w:val="0"/>
-        </w:rPr>
-        <w:t xml:space="preserve">Objetivo do estudo</w:t>
-      </w:r>
-    </w:p>
-    <w:p>
-      <w:pPr>
-        <w:spacing w:after="240" w:before="240" w:lineRule="auto"/>
-        <w:jc w:val="both"/>
-        <w:rPr>
-          <w:rFonts w:ascii="Arial" w:cs="Arial" w:eastAsia="Arial" w:hAnsi="Arial"/>
-          <w:sz w:val="24"/>
-          <w:szCs w:val="24"/>
-        </w:rPr>
-      </w:pPr>
-      <w:r>
-        <w:rPr>
-          <w:rFonts w:ascii="Arial" w:cs="Arial" w:eastAsia="Arial" w:hAnsi="Arial"/>
-          <w:sz w:val="24"/>
-          <w:szCs w:val="24"/>
-          <w:rtl w:val="0"/>
-        </w:rPr>
-        <w:t xml:space="preserve">Este estudo tem como objetivo investigar metodologias para análise preditiva de desfechos clínicos em pacientes diagnosticados com SRAG, utilizando dados do DataSUS de 2024. Para isso, serão revisadas técnicas de aprendizado de máquina, como Regressão Logística, Random Forest e XGBoost e além disso, busca-se identificar quais variáveis são mais relevantes na predição do desfecho clínico dos pacientes, contribuindo para futuras aplicações no TCC 2.</w:t>
-      </w:r>
-    </w:p>
-    <w:p>
-      <w:pPr>
-        <w:spacing w:after="240" w:before="240" w:lineRule="auto"/>
-        <w:jc w:val="both"/>
-        <w:rPr>
-          <w:b w:val="1"/>
-        </w:rPr>
-      </w:pPr>
-      <w:r>
-        <w:rPr>
-          <w:rtl w:val="0"/>
-        </w:rPr>
-      </w:r>
-    </w:p>
-    <w:p>
-      <w:pPr>
-        <w:ind w:left="0" w:firstLine="0"/>
-        <w:rPr/>
-      </w:pPr>
-      <w:r>
-        <w:rPr>
-          <w:rtl w:val="0"/>
-        </w:rPr>
-      </w:r>
-    </w:p>
-    <w:p>
-      <w:pPr>
-        <w:ind w:left="360" w:firstLine="0"/>
-        <w:rPr/>
-      </w:pPr>
-      <w:r>
-        <w:br w:type="page"/>
-      </w:r>
-      <w:r>
-        <w:rPr>
-          <w:rtl w:val="0"/>
-        </w:rPr>
-      </w:r>
-    </w:p>
-    <w:p>
-      <w:pPr>
-        <w:numPr>
-          <w:ilvl w:val="0"/>
-          <w:numId w:val="15"/>
-        </w:numPr>
-        <w:ind w:left="720" w:hanging="360"/>
-        <w:rPr>
-          <w:rFonts w:ascii="Arial" w:cs="Arial" w:eastAsia="Arial" w:hAnsi="Arial"/>
-          <w:b w:val="1"/>
-          <w:sz w:val="24"/>
-          <w:szCs w:val="24"/>
-          <w:highlight w:val="yellow"/>
-        </w:rPr>
-      </w:pPr>
-      <w:r>
-        <w:rPr>
-          <w:rFonts w:ascii="Arial" w:cs="Arial" w:eastAsia="Arial" w:hAnsi="Arial"/>
-          <w:b w:val="1"/>
-          <w:sz w:val="24"/>
-          <w:szCs w:val="24"/>
-          <w:highlight w:val="yellow"/>
-          <w:rtl w:val="0"/>
-        </w:rPr>
-        <w:t xml:space="preserve">PROBLEMA E HIPÓTESE</w:t>
-      </w:r>
-    </w:p>
-    <w:p>
-      <w:pPr>
-        <w:ind w:left="0" w:firstLine="0"/>
-        <w:rPr>
-          <w:rFonts w:ascii="Arial" w:cs="Arial" w:eastAsia="Arial" w:hAnsi="Arial"/>
-          <w:b w:val="1"/>
-          <w:sz w:val="24"/>
-          <w:szCs w:val="24"/>
-        </w:rPr>
-      </w:pPr>
-      <w:r>
-        <w:rPr>
-          <w:rtl w:val="0"/>
-        </w:rPr>
-      </w:r>
-    </w:p>
-    <w:p>
-      <w:pPr>
-        <w:ind w:left="720" w:firstLine="0"/>
-        <w:rPr>
-          <w:rFonts w:ascii="Arial" w:cs="Arial" w:eastAsia="Arial" w:hAnsi="Arial"/>
-          <w:b w:val="1"/>
-          <w:sz w:val="24"/>
-          <w:szCs w:val="24"/>
-        </w:rPr>
-      </w:pPr>
-      <w:r>
-        <w:rPr>
-          <w:rFonts w:ascii="Arial" w:cs="Arial" w:eastAsia="Arial" w:hAnsi="Arial"/>
-          <w:b w:val="1"/>
-          <w:sz w:val="24"/>
-          <w:szCs w:val="24"/>
-          <w:rtl w:val="0"/>
-        </w:rPr>
-        <w:t xml:space="preserve">2.1 PROBLEMA DE PESQUISA</w:t>
-      </w:r>
-    </w:p>
-    <w:p>
-      <w:pPr>
-        <w:ind w:left="0" w:firstLine="0"/>
-        <w:jc w:val="both"/>
-        <w:rPr>
-          <w:rFonts w:ascii="Arial" w:cs="Arial" w:eastAsia="Arial" w:hAnsi="Arial"/>
-          <w:sz w:val="24"/>
-          <w:szCs w:val="24"/>
-        </w:rPr>
-      </w:pPr>
-      <w:r>
-        <w:rPr>
-          <w:rFonts w:ascii="Arial" w:cs="Arial" w:eastAsia="Arial" w:hAnsi="Arial"/>
-          <w:sz w:val="24"/>
-          <w:szCs w:val="24"/>
-          <w:rtl w:val="0"/>
-        </w:rPr>
-        <w:t xml:space="preserve">O aumento constante dos casos de Síndrome Respiratória Aguda Grave (SRAG) reforça a necessidade de aprimorar as estratégias de monitoramento e previsão de desfechos clínicos, visando otimizar a assistência aos pacientes e a tomada de decisão na saúde pública. Diante disso, como as técnicas de análise preditiva podem ser aplicadas aos dados do DataSUS para prever desfechos clínicos de pacientes com SRAG? Quais variáveis disponíveis no conjunto de dados do DataSUS estão mais associadas ao desfecho clínico de óbito?</w:t>
-      </w:r>
-    </w:p>
-    <w:p>
-      <w:pPr>
-        <w:ind w:left="0" w:firstLine="0"/>
-        <w:jc w:val="both"/>
-        <w:rPr>
-          <w:rFonts w:ascii="Arial" w:cs="Arial" w:eastAsia="Arial" w:hAnsi="Arial"/>
-          <w:sz w:val="24"/>
-          <w:szCs w:val="24"/>
-        </w:rPr>
-      </w:pPr>
-      <w:r>
-        <w:rPr>
-          <w:rtl w:val="0"/>
-        </w:rPr>
-      </w:r>
-    </w:p>
-    <w:p>
-      <w:pPr>
-        <w:ind w:left="720" w:firstLine="0"/>
-        <w:rPr>
-          <w:rFonts w:ascii="Arial" w:cs="Arial" w:eastAsia="Arial" w:hAnsi="Arial"/>
-          <w:b w:val="1"/>
-          <w:sz w:val="24"/>
-          <w:szCs w:val="24"/>
-        </w:rPr>
-      </w:pPr>
-      <w:r>
-        <w:rPr>
-          <w:rFonts w:ascii="Arial" w:cs="Arial" w:eastAsia="Arial" w:hAnsi="Arial"/>
-          <w:b w:val="1"/>
-          <w:sz w:val="24"/>
-          <w:szCs w:val="24"/>
-          <w:rtl w:val="0"/>
-        </w:rPr>
-        <w:t xml:space="preserve">2.2 HIPÓTESE</w:t>
-      </w:r>
-    </w:p>
-    <w:p>
-      <w:pPr>
-        <w:ind w:left="0" w:firstLine="0"/>
-        <w:jc w:val="both"/>
-        <w:rPr>
-          <w:rFonts w:ascii="Arial" w:cs="Arial" w:eastAsia="Arial" w:hAnsi="Arial"/>
-          <w:sz w:val="24"/>
-          <w:szCs w:val="24"/>
-        </w:rPr>
-      </w:pPr>
-      <w:r>
-        <w:rPr>
-          <w:rFonts w:ascii="Arial" w:cs="Arial" w:eastAsia="Arial" w:hAnsi="Arial"/>
-          <w:sz w:val="24"/>
-          <w:szCs w:val="24"/>
-          <w:rtl w:val="0"/>
-        </w:rPr>
-        <w:t xml:space="preserve">A utilização de técnicas de Ciência de Dados para a análise preditiva dos desfechos clínicos de pacientes com SRAG, através do processamento e comparação de dados clínicos, pode resultar em previsões mais precisas e completas, facilitando a tomada de decisões clínicas mais assertivas e aprimorando as estratégias de monitoramento e intervenção em saúde pública.</w:t>
-      </w:r>
-      <w:r>
-        <w:br w:type="page"/>
-      </w:r>
-      <w:r>
-        <w:rPr>
-          <w:rtl w:val="0"/>
-        </w:rPr>
-      </w:r>
-    </w:p>
-    <w:p>
-      <w:pPr>
-        <w:numPr>
-          <w:ilvl w:val="0"/>
-          <w:numId w:val="15"/>
-        </w:numPr>
-        <w:ind w:left="720" w:hanging="360"/>
-        <w:rPr>
-          <w:rFonts w:ascii="Arial" w:cs="Arial" w:eastAsia="Arial" w:hAnsi="Arial"/>
-          <w:b w:val="1"/>
-          <w:sz w:val="24"/>
-          <w:szCs w:val="24"/>
-        </w:rPr>
-      </w:pPr>
-      <w:r>
-        <w:rPr>
-          <w:rFonts w:ascii="Arial" w:cs="Arial" w:eastAsia="Arial" w:hAnsi="Arial"/>
-          <w:b w:val="1"/>
-          <w:sz w:val="24"/>
-          <w:szCs w:val="24"/>
-          <w:rtl w:val="0"/>
-        </w:rPr>
-        <w:t xml:space="preserve">REFERENCIAL TEÓRICO</w:t>
-      </w:r>
-    </w:p>
-    <w:p>
-      <w:pPr>
-        <w:ind w:left="0" w:firstLine="0"/>
-        <w:rPr>
-          <w:rFonts w:ascii="Arial" w:cs="Arial" w:eastAsia="Arial" w:hAnsi="Arial"/>
-          <w:sz w:val="24"/>
-          <w:szCs w:val="24"/>
-        </w:rPr>
-      </w:pPr>
-      <w:r>
-        <w:rPr>
-          <w:rFonts w:ascii="Arial" w:cs="Arial" w:eastAsia="Arial" w:hAnsi="Arial"/>
-          <w:sz w:val="24"/>
-          <w:szCs w:val="24"/>
-          <w:rtl w:val="0"/>
-        </w:rPr>
-        <w:t xml:space="preserve">3.1 SRAG (SÍNDROME RESPIRATÓRIA AGUDA GRAVE)</w:t>
-      </w:r>
-    </w:p>
-    <w:p>
-      <w:pPr>
-        <w:spacing w:after="240" w:before="240" w:lineRule="auto"/>
-        <w:jc w:val="both"/>
-        <w:rPr>
-          <w:rFonts w:ascii="Arial" w:cs="Arial" w:eastAsia="Arial" w:hAnsi="Arial"/>
-          <w:sz w:val="24"/>
-          <w:szCs w:val="24"/>
-        </w:rPr>
-      </w:pPr>
-      <w:r>
-        <w:rPr>
-          <w:rFonts w:ascii="Arial" w:cs="Arial" w:eastAsia="Arial" w:hAnsi="Arial"/>
-          <w:sz w:val="24"/>
-          <w:szCs w:val="24"/>
-          <w:rtl w:val="0"/>
-        </w:rPr>
-        <w:t xml:space="preserve">A Síndrome Respiratória Aguda Grave (SRAG) é uma infecção respiratória severa caracterizada por sintomas como febre, tosse, dispneia e baixa saturação de oxigênio. Sua </w:t>
-      </w:r>
-      <w:r>
-        <w:rPr>
-          <w:rFonts w:ascii="Arial" w:cs="Arial" w:eastAsia="Arial" w:hAnsi="Arial"/>
-          <w:b w:val="1"/>
-          <w:sz w:val="24"/>
-          <w:szCs w:val="24"/>
-          <w:rtl w:val="0"/>
-        </w:rPr>
-        <w:t xml:space="preserve">etiologia</w:t>
-      </w:r>
-      <w:r>
-        <w:rPr>
-          <w:rFonts w:ascii="Arial" w:cs="Arial" w:eastAsia="Arial" w:hAnsi="Arial"/>
-          <w:sz w:val="24"/>
-          <w:szCs w:val="24"/>
-          <w:rtl w:val="0"/>
-        </w:rPr>
-        <w:t xml:space="preserve"> está relacionada a diversos agentes infecciosos, incluindo vírus como o Influenza, SARS-CoV-2 e Vírus Sincicial Respiratório </w:t>
+          <w:rFonts w:ascii="Arial" w:cs="Arial" w:eastAsia="Arial" w:hAnsi="Arial"/>
+          <w:sz w:val="24"/>
+          <w:szCs w:val="24"/>
+          <w:rtl w:val="0"/>
+        </w:rPr>
+        <w:t xml:space="preserve"> clínicos valiosos, contribuindo para a tomada de decisão na gestão hospitalar e saúde pública (</w:t>
       </w:r>
       <w:sdt>
         <w:sdtPr>
@@ -3925,7 +3451,7 @@
           <w:szCs w:val="24"/>
           <w:rtl w:val="0"/>
         </w:rPr>
-        <w:t xml:space="preserve">(Belini, Ataide e Lochter, 2024).</w:t>
+        <w:t xml:space="preserve">Belini, Ataide e Lochter, 2024).</w:t>
       </w:r>
       <w:commentRangeEnd w:id="20"/>
       <w:r>
@@ -3933,12 +3459,426 @@
       </w:r>
       <w:r>
         <w:rPr>
-          <w:rFonts w:ascii="Arial" w:cs="Arial" w:eastAsia="Arial" w:hAnsi="Arial"/>
-          <w:sz w:val="24"/>
-          <w:szCs w:val="24"/>
-          <w:rtl w:val="0"/>
-        </w:rPr>
-        <w:t xml:space="preserve"> Durante a pandemia de COVID-19, a SRAG ganhou maior relevância, evidenciando a necessidade de estratégias preditivas para identificação precoce de casos graves e otimização de recursos hospitalares </w:t>
+          <w:rtl w:val="0"/>
+        </w:rPr>
+      </w:r>
+    </w:p>
+    <w:p>
+      <w:pPr>
+        <w:spacing w:after="240" w:before="240" w:lineRule="auto"/>
+        <w:jc w:val="both"/>
+        <w:rPr>
+          <w:rFonts w:ascii="Arial" w:cs="Arial" w:eastAsia="Arial" w:hAnsi="Arial"/>
+          <w:sz w:val="24"/>
+          <w:szCs w:val="24"/>
+        </w:rPr>
+      </w:pPr>
+      <w:r>
+        <w:rPr>
+          <w:rFonts w:ascii="Arial" w:cs="Arial" w:eastAsia="Arial" w:hAnsi="Arial"/>
+          <w:sz w:val="24"/>
+          <w:szCs w:val="24"/>
+          <w:rtl w:val="0"/>
+        </w:rPr>
+        <w:t xml:space="preserve">Embora o processo de KDD siga uma sequência estruturada de etapas, ele não é estritamente linear. Durante a análise pode ser necessário retornar a etapas anteriores para fazer ajustes, como por exemplo: refinar o pré-processamento, modificar a seleção de algumas variáveis ou testar novos modelos de aprendizagem. Essas </w:t>
+      </w:r>
+      <w:r>
+        <w:rPr>
+          <w:rFonts w:ascii="Arial" w:cs="Arial" w:eastAsia="Arial" w:hAnsi="Arial"/>
+          <w:sz w:val="24"/>
+          <w:szCs w:val="24"/>
+          <w:rtl w:val="0"/>
+        </w:rPr>
+        <w:t xml:space="preserve">iterações</w:t>
+      </w:r>
+      <w:r>
+        <w:rPr>
+          <w:rFonts w:ascii="Arial" w:cs="Arial" w:eastAsia="Arial" w:hAnsi="Arial"/>
+          <w:sz w:val="24"/>
+          <w:szCs w:val="24"/>
+          <w:rtl w:val="0"/>
+        </w:rPr>
+        <w:t xml:space="preserve"> ocorrem para garantir que os insights extraídos dos dados sejam mais precisos e úteis para a tomada de decisão (Fayyad, Piatetsky-Shapiro e Smyth, 1996).</w:t>
+      </w:r>
+    </w:p>
+    <w:p>
+      <w:pPr>
+        <w:spacing w:after="240" w:before="240" w:lineRule="auto"/>
+        <w:jc w:val="both"/>
+        <w:rPr>
+          <w:rFonts w:ascii="Arial" w:cs="Arial" w:eastAsia="Arial" w:hAnsi="Arial"/>
+          <w:sz w:val="24"/>
+          <w:szCs w:val="24"/>
+        </w:rPr>
+      </w:pPr>
+      <w:r>
+        <w:rPr>
+          <w:rFonts w:ascii="Arial" w:cs="Arial" w:eastAsia="Arial" w:hAnsi="Arial"/>
+          <w:sz w:val="24"/>
+          <w:szCs w:val="24"/>
+          <w:rtl w:val="0"/>
+        </w:rPr>
+        <w:t xml:space="preserve">Este estudo tem como objetivo investigar metodologias para análise de desfechos clínicos em pacientes diagnosticados com SRAG, utilizando dados do DataSUS de 2024. Para isso, serão revisadas técnicas de aprendizado de máquina, como </w:t>
+      </w:r>
+      <w:r>
+        <w:rPr>
+          <w:rFonts w:ascii="Arial" w:cs="Arial" w:eastAsia="Arial" w:hAnsi="Arial"/>
+          <w:b w:val="1"/>
+          <w:sz w:val="24"/>
+          <w:szCs w:val="24"/>
+          <w:rtl w:val="0"/>
+        </w:rPr>
+        <w:t xml:space="preserve">Regressão Logística, </w:t>
+      </w:r>
+      <w:r>
+        <w:rPr>
+          <w:rFonts w:ascii="Arial" w:cs="Arial" w:eastAsia="Arial" w:hAnsi="Arial"/>
+          <w:b w:val="1"/>
+          <w:i w:val="1"/>
+          <w:sz w:val="24"/>
+          <w:szCs w:val="24"/>
+          <w:rtl w:val="0"/>
+        </w:rPr>
+        <w:t xml:space="preserve">Random Forest</w:t>
+      </w:r>
+      <w:r>
+        <w:rPr>
+          <w:rFonts w:ascii="Arial" w:cs="Arial" w:eastAsia="Arial" w:hAnsi="Arial"/>
+          <w:b w:val="1"/>
+          <w:sz w:val="24"/>
+          <w:szCs w:val="24"/>
+          <w:rtl w:val="0"/>
+        </w:rPr>
+        <w:t xml:space="preserve"> e </w:t>
+      </w:r>
+      <w:r>
+        <w:rPr>
+          <w:rFonts w:ascii="Arial" w:cs="Arial" w:eastAsia="Arial" w:hAnsi="Arial"/>
+          <w:b w:val="1"/>
+          <w:i w:val="1"/>
+          <w:sz w:val="24"/>
+          <w:szCs w:val="24"/>
+          <w:rtl w:val="0"/>
+        </w:rPr>
+        <w:t xml:space="preserve">XGBoost</w:t>
+      </w:r>
+      <w:r>
+        <w:rPr>
+          <w:rFonts w:ascii="Arial" w:cs="Arial" w:eastAsia="Arial" w:hAnsi="Arial"/>
+          <w:i w:val="1"/>
+          <w:sz w:val="24"/>
+          <w:szCs w:val="24"/>
+          <w:rtl w:val="0"/>
+        </w:rPr>
+        <w:t xml:space="preserve"> </w:t>
+      </w:r>
+      <w:r>
+        <w:rPr>
+          <w:rFonts w:ascii="Arial" w:cs="Arial" w:eastAsia="Arial" w:hAnsi="Arial"/>
+          <w:sz w:val="24"/>
+          <w:szCs w:val="24"/>
+          <w:rtl w:val="0"/>
+        </w:rPr>
+        <w:t xml:space="preserve">e além disso, busca-se identificar quais variáveis são mais relevantes na predição do desfecho clínico dos pacientes, contribuindo para futuras aplicações no TCC 2.</w:t>
+      </w:r>
+    </w:p>
+    <w:p>
+      <w:pPr>
+        <w:spacing w:after="240" w:before="240" w:lineRule="auto"/>
+        <w:jc w:val="both"/>
+        <w:rPr>
+          <w:rFonts w:ascii="Arial" w:cs="Arial" w:eastAsia="Arial" w:hAnsi="Arial"/>
+          <w:sz w:val="24"/>
+          <w:szCs w:val="24"/>
+        </w:rPr>
+      </w:pPr>
+      <w:r>
+        <w:rPr>
+          <w:rtl w:val="0"/>
+        </w:rPr>
+      </w:r>
+    </w:p>
+    <w:p>
+      <w:pPr>
+        <w:spacing w:after="240" w:before="240" w:lineRule="auto"/>
+        <w:jc w:val="both"/>
+        <w:rPr>
+          <w:b w:val="1"/>
+        </w:rPr>
+      </w:pPr>
+      <w:r>
+        <w:rPr>
+          <w:rtl w:val="0"/>
+        </w:rPr>
+      </w:r>
+    </w:p>
+    <w:p>
+      <w:pPr>
+        <w:ind w:left="0" w:firstLine="0"/>
+        <w:rPr/>
+      </w:pPr>
+      <w:r>
+        <w:rPr>
+          <w:rtl w:val="0"/>
+        </w:rPr>
+      </w:r>
+    </w:p>
+    <w:p>
+      <w:pPr>
+        <w:ind w:left="360" w:firstLine="0"/>
+        <w:rPr/>
+      </w:pPr>
+      <w:r>
+        <w:br w:type="page"/>
+      </w:r>
+      <w:r>
+        <w:rPr>
+          <w:rtl w:val="0"/>
+        </w:rPr>
+      </w:r>
+    </w:p>
+    <w:p>
+      <w:pPr>
+        <w:numPr>
+          <w:ilvl w:val="0"/>
+          <w:numId w:val="13"/>
+        </w:numPr>
+        <w:ind w:left="720" w:hanging="360"/>
+        <w:rPr>
+          <w:rFonts w:ascii="Arial" w:cs="Arial" w:eastAsia="Arial" w:hAnsi="Arial"/>
+          <w:b w:val="1"/>
+          <w:sz w:val="24"/>
+          <w:szCs w:val="24"/>
+          <w:highlight w:val="yellow"/>
+        </w:rPr>
+      </w:pPr>
+      <w:r>
+        <w:rPr>
+          <w:rFonts w:ascii="Arial" w:cs="Arial" w:eastAsia="Arial" w:hAnsi="Arial"/>
+          <w:b w:val="1"/>
+          <w:sz w:val="24"/>
+          <w:szCs w:val="24"/>
+          <w:highlight w:val="yellow"/>
+          <w:rtl w:val="0"/>
+        </w:rPr>
+        <w:t xml:space="preserve">PROBLEMA E HIPÓTESE</w:t>
+      </w:r>
+    </w:p>
+    <w:p>
+      <w:pPr>
+        <w:ind w:left="0" w:firstLine="0"/>
+        <w:rPr>
+          <w:rFonts w:ascii="Arial" w:cs="Arial" w:eastAsia="Arial" w:hAnsi="Arial"/>
+          <w:b w:val="1"/>
+          <w:sz w:val="24"/>
+          <w:szCs w:val="24"/>
+        </w:rPr>
+      </w:pPr>
+      <w:r>
+        <w:rPr>
+          <w:rtl w:val="0"/>
+        </w:rPr>
+      </w:r>
+    </w:p>
+    <w:p>
+      <w:pPr>
+        <w:ind w:left="720" w:firstLine="0"/>
+        <w:rPr>
+          <w:rFonts w:ascii="Arial" w:cs="Arial" w:eastAsia="Arial" w:hAnsi="Arial"/>
+          <w:b w:val="1"/>
+          <w:sz w:val="24"/>
+          <w:szCs w:val="24"/>
+        </w:rPr>
+      </w:pPr>
+      <w:r>
+        <w:rPr>
+          <w:rFonts w:ascii="Arial" w:cs="Arial" w:eastAsia="Arial" w:hAnsi="Arial"/>
+          <w:b w:val="1"/>
+          <w:sz w:val="24"/>
+          <w:szCs w:val="24"/>
+          <w:rtl w:val="0"/>
+        </w:rPr>
+        <w:t xml:space="preserve">2.1 PROBLEMA DE PESQUISA</w:t>
+      </w:r>
+    </w:p>
+    <w:p>
+      <w:pPr>
+        <w:ind w:left="0" w:firstLine="0"/>
+        <w:jc w:val="both"/>
+        <w:rPr>
+          <w:rFonts w:ascii="Arial" w:cs="Arial" w:eastAsia="Arial" w:hAnsi="Arial"/>
+          <w:sz w:val="24"/>
+          <w:szCs w:val="24"/>
+          <w:highlight w:val="lightGray"/>
+        </w:rPr>
+      </w:pPr>
+      <w:r>
+        <w:rPr>
+          <w:rFonts w:ascii="Arial" w:cs="Arial" w:eastAsia="Arial" w:hAnsi="Arial"/>
+          <w:sz w:val="24"/>
+          <w:szCs w:val="24"/>
+          <w:rtl w:val="0"/>
+        </w:rPr>
+        <w:t xml:space="preserve">O aumento constante dos casos de Síndrome Respiratória Aguda Grave (SRAG) reforça a necessidade de aprimorar as estratégias de monitoramento e previsão de desfechos clínicos, visando otimizar a assistência aos pacientes e a tomada de decisão na saúde pública. Diante disso, como as técnicas de análise preditiva podem ser aplicadas aos dados do DataSUS para prever desfechos clínicos de pacientes com SRAG? </w:t>
+      </w:r>
+      <w:r>
+        <w:rPr>
+          <w:rFonts w:ascii="Arial" w:cs="Arial" w:eastAsia="Arial" w:hAnsi="Arial"/>
+          <w:sz w:val="24"/>
+          <w:szCs w:val="24"/>
+          <w:highlight w:val="lightGray"/>
+          <w:rtl w:val="0"/>
+        </w:rPr>
+        <w:t xml:space="preserve">Quais variáveis disponíveis no conjunto de dados do DataSUS estão mais associadas ao desfecho clínico de óbito?</w:t>
+      </w:r>
+    </w:p>
+    <w:p>
+      <w:pPr>
+        <w:ind w:left="0" w:firstLine="0"/>
+        <w:jc w:val="both"/>
+        <w:rPr>
+          <w:rFonts w:ascii="Arial" w:cs="Arial" w:eastAsia="Arial" w:hAnsi="Arial"/>
+          <w:sz w:val="24"/>
+          <w:szCs w:val="24"/>
+        </w:rPr>
+      </w:pPr>
+      <w:r>
+        <w:rPr>
+          <w:rtl w:val="0"/>
+        </w:rPr>
+      </w:r>
+    </w:p>
+    <w:p>
+      <w:pPr>
+        <w:ind w:left="720" w:firstLine="0"/>
+        <w:rPr>
+          <w:rFonts w:ascii="Arial" w:cs="Arial" w:eastAsia="Arial" w:hAnsi="Arial"/>
+          <w:b w:val="1"/>
+          <w:sz w:val="24"/>
+          <w:szCs w:val="24"/>
+        </w:rPr>
+      </w:pPr>
+      <w:r>
+        <w:rPr>
+          <w:rFonts w:ascii="Arial" w:cs="Arial" w:eastAsia="Arial" w:hAnsi="Arial"/>
+          <w:b w:val="1"/>
+          <w:sz w:val="24"/>
+          <w:szCs w:val="24"/>
+          <w:rtl w:val="0"/>
+        </w:rPr>
+        <w:t xml:space="preserve">2.2 HIPÓTESE</w:t>
+      </w:r>
+    </w:p>
+    <w:p>
+      <w:pPr>
+        <w:ind w:left="0" w:firstLine="0"/>
+        <w:jc w:val="both"/>
+        <w:rPr>
+          <w:rFonts w:ascii="Arial" w:cs="Arial" w:eastAsia="Arial" w:hAnsi="Arial"/>
+          <w:sz w:val="24"/>
+          <w:szCs w:val="24"/>
+        </w:rPr>
+      </w:pPr>
+      <w:r>
+        <w:rPr>
+          <w:rFonts w:ascii="Arial" w:cs="Arial" w:eastAsia="Arial" w:hAnsi="Arial"/>
+          <w:sz w:val="24"/>
+          <w:szCs w:val="24"/>
+          <w:highlight w:val="lightGray"/>
+          <w:rtl w:val="0"/>
+        </w:rPr>
+        <w:t xml:space="preserve">A utilização de técnicas de Ciência de Dados para a análise preditiva dos desfechos clínicos de pacientes com SRAG, através do processamento e comparação de dados clínicos, pode resultar em previsões mais precisas e completas, facilitando a tomada de decisões clínicas mais assertivas e aprimorando as estratégias de monitoramento e intervenção em saúde pública.</w:t>
+      </w:r>
+      <w:r>
+        <w:br w:type="page"/>
+      </w:r>
+      <w:r>
+        <w:rPr>
+          <w:rtl w:val="0"/>
+        </w:rPr>
+      </w:r>
+    </w:p>
+    <w:p>
+      <w:pPr>
+        <w:numPr>
+          <w:ilvl w:val="0"/>
+          <w:numId w:val="13"/>
+        </w:numPr>
+        <w:ind w:left="720" w:hanging="360"/>
+        <w:rPr>
+          <w:rFonts w:ascii="Arial" w:cs="Arial" w:eastAsia="Arial" w:hAnsi="Arial"/>
+          <w:b w:val="1"/>
+          <w:sz w:val="24"/>
+          <w:szCs w:val="24"/>
+        </w:rPr>
+      </w:pPr>
+      <w:r>
+        <w:rPr>
+          <w:rFonts w:ascii="Arial" w:cs="Arial" w:eastAsia="Arial" w:hAnsi="Arial"/>
+          <w:b w:val="1"/>
+          <w:sz w:val="24"/>
+          <w:szCs w:val="24"/>
+          <w:rtl w:val="0"/>
+        </w:rPr>
+        <w:t xml:space="preserve">REFERENCIAL TEÓRICO</w:t>
+      </w:r>
+    </w:p>
+    <w:p>
+      <w:pPr>
+        <w:ind w:left="0" w:firstLine="0"/>
+        <w:rPr>
+          <w:rFonts w:ascii="Arial" w:cs="Arial" w:eastAsia="Arial" w:hAnsi="Arial"/>
+          <w:sz w:val="24"/>
+          <w:szCs w:val="24"/>
+        </w:rPr>
+      </w:pPr>
+      <w:r>
+        <w:rPr>
+          <w:rFonts w:ascii="Arial" w:cs="Arial" w:eastAsia="Arial" w:hAnsi="Arial"/>
+          <w:sz w:val="24"/>
+          <w:szCs w:val="24"/>
+          <w:rtl w:val="0"/>
+        </w:rPr>
+        <w:t xml:space="preserve">3.1 SRAG (SÍNDROME RESPIRATÓRIA AGUDA GRAVE)</w:t>
+      </w:r>
+    </w:p>
+    <w:p>
+      <w:pPr>
+        <w:spacing w:after="240" w:before="240" w:lineRule="auto"/>
+        <w:jc w:val="both"/>
+        <w:rPr>
+          <w:rFonts w:ascii="Arial" w:cs="Arial" w:eastAsia="Arial" w:hAnsi="Arial"/>
+          <w:sz w:val="24"/>
+          <w:szCs w:val="24"/>
+        </w:rPr>
+      </w:pPr>
+      <w:r>
+        <w:rPr>
+          <w:rFonts w:ascii="Arial" w:cs="Arial" w:eastAsia="Arial" w:hAnsi="Arial"/>
+          <w:sz w:val="24"/>
+          <w:szCs w:val="24"/>
+          <w:rtl w:val="0"/>
+        </w:rPr>
+        <w:t xml:space="preserve">A Síndrome Respiratória Aguda Grave (SRAG) é uma infecção respiratória severa caracterizada por sintomas como febre, tosse, dispneia e baixa saturação de oxigênio. Sua </w:t>
+      </w:r>
+      <w:r>
+        <w:rPr>
+          <w:rFonts w:ascii="Arial" w:cs="Arial" w:eastAsia="Arial" w:hAnsi="Arial"/>
+          <w:b w:val="1"/>
+          <w:sz w:val="24"/>
+          <w:szCs w:val="24"/>
+          <w:rtl w:val="0"/>
+        </w:rPr>
+        <w:t xml:space="preserve">etiologia</w:t>
+      </w:r>
+      <w:r>
+        <w:rPr>
+          <w:rFonts w:ascii="Arial" w:cs="Arial" w:eastAsia="Arial" w:hAnsi="Arial"/>
+          <w:sz w:val="24"/>
+          <w:szCs w:val="24"/>
+          <w:rtl w:val="0"/>
+        </w:rPr>
+        <w:t xml:space="preserve"> está relacionada a diversos agentes infecciosos, incluindo vírus como o Influenza, SARS-CoV-2 e Vírus Sincicial Respiratório </w:t>
       </w:r>
       <w:sdt>
         <w:sdtPr>
@@ -3955,7 +3895,7 @@
           <w:szCs w:val="24"/>
           <w:rtl w:val="0"/>
         </w:rPr>
-        <w:t xml:space="preserve">(Júnior, 2024)</w:t>
+        <w:t xml:space="preserve">(Belini, Ataide e Lochter, 2024).</w:t>
       </w:r>
       <w:commentRangeEnd w:id="21"/>
       <w:r>
@@ -3968,59 +3908,7 @@
           <w:szCs w:val="24"/>
           <w:rtl w:val="0"/>
         </w:rPr>
-        <w:t xml:space="preserve">.</w:t>
-      </w:r>
-    </w:p>
-    <w:p>
-      <w:pPr>
-        <w:rPr>
-          <w:rFonts w:ascii="Arial" w:cs="Arial" w:eastAsia="Arial" w:hAnsi="Arial"/>
-          <w:sz w:val="24"/>
-          <w:szCs w:val="24"/>
-        </w:rPr>
-      </w:pPr>
-      <w:r>
-        <w:rPr>
-          <w:rtl w:val="0"/>
-        </w:rPr>
-      </w:r>
-    </w:p>
-    <w:p>
-      <w:pPr>
-        <w:ind w:left="0" w:firstLine="0"/>
-        <w:rPr>
-          <w:rFonts w:ascii="Arial" w:cs="Arial" w:eastAsia="Arial" w:hAnsi="Arial"/>
-          <w:sz w:val="24"/>
-          <w:szCs w:val="24"/>
-        </w:rPr>
-      </w:pPr>
-      <w:r>
-        <w:rPr>
-          <w:rFonts w:ascii="Arial" w:cs="Arial" w:eastAsia="Arial" w:hAnsi="Arial"/>
-          <w:sz w:val="24"/>
-          <w:szCs w:val="24"/>
-          <w:rtl w:val="0"/>
-        </w:rPr>
-        <w:t xml:space="preserve">3.2 ANÁLISE DE DADOS EM SAÚDE</w:t>
-      </w:r>
-    </w:p>
-    <w:p>
-      <w:pPr>
-        <w:spacing w:after="240" w:before="240" w:lineRule="auto"/>
-        <w:rPr>
-          <w:rFonts w:ascii="Arial" w:cs="Arial" w:eastAsia="Arial" w:hAnsi="Arial"/>
-          <w:sz w:val="24"/>
-          <w:szCs w:val="24"/>
-        </w:rPr>
-      </w:pPr>
-      <w:r>
-        <w:rPr>
-          <w:rFonts w:ascii="Arial" w:cs="Arial" w:eastAsia="Arial" w:hAnsi="Arial"/>
-          <w:sz w:val="24"/>
-          <w:szCs w:val="24"/>
-          <w:rtl w:val="0"/>
-        </w:rPr>
-        <w:t xml:space="preserve">A análise de dados na saúde tem se tornado um campo fundamental para a tomada de decisões clínicas e epidemiológicas. O uso de dados estruturados permite a criação de modelos preditivos capazes de identificar padrões em grandes volumes de informações, auxiliando na prevenção e controle de doenças </w:t>
+        <w:t xml:space="preserve"> Durante a pandemia de COVID-19, a SRAG ganhou maior relevância, evidenciando a necessidade de estratégias preditivas para identificação precoce de casos graves e otimização de recursos hospitalares </w:t>
       </w:r>
       <w:sdt>
         <w:sdtPr>
@@ -4037,7 +3925,7 @@
           <w:szCs w:val="24"/>
           <w:rtl w:val="0"/>
         </w:rPr>
-        <w:t xml:space="preserve">(Belini, Ataide e Lochter, 2024)</w:t>
+        <w:t xml:space="preserve">(Júnior, 2024)</w:t>
       </w:r>
       <w:commentRangeEnd w:id="22"/>
       <w:r>
@@ -4055,38 +3943,35 @@
     </w:p>
     <w:p>
       <w:pPr>
+        <w:rPr>
+          <w:rFonts w:ascii="Arial" w:cs="Arial" w:eastAsia="Arial" w:hAnsi="Arial"/>
+          <w:sz w:val="24"/>
+          <w:szCs w:val="24"/>
+        </w:rPr>
+      </w:pPr>
+      <w:r>
+        <w:rPr>
+          <w:rtl w:val="0"/>
+        </w:rPr>
+      </w:r>
+    </w:p>
+    <w:p>
+      <w:pPr>
         <w:ind w:left="0" w:firstLine="0"/>
         <w:rPr>
           <w:rFonts w:ascii="Arial" w:cs="Arial" w:eastAsia="Arial" w:hAnsi="Arial"/>
-          <w:b w:val="1"/>
-          <w:sz w:val="24"/>
-          <w:szCs w:val="24"/>
-        </w:rPr>
-      </w:pPr>
-      <w:r>
-        <w:rPr>
-          <w:rtl w:val="0"/>
-        </w:rPr>
-      </w:r>
-    </w:p>
-    <w:p>
-      <w:pPr>
-        <w:ind w:left="708" w:firstLine="0"/>
-        <w:rPr>
-          <w:rFonts w:ascii="Arial" w:cs="Arial" w:eastAsia="Arial" w:hAnsi="Arial"/>
-          <w:sz w:val="24"/>
-          <w:szCs w:val="24"/>
-        </w:rPr>
-      </w:pPr>
-      <w:r>
-        <w:rPr>
-          <w:rFonts w:ascii="Arial" w:cs="Arial" w:eastAsia="Arial" w:hAnsi="Arial"/>
-          <w:sz w:val="24"/>
-          <w:szCs w:val="24"/>
-          <w:rtl w:val="0"/>
-        </w:rPr>
-        <w:tab/>
-        <w:t xml:space="preserve">3.2.1 Estatística tradicional vs. Aprendizado de máquina</w:t>
+          <w:sz w:val="24"/>
+          <w:szCs w:val="24"/>
+        </w:rPr>
+      </w:pPr>
+      <w:r>
+        <w:rPr>
+          <w:rFonts w:ascii="Arial" w:cs="Arial" w:eastAsia="Arial" w:hAnsi="Arial"/>
+          <w:sz w:val="24"/>
+          <w:szCs w:val="24"/>
+          <w:rtl w:val="0"/>
+        </w:rPr>
+        <w:t xml:space="preserve">3.2 ANÁLISE DE DADOS EM SAÚDE</w:t>
       </w:r>
     </w:p>
     <w:p>
@@ -4094,19 +3979,18 @@
         <w:spacing w:after="240" w:before="240" w:lineRule="auto"/>
         <w:rPr>
           <w:rFonts w:ascii="Arial" w:cs="Arial" w:eastAsia="Arial" w:hAnsi="Arial"/>
-          <w:b w:val="1"/>
-          <w:sz w:val="24"/>
-          <w:szCs w:val="24"/>
-        </w:rPr>
-      </w:pPr>
-      <w:r>
-        <w:rPr>
-          <w:rFonts w:ascii="Arial" w:cs="Arial" w:eastAsia="Arial" w:hAnsi="Arial"/>
-          <w:sz w:val="24"/>
-          <w:szCs w:val="24"/>
-          <w:rtl w:val="0"/>
-        </w:rPr>
-        <w:t xml:space="preserve">Historicamente, métodos estatísticos tradicionais, como regressão linear e modelos probabilísticos, foram amplamente utilizados na área da saúde para identificar relações entre variáveis clínicas e desfechos de pacientes. </w:t>
+          <w:sz w:val="24"/>
+          <w:szCs w:val="24"/>
+        </w:rPr>
+      </w:pPr>
+      <w:r>
+        <w:rPr>
+          <w:rFonts w:ascii="Arial" w:cs="Arial" w:eastAsia="Arial" w:hAnsi="Arial"/>
+          <w:sz w:val="24"/>
+          <w:szCs w:val="24"/>
+          <w:rtl w:val="0"/>
+        </w:rPr>
+        <w:t xml:space="preserve">A análise de dados na saúde tem se tornado um campo fundamental para a tomada de decisões clínicas e epidemiológicas. O uso de dados estruturados permite a criação de modelos preditivos capazes de identificar padrões em grandes volumes de informações, auxiliando na prevenção e controle de doenças </w:t>
       </w:r>
       <w:sdt>
         <w:sdtPr>
@@ -4119,17 +4003,36 @@
       <w:r>
         <w:rPr>
           <w:rFonts w:ascii="Arial" w:cs="Arial" w:eastAsia="Arial" w:hAnsi="Arial"/>
+          <w:sz w:val="24"/>
+          <w:szCs w:val="24"/>
+          <w:rtl w:val="0"/>
+        </w:rPr>
+        <w:t xml:space="preserve">(Belini, Ataide e Lochter, 2024)</w:t>
+      </w:r>
+      <w:commentRangeEnd w:id="23"/>
+      <w:r>
+        <w:commentReference w:id="23"/>
+      </w:r>
+      <w:r>
+        <w:rPr>
+          <w:rFonts w:ascii="Arial" w:cs="Arial" w:eastAsia="Arial" w:hAnsi="Arial"/>
+          <w:sz w:val="24"/>
+          <w:szCs w:val="24"/>
+          <w:rtl w:val="0"/>
+        </w:rPr>
+        <w:t xml:space="preserve">.</w:t>
+      </w:r>
+    </w:p>
+    <w:p>
+      <w:pPr>
+        <w:ind w:left="0" w:firstLine="0"/>
+        <w:rPr>
+          <w:rFonts w:ascii="Arial" w:cs="Arial" w:eastAsia="Arial" w:hAnsi="Arial"/>
           <w:b w:val="1"/>
           <w:sz w:val="24"/>
           <w:szCs w:val="24"/>
-          <w:rtl w:val="0"/>
-        </w:rPr>
-        <w:t xml:space="preserve">No entanto, a crescente disponibilidade de grandes volumes de dados clínicos favoreceu o uso de técnicas avançadas de aprendizado de máquina, como redes neurais e árvores de decisão, que apresentam maior capacidade preditiva e generalização dos padrões extraídos (Barreto, 2021).</w:t>
-      </w:r>
-      <w:commentRangeEnd w:id="23"/>
-      <w:r>
-        <w:commentReference w:id="23"/>
-      </w:r>
+        </w:rPr>
+      </w:pPr>
       <w:r>
         <w:rPr>
           <w:rtl w:val="0"/>
@@ -4147,46 +4050,44 @@
       </w:pPr>
       <w:r>
         <w:rPr>
-          <w:rtl w:val="0"/>
-        </w:rPr>
-      </w:r>
-    </w:p>
-    <w:p>
-      <w:pPr>
-        <w:ind w:left="0" w:firstLine="0"/>
-        <w:rPr>
-          <w:rFonts w:ascii="Arial" w:cs="Arial" w:eastAsia="Arial" w:hAnsi="Arial"/>
-          <w:sz w:val="24"/>
-          <w:szCs w:val="24"/>
-        </w:rPr>
-      </w:pPr>
-      <w:r>
-        <w:rPr>
-          <w:rFonts w:ascii="Arial" w:cs="Arial" w:eastAsia="Arial" w:hAnsi="Arial"/>
-          <w:sz w:val="24"/>
-          <w:szCs w:val="24"/>
-          <w:rtl w:val="0"/>
-        </w:rPr>
-        <w:t xml:space="preserve">3.3 ANÁLISE DE DADOS (DATASUS)</w:t>
+          <w:rFonts w:ascii="Arial" w:cs="Arial" w:eastAsia="Arial" w:hAnsi="Arial"/>
+          <w:sz w:val="24"/>
+          <w:szCs w:val="24"/>
+          <w:rtl w:val="0"/>
+        </w:rPr>
+        <w:tab/>
+        <w:t xml:space="preserve">3.2.1 Estatística tradicional vs. Aprendizado de máquina</w:t>
       </w:r>
     </w:p>
     <w:p>
       <w:pPr>
         <w:spacing w:after="240" w:before="240" w:lineRule="auto"/>
-        <w:rPr>
-          <w:rFonts w:ascii="Arial" w:cs="Arial" w:eastAsia="Arial" w:hAnsi="Arial"/>
-          <w:sz w:val="24"/>
-          <w:szCs w:val="24"/>
-        </w:rPr>
-      </w:pPr>
-      <w:r>
-        <w:rPr>
-          <w:rFonts w:ascii="Arial" w:cs="Arial" w:eastAsia="Arial" w:hAnsi="Arial"/>
-          <w:sz w:val="24"/>
-          <w:szCs w:val="24"/>
-          <w:rtl w:val="0"/>
-        </w:rPr>
-        <w:t xml:space="preserve">O DataSUS é a principal plataforma de dados abertos em saúde no Brasil, disponibilizando informações epidemiológicas, hospitalares e ambulatoriais. O acesso a esses dados permite análises aprofundadas sobre a incidência de doenças e os impactos no sistema de saúde</w:t>
+        <w:jc w:val="both"/>
+        <w:rPr>
+          <w:rFonts w:ascii="Arial" w:cs="Arial" w:eastAsia="Arial" w:hAnsi="Arial"/>
+          <w:b w:val="1"/>
+          <w:sz w:val="24"/>
+          <w:szCs w:val="24"/>
+        </w:rPr>
+      </w:pPr>
+      <w:r>
+        <w:rPr>
+          <w:rFonts w:ascii="Arial" w:cs="Arial" w:eastAsia="Arial" w:hAnsi="Arial"/>
+          <w:sz w:val="24"/>
+          <w:szCs w:val="24"/>
+          <w:rtl w:val="0"/>
+        </w:rPr>
+        <w:t xml:space="preserve">Historicamente, métodos estatísticos tradicionais, como regressão linear e modelos probabilísticos, foram amplamente utilizados na área da saúde para identificar relações entre variáveis clínicas e desfechos de pacientes. No entanto, a crescente disponibilidade de grandes volumes de dados clínicos favoreceu o uso de técnicas avançadas de aprendizado de máquina, como redes neurais e árvores de decisão, que apresentam maior capacidade preditiva e generalização dos padrões extraídos.</w:t>
+      </w:r>
+      <w:r>
+        <w:rPr>
+          <w:rFonts w:ascii="Arial" w:cs="Arial" w:eastAsia="Arial" w:hAnsi="Arial"/>
+          <w:b w:val="1"/>
+          <w:sz w:val="24"/>
+          <w:szCs w:val="24"/>
+          <w:rtl w:val="0"/>
+        </w:rPr>
+        <w:t xml:space="preserve"> A análise manual de todos esses dados tornou-se inviável devido ao grande volume de informações geradas. Diante desse desafio, técnicas de aprendizado de máquina, processos de mineração de dados e abordagens baseadas em Big Data têm se destacado como soluções promissoras para a extração de conhecimento e apoio à tomada de decisão.​ </w:t>
       </w:r>
       <w:sdt>
         <w:sdtPr>
@@ -4199,11 +4100,12 @@
       <w:r>
         <w:rPr>
           <w:rFonts w:ascii="Arial" w:cs="Arial" w:eastAsia="Arial" w:hAnsi="Arial"/>
-          <w:sz w:val="24"/>
-          <w:szCs w:val="24"/>
-          <w:rtl w:val="0"/>
-        </w:rPr>
-        <w:t xml:space="preserve"> (Júnior, 2024).</w:t>
+          <w:b w:val="1"/>
+          <w:sz w:val="24"/>
+          <w:szCs w:val="24"/>
+          <w:rtl w:val="0"/>
+        </w:rPr>
+        <w:t xml:space="preserve">(Vitoria, 2022).</w:t>
       </w:r>
       <w:commentRangeEnd w:id="24"/>
       <w:r>
@@ -4217,6 +4119,21 @@
     </w:p>
     <w:p>
       <w:pPr>
+        <w:ind w:left="708" w:firstLine="0"/>
+        <w:rPr>
+          <w:rFonts w:ascii="Arial" w:cs="Arial" w:eastAsia="Arial" w:hAnsi="Arial"/>
+          <w:sz w:val="24"/>
+          <w:szCs w:val="24"/>
+        </w:rPr>
+      </w:pPr>
+      <w:r>
+        <w:rPr>
+          <w:rtl w:val="0"/>
+        </w:rPr>
+      </w:r>
+    </w:p>
+    <w:p>
+      <w:pPr>
         <w:ind w:left="0" w:firstLine="0"/>
         <w:rPr>
           <w:rFonts w:ascii="Arial" w:cs="Arial" w:eastAsia="Arial" w:hAnsi="Arial"/>
@@ -4226,27 +4143,12 @@
       </w:pPr>
       <w:r>
         <w:rPr>
-          <w:rtl w:val="0"/>
-        </w:rPr>
-      </w:r>
-    </w:p>
-    <w:p>
-      <w:pPr>
-        <w:ind w:left="0" w:firstLine="720"/>
-        <w:rPr>
-          <w:rFonts w:ascii="Arial" w:cs="Arial" w:eastAsia="Arial" w:hAnsi="Arial"/>
-          <w:sz w:val="24"/>
-          <w:szCs w:val="24"/>
-        </w:rPr>
-      </w:pPr>
-      <w:r>
-        <w:rPr>
-          <w:rFonts w:ascii="Arial" w:cs="Arial" w:eastAsia="Arial" w:hAnsi="Arial"/>
-          <w:sz w:val="24"/>
-          <w:szCs w:val="24"/>
-          <w:rtl w:val="0"/>
-        </w:rPr>
-        <w:t xml:space="preserve">3.3.1 Dados abertos (definição)</w:t>
+          <w:rFonts w:ascii="Arial" w:cs="Arial" w:eastAsia="Arial" w:hAnsi="Arial"/>
+          <w:sz w:val="24"/>
+          <w:szCs w:val="24"/>
+          <w:rtl w:val="0"/>
+        </w:rPr>
+        <w:t xml:space="preserve">3.3 ANÁLISE DE DADOS (DATASUS)</w:t>
       </w:r>
     </w:p>
     <w:p>
@@ -4265,7 +4167,7 @@
           <w:szCs w:val="24"/>
           <w:rtl w:val="0"/>
         </w:rPr>
-        <w:t xml:space="preserve">Dados abertos referem-se a conjuntos de informações disponibilizados publicamente, garantindo transparência e possibilitando sua reutilização para pesquisas científicas e desenvolvimento de políticas públicas. No contexto da saúde, os dados abertos viabilizam estudos epidemiológicos e a construção de modelos preditivos </w:t>
+        <w:t xml:space="preserve">O DataSUS é a principal plataforma de dados abertos em saúde no Brasil, disponibilizando informações epidemiológicas, hospitalares e ambulatoriais. O acesso a esses dados permite análises aprofundadas sobre a incidência de doenças e os impactos no sistema de saúde</w:t>
       </w:r>
       <w:sdt>
         <w:sdtPr>
@@ -4282,7 +4184,7 @@
           <w:szCs w:val="24"/>
           <w:rtl w:val="0"/>
         </w:rPr>
-        <w:t xml:space="preserve">(Silva, 2021).</w:t>
+        <w:t xml:space="preserve"> (Júnior, 2024).</w:t>
       </w:r>
       <w:commentRangeEnd w:id="25"/>
       <w:r>
@@ -4299,40 +4201,53 @@
         <w:ind w:left="0" w:firstLine="0"/>
         <w:rPr>
           <w:rFonts w:ascii="Arial" w:cs="Arial" w:eastAsia="Arial" w:hAnsi="Arial"/>
-          <w:b w:val="1"/>
-          <w:sz w:val="24"/>
-          <w:szCs w:val="24"/>
-        </w:rPr>
-      </w:pPr>
-      <w:r>
-        <w:rPr>
-          <w:rtl w:val="0"/>
-        </w:rPr>
-      </w:r>
-    </w:p>
-    <w:p>
-      <w:pPr>
-        <w:rPr>
-          <w:rFonts w:ascii="Arial" w:cs="Arial" w:eastAsia="Arial" w:hAnsi="Arial"/>
-          <w:sz w:val="24"/>
-          <w:szCs w:val="24"/>
-        </w:rPr>
-      </w:pPr>
-      <w:r>
-        <w:rPr>
-          <w:rtl w:val="0"/>
-        </w:rPr>
-      </w:r>
-    </w:p>
-    <w:p>
-      <w:pPr>
-        <w:ind w:left="0" w:firstLine="0"/>
-        <w:rPr>
-          <w:rFonts w:ascii="Arial" w:cs="Arial" w:eastAsia="Arial" w:hAnsi="Arial"/>
-          <w:sz w:val="24"/>
-          <w:szCs w:val="24"/>
-        </w:rPr>
-      </w:pPr>
+          <w:sz w:val="24"/>
+          <w:szCs w:val="24"/>
+        </w:rPr>
+      </w:pPr>
+      <w:r>
+        <w:rPr>
+          <w:rtl w:val="0"/>
+        </w:rPr>
+      </w:r>
+    </w:p>
+    <w:p>
+      <w:pPr>
+        <w:ind w:left="0" w:firstLine="720"/>
+        <w:rPr>
+          <w:rFonts w:ascii="Arial" w:cs="Arial" w:eastAsia="Arial" w:hAnsi="Arial"/>
+          <w:sz w:val="24"/>
+          <w:szCs w:val="24"/>
+        </w:rPr>
+      </w:pPr>
+      <w:r>
+        <w:rPr>
+          <w:rFonts w:ascii="Arial" w:cs="Arial" w:eastAsia="Arial" w:hAnsi="Arial"/>
+          <w:sz w:val="24"/>
+          <w:szCs w:val="24"/>
+          <w:rtl w:val="0"/>
+        </w:rPr>
+        <w:t xml:space="preserve">3.3.1 Dados abertos (definição)</w:t>
+      </w:r>
+    </w:p>
+    <w:p>
+      <w:pPr>
+        <w:spacing w:after="240" w:before="240" w:lineRule="auto"/>
+        <w:rPr>
+          <w:rFonts w:ascii="Arial" w:cs="Arial" w:eastAsia="Arial" w:hAnsi="Arial"/>
+          <w:sz w:val="24"/>
+          <w:szCs w:val="24"/>
+        </w:rPr>
+      </w:pPr>
+      <w:r>
+        <w:rPr>
+          <w:rFonts w:ascii="Arial" w:cs="Arial" w:eastAsia="Arial" w:hAnsi="Arial"/>
+          <w:sz w:val="24"/>
+          <w:szCs w:val="24"/>
+          <w:rtl w:val="0"/>
+        </w:rPr>
+        <w:t xml:space="preserve">Dados abertos referem-se a conjuntos de informações disponibilizados publicamente, garantindo transparência e possibilitando sua reutilização para pesquisas científicas e desenvolvimento de políticas públicas. No contexto da saúde, os dados abertos viabilizam estudos epidemiológicos e a construção de modelos preditivos </w:t>
+      </w:r>
       <w:sdt>
         <w:sdtPr>
           <w:tag w:val="goog_rdk_26"/>
@@ -4348,7 +4263,7 @@
           <w:szCs w:val="24"/>
           <w:rtl w:val="0"/>
         </w:rPr>
-        <w:t xml:space="preserve">3.4 PRÉ-PROCESSAMENTO DE DADOS</w:t>
+        <w:t xml:space="preserve">(Silva, 2021).</w:t>
       </w:r>
       <w:commentRangeEnd w:id="26"/>
       <w:r>
@@ -4362,22 +4277,43 @@
     </w:p>
     <w:p>
       <w:pPr>
-        <w:spacing w:after="240" w:before="240" w:lineRule="auto"/>
-        <w:rPr>
-          <w:rFonts w:ascii="Arial" w:cs="Arial" w:eastAsia="Arial" w:hAnsi="Arial"/>
-          <w:sz w:val="24"/>
-          <w:szCs w:val="24"/>
-        </w:rPr>
-      </w:pPr>
-      <w:r>
-        <w:rPr>
-          <w:rFonts w:ascii="Arial" w:cs="Arial" w:eastAsia="Arial" w:hAnsi="Arial"/>
-          <w:sz w:val="24"/>
-          <w:szCs w:val="24"/>
-          <w:rtl w:val="0"/>
-        </w:rPr>
-        <w:t xml:space="preserve">A qualidade dos dados influencia diretamente o desempenho dos modelos preditivos. Assim, o pré-processamento é uma etapa essencial para a remoção de ruídos e a </w:t>
-      </w:r>
+        <w:ind w:left="0" w:firstLine="0"/>
+        <w:rPr>
+          <w:rFonts w:ascii="Arial" w:cs="Arial" w:eastAsia="Arial" w:hAnsi="Arial"/>
+          <w:b w:val="1"/>
+          <w:sz w:val="24"/>
+          <w:szCs w:val="24"/>
+        </w:rPr>
+      </w:pPr>
+      <w:r>
+        <w:rPr>
+          <w:rtl w:val="0"/>
+        </w:rPr>
+      </w:r>
+    </w:p>
+    <w:p>
+      <w:pPr>
+        <w:rPr>
+          <w:rFonts w:ascii="Arial" w:cs="Arial" w:eastAsia="Arial" w:hAnsi="Arial"/>
+          <w:sz w:val="24"/>
+          <w:szCs w:val="24"/>
+        </w:rPr>
+      </w:pPr>
+      <w:r>
+        <w:rPr>
+          <w:rtl w:val="0"/>
+        </w:rPr>
+      </w:r>
+    </w:p>
+    <w:p>
+      <w:pPr>
+        <w:ind w:left="0" w:firstLine="0"/>
+        <w:rPr>
+          <w:rFonts w:ascii="Arial" w:cs="Arial" w:eastAsia="Arial" w:hAnsi="Arial"/>
+          <w:sz w:val="24"/>
+          <w:szCs w:val="24"/>
+        </w:rPr>
+      </w:pPr>
       <w:sdt>
         <w:sdtPr>
           <w:tag w:val="goog_rdk_27"/>
@@ -4393,7 +4329,7 @@
           <w:szCs w:val="24"/>
           <w:rtl w:val="0"/>
         </w:rPr>
-        <w:t xml:space="preserve">adequação</w:t>
+        <w:t xml:space="preserve">3.4 PRÉ-PROCESSAMENTO DE DADOS</w:t>
       </w:r>
       <w:commentRangeEnd w:id="27"/>
       <w:r>
@@ -4401,22 +4337,48 @@
       </w:r>
       <w:r>
         <w:rPr>
-          <w:rFonts w:ascii="Arial" w:cs="Arial" w:eastAsia="Arial" w:hAnsi="Arial"/>
-          <w:sz w:val="24"/>
-          <w:szCs w:val="24"/>
-          <w:rtl w:val="0"/>
-        </w:rPr>
-        <w:t xml:space="preserve"> dos dados às necessidades analíticas</w:t>
+          <w:rtl w:val="0"/>
+        </w:rPr>
+      </w:r>
+    </w:p>
+    <w:p>
+      <w:pPr>
+        <w:spacing w:after="240" w:before="240" w:lineRule="auto"/>
+        <w:jc w:val="both"/>
+        <w:rPr>
+          <w:rFonts w:ascii="Arial" w:cs="Arial" w:eastAsia="Arial" w:hAnsi="Arial"/>
+          <w:sz w:val="24"/>
+          <w:szCs w:val="24"/>
+        </w:rPr>
+      </w:pPr>
+      <w:r>
+        <w:rPr>
+          <w:rFonts w:ascii="Arial" w:cs="Arial" w:eastAsia="Arial" w:hAnsi="Arial"/>
+          <w:sz w:val="24"/>
+          <w:szCs w:val="24"/>
+          <w:rtl w:val="0"/>
+        </w:rPr>
+        <w:t xml:space="preserve">A qualidade dos dados influencia diretamente o desempenho dos modelos preditivos. Assim, o pré-processamento é uma etapa essencial para a remoção de ruídos e a adequação dos dados às necessidades analíticas. Técnicas como normalização, transformação de variáveis categóricas e redução de dimensionalidade são aplicadas para melhorar a representatividade dos dados e minimizar o impacto de </w:t>
       </w:r>
       <w:r>
         <w:rPr>
           <w:rFonts w:ascii="Arial" w:cs="Arial" w:eastAsia="Arial" w:hAnsi="Arial"/>
           <w:b w:val="1"/>
-          <w:sz w:val="24"/>
-          <w:szCs w:val="24"/>
-          <w:rtl w:val="0"/>
-        </w:rPr>
-        <w:t xml:space="preserve"> </w:t>
+          <w:i w:val="1"/>
+          <w:sz w:val="24"/>
+          <w:szCs w:val="24"/>
+          <w:rtl w:val="0"/>
+        </w:rPr>
+        <w:t xml:space="preserve">outliers</w:t>
+      </w:r>
+      <w:r>
+        <w:rPr>
+          <w:rFonts w:ascii="Arial" w:cs="Arial" w:eastAsia="Arial" w:hAnsi="Arial"/>
+          <w:sz w:val="24"/>
+          <w:szCs w:val="24"/>
+          <w:rtl w:val="0"/>
+        </w:rPr>
+        <w:t xml:space="preserve">, garantindo que os modelos consigam aprender padrões significativos</w:t>
       </w:r>
       <w:sdt>
         <w:sdtPr>
@@ -4429,12 +4391,15 @@
       <w:r>
         <w:rPr>
           <w:rFonts w:ascii="Arial" w:cs="Arial" w:eastAsia="Arial" w:hAnsi="Arial"/>
-          <w:b w:val="1"/>
-          <w:sz w:val="24"/>
-          <w:szCs w:val="24"/>
-          <w:rtl w:val="0"/>
-        </w:rPr>
-        <w:t xml:space="preserve">(Silva e Silva Neto, 2022)</w:t>
+          <w:sz w:val="24"/>
+          <w:szCs w:val="24"/>
+          <w:rtl w:val="0"/>
+        </w:rPr>
+        <w:t xml:space="preserve"> (Júnior, 2024)</w:t>
+      </w:r>
+      <w:commentRangeEnd w:id="28"/>
+      <w:r>
+        <w:commentReference w:id="28"/>
       </w:r>
       <w:r>
         <w:rPr>
@@ -4444,15 +4409,6 @@
           <w:rtl w:val="0"/>
         </w:rPr>
         <w:t xml:space="preserve">.</w:t>
-      </w:r>
-      <w:commentRangeEnd w:id="28"/>
-      <w:r>
-        <w:commentReference w:id="28"/>
-      </w:r>
-      <w:r>
-        <w:rPr>
-          <w:rtl w:val="0"/>
-        </w:rPr>
       </w:r>
     </w:p>
     <w:p>
@@ -4644,26 +4600,7 @@
           <w:szCs w:val="24"/>
           <w:rtl w:val="0"/>
         </w:rPr>
-        <w:t xml:space="preserve">3.4.3 Balanceamento de classes</w:t>
-      </w:r>
-    </w:p>
-    <w:p>
-      <w:pPr>
-        <w:spacing w:after="240" w:before="240" w:lineRule="auto"/>
-        <w:rPr>
-          <w:rFonts w:ascii="Arial" w:cs="Arial" w:eastAsia="Arial" w:hAnsi="Arial"/>
-          <w:sz w:val="24"/>
-          <w:szCs w:val="24"/>
-        </w:rPr>
-      </w:pPr>
-      <w:r>
-        <w:rPr>
-          <w:rFonts w:ascii="Arial" w:cs="Arial" w:eastAsia="Arial" w:hAnsi="Arial"/>
-          <w:sz w:val="24"/>
-          <w:szCs w:val="24"/>
-          <w:rtl w:val="0"/>
-        </w:rPr>
-        <w:t xml:space="preserve">Desbalanço de classes ocorre quando há uma disparidade significativa entre as categorias de um conjunto de dados. Técnicas como oversampling, undersampling e o algoritmo SMOTE (Synthetic Minority Over-sampling Technique) são empregadas para lidar com esse problema, garantindo que os modelos aprendam de forma equilibrada</w:t>
+        <w:t xml:space="preserve">3.4.3 Balanceamento de</w:t>
       </w:r>
       <w:sdt>
         <w:sdtPr>
@@ -4676,12 +4613,11 @@
       <w:r>
         <w:rPr>
           <w:rFonts w:ascii="Arial" w:cs="Arial" w:eastAsia="Arial" w:hAnsi="Arial"/>
-          <w:b w:val="1"/>
-          <w:sz w:val="24"/>
-          <w:szCs w:val="24"/>
-          <w:rtl w:val="0"/>
-        </w:rPr>
-        <w:t xml:space="preserve"> (Barreto, 2021)</w:t>
+          <w:sz w:val="24"/>
+          <w:szCs w:val="24"/>
+          <w:rtl w:val="0"/>
+        </w:rPr>
+        <w:t xml:space="preserve"> classes</w:t>
       </w:r>
       <w:commentRangeEnd w:id="31"/>
       <w:r>
@@ -4689,67 +4625,8 @@
       </w:r>
       <w:r>
         <w:rPr>
-          <w:rFonts w:ascii="Arial" w:cs="Arial" w:eastAsia="Arial" w:hAnsi="Arial"/>
-          <w:sz w:val="24"/>
-          <w:szCs w:val="24"/>
-          <w:rtl w:val="0"/>
-        </w:rPr>
-        <w:t xml:space="preserve">.</w:t>
-      </w:r>
-    </w:p>
-    <w:p>
-      <w:pPr>
-        <w:ind w:left="0" w:firstLine="0"/>
-        <w:rPr>
-          <w:rFonts w:ascii="Arial" w:cs="Arial" w:eastAsia="Arial" w:hAnsi="Arial"/>
-          <w:sz w:val="24"/>
-          <w:szCs w:val="24"/>
-        </w:rPr>
-      </w:pPr>
-      <w:r>
-        <w:rPr>
-          <w:rtl w:val="0"/>
-        </w:rPr>
-      </w:r>
-    </w:p>
-    <w:p>
-      <w:pPr>
-        <w:ind w:left="0" w:firstLine="0"/>
-        <w:rPr>
-          <w:rFonts w:ascii="Arial" w:cs="Arial" w:eastAsia="Arial" w:hAnsi="Arial"/>
-          <w:b w:val="1"/>
-          <w:sz w:val="24"/>
-          <w:szCs w:val="24"/>
-        </w:rPr>
-      </w:pPr>
-      <w:r>
-        <w:rPr>
-          <w:rFonts w:ascii="Arial" w:cs="Arial" w:eastAsia="Arial" w:hAnsi="Arial"/>
-          <w:b w:val="1"/>
-          <w:sz w:val="24"/>
-          <w:szCs w:val="24"/>
-          <w:rtl w:val="0"/>
-        </w:rPr>
-        <w:t xml:space="preserve">3.5</w:t>
-      </w:r>
-      <w:r>
-        <w:rPr>
-          <w:rFonts w:ascii="Arial" w:cs="Arial" w:eastAsia="Arial" w:hAnsi="Arial"/>
-          <w:sz w:val="24"/>
-          <w:szCs w:val="24"/>
-          <w:rtl w:val="0"/>
-        </w:rPr>
-        <w:t xml:space="preserve"> </w:t>
-      </w:r>
-      <w:r>
-        <w:rPr>
-          <w:rFonts w:ascii="Arial" w:cs="Arial" w:eastAsia="Arial" w:hAnsi="Arial"/>
-          <w:b w:val="1"/>
-          <w:sz w:val="24"/>
-          <w:szCs w:val="24"/>
-          <w:rtl w:val="0"/>
-        </w:rPr>
-        <w:t xml:space="preserve">TÉCNICAS DE ANÁLISE</w:t>
+          <w:rtl w:val="0"/>
+        </w:rPr>
       </w:r>
     </w:p>
     <w:p>
@@ -4758,17 +4635,56 @@
         <w:jc w:val="both"/>
         <w:rPr>
           <w:rFonts w:ascii="Arial" w:cs="Arial" w:eastAsia="Arial" w:hAnsi="Arial"/>
+          <w:sz w:val="24"/>
+          <w:szCs w:val="24"/>
+        </w:rPr>
+      </w:pPr>
+      <w:r>
+        <w:rPr>
+          <w:rFonts w:ascii="Arial" w:cs="Arial" w:eastAsia="Arial" w:hAnsi="Arial"/>
+          <w:sz w:val="24"/>
+          <w:szCs w:val="24"/>
+          <w:rtl w:val="0"/>
+        </w:rPr>
+        <w:t xml:space="preserve">O desbalanceamento de classes ocorre quando há uma disparidade significativa entre as categorias de um conjunto de dados, impactando diretamente no desempenho dos modelos preditivos. Técnicas como </w:t>
+      </w:r>
+      <w:r>
+        <w:rPr>
+          <w:rFonts w:ascii="Arial" w:cs="Arial" w:eastAsia="Arial" w:hAnsi="Arial"/>
           <w:b w:val="1"/>
           <w:sz w:val="24"/>
           <w:szCs w:val="24"/>
-        </w:rPr>
-      </w:pPr>
-      <w:r>
-        <w:rPr>
-          <w:rFonts w:ascii="Arial" w:cs="Arial" w:eastAsia="Arial" w:hAnsi="Arial"/>
-          <w:rtl w:val="0"/>
-        </w:rPr>
-        <w:t xml:space="preserve">A análise de dados envolve diversas abordagens que permitem extrair informações relevantes de grandes volumes de dados. Técnicas estatísticas e de aprendizado de máquina desempenham um papel fundamental nesse processo, possibilitando a identificação de padrões e a construção de modelos para diferentes aplicações, desde previsão e classificação até agrupamento e detecção de anomalias </w:t>
+          <w:rtl w:val="0"/>
+        </w:rPr>
+        <w:t xml:space="preserve">Random UnderSampling</w:t>
+      </w:r>
+      <w:r>
+        <w:rPr>
+          <w:rFonts w:ascii="Arial" w:cs="Arial" w:eastAsia="Arial" w:hAnsi="Arial"/>
+          <w:sz w:val="24"/>
+          <w:szCs w:val="24"/>
+          <w:rtl w:val="0"/>
+        </w:rPr>
+        <w:t xml:space="preserve"> e </w:t>
+      </w:r>
+      <w:r>
+        <w:rPr>
+          <w:rFonts w:ascii="Arial" w:cs="Arial" w:eastAsia="Arial" w:hAnsi="Arial"/>
+          <w:b w:val="1"/>
+          <w:sz w:val="24"/>
+          <w:szCs w:val="24"/>
+          <w:rtl w:val="0"/>
+        </w:rPr>
+        <w:t xml:space="preserve">SMOTE (Synthetic Minority Over-sampling Technique)</w:t>
+      </w:r>
+      <w:r>
+        <w:rPr>
+          <w:rFonts w:ascii="Arial" w:cs="Arial" w:eastAsia="Arial" w:hAnsi="Arial"/>
+          <w:sz w:val="24"/>
+          <w:szCs w:val="24"/>
+          <w:rtl w:val="0"/>
+        </w:rPr>
+        <w:t xml:space="preserve"> são empregadas para corrigir esse problema. O UnderSampling reduz a quantidade de dados da classe majoritária mas ainda mantém a qualidade, enquanto o SMOTE pode gerar dados sintéticos que não representam a realidade, proporcionando um melhor equilíbrio na aprendizagem do modelo </w:t>
       </w:r>
       <w:sdt>
         <w:sdtPr>
@@ -4781,9 +4697,11 @@
       <w:r>
         <w:rPr>
           <w:rFonts w:ascii="Arial" w:cs="Arial" w:eastAsia="Arial" w:hAnsi="Arial"/>
-          <w:rtl w:val="0"/>
-        </w:rPr>
-        <w:t xml:space="preserve">(Sena, 2021).</w:t>
+          <w:sz w:val="24"/>
+          <w:szCs w:val="24"/>
+          <w:rtl w:val="0"/>
+        </w:rPr>
+        <w:t xml:space="preserve">(Júnior, 2024).</w:t>
       </w:r>
       <w:commentRangeEnd w:id="32"/>
       <w:r>
@@ -4797,7 +4715,22 @@
     </w:p>
     <w:p>
       <w:pPr>
-        <w:ind w:left="0" w:firstLine="720"/>
+        <w:ind w:left="0" w:firstLine="0"/>
+        <w:rPr>
+          <w:rFonts w:ascii="Arial" w:cs="Arial" w:eastAsia="Arial" w:hAnsi="Arial"/>
+          <w:sz w:val="24"/>
+          <w:szCs w:val="24"/>
+        </w:rPr>
+      </w:pPr>
+      <w:r>
+        <w:rPr>
+          <w:rtl w:val="0"/>
+        </w:rPr>
+      </w:r>
+    </w:p>
+    <w:p>
+      <w:pPr>
+        <w:ind w:left="0" w:firstLine="0"/>
         <w:rPr>
           <w:rFonts w:ascii="Arial" w:cs="Arial" w:eastAsia="Arial" w:hAnsi="Arial"/>
           <w:b w:val="1"/>
@@ -4813,7 +4746,45 @@
           <w:szCs w:val="24"/>
           <w:rtl w:val="0"/>
         </w:rPr>
-        <w:t xml:space="preserve">3.5.1 </w:t>
+        <w:t xml:space="preserve">3.5</w:t>
+      </w:r>
+      <w:r>
+        <w:rPr>
+          <w:rFonts w:ascii="Arial" w:cs="Arial" w:eastAsia="Arial" w:hAnsi="Arial"/>
+          <w:sz w:val="24"/>
+          <w:szCs w:val="24"/>
+          <w:rtl w:val="0"/>
+        </w:rPr>
+        <w:t xml:space="preserve"> </w:t>
+      </w:r>
+      <w:r>
+        <w:rPr>
+          <w:rFonts w:ascii="Arial" w:cs="Arial" w:eastAsia="Arial" w:hAnsi="Arial"/>
+          <w:b w:val="1"/>
+          <w:sz w:val="24"/>
+          <w:szCs w:val="24"/>
+          <w:rtl w:val="0"/>
+        </w:rPr>
+        <w:t xml:space="preserve">TÉCNICAS DE ANÁLISE</w:t>
+      </w:r>
+    </w:p>
+    <w:p>
+      <w:pPr>
+        <w:spacing w:after="240" w:before="240" w:lineRule="auto"/>
+        <w:jc w:val="both"/>
+        <w:rPr>
+          <w:rFonts w:ascii="Arial" w:cs="Arial" w:eastAsia="Arial" w:hAnsi="Arial"/>
+          <w:b w:val="1"/>
+          <w:sz w:val="24"/>
+          <w:szCs w:val="24"/>
+        </w:rPr>
+      </w:pPr>
+      <w:r>
+        <w:rPr>
+          <w:rFonts w:ascii="Arial" w:cs="Arial" w:eastAsia="Arial" w:hAnsi="Arial"/>
+          <w:rtl w:val="0"/>
+        </w:rPr>
+        <w:t xml:space="preserve">A análise de dados envolve diversas abordagens que permitem extrair informações relevantes de grandes volumes de dados. Técnicas estatísticas e de aprendizado de máquina desempenham um papel fundamental nesse processo, possibilitando a identificação de padrões e a construção de modelos para diferentes aplicações, desde previsão e classificação até agrupamento e detecção de anomalias </w:t>
       </w:r>
       <w:sdt>
         <w:sdtPr>
@@ -4826,27 +4797,29 @@
       <w:r>
         <w:rPr>
           <w:rFonts w:ascii="Arial" w:cs="Arial" w:eastAsia="Arial" w:hAnsi="Arial"/>
+          <w:rtl w:val="0"/>
+        </w:rPr>
+        <w:t xml:space="preserve">(Sena, 2021).</w:t>
+      </w:r>
+      <w:commentRangeEnd w:id="33"/>
+      <w:r>
+        <w:commentReference w:id="33"/>
+      </w:r>
+      <w:r>
+        <w:rPr>
+          <w:rtl w:val="0"/>
+        </w:rPr>
+      </w:r>
+    </w:p>
+    <w:p>
+      <w:pPr>
+        <w:ind w:left="0" w:firstLine="720"/>
+        <w:rPr>
+          <w:rFonts w:ascii="Arial" w:cs="Arial" w:eastAsia="Arial" w:hAnsi="Arial"/>
           <w:b w:val="1"/>
           <w:sz w:val="24"/>
           <w:szCs w:val="24"/>
-          <w:rtl w:val="0"/>
-        </w:rPr>
-        <w:t xml:space="preserve">ALGORITMOS</w:t>
-      </w:r>
-      <w:commentRangeEnd w:id="33"/>
-      <w:r>
-        <w:commentReference w:id="33"/>
-      </w:r>
-      <w:r>
-        <w:rPr>
-          <w:rtl w:val="0"/>
-        </w:rPr>
-      </w:r>
-    </w:p>
-    <w:p>
-      <w:pPr>
-        <w:ind w:left="1428" w:firstLine="0"/>
-        <w:rPr/>
+        </w:rPr>
       </w:pPr>
       <w:r>
         <w:rPr>
@@ -4856,29 +4829,7 @@
           <w:szCs w:val="24"/>
           <w:rtl w:val="0"/>
         </w:rPr>
-        <w:tab/>
-        <w:t xml:space="preserve">3.5.1.1 Regressão Logística</w:t>
-      </w:r>
-      <w:r>
-        <w:rPr>
-          <w:rtl w:val="0"/>
-        </w:rPr>
-      </w:r>
-    </w:p>
-    <w:p>
-      <w:pPr>
-        <w:numPr>
-          <w:ilvl w:val="0"/>
-          <w:numId w:val="13"/>
-        </w:numPr>
-        <w:spacing w:after="240" w:before="240" w:lineRule="auto"/>
-        <w:ind w:left="720" w:hanging="360"/>
-      </w:pPr>
-      <w:r>
-        <w:rPr>
-          <w:rtl w:val="0"/>
-        </w:rPr>
-        <w:t xml:space="preserve">A Regressão Logística é um método estatístico amplamente utilizado para modelagem de variáveis categóricas. Seu principal objetivo é estimar a probabilidade de um evento ocorrer com base em variáveis independentes, sendo muito utilizada em problemas de classificação binária </w:t>
+        <w:t xml:space="preserve">3.5.1 </w:t>
       </w:r>
       <w:sdt>
         <w:sdtPr>
@@ -4890,9 +4841,13 @@
       </w:sdt>
       <w:r>
         <w:rPr>
-          <w:rtl w:val="0"/>
-        </w:rPr>
-        <w:t xml:space="preserve">(Silva e Silva Neto, 2022)</w:t>
+          <w:rFonts w:ascii="Arial" w:cs="Arial" w:eastAsia="Arial" w:hAnsi="Arial"/>
+          <w:b w:val="1"/>
+          <w:sz w:val="24"/>
+          <w:szCs w:val="24"/>
+          <w:rtl w:val="0"/>
+        </w:rPr>
+        <w:t xml:space="preserve">ALGORITMOS</w:t>
       </w:r>
       <w:commentRangeEnd w:id="34"/>
       <w:r>
@@ -4902,50 +4857,44 @@
         <w:rPr>
           <w:rtl w:val="0"/>
         </w:rPr>
-        <w:t xml:space="preserve">.</w:t>
-      </w:r>
-      <w:r>
-        <w:rPr>
-          <w:rtl w:val="0"/>
-        </w:rPr>
       </w:r>
     </w:p>
     <w:p>
       <w:pPr>
         <w:ind w:left="1428" w:firstLine="0"/>
+        <w:rPr/>
+      </w:pPr>
+      <w:r>
         <w:rPr>
           <w:rFonts w:ascii="Arial" w:cs="Arial" w:eastAsia="Arial" w:hAnsi="Arial"/>
           <w:b w:val="1"/>
           <w:sz w:val="24"/>
           <w:szCs w:val="24"/>
-        </w:rPr>
-      </w:pPr>
-      <w:r>
-        <w:rPr>
-          <w:rFonts w:ascii="Arial" w:cs="Arial" w:eastAsia="Arial" w:hAnsi="Arial"/>
-          <w:b w:val="1"/>
-          <w:sz w:val="24"/>
-          <w:szCs w:val="24"/>
           <w:rtl w:val="0"/>
         </w:rPr>
         <w:tab/>
-        <w:t xml:space="preserve">3.5.1.2 Random Forest</w:t>
+        <w:t xml:space="preserve">3.5.1.1 Regressão Logística</w:t>
+      </w:r>
+      <w:r>
+        <w:rPr>
+          <w:rtl w:val="0"/>
+        </w:rPr>
       </w:r>
     </w:p>
     <w:p>
       <w:pPr>
         <w:numPr>
           <w:ilvl w:val="0"/>
-          <w:numId w:val="19"/>
+          <w:numId w:val="11"/>
         </w:numPr>
-        <w:spacing w:after="0" w:afterAutospacing="0" w:before="240" w:lineRule="auto"/>
+        <w:spacing w:after="240" w:before="240" w:lineRule="auto"/>
         <w:ind w:left="720" w:hanging="360"/>
       </w:pPr>
       <w:r>
         <w:rPr>
           <w:rtl w:val="0"/>
         </w:rPr>
-        <w:t xml:space="preserve">O algoritmo Random Forest é uma técnica baseada em múltiplas árvores de decisão, sendo eficaz para problemas de classificação e regressão. Estudos indicam que esse método tem alto desempenho na predição de desfechos clínicos </w:t>
+        <w:t xml:space="preserve">A Regressão Logística é um método estatístico amplamente utilizado para modelagem de variáveis categóricas. Seu principal objetivo é estimar a probabilidade de um evento ocorrer com base em variáveis independentes, sendo muito utilizada em problemas de classificação binária </w:t>
       </w:r>
       <w:sdt>
         <w:sdtPr>
@@ -4959,7 +4908,7 @@
         <w:rPr>
           <w:rtl w:val="0"/>
         </w:rPr>
-        <w:t xml:space="preserve">(Belini, Ataide e Lochter, 2024).</w:t>
+        <w:t xml:space="preserve">(Silva e Silva Neto, 2022)</w:t>
       </w:r>
       <w:commentRangeEnd w:id="35"/>
       <w:r>
@@ -4969,22 +4918,50 @@
         <w:rPr>
           <w:rtl w:val="0"/>
         </w:rPr>
+        <w:t xml:space="preserve">.</w:t>
+      </w:r>
+      <w:r>
+        <w:rPr>
+          <w:rtl w:val="0"/>
+        </w:rPr>
+      </w:r>
+    </w:p>
+    <w:p>
+      <w:pPr>
+        <w:ind w:left="1428" w:firstLine="0"/>
+        <w:rPr>
+          <w:rFonts w:ascii="Arial" w:cs="Arial" w:eastAsia="Arial" w:hAnsi="Arial"/>
+          <w:b w:val="1"/>
+          <w:sz w:val="24"/>
+          <w:szCs w:val="24"/>
+        </w:rPr>
+      </w:pPr>
+      <w:r>
+        <w:rPr>
+          <w:rFonts w:ascii="Arial" w:cs="Arial" w:eastAsia="Arial" w:hAnsi="Arial"/>
+          <w:b w:val="1"/>
+          <w:sz w:val="24"/>
+          <w:szCs w:val="24"/>
+          <w:rtl w:val="0"/>
+        </w:rPr>
+        <w:tab/>
+        <w:t xml:space="preserve">3.5.1.2 Random Forest</w:t>
       </w:r>
     </w:p>
     <w:p>
       <w:pPr>
         <w:numPr>
           <w:ilvl w:val="0"/>
-          <w:numId w:val="2"/>
+          <w:numId w:val="16"/>
         </w:numPr>
-        <w:spacing w:after="240" w:before="0" w:beforeAutospacing="0" w:lineRule="auto"/>
+        <w:spacing w:after="0" w:afterAutospacing="0" w:before="240" w:lineRule="auto"/>
         <w:ind w:left="720" w:hanging="360"/>
       </w:pPr>
       <w:r>
         <w:rPr>
           <w:rtl w:val="0"/>
         </w:rPr>
-        <w:t xml:space="preserve">Random Forest é um algoritmo de aprendizado de máquina baseado em múltiplas árvores de decisão. Ele melhora a precisão e reduz o risco de overfitting ao combinar previsões de diversas árvores, tornando-se uma escolha robusta para problemas de classificação e regressão </w:t>
+        <w:t xml:space="preserve">O algoritmo Random Forest é uma técnica baseada em múltiplas árvores de decisão, sendo eficaz para problemas de classificação e regressão. Estudos indicam que esse método tem alto desempenho na predição de desfechos clínicos </w:t>
       </w:r>
       <w:sdt>
         <w:sdtPr>
@@ -4998,11 +4975,38 @@
         <w:rPr>
           <w:rtl w:val="0"/>
         </w:rPr>
+        <w:t xml:space="preserve">(Belini, Ataide e Lochter, 2024).</w:t>
+      </w:r>
+      <w:commentRangeEnd w:id="36"/>
+      <w:r>
+        <w:commentReference w:id="36"/>
+      </w:r>
+      <w:r>
+        <w:rPr>
+          <w:rtl w:val="0"/>
+        </w:rPr>
+      </w:r>
+    </w:p>
+    <w:p>
+      <w:pPr>
+        <w:numPr>
+          <w:ilvl w:val="0"/>
+          <w:numId w:val="2"/>
+        </w:numPr>
+        <w:spacing w:after="240" w:before="0" w:beforeAutospacing="0" w:lineRule="auto"/>
+        <w:ind w:left="720" w:hanging="360"/>
+      </w:pPr>
+      <w:r>
+        <w:rPr>
+          <w:rtl w:val="0"/>
+        </w:rPr>
+        <w:t xml:space="preserve">Random Forest é um algoritmo de aprendizado de máquina baseado em múltiplas árvores de decisão. Ele melhora a precisão e reduz o risco de overfitting ao combinar previsões de diversas árvores, tornando-se uma escolha robusta para problemas de classificação e regressão </w:t>
+      </w:r>
+      <w:r>
+        <w:rPr>
+          <w:rtl w:val="0"/>
+        </w:rPr>
         <w:t xml:space="preserve">(Belini, Ataide e Lochter, 2024)</w:t>
-      </w:r>
-      <w:commentRangeEnd w:id="36"/>
-      <w:r>
-        <w:commentReference w:id="36"/>
       </w:r>
       <w:r>
         <w:rPr>
@@ -5021,36 +5025,6 @@
         <w:ind w:left="1428" w:firstLine="11.999999999999886"/>
         <w:rPr/>
       </w:pPr>
-      <w:r>
-        <w:rPr>
-          <w:rFonts w:ascii="Arial" w:cs="Arial" w:eastAsia="Arial" w:hAnsi="Arial"/>
-          <w:sz w:val="24"/>
-          <w:szCs w:val="24"/>
-          <w:rtl w:val="0"/>
-        </w:rPr>
-        <w:t xml:space="preserve">3.5.1.3 XGBoost</w:t>
-      </w:r>
-      <w:r>
-        <w:rPr>
-          <w:rtl w:val="0"/>
-        </w:rPr>
-      </w:r>
-    </w:p>
-    <w:p>
-      <w:pPr>
-        <w:numPr>
-          <w:ilvl w:val="0"/>
-          <w:numId w:val="6"/>
-        </w:numPr>
-        <w:spacing w:after="240" w:before="240" w:lineRule="auto"/>
-        <w:ind w:left="720" w:hanging="360"/>
-      </w:pPr>
-      <w:r>
-        <w:rPr>
-          <w:rtl w:val="0"/>
-        </w:rPr>
-        <w:t xml:space="preserve">O XGBoost (Extreme Gradient Boosting) é um algoritmo baseado em árvores de decisão que utiliza boosting para aumentar a precisão preditiva. Ele é altamente otimizado e frequentemente utilizado em disciplinas do curso de ciência de dados, como por exemplo computação paralela e distribuída, devido ao seu alto desempenho e eficiência computacional </w:t>
-      </w:r>
       <w:sdt>
         <w:sdtPr>
           <w:tag w:val="goog_rdk_37"/>
@@ -5061,9 +5035,12 @@
       </w:sdt>
       <w:r>
         <w:rPr>
-          <w:rtl w:val="0"/>
-        </w:rPr>
-        <w:t xml:space="preserve">(Silva, 2021)</w:t>
+          <w:rFonts w:ascii="Arial" w:cs="Arial" w:eastAsia="Arial" w:hAnsi="Arial"/>
+          <w:sz w:val="24"/>
+          <w:szCs w:val="24"/>
+          <w:rtl w:val="0"/>
+        </w:rPr>
+        <w:t xml:space="preserve">3.5.1.3 XGBoost</w:t>
       </w:r>
       <w:commentRangeEnd w:id="37"/>
       <w:r>
@@ -5073,39 +5050,13 @@
         <w:rPr>
           <w:rtl w:val="0"/>
         </w:rPr>
-        <w:t xml:space="preserve">.</w:t>
-      </w:r>
-      <w:r>
-        <w:rPr>
-          <w:rtl w:val="0"/>
-        </w:rPr>
-      </w:r>
-    </w:p>
-    <w:p>
-      <w:pPr>
-        <w:ind w:left="1428" w:firstLine="0"/>
-        <w:rPr>
-          <w:rFonts w:ascii="Arial" w:cs="Arial" w:eastAsia="Arial" w:hAnsi="Arial"/>
-          <w:sz w:val="24"/>
-          <w:szCs w:val="24"/>
-        </w:rPr>
-      </w:pPr>
-      <w:r>
-        <w:rPr>
-          <w:rFonts w:ascii="Arial" w:cs="Arial" w:eastAsia="Arial" w:hAnsi="Arial"/>
-          <w:sz w:val="24"/>
-          <w:szCs w:val="24"/>
-          <w:rtl w:val="0"/>
-        </w:rPr>
-        <w:tab/>
-        <w:t xml:space="preserve">3.5.1.4 Redes Neurais Artificiais (RNAs)</w:t>
       </w:r>
     </w:p>
     <w:p>
       <w:pPr>
         <w:numPr>
           <w:ilvl w:val="0"/>
-          <w:numId w:val="3"/>
+          <w:numId w:val="7"/>
         </w:numPr>
         <w:spacing w:after="240" w:before="240" w:lineRule="auto"/>
         <w:ind w:left="720" w:hanging="360"/>
@@ -5114,7 +5065,7 @@
         <w:rPr>
           <w:rtl w:val="0"/>
         </w:rPr>
-        <w:t xml:space="preserve">As Redes Neurais Artificiais são inspiradas no funcionamento do cérebro humano e têm sido aplicadas com sucesso na predição de doenças, especialmente em problemas complexos como diagnóstico por imagem</w:t>
+        <w:t xml:space="preserve">O XGBoost (Extreme Gradient Boosting) é um algoritmo baseado em árvores de decisão que utiliza boosting para aumentar a precisão preditiva. Ele é altamente otimizado e frequentemente utilizado em disciplinas do curso de ciência de dados, como por exemplo computação paralela e distribuída, devido ao seu alto desempenho e eficiência computacional </w:t>
       </w:r>
       <w:sdt>
         <w:sdtPr>
@@ -5128,7 +5079,7 @@
         <w:rPr>
           <w:rtl w:val="0"/>
         </w:rPr>
-        <w:t xml:space="preserve"> (Júnior, 2024)</w:t>
+        <w:t xml:space="preserve">(Silva, 2021)</w:t>
       </w:r>
       <w:commentRangeEnd w:id="38"/>
       <w:r>
@@ -5140,32 +5091,47 @@
         </w:rPr>
         <w:t xml:space="preserve">.</w:t>
       </w:r>
-    </w:p>
-    <w:p>
-      <w:pPr>
+      <w:r>
+        <w:rPr>
+          <w:rtl w:val="0"/>
+        </w:rPr>
+      </w:r>
+    </w:p>
+    <w:p>
+      <w:pPr>
+        <w:ind w:left="1428" w:firstLine="0"/>
+        <w:rPr>
+          <w:rFonts w:ascii="Arial" w:cs="Arial" w:eastAsia="Arial" w:hAnsi="Arial"/>
+          <w:sz w:val="24"/>
+          <w:szCs w:val="24"/>
+        </w:rPr>
+      </w:pPr>
+      <w:r>
+        <w:rPr>
+          <w:rFonts w:ascii="Arial" w:cs="Arial" w:eastAsia="Arial" w:hAnsi="Arial"/>
+          <w:sz w:val="24"/>
+          <w:szCs w:val="24"/>
+          <w:rtl w:val="0"/>
+        </w:rPr>
+        <w:tab/>
+        <w:t xml:space="preserve">3.5.1.4 Redes Neurais Artificiais (RNAs)</w:t>
+      </w:r>
+    </w:p>
+    <w:p>
+      <w:pPr>
+        <w:numPr>
+          <w:ilvl w:val="0"/>
+          <w:numId w:val="3"/>
+        </w:numPr>
         <w:spacing w:after="240" w:before="240" w:lineRule="auto"/>
-        <w:ind w:left="720" w:firstLine="0"/>
-        <w:rPr>
-          <w:rFonts w:ascii="Arial" w:cs="Arial" w:eastAsia="Arial" w:hAnsi="Arial"/>
-          <w:sz w:val="24"/>
-          <w:szCs w:val="24"/>
-        </w:rPr>
-      </w:pPr>
-      <w:r>
-        <w:rPr>
-          <w:rtl w:val="0"/>
-        </w:rPr>
-      </w:r>
-    </w:p>
-    <w:p>
-      <w:pPr>
-        <w:ind w:left="720" w:firstLine="720"/>
-        <w:rPr>
-          <w:rFonts w:ascii="Arial" w:cs="Arial" w:eastAsia="Arial" w:hAnsi="Arial"/>
-          <w:sz w:val="24"/>
-          <w:szCs w:val="24"/>
-        </w:rPr>
-      </w:pPr>
+        <w:ind w:left="720" w:hanging="360"/>
+      </w:pPr>
+      <w:r>
+        <w:rPr>
+          <w:rtl w:val="0"/>
+        </w:rPr>
+        <w:t xml:space="preserve">As Redes Neurais Artificiais são inspiradas no funcionamento do cérebro humano e têm sido aplicadas com sucesso na predição de doenças, especialmente em problemas complexos como diagnóstico por imagem</w:t>
+      </w:r>
       <w:sdt>
         <w:sdtPr>
           <w:tag w:val="goog_rdk_39"/>
@@ -5176,31 +5142,9 @@
       </w:sdt>
       <w:r>
         <w:rPr>
-          <w:rFonts w:ascii="Arial" w:cs="Arial" w:eastAsia="Arial" w:hAnsi="Arial"/>
-          <w:b w:val="1"/>
-          <w:sz w:val="24"/>
-          <w:szCs w:val="24"/>
-          <w:rtl w:val="0"/>
-        </w:rPr>
-        <w:t xml:space="preserve">3.5.1.5</w:t>
-      </w:r>
-      <w:r>
-        <w:rPr>
-          <w:rFonts w:ascii="Arial" w:cs="Arial" w:eastAsia="Arial" w:hAnsi="Arial"/>
-          <w:sz w:val="24"/>
-          <w:szCs w:val="24"/>
-          <w:rtl w:val="0"/>
-        </w:rPr>
-        <w:t xml:space="preserve"> </w:t>
-      </w:r>
-      <w:r>
-        <w:rPr>
-          <w:rFonts w:ascii="Arial" w:cs="Arial" w:eastAsia="Arial" w:hAnsi="Arial"/>
-          <w:sz w:val="24"/>
-          <w:szCs w:val="24"/>
-          <w:rtl w:val="0"/>
-        </w:rPr>
-        <w:t xml:space="preserve">Support Vector Machine (SVM) e k-Nearest Neighbor (kNN)  </w:t>
+          <w:rtl w:val="0"/>
+        </w:rPr>
+        <w:t xml:space="preserve"> (Júnior, 2024)</w:t>
       </w:r>
       <w:commentRangeEnd w:id="39"/>
       <w:r>
@@ -5210,39 +5154,19 @@
         <w:rPr>
           <w:rtl w:val="0"/>
         </w:rPr>
-      </w:r>
-    </w:p>
-    <w:p>
-      <w:pPr>
-        <w:numPr>
-          <w:ilvl w:val="0"/>
-          <w:numId w:val="11"/>
-        </w:numPr>
-        <w:spacing w:after="0" w:afterAutospacing="0" w:before="240" w:lineRule="auto"/>
-        <w:ind w:left="720" w:hanging="360"/>
-      </w:pPr>
-      <w:r>
-        <w:rPr>
-          <w:rtl w:val="0"/>
-        </w:rPr>
-        <w:t xml:space="preserve">Support Vector Machine (SVM) e K-Nearest Neighbors (KNN) são técnicas utilizadas para classificação e regressão, sendo eficazes quando há uma separação clara entre as classes (Barreto, 2021).</w:t>
-      </w:r>
-    </w:p>
-    <w:p>
-      <w:pPr>
-        <w:numPr>
-          <w:ilvl w:val="0"/>
-          <w:numId w:val="16"/>
-        </w:numPr>
-        <w:spacing w:after="240" w:before="0" w:beforeAutospacing="0" w:lineRule="auto"/>
-        <w:ind w:left="720" w:hanging="360"/>
-      </w:pPr>
-      <w:r>
-        <w:rPr>
-          <w:rtl w:val="0"/>
-        </w:rPr>
-        <w:t xml:space="preserve">Support Vector Machine (SVM) é um algoritmo que busca encontrar um hiperplano ótimo para separar classes em um espaço multidimensional. Já o K-Nearest Neighbors (KNN) classifica novas amostras com base na proximidade em relação aos vizinhos mais próximos, sendo útil para tarefas de reconhecimento de padrões (Sena, 2021).</w:t>
-      </w:r>
+        <w:t xml:space="preserve">.</w:t>
+      </w:r>
+    </w:p>
+    <w:p>
+      <w:pPr>
+        <w:spacing w:after="240" w:before="240" w:lineRule="auto"/>
+        <w:ind w:left="720" w:firstLine="0"/>
+        <w:rPr>
+          <w:rFonts w:ascii="Arial" w:cs="Arial" w:eastAsia="Arial" w:hAnsi="Arial"/>
+          <w:sz w:val="24"/>
+          <w:szCs w:val="24"/>
+        </w:rPr>
+      </w:pPr>
       <w:r>
         <w:rPr>
           <w:rtl w:val="0"/>
@@ -5258,47 +5182,6 @@
           <w:szCs w:val="24"/>
         </w:rPr>
       </w:pPr>
-      <w:r>
-        <w:rPr>
-          <w:rFonts w:ascii="Arial" w:cs="Arial" w:eastAsia="Arial" w:hAnsi="Arial"/>
-          <w:sz w:val="24"/>
-          <w:szCs w:val="24"/>
-          <w:rtl w:val="0"/>
-        </w:rPr>
-        <w:t xml:space="preserve">3.5.1.6 Árvores de Decisão</w:t>
-      </w:r>
-    </w:p>
-    <w:p>
-      <w:pPr>
-        <w:numPr>
-          <w:ilvl w:val="0"/>
-          <w:numId w:val="9"/>
-        </w:numPr>
-        <w:spacing w:after="0" w:afterAutospacing="0" w:before="240" w:lineRule="auto"/>
-        <w:ind w:left="720" w:hanging="360"/>
-      </w:pPr>
-      <w:r>
-        <w:rPr>
-          <w:rtl w:val="0"/>
-        </w:rPr>
-        <w:t xml:space="preserve">As Árvores de Decisão são modelos interpretáveis que segmentam os dados em diferentes ramos, permitindo uma análise hierárquica dos fatores que influenciam um determinado desfecho clínico (Silva e Silva Neto, 2022).</w:t>
-      </w:r>
-    </w:p>
-    <w:p>
-      <w:pPr>
-        <w:numPr>
-          <w:ilvl w:val="0"/>
-          <w:numId w:val="9"/>
-        </w:numPr>
-        <w:spacing w:after="240" w:before="0" w:beforeAutospacing="0" w:lineRule="auto"/>
-        <w:ind w:left="720" w:hanging="360"/>
-      </w:pPr>
-      <w:r>
-        <w:rPr>
-          <w:rtl w:val="0"/>
-        </w:rPr>
-        <w:t xml:space="preserve">As Árvores de Decisão são modelos hierárquicos que segmentam os dados com base em condições lógicas sucessivas. Elas são interpretáveis e eficientes para tarefas de classificação e regressão, sendo frequentemente utilizadas em conjunto com outros métodos para aumentar a robustez dos modelos </w:t>
-      </w:r>
       <w:sdt>
         <w:sdtPr>
           <w:tag w:val="goog_rdk_40"/>
@@ -5309,9 +5192,31 @@
       </w:sdt>
       <w:r>
         <w:rPr>
-          <w:rtl w:val="0"/>
-        </w:rPr>
-        <w:t xml:space="preserve">(Silva e Silva Neto, 2022</w:t>
+          <w:rFonts w:ascii="Arial" w:cs="Arial" w:eastAsia="Arial" w:hAnsi="Arial"/>
+          <w:b w:val="1"/>
+          <w:sz w:val="24"/>
+          <w:szCs w:val="24"/>
+          <w:rtl w:val="0"/>
+        </w:rPr>
+        <w:t xml:space="preserve">3.5.1.5</w:t>
+      </w:r>
+      <w:r>
+        <w:rPr>
+          <w:rFonts w:ascii="Arial" w:cs="Arial" w:eastAsia="Arial" w:hAnsi="Arial"/>
+          <w:sz w:val="24"/>
+          <w:szCs w:val="24"/>
+          <w:rtl w:val="0"/>
+        </w:rPr>
+        <w:t xml:space="preserve"> </w:t>
+      </w:r>
+      <w:r>
+        <w:rPr>
+          <w:rFonts w:ascii="Arial" w:cs="Arial" w:eastAsia="Arial" w:hAnsi="Arial"/>
+          <w:sz w:val="24"/>
+          <w:szCs w:val="24"/>
+          <w:rtl w:val="0"/>
+        </w:rPr>
+        <w:t xml:space="preserve">Support Vector Machine (SVM) e k-Nearest Neighbor (kNN)  </w:t>
       </w:r>
       <w:commentRangeEnd w:id="40"/>
       <w:r>
@@ -5321,46 +5226,17 @@
         <w:rPr>
           <w:rtl w:val="0"/>
         </w:rPr>
-        <w:t xml:space="preserve">).</w:t>
-      </w:r>
-      <w:r>
-        <w:rPr>
-          <w:rtl w:val="0"/>
-        </w:rPr>
-      </w:r>
-    </w:p>
-    <w:p>
-      <w:pPr>
-        <w:rPr>
-          <w:rFonts w:ascii="Arial" w:cs="Arial" w:eastAsia="Arial" w:hAnsi="Arial"/>
-          <w:sz w:val="24"/>
-          <w:szCs w:val="24"/>
-        </w:rPr>
-      </w:pPr>
-      <w:r>
-        <w:rPr>
-          <w:rtl w:val="0"/>
-        </w:rPr>
-      </w:r>
-    </w:p>
-    <w:p>
-      <w:pPr>
-        <w:ind w:left="0" w:firstLine="720"/>
-        <w:rPr>
-          <w:rFonts w:ascii="Arial" w:cs="Arial" w:eastAsia="Arial" w:hAnsi="Arial"/>
-          <w:sz w:val="24"/>
-          <w:szCs w:val="24"/>
-        </w:rPr>
-      </w:pPr>
-      <w:r>
-        <w:rPr>
-          <w:rFonts w:ascii="Arial" w:cs="Arial" w:eastAsia="Arial" w:hAnsi="Arial"/>
-          <w:sz w:val="24"/>
-          <w:szCs w:val="24"/>
-          <w:rtl w:val="0"/>
-        </w:rPr>
-        <w:t xml:space="preserve">3.5.2 </w:t>
-      </w:r>
+      </w:r>
+    </w:p>
+    <w:p>
+      <w:pPr>
+        <w:numPr>
+          <w:ilvl w:val="0"/>
+          <w:numId w:val="14"/>
+        </w:numPr>
+        <w:spacing w:after="240" w:before="240" w:lineRule="auto"/>
+        <w:ind w:left="720" w:hanging="360"/>
+      </w:pPr>
       <w:sdt>
         <w:sdtPr>
           <w:tag w:val="goog_rdk_41"/>
@@ -5369,6 +5245,94 @@
           <w:commentRangeStart w:id="41"/>
         </w:sdtContent>
       </w:sdt>
+      <w:r>
+        <w:rPr>
+          <w:rFonts w:ascii="Arial" w:cs="Arial" w:eastAsia="Arial" w:hAnsi="Arial"/>
+          <w:sz w:val="24"/>
+          <w:szCs w:val="24"/>
+          <w:rtl w:val="0"/>
+        </w:rPr>
+        <w:t xml:space="preserve">O </w:t>
+      </w:r>
+      <w:r>
+        <w:rPr>
+          <w:rFonts w:ascii="Arial" w:cs="Arial" w:eastAsia="Arial" w:hAnsi="Arial"/>
+          <w:b w:val="1"/>
+          <w:sz w:val="24"/>
+          <w:szCs w:val="24"/>
+          <w:rtl w:val="0"/>
+        </w:rPr>
+        <w:t xml:space="preserve">Support Vector Machine (SVM)</w:t>
+      </w:r>
+      <w:r>
+        <w:rPr>
+          <w:rFonts w:ascii="Arial" w:cs="Arial" w:eastAsia="Arial" w:hAnsi="Arial"/>
+          <w:sz w:val="24"/>
+          <w:szCs w:val="24"/>
+          <w:rtl w:val="0"/>
+        </w:rPr>
+        <w:t xml:space="preserve"> é um algoritmo que busca encontrar um hiperplano ótimo para separar classes em um espaço multidimensional, sendo eficiente para problemas de classificação e regressão. Já o </w:t>
+      </w:r>
+      <w:r>
+        <w:rPr>
+          <w:rFonts w:ascii="Arial" w:cs="Arial" w:eastAsia="Arial" w:hAnsi="Arial"/>
+          <w:b w:val="1"/>
+          <w:sz w:val="24"/>
+          <w:szCs w:val="24"/>
+          <w:rtl w:val="0"/>
+        </w:rPr>
+        <w:t xml:space="preserve">k-Nearest Neighbor (kNN)</w:t>
+      </w:r>
+      <w:r>
+        <w:rPr>
+          <w:rFonts w:ascii="Arial" w:cs="Arial" w:eastAsia="Arial" w:hAnsi="Arial"/>
+          <w:sz w:val="24"/>
+          <w:szCs w:val="24"/>
+          <w:rtl w:val="0"/>
+        </w:rPr>
+        <w:t xml:space="preserve"> classifica novas amostras com base na proximidade em relação aos vizinhos mais próximos, sendo útil para tarefas de reconhecimento de padrões. Estudos indicam que o SVM e o kNN apresentam bom desempenho quando há um grande volume de dados disponíveis e a separação entre as classes é bem definida. </w:t>
+      </w:r>
+      <w:commentRangeEnd w:id="41"/>
+      <w:r>
+        <w:commentReference w:id="41"/>
+      </w:r>
+      <w:r>
+        <w:rPr>
+          <w:rtl w:val="0"/>
+        </w:rPr>
+      </w:r>
+    </w:p>
+    <w:p>
+      <w:pPr>
+        <w:spacing w:after="240" w:before="240" w:lineRule="auto"/>
+        <w:ind w:left="0" w:firstLine="0"/>
+        <w:jc w:val="both"/>
+        <w:rPr>
+          <w:rFonts w:ascii="Arial" w:cs="Arial" w:eastAsia="Arial" w:hAnsi="Arial"/>
+          <w:sz w:val="24"/>
+          <w:szCs w:val="24"/>
+        </w:rPr>
+      </w:pPr>
+      <w:r>
+        <w:rPr>
+          <w:rFonts w:ascii="Arial" w:cs="Arial" w:eastAsia="Arial" w:hAnsi="Arial"/>
+          <w:b w:val="1"/>
+          <w:i w:val="1"/>
+          <w:sz w:val="24"/>
+          <w:szCs w:val="24"/>
+          <w:rtl w:val="0"/>
+        </w:rPr>
+        <w:t xml:space="preserve">Support Vector Machine</w:t>
+      </w:r>
+      <w:r>
+        <w:rPr>
+          <w:rFonts w:ascii="Arial" w:cs="Arial" w:eastAsia="Arial" w:hAnsi="Arial"/>
+          <w:sz w:val="24"/>
+          <w:szCs w:val="24"/>
+          <w:rtl w:val="0"/>
+        </w:rPr>
+        <w:t xml:space="preserve"> (SVM) é um algoritmo de aprendizado de máquina amplamente utilizado para tarefas de classificação e regressão. Seu princípio fundamental é encontrar um hiperplano ótimo que maximize a margem entre diferentes classes, permitindo uma separação eficiente dos dados. Esse método é frequentemente empregado em problemas médicos e de detecção de padrões devido à sua capacidade de generalização, boa seleção de atributos e alta acurácia</w:t>
+      </w:r>
       <w:sdt>
         <w:sdtPr>
           <w:tag w:val="goog_rdk_42"/>
@@ -5384,11 +5348,7 @@
           <w:szCs w:val="24"/>
           <w:rtl w:val="0"/>
         </w:rPr>
-        <w:t xml:space="preserve">APRENDIZADO DE MÁQUINA</w:t>
-      </w:r>
-      <w:commentRangeEnd w:id="41"/>
-      <w:r>
-        <w:commentReference w:id="41"/>
+        <w:t xml:space="preserve"> (Silva, 2021)</w:t>
       </w:r>
       <w:commentRangeEnd w:id="42"/>
       <w:r>
@@ -5396,127 +5356,34 @@
       </w:r>
       <w:r>
         <w:rPr>
-          <w:rtl w:val="0"/>
-        </w:rPr>
-      </w:r>
-    </w:p>
-    <w:p>
-      <w:pPr>
-        <w:ind w:left="1428" w:firstLine="0"/>
-        <w:rPr>
-          <w:rFonts w:ascii="Arial" w:cs="Arial" w:eastAsia="Arial" w:hAnsi="Arial"/>
-          <w:sz w:val="24"/>
-          <w:szCs w:val="24"/>
-        </w:rPr>
-      </w:pPr>
-      <w:r>
-        <w:rPr>
-          <w:rFonts w:ascii="Arial" w:cs="Arial" w:eastAsia="Arial" w:hAnsi="Arial"/>
-          <w:sz w:val="24"/>
-          <w:szCs w:val="24"/>
-          <w:rtl w:val="0"/>
-        </w:rPr>
-        <w:tab/>
-        <w:t xml:space="preserve">3.5.2.1 (Aprendizado) Supervisionado</w:t>
+          <w:rFonts w:ascii="Arial" w:cs="Arial" w:eastAsia="Arial" w:hAnsi="Arial"/>
+          <w:sz w:val="24"/>
+          <w:szCs w:val="24"/>
+          <w:rtl w:val="0"/>
+        </w:rPr>
+        <w:t xml:space="preserve">.</w:t>
       </w:r>
     </w:p>
     <w:p>
       <w:pPr>
         <w:spacing w:after="240" w:before="240" w:lineRule="auto"/>
-        <w:rPr>
-          <w:rFonts w:ascii="Arial" w:cs="Arial" w:eastAsia="Arial" w:hAnsi="Arial"/>
-          <w:sz w:val="24"/>
-          <w:szCs w:val="24"/>
-        </w:rPr>
-      </w:pPr>
-      <w:r>
-        <w:rPr>
-          <w:rFonts w:ascii="Arial" w:cs="Arial" w:eastAsia="Arial" w:hAnsi="Arial"/>
-          <w:sz w:val="24"/>
-          <w:szCs w:val="24"/>
-          <w:rtl w:val="0"/>
-        </w:rPr>
-        <w:t xml:space="preserve">O aprendizado supervisionado envolve o treinamento de modelos com dados rotulados, sendo amplamente utilizado na predição de doenças e no apoio à decisão médica (Belini, Ataide e Lochter, 2024).</w:t>
-      </w:r>
-    </w:p>
-    <w:p>
-      <w:pPr>
         <w:ind w:left="0" w:firstLine="0"/>
-        <w:rPr>
-          <w:rFonts w:ascii="Arial" w:cs="Arial" w:eastAsia="Arial" w:hAnsi="Arial"/>
-          <w:sz w:val="24"/>
-          <w:szCs w:val="24"/>
-        </w:rPr>
-      </w:pPr>
-      <w:r>
-        <w:rPr>
-          <w:rtl w:val="0"/>
-        </w:rPr>
-      </w:r>
-    </w:p>
-    <w:p>
-      <w:pPr>
-        <w:ind w:left="1428" w:firstLine="0"/>
-        <w:rPr>
-          <w:rFonts w:ascii="Arial" w:cs="Arial" w:eastAsia="Arial" w:hAnsi="Arial"/>
-          <w:sz w:val="24"/>
-          <w:szCs w:val="24"/>
-        </w:rPr>
-      </w:pPr>
-      <w:r>
-        <w:rPr>
-          <w:rFonts w:ascii="Arial" w:cs="Arial" w:eastAsia="Arial" w:hAnsi="Arial"/>
-          <w:sz w:val="24"/>
-          <w:szCs w:val="24"/>
-          <w:rtl w:val="0"/>
-        </w:rPr>
-        <w:tab/>
-        <w:t xml:space="preserve">3.5.2.2 (Aprendizado) Não Supervisionado</w:t>
-      </w:r>
-    </w:p>
-    <w:p>
-      <w:pPr>
-        <w:spacing w:after="240" w:before="240" w:lineRule="auto"/>
-        <w:rPr>
-          <w:rFonts w:ascii="Arial" w:cs="Arial" w:eastAsia="Arial" w:hAnsi="Arial"/>
-          <w:sz w:val="24"/>
-          <w:szCs w:val="24"/>
-        </w:rPr>
-      </w:pPr>
-      <w:r>
-        <w:rPr>
-          <w:rFonts w:ascii="Arial" w:cs="Arial" w:eastAsia="Arial" w:hAnsi="Arial"/>
-          <w:sz w:val="24"/>
-          <w:szCs w:val="24"/>
-          <w:rtl w:val="0"/>
-        </w:rPr>
-        <w:t xml:space="preserve">Já o aprendizado não supervisionado é aplicado para identificar padrões ocultos nos dados sem a necessidade de rótulos predefinidos, sendo útil para agrupamento de pacientes com características semelhantes (Sena, 2021).</w:t>
-      </w:r>
-    </w:p>
-    <w:p>
-      <w:pPr>
-        <w:ind w:left="0" w:firstLine="0"/>
-        <w:rPr>
-          <w:rFonts w:ascii="Arial" w:cs="Arial" w:eastAsia="Arial" w:hAnsi="Arial"/>
-          <w:sz w:val="24"/>
-          <w:szCs w:val="24"/>
-        </w:rPr>
-      </w:pPr>
-      <w:r>
-        <w:rPr>
-          <w:rtl w:val="0"/>
-        </w:rPr>
-      </w:r>
-    </w:p>
-    <w:p>
-      <w:pPr>
-        <w:ind w:left="0" w:firstLine="0"/>
-        <w:rPr>
-          <w:rFonts w:ascii="Arial" w:cs="Arial" w:eastAsia="Arial" w:hAnsi="Arial"/>
-          <w:sz w:val="24"/>
-          <w:szCs w:val="24"/>
-        </w:rPr>
-      </w:pPr>
+        <w:jc w:val="both"/>
+        <w:rPr>
+          <w:rFonts w:ascii="Arial" w:cs="Arial" w:eastAsia="Arial" w:hAnsi="Arial"/>
+          <w:sz w:val="24"/>
+          <w:szCs w:val="24"/>
+        </w:rPr>
+      </w:pPr>
+      <w:r>
+        <w:rPr>
+          <w:rFonts w:ascii="Arial" w:cs="Arial" w:eastAsia="Arial" w:hAnsi="Arial"/>
+          <w:sz w:val="24"/>
+          <w:szCs w:val="24"/>
+          <w:rtl w:val="0"/>
+        </w:rPr>
+        <w:t xml:space="preserve">Já o k-Nearest Neighbors (kNN) é um algoritmo baseado na similaridade entre instâncias. Ele classifica um novo dado considerando os "k" vizinhos mais próximos no espaço multidimensional, atribuindo a ele o rótulo mais frequente entre os vizinhos. O método é simples e eficaz para reconhecimento de padrões, sendo utilizado em diversas aplicações, incluindo análises na área da saúde. Para calcular a proximidade entre instâncias, o kNN utiliza métricas como a distância euclidiana, o que pode impactar diretamente na acurácia do modelo </w:t>
+      </w:r>
       <w:sdt>
         <w:sdtPr>
           <w:tag w:val="goog_rdk_43"/>
@@ -5532,111 +5399,82 @@
           <w:szCs w:val="24"/>
           <w:rtl w:val="0"/>
         </w:rPr>
-        <w:t xml:space="preserve">3.5.3 COMPARAÇÃO (***)</w:t>
+        <w:t xml:space="preserve">(Silva, 2021).</w:t>
+      </w:r>
+      <w:commentRangeEnd w:id="43"/>
+      <w:r>
+        <w:commentReference w:id="43"/>
+      </w:r>
+      <w:r>
+        <w:rPr>
+          <w:rtl w:val="0"/>
+        </w:rPr>
       </w:r>
     </w:p>
     <w:p>
       <w:pPr>
         <w:spacing w:after="240" w:before="240" w:lineRule="auto"/>
-        <w:rPr/>
-      </w:pPr>
-      <w:r>
-        <w:rPr>
-          <w:rtl w:val="0"/>
-        </w:rPr>
-        <w:t xml:space="preserve">A comparação entre diferentes modelos preditivos é essencial para determinar qual apresenta melhor desempenho em um determinado problema. Métricas como acurácia, precisão, recall e AUC-ROC são utilizadas para essa avaliação (Silva e Silva Neto, 2022)</w:t>
-      </w:r>
-      <w:commentRangeEnd w:id="43"/>
-      <w:r>
-        <w:commentReference w:id="43"/>
-      </w:r>
-      <w:r>
-        <w:rPr>
-          <w:rtl w:val="0"/>
-        </w:rPr>
-      </w:r>
-    </w:p>
-    <w:p>
-      <w:pPr>
-        <w:ind w:left="360" w:firstLine="0"/>
-        <w:rPr>
-          <w:rFonts w:ascii="Arial" w:cs="Arial" w:eastAsia="Arial" w:hAnsi="Arial"/>
-          <w:b w:val="1"/>
-          <w:sz w:val="24"/>
-          <w:szCs w:val="24"/>
-          <w:highlight w:val="yellow"/>
-        </w:rPr>
-      </w:pPr>
-      <w:r>
-        <w:br w:type="page"/>
-      </w:r>
-      <w:r>
-        <w:rPr>
-          <w:rtl w:val="0"/>
-        </w:rPr>
-      </w:r>
-    </w:p>
-    <w:p>
-      <w:pPr>
-        <w:ind w:left="360" w:firstLine="0"/>
-        <w:rPr>
-          <w:highlight w:val="yellow"/>
-        </w:rPr>
-      </w:pPr>
-      <w:r>
-        <w:rPr>
-          <w:rFonts w:ascii="Arial" w:cs="Arial" w:eastAsia="Arial" w:hAnsi="Arial"/>
-          <w:b w:val="1"/>
-          <w:sz w:val="24"/>
-          <w:szCs w:val="24"/>
-          <w:highlight w:val="yellow"/>
-          <w:rtl w:val="0"/>
-        </w:rPr>
-        <w:t xml:space="preserve">4. OBJETIVOS</w:t>
-      </w:r>
-      <w:r>
-        <w:rPr>
-          <w:rtl w:val="0"/>
-        </w:rPr>
-      </w:r>
-    </w:p>
-    <w:p>
-      <w:pPr>
-        <w:ind w:left="360" w:firstLine="0"/>
-        <w:rPr>
-          <w:rFonts w:ascii="Arial" w:cs="Arial" w:eastAsia="Arial" w:hAnsi="Arial"/>
-          <w:sz w:val="24"/>
-          <w:szCs w:val="24"/>
-        </w:rPr>
-      </w:pPr>
-      <w:r>
-        <w:rPr>
-          <w:rFonts w:ascii="Arial" w:cs="Arial" w:eastAsia="Arial" w:hAnsi="Arial"/>
-          <w:sz w:val="24"/>
-          <w:szCs w:val="24"/>
-          <w:rtl w:val="0"/>
-        </w:rPr>
-        <w:t xml:space="preserve">4.1 OBJETIVO GERAL </w:t>
-      </w:r>
-    </w:p>
-    <w:p>
-      <w:pPr>
-        <w:ind w:left="0" w:firstLine="0"/>
-        <w:jc w:val="both"/>
-        <w:rPr>
-          <w:rFonts w:ascii="Arial" w:cs="Arial" w:eastAsia="Arial" w:hAnsi="Arial"/>
-          <w:sz w:val="24"/>
-          <w:szCs w:val="24"/>
-        </w:rPr>
-      </w:pPr>
-      <w:r>
-        <w:rPr>
-          <w:rFonts w:ascii="Arial" w:cs="Arial" w:eastAsia="Arial" w:hAnsi="Arial"/>
-          <w:sz w:val="24"/>
-          <w:szCs w:val="24"/>
-          <w:rtl w:val="0"/>
-        </w:rPr>
-        <w:t xml:space="preserve">Investigar e definir uma abordagem metodológica para a análise preditiva de desfechos clínicos em pacientes com Síndrome Respiratória Aguda Grave (SRAG), por meio de técnicas de </w:t>
+        <w:rPr>
+          <w:rFonts w:ascii="Arial" w:cs="Arial" w:eastAsia="Arial" w:hAnsi="Arial"/>
+          <w:sz w:val="24"/>
+          <w:szCs w:val="24"/>
+        </w:rPr>
+      </w:pPr>
+      <w:r>
+        <w:rPr>
+          <w:rtl w:val="0"/>
+        </w:rPr>
+      </w:r>
+    </w:p>
+    <w:p>
+      <w:pPr>
+        <w:ind w:left="720" w:firstLine="720"/>
+        <w:rPr>
+          <w:rFonts w:ascii="Arial" w:cs="Arial" w:eastAsia="Arial" w:hAnsi="Arial"/>
+          <w:sz w:val="24"/>
+          <w:szCs w:val="24"/>
+        </w:rPr>
+      </w:pPr>
+      <w:r>
+        <w:rPr>
+          <w:rFonts w:ascii="Arial" w:cs="Arial" w:eastAsia="Arial" w:hAnsi="Arial"/>
+          <w:sz w:val="24"/>
+          <w:szCs w:val="24"/>
+          <w:rtl w:val="0"/>
+        </w:rPr>
+        <w:t xml:space="preserve">3.5.1.6 Árvores de Decisão</w:t>
+      </w:r>
+    </w:p>
+    <w:p>
+      <w:pPr>
+        <w:numPr>
+          <w:ilvl w:val="0"/>
+          <w:numId w:val="10"/>
+        </w:numPr>
+        <w:spacing w:after="0" w:afterAutospacing="0" w:before="240" w:lineRule="auto"/>
+        <w:ind w:left="720" w:hanging="360"/>
+      </w:pPr>
+      <w:r>
+        <w:rPr>
+          <w:rtl w:val="0"/>
+        </w:rPr>
+        <w:t xml:space="preserve">As Árvores de Decisão são modelos interpretáveis que segmentam os dados em diferentes ramos, permitindo uma análise hierárquica dos fatores que influenciam um determinado desfecho clínico (Silva e Silva Neto, 2022).</w:t>
+      </w:r>
+    </w:p>
+    <w:p>
+      <w:pPr>
+        <w:numPr>
+          <w:ilvl w:val="0"/>
+          <w:numId w:val="10"/>
+        </w:numPr>
+        <w:spacing w:after="240" w:before="0" w:beforeAutospacing="0" w:lineRule="auto"/>
+        <w:ind w:left="720" w:hanging="360"/>
+      </w:pPr>
+      <w:r>
+        <w:rPr>
+          <w:rtl w:val="0"/>
+        </w:rPr>
+        <w:t xml:space="preserve">As Árvores de Decisão são modelos hierárquicos que segmentam os dados com base em condições lógicas sucessivas. Elas são interpretáveis e eficientes para tarefas de classificação e regressão, sendo frequentemente utilizadas em conjunto com outros métodos para aumentar a robustez dos modelos </w:t>
       </w:r>
       <w:sdt>
         <w:sdtPr>
@@ -5648,12 +5486,9 @@
       </w:sdt>
       <w:r>
         <w:rPr>
-          <w:rFonts w:ascii="Arial" w:cs="Arial" w:eastAsia="Arial" w:hAnsi="Arial"/>
-          <w:sz w:val="24"/>
-          <w:szCs w:val="24"/>
-          <w:rtl w:val="0"/>
-        </w:rPr>
-        <w:t xml:space="preserve">Ciência/ análise</w:t>
+          <w:rtl w:val="0"/>
+        </w:rPr>
+        <w:t xml:space="preserve">(Silva e Silva Neto, 2022</w:t>
       </w:r>
       <w:commentRangeEnd w:id="44"/>
       <w:r>
@@ -5661,117 +5496,48 @@
       </w:r>
       <w:r>
         <w:rPr>
-          <w:rFonts w:ascii="Arial" w:cs="Arial" w:eastAsia="Arial" w:hAnsi="Arial"/>
-          <w:sz w:val="24"/>
-          <w:szCs w:val="24"/>
-          <w:rtl w:val="0"/>
-        </w:rPr>
-        <w:t xml:space="preserve"> de Dados e aprendizado de máquina, utilizando dados do DataSUS.</w:t>
-      </w:r>
-    </w:p>
-    <w:p>
-      <w:pPr>
-        <w:ind w:left="360" w:firstLine="0"/>
-        <w:rPr>
-          <w:rFonts w:ascii="Arial" w:cs="Arial" w:eastAsia="Arial" w:hAnsi="Arial"/>
-          <w:sz w:val="24"/>
-          <w:szCs w:val="24"/>
-        </w:rPr>
-      </w:pPr>
-      <w:r>
-        <w:rPr>
-          <w:rtl w:val="0"/>
-        </w:rPr>
-      </w:r>
-    </w:p>
-    <w:p>
-      <w:pPr>
-        <w:ind w:left="360" w:firstLine="0"/>
-        <w:rPr>
-          <w:rFonts w:ascii="Arial" w:cs="Arial" w:eastAsia="Arial" w:hAnsi="Arial"/>
-          <w:sz w:val="24"/>
-          <w:szCs w:val="24"/>
-        </w:rPr>
-      </w:pPr>
-      <w:r>
-        <w:rPr>
-          <w:rFonts w:ascii="Arial" w:cs="Arial" w:eastAsia="Arial" w:hAnsi="Arial"/>
-          <w:sz w:val="24"/>
-          <w:szCs w:val="24"/>
-          <w:rtl w:val="0"/>
-        </w:rPr>
-        <w:t xml:space="preserve">4.2 OBJETIVOS ESPECÍFICOS</w:t>
-      </w:r>
-    </w:p>
-    <w:p>
-      <w:pPr>
-        <w:ind w:left="360" w:firstLine="0"/>
-        <w:rPr>
-          <w:rFonts w:ascii="Arial" w:cs="Arial" w:eastAsia="Arial" w:hAnsi="Arial"/>
-          <w:sz w:val="24"/>
-          <w:szCs w:val="24"/>
-        </w:rPr>
-      </w:pPr>
-      <w:r>
-        <w:rPr>
-          <w:rtl w:val="0"/>
-        </w:rPr>
-      </w:r>
-    </w:p>
-    <w:p>
-      <w:pPr>
-        <w:numPr>
-          <w:ilvl w:val="0"/>
-          <w:numId w:val="4"/>
-        </w:numPr>
-        <w:spacing w:after="0" w:afterAutospacing="0"/>
-        <w:ind w:left="720" w:hanging="360"/>
-        <w:jc w:val="both"/>
-      </w:pPr>
-      <w:r>
-        <w:rPr>
-          <w:rFonts w:ascii="Arial" w:cs="Arial" w:eastAsia="Arial" w:hAnsi="Arial"/>
-          <w:sz w:val="24"/>
-          <w:szCs w:val="24"/>
-          <w:rtl w:val="0"/>
-        </w:rPr>
-        <w:t xml:space="preserve">Realizar um levantamento bibliográfico sobre a aplicação da análise de dados na área da saúde, com ênfase na </w:t>
-      </w:r>
-      <w:r>
-        <w:rPr>
-          <w:rFonts w:ascii="Arial" w:cs="Arial" w:eastAsia="Arial" w:hAnsi="Arial"/>
-          <w:sz w:val="24"/>
-          <w:szCs w:val="24"/>
-          <w:rtl w:val="0"/>
-        </w:rPr>
-        <w:t xml:space="preserve">predição</w:t>
-      </w:r>
-      <w:r>
-        <w:rPr>
-          <w:rFonts w:ascii="Arial" w:cs="Arial" w:eastAsia="Arial" w:hAnsi="Arial"/>
-          <w:sz w:val="24"/>
-          <w:szCs w:val="24"/>
-          <w:rtl w:val="0"/>
-        </w:rPr>
-        <w:t xml:space="preserve"> de doenças respiratórias.</w:t>
-      </w:r>
-    </w:p>
-    <w:p>
-      <w:pPr>
-        <w:numPr>
-          <w:ilvl w:val="0"/>
-          <w:numId w:val="4"/>
-        </w:numPr>
-        <w:spacing w:after="0" w:afterAutospacing="0"/>
-        <w:ind w:left="720" w:hanging="360"/>
-        <w:jc w:val="both"/>
-        <w:rPr>
-          <w:rFonts w:ascii="Arial" w:cs="Arial" w:eastAsia="Arial" w:hAnsi="Arial"/>
-          <w:sz w:val="24"/>
-          <w:szCs w:val="24"/>
-          <w:u w:val="none"/>
-        </w:rPr>
-      </w:pPr>
+          <w:rtl w:val="0"/>
+        </w:rPr>
+        <w:t xml:space="preserve">).</w:t>
+      </w:r>
+      <w:r>
+        <w:rPr>
+          <w:rtl w:val="0"/>
+        </w:rPr>
+      </w:r>
+    </w:p>
+    <w:p>
+      <w:pPr>
+        <w:rPr>
+          <w:rFonts w:ascii="Arial" w:cs="Arial" w:eastAsia="Arial" w:hAnsi="Arial"/>
+          <w:sz w:val="24"/>
+          <w:szCs w:val="24"/>
+        </w:rPr>
+      </w:pPr>
+      <w:r>
+        <w:rPr>
+          <w:rtl w:val="0"/>
+        </w:rPr>
+      </w:r>
+    </w:p>
+    <w:p>
+      <w:pPr>
+        <w:ind w:left="0" w:firstLine="720"/>
+        <w:rPr>
+          <w:rFonts w:ascii="Arial" w:cs="Arial" w:eastAsia="Arial" w:hAnsi="Arial"/>
+          <w:sz w:val="24"/>
+          <w:szCs w:val="24"/>
+        </w:rPr>
+      </w:pPr>
+      <w:r>
+        <w:rPr>
+          <w:rFonts w:ascii="Arial" w:cs="Arial" w:eastAsia="Arial" w:hAnsi="Arial"/>
+          <w:sz w:val="24"/>
+          <w:szCs w:val="24"/>
+          <w:rtl w:val="0"/>
+        </w:rPr>
+        <w:t xml:space="preserve">3.5.2 </w:t>
+      </w:r>
       <w:sdt>
         <w:sdtPr>
           <w:tag w:val="goog_rdk_45"/>
@@ -5780,39 +5546,6 @@
           <w:commentRangeStart w:id="45"/>
         </w:sdtContent>
       </w:sdt>
-      <w:r>
-        <w:rPr>
-          <w:rFonts w:ascii="Arial" w:cs="Arial" w:eastAsia="Arial" w:hAnsi="Arial"/>
-          <w:sz w:val="24"/>
-          <w:szCs w:val="24"/>
-          <w:rtl w:val="0"/>
-        </w:rPr>
-        <w:t xml:space="preserve">Estudar as etapas da descoberta de conhecimento em banco de dados</w:t>
-      </w:r>
-      <w:commentRangeEnd w:id="45"/>
-      <w:r>
-        <w:commentReference w:id="45"/>
-      </w:r>
-      <w:r>
-        <w:rPr>
-          <w:rFonts w:ascii="Arial" w:cs="Arial" w:eastAsia="Arial" w:hAnsi="Arial"/>
-          <w:sz w:val="24"/>
-          <w:szCs w:val="24"/>
-          <w:rtl w:val="0"/>
-        </w:rPr>
-        <w:t xml:space="preserve">;</w:t>
-      </w:r>
-    </w:p>
-    <w:p>
-      <w:pPr>
-        <w:numPr>
-          <w:ilvl w:val="0"/>
-          <w:numId w:val="4"/>
-        </w:numPr>
-        <w:spacing w:after="0" w:afterAutospacing="0"/>
-        <w:ind w:left="720" w:hanging="360"/>
-        <w:jc w:val="both"/>
-      </w:pPr>
       <w:sdt>
         <w:sdtPr>
           <w:tag w:val="goog_rdk_46"/>
@@ -5828,12 +5561,620 @@
           <w:szCs w:val="24"/>
           <w:rtl w:val="0"/>
         </w:rPr>
-        <w:t xml:space="preserve">Analisar material bibliográfico que utilizam aprendizado de máquina para a predição de desfechos clínicos, identificando metodologias, técnicas e modelos utilizados.</w:t>
+        <w:t xml:space="preserve">APRENDIZADO DE MÁQUINA</w:t>
+      </w:r>
+      <w:commentRangeEnd w:id="45"/>
+      <w:r>
+        <w:commentReference w:id="45"/>
       </w:r>
       <w:commentRangeEnd w:id="46"/>
       <w:r>
         <w:commentReference w:id="46"/>
       </w:r>
+      <w:r>
+        <w:rPr>
+          <w:rtl w:val="0"/>
+        </w:rPr>
+      </w:r>
+    </w:p>
+    <w:p>
+      <w:pPr>
+        <w:ind w:left="1428" w:firstLine="0"/>
+        <w:rPr>
+          <w:rFonts w:ascii="Arial" w:cs="Arial" w:eastAsia="Arial" w:hAnsi="Arial"/>
+          <w:sz w:val="24"/>
+          <w:szCs w:val="24"/>
+        </w:rPr>
+      </w:pPr>
+      <w:r>
+        <w:rPr>
+          <w:rFonts w:ascii="Arial" w:cs="Arial" w:eastAsia="Arial" w:hAnsi="Arial"/>
+          <w:sz w:val="24"/>
+          <w:szCs w:val="24"/>
+          <w:rtl w:val="0"/>
+        </w:rPr>
+        <w:tab/>
+        <w:t xml:space="preserve">3.5.2.1 (Aprendizado) Supervisionado</w:t>
+      </w:r>
+    </w:p>
+    <w:p>
+      <w:pPr>
+        <w:numPr>
+          <w:ilvl w:val="0"/>
+          <w:numId w:val="8"/>
+        </w:numPr>
+        <w:spacing w:after="0" w:afterAutospacing="0" w:before="240" w:lineRule="auto"/>
+        <w:ind w:left="720" w:hanging="360"/>
+        <w:rPr>
+          <w:rFonts w:ascii="Arial" w:cs="Arial" w:eastAsia="Arial" w:hAnsi="Arial"/>
+          <w:sz w:val="24"/>
+          <w:szCs w:val="24"/>
+          <w:u w:val="none"/>
+        </w:rPr>
+      </w:pPr>
+      <w:r>
+        <w:rPr>
+          <w:rFonts w:ascii="Arial" w:cs="Arial" w:eastAsia="Arial" w:hAnsi="Arial"/>
+          <w:sz w:val="24"/>
+          <w:szCs w:val="24"/>
+          <w:rtl w:val="0"/>
+        </w:rPr>
+        <w:t xml:space="preserve">O aprendizado supervisionado envolve o treinamento de modelos com dados rotulados, sendo amplamente utilizado na predição de doenças e no apoio à decisão médica. </w:t>
+      </w:r>
+    </w:p>
+    <w:p>
+      <w:pPr>
+        <w:numPr>
+          <w:ilvl w:val="0"/>
+          <w:numId w:val="8"/>
+        </w:numPr>
+        <w:spacing w:after="0" w:afterAutospacing="0" w:before="0" w:beforeAutospacing="0" w:lineRule="auto"/>
+        <w:ind w:left="720" w:hanging="360"/>
+        <w:rPr>
+          <w:rFonts w:ascii="Arial" w:cs="Arial" w:eastAsia="Arial" w:hAnsi="Arial"/>
+          <w:sz w:val="24"/>
+          <w:szCs w:val="24"/>
+          <w:u w:val="none"/>
+        </w:rPr>
+      </w:pPr>
+      <w:r>
+        <w:rPr>
+          <w:rFonts w:ascii="Arial" w:cs="Arial" w:eastAsia="Arial" w:hAnsi="Arial"/>
+          <w:sz w:val="24"/>
+          <w:szCs w:val="24"/>
+          <w:rtl w:val="0"/>
+        </w:rPr>
+        <w:t xml:space="preserve">De acordo com</w:t>
+      </w:r>
+      <w:sdt>
+        <w:sdtPr>
+          <w:tag w:val="goog_rdk_47"/>
+        </w:sdtPr>
+        <w:sdtContent>
+          <w:commentRangeStart w:id="47"/>
+        </w:sdtContent>
+      </w:sdt>
+      <w:r>
+        <w:rPr>
+          <w:rFonts w:ascii="Arial" w:cs="Arial" w:eastAsia="Arial" w:hAnsi="Arial"/>
+          <w:sz w:val="24"/>
+          <w:szCs w:val="24"/>
+          <w:rtl w:val="0"/>
+        </w:rPr>
+        <w:t xml:space="preserve"> Vitoria (2022)</w:t>
+      </w:r>
+      <w:commentRangeEnd w:id="47"/>
+      <w:r>
+        <w:commentReference w:id="47"/>
+      </w:r>
+      <w:r>
+        <w:rPr>
+          <w:rFonts w:ascii="Arial" w:cs="Arial" w:eastAsia="Arial" w:hAnsi="Arial"/>
+          <w:sz w:val="24"/>
+          <w:szCs w:val="24"/>
+          <w:rtl w:val="0"/>
+        </w:rPr>
+        <w:t xml:space="preserve"> o objetivo central do aprendizado supervisionado é verificar qual é o modelo que, a partir de dados rotulados anteriormente em treinamentos, permita fazer previsões sobre os dados futuros.</w:t>
+      </w:r>
+    </w:p>
+    <w:p>
+      <w:pPr>
+        <w:numPr>
+          <w:ilvl w:val="0"/>
+          <w:numId w:val="8"/>
+        </w:numPr>
+        <w:spacing w:after="240" w:before="0" w:beforeAutospacing="0" w:lineRule="auto"/>
+        <w:ind w:left="720" w:hanging="360"/>
+        <w:rPr>
+          <w:rFonts w:ascii="Arial" w:cs="Arial" w:eastAsia="Arial" w:hAnsi="Arial"/>
+          <w:sz w:val="24"/>
+          <w:szCs w:val="24"/>
+          <w:u w:val="none"/>
+        </w:rPr>
+      </w:pPr>
+      <w:r>
+        <w:rPr>
+          <w:rFonts w:ascii="Arial" w:cs="Arial" w:eastAsia="Arial" w:hAnsi="Arial"/>
+          <w:sz w:val="24"/>
+          <w:szCs w:val="24"/>
+          <w:rtl w:val="0"/>
+        </w:rPr>
+        <w:t xml:space="preserve">O aprendizado supervisionado envolve o treinamento de modelos com dados rotulados, sendo amplamente utilizado na predição de doenças e no apoio à decisão médica. Modelos como Regressão Logística, Random Forest e Redes Neurais são frequentemente aplicados para classificação e predição de desfechos clínicos, proporcionando insights valiosos para profissionais de saúde </w:t>
+      </w:r>
+      <w:sdt>
+        <w:sdtPr>
+          <w:tag w:val="goog_rdk_48"/>
+        </w:sdtPr>
+        <w:sdtContent>
+          <w:commentRangeStart w:id="48"/>
+        </w:sdtContent>
+      </w:sdt>
+      <w:r>
+        <w:rPr>
+          <w:rFonts w:ascii="Arial" w:cs="Arial" w:eastAsia="Arial" w:hAnsi="Arial"/>
+          <w:b w:val="1"/>
+          <w:sz w:val="24"/>
+          <w:szCs w:val="24"/>
+          <w:rtl w:val="0"/>
+        </w:rPr>
+        <w:t xml:space="preserve">(</w:t>
+      </w:r>
+      <w:commentRangeEnd w:id="48"/>
+      <w:r>
+        <w:commentReference w:id="48"/>
+      </w:r>
+      <w:r>
+        <w:rPr>
+          <w:rtl w:val="0"/>
+        </w:rPr>
+        <w:t xml:space="preserve">Belini, Ataide e Lochter, 2024</w:t>
+      </w:r>
+      <w:sdt>
+        <w:sdtPr>
+          <w:tag w:val="goog_rdk_49"/>
+        </w:sdtPr>
+        <w:sdtContent>
+          <w:commentRangeStart w:id="49"/>
+        </w:sdtContent>
+      </w:sdt>
+      <w:r>
+        <w:rPr>
+          <w:rFonts w:ascii="Arial" w:cs="Arial" w:eastAsia="Arial" w:hAnsi="Arial"/>
+          <w:b w:val="1"/>
+          <w:sz w:val="24"/>
+          <w:szCs w:val="24"/>
+          <w:rtl w:val="0"/>
+        </w:rPr>
+        <w:t xml:space="preserve">)</w:t>
+      </w:r>
+      <w:commentRangeEnd w:id="49"/>
+      <w:r>
+        <w:commentReference w:id="49"/>
+      </w:r>
+      <w:r>
+        <w:rPr>
+          <w:rFonts w:ascii="Arial" w:cs="Arial" w:eastAsia="Arial" w:hAnsi="Arial"/>
+          <w:b w:val="1"/>
+          <w:sz w:val="24"/>
+          <w:szCs w:val="24"/>
+          <w:rtl w:val="0"/>
+        </w:rPr>
+        <w:t xml:space="preserve"> </w:t>
+      </w:r>
+      <w:r>
+        <w:rPr>
+          <w:rtl w:val="0"/>
+        </w:rPr>
+      </w:r>
+    </w:p>
+    <w:p>
+      <w:pPr>
+        <w:ind w:left="0" w:firstLine="0"/>
+        <w:rPr>
+          <w:rFonts w:ascii="Arial" w:cs="Arial" w:eastAsia="Arial" w:hAnsi="Arial"/>
+          <w:sz w:val="24"/>
+          <w:szCs w:val="24"/>
+        </w:rPr>
+      </w:pPr>
+      <w:r>
+        <w:rPr>
+          <w:rtl w:val="0"/>
+        </w:rPr>
+      </w:r>
+    </w:p>
+    <w:p>
+      <w:pPr>
+        <w:ind w:left="1428" w:firstLine="0"/>
+        <w:rPr>
+          <w:rFonts w:ascii="Arial" w:cs="Arial" w:eastAsia="Arial" w:hAnsi="Arial"/>
+          <w:sz w:val="24"/>
+          <w:szCs w:val="24"/>
+        </w:rPr>
+      </w:pPr>
+      <w:r>
+        <w:rPr>
+          <w:rFonts w:ascii="Arial" w:cs="Arial" w:eastAsia="Arial" w:hAnsi="Arial"/>
+          <w:sz w:val="24"/>
+          <w:szCs w:val="24"/>
+          <w:rtl w:val="0"/>
+        </w:rPr>
+        <w:tab/>
+        <w:t xml:space="preserve">3.5.2.2 (Aprendizado) Não Supervisionado</w:t>
+      </w:r>
+    </w:p>
+    <w:p>
+      <w:pPr>
+        <w:numPr>
+          <w:ilvl w:val="0"/>
+          <w:numId w:val="6"/>
+        </w:numPr>
+        <w:spacing w:after="0" w:afterAutospacing="0" w:before="240" w:lineRule="auto"/>
+        <w:ind w:left="720" w:hanging="360"/>
+        <w:rPr>
+          <w:rFonts w:ascii="Arial" w:cs="Arial" w:eastAsia="Arial" w:hAnsi="Arial"/>
+          <w:sz w:val="24"/>
+          <w:szCs w:val="24"/>
+          <w:u w:val="none"/>
+        </w:rPr>
+      </w:pPr>
+      <w:r>
+        <w:rPr>
+          <w:rFonts w:ascii="Arial" w:cs="Arial" w:eastAsia="Arial" w:hAnsi="Arial"/>
+          <w:sz w:val="24"/>
+          <w:szCs w:val="24"/>
+          <w:rtl w:val="0"/>
+        </w:rPr>
+        <w:t xml:space="preserve">Já o aprendizado não supervisionado é aplicado para identificar padrões ocultos nos dados sem a necessidade de rótulos predefinidos, sendo útil para agrupamento de pacientes com características semelhantes (Sena, 2021).</w:t>
+      </w:r>
+    </w:p>
+    <w:p>
+      <w:pPr>
+        <w:numPr>
+          <w:ilvl w:val="0"/>
+          <w:numId w:val="1"/>
+        </w:numPr>
+        <w:spacing w:after="0" w:afterAutospacing="0" w:before="0" w:beforeAutospacing="0" w:lineRule="auto"/>
+        <w:ind w:left="720" w:hanging="360"/>
+        <w:rPr>
+          <w:rFonts w:ascii="Arial" w:cs="Arial" w:eastAsia="Arial" w:hAnsi="Arial"/>
+          <w:sz w:val="24"/>
+          <w:szCs w:val="24"/>
+          <w:u w:val="none"/>
+        </w:rPr>
+      </w:pPr>
+      <w:r>
+        <w:rPr>
+          <w:rFonts w:ascii="Arial" w:cs="Arial" w:eastAsia="Arial" w:hAnsi="Arial"/>
+          <w:sz w:val="24"/>
+          <w:szCs w:val="24"/>
+          <w:rtl w:val="0"/>
+        </w:rPr>
+        <w:t xml:space="preserve">Já o aprendizado não supervisionado é aplicado para identificar padrões ocultos nos dados sem a necessidade de rótulos predefinidos. Técnicas como </w:t>
+      </w:r>
+      <w:r>
+        <w:rPr>
+          <w:rFonts w:ascii="Arial" w:cs="Arial" w:eastAsia="Arial" w:hAnsi="Arial"/>
+          <w:b w:val="1"/>
+          <w:sz w:val="24"/>
+          <w:szCs w:val="24"/>
+          <w:rtl w:val="0"/>
+        </w:rPr>
+        <w:t xml:space="preserve">K-Means, DBSCAN e Isolation Forest</w:t>
+      </w:r>
+      <w:r>
+        <w:rPr>
+          <w:rFonts w:ascii="Arial" w:cs="Arial" w:eastAsia="Arial" w:hAnsi="Arial"/>
+          <w:sz w:val="24"/>
+          <w:szCs w:val="24"/>
+          <w:rtl w:val="0"/>
+        </w:rPr>
+        <w:t xml:space="preserve"> são utilizadas para agrupar dados com características semelhantes, sendo úteis para segmentação de pacientes e análise epidemiológica​ </w:t>
+      </w:r>
+      <w:sdt>
+        <w:sdtPr>
+          <w:tag w:val="goog_rdk_50"/>
+        </w:sdtPr>
+        <w:sdtContent>
+          <w:commentRangeStart w:id="50"/>
+        </w:sdtContent>
+      </w:sdt>
+      <w:r>
+        <w:rPr>
+          <w:rFonts w:ascii="Arial" w:cs="Arial" w:eastAsia="Arial" w:hAnsi="Arial"/>
+          <w:sz w:val="24"/>
+          <w:szCs w:val="24"/>
+          <w:rtl w:val="0"/>
+        </w:rPr>
+        <w:t xml:space="preserve">Vitoria (2022)</w:t>
+      </w:r>
+      <w:commentRangeEnd w:id="50"/>
+      <w:r>
+        <w:commentReference w:id="50"/>
+      </w:r>
+      <w:r>
+        <w:rPr>
+          <w:rFonts w:ascii="Arial" w:cs="Arial" w:eastAsia="Arial" w:hAnsi="Arial"/>
+          <w:sz w:val="24"/>
+          <w:szCs w:val="24"/>
+          <w:rtl w:val="0"/>
+        </w:rPr>
+        <w:t xml:space="preserve">.</w:t>
+      </w:r>
+    </w:p>
+    <w:p>
+      <w:pPr>
+        <w:numPr>
+          <w:ilvl w:val="0"/>
+          <w:numId w:val="1"/>
+        </w:numPr>
+        <w:spacing w:after="240" w:before="0" w:beforeAutospacing="0" w:lineRule="auto"/>
+        <w:ind w:left="720" w:hanging="360"/>
+        <w:rPr>
+          <w:rFonts w:ascii="Arial" w:cs="Arial" w:eastAsia="Arial" w:hAnsi="Arial"/>
+          <w:sz w:val="24"/>
+          <w:szCs w:val="24"/>
+          <w:u w:val="none"/>
+        </w:rPr>
+      </w:pPr>
+      <w:r>
+        <w:rPr>
+          <w:rFonts w:ascii="Arial" w:cs="Arial" w:eastAsia="Arial" w:hAnsi="Arial"/>
+          <w:sz w:val="24"/>
+          <w:szCs w:val="24"/>
+          <w:rtl w:val="0"/>
+        </w:rPr>
+        <w:t xml:space="preserve">De acordo com </w:t>
+      </w:r>
+      <w:sdt>
+        <w:sdtPr>
+          <w:tag w:val="goog_rdk_51"/>
+        </w:sdtPr>
+        <w:sdtContent>
+          <w:commentRangeStart w:id="51"/>
+        </w:sdtContent>
+      </w:sdt>
+      <w:r>
+        <w:rPr>
+          <w:rFonts w:ascii="Arial" w:cs="Arial" w:eastAsia="Arial" w:hAnsi="Arial"/>
+          <w:sz w:val="24"/>
+          <w:szCs w:val="24"/>
+          <w:rtl w:val="0"/>
+        </w:rPr>
+        <w:t xml:space="preserve">Vitoria (2022</w:t>
+      </w:r>
+      <w:commentRangeEnd w:id="51"/>
+      <w:r>
+        <w:commentReference w:id="51"/>
+      </w:r>
+      <w:r>
+        <w:rPr>
+          <w:rFonts w:ascii="Arial" w:cs="Arial" w:eastAsia="Arial" w:hAnsi="Arial"/>
+          <w:sz w:val="24"/>
+          <w:szCs w:val="24"/>
+          <w:rtl w:val="0"/>
+        </w:rPr>
+        <w:t xml:space="preserve">) , ao contrário do aprendizado supervisionado, os dados não têm rótulos identificadores, apenas os preditores estão disponíveis no conjunto de dados e não as saídas especificadas.</w:t>
+      </w:r>
+    </w:p>
+    <w:p>
+      <w:pPr>
+        <w:ind w:left="0" w:firstLine="0"/>
+        <w:rPr>
+          <w:rFonts w:ascii="Arial" w:cs="Arial" w:eastAsia="Arial" w:hAnsi="Arial"/>
+          <w:sz w:val="24"/>
+          <w:szCs w:val="24"/>
+        </w:rPr>
+      </w:pPr>
+      <w:r>
+        <w:rPr>
+          <w:rtl w:val="0"/>
+        </w:rPr>
+      </w:r>
+    </w:p>
+    <w:p>
+      <w:pPr>
+        <w:ind w:left="0" w:firstLine="0"/>
+        <w:rPr>
+          <w:rFonts w:ascii="Arial" w:cs="Arial" w:eastAsia="Arial" w:hAnsi="Arial"/>
+          <w:sz w:val="24"/>
+          <w:szCs w:val="24"/>
+        </w:rPr>
+      </w:pPr>
+      <w:sdt>
+        <w:sdtPr>
+          <w:tag w:val="goog_rdk_52"/>
+        </w:sdtPr>
+        <w:sdtContent>
+          <w:commentRangeStart w:id="52"/>
+        </w:sdtContent>
+      </w:sdt>
+      <w:r>
+        <w:rPr>
+          <w:rFonts w:ascii="Arial" w:cs="Arial" w:eastAsia="Arial" w:hAnsi="Arial"/>
+          <w:sz w:val="24"/>
+          <w:szCs w:val="24"/>
+          <w:rtl w:val="0"/>
+        </w:rPr>
+        <w:t xml:space="preserve">3.5.3 COMPARAÇÃO (***)</w:t>
+      </w:r>
+    </w:p>
+    <w:p>
+      <w:pPr>
+        <w:spacing w:after="240" w:before="240" w:lineRule="auto"/>
+        <w:rPr/>
+      </w:pPr>
+      <w:r>
+        <w:rPr>
+          <w:rtl w:val="0"/>
+        </w:rPr>
+        <w:t xml:space="preserve">A comparação entre diferentes modelos preditivos é essencial para determinar qual apresenta melhor desempenho em um determinado problema. Métricas como acurácia, precisão, recall e AUC-ROC são utilizadas para essa avaliação (Silva e Silva Neto, 2022)</w:t>
+      </w:r>
+      <w:commentRangeEnd w:id="52"/>
+      <w:r>
+        <w:commentReference w:id="52"/>
+      </w:r>
+      <w:r>
+        <w:rPr>
+          <w:rtl w:val="0"/>
+        </w:rPr>
+      </w:r>
+    </w:p>
+    <w:p>
+      <w:pPr>
+        <w:ind w:left="360" w:firstLine="0"/>
+        <w:rPr>
+          <w:rFonts w:ascii="Arial" w:cs="Arial" w:eastAsia="Arial" w:hAnsi="Arial"/>
+          <w:b w:val="1"/>
+          <w:sz w:val="24"/>
+          <w:szCs w:val="24"/>
+          <w:highlight w:val="yellow"/>
+        </w:rPr>
+      </w:pPr>
+      <w:r>
+        <w:br w:type="page"/>
+      </w:r>
+      <w:r>
+        <w:rPr>
+          <w:rtl w:val="0"/>
+        </w:rPr>
+      </w:r>
+    </w:p>
+    <w:p>
+      <w:pPr>
+        <w:ind w:left="360" w:firstLine="0"/>
+        <w:rPr>
+          <w:highlight w:val="yellow"/>
+        </w:rPr>
+      </w:pPr>
+      <w:r>
+        <w:rPr>
+          <w:rFonts w:ascii="Arial" w:cs="Arial" w:eastAsia="Arial" w:hAnsi="Arial"/>
+          <w:b w:val="1"/>
+          <w:sz w:val="24"/>
+          <w:szCs w:val="24"/>
+          <w:highlight w:val="yellow"/>
+          <w:rtl w:val="0"/>
+        </w:rPr>
+        <w:t xml:space="preserve">4. OBJETIVOS</w:t>
+      </w:r>
+      <w:r>
+        <w:rPr>
+          <w:rtl w:val="0"/>
+        </w:rPr>
+      </w:r>
+    </w:p>
+    <w:p>
+      <w:pPr>
+        <w:ind w:left="360" w:firstLine="0"/>
+        <w:rPr>
+          <w:rFonts w:ascii="Arial" w:cs="Arial" w:eastAsia="Arial" w:hAnsi="Arial"/>
+          <w:sz w:val="24"/>
+          <w:szCs w:val="24"/>
+        </w:rPr>
+      </w:pPr>
+      <w:r>
+        <w:rPr>
+          <w:rFonts w:ascii="Arial" w:cs="Arial" w:eastAsia="Arial" w:hAnsi="Arial"/>
+          <w:sz w:val="24"/>
+          <w:szCs w:val="24"/>
+          <w:rtl w:val="0"/>
+        </w:rPr>
+        <w:t xml:space="preserve">4.1 OBJETIVO GERAL </w:t>
+      </w:r>
+    </w:p>
+    <w:p>
+      <w:pPr>
+        <w:ind w:left="0" w:firstLine="0"/>
+        <w:jc w:val="both"/>
+        <w:rPr>
+          <w:rFonts w:ascii="Arial" w:cs="Arial" w:eastAsia="Arial" w:hAnsi="Arial"/>
+          <w:sz w:val="24"/>
+          <w:szCs w:val="24"/>
+        </w:rPr>
+      </w:pPr>
+      <w:r>
+        <w:rPr>
+          <w:rFonts w:ascii="Arial" w:cs="Arial" w:eastAsia="Arial" w:hAnsi="Arial"/>
+          <w:sz w:val="24"/>
+          <w:szCs w:val="24"/>
+          <w:rtl w:val="0"/>
+        </w:rPr>
+        <w:t xml:space="preserve">Investigar e definir uma abordagem metodológica para a análise preditiva de desfechos clínicos em pacientes com Síndrome Respiratória Aguda Grave (SRAG), por meio de técnicas de </w:t>
+      </w:r>
+      <w:sdt>
+        <w:sdtPr>
+          <w:tag w:val="goog_rdk_53"/>
+        </w:sdtPr>
+        <w:sdtContent>
+          <w:commentRangeStart w:id="53"/>
+        </w:sdtContent>
+      </w:sdt>
+      <w:r>
+        <w:rPr>
+          <w:rFonts w:ascii="Arial" w:cs="Arial" w:eastAsia="Arial" w:hAnsi="Arial"/>
+          <w:sz w:val="24"/>
+          <w:szCs w:val="24"/>
+          <w:rtl w:val="0"/>
+        </w:rPr>
+        <w:t xml:space="preserve">Ciência/ análise</w:t>
+      </w:r>
+      <w:commentRangeEnd w:id="53"/>
+      <w:r>
+        <w:commentReference w:id="53"/>
+      </w:r>
+      <w:r>
+        <w:rPr>
+          <w:rFonts w:ascii="Arial" w:cs="Arial" w:eastAsia="Arial" w:hAnsi="Arial"/>
+          <w:sz w:val="24"/>
+          <w:szCs w:val="24"/>
+          <w:rtl w:val="0"/>
+        </w:rPr>
+        <w:t xml:space="preserve"> de Dados e aprendizado de máquina, utilizando dados do DataSUS.</w:t>
+      </w:r>
+    </w:p>
+    <w:p>
+      <w:pPr>
+        <w:ind w:left="360" w:firstLine="0"/>
+        <w:rPr>
+          <w:rFonts w:ascii="Arial" w:cs="Arial" w:eastAsia="Arial" w:hAnsi="Arial"/>
+          <w:sz w:val="24"/>
+          <w:szCs w:val="24"/>
+        </w:rPr>
+      </w:pPr>
+      <w:r>
+        <w:rPr>
+          <w:rtl w:val="0"/>
+        </w:rPr>
+      </w:r>
+    </w:p>
+    <w:p>
+      <w:pPr>
+        <w:ind w:left="360" w:firstLine="0"/>
+        <w:rPr>
+          <w:rFonts w:ascii="Arial" w:cs="Arial" w:eastAsia="Arial" w:hAnsi="Arial"/>
+          <w:sz w:val="24"/>
+          <w:szCs w:val="24"/>
+        </w:rPr>
+      </w:pPr>
+      <w:r>
+        <w:rPr>
+          <w:rFonts w:ascii="Arial" w:cs="Arial" w:eastAsia="Arial" w:hAnsi="Arial"/>
+          <w:sz w:val="24"/>
+          <w:szCs w:val="24"/>
+          <w:rtl w:val="0"/>
+        </w:rPr>
+        <w:t xml:space="preserve">4.2 OBJETIVOS ESPECÍFICOS</w:t>
+      </w:r>
+    </w:p>
+    <w:p>
+      <w:pPr>
+        <w:ind w:left="360" w:firstLine="0"/>
+        <w:rPr>
+          <w:rFonts w:ascii="Arial" w:cs="Arial" w:eastAsia="Arial" w:hAnsi="Arial"/>
+          <w:sz w:val="24"/>
+          <w:szCs w:val="24"/>
+        </w:rPr>
+      </w:pPr>
       <w:r>
         <w:rPr>
           <w:rtl w:val="0"/>
@@ -5857,7 +6198,25 @@
           <w:szCs w:val="24"/>
           <w:rtl w:val="0"/>
         </w:rPr>
-        <w:t xml:space="preserve">Investigar o banco de dados do DataSUS, compreendendo sua estrutura, variáveis disponíveis e possíveis desafios na manipulação dos dados.</w:t>
+        <w:t xml:space="preserve">Realizar um levantamento bibliográfico sobre a aplicação da análise de dados na área da saúde, com ênfase na </w:t>
+      </w:r>
+      <w:r>
+        <w:rPr>
+          <w:rFonts w:ascii="Arial" w:cs="Arial" w:eastAsia="Arial" w:hAnsi="Arial"/>
+          <w:sz w:val="24"/>
+          <w:szCs w:val="24"/>
+          <w:rtl w:val="0"/>
+        </w:rPr>
+        <w:t xml:space="preserve">predição</w:t>
+      </w:r>
+      <w:r>
+        <w:rPr>
+          <w:rFonts w:ascii="Arial" w:cs="Arial" w:eastAsia="Arial" w:hAnsi="Arial"/>
+          <w:sz w:val="24"/>
+          <w:szCs w:val="24"/>
+          <w:rtl w:val="0"/>
+        </w:rPr>
+        <w:t xml:space="preserve"> de doenças respiratórias.</w:t>
       </w:r>
     </w:p>
     <w:p>
@@ -5869,6 +6228,110 @@
         <w:spacing w:after="0" w:afterAutospacing="0"/>
         <w:ind w:left="720" w:hanging="360"/>
         <w:jc w:val="both"/>
+        <w:rPr>
+          <w:rFonts w:ascii="Arial" w:cs="Arial" w:eastAsia="Arial" w:hAnsi="Arial"/>
+          <w:sz w:val="24"/>
+          <w:szCs w:val="24"/>
+          <w:u w:val="none"/>
+        </w:rPr>
+      </w:pPr>
+      <w:sdt>
+        <w:sdtPr>
+          <w:tag w:val="goog_rdk_54"/>
+        </w:sdtPr>
+        <w:sdtContent>
+          <w:commentRangeStart w:id="54"/>
+        </w:sdtContent>
+      </w:sdt>
+      <w:r>
+        <w:rPr>
+          <w:rFonts w:ascii="Arial" w:cs="Arial" w:eastAsia="Arial" w:hAnsi="Arial"/>
+          <w:sz w:val="24"/>
+          <w:szCs w:val="24"/>
+          <w:rtl w:val="0"/>
+        </w:rPr>
+        <w:t xml:space="preserve">Estudar as etapas da descoberta de conhecimento em banco de dados</w:t>
+      </w:r>
+      <w:commentRangeEnd w:id="54"/>
+      <w:r>
+        <w:commentReference w:id="54"/>
+      </w:r>
+      <w:r>
+        <w:rPr>
+          <w:rFonts w:ascii="Arial" w:cs="Arial" w:eastAsia="Arial" w:hAnsi="Arial"/>
+          <w:sz w:val="24"/>
+          <w:szCs w:val="24"/>
+          <w:rtl w:val="0"/>
+        </w:rPr>
+        <w:t xml:space="preserve">;</w:t>
+      </w:r>
+    </w:p>
+    <w:p>
+      <w:pPr>
+        <w:numPr>
+          <w:ilvl w:val="0"/>
+          <w:numId w:val="4"/>
+        </w:numPr>
+        <w:spacing w:after="0" w:afterAutospacing="0"/>
+        <w:ind w:left="720" w:hanging="360"/>
+        <w:jc w:val="both"/>
+      </w:pPr>
+      <w:sdt>
+        <w:sdtPr>
+          <w:tag w:val="goog_rdk_55"/>
+        </w:sdtPr>
+        <w:sdtContent>
+          <w:commentRangeStart w:id="55"/>
+        </w:sdtContent>
+      </w:sdt>
+      <w:r>
+        <w:rPr>
+          <w:rFonts w:ascii="Arial" w:cs="Arial" w:eastAsia="Arial" w:hAnsi="Arial"/>
+          <w:sz w:val="24"/>
+          <w:szCs w:val="24"/>
+          <w:rtl w:val="0"/>
+        </w:rPr>
+        <w:t xml:space="preserve">Analisar material bibliográfico que utilizam aprendizado de máquina para a predição de desfechos clínicos, identificando metodologias, técnicas e modelos utilizados.</w:t>
+      </w:r>
+      <w:commentRangeEnd w:id="55"/>
+      <w:r>
+        <w:commentReference w:id="55"/>
+      </w:r>
+      <w:r>
+        <w:rPr>
+          <w:rtl w:val="0"/>
+        </w:rPr>
+      </w:r>
+    </w:p>
+    <w:p>
+      <w:pPr>
+        <w:numPr>
+          <w:ilvl w:val="0"/>
+          <w:numId w:val="4"/>
+        </w:numPr>
+        <w:spacing w:after="0" w:afterAutospacing="0"/>
+        <w:ind w:left="720" w:hanging="360"/>
+        <w:jc w:val="both"/>
+      </w:pPr>
+      <w:r>
+        <w:rPr>
+          <w:rFonts w:ascii="Arial" w:cs="Arial" w:eastAsia="Arial" w:hAnsi="Arial"/>
+          <w:sz w:val="24"/>
+          <w:szCs w:val="24"/>
+          <w:rtl w:val="0"/>
+        </w:rPr>
+        <w:t xml:space="preserve">Investigar o banco de dados do DataSUS, compreendendo sua estrutura, variáveis disponíveis e possíveis desafios na manipulação dos dados.</w:t>
+      </w:r>
+    </w:p>
+    <w:p>
+      <w:pPr>
+        <w:numPr>
+          <w:ilvl w:val="0"/>
+          <w:numId w:val="4"/>
+        </w:numPr>
+        <w:spacing w:after="0" w:afterAutospacing="0"/>
+        <w:ind w:left="720" w:hanging="360"/>
+        <w:jc w:val="both"/>
       </w:pPr>
       <w:r>
         <w:rPr>
@@ -6065,7 +6528,7 @@
       <w:pPr>
         <w:numPr>
           <w:ilvl w:val="0"/>
-          <w:numId w:val="17"/>
+          <w:numId w:val="15"/>
         </w:numPr>
         <w:spacing w:after="0" w:afterAutospacing="0"/>
         <w:ind w:left="720" w:hanging="360"/>
@@ -6093,7 +6556,7 @@
       <w:pPr>
         <w:numPr>
           <w:ilvl w:val="0"/>
-          <w:numId w:val="17"/>
+          <w:numId w:val="15"/>
         </w:numPr>
         <w:ind w:left="720" w:hanging="360"/>
         <w:jc w:val="both"/>
@@ -6388,7 +6851,7 @@
       <w:pPr>
         <w:numPr>
           <w:ilvl w:val="0"/>
-          <w:numId w:val="20"/>
+          <w:numId w:val="17"/>
         </w:numPr>
         <w:spacing w:after="0" w:afterAutospacing="0" w:before="240" w:lineRule="auto"/>
         <w:ind w:left="720" w:hanging="360"/>
@@ -6412,7 +6875,7 @@
       <w:pPr>
         <w:numPr>
           <w:ilvl w:val="0"/>
-          <w:numId w:val="20"/>
+          <w:numId w:val="17"/>
         </w:numPr>
         <w:spacing w:after="0" w:afterAutospacing="0" w:before="0" w:beforeAutospacing="0" w:lineRule="auto"/>
         <w:ind w:left="720" w:hanging="360"/>
@@ -6436,7 +6899,7 @@
       <w:pPr>
         <w:numPr>
           <w:ilvl w:val="0"/>
-          <w:numId w:val="20"/>
+          <w:numId w:val="17"/>
         </w:numPr>
         <w:spacing w:after="240" w:before="0" w:beforeAutospacing="0" w:lineRule="auto"/>
         <w:ind w:left="720" w:hanging="360"/>
@@ -6866,7 +7329,7 @@
       <w:pPr>
         <w:numPr>
           <w:ilvl w:val="0"/>
-          <w:numId w:val="8"/>
+          <w:numId w:val="9"/>
         </w:numPr>
         <w:ind w:left="720" w:hanging="360"/>
         <w:rPr>
@@ -6908,7 +7371,7 @@
       <w:pPr>
         <w:numPr>
           <w:ilvl w:val="0"/>
-          <w:numId w:val="21"/>
+          <w:numId w:val="18"/>
         </w:numPr>
         <w:ind w:left="720" w:hanging="360"/>
         <w:rPr>
@@ -6921,10 +7384,10 @@
       </w:pPr>
       <w:sdt>
         <w:sdtPr>
-          <w:tag w:val="goog_rdk_47"/>
+          <w:tag w:val="goog_rdk_56"/>
         </w:sdtPr>
         <w:sdtContent>
-          <w:commentRangeStart w:id="47"/>
+          <w:commentRangeStart w:id="56"/>
         </w:sdtContent>
       </w:sdt>
       <w:r>
@@ -6971,9 +7434,9 @@
           <w:t xml:space="preserve">https://colab.research.google.com/drive/1tg1hKxFYfgRVxRXTjPllKwhKSm_goi8P?usp=sharing</w:t>
         </w:r>
       </w:hyperlink>
-      <w:commentRangeEnd w:id="47"/>
-      <w:r>
-        <w:commentReference w:id="47"/>
+      <w:commentRangeEnd w:id="56"/>
+      <w:r>
+        <w:commentReference w:id="56"/>
       </w:r>
       <w:r>
         <w:rPr>
@@ -10283,10 +10746,10 @@
       </w:pPr>
       <w:sdt>
         <w:sdtPr>
-          <w:tag w:val="goog_rdk_48"/>
+          <w:tag w:val="goog_rdk_57"/>
         </w:sdtPr>
         <w:sdtContent>
-          <w:commentRangeStart w:id="48"/>
+          <w:commentRangeStart w:id="57"/>
         </w:sdtContent>
       </w:sdt>
       <w:r>
@@ -10308,9 +10771,9 @@
         </w:rPr>
         <w:t xml:space="preserve"> Mineração de dados na base de dados de SRAG. 2024. Trabalho de Conclusão de Curso (Bacharelado em Engenharia da Computação) – Universidade Federal do Espírito Santo, São Mateus, 2024.</w:t>
       </w:r>
-      <w:commentRangeEnd w:id="48"/>
-      <w:r>
-        <w:commentReference w:id="48"/>
+      <w:commentRangeEnd w:id="57"/>
+      <w:r>
+        <w:commentReference w:id="57"/>
       </w:r>
       <w:r>
         <w:rPr>
@@ -10768,10 +11231,10 @@
       </w:pPr>
       <w:sdt>
         <w:sdtPr>
-          <w:tag w:val="goog_rdk_49"/>
+          <w:tag w:val="goog_rdk_58"/>
         </w:sdtPr>
         <w:sdtContent>
-          <w:commentRangeStart w:id="49"/>
+          <w:commentRangeStart w:id="58"/>
         </w:sdtContent>
       </w:sdt>
       <w:r>
@@ -10783,9 +11246,9 @@
         </w:rPr>
         <w:t xml:space="preserve">Altino, Rita de Cássia et al. A importância da notificação compulsória frente à Síndrome Respiratória Aguda Grave (SRAG) e Covid-19. Rev. Salusvita (Online), p. 627-649, 2020. </w:t>
       </w:r>
-      <w:commentRangeEnd w:id="49"/>
-      <w:r>
-        <w:commentReference w:id="49"/>
+      <w:commentRangeEnd w:id="58"/>
+      <w:r>
+        <w:commentReference w:id="58"/>
       </w:r>
       <w:r>
         <w:rPr>
@@ -13971,7 +14434,7 @@
       </w:r>
     </w:p>
   </w:comment>
-  <w:comment w:author="Iasmin Marques" w:id="12" w:date="2025-03-03T14:26:00Z">
+  <w:comment w:author="Iasmin Marques" w:id="51" w:date="2025-03-06T20:26:41Z">
     <w:p>
       <w:pPr>
         <w:keepNext w:val="0"/>
@@ -14018,11 +14481,11 @@
           <w:vertAlign w:val="baseline"/>
           <w:rtl w:val="0"/>
         </w:rPr>
-        <w:t xml:space="preserve">paginas 21 e 110 - artigo_2</w:t>
+        <w:t xml:space="preserve">pagina 50 - artigo 6</w:t>
       </w:r>
     </w:p>
   </w:comment>
-  <w:comment w:author="Iasmin Marques" w:id="7" w:date="2025-03-03T13:58:28Z">
+  <w:comment w:author="Iasmin Marques" w:id="43" w:date="2025-03-06T19:56:29Z">
     <w:p>
       <w:pPr>
         <w:keepNext w:val="0"/>
@@ -14069,11 +14532,11 @@
           <w:vertAlign w:val="baseline"/>
           <w:rtl w:val="0"/>
         </w:rPr>
-        <w:t xml:space="preserve">pagina 1 - artigo 4</w:t>
+        <w:t xml:space="preserve">pagina 5 - machinelearningprevisaocovid.pdf</w:t>
       </w:r>
     </w:p>
   </w:comment>
-  <w:comment w:author="Iasmin Marques" w:id="49" w:date="2025-03-05T00:44:22Z">
+  <w:comment w:author="Iasmin Marques" w:id="41" w:date="2025-03-06T19:57:01Z">
     <w:p>
       <w:pPr>
         <w:keepNext w:val="0"/>
@@ -14120,11 +14583,11 @@
           <w:vertAlign w:val="baseline"/>
           <w:rtl w:val="0"/>
         </w:rPr>
-        <w:t xml:space="preserve">referencia utilizada no artigo 4 (citação utilizada no referencial teorico 3.1)</w:t>
+        <w:t xml:space="preserve">verificar se da pra aproveitar alguma coisa</w:t>
       </w:r>
     </w:p>
   </w:comment>
-  <w:comment w:author="Iasmin Marques" w:id="46" w:date="2025-02-24T17:15:37Z">
+  <w:comment w:author="Iasmin Marques" w:id="12" w:date="2025-03-03T14:26:00Z">
     <w:p>
       <w:pPr>
         <w:keepNext w:val="0"/>
@@ -14171,11 +14634,11 @@
           <w:vertAlign w:val="baseline"/>
           <w:rtl w:val="0"/>
         </w:rPr>
-        <w:t xml:space="preserve">no TCC 2 - vai falar do KDD;</w:t>
+        <w:t xml:space="preserve">paginas 21 e 110 - artigo_2</w:t>
       </w:r>
     </w:p>
   </w:comment>
-  <w:comment w:author="Iasmin Marques" w:id="47" w:date="2025-03-05T02:45:07Z">
+  <w:comment w:author="Iasmin Marques" w:id="7" w:date="2025-03-03T13:58:28Z">
     <w:p>
       <w:pPr>
         <w:keepNext w:val="0"/>
@@ -14222,11 +14685,11 @@
           <w:vertAlign w:val="baseline"/>
           <w:rtl w:val="0"/>
         </w:rPr>
-        <w:t xml:space="preserve">verificar se vai mostrar já essa parte</w:t>
+        <w:t xml:space="preserve">pagina 1 - artigo 4</w:t>
       </w:r>
     </w:p>
   </w:comment>
-  <w:comment w:author="Iasmin Marques" w:id="5" w:date="2025-03-03T13:34:01Z">
+  <w:comment w:author="Iasmin Marques" w:id="58" w:date="2025-03-05T00:44:22Z">
     <w:p>
       <w:pPr>
         <w:keepNext w:val="0"/>
@@ -14273,11 +14736,11 @@
           <w:vertAlign w:val="baseline"/>
           <w:rtl w:val="0"/>
         </w:rPr>
-        <w:t xml:space="preserve">pagina 21 - artigo 2</w:t>
+        <w:t xml:space="preserve">referencia utilizada no artigo 4 (citação utilizada no referencial teorico 3.1)</w:t>
       </w:r>
     </w:p>
   </w:comment>
-  <w:comment w:author="Iasmin Marques" w:id="39" w:date="2025-03-05T02:22:01Z">
+  <w:comment w:author="Iasmin Marques" w:id="55" w:date="2025-02-24T17:15:37Z">
     <w:p>
       <w:pPr>
         <w:keepNext w:val="0"/>
@@ -14324,11 +14787,11 @@
           <w:vertAlign w:val="baseline"/>
           <w:rtl w:val="0"/>
         </w:rPr>
-        <w:t xml:space="preserve">pegar no machinelearins...covid</w:t>
+        <w:t xml:space="preserve">no TCC 2 - vai falar do KDD;</w:t>
       </w:r>
     </w:p>
   </w:comment>
-  <w:comment w:author="Iasmin Marques" w:id="40" w:date="2025-03-05T02:25:03Z">
+  <w:comment w:author="Iasmin Marques" w:id="48" w:date="2025-03-06T20:16:42Z">
     <w:p>
       <w:pPr>
         <w:keepNext w:val="0"/>
@@ -14375,11 +14838,11 @@
           <w:vertAlign w:val="baseline"/>
           <w:rtl w:val="0"/>
         </w:rPr>
-        <w:t xml:space="preserve">pagina 120, 121 - artigo 7</w:t>
+        <w:t xml:space="preserve">p. 1 - artigo_4</w:t>
       </w:r>
     </w:p>
   </w:comment>
-  <w:comment w:author="Iasmin Marques" w:id="28" w:date="2025-03-05T01:21:20Z">
+  <w:comment w:author="Iasmin Marques" w:id="49" w:date="2025-03-06T20:16:42Z">
     <w:p>
       <w:pPr>
         <w:keepNext w:val="0"/>
@@ -14426,11 +14889,11 @@
           <w:vertAlign w:val="baseline"/>
           <w:rtl w:val="0"/>
         </w:rPr>
-        <w:t xml:space="preserve">pagina 121 - artigo 7 (achar uma ref melhor)</w:t>
+        <w:t xml:space="preserve">p. 1 - artigo_4</w:t>
       </w:r>
     </w:p>
   </w:comment>
-  <w:comment w:author="Iasmin Marques" w:id="21" w:date="2025-03-05T00:39:26Z">
+  <w:comment w:author="Iasmin Marques" w:id="32" w:date="2025-03-06T19:30:24Z">
     <w:p>
       <w:pPr>
         <w:keepNext w:val="0"/>
@@ -14477,11 +14940,11 @@
           <w:vertAlign w:val="baseline"/>
           <w:rtl w:val="0"/>
         </w:rPr>
-        <w:t xml:space="preserve">pagina 11 - dissertacao uallaci</w:t>
+        <w:t xml:space="preserve">pagina 53 - dissertacao_uallaci</w:t>
       </w:r>
     </w:p>
   </w:comment>
-  <w:comment w:author="Iasmin Marques" w:id="4" w:date="2025-03-03T13:34:29Z">
+  <w:comment w:author="Iasmin Marques" w:id="56" w:date="2025-03-05T02:45:07Z">
     <w:p>
       <w:pPr>
         <w:keepNext w:val="0"/>
@@ -14528,11 +14991,11 @@
           <w:vertAlign w:val="baseline"/>
           <w:rtl w:val="0"/>
         </w:rPr>
-        <w:t xml:space="preserve">pagina 119 - artigo 7</w:t>
+        <w:t xml:space="preserve">verificar se vai mostrar já essa parte</w:t>
       </w:r>
     </w:p>
   </w:comment>
-  <w:comment w:author="Iasmin Marques" w:id="23" w:date="2025-03-05T01:02:42Z">
+  <w:comment w:author="Iasmin Marques" w:id="5" w:date="2025-03-03T13:34:01Z">
     <w:p>
       <w:pPr>
         <w:keepNext w:val="0"/>
@@ -14579,11 +15042,11 @@
           <w:vertAlign w:val="baseline"/>
           <w:rtl w:val="0"/>
         </w:rPr>
-        <w:t xml:space="preserve">modificar sitação</w:t>
+        <w:t xml:space="preserve">pagina 21 - artigo 2</w:t>
       </w:r>
     </w:p>
   </w:comment>
-  <w:comment w:author="Iasmin Marques" w:id="24" w:date="2025-03-05T01:07:56Z">
+  <w:comment w:author="Iasmin Marques" w:id="40" w:date="2025-03-05T02:22:01Z">
     <w:p>
       <w:pPr>
         <w:keepNext w:val="0"/>
@@ -14630,11 +15093,11 @@
           <w:vertAlign w:val="baseline"/>
           <w:rtl w:val="0"/>
         </w:rPr>
-        <w:t xml:space="preserve">pagina 28 - disssertacao uallaci</w:t>
+        <w:t xml:space="preserve">pegar no machinelearins...covid</w:t>
       </w:r>
     </w:p>
   </w:comment>
-  <w:comment w:author="Iasmin Marques" w:id="36" w:date="2025-03-05T02:04:00Z">
+  <w:comment w:author="Iasmin Marques" w:id="50" w:date="2025-03-06T20:26:31Z">
     <w:p>
       <w:pPr>
         <w:keepNext w:val="0"/>
@@ -14681,11 +15144,11 @@
           <w:vertAlign w:val="baseline"/>
           <w:rtl w:val="0"/>
         </w:rPr>
-        <w:t xml:space="preserve">pagina 6 - artigo 4</w:t>
+        <w:t xml:space="preserve">pagina 50 - artigo 6 (olhar bem)</w:t>
       </w:r>
     </w:p>
   </w:comment>
-  <w:comment w:author="Iasmin Marques" w:id="48" w:date="2025-02-27T21:35:21Z">
+  <w:comment w:author="Iasmin Marques" w:id="44" w:date="2025-03-05T02:25:03Z">
     <w:p>
       <w:pPr>
         <w:keepNext w:val="0"/>
@@ -14732,11 +15195,11 @@
           <w:vertAlign w:val="baseline"/>
           <w:rtl w:val="0"/>
         </w:rPr>
-        <w:t xml:space="preserve">verificar se é valido</w:t>
+        <w:t xml:space="preserve">pagina 120, 121 - artigo 7</w:t>
       </w:r>
     </w:p>
   </w:comment>
-  <w:comment w:author="Iasmin Marques" w:id="3" w:date="2025-03-03T13:35:10Z">
+  <w:comment w:author="Iasmin Marques" w:id="18" w:date="2025-03-06T18:43:20Z">
     <w:p>
       <w:pPr>
         <w:keepNext w:val="0"/>
@@ -14783,11 +15246,11 @@
           <w:vertAlign w:val="baseline"/>
           <w:rtl w:val="0"/>
         </w:rPr>
-        <w:t xml:space="preserve">pagina 1725 - artigo_sus</w:t>
+        <w:t xml:space="preserve">[add rodape]</w:t>
       </w:r>
     </w:p>
   </w:comment>
-  <w:comment w:author="Iasmin Marques" w:id="35" w:date="2025-03-05T02:04:20Z">
+  <w:comment w:author="Iasmin Marques" w:id="22" w:date="2025-03-05T00:39:26Z">
     <w:p>
       <w:pPr>
         <w:keepNext w:val="0"/>
@@ -14834,11 +15297,11 @@
           <w:vertAlign w:val="baseline"/>
           <w:rtl w:val="0"/>
         </w:rPr>
-        <w:t xml:space="preserve">pagina 3 - artigo 4</w:t>
+        <w:t xml:space="preserve">pagina 11 - dissertacao uallaci</w:t>
       </w:r>
     </w:p>
   </w:comment>
-  <w:comment w:author="Iasmin Marques" w:id="8" w:date="2025-02-24T13:18:29Z">
+  <w:comment w:author="Iasmin Marques" w:id="4" w:date="2025-03-03T13:34:29Z">
     <w:p>
       <w:pPr>
         <w:keepNext w:val="0"/>
@@ -14885,11 +15348,11 @@
           <w:vertAlign w:val="baseline"/>
           <w:rtl w:val="0"/>
         </w:rPr>
-        <w:t xml:space="preserve">add nota de rodapé</w:t>
+        <w:t xml:space="preserve">pagina 119 - artigo 7</w:t>
       </w:r>
     </w:p>
   </w:comment>
-  <w:comment w:author="Iasmin Marques" w:id="31" w:date="2025-03-05T01:45:20Z">
+  <w:comment w:author="Iasmin Marques" w:id="19" w:date="2025-03-06T18:43:34Z">
     <w:p>
       <w:pPr>
         <w:keepNext w:val="0"/>
@@ -14936,11 +15399,11 @@
           <w:vertAlign w:val="baseline"/>
           <w:rtl w:val="0"/>
         </w:rPr>
-        <w:t xml:space="preserve">verificar outra</w:t>
+        <w:t xml:space="preserve">add rodape?</w:t>
       </w:r>
     </w:p>
   </w:comment>
-  <w:comment w:author="Iasmin Marques" w:id="34" w:date="2025-03-05T01:59:29Z">
+  <w:comment w:author="Iasmin Marques" w:id="25" w:date="2025-03-05T01:07:56Z">
     <w:p>
       <w:pPr>
         <w:keepNext w:val="0"/>
@@ -14987,11 +15450,11 @@
           <w:vertAlign w:val="baseline"/>
           <w:rtl w:val="0"/>
         </w:rPr>
-        <w:t xml:space="preserve">pagina 120 - artigo 7</w:t>
+        <w:t xml:space="preserve">pagina 28 - disssertacao uallaci</w:t>
       </w:r>
     </w:p>
   </w:comment>
-  <w:comment w:author="Iasmin Marques" w:id="9" w:date="2025-02-24T13:16:06Z">
+  <w:comment w:author="Iasmin Marques" w:id="28" w:date="2025-03-06T19:21:47Z">
     <w:p>
       <w:pPr>
         <w:keepNext w:val="0"/>
@@ -15038,11 +15501,11 @@
           <w:vertAlign w:val="baseline"/>
           <w:rtl w:val="0"/>
         </w:rPr>
-        <w:t xml:space="preserve">adicionar o significado no rodapé</w:t>
+        <w:t xml:space="preserve">pagina 52 - dissertacao_uallaci</w:t>
       </w:r>
     </w:p>
   </w:comment>
-  <w:comment w:author="Iasmin Marques" w:id="44" w:date="2025-02-19T16:32:43Z">
+  <w:comment w:author="Iasmin Marques" w:id="16" w:date="2025-03-06T18:41:51Z">
     <w:p>
       <w:pPr>
         <w:keepNext w:val="0"/>
@@ -15089,11 +15552,11 @@
           <w:vertAlign w:val="baseline"/>
           <w:rtl w:val="0"/>
         </w:rPr>
-        <w:t xml:space="preserve">verificar qual palavra e melhor</w:t>
+        <w:t xml:space="preserve">colocar em ingles e pt</w:t>
       </w:r>
     </w:p>
   </w:comment>
-  <w:comment w:author="Iasmin Marques" w:id="16" w:date="2025-03-03T15:42:48Z">
+  <w:comment w:author="Iasmin Marques" w:id="57" w:date="2025-02-27T21:35:21Z">
     <w:p>
       <w:pPr>
         <w:keepNext w:val="0"/>
@@ -15140,9 +15603,11 @@
           <w:vertAlign w:val="baseline"/>
           <w:rtl w:val="0"/>
         </w:rPr>
-        <w:t xml:space="preserve">pagina 127 - artigo_7</w:t>
-      </w:r>
-    </w:p>
+        <w:t xml:space="preserve">verificar se é valido</w:t>
+      </w:r>
+    </w:p>
+  </w:comment>
+  <w:comment w:author="Iasmin Marques" w:id="3" w:date="2025-03-03T13:35:10Z">
     <w:p>
       <w:pPr>
         <w:keepNext w:val="0"/>
@@ -15189,11 +15654,11 @@
           <w:vertAlign w:val="baseline"/>
           <w:rtl w:val="0"/>
         </w:rPr>
-        <w:t xml:space="preserve">em considerações finais</w:t>
+        <w:t xml:space="preserve">pagina 1725 - artigo_sus</w:t>
       </w:r>
     </w:p>
   </w:comment>
-  <w:comment w:author="Iasmin Marques" w:id="25" w:date="2025-03-05T01:13:35Z">
+  <w:comment w:author="Iasmin Marques" w:id="36" w:date="2025-03-05T02:04:20Z">
     <w:p>
       <w:pPr>
         <w:keepNext w:val="0"/>
@@ -15240,11 +15705,11 @@
           <w:vertAlign w:val="baseline"/>
           <w:rtl w:val="0"/>
         </w:rPr>
-        <w:t xml:space="preserve">pagina 2 - machinelearinigprevisaocovid</w:t>
+        <w:t xml:space="preserve">pagina 3 - artigo 4</w:t>
       </w:r>
     </w:p>
   </w:comment>
-  <w:comment w:author="Iasmin Marques" w:id="17" w:date="2025-03-03T16:18:57Z">
+  <w:comment w:author="Iasmin Marques" w:id="8" w:date="2025-02-24T13:18:29Z">
     <w:p>
       <w:pPr>
         <w:keepNext w:val="0"/>
@@ -15291,11 +15756,11 @@
           <w:vertAlign w:val="baseline"/>
           <w:rtl w:val="0"/>
         </w:rPr>
-        <w:t xml:space="preserve">explicar o termo em inglês ??</w:t>
+        <w:t xml:space="preserve">add nota de rodapé</w:t>
       </w:r>
     </w:p>
   </w:comment>
-  <w:comment w:author="Iasmin Marques" w:id="43" w:date="2025-03-05T02:30:41Z">
+  <w:comment w:author="Iasmin Marques" w:id="35" w:date="2025-03-05T01:59:29Z">
     <w:p>
       <w:pPr>
         <w:keepNext w:val="0"/>
@@ -15342,11 +15807,11 @@
           <w:vertAlign w:val="baseline"/>
           <w:rtl w:val="0"/>
         </w:rPr>
-        <w:t xml:space="preserve">verificar se eu irei deixar</w:t>
+        <w:t xml:space="preserve">pagina 120 - artigo 7</w:t>
       </w:r>
     </w:p>
   </w:comment>
-  <w:comment w:author="Iasmin Marques" w:id="11" w:date="2025-03-03T14:12:08Z">
+  <w:comment w:author="Iasmin Marques" w:id="9" w:date="2025-02-24T13:16:06Z">
     <w:p>
       <w:pPr>
         <w:keepNext w:val="0"/>
@@ -15393,11 +15858,11 @@
           <w:vertAlign w:val="baseline"/>
           <w:rtl w:val="0"/>
         </w:rPr>
-        <w:t xml:space="preserve">pagina 28 - dissertacao uallaci</w:t>
+        <w:t xml:space="preserve">adicionar o significado no rodapé</w:t>
       </w:r>
     </w:p>
   </w:comment>
-  <w:comment w:author="Iasmin Marques" w:id="20" w:date="2025-03-05T00:46:53Z">
+  <w:comment w:author="Iasmin Marques" w:id="53" w:date="2025-02-19T16:32:43Z">
     <w:p>
       <w:pPr>
         <w:keepNext w:val="0"/>
@@ -15444,11 +15909,11 @@
           <w:vertAlign w:val="baseline"/>
           <w:rtl w:val="0"/>
         </w:rPr>
-        <w:t xml:space="preserve">pagina 2 - artigo 4</w:t>
+        <w:t xml:space="preserve">verificar qual palavra e melhor</w:t>
       </w:r>
     </w:p>
   </w:comment>
-  <w:comment w:author="Iasmin Marques" w:id="30" w:date="2025-03-05T01:38:44Z">
+  <w:comment w:author="Iasmin Marques" w:id="17" w:date="2025-03-03T15:42:48Z">
     <w:p>
       <w:pPr>
         <w:keepNext w:val="0"/>
@@ -15495,11 +15960,9 @@
           <w:vertAlign w:val="baseline"/>
           <w:rtl w:val="0"/>
         </w:rPr>
-        <w:t xml:space="preserve">pagina 4 - artigo 4</w:t>
-      </w:r>
-    </w:p>
-  </w:comment>
-  <w:comment w:author="Iasmin Marques" w:id="27" w:date="2025-03-05T01:20:53Z">
+        <w:t xml:space="preserve">pagina 127 - artigo_7</w:t>
+      </w:r>
+    </w:p>
     <w:p>
       <w:pPr>
         <w:keepNext w:val="0"/>
@@ -15546,11 +16009,11 @@
           <w:vertAlign w:val="baseline"/>
           <w:rtl w:val="0"/>
         </w:rPr>
-        <w:t xml:space="preserve">ele utiliza a ´palavra oveffiting</w:t>
+        <w:t xml:space="preserve">em considerações finais</w:t>
       </w:r>
     </w:p>
   </w:comment>
-  <w:comment w:author="Iasmin Marques" w:id="22" w:date="2025-03-05T00:50:28Z">
+  <w:comment w:author="Iasmin Marques" w:id="26" w:date="2025-03-05T01:13:35Z">
     <w:p>
       <w:pPr>
         <w:keepNext w:val="0"/>
@@ -15597,11 +16060,11 @@
           <w:vertAlign w:val="baseline"/>
           <w:rtl w:val="0"/>
         </w:rPr>
-        <w:t xml:space="preserve">pagina 2 - artigo 4</w:t>
+        <w:t xml:space="preserve">pagina 2 - machinelearinigprevisaocovid</w:t>
       </w:r>
     </w:p>
   </w:comment>
-  <w:comment w:author="Iasmin Marques" w:id="32" w:date="2025-03-05T01:54:14Z">
+  <w:comment w:author="Iasmin Marques" w:id="52" w:date="2025-03-05T02:30:41Z">
     <w:p>
       <w:pPr>
         <w:keepNext w:val="0"/>
@@ -15648,11 +16111,11 @@
           <w:vertAlign w:val="baseline"/>
           <w:rtl w:val="0"/>
         </w:rPr>
-        <w:t xml:space="preserve">pagina 23,21 - artigo 2</w:t>
+        <w:t xml:space="preserve">verificar se eu irei deixar</w:t>
       </w:r>
     </w:p>
   </w:comment>
-  <w:comment w:author="Iasmin Marques" w:id="33" w:date="2025-03-05T02:23:15Z">
+  <w:comment w:author="Iasmin Marques" w:id="11" w:date="2025-03-03T14:12:08Z">
     <w:p>
       <w:pPr>
         <w:keepNext w:val="0"/>
@@ -15699,11 +16162,11 @@
           <w:vertAlign w:val="baseline"/>
           <w:rtl w:val="0"/>
         </w:rPr>
-        <w:t xml:space="preserve">adicionar formulas - exemplo artigo 7</w:t>
+        <w:t xml:space="preserve">pagina 28 - dissertacao uallaci</w:t>
       </w:r>
     </w:p>
   </w:comment>
-  <w:comment w:author="Iasmin Marques" w:id="37" w:date="2025-03-05T02:11:12Z">
+  <w:comment w:author="Iasmin Marques" w:id="42" w:date="2025-03-06T19:48:08Z">
     <w:p>
       <w:pPr>
         <w:keepNext w:val="0"/>
@@ -15750,11 +16213,11 @@
           <w:vertAlign w:val="baseline"/>
           <w:rtl w:val="0"/>
         </w:rPr>
-        <w:t xml:space="preserve">pagina 10 - machinalearnigprevisaocovid</w:t>
+        <w:t xml:space="preserve">pagina 17 e 18 - machinelearningprevisaocovid.pdf</w:t>
       </w:r>
     </w:p>
   </w:comment>
-  <w:comment w:author="Iasmin Marques" w:id="6" w:date="2025-03-03T13:55:47Z">
+  <w:comment w:author="Iasmin Marques" w:id="21" w:date="2025-03-05T00:46:53Z">
     <w:p>
       <w:pPr>
         <w:keepNext w:val="0"/>
@@ -15801,11 +16264,11 @@
           <w:vertAlign w:val="baseline"/>
           <w:rtl w:val="0"/>
         </w:rPr>
-        <w:t xml:space="preserve">pagina 19 - artigo 2</w:t>
+        <w:t xml:space="preserve">pagina 2 - artigo 4</w:t>
       </w:r>
     </w:p>
   </w:comment>
-  <w:comment w:author="Iasmin Marques" w:id="14" w:date="2025-03-03T15:33:02Z">
+  <w:comment w:author="Iasmin Marques" w:id="24" w:date="2025-03-06T19:10:53Z">
     <w:p>
       <w:pPr>
         <w:keepNext w:val="0"/>
@@ -15852,11 +16315,11 @@
           <w:vertAlign w:val="baseline"/>
           <w:rtl w:val="0"/>
         </w:rPr>
-        <w:t xml:space="preserve">pagina 16 - dissertacaouallaci</w:t>
+        <w:t xml:space="preserve">artigo 6 - pagina 25 ?</w:t>
       </w:r>
     </w:p>
   </w:comment>
-  <w:comment w:author="Iasmin Marques" w:id="15" w:date="2025-03-03T15:33:22Z">
+  <w:comment w:author="Iasmin Marques" w:id="30" w:date="2025-03-05T01:38:44Z">
     <w:p>
       <w:pPr>
         <w:keepNext w:val="0"/>
@@ -15903,11 +16366,11 @@
           <w:vertAlign w:val="baseline"/>
           <w:rtl w:val="0"/>
         </w:rPr>
-        <w:t xml:space="preserve">* verificar se pode utilizar</w:t>
+        <w:t xml:space="preserve">pagina 4 - artigo 4</w:t>
       </w:r>
     </w:p>
   </w:comment>
-  <w:comment w:author="Iasmin Marques" w:id="2" w:date="2025-02-24T17:20:55Z">
+  <w:comment w:author="Iasmin Marques" w:id="23" w:date="2025-03-05T00:50:28Z">
     <w:p>
       <w:pPr>
         <w:keepNext w:val="0"/>
@@ -15954,11 +16417,11 @@
           <w:vertAlign w:val="baseline"/>
           <w:rtl w:val="0"/>
         </w:rPr>
-        <w:t xml:space="preserve">kdd - comentar sobre no 2</w:t>
+        <w:t xml:space="preserve">pagina 2 - artigo 4</w:t>
       </w:r>
     </w:p>
   </w:comment>
-  <w:comment w:author="Iasmin Marques" w:id="26" w:date="2025-02-24T17:20:55Z">
+  <w:comment w:author="Iasmin Marques" w:id="37" w:date="2025-03-06T19:50:37Z">
     <w:p>
       <w:pPr>
         <w:keepNext w:val="0"/>
@@ -16005,11 +16468,11 @@
           <w:vertAlign w:val="baseline"/>
           <w:rtl w:val="0"/>
         </w:rPr>
-        <w:t xml:space="preserve">kdd - comentar sobre no 2</w:t>
+        <w:t xml:space="preserve">ref boa em machinelearnign .... pg 16</w:t>
       </w:r>
     </w:p>
   </w:comment>
-  <w:comment w:author="Iasmin Marques" w:id="38" w:date="2025-03-05T02:15:54Z">
+  <w:comment w:author="Iasmin Marques" w:id="33" w:date="2025-03-05T01:54:14Z">
     <w:p>
       <w:pPr>
         <w:keepNext w:val="0"/>
@@ -16056,11 +16519,11 @@
           <w:vertAlign w:val="baseline"/>
           <w:rtl w:val="0"/>
         </w:rPr>
-        <w:t xml:space="preserve">PAGINA 22 e 12 - DISSERATCAO UALLaci</w:t>
+        <w:t xml:space="preserve">pagina 23,21 - artigo 2</w:t>
       </w:r>
     </w:p>
   </w:comment>
-  <w:comment w:author="Iasmin Marques" w:id="10" w:date="2025-03-03T14:09:06Z">
+  <w:comment w:author="Iasmin Marques" w:id="34" w:date="2025-03-05T02:23:15Z">
     <w:p>
       <w:pPr>
         <w:keepNext w:val="0"/>
@@ -16107,11 +16570,11 @@
           <w:vertAlign w:val="baseline"/>
           <w:rtl w:val="0"/>
         </w:rPr>
-        <w:t xml:space="preserve">pagina 27,28,29 -  machinelearningprevisaocovid</w:t>
+        <w:t xml:space="preserve">adicionar formulas - exemplo artigo 7</w:t>
       </w:r>
     </w:p>
   </w:comment>
-  <w:comment w:author="Iasmin Marques" w:id="18" w:date="2025-03-03T15:45:59Z">
+  <w:comment w:author="Iasmin Marques" w:id="38" w:date="2025-03-05T02:11:12Z">
     <w:p>
       <w:pPr>
         <w:keepNext w:val="0"/>
@@ -16158,9 +16621,11 @@
           <w:vertAlign w:val="baseline"/>
           <w:rtl w:val="0"/>
         </w:rPr>
-        <w:t xml:space="preserve">pagina 2 - artigo_4</w:t>
-      </w:r>
-    </w:p>
+        <w:t xml:space="preserve">pagina 10 - machinalearnigprevisaocovid</w:t>
+      </w:r>
+    </w:p>
+  </w:comment>
+  <w:comment w:author="Iasmin Marques" w:id="6" w:date="2025-03-03T13:55:47Z">
     <w:p>
       <w:pPr>
         <w:keepNext w:val="0"/>
@@ -16207,11 +16672,11 @@
           <w:vertAlign w:val="baseline"/>
           <w:rtl w:val="0"/>
         </w:rPr>
-        <w:t xml:space="preserve">em trabalhos relacionados</w:t>
+        <w:t xml:space="preserve">pagina 19 - artigo 2</w:t>
       </w:r>
     </w:p>
   </w:comment>
-  <w:comment w:author="Iasmin Marques" w:id="13" w:date="2025-03-03T14:30:31Z">
+  <w:comment w:author="Iasmin Marques" w:id="14" w:date="2025-03-03T15:33:02Z">
     <w:p>
       <w:pPr>
         <w:keepNext w:val="0"/>
@@ -16258,11 +16723,11 @@
           <w:vertAlign w:val="baseline"/>
           <w:rtl w:val="0"/>
         </w:rPr>
-        <w:t xml:space="preserve">pagina 119 - artigo 7</w:t>
+        <w:t xml:space="preserve">pagina 16 - dissertacaouallaci</w:t>
       </w:r>
     </w:p>
   </w:comment>
-  <w:comment w:author="Iasmin Marques" w:id="1" w:date="2025-02-24T14:09:16Z">
+  <w:comment w:author="Iasmin Marques" w:id="15" w:date="2025-03-03T15:33:22Z">
     <w:p>
       <w:pPr>
         <w:keepNext w:val="0"/>
@@ -16309,11 +16774,11 @@
           <w:vertAlign w:val="baseline"/>
           <w:rtl w:val="0"/>
         </w:rPr>
-        <w:t xml:space="preserve">verificar se a estrutura esta ok</w:t>
+        <w:t xml:space="preserve">* verificar se pode utilizar</w:t>
       </w:r>
     </w:p>
   </w:comment>
-  <w:comment w:author="Iasmin Marques" w:id="19" w:date="2025-03-03T15:51:32Z">
+  <w:comment w:author="Iasmin Marques" w:id="2" w:date="2025-02-24T17:20:55Z">
     <w:p>
       <w:pPr>
         <w:keepNext w:val="0"/>
@@ -16360,11 +16825,11 @@
           <w:vertAlign w:val="baseline"/>
           <w:rtl w:val="0"/>
         </w:rPr>
-        <w:t xml:space="preserve">verificar se deixo ou descarto</w:t>
+        <w:t xml:space="preserve">kdd - comentar sobre no 2</w:t>
       </w:r>
     </w:p>
   </w:comment>
-  <w:comment w:author="Iasmin Marques" w:id="29" w:date="2025-03-05T01:32:51Z">
+  <w:comment w:author="Iasmin Marques" w:id="27" w:date="2025-02-24T17:20:55Z">
     <w:p>
       <w:pPr>
         <w:keepNext w:val="0"/>
@@ -16411,11 +16876,11 @@
           <w:vertAlign w:val="baseline"/>
           <w:rtl w:val="0"/>
         </w:rPr>
-        <w:t xml:space="preserve">pagina 44 - artigo 2</w:t>
+        <w:t xml:space="preserve">kdd - comentar sobre no 2</w:t>
       </w:r>
     </w:p>
   </w:comment>
-  <w:comment w:author="Iasmin Marques" w:id="41" w:date="2025-03-05T02:28:12Z">
+  <w:comment w:author="Iasmin Marques" w:id="39" w:date="2025-03-05T02:15:54Z">
     <w:p>
       <w:pPr>
         <w:keepNext w:val="0"/>
@@ -16462,11 +16927,11 @@
           <w:vertAlign w:val="baseline"/>
           <w:rtl w:val="0"/>
         </w:rPr>
-        <w:t xml:space="preserve">pegar do artigo 6</w:t>
+        <w:t xml:space="preserve">PAGINA 22 e 12 - DISSERATCAO UALLaci</w:t>
       </w:r>
     </w:p>
   </w:comment>
-  <w:comment w:author="Iasmin Marques" w:id="42" w:date="2025-03-05T02:29:07Z">
+  <w:comment w:author="Iasmin Marques" w:id="10" w:date="2025-03-03T14:09:06Z">
     <w:p>
       <w:pPr>
         <w:keepNext w:val="0"/>
@@ -16513,11 +16978,11 @@
           <w:vertAlign w:val="baseline"/>
           <w:rtl w:val="0"/>
         </w:rPr>
-        <w:t xml:space="preserve">3.4.4</w:t>
+        <w:t xml:space="preserve">pagina 27,28,29 -  machinelearningprevisaocovid</w:t>
       </w:r>
     </w:p>
   </w:comment>
-  <w:comment w:author="Iasmin Marques" w:id="45" w:date="2025-02-24T17:24:54Z">
+  <w:comment w:author="Iasmin Marques" w:id="47" w:date="2025-03-06T20:10:33Z">
     <w:p>
       <w:pPr>
         <w:keepNext w:val="0"/>
@@ -16564,6 +17029,463 @@
           <w:vertAlign w:val="baseline"/>
           <w:rtl w:val="0"/>
         </w:rPr>
+        <w:t xml:space="preserve">pagina 49 - artigo 6</w:t>
+      </w:r>
+    </w:p>
+  </w:comment>
+  <w:comment w:author="Iasmin Marques" w:id="20" w:date="2025-03-03T15:45:59Z">
+    <w:p>
+      <w:pPr>
+        <w:keepNext w:val="0"/>
+        <w:keepLines w:val="0"/>
+        <w:pageBreakBefore w:val="0"/>
+        <w:widowControl w:val="0"/>
+        <w:pBdr>
+          <w:top w:space="0" w:sz="0" w:val="nil"/>
+          <w:left w:space="0" w:sz="0" w:val="nil"/>
+          <w:bottom w:space="0" w:sz="0" w:val="nil"/>
+          <w:right w:space="0" w:sz="0" w:val="nil"/>
+          <w:between w:space="0" w:sz="0" w:val="nil"/>
+        </w:pBdr>
+        <w:shd w:fill="auto" w:val="clear"/>
+        <w:spacing w:after="0" w:before="0" w:line="240" w:lineRule="auto"/>
+        <w:ind w:left="0" w:right="0" w:firstLine="0"/>
+        <w:jc w:val="left"/>
+        <w:rPr>
+          <w:rFonts w:ascii="Arial" w:cs="Arial" w:eastAsia="Arial" w:hAnsi="Arial"/>
+          <w:b w:val="0"/>
+          <w:i w:val="0"/>
+          <w:smallCaps w:val="0"/>
+          <w:strike w:val="0"/>
+          <w:color w:val="000000"/>
+          <w:sz w:val="22"/>
+          <w:szCs w:val="22"/>
+          <w:u w:val="none"/>
+          <w:shd w:fill="auto" w:val="clear"/>
+          <w:vertAlign w:val="baseline"/>
+        </w:rPr>
+      </w:pPr>
+      <w:r>
+        <w:rPr>
+          <w:rFonts w:ascii="Arial" w:cs="Arial" w:eastAsia="Arial" w:hAnsi="Arial"/>
+          <w:b w:val="0"/>
+          <w:i w:val="0"/>
+          <w:smallCaps w:val="0"/>
+          <w:strike w:val="0"/>
+          <w:color w:val="000000"/>
+          <w:sz w:val="22"/>
+          <w:szCs w:val="22"/>
+          <w:u w:val="none"/>
+          <w:shd w:fill="auto" w:val="clear"/>
+          <w:vertAlign w:val="baseline"/>
+          <w:rtl w:val="0"/>
+        </w:rPr>
+        <w:t xml:space="preserve">pagina 2 - artigo_4</w:t>
+      </w:r>
+    </w:p>
+    <w:p>
+      <w:pPr>
+        <w:keepNext w:val="0"/>
+        <w:keepLines w:val="0"/>
+        <w:pageBreakBefore w:val="0"/>
+        <w:widowControl w:val="0"/>
+        <w:pBdr>
+          <w:top w:space="0" w:sz="0" w:val="nil"/>
+          <w:left w:space="0" w:sz="0" w:val="nil"/>
+          <w:bottom w:space="0" w:sz="0" w:val="nil"/>
+          <w:right w:space="0" w:sz="0" w:val="nil"/>
+          <w:between w:space="0" w:sz="0" w:val="nil"/>
+        </w:pBdr>
+        <w:shd w:fill="auto" w:val="clear"/>
+        <w:spacing w:after="0" w:before="0" w:line="240" w:lineRule="auto"/>
+        <w:ind w:left="0" w:right="0" w:firstLine="0"/>
+        <w:jc w:val="left"/>
+        <w:rPr>
+          <w:rFonts w:ascii="Arial" w:cs="Arial" w:eastAsia="Arial" w:hAnsi="Arial"/>
+          <w:b w:val="0"/>
+          <w:i w:val="0"/>
+          <w:smallCaps w:val="0"/>
+          <w:strike w:val="0"/>
+          <w:color w:val="000000"/>
+          <w:sz w:val="22"/>
+          <w:szCs w:val="22"/>
+          <w:u w:val="none"/>
+          <w:shd w:fill="auto" w:val="clear"/>
+          <w:vertAlign w:val="baseline"/>
+        </w:rPr>
+      </w:pPr>
+      <w:r>
+        <w:rPr>
+          <w:rFonts w:ascii="Arial" w:cs="Arial" w:eastAsia="Arial" w:hAnsi="Arial"/>
+          <w:b w:val="0"/>
+          <w:i w:val="0"/>
+          <w:smallCaps w:val="0"/>
+          <w:strike w:val="0"/>
+          <w:color w:val="000000"/>
+          <w:sz w:val="22"/>
+          <w:szCs w:val="22"/>
+          <w:u w:val="none"/>
+          <w:shd w:fill="auto" w:val="clear"/>
+          <w:vertAlign w:val="baseline"/>
+          <w:rtl w:val="0"/>
+        </w:rPr>
+        <w:t xml:space="preserve">em trabalhos relacionados</w:t>
+      </w:r>
+    </w:p>
+  </w:comment>
+  <w:comment w:author="Iasmin Marques" w:id="13" w:date="2025-03-03T14:30:31Z">
+    <w:p>
+      <w:pPr>
+        <w:keepNext w:val="0"/>
+        <w:keepLines w:val="0"/>
+        <w:pageBreakBefore w:val="0"/>
+        <w:widowControl w:val="0"/>
+        <w:pBdr>
+          <w:top w:space="0" w:sz="0" w:val="nil"/>
+          <w:left w:space="0" w:sz="0" w:val="nil"/>
+          <w:bottom w:space="0" w:sz="0" w:val="nil"/>
+          <w:right w:space="0" w:sz="0" w:val="nil"/>
+          <w:between w:space="0" w:sz="0" w:val="nil"/>
+        </w:pBdr>
+        <w:shd w:fill="auto" w:val="clear"/>
+        <w:spacing w:after="0" w:before="0" w:line="240" w:lineRule="auto"/>
+        <w:ind w:left="0" w:right="0" w:firstLine="0"/>
+        <w:jc w:val="left"/>
+        <w:rPr>
+          <w:rFonts w:ascii="Arial" w:cs="Arial" w:eastAsia="Arial" w:hAnsi="Arial"/>
+          <w:b w:val="0"/>
+          <w:i w:val="0"/>
+          <w:smallCaps w:val="0"/>
+          <w:strike w:val="0"/>
+          <w:color w:val="000000"/>
+          <w:sz w:val="22"/>
+          <w:szCs w:val="22"/>
+          <w:u w:val="none"/>
+          <w:shd w:fill="auto" w:val="clear"/>
+          <w:vertAlign w:val="baseline"/>
+        </w:rPr>
+      </w:pPr>
+      <w:r>
+        <w:rPr>
+          <w:rFonts w:ascii="Arial" w:cs="Arial" w:eastAsia="Arial" w:hAnsi="Arial"/>
+          <w:b w:val="0"/>
+          <w:i w:val="0"/>
+          <w:smallCaps w:val="0"/>
+          <w:strike w:val="0"/>
+          <w:color w:val="000000"/>
+          <w:sz w:val="22"/>
+          <w:szCs w:val="22"/>
+          <w:u w:val="none"/>
+          <w:shd w:fill="auto" w:val="clear"/>
+          <w:vertAlign w:val="baseline"/>
+          <w:rtl w:val="0"/>
+        </w:rPr>
+        <w:t xml:space="preserve">pagina 119 - artigo 7</w:t>
+      </w:r>
+    </w:p>
+  </w:comment>
+  <w:comment w:author="Iasmin Marques" w:id="1" w:date="2025-02-24T14:09:16Z">
+    <w:p>
+      <w:pPr>
+        <w:keepNext w:val="0"/>
+        <w:keepLines w:val="0"/>
+        <w:pageBreakBefore w:val="0"/>
+        <w:widowControl w:val="0"/>
+        <w:pBdr>
+          <w:top w:space="0" w:sz="0" w:val="nil"/>
+          <w:left w:space="0" w:sz="0" w:val="nil"/>
+          <w:bottom w:space="0" w:sz="0" w:val="nil"/>
+          <w:right w:space="0" w:sz="0" w:val="nil"/>
+          <w:between w:space="0" w:sz="0" w:val="nil"/>
+        </w:pBdr>
+        <w:shd w:fill="auto" w:val="clear"/>
+        <w:spacing w:after="0" w:before="0" w:line="240" w:lineRule="auto"/>
+        <w:ind w:left="0" w:right="0" w:firstLine="0"/>
+        <w:jc w:val="left"/>
+        <w:rPr>
+          <w:rFonts w:ascii="Arial" w:cs="Arial" w:eastAsia="Arial" w:hAnsi="Arial"/>
+          <w:b w:val="0"/>
+          <w:i w:val="0"/>
+          <w:smallCaps w:val="0"/>
+          <w:strike w:val="0"/>
+          <w:color w:val="000000"/>
+          <w:sz w:val="22"/>
+          <w:szCs w:val="22"/>
+          <w:u w:val="none"/>
+          <w:shd w:fill="auto" w:val="clear"/>
+          <w:vertAlign w:val="baseline"/>
+        </w:rPr>
+      </w:pPr>
+      <w:r>
+        <w:rPr>
+          <w:rFonts w:ascii="Arial" w:cs="Arial" w:eastAsia="Arial" w:hAnsi="Arial"/>
+          <w:b w:val="0"/>
+          <w:i w:val="0"/>
+          <w:smallCaps w:val="0"/>
+          <w:strike w:val="0"/>
+          <w:color w:val="000000"/>
+          <w:sz w:val="22"/>
+          <w:szCs w:val="22"/>
+          <w:u w:val="none"/>
+          <w:shd w:fill="auto" w:val="clear"/>
+          <w:vertAlign w:val="baseline"/>
+          <w:rtl w:val="0"/>
+        </w:rPr>
+        <w:t xml:space="preserve">verificar se a estrutura esta ok</w:t>
+      </w:r>
+    </w:p>
+  </w:comment>
+  <w:comment w:author="Iasmin Marques" w:id="29" w:date="2025-03-05T01:32:51Z">
+    <w:p>
+      <w:pPr>
+        <w:keepNext w:val="0"/>
+        <w:keepLines w:val="0"/>
+        <w:pageBreakBefore w:val="0"/>
+        <w:widowControl w:val="0"/>
+        <w:pBdr>
+          <w:top w:space="0" w:sz="0" w:val="nil"/>
+          <w:left w:space="0" w:sz="0" w:val="nil"/>
+          <w:bottom w:space="0" w:sz="0" w:val="nil"/>
+          <w:right w:space="0" w:sz="0" w:val="nil"/>
+          <w:between w:space="0" w:sz="0" w:val="nil"/>
+        </w:pBdr>
+        <w:shd w:fill="auto" w:val="clear"/>
+        <w:spacing w:after="0" w:before="0" w:line="240" w:lineRule="auto"/>
+        <w:ind w:left="0" w:right="0" w:firstLine="0"/>
+        <w:jc w:val="left"/>
+        <w:rPr>
+          <w:rFonts w:ascii="Arial" w:cs="Arial" w:eastAsia="Arial" w:hAnsi="Arial"/>
+          <w:b w:val="0"/>
+          <w:i w:val="0"/>
+          <w:smallCaps w:val="0"/>
+          <w:strike w:val="0"/>
+          <w:color w:val="000000"/>
+          <w:sz w:val="22"/>
+          <w:szCs w:val="22"/>
+          <w:u w:val="none"/>
+          <w:shd w:fill="auto" w:val="clear"/>
+          <w:vertAlign w:val="baseline"/>
+        </w:rPr>
+      </w:pPr>
+      <w:r>
+        <w:rPr>
+          <w:rFonts w:ascii="Arial" w:cs="Arial" w:eastAsia="Arial" w:hAnsi="Arial"/>
+          <w:b w:val="0"/>
+          <w:i w:val="0"/>
+          <w:smallCaps w:val="0"/>
+          <w:strike w:val="0"/>
+          <w:color w:val="000000"/>
+          <w:sz w:val="22"/>
+          <w:szCs w:val="22"/>
+          <w:u w:val="none"/>
+          <w:shd w:fill="auto" w:val="clear"/>
+          <w:vertAlign w:val="baseline"/>
+          <w:rtl w:val="0"/>
+        </w:rPr>
+        <w:t xml:space="preserve">pagina 44 - artigo 2</w:t>
+      </w:r>
+    </w:p>
+  </w:comment>
+  <w:comment w:author="Iasmin Marques" w:id="31" w:date="2025-03-06T19:17:43Z">
+    <w:p>
+      <w:pPr>
+        <w:keepNext w:val="0"/>
+        <w:keepLines w:val="0"/>
+        <w:pageBreakBefore w:val="0"/>
+        <w:widowControl w:val="0"/>
+        <w:pBdr>
+          <w:top w:space="0" w:sz="0" w:val="nil"/>
+          <w:left w:space="0" w:sz="0" w:val="nil"/>
+          <w:bottom w:space="0" w:sz="0" w:val="nil"/>
+          <w:right w:space="0" w:sz="0" w:val="nil"/>
+          <w:between w:space="0" w:sz="0" w:val="nil"/>
+        </w:pBdr>
+        <w:shd w:fill="auto" w:val="clear"/>
+        <w:spacing w:after="0" w:before="0" w:line="240" w:lineRule="auto"/>
+        <w:ind w:left="0" w:right="0" w:firstLine="0"/>
+        <w:jc w:val="left"/>
+        <w:rPr>
+          <w:rFonts w:ascii="Arial" w:cs="Arial" w:eastAsia="Arial" w:hAnsi="Arial"/>
+          <w:b w:val="0"/>
+          <w:i w:val="0"/>
+          <w:smallCaps w:val="0"/>
+          <w:strike w:val="0"/>
+          <w:color w:val="000000"/>
+          <w:sz w:val="22"/>
+          <w:szCs w:val="22"/>
+          <w:u w:val="none"/>
+          <w:shd w:fill="auto" w:val="clear"/>
+          <w:vertAlign w:val="baseline"/>
+        </w:rPr>
+      </w:pPr>
+      <w:r>
+        <w:rPr>
+          <w:rFonts w:ascii="Arial" w:cs="Arial" w:eastAsia="Arial" w:hAnsi="Arial"/>
+          <w:b w:val="0"/>
+          <w:i w:val="0"/>
+          <w:smallCaps w:val="0"/>
+          <w:strike w:val="0"/>
+          <w:color w:val="000000"/>
+          <w:sz w:val="22"/>
+          <w:szCs w:val="22"/>
+          <w:u w:val="none"/>
+          <w:shd w:fill="auto" w:val="clear"/>
+          <w:vertAlign w:val="baseline"/>
+          <w:rtl w:val="0"/>
+        </w:rPr>
+        <w:t xml:space="preserve">talvez de uallaci (pg 51)</w:t>
+      </w:r>
+    </w:p>
+  </w:comment>
+  <w:comment w:author="Iasmin Marques" w:id="45" w:date="2025-03-05T02:28:12Z">
+    <w:p>
+      <w:pPr>
+        <w:keepNext w:val="0"/>
+        <w:keepLines w:val="0"/>
+        <w:pageBreakBefore w:val="0"/>
+        <w:widowControl w:val="0"/>
+        <w:pBdr>
+          <w:top w:space="0" w:sz="0" w:val="nil"/>
+          <w:left w:space="0" w:sz="0" w:val="nil"/>
+          <w:bottom w:space="0" w:sz="0" w:val="nil"/>
+          <w:right w:space="0" w:sz="0" w:val="nil"/>
+          <w:between w:space="0" w:sz="0" w:val="nil"/>
+        </w:pBdr>
+        <w:shd w:fill="auto" w:val="clear"/>
+        <w:spacing w:after="0" w:before="0" w:line="240" w:lineRule="auto"/>
+        <w:ind w:left="0" w:right="0" w:firstLine="0"/>
+        <w:jc w:val="left"/>
+        <w:rPr>
+          <w:rFonts w:ascii="Arial" w:cs="Arial" w:eastAsia="Arial" w:hAnsi="Arial"/>
+          <w:b w:val="0"/>
+          <w:i w:val="0"/>
+          <w:smallCaps w:val="0"/>
+          <w:strike w:val="0"/>
+          <w:color w:val="000000"/>
+          <w:sz w:val="22"/>
+          <w:szCs w:val="22"/>
+          <w:u w:val="none"/>
+          <w:shd w:fill="auto" w:val="clear"/>
+          <w:vertAlign w:val="baseline"/>
+        </w:rPr>
+      </w:pPr>
+      <w:r>
+        <w:rPr>
+          <w:rFonts w:ascii="Arial" w:cs="Arial" w:eastAsia="Arial" w:hAnsi="Arial"/>
+          <w:b w:val="0"/>
+          <w:i w:val="0"/>
+          <w:smallCaps w:val="0"/>
+          <w:strike w:val="0"/>
+          <w:color w:val="000000"/>
+          <w:sz w:val="22"/>
+          <w:szCs w:val="22"/>
+          <w:u w:val="none"/>
+          <w:shd w:fill="auto" w:val="clear"/>
+          <w:vertAlign w:val="baseline"/>
+          <w:rtl w:val="0"/>
+        </w:rPr>
+        <w:t xml:space="preserve">pegar do artigo 6</w:t>
+      </w:r>
+    </w:p>
+  </w:comment>
+  <w:comment w:author="Iasmin Marques" w:id="46" w:date="2025-03-05T02:29:07Z">
+    <w:p>
+      <w:pPr>
+        <w:keepNext w:val="0"/>
+        <w:keepLines w:val="0"/>
+        <w:pageBreakBefore w:val="0"/>
+        <w:widowControl w:val="0"/>
+        <w:pBdr>
+          <w:top w:space="0" w:sz="0" w:val="nil"/>
+          <w:left w:space="0" w:sz="0" w:val="nil"/>
+          <w:bottom w:space="0" w:sz="0" w:val="nil"/>
+          <w:right w:space="0" w:sz="0" w:val="nil"/>
+          <w:between w:space="0" w:sz="0" w:val="nil"/>
+        </w:pBdr>
+        <w:shd w:fill="auto" w:val="clear"/>
+        <w:spacing w:after="0" w:before="0" w:line="240" w:lineRule="auto"/>
+        <w:ind w:left="0" w:right="0" w:firstLine="0"/>
+        <w:jc w:val="left"/>
+        <w:rPr>
+          <w:rFonts w:ascii="Arial" w:cs="Arial" w:eastAsia="Arial" w:hAnsi="Arial"/>
+          <w:b w:val="0"/>
+          <w:i w:val="0"/>
+          <w:smallCaps w:val="0"/>
+          <w:strike w:val="0"/>
+          <w:color w:val="000000"/>
+          <w:sz w:val="22"/>
+          <w:szCs w:val="22"/>
+          <w:u w:val="none"/>
+          <w:shd w:fill="auto" w:val="clear"/>
+          <w:vertAlign w:val="baseline"/>
+        </w:rPr>
+      </w:pPr>
+      <w:r>
+        <w:rPr>
+          <w:rFonts w:ascii="Arial" w:cs="Arial" w:eastAsia="Arial" w:hAnsi="Arial"/>
+          <w:b w:val="0"/>
+          <w:i w:val="0"/>
+          <w:smallCaps w:val="0"/>
+          <w:strike w:val="0"/>
+          <w:color w:val="000000"/>
+          <w:sz w:val="22"/>
+          <w:szCs w:val="22"/>
+          <w:u w:val="none"/>
+          <w:shd w:fill="auto" w:val="clear"/>
+          <w:vertAlign w:val="baseline"/>
+          <w:rtl w:val="0"/>
+        </w:rPr>
+        <w:t xml:space="preserve">3.4.4</w:t>
+      </w:r>
+    </w:p>
+  </w:comment>
+  <w:comment w:author="Iasmin Marques" w:id="54" w:date="2025-02-24T17:24:54Z">
+    <w:p>
+      <w:pPr>
+        <w:keepNext w:val="0"/>
+        <w:keepLines w:val="0"/>
+        <w:pageBreakBefore w:val="0"/>
+        <w:widowControl w:val="0"/>
+        <w:pBdr>
+          <w:top w:space="0" w:sz="0" w:val="nil"/>
+          <w:left w:space="0" w:sz="0" w:val="nil"/>
+          <w:bottom w:space="0" w:sz="0" w:val="nil"/>
+          <w:right w:space="0" w:sz="0" w:val="nil"/>
+          <w:between w:space="0" w:sz="0" w:val="nil"/>
+        </w:pBdr>
+        <w:shd w:fill="auto" w:val="clear"/>
+        <w:spacing w:after="0" w:before="0" w:line="240" w:lineRule="auto"/>
+        <w:ind w:left="0" w:right="0" w:firstLine="0"/>
+        <w:jc w:val="left"/>
+        <w:rPr>
+          <w:rFonts w:ascii="Arial" w:cs="Arial" w:eastAsia="Arial" w:hAnsi="Arial"/>
+          <w:b w:val="0"/>
+          <w:i w:val="0"/>
+          <w:smallCaps w:val="0"/>
+          <w:strike w:val="0"/>
+          <w:color w:val="000000"/>
+          <w:sz w:val="22"/>
+          <w:szCs w:val="22"/>
+          <w:u w:val="none"/>
+          <w:shd w:fill="auto" w:val="clear"/>
+          <w:vertAlign w:val="baseline"/>
+        </w:rPr>
+      </w:pPr>
+      <w:r>
+        <w:rPr>
+          <w:rFonts w:ascii="Arial" w:cs="Arial" w:eastAsia="Arial" w:hAnsi="Arial"/>
+          <w:b w:val="0"/>
+          <w:i w:val="0"/>
+          <w:smallCaps w:val="0"/>
+          <w:strike w:val="0"/>
+          <w:color w:val="000000"/>
+          <w:sz w:val="22"/>
+          <w:szCs w:val="22"/>
+          <w:u w:val="none"/>
+          <w:shd w:fill="auto" w:val="clear"/>
+          <w:vertAlign w:val="baseline"/>
+          <w:rtl w:val="0"/>
+        </w:rPr>
         <w:t xml:space="preserve">esse é o kdd</w:t>
       </w:r>
     </w:p>
@@ -16573,6 +17495,9 @@
 
 <file path=word/commentsExtended.xml><?xml version="1.0" encoding="utf-8"?>
 <w15:commentsEx xmlns:mc="http://schemas.openxmlformats.org/markup-compatibility/2006" xmlns:o="urn:schemas-microsoft-com:office:office" xmlns:r="http://schemas.openxmlformats.org/officeDocument/2006/relationships" xmlns:m="http://schemas.openxmlformats.org/officeDocument/2006/math" xmlns:v="urn:schemas-microsoft-com:vml" xmlns:wp="http://schemas.openxmlformats.org/drawingml/2006/wordprocessingDrawing" xmlns:w10="urn:schemas-microsoft-com:office:word" xmlns:w="http://schemas.openxmlformats.org/wordprocessingml/2006/main" xmlns:wne="http://schemas.microsoft.com/office/word/2006/wordml" xmlns:sl="http://schemas.openxmlformats.org/schemaLibrary/2006/main" xmlns:a="http://schemas.openxmlformats.org/drawingml/2006/main" xmlns:pic="http://schemas.openxmlformats.org/drawingml/2006/picture" xmlns:c="http://schemas.openxmlformats.org/drawingml/2006/chart" xmlns:lc="http://schemas.openxmlformats.org/drawingml/2006/lockedCanvas" xmlns:dgm="http://schemas.openxmlformats.org/drawingml/2006/diagram" xmlns:wps="http://schemas.microsoft.com/office/word/2010/wordprocessingShape" xmlns:wpg="http://schemas.microsoft.com/office/word/2010/wordprocessingGroup" xmlns:w14="http://schemas.microsoft.com/office/word/2010/wordml" xmlns:w15="http://schemas.microsoft.com/office/word/2012/wordml" xmlns:w16="http://schemas.microsoft.com/office/word/2018/wordml" xmlns:w16cex="http://schemas.microsoft.com/office/word/2018/wordml/cex" xmlns:w16cid="http://schemas.microsoft.com/office/word/2016/wordml/cid" xmlns="http://schemas.microsoft.com/office/tasks/2019/documenttasks" xmlns:cr="http://schemas.microsoft.com/office/comments/2020/reactions">
+  <w15:commentEx w15:paraId="000001F2" w15:done="0"/>
+  <w15:commentEx w15:paraId="000001F3" w15:done="0"/>
+  <w15:commentEx w15:paraId="000001F4" w15:done="0"/>
   <w15:commentEx w15:paraId="000001F5" w15:done="0"/>
   <w15:commentEx w15:paraId="000001F6" w15:done="0"/>
   <w15:commentEx w15:paraId="000001F7" w15:done="0"/>
@@ -16596,10 +17521,10 @@
   <w15:commentEx w15:paraId="00000209" w15:done="0"/>
   <w15:commentEx w15:paraId="0000020A" w15:done="0"/>
   <w15:commentEx w15:paraId="0000020B" w15:done="0"/>
+  <w15:commentEx w15:paraId="0000020C" w15:done="0"/>
   <w15:commentEx w15:paraId="0000020D" w15:done="0"/>
   <w15:commentEx w15:paraId="0000020E" w15:done="0"/>
   <w15:commentEx w15:paraId="0000020F" w15:done="0"/>
-  <w15:commentEx w15:paraId="00000210" w15:done="0"/>
   <w15:commentEx w15:paraId="00000211" w15:done="0"/>
   <w15:commentEx w15:paraId="00000212" w15:done="0"/>
   <w15:commentEx w15:paraId="00000213" w15:done="0"/>
@@ -16610,19 +17535,25 @@
   <w15:commentEx w15:paraId="00000218" w15:done="0"/>
   <w15:commentEx w15:paraId="00000219" w15:done="0"/>
   <w15:commentEx w15:paraId="0000021A" w15:done="0"/>
-  <w15:commentEx w15:paraId="0000021B" w15:paraIdParent="0000021A" w15:done="0"/>
+  <w15:commentEx w15:paraId="0000021B" w15:done="0"/>
   <w15:commentEx w15:paraId="0000021C" w15:done="0"/>
   <w15:commentEx w15:paraId="0000021D" w15:done="0"/>
   <w15:commentEx w15:paraId="0000021E" w15:done="0"/>
   <w15:commentEx w15:paraId="0000021F" w15:done="0"/>
+  <w15:commentEx w15:paraId="00000220" w15:paraIdParent="0000021F" w15:done="0"/>
   <w15:commentEx w15:paraId="00000221" w15:done="0"/>
   <w15:commentEx w15:paraId="00000222" w15:done="0"/>
   <w15:commentEx w15:paraId="00000223" w15:done="0"/>
   <w15:commentEx w15:paraId="00000224" w15:done="0"/>
   <w15:commentEx w15:paraId="00000225" w15:done="0"/>
-  <w15:commentEx w15:paraId="00000226" w15:done="0"/>
-  <w15:commentEx w15:paraId="00000227" w15:paraIdParent="00000226" w15:done="0"/>
+  <w15:commentEx w15:paraId="00000227" w15:done="0"/>
   <w15:commentEx w15:paraId="00000228" w15:done="0"/>
+  <w15:commentEx w15:paraId="00000229" w15:done="0"/>
+  <w15:commentEx w15:paraId="0000022A" w15:done="0"/>
+  <w15:commentEx w15:paraId="0000022B" w15:done="0"/>
+  <w15:commentEx w15:paraId="0000022C" w15:done="0"/>
+  <w15:commentEx w15:paraId="0000022D" w15:paraIdParent="0000022C" w15:done="0"/>
+  <w15:commentEx w15:paraId="0000022E" w15:done="0"/>
 </w15:commentsEx>
 </file>
 
@@ -17966,6 +18897,190 @@
   <w:abstractNum w:abstractNumId="12">
     <w:lvl w:ilvl="0">
       <w:start w:val="1"/>
+      <w:numFmt w:val="decimal"/>
+      <w:lvlText w:val="%1."/>
+      <w:lvlJc w:val="left"/>
+      <w:pPr>
+        <w:ind w:left="720" w:hanging="360"/>
+      </w:pPr>
+      <w:rPr/>
+    </w:lvl>
+    <w:lvl w:ilvl="1">
+      <w:start w:val="1"/>
+      <w:numFmt w:val="lowerLetter"/>
+      <w:lvlText w:val="%2."/>
+      <w:lvlJc w:val="left"/>
+      <w:pPr>
+        <w:ind w:left="1440" w:hanging="360"/>
+      </w:pPr>
+      <w:rPr/>
+    </w:lvl>
+    <w:lvl w:ilvl="2">
+      <w:start w:val="1"/>
+      <w:numFmt w:val="lowerRoman"/>
+      <w:lvlText w:val="%3."/>
+      <w:lvlJc w:val="right"/>
+      <w:pPr>
+        <w:ind w:left="2160" w:hanging="180"/>
+      </w:pPr>
+      <w:rPr/>
+    </w:lvl>
+    <w:lvl w:ilvl="3">
+      <w:start w:val="1"/>
+      <w:numFmt w:val="decimal"/>
+      <w:lvlText w:val="%4."/>
+      <w:lvlJc w:val="left"/>
+      <w:pPr>
+        <w:ind w:left="2880" w:hanging="360"/>
+      </w:pPr>
+      <w:rPr/>
+    </w:lvl>
+    <w:lvl w:ilvl="4">
+      <w:start w:val="1"/>
+      <w:numFmt w:val="lowerLetter"/>
+      <w:lvlText w:val="%5."/>
+      <w:lvlJc w:val="left"/>
+      <w:pPr>
+        <w:ind w:left="3600" w:hanging="360"/>
+      </w:pPr>
+      <w:rPr/>
+    </w:lvl>
+    <w:lvl w:ilvl="5">
+      <w:start w:val="1"/>
+      <w:numFmt w:val="lowerRoman"/>
+      <w:lvlText w:val="%6."/>
+      <w:lvlJc w:val="right"/>
+      <w:pPr>
+        <w:ind w:left="4320" w:hanging="180"/>
+      </w:pPr>
+      <w:rPr/>
+    </w:lvl>
+    <w:lvl w:ilvl="6">
+      <w:start w:val="1"/>
+      <w:numFmt w:val="decimal"/>
+      <w:lvlText w:val="%7."/>
+      <w:lvlJc w:val="left"/>
+      <w:pPr>
+        <w:ind w:left="5040" w:hanging="360"/>
+      </w:pPr>
+      <w:rPr/>
+    </w:lvl>
+    <w:lvl w:ilvl="7">
+      <w:start w:val="1"/>
+      <w:numFmt w:val="lowerLetter"/>
+      <w:lvlText w:val="%8."/>
+      <w:lvlJc w:val="left"/>
+      <w:pPr>
+        <w:ind w:left="5760" w:hanging="360"/>
+      </w:pPr>
+      <w:rPr/>
+    </w:lvl>
+    <w:lvl w:ilvl="8">
+      <w:start w:val="1"/>
+      <w:numFmt w:val="lowerRoman"/>
+      <w:lvlText w:val="%9."/>
+      <w:lvlJc w:val="right"/>
+      <w:pPr>
+        <w:ind w:left="6480" w:hanging="180"/>
+      </w:pPr>
+      <w:rPr/>
+    </w:lvl>
+  </w:abstractNum>
+  <w:abstractNum w:abstractNumId="13">
+    <w:lvl w:ilvl="0">
+      <w:start w:val="1"/>
+      <w:numFmt w:val="decimal"/>
+      <w:lvlText w:val="%1."/>
+      <w:lvlJc w:val="left"/>
+      <w:pPr>
+        <w:ind w:left="720" w:hanging="360"/>
+      </w:pPr>
+      <w:rPr/>
+    </w:lvl>
+    <w:lvl w:ilvl="1">
+      <w:start w:val="1"/>
+      <w:numFmt w:val="lowerLetter"/>
+      <w:lvlText w:val="%2."/>
+      <w:lvlJc w:val="left"/>
+      <w:pPr>
+        <w:ind w:left="1440" w:hanging="360"/>
+      </w:pPr>
+      <w:rPr/>
+    </w:lvl>
+    <w:lvl w:ilvl="2">
+      <w:start w:val="1"/>
+      <w:numFmt w:val="lowerRoman"/>
+      <w:lvlText w:val="%3."/>
+      <w:lvlJc w:val="right"/>
+      <w:pPr>
+        <w:ind w:left="2160" w:hanging="180"/>
+      </w:pPr>
+      <w:rPr/>
+    </w:lvl>
+    <w:lvl w:ilvl="3">
+      <w:start w:val="1"/>
+      <w:numFmt w:val="decimal"/>
+      <w:lvlText w:val="%4."/>
+      <w:lvlJc w:val="left"/>
+      <w:pPr>
+        <w:ind w:left="2880" w:hanging="360"/>
+      </w:pPr>
+      <w:rPr/>
+    </w:lvl>
+    <w:lvl w:ilvl="4">
+      <w:start w:val="1"/>
+      <w:numFmt w:val="lowerLetter"/>
+      <w:lvlText w:val="%5."/>
+      <w:lvlJc w:val="left"/>
+      <w:pPr>
+        <w:ind w:left="3600" w:hanging="360"/>
+      </w:pPr>
+      <w:rPr/>
+    </w:lvl>
+    <w:lvl w:ilvl="5">
+      <w:start w:val="1"/>
+      <w:numFmt w:val="lowerRoman"/>
+      <w:lvlText w:val="%6."/>
+      <w:lvlJc w:val="right"/>
+      <w:pPr>
+        <w:ind w:left="4320" w:hanging="180"/>
+      </w:pPr>
+      <w:rPr/>
+    </w:lvl>
+    <w:lvl w:ilvl="6">
+      <w:start w:val="1"/>
+      <w:numFmt w:val="decimal"/>
+      <w:lvlText w:val="%7."/>
+      <w:lvlJc w:val="left"/>
+      <w:pPr>
+        <w:ind w:left="5040" w:hanging="360"/>
+      </w:pPr>
+      <w:rPr/>
+    </w:lvl>
+    <w:lvl w:ilvl="7">
+      <w:start w:val="1"/>
+      <w:numFmt w:val="lowerLetter"/>
+      <w:lvlText w:val="%8."/>
+      <w:lvlJc w:val="left"/>
+      <w:pPr>
+        <w:ind w:left="5760" w:hanging="360"/>
+      </w:pPr>
+      <w:rPr/>
+    </w:lvl>
+    <w:lvl w:ilvl="8">
+      <w:start w:val="1"/>
+      <w:numFmt w:val="lowerRoman"/>
+      <w:lvlText w:val="%9."/>
+      <w:lvlJc w:val="right"/>
+      <w:pPr>
+        <w:ind w:left="6480" w:hanging="180"/>
+      </w:pPr>
+      <w:rPr/>
+    </w:lvl>
+  </w:abstractNum>
+  <w:abstractNum w:abstractNumId="14">
+    <w:lvl w:ilvl="0">
+      <w:start w:val="1"/>
       <w:numFmt w:val="bullet"/>
       <w:lvlText w:val="●"/>
       <w:lvlJc w:val="left"/>
@@ -18073,7 +19188,7 @@
       </w:rPr>
     </w:lvl>
   </w:abstractNum>
-  <w:abstractNum w:abstractNumId="13">
+  <w:abstractNum w:abstractNumId="15">
     <w:lvl w:ilvl="0">
       <w:start w:val="1"/>
       <w:numFmt w:val="bullet"/>
@@ -18181,190 +19296,6 @@
       <w:rPr>
         <w:u w:val="none"/>
       </w:rPr>
-    </w:lvl>
-  </w:abstractNum>
-  <w:abstractNum w:abstractNumId="14">
-    <w:lvl w:ilvl="0">
-      <w:start w:val="1"/>
-      <w:numFmt w:val="decimal"/>
-      <w:lvlText w:val="%1."/>
-      <w:lvlJc w:val="left"/>
-      <w:pPr>
-        <w:ind w:left="720" w:hanging="360"/>
-      </w:pPr>
-      <w:rPr/>
-    </w:lvl>
-    <w:lvl w:ilvl="1">
-      <w:start w:val="1"/>
-      <w:numFmt w:val="lowerLetter"/>
-      <w:lvlText w:val="%2."/>
-      <w:lvlJc w:val="left"/>
-      <w:pPr>
-        <w:ind w:left="1440" w:hanging="360"/>
-      </w:pPr>
-      <w:rPr/>
-    </w:lvl>
-    <w:lvl w:ilvl="2">
-      <w:start w:val="1"/>
-      <w:numFmt w:val="lowerRoman"/>
-      <w:lvlText w:val="%3."/>
-      <w:lvlJc w:val="right"/>
-      <w:pPr>
-        <w:ind w:left="2160" w:hanging="180"/>
-      </w:pPr>
-      <w:rPr/>
-    </w:lvl>
-    <w:lvl w:ilvl="3">
-      <w:start w:val="1"/>
-      <w:numFmt w:val="decimal"/>
-      <w:lvlText w:val="%4."/>
-      <w:lvlJc w:val="left"/>
-      <w:pPr>
-        <w:ind w:left="2880" w:hanging="360"/>
-      </w:pPr>
-      <w:rPr/>
-    </w:lvl>
-    <w:lvl w:ilvl="4">
-      <w:start w:val="1"/>
-      <w:numFmt w:val="lowerLetter"/>
-      <w:lvlText w:val="%5."/>
-      <w:lvlJc w:val="left"/>
-      <w:pPr>
-        <w:ind w:left="3600" w:hanging="360"/>
-      </w:pPr>
-      <w:rPr/>
-    </w:lvl>
-    <w:lvl w:ilvl="5">
-      <w:start w:val="1"/>
-      <w:numFmt w:val="lowerRoman"/>
-      <w:lvlText w:val="%6."/>
-      <w:lvlJc w:val="right"/>
-      <w:pPr>
-        <w:ind w:left="4320" w:hanging="180"/>
-      </w:pPr>
-      <w:rPr/>
-    </w:lvl>
-    <w:lvl w:ilvl="6">
-      <w:start w:val="1"/>
-      <w:numFmt w:val="decimal"/>
-      <w:lvlText w:val="%7."/>
-      <w:lvlJc w:val="left"/>
-      <w:pPr>
-        <w:ind w:left="5040" w:hanging="360"/>
-      </w:pPr>
-      <w:rPr/>
-    </w:lvl>
-    <w:lvl w:ilvl="7">
-      <w:start w:val="1"/>
-      <w:numFmt w:val="lowerLetter"/>
-      <w:lvlText w:val="%8."/>
-      <w:lvlJc w:val="left"/>
-      <w:pPr>
-        <w:ind w:left="5760" w:hanging="360"/>
-      </w:pPr>
-      <w:rPr/>
-    </w:lvl>
-    <w:lvl w:ilvl="8">
-      <w:start w:val="1"/>
-      <w:numFmt w:val="lowerRoman"/>
-      <w:lvlText w:val="%9."/>
-      <w:lvlJc w:val="right"/>
-      <w:pPr>
-        <w:ind w:left="6480" w:hanging="180"/>
-      </w:pPr>
-      <w:rPr/>
-    </w:lvl>
-  </w:abstractNum>
-  <w:abstractNum w:abstractNumId="15">
-    <w:lvl w:ilvl="0">
-      <w:start w:val="1"/>
-      <w:numFmt w:val="decimal"/>
-      <w:lvlText w:val="%1."/>
-      <w:lvlJc w:val="left"/>
-      <w:pPr>
-        <w:ind w:left="720" w:hanging="360"/>
-      </w:pPr>
-      <w:rPr/>
-    </w:lvl>
-    <w:lvl w:ilvl="1">
-      <w:start w:val="1"/>
-      <w:numFmt w:val="lowerLetter"/>
-      <w:lvlText w:val="%2."/>
-      <w:lvlJc w:val="left"/>
-      <w:pPr>
-        <w:ind w:left="1440" w:hanging="360"/>
-      </w:pPr>
-      <w:rPr/>
-    </w:lvl>
-    <w:lvl w:ilvl="2">
-      <w:start w:val="1"/>
-      <w:numFmt w:val="lowerRoman"/>
-      <w:lvlText w:val="%3."/>
-      <w:lvlJc w:val="right"/>
-      <w:pPr>
-        <w:ind w:left="2160" w:hanging="180"/>
-      </w:pPr>
-      <w:rPr/>
-    </w:lvl>
-    <w:lvl w:ilvl="3">
-      <w:start w:val="1"/>
-      <w:numFmt w:val="decimal"/>
-      <w:lvlText w:val="%4."/>
-      <w:lvlJc w:val="left"/>
-      <w:pPr>
-        <w:ind w:left="2880" w:hanging="360"/>
-      </w:pPr>
-      <w:rPr/>
-    </w:lvl>
-    <w:lvl w:ilvl="4">
-      <w:start w:val="1"/>
-      <w:numFmt w:val="lowerLetter"/>
-      <w:lvlText w:val="%5."/>
-      <w:lvlJc w:val="left"/>
-      <w:pPr>
-        <w:ind w:left="3600" w:hanging="360"/>
-      </w:pPr>
-      <w:rPr/>
-    </w:lvl>
-    <w:lvl w:ilvl="5">
-      <w:start w:val="1"/>
-      <w:numFmt w:val="lowerRoman"/>
-      <w:lvlText w:val="%6."/>
-      <w:lvlJc w:val="right"/>
-      <w:pPr>
-        <w:ind w:left="4320" w:hanging="180"/>
-      </w:pPr>
-      <w:rPr/>
-    </w:lvl>
-    <w:lvl w:ilvl="6">
-      <w:start w:val="1"/>
-      <w:numFmt w:val="decimal"/>
-      <w:lvlText w:val="%7."/>
-      <w:lvlJc w:val="left"/>
-      <w:pPr>
-        <w:ind w:left="5040" w:hanging="360"/>
-      </w:pPr>
-      <w:rPr/>
-    </w:lvl>
-    <w:lvl w:ilvl="7">
-      <w:start w:val="1"/>
-      <w:numFmt w:val="lowerLetter"/>
-      <w:lvlText w:val="%8."/>
-      <w:lvlJc w:val="left"/>
-      <w:pPr>
-        <w:ind w:left="5760" w:hanging="360"/>
-      </w:pPr>
-      <w:rPr/>
-    </w:lvl>
-    <w:lvl w:ilvl="8">
-      <w:start w:val="1"/>
-      <w:numFmt w:val="lowerRoman"/>
-      <w:lvlText w:val="%9."/>
-      <w:lvlJc w:val="right"/>
-      <w:pPr>
-        <w:ind w:left="6480" w:hanging="180"/>
-      </w:pPr>
-      <w:rPr/>
     </w:lvl>
   </w:abstractNum>
   <w:abstractNum w:abstractNumId="16">
@@ -18588,336 +19519,6 @@
     </w:lvl>
   </w:abstractNum>
   <w:abstractNum w:abstractNumId="18">
-    <w:lvl w:ilvl="0">
-      <w:start w:val="1"/>
-      <w:numFmt w:val="bullet"/>
-      <w:lvlText w:val="●"/>
-      <w:lvlJc w:val="left"/>
-      <w:pPr>
-        <w:ind w:left="720" w:hanging="360"/>
-      </w:pPr>
-      <w:rPr>
-        <w:u w:val="none"/>
-      </w:rPr>
-    </w:lvl>
-    <w:lvl w:ilvl="1">
-      <w:start w:val="1"/>
-      <w:numFmt w:val="bullet"/>
-      <w:lvlText w:val="○"/>
-      <w:lvlJc w:val="left"/>
-      <w:pPr>
-        <w:ind w:left="1440" w:hanging="360"/>
-      </w:pPr>
-      <w:rPr>
-        <w:u w:val="none"/>
-      </w:rPr>
-    </w:lvl>
-    <w:lvl w:ilvl="2">
-      <w:start w:val="1"/>
-      <w:numFmt w:val="bullet"/>
-      <w:lvlText w:val="■"/>
-      <w:lvlJc w:val="left"/>
-      <w:pPr>
-        <w:ind w:left="2160" w:hanging="360"/>
-      </w:pPr>
-      <w:rPr>
-        <w:u w:val="none"/>
-      </w:rPr>
-    </w:lvl>
-    <w:lvl w:ilvl="3">
-      <w:start w:val="1"/>
-      <w:numFmt w:val="bullet"/>
-      <w:lvlText w:val="●"/>
-      <w:lvlJc w:val="left"/>
-      <w:pPr>
-        <w:ind w:left="2880" w:hanging="360"/>
-      </w:pPr>
-      <w:rPr>
-        <w:u w:val="none"/>
-      </w:rPr>
-    </w:lvl>
-    <w:lvl w:ilvl="4">
-      <w:start w:val="1"/>
-      <w:numFmt w:val="bullet"/>
-      <w:lvlText w:val="○"/>
-      <w:lvlJc w:val="left"/>
-      <w:pPr>
-        <w:ind w:left="3600" w:hanging="360"/>
-      </w:pPr>
-      <w:rPr>
-        <w:u w:val="none"/>
-      </w:rPr>
-    </w:lvl>
-    <w:lvl w:ilvl="5">
-      <w:start w:val="1"/>
-      <w:numFmt w:val="bullet"/>
-      <w:lvlText w:val="■"/>
-      <w:lvlJc w:val="left"/>
-      <w:pPr>
-        <w:ind w:left="4320" w:hanging="360"/>
-      </w:pPr>
-      <w:rPr>
-        <w:u w:val="none"/>
-      </w:rPr>
-    </w:lvl>
-    <w:lvl w:ilvl="6">
-      <w:start w:val="1"/>
-      <w:numFmt w:val="bullet"/>
-      <w:lvlText w:val="●"/>
-      <w:lvlJc w:val="left"/>
-      <w:pPr>
-        <w:ind w:left="5040" w:hanging="360"/>
-      </w:pPr>
-      <w:rPr>
-        <w:u w:val="none"/>
-      </w:rPr>
-    </w:lvl>
-    <w:lvl w:ilvl="7">
-      <w:start w:val="1"/>
-      <w:numFmt w:val="bullet"/>
-      <w:lvlText w:val="○"/>
-      <w:lvlJc w:val="left"/>
-      <w:pPr>
-        <w:ind w:left="5760" w:hanging="360"/>
-      </w:pPr>
-      <w:rPr>
-        <w:u w:val="none"/>
-      </w:rPr>
-    </w:lvl>
-    <w:lvl w:ilvl="8">
-      <w:start w:val="1"/>
-      <w:numFmt w:val="bullet"/>
-      <w:lvlText w:val="■"/>
-      <w:lvlJc w:val="left"/>
-      <w:pPr>
-        <w:ind w:left="6480" w:hanging="360"/>
-      </w:pPr>
-      <w:rPr>
-        <w:u w:val="none"/>
-      </w:rPr>
-    </w:lvl>
-  </w:abstractNum>
-  <w:abstractNum w:abstractNumId="19">
-    <w:lvl w:ilvl="0">
-      <w:start w:val="1"/>
-      <w:numFmt w:val="bullet"/>
-      <w:lvlText w:val="●"/>
-      <w:lvlJc w:val="left"/>
-      <w:pPr>
-        <w:ind w:left="720" w:hanging="360"/>
-      </w:pPr>
-      <w:rPr>
-        <w:u w:val="none"/>
-      </w:rPr>
-    </w:lvl>
-    <w:lvl w:ilvl="1">
-      <w:start w:val="1"/>
-      <w:numFmt w:val="bullet"/>
-      <w:lvlText w:val="○"/>
-      <w:lvlJc w:val="left"/>
-      <w:pPr>
-        <w:ind w:left="1440" w:hanging="360"/>
-      </w:pPr>
-      <w:rPr>
-        <w:u w:val="none"/>
-      </w:rPr>
-    </w:lvl>
-    <w:lvl w:ilvl="2">
-      <w:start w:val="1"/>
-      <w:numFmt w:val="bullet"/>
-      <w:lvlText w:val="■"/>
-      <w:lvlJc w:val="left"/>
-      <w:pPr>
-        <w:ind w:left="2160" w:hanging="360"/>
-      </w:pPr>
-      <w:rPr>
-        <w:u w:val="none"/>
-      </w:rPr>
-    </w:lvl>
-    <w:lvl w:ilvl="3">
-      <w:start w:val="1"/>
-      <w:numFmt w:val="bullet"/>
-      <w:lvlText w:val="●"/>
-      <w:lvlJc w:val="left"/>
-      <w:pPr>
-        <w:ind w:left="2880" w:hanging="360"/>
-      </w:pPr>
-      <w:rPr>
-        <w:u w:val="none"/>
-      </w:rPr>
-    </w:lvl>
-    <w:lvl w:ilvl="4">
-      <w:start w:val="1"/>
-      <w:numFmt w:val="bullet"/>
-      <w:lvlText w:val="○"/>
-      <w:lvlJc w:val="left"/>
-      <w:pPr>
-        <w:ind w:left="3600" w:hanging="360"/>
-      </w:pPr>
-      <w:rPr>
-        <w:u w:val="none"/>
-      </w:rPr>
-    </w:lvl>
-    <w:lvl w:ilvl="5">
-      <w:start w:val="1"/>
-      <w:numFmt w:val="bullet"/>
-      <w:lvlText w:val="■"/>
-      <w:lvlJc w:val="left"/>
-      <w:pPr>
-        <w:ind w:left="4320" w:hanging="360"/>
-      </w:pPr>
-      <w:rPr>
-        <w:u w:val="none"/>
-      </w:rPr>
-    </w:lvl>
-    <w:lvl w:ilvl="6">
-      <w:start w:val="1"/>
-      <w:numFmt w:val="bullet"/>
-      <w:lvlText w:val="●"/>
-      <w:lvlJc w:val="left"/>
-      <w:pPr>
-        <w:ind w:left="5040" w:hanging="360"/>
-      </w:pPr>
-      <w:rPr>
-        <w:u w:val="none"/>
-      </w:rPr>
-    </w:lvl>
-    <w:lvl w:ilvl="7">
-      <w:start w:val="1"/>
-      <w:numFmt w:val="bullet"/>
-      <w:lvlText w:val="○"/>
-      <w:lvlJc w:val="left"/>
-      <w:pPr>
-        <w:ind w:left="5760" w:hanging="360"/>
-      </w:pPr>
-      <w:rPr>
-        <w:u w:val="none"/>
-      </w:rPr>
-    </w:lvl>
-    <w:lvl w:ilvl="8">
-      <w:start w:val="1"/>
-      <w:numFmt w:val="bullet"/>
-      <w:lvlText w:val="■"/>
-      <w:lvlJc w:val="left"/>
-      <w:pPr>
-        <w:ind w:left="6480" w:hanging="360"/>
-      </w:pPr>
-      <w:rPr>
-        <w:u w:val="none"/>
-      </w:rPr>
-    </w:lvl>
-  </w:abstractNum>
-  <w:abstractNum w:abstractNumId="20">
-    <w:lvl w:ilvl="0">
-      <w:start w:val="1"/>
-      <w:numFmt w:val="bullet"/>
-      <w:lvlText w:val="●"/>
-      <w:lvlJc w:val="left"/>
-      <w:pPr>
-        <w:ind w:left="720" w:hanging="360"/>
-      </w:pPr>
-      <w:rPr>
-        <w:u w:val="none"/>
-      </w:rPr>
-    </w:lvl>
-    <w:lvl w:ilvl="1">
-      <w:start w:val="1"/>
-      <w:numFmt w:val="bullet"/>
-      <w:lvlText w:val="○"/>
-      <w:lvlJc w:val="left"/>
-      <w:pPr>
-        <w:ind w:left="1440" w:hanging="360"/>
-      </w:pPr>
-      <w:rPr>
-        <w:u w:val="none"/>
-      </w:rPr>
-    </w:lvl>
-    <w:lvl w:ilvl="2">
-      <w:start w:val="1"/>
-      <w:numFmt w:val="bullet"/>
-      <w:lvlText w:val="■"/>
-      <w:lvlJc w:val="left"/>
-      <w:pPr>
-        <w:ind w:left="2160" w:hanging="360"/>
-      </w:pPr>
-      <w:rPr>
-        <w:u w:val="none"/>
-      </w:rPr>
-    </w:lvl>
-    <w:lvl w:ilvl="3">
-      <w:start w:val="1"/>
-      <w:numFmt w:val="bullet"/>
-      <w:lvlText w:val="●"/>
-      <w:lvlJc w:val="left"/>
-      <w:pPr>
-        <w:ind w:left="2880" w:hanging="360"/>
-      </w:pPr>
-      <w:rPr>
-        <w:u w:val="none"/>
-      </w:rPr>
-    </w:lvl>
-    <w:lvl w:ilvl="4">
-      <w:start w:val="1"/>
-      <w:numFmt w:val="bullet"/>
-      <w:lvlText w:val="○"/>
-      <w:lvlJc w:val="left"/>
-      <w:pPr>
-        <w:ind w:left="3600" w:hanging="360"/>
-      </w:pPr>
-      <w:rPr>
-        <w:u w:val="none"/>
-      </w:rPr>
-    </w:lvl>
-    <w:lvl w:ilvl="5">
-      <w:start w:val="1"/>
-      <w:numFmt w:val="bullet"/>
-      <w:lvlText w:val="■"/>
-      <w:lvlJc w:val="left"/>
-      <w:pPr>
-        <w:ind w:left="4320" w:hanging="360"/>
-      </w:pPr>
-      <w:rPr>
-        <w:u w:val="none"/>
-      </w:rPr>
-    </w:lvl>
-    <w:lvl w:ilvl="6">
-      <w:start w:val="1"/>
-      <w:numFmt w:val="bullet"/>
-      <w:lvlText w:val="●"/>
-      <w:lvlJc w:val="left"/>
-      <w:pPr>
-        <w:ind w:left="5040" w:hanging="360"/>
-      </w:pPr>
-      <w:rPr>
-        <w:u w:val="none"/>
-      </w:rPr>
-    </w:lvl>
-    <w:lvl w:ilvl="7">
-      <w:start w:val="1"/>
-      <w:numFmt w:val="bullet"/>
-      <w:lvlText w:val="○"/>
-      <w:lvlJc w:val="left"/>
-      <w:pPr>
-        <w:ind w:left="5760" w:hanging="360"/>
-      </w:pPr>
-      <w:rPr>
-        <w:u w:val="none"/>
-      </w:rPr>
-    </w:lvl>
-    <w:lvl w:ilvl="8">
-      <w:start w:val="1"/>
-      <w:numFmt w:val="bullet"/>
-      <w:lvlText w:val="■"/>
-      <w:lvlJc w:val="left"/>
-      <w:pPr>
-        <w:ind w:left="6480" w:hanging="360"/>
-      </w:pPr>
-      <w:rPr>
-        <w:u w:val="none"/>
-      </w:rPr>
-    </w:lvl>
-  </w:abstractNum>
-  <w:abstractNum w:abstractNumId="21">
     <w:lvl w:ilvl="0">
       <w:start w:val="1"/>
       <w:numFmt w:val="bullet"/>
@@ -19080,15 +19681,6 @@
   </w:num>
   <w:num w:numId="18">
     <w:abstractNumId w:val="18"/>
-  </w:num>
-  <w:num w:numId="19">
-    <w:abstractNumId w:val="19"/>
-  </w:num>
-  <w:num w:numId="20">
-    <w:abstractNumId w:val="20"/>
-  </w:num>
-  <w:num w:numId="21">
-    <w:abstractNumId w:val="21"/>
   </w:num>
 </w:numbering>
 </file>
@@ -19669,7 +20261,7 @@
 
 <file path=customXML/item1.xml><?xml version="1.0" encoding="utf-8"?>
 <go:gDocsCustomXmlDataStorage xmlns:go="http://customooxmlschemas.google.com/" xmlns:r="http://schemas.openxmlformats.org/officeDocument/2006/relationships" uri="GoogleDocsCustomDataVersion2">
-  <go:docsCustomData xmlns:go="http://customooxmlschemas.google.com/" roundtripDataSignature="AMtx7mii0w4Nc7b0sN848gj58wy/bB0h2w==">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</go:docsCustomData>
+  <go:docsCustomData xmlns:go="http://customooxmlschemas.google.com/" roundtripDataSignature="AMtx7mgl3r3tIR4GOszX92A6Hl+MEBXPzA==">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</go:docsCustomData>
 </go:gDocsCustomXmlDataStorage>
 </file>
 

--- a/documentos - tcc/TCCI_nimsai.docx
+++ b/documentos - tcc/TCCI_nimsai.docx
@@ -266,7 +266,7 @@
           <w:szCs w:val="24"/>
           <w:rtl w:val="0"/>
         </w:rPr>
-        <w:t xml:space="preserve">ANÁLISE DE DADOS DO DATASUS SOBRE A CRISE RESPIRATÓRIA AGUDA GRAVE</w:t>
+        <w:t xml:space="preserve">ANÁLISE DE DADOS DO DATASUS SOBRE A SINDROME RESPIRATÓRIA AGUDA GRAVE</w:t>
       </w:r>
     </w:p>
     <w:p>
@@ -585,7 +585,7 @@
           <w:szCs w:val="24"/>
           <w:rtl w:val="0"/>
         </w:rPr>
-        <w:t xml:space="preserve">ANÁLISE DE DADOS DO DATASUS SOBRE A CRISE RESPIRATÓRIA AGUDA GRAVE</w:t>
+        <w:t xml:space="preserve">ANÁLISE DE DADOS DO DATASUS SOBRE A SINDROME RESPIRATÓRIA AGUDA GRAVE</w:t>
       </w:r>
     </w:p>
     <w:p>
@@ -1415,6 +1415,291 @@
         </w:rPr>
         <w:t xml:space="preserve">UTI - Unidade de terapia intensiva</w:t>
       </w:r>
+    </w:p>
+    <w:p>
+      <w:pPr>
+        <w:spacing w:after="240" w:before="240" w:lineRule="auto"/>
+        <w:jc w:val="both"/>
+        <w:rPr>
+          <w:rFonts w:ascii="Arial" w:cs="Arial" w:eastAsia="Arial" w:hAnsi="Arial"/>
+          <w:sz w:val="24"/>
+          <w:szCs w:val="24"/>
+        </w:rPr>
+      </w:pPr>
+      <w:r>
+        <w:rPr>
+          <w:rFonts w:ascii="Arial" w:cs="Arial" w:eastAsia="Arial" w:hAnsi="Arial"/>
+          <w:sz w:val="24"/>
+          <w:szCs w:val="24"/>
+          <w:rtl w:val="0"/>
+        </w:rPr>
+        <w:t xml:space="preserve">KNN - K-Nearest Neighbors</w:t>
+      </w:r>
+    </w:p>
+    <w:p>
+      <w:pPr>
+        <w:spacing w:after="240" w:before="240" w:lineRule="auto"/>
+        <w:jc w:val="both"/>
+        <w:rPr>
+          <w:rFonts w:ascii="Arial" w:cs="Arial" w:eastAsia="Arial" w:hAnsi="Arial"/>
+          <w:sz w:val="24"/>
+          <w:szCs w:val="24"/>
+        </w:rPr>
+      </w:pPr>
+      <w:r>
+        <w:rPr>
+          <w:rFonts w:ascii="Arial" w:cs="Arial" w:eastAsia="Arial" w:hAnsi="Arial"/>
+          <w:sz w:val="24"/>
+          <w:szCs w:val="24"/>
+          <w:rtl w:val="0"/>
+        </w:rPr>
+        <w:t xml:space="preserve">SVM - Support Vector Machine</w:t>
+      </w:r>
+    </w:p>
+    <w:p>
+      <w:pPr>
+        <w:spacing w:after="240" w:before="240" w:lineRule="auto"/>
+        <w:jc w:val="both"/>
+        <w:rPr>
+          <w:rFonts w:ascii="Arial" w:cs="Arial" w:eastAsia="Arial" w:hAnsi="Arial"/>
+          <w:i w:val="1"/>
+          <w:sz w:val="24"/>
+          <w:szCs w:val="24"/>
+        </w:rPr>
+      </w:pPr>
+      <w:r>
+        <w:rPr>
+          <w:rFonts w:ascii="Arial" w:cs="Arial" w:eastAsia="Arial" w:hAnsi="Arial"/>
+          <w:sz w:val="24"/>
+          <w:szCs w:val="24"/>
+          <w:rtl w:val="0"/>
+        </w:rPr>
+        <w:t xml:space="preserve">COVID-19 - </w:t>
+      </w:r>
+      <w:r>
+        <w:rPr>
+          <w:rFonts w:ascii="Arial" w:cs="Arial" w:eastAsia="Arial" w:hAnsi="Arial"/>
+          <w:i w:val="1"/>
+          <w:sz w:val="24"/>
+          <w:szCs w:val="24"/>
+          <w:rtl w:val="0"/>
+        </w:rPr>
+        <w:t xml:space="preserve">Corona Virus Disease </w:t>
+      </w:r>
+    </w:p>
+    <w:p>
+      <w:pPr>
+        <w:spacing w:after="240" w:before="240" w:lineRule="auto"/>
+        <w:jc w:val="both"/>
+        <w:rPr>
+          <w:rFonts w:ascii="Arial" w:cs="Arial" w:eastAsia="Arial" w:hAnsi="Arial"/>
+          <w:sz w:val="24"/>
+          <w:szCs w:val="24"/>
+        </w:rPr>
+      </w:pPr>
+      <w:r>
+        <w:rPr>
+          <w:rFonts w:ascii="Arial" w:cs="Arial" w:eastAsia="Arial" w:hAnsi="Arial"/>
+          <w:sz w:val="24"/>
+          <w:szCs w:val="24"/>
+          <w:rtl w:val="0"/>
+        </w:rPr>
+        <w:t xml:space="preserve">AI - Artificial Intelligence</w:t>
+      </w:r>
+    </w:p>
+    <w:p>
+      <w:pPr>
+        <w:spacing w:after="240" w:before="240" w:lineRule="auto"/>
+        <w:jc w:val="both"/>
+        <w:rPr>
+          <w:rFonts w:ascii="Arial" w:cs="Arial" w:eastAsia="Arial" w:hAnsi="Arial"/>
+          <w:sz w:val="24"/>
+          <w:szCs w:val="24"/>
+        </w:rPr>
+      </w:pPr>
+      <w:r>
+        <w:rPr>
+          <w:rFonts w:ascii="Arial" w:cs="Arial" w:eastAsia="Arial" w:hAnsi="Arial"/>
+          <w:sz w:val="24"/>
+          <w:szCs w:val="24"/>
+          <w:rtl w:val="0"/>
+        </w:rPr>
+        <w:t xml:space="preserve">ML - Machine Learning</w:t>
+      </w:r>
+    </w:p>
+    <w:p>
+      <w:pPr>
+        <w:spacing w:after="240" w:before="240" w:lineRule="auto"/>
+        <w:jc w:val="both"/>
+        <w:rPr>
+          <w:rFonts w:ascii="Arial" w:cs="Arial" w:eastAsia="Arial" w:hAnsi="Arial"/>
+          <w:i w:val="1"/>
+          <w:sz w:val="24"/>
+          <w:szCs w:val="24"/>
+        </w:rPr>
+      </w:pPr>
+      <w:r>
+        <w:rPr>
+          <w:rFonts w:ascii="Arial" w:cs="Arial" w:eastAsia="Arial" w:hAnsi="Arial"/>
+          <w:sz w:val="24"/>
+          <w:szCs w:val="24"/>
+          <w:rtl w:val="0"/>
+        </w:rPr>
+        <w:t xml:space="preserve">KDD -  </w:t>
+      </w:r>
+      <w:r>
+        <w:rPr>
+          <w:rFonts w:ascii="Arial" w:cs="Arial" w:eastAsia="Arial" w:hAnsi="Arial"/>
+          <w:i w:val="1"/>
+          <w:sz w:val="24"/>
+          <w:szCs w:val="24"/>
+          <w:rtl w:val="0"/>
+        </w:rPr>
+        <w:t xml:space="preserve">Knowledge Discovery in Databases</w:t>
+      </w:r>
+    </w:p>
+    <w:p>
+      <w:pPr>
+        <w:spacing w:after="240" w:before="240" w:lineRule="auto"/>
+        <w:jc w:val="both"/>
+        <w:rPr>
+          <w:rFonts w:ascii="Arial" w:cs="Arial" w:eastAsia="Arial" w:hAnsi="Arial"/>
+          <w:sz w:val="24"/>
+          <w:szCs w:val="24"/>
+        </w:rPr>
+      </w:pPr>
+      <w:r>
+        <w:rPr>
+          <w:rFonts w:ascii="Arial" w:cs="Arial" w:eastAsia="Arial" w:hAnsi="Arial"/>
+          <w:sz w:val="24"/>
+          <w:szCs w:val="24"/>
+          <w:rtl w:val="0"/>
+        </w:rPr>
+        <w:t xml:space="preserve">DataSUS - ??</w:t>
+      </w:r>
+    </w:p>
+    <w:p>
+      <w:pPr>
+        <w:spacing w:after="240" w:before="240" w:lineRule="auto"/>
+        <w:jc w:val="both"/>
+        <w:rPr>
+          <w:rFonts w:ascii="Arial" w:cs="Arial" w:eastAsia="Arial" w:hAnsi="Arial"/>
+          <w:sz w:val="24"/>
+          <w:szCs w:val="24"/>
+        </w:rPr>
+      </w:pPr>
+      <w:r>
+        <w:rPr>
+          <w:rFonts w:ascii="Arial" w:cs="Arial" w:eastAsia="Arial" w:hAnsi="Arial"/>
+          <w:sz w:val="24"/>
+          <w:szCs w:val="24"/>
+          <w:rtl w:val="0"/>
+        </w:rPr>
+        <w:t xml:space="preserve">SUS -  Sistema Único de Saúde</w:t>
+      </w:r>
+    </w:p>
+    <w:p>
+      <w:pPr>
+        <w:spacing w:after="240" w:before="240" w:lineRule="auto"/>
+        <w:jc w:val="both"/>
+        <w:rPr>
+          <w:rFonts w:ascii="Arial" w:cs="Arial" w:eastAsia="Arial" w:hAnsi="Arial"/>
+          <w:sz w:val="24"/>
+          <w:szCs w:val="24"/>
+        </w:rPr>
+      </w:pPr>
+      <w:r>
+        <w:rPr>
+          <w:rFonts w:ascii="Arial" w:cs="Arial" w:eastAsia="Arial" w:hAnsi="Arial"/>
+          <w:sz w:val="24"/>
+          <w:szCs w:val="24"/>
+          <w:rtl w:val="0"/>
+        </w:rPr>
+        <w:t xml:space="preserve">SG - Síndrome Gripal</w:t>
+      </w:r>
+    </w:p>
+    <w:p>
+      <w:pPr>
+        <w:spacing w:after="240" w:before="240" w:lineRule="auto"/>
+        <w:jc w:val="both"/>
+        <w:rPr>
+          <w:rFonts w:ascii="Arial" w:cs="Arial" w:eastAsia="Arial" w:hAnsi="Arial"/>
+          <w:sz w:val="24"/>
+          <w:szCs w:val="24"/>
+        </w:rPr>
+      </w:pPr>
+      <w:r>
+        <w:rPr>
+          <w:rFonts w:ascii="Arial" w:cs="Arial" w:eastAsia="Arial" w:hAnsi="Arial"/>
+          <w:sz w:val="24"/>
+          <w:szCs w:val="24"/>
+          <w:rtl w:val="0"/>
+        </w:rPr>
+        <w:t xml:space="preserve">SVS - Secretaria de Vigilância em Saúde</w:t>
+      </w:r>
+    </w:p>
+    <w:p>
+      <w:pPr>
+        <w:spacing w:after="240" w:before="240" w:lineRule="auto"/>
+        <w:jc w:val="both"/>
+        <w:rPr>
+          <w:rFonts w:ascii="Arial" w:cs="Arial" w:eastAsia="Arial" w:hAnsi="Arial"/>
+          <w:sz w:val="24"/>
+          <w:szCs w:val="24"/>
+        </w:rPr>
+      </w:pPr>
+      <w:r>
+        <w:rPr>
+          <w:rFonts w:ascii="Arial" w:cs="Arial" w:eastAsia="Arial" w:hAnsi="Arial"/>
+          <w:sz w:val="24"/>
+          <w:szCs w:val="24"/>
+          <w:rtl w:val="0"/>
+        </w:rPr>
+        <w:t xml:space="preserve">MS - Ministério da Saúde</w:t>
+      </w:r>
+    </w:p>
+    <w:p>
+      <w:pPr>
+        <w:spacing w:after="240" w:before="240" w:lineRule="auto"/>
+        <w:jc w:val="both"/>
+        <w:rPr>
+          <w:rFonts w:ascii="Arial" w:cs="Arial" w:eastAsia="Arial" w:hAnsi="Arial"/>
+          <w:sz w:val="24"/>
+          <w:szCs w:val="24"/>
+        </w:rPr>
+      </w:pPr>
+      <w:r>
+        <w:rPr>
+          <w:rtl w:val="0"/>
+        </w:rPr>
+      </w:r>
+    </w:p>
+    <w:p>
+      <w:pPr>
+        <w:spacing w:after="240" w:before="240" w:lineRule="auto"/>
+        <w:jc w:val="both"/>
+        <w:rPr>
+          <w:rFonts w:ascii="Arial" w:cs="Arial" w:eastAsia="Arial" w:hAnsi="Arial"/>
+          <w:sz w:val="24"/>
+          <w:szCs w:val="24"/>
+        </w:rPr>
+      </w:pPr>
+      <w:r>
+        <w:rPr>
+          <w:rtl w:val="0"/>
+        </w:rPr>
+      </w:r>
+    </w:p>
+    <w:p>
+      <w:pPr>
+        <w:spacing w:after="240" w:before="240" w:lineRule="auto"/>
+        <w:jc w:val="both"/>
+        <w:rPr>
+          <w:rFonts w:ascii="Arial" w:cs="Arial" w:eastAsia="Arial" w:hAnsi="Arial"/>
+          <w:sz w:val="24"/>
+          <w:szCs w:val="24"/>
+        </w:rPr>
+      </w:pPr>
       <w:r>
         <w:br w:type="page"/>
       </w:r>
@@ -1700,77 +1985,8 @@
           <w:szCs w:val="24"/>
           <w:rtl w:val="0"/>
         </w:rPr>
-        <w:t xml:space="preserve">3.2 ANÁLISE DE DADOS EM SAÚDE</w:t>
-      </w:r>
-    </w:p>
-    <w:p>
-      <w:pPr>
-        <w:ind w:left="708" w:firstLine="0"/>
-        <w:rPr>
-          <w:rFonts w:ascii="Arial" w:cs="Arial" w:eastAsia="Arial" w:hAnsi="Arial"/>
-          <w:sz w:val="24"/>
-          <w:szCs w:val="24"/>
-        </w:rPr>
-      </w:pPr>
-      <w:r>
-        <w:rPr>
-          <w:rFonts w:ascii="Arial" w:cs="Arial" w:eastAsia="Arial" w:hAnsi="Arial"/>
-          <w:sz w:val="24"/>
-          <w:szCs w:val="24"/>
-          <w:rtl w:val="0"/>
-        </w:rPr>
-        <w:tab/>
-        <w:tab/>
-        <w:t xml:space="preserve">3.2.1 Estatística tradicional vs. Aprendizado de máquina</w:t>
-      </w:r>
-    </w:p>
-    <w:p>
-      <w:pPr>
-        <w:ind w:left="708" w:firstLine="0"/>
-        <w:rPr>
-          <w:rFonts w:ascii="Arial" w:cs="Arial" w:eastAsia="Arial" w:hAnsi="Arial"/>
-          <w:sz w:val="24"/>
-          <w:szCs w:val="24"/>
-        </w:rPr>
-      </w:pPr>
-      <w:r>
-        <w:rPr>
-          <w:rFonts w:ascii="Arial" w:cs="Arial" w:eastAsia="Arial" w:hAnsi="Arial"/>
-          <w:sz w:val="24"/>
-          <w:szCs w:val="24"/>
-          <w:rtl w:val="0"/>
-        </w:rPr>
-        <w:t xml:space="preserve">3.3 ANÁLISE DE DADOS (DATASUS)</w:t>
-      </w:r>
-    </w:p>
-    <w:p>
-      <w:pPr>
-        <w:ind w:left="1428" w:firstLine="11.999999999999886"/>
-        <w:rPr>
-          <w:rFonts w:ascii="Arial" w:cs="Arial" w:eastAsia="Arial" w:hAnsi="Arial"/>
-          <w:sz w:val="24"/>
-          <w:szCs w:val="24"/>
-        </w:rPr>
-      </w:pPr>
-      <w:r>
-        <w:rPr>
-          <w:rFonts w:ascii="Arial" w:cs="Arial" w:eastAsia="Arial" w:hAnsi="Arial"/>
-          <w:sz w:val="24"/>
-          <w:szCs w:val="24"/>
-          <w:rtl w:val="0"/>
-        </w:rPr>
-        <w:t xml:space="preserve">3.3.1 Dados abertos (definição)</w:t>
-      </w:r>
-    </w:p>
-    <w:p>
-      <w:pPr>
-        <w:ind w:left="708" w:firstLine="0"/>
-        <w:rPr>
-          <w:rFonts w:ascii="Arial" w:cs="Arial" w:eastAsia="Arial" w:hAnsi="Arial"/>
-          <w:sz w:val="24"/>
-          <w:szCs w:val="24"/>
-        </w:rPr>
-      </w:pPr>
+        <w:t xml:space="preserve">3.2 </w:t>
+      </w:r>
       <w:sdt>
         <w:sdtPr>
           <w:tag w:val="goog_rdk_2"/>
@@ -1786,11 +2002,118 @@
           <w:szCs w:val="24"/>
           <w:rtl w:val="0"/>
         </w:rPr>
+        <w:t xml:space="preserve">ANÁLISE DE DADOS</w:t>
+      </w:r>
+      <w:commentRangeEnd w:id="2"/>
+      <w:r>
+        <w:commentReference w:id="2"/>
+      </w:r>
+      <w:r>
+        <w:rPr>
+          <w:rtl w:val="0"/>
+        </w:rPr>
+      </w:r>
+    </w:p>
+    <w:p>
+      <w:pPr>
+        <w:ind w:left="708" w:firstLine="0"/>
+        <w:rPr>
+          <w:rFonts w:ascii="Arial" w:cs="Arial" w:eastAsia="Arial" w:hAnsi="Arial"/>
+          <w:sz w:val="24"/>
+          <w:szCs w:val="24"/>
+        </w:rPr>
+      </w:pPr>
+      <w:r>
+        <w:rPr>
+          <w:rFonts w:ascii="Arial" w:cs="Arial" w:eastAsia="Arial" w:hAnsi="Arial"/>
+          <w:sz w:val="24"/>
+          <w:szCs w:val="24"/>
+          <w:rtl w:val="0"/>
+        </w:rPr>
+        <w:tab/>
+        <w:tab/>
+        <w:t xml:space="preserve">3.2.1 Estatística tradicional vs. Aprendizado de máquina</w:t>
+      </w:r>
+    </w:p>
+    <w:p>
+      <w:pPr>
+        <w:ind w:left="708" w:firstLine="0"/>
+        <w:rPr>
+          <w:rFonts w:ascii="Arial" w:cs="Arial" w:eastAsia="Arial" w:hAnsi="Arial"/>
+          <w:sz w:val="24"/>
+          <w:szCs w:val="24"/>
+        </w:rPr>
+      </w:pPr>
+      <w:r>
+        <w:rPr>
+          <w:rFonts w:ascii="Arial" w:cs="Arial" w:eastAsia="Arial" w:hAnsi="Arial"/>
+          <w:sz w:val="24"/>
+          <w:szCs w:val="24"/>
+          <w:rtl w:val="0"/>
+        </w:rPr>
+        <w:t xml:space="preserve">3.3 ANÁLISE DE DADOS (DATASUS)</w:t>
+      </w:r>
+    </w:p>
+    <w:p>
+      <w:pPr>
+        <w:ind w:left="1428" w:firstLine="11.999999999999886"/>
+        <w:rPr>
+          <w:rFonts w:ascii="Arial" w:cs="Arial" w:eastAsia="Arial" w:hAnsi="Arial"/>
+          <w:sz w:val="24"/>
+          <w:szCs w:val="24"/>
+        </w:rPr>
+      </w:pPr>
+      <w:r>
+        <w:rPr>
+          <w:rFonts w:ascii="Arial" w:cs="Arial" w:eastAsia="Arial" w:hAnsi="Arial"/>
+          <w:sz w:val="24"/>
+          <w:szCs w:val="24"/>
+          <w:rtl w:val="0"/>
+        </w:rPr>
+        <w:t xml:space="preserve">3.3.1 Dados abertos (definição)</w:t>
+      </w:r>
+    </w:p>
+    <w:p>
+      <w:pPr>
+        <w:ind w:left="708" w:firstLine="0"/>
+        <w:rPr>
+          <w:rFonts w:ascii="Arial" w:cs="Arial" w:eastAsia="Arial" w:hAnsi="Arial"/>
+          <w:sz w:val="24"/>
+          <w:szCs w:val="24"/>
+        </w:rPr>
+      </w:pPr>
+      <w:sdt>
+        <w:sdtPr>
+          <w:tag w:val="goog_rdk_3"/>
+        </w:sdtPr>
+        <w:sdtContent>
+          <w:commentRangeStart w:id="3"/>
+        </w:sdtContent>
+      </w:sdt>
+      <w:sdt>
+        <w:sdtPr>
+          <w:tag w:val="goog_rdk_4"/>
+        </w:sdtPr>
+        <w:sdtContent>
+          <w:commentRangeStart w:id="4"/>
+        </w:sdtContent>
+      </w:sdt>
+      <w:r>
+        <w:rPr>
+          <w:rFonts w:ascii="Arial" w:cs="Arial" w:eastAsia="Arial" w:hAnsi="Arial"/>
+          <w:sz w:val="24"/>
+          <w:szCs w:val="24"/>
+          <w:rtl w:val="0"/>
+        </w:rPr>
         <w:t xml:space="preserve">3.4 PRÉ-PROCESSAMENTO DE DADOS</w:t>
       </w:r>
-      <w:commentRangeEnd w:id="2"/>
-      <w:r>
-        <w:commentReference w:id="2"/>
+      <w:commentRangeEnd w:id="3"/>
+      <w:r>
+        <w:commentReference w:id="3"/>
+      </w:r>
+      <w:commentRangeEnd w:id="4"/>
+      <w:r>
+        <w:commentReference w:id="4"/>
       </w:r>
       <w:r>
         <w:rPr>
@@ -2519,86 +2842,6 @@
       </w:r>
       <w:sdt>
         <w:sdtPr>
-          <w:tag w:val="goog_rdk_3"/>
-        </w:sdtPr>
-        <w:sdtContent>
-          <w:commentRangeStart w:id="3"/>
-        </w:sdtContent>
-      </w:sdt>
-      <w:r>
-        <w:rPr>
-          <w:rFonts w:ascii="Arial" w:cs="Arial" w:eastAsia="Arial" w:hAnsi="Arial"/>
-          <w:sz w:val="24"/>
-          <w:szCs w:val="24"/>
-          <w:rtl w:val="0"/>
-        </w:rPr>
-        <w:t xml:space="preserve">(Paim, 2020)</w:t>
-      </w:r>
-      <w:commentRangeEnd w:id="3"/>
-      <w:r>
-        <w:commentReference w:id="3"/>
-      </w:r>
-      <w:r>
-        <w:rPr>
-          <w:rFonts w:ascii="Arial" w:cs="Arial" w:eastAsia="Arial" w:hAnsi="Arial"/>
-          <w:sz w:val="24"/>
-          <w:szCs w:val="24"/>
-          <w:rtl w:val="0"/>
-        </w:rPr>
-        <w:t xml:space="preserve">.  Além disso, com a pandemia de COVID-19 ficou evidente a importância da modernização dos sistemas de monitoramento e previsão de surtos, tornando essencial o uso de técnicas avançadas de análise de dados para auxiliar na tomada de decisões </w:t>
-      </w:r>
-      <w:sdt>
-        <w:sdtPr>
-          <w:tag w:val="goog_rdk_4"/>
-        </w:sdtPr>
-        <w:sdtContent>
-          <w:commentRangeStart w:id="4"/>
-        </w:sdtContent>
-      </w:sdt>
-      <w:r>
-        <w:rPr>
-          <w:rFonts w:ascii="Arial" w:cs="Arial" w:eastAsia="Arial" w:hAnsi="Arial"/>
-          <w:sz w:val="24"/>
-          <w:szCs w:val="24"/>
-          <w:rtl w:val="0"/>
-        </w:rPr>
-        <w:t xml:space="preserve">(Silva e Silva Neto, 2022)</w:t>
-      </w:r>
-      <w:commentRangeEnd w:id="4"/>
-      <w:r>
-        <w:commentReference w:id="4"/>
-      </w:r>
-      <w:r>
-        <w:rPr>
-          <w:rFonts w:ascii="Arial" w:cs="Arial" w:eastAsia="Arial" w:hAnsi="Arial"/>
-          <w:sz w:val="24"/>
-          <w:szCs w:val="24"/>
-          <w:rtl w:val="0"/>
-        </w:rPr>
-        <w:t xml:space="preserve">.</w:t>
-      </w:r>
-    </w:p>
-    <w:p>
-      <w:pPr>
-        <w:spacing w:after="240" w:before="240" w:lineRule="auto"/>
-        <w:jc w:val="both"/>
-        <w:rPr>
-          <w:rFonts w:ascii="Arial" w:cs="Arial" w:eastAsia="Arial" w:hAnsi="Arial"/>
-          <w:sz w:val="24"/>
-          <w:szCs w:val="24"/>
-        </w:rPr>
-      </w:pPr>
-      <w:r>
-        <w:rPr>
-          <w:rFonts w:ascii="Arial" w:cs="Arial" w:eastAsia="Arial" w:hAnsi="Arial"/>
-          <w:sz w:val="24"/>
-          <w:szCs w:val="24"/>
-          <w:rtl w:val="0"/>
-        </w:rPr>
-        <w:t xml:space="preserve">Além da importância que temos da modernização de sistemas de monitoramento, pode-se verificar, através de estudos que a inteligência artificial tem desempenhado um papel fundamental na análise de dados de saúde, permitindo a identificação precoce de fatores de risco, a previsão de desfechos clínicos e a otimização da alocação de recursos hospitalares </w:t>
-      </w:r>
-      <w:sdt>
-        <w:sdtPr>
           <w:tag w:val="goog_rdk_5"/>
         </w:sdtPr>
         <w:sdtContent>
@@ -2612,7 +2855,7 @@
           <w:szCs w:val="24"/>
           <w:rtl w:val="0"/>
         </w:rPr>
-        <w:t xml:space="preserve">(Sena, 2021). </w:t>
+        <w:t xml:space="preserve">(Paim, 2020)</w:t>
       </w:r>
       <w:commentRangeEnd w:id="5"/>
       <w:r>
@@ -2620,28 +2863,12 @@
       </w:r>
       <w:r>
         <w:rPr>
-          <w:rtl w:val="0"/>
-        </w:rPr>
-      </w:r>
-    </w:p>
-    <w:p>
-      <w:pPr>
-        <w:spacing w:after="240" w:before="240" w:lineRule="auto"/>
-        <w:jc w:val="both"/>
-        <w:rPr>
-          <w:rFonts w:ascii="Arial" w:cs="Arial" w:eastAsia="Arial" w:hAnsi="Arial"/>
-          <w:sz w:val="24"/>
-          <w:szCs w:val="24"/>
-        </w:rPr>
-      </w:pPr>
-      <w:r>
-        <w:rPr>
-          <w:rFonts w:ascii="Arial" w:cs="Arial" w:eastAsia="Arial" w:hAnsi="Arial"/>
-          <w:sz w:val="24"/>
-          <w:szCs w:val="24"/>
-          <w:rtl w:val="0"/>
-        </w:rPr>
-        <w:t xml:space="preserve">A saúde é um direito fundamental do ser humano e um pilar essencial para o desenvolvimento social e econômico de uma sociedade. Para auxiliar a garantir esse direito básico à população existe o monitoramento epidemiológico, que desempenha um papel central na prevenção e no controle de doenças, através dele temos a possibilidade de alocação eficiente de recursos e até mesmo a antecipação de surtos. Pode-se verificar que tecnologias como a inteligência artificial (Artificial Intelligence - AI) e o aprendizado de máquina (Machine Learning - ML) vem sendo muito utilizadas para detectar padrões em pequeno e grandes volumes de dados, auxiliando no desenvolvimento de estratégias preventivas e na tomada de decisões clínicas </w:t>
+          <w:rFonts w:ascii="Arial" w:cs="Arial" w:eastAsia="Arial" w:hAnsi="Arial"/>
+          <w:sz w:val="24"/>
+          <w:szCs w:val="24"/>
+          <w:rtl w:val="0"/>
+        </w:rPr>
+        <w:t xml:space="preserve">.  Além disso, com a pandemia de COVID-19 ficou evidente a importância da modernização dos sistemas de monitoramento e previsão de surtos, tornando essencial o uso de técnicas avançadas de análise de dados para auxiliar na tomada de decisões </w:t>
       </w:r>
       <w:sdt>
         <w:sdtPr>
@@ -2658,7 +2885,7 @@
           <w:szCs w:val="24"/>
           <w:rtl w:val="0"/>
         </w:rPr>
-        <w:t xml:space="preserve">(Sena, 2021)</w:t>
+        <w:t xml:space="preserve">(Silva e Silva Neto, 2022)</w:t>
       </w:r>
       <w:commentRangeEnd w:id="6"/>
       <w:r>
@@ -2671,7 +2898,7 @@
           <w:szCs w:val="24"/>
           <w:rtl w:val="0"/>
         </w:rPr>
-        <w:t xml:space="preserve">. </w:t>
+        <w:t xml:space="preserve">.</w:t>
       </w:r>
     </w:p>
     <w:p>
@@ -2691,16 +2918,7 @@
           <w:szCs w:val="24"/>
           <w:rtl w:val="0"/>
         </w:rPr>
-        <w:t xml:space="preserve">A utilização de tecnologias como o aprendizado de máquina e inteligência artificial tornam-se cada vez mais relevantes diante de doenças, como por exemplo a Síndrome Respiratória Aguda Grave (SRAG), que apresentam altos índices de hospitalização e mortalidade</w:t>
-      </w:r>
-      <w:r>
-        <w:rPr>
-          <w:rFonts w:ascii="Arial" w:cs="Arial" w:eastAsia="Arial" w:hAnsi="Arial"/>
-          <w:sz w:val="24"/>
-          <w:szCs w:val="24"/>
-          <w:rtl w:val="0"/>
-        </w:rPr>
-        <w:t xml:space="preserve"> </w:t>
+        <w:t xml:space="preserve">Além da importância que temos da modernização de sistemas de monitoramento, pode-se verificar, através de estudos que a inteligência artificial tem desempenhado um papel fundamental na análise de dados de saúde, permitindo a identificação precoce de fatores de risco, a previsão de desfechos clínicos e a otimização da alocação de recursos hospitalares </w:t>
       </w:r>
       <w:sdt>
         <w:sdtPr>
@@ -2717,20 +2935,11 @@
           <w:szCs w:val="24"/>
           <w:rtl w:val="0"/>
         </w:rPr>
-        <w:t xml:space="preserve">(Belini, Ataide e Lochter, 2024)</w:t>
+        <w:t xml:space="preserve">(Sena, 2021). </w:t>
       </w:r>
       <w:commentRangeEnd w:id="7"/>
       <w:r>
         <w:commentReference w:id="7"/>
-      </w:r>
-      <w:r>
-        <w:rPr>
-          <w:rFonts w:ascii="Arial" w:cs="Arial" w:eastAsia="Arial" w:hAnsi="Arial"/>
-          <w:sz w:val="24"/>
-          <w:szCs w:val="24"/>
-          <w:rtl w:val="0"/>
-        </w:rPr>
-        <w:t xml:space="preserve">.</w:t>
       </w:r>
       <w:r>
         <w:rPr>
@@ -2755,7 +2964,7 @@
           <w:szCs w:val="24"/>
           <w:rtl w:val="0"/>
         </w:rPr>
-        <w:t xml:space="preserve">A Síndrome Respiratória Aguda Grave (SRAG) é uma condição respiratória severa causada por diferentes agentes infecciosos, incluindo </w:t>
+        <w:t xml:space="preserve">A saúde é um direito fundamental do ser humano e um pilar essencial para o desenvolvimento social e econômico de uma sociedade. Para auxiliar a garantir esse direito básico à população existe o monitoramento epidemiológico, que desempenha um papel central na prevenção e no controle de doenças, através dele temos a possibilidade de alocação eficiente de recursos e até mesmo a antecipação de surtos. Pode-se verificar que tecnologias como a inteligência artificial (Artificial Intelligence - AI) e o aprendizado de máquina (Machine Learning - ML) vem sendo muito utilizadas para detectar padrões em pequeno e grandes volumes de dados, auxiliando no desenvolvimento de estratégias preventivas e na tomada de decisões clínicas </w:t>
       </w:r>
       <w:sdt>
         <w:sdtPr>
@@ -2772,43 +2981,7 @@
           <w:szCs w:val="24"/>
           <w:rtl w:val="0"/>
         </w:rPr>
-        <w:t xml:space="preserve">SARS-CoV-2</w:t>
-      </w:r>
-      <w:r>
-        <w:rPr>
-          <w:rFonts w:ascii="Arial" w:cs="Arial" w:eastAsia="Arial" w:hAnsi="Arial"/>
-          <w:sz w:val="24"/>
-          <w:szCs w:val="24"/>
-          <w:vertAlign w:val="superscript"/>
-        </w:rPr>
-        <w:footnoteReference w:customMarkFollows="0" w:id="0"/>
-      </w:r>
-      <w:r>
-        <w:rPr>
-          <w:rFonts w:ascii="Arial" w:cs="Arial" w:eastAsia="Arial" w:hAnsi="Arial"/>
-          <w:sz w:val="24"/>
-          <w:szCs w:val="24"/>
-          <w:rtl w:val="0"/>
-        </w:rPr>
-        <w:t xml:space="preserve">, Influenza</w:t>
-      </w:r>
-      <w:r>
-        <w:rPr>
-          <w:rFonts w:ascii="Arial" w:cs="Arial" w:eastAsia="Arial" w:hAnsi="Arial"/>
-          <w:sz w:val="24"/>
-          <w:szCs w:val="24"/>
-          <w:vertAlign w:val="superscript"/>
-        </w:rPr>
-        <w:footnoteReference w:customMarkFollows="0" w:id="1"/>
-      </w:r>
-      <w:r>
-        <w:rPr>
-          <w:rFonts w:ascii="Arial" w:cs="Arial" w:eastAsia="Arial" w:hAnsi="Arial"/>
-          <w:sz w:val="24"/>
-          <w:szCs w:val="24"/>
-          <w:rtl w:val="0"/>
-        </w:rPr>
-        <w:t xml:space="preserve"> e Vírus Sincicial Respiratório</w:t>
+        <w:t xml:space="preserve">(Sena, 2021)</w:t>
       </w:r>
       <w:commentRangeEnd w:id="8"/>
       <w:r>
@@ -2821,7 +2994,7 @@
           <w:szCs w:val="24"/>
           <w:rtl w:val="0"/>
         </w:rPr>
-        <w:t xml:space="preserve">. O SRAG possui um impacto que tem sido crítico sobre o sistema de saúde, reforçando a necessidade de abordagens de prevenção e previsão para otimizar o atendimento e reduzir a mortalidade da população. </w:t>
+        <w:t xml:space="preserve">. </w:t>
       </w:r>
     </w:p>
     <w:p>
@@ -2841,7 +3014,16 @@
           <w:szCs w:val="24"/>
           <w:rtl w:val="0"/>
         </w:rPr>
-        <w:t xml:space="preserve">Estudos apontam que a SRAG afeta predominantemente grupos vulneráveis, como por exemplo em idosos e indivíduos com comorbidades, como por exemplo doenças cardiovasculares, diabetes, doenças renais crônicas, doenças pulmonares crônicas, obesidade; e que pode levar a complicações graves que demandam suporte maior, como internação em  </w:t>
+        <w:t xml:space="preserve">A utilização de tecnologias como o aprendizado de máquina e inteligência artificial tornam-se cada vez mais relevantes diante de doenças, como por exemplo a Síndrome Respiratória Aguda Grave (SRAG), que apresentam altos índices de hospitalização e mortalidade</w:t>
+      </w:r>
+      <w:r>
+        <w:rPr>
+          <w:rFonts w:ascii="Arial" w:cs="Arial" w:eastAsia="Arial" w:hAnsi="Arial"/>
+          <w:sz w:val="24"/>
+          <w:szCs w:val="24"/>
+          <w:rtl w:val="0"/>
+        </w:rPr>
+        <w:t xml:space="preserve"> </w:t>
       </w:r>
       <w:sdt>
         <w:sdtPr>
@@ -2858,7 +3040,7 @@
           <w:szCs w:val="24"/>
           <w:rtl w:val="0"/>
         </w:rPr>
-        <w:t xml:space="preserve">UTI</w:t>
+        <w:t xml:space="preserve">(Belini, Ataide e Lochter, 2024)</w:t>
       </w:r>
       <w:commentRangeEnd w:id="9"/>
       <w:r>
@@ -2869,18 +3051,34 @@
           <w:rFonts w:ascii="Arial" w:cs="Arial" w:eastAsia="Arial" w:hAnsi="Arial"/>
           <w:sz w:val="24"/>
           <w:szCs w:val="24"/>
-          <w:vertAlign w:val="superscript"/>
-        </w:rPr>
-        <w:footnoteReference w:customMarkFollows="0" w:id="2"/>
-      </w:r>
-      <w:r>
-        <w:rPr>
-          <w:rFonts w:ascii="Arial" w:cs="Arial" w:eastAsia="Arial" w:hAnsi="Arial"/>
-          <w:sz w:val="24"/>
-          <w:szCs w:val="24"/>
-          <w:rtl w:val="0"/>
-        </w:rPr>
-        <w:t xml:space="preserve"> e ventilação mecânica </w:t>
+          <w:rtl w:val="0"/>
+        </w:rPr>
+        <w:t xml:space="preserve">.</w:t>
+      </w:r>
+      <w:r>
+        <w:rPr>
+          <w:rtl w:val="0"/>
+        </w:rPr>
+      </w:r>
+    </w:p>
+    <w:p>
+      <w:pPr>
+        <w:spacing w:after="240" w:before="240" w:lineRule="auto"/>
+        <w:jc w:val="both"/>
+        <w:rPr>
+          <w:rFonts w:ascii="Arial" w:cs="Arial" w:eastAsia="Arial" w:hAnsi="Arial"/>
+          <w:sz w:val="24"/>
+          <w:szCs w:val="24"/>
+        </w:rPr>
+      </w:pPr>
+      <w:r>
+        <w:rPr>
+          <w:rFonts w:ascii="Arial" w:cs="Arial" w:eastAsia="Arial" w:hAnsi="Arial"/>
+          <w:sz w:val="24"/>
+          <w:szCs w:val="24"/>
+          <w:rtl w:val="0"/>
+        </w:rPr>
+        <w:t xml:space="preserve">A Síndrome Respiratória Aguda Grave (SRAG) é uma condição respiratória severa causada por diferentes agentes infecciosos, incluindo </w:t>
       </w:r>
       <w:sdt>
         <w:sdtPr>
@@ -2897,7 +3095,43 @@
           <w:szCs w:val="24"/>
           <w:rtl w:val="0"/>
         </w:rPr>
-        <w:t xml:space="preserve">(Silva, 2021)</w:t>
+        <w:t xml:space="preserve">SARS-CoV-2</w:t>
+      </w:r>
+      <w:r>
+        <w:rPr>
+          <w:rFonts w:ascii="Arial" w:cs="Arial" w:eastAsia="Arial" w:hAnsi="Arial"/>
+          <w:sz w:val="24"/>
+          <w:szCs w:val="24"/>
+          <w:vertAlign w:val="superscript"/>
+        </w:rPr>
+        <w:footnoteReference w:customMarkFollows="0" w:id="0"/>
+      </w:r>
+      <w:r>
+        <w:rPr>
+          <w:rFonts w:ascii="Arial" w:cs="Arial" w:eastAsia="Arial" w:hAnsi="Arial"/>
+          <w:sz w:val="24"/>
+          <w:szCs w:val="24"/>
+          <w:rtl w:val="0"/>
+        </w:rPr>
+        <w:t xml:space="preserve">, Influenza</w:t>
+      </w:r>
+      <w:r>
+        <w:rPr>
+          <w:rFonts w:ascii="Arial" w:cs="Arial" w:eastAsia="Arial" w:hAnsi="Arial"/>
+          <w:sz w:val="24"/>
+          <w:szCs w:val="24"/>
+          <w:vertAlign w:val="superscript"/>
+        </w:rPr>
+        <w:footnoteReference w:customMarkFollows="0" w:id="1"/>
+      </w:r>
+      <w:r>
+        <w:rPr>
+          <w:rFonts w:ascii="Arial" w:cs="Arial" w:eastAsia="Arial" w:hAnsi="Arial"/>
+          <w:sz w:val="24"/>
+          <w:szCs w:val="24"/>
+          <w:rtl w:val="0"/>
+        </w:rPr>
+        <w:t xml:space="preserve"> e Vírus Sincicial Respiratório</w:t>
       </w:r>
       <w:commentRangeEnd w:id="10"/>
       <w:r>
@@ -2910,16 +3144,27 @@
           <w:szCs w:val="24"/>
           <w:rtl w:val="0"/>
         </w:rPr>
-        <w:t xml:space="preserve">. Uma ferramenta que auxilia na previsão de casos de risco da Síndrome (SRAG) é a análise preditiva, é através dela que temos a possibilidade de uma resposta mais rápida e eficaz do sistema de saúde </w:t>
-      </w:r>
-      <w:r>
-        <w:rPr>
-          <w:rFonts w:ascii="Arial" w:cs="Arial" w:eastAsia="Arial" w:hAnsi="Arial"/>
-          <w:sz w:val="24"/>
-          <w:szCs w:val="24"/>
-          <w:rtl w:val="0"/>
-        </w:rPr>
-        <w:t xml:space="preserve">(</w:t>
+        <w:t xml:space="preserve">. O SRAG possui um impacto que tem sido crítico sobre o sistema de saúde, reforçando a necessidade de abordagens de prevenção e previsão para otimizar o atendimento e reduzir a mortalidade da população. </w:t>
+      </w:r>
+    </w:p>
+    <w:p>
+      <w:pPr>
+        <w:spacing w:after="240" w:before="240" w:lineRule="auto"/>
+        <w:jc w:val="both"/>
+        <w:rPr>
+          <w:rFonts w:ascii="Arial" w:cs="Arial" w:eastAsia="Arial" w:hAnsi="Arial"/>
+          <w:sz w:val="24"/>
+          <w:szCs w:val="24"/>
+        </w:rPr>
+      </w:pPr>
+      <w:r>
+        <w:rPr>
+          <w:rFonts w:ascii="Arial" w:cs="Arial" w:eastAsia="Arial" w:hAnsi="Arial"/>
+          <w:sz w:val="24"/>
+          <w:szCs w:val="24"/>
+          <w:rtl w:val="0"/>
+        </w:rPr>
+        <w:t xml:space="preserve">Estudos apontam que a SRAG afeta predominantemente grupos vulneráveis, como por exemplo em idosos e indivíduos com comorbidades, como por exemplo doenças cardiovasculares, diabetes, doenças renais crônicas, doenças pulmonares crônicas, obesidade; e que pode levar a complicações graves que demandam suporte maior, como internação em  </w:t>
       </w:r>
       <w:sdt>
         <w:sdtPr>
@@ -2936,7 +3181,7 @@
           <w:szCs w:val="24"/>
           <w:rtl w:val="0"/>
         </w:rPr>
-        <w:t xml:space="preserve">Júnior</w:t>
+        <w:t xml:space="preserve">UTI</w:t>
       </w:r>
       <w:commentRangeEnd w:id="11"/>
       <w:r>
@@ -2947,53 +3192,18 @@
           <w:rFonts w:ascii="Arial" w:cs="Arial" w:eastAsia="Arial" w:hAnsi="Arial"/>
           <w:sz w:val="24"/>
           <w:szCs w:val="24"/>
-          <w:rtl w:val="0"/>
-        </w:rPr>
-        <w:t xml:space="preserve">, 2024).</w:t>
-      </w:r>
-      <w:r>
-        <w:rPr>
-          <w:rtl w:val="0"/>
-        </w:rPr>
-      </w:r>
-    </w:p>
-    <w:p>
-      <w:pPr>
-        <w:spacing w:after="240" w:before="240" w:lineRule="auto"/>
-        <w:jc w:val="both"/>
-        <w:rPr>
-          <w:rFonts w:ascii="Arial" w:cs="Arial" w:eastAsia="Arial" w:hAnsi="Arial"/>
-          <w:sz w:val="24"/>
-          <w:szCs w:val="24"/>
-        </w:rPr>
-      </w:pPr>
-      <w:r>
-        <w:rPr>
-          <w:rFonts w:ascii="Arial" w:cs="Arial" w:eastAsia="Arial" w:hAnsi="Arial"/>
-          <w:sz w:val="24"/>
-          <w:szCs w:val="24"/>
-          <w:rtl w:val="0"/>
-        </w:rPr>
-        <w:t xml:space="preserve">A capacidade de prever casos graves de SRAG pode contribuir para uma resposta mais eficiente e rápida, permitindo um melhor direcionamento de recursos hospitalares, como por exemplo os leitos de UTI e ventiladores mecânicos. Modelos preditivos baseados em aprendizado de máquina vêm sendo utilizados para identificar fatores de risco e prever desfechos clínicos, possibilitando intervenções </w:t>
-      </w:r>
-      <w:r>
-        <w:rPr>
-          <w:rFonts w:ascii="Arial" w:cs="Arial" w:eastAsia="Arial" w:hAnsi="Arial"/>
-          <w:b w:val="1"/>
-          <w:sz w:val="24"/>
-          <w:szCs w:val="24"/>
-          <w:rtl w:val="0"/>
-        </w:rPr>
-        <w:t xml:space="preserve">precoces/ preventivas</w:t>
-      </w:r>
-      <w:r>
-        <w:rPr>
-          <w:rFonts w:ascii="Arial" w:cs="Arial" w:eastAsia="Arial" w:hAnsi="Arial"/>
-          <w:sz w:val="24"/>
-          <w:szCs w:val="24"/>
-          <w:rtl w:val="0"/>
-        </w:rPr>
-        <w:t xml:space="preserve"> </w:t>
+          <w:vertAlign w:val="superscript"/>
+        </w:rPr>
+        <w:footnoteReference w:customMarkFollows="0" w:id="2"/>
+      </w:r>
+      <w:r>
+        <w:rPr>
+          <w:rFonts w:ascii="Arial" w:cs="Arial" w:eastAsia="Arial" w:hAnsi="Arial"/>
+          <w:sz w:val="24"/>
+          <w:szCs w:val="24"/>
+          <w:rtl w:val="0"/>
+        </w:rPr>
+        <w:t xml:space="preserve"> e ventilação mecânica </w:t>
       </w:r>
       <w:sdt>
         <w:sdtPr>
@@ -3010,7 +3220,7 @@
           <w:szCs w:val="24"/>
           <w:rtl w:val="0"/>
         </w:rPr>
-        <w:t xml:space="preserve">(Sena, 2021)</w:t>
+        <w:t xml:space="preserve">(Silva, 2021)</w:t>
       </w:r>
       <w:commentRangeEnd w:id="12"/>
       <w:r>
@@ -3023,27 +3233,16 @@
           <w:szCs w:val="24"/>
           <w:rtl w:val="0"/>
         </w:rPr>
-        <w:t xml:space="preserve">. </w:t>
-      </w:r>
-    </w:p>
-    <w:p>
-      <w:pPr>
-        <w:spacing w:after="240" w:before="240" w:lineRule="auto"/>
-        <w:jc w:val="both"/>
-        <w:rPr>
-          <w:rFonts w:ascii="Arial" w:cs="Arial" w:eastAsia="Arial" w:hAnsi="Arial"/>
-          <w:sz w:val="24"/>
-          <w:szCs w:val="24"/>
-        </w:rPr>
-      </w:pPr>
-      <w:r>
-        <w:rPr>
-          <w:rFonts w:ascii="Arial" w:cs="Arial" w:eastAsia="Arial" w:hAnsi="Arial"/>
-          <w:sz w:val="24"/>
-          <w:szCs w:val="24"/>
-          <w:rtl w:val="0"/>
-        </w:rPr>
-        <w:t xml:space="preserve">Abordagens como esta são fundamentais para otimizar a gestão hospitalar e aprimorar as políticas de saúde pública. A aplicação desses modelos tem mostrado resultados positivos na alocação eficiente de recursos, melhoria da gestão hospitalar e consequentemente reduzir a mortalidade em pacientes críticos</w:t>
+        <w:t xml:space="preserve">. Uma ferramenta que auxilia na previsão de casos de risco da Síndrome (SRAG) é a análise preditiva, é através dela que temos a possibilidade de uma resposta mais rápida e eficaz do sistema de saúde </w:t>
+      </w:r>
+      <w:r>
+        <w:rPr>
+          <w:rFonts w:ascii="Arial" w:cs="Arial" w:eastAsia="Arial" w:hAnsi="Arial"/>
+          <w:sz w:val="24"/>
+          <w:szCs w:val="24"/>
+          <w:rtl w:val="0"/>
+        </w:rPr>
+        <w:t xml:space="preserve">(</w:t>
       </w:r>
       <w:sdt>
         <w:sdtPr>
@@ -3060,7 +3259,7 @@
           <w:szCs w:val="24"/>
           <w:rtl w:val="0"/>
         </w:rPr>
-        <w:t xml:space="preserve"> (Silva e Silva Neto, 2022)</w:t>
+        <w:t xml:space="preserve">Júnior</w:t>
       </w:r>
       <w:commentRangeEnd w:id="13"/>
       <w:r>
@@ -3073,7 +3272,12 @@
           <w:szCs w:val="24"/>
           <w:rtl w:val="0"/>
         </w:rPr>
-        <w:t xml:space="preserve">.</w:t>
+        <w:t xml:space="preserve">, 2024).</w:t>
+      </w:r>
+      <w:r>
+        <w:rPr>
+          <w:rtl w:val="0"/>
+        </w:rPr>
       </w:r>
     </w:p>
     <w:p>
@@ -3093,45 +3297,7 @@
           <w:szCs w:val="24"/>
           <w:rtl w:val="0"/>
         </w:rPr>
-        <w:t xml:space="preserve">O processo de análise de dados para predição de doenças segue a abordagem do </w:t>
-      </w:r>
-      <w:r>
-        <w:rPr>
-          <w:rFonts w:ascii="Arial" w:cs="Arial" w:eastAsia="Arial" w:hAnsi="Arial"/>
-          <w:i w:val="1"/>
-          <w:sz w:val="24"/>
-          <w:szCs w:val="24"/>
-          <w:rtl w:val="0"/>
-        </w:rPr>
-        <w:t xml:space="preserve">Knowledge Discovery in Databases</w:t>
-      </w:r>
-      <w:r>
-        <w:rPr>
-          <w:rFonts w:ascii="Arial" w:cs="Arial" w:eastAsia="Arial" w:hAnsi="Arial"/>
-          <w:sz w:val="24"/>
-          <w:szCs w:val="24"/>
-          <w:rtl w:val="0"/>
-        </w:rPr>
-        <w:t xml:space="preserve"> (KDD), em português a </w:t>
-      </w:r>
-      <w:r>
-        <w:rPr>
-          <w:rFonts w:ascii="Arial" w:cs="Arial" w:eastAsia="Arial" w:hAnsi="Arial"/>
-          <w:sz w:val="24"/>
-          <w:szCs w:val="24"/>
-          <w:highlight w:val="white"/>
-          <w:rtl w:val="0"/>
-        </w:rPr>
-        <w:t xml:space="preserve">Descoberta de Conhecimento em Bases de Dados</w:t>
-      </w:r>
-      <w:r>
-        <w:rPr>
-          <w:rFonts w:ascii="Arial" w:cs="Arial" w:eastAsia="Arial" w:hAnsi="Arial"/>
-          <w:sz w:val="24"/>
-          <w:szCs w:val="24"/>
-          <w:rtl w:val="0"/>
-        </w:rPr>
-        <w:t xml:space="preserve">, que possui diversas etapas interdependentes para a extração de conhecimento útil a partir de grandes volumes de dados </w:t>
+        <w:t xml:space="preserve">A capacidade de prever casos graves de SRAG pode contribuir para uma resposta mais eficiente e rápida, permitindo um melhor direcionamento de recursos hospitalares, como por exemplo os leitos de UTI e ventiladores mecânicos. Modelos preditivos baseados em aprendizado de máquina vêm sendo utilizados para identificar fatores de risco e prever desfechos clínicos, possibilitando intervenções </w:t>
       </w:r>
       <w:r>
         <w:rPr>
@@ -3141,25 +3307,7 @@
           <w:szCs w:val="24"/>
           <w:rtl w:val="0"/>
         </w:rPr>
-        <w:t xml:space="preserve">(Fayyad, Piatetsky-Shapiro e Smyth, 1996</w:t>
-      </w:r>
-      <w:r>
-        <w:rPr>
-          <w:rFonts w:ascii="Arial" w:cs="Arial" w:eastAsia="Arial" w:hAnsi="Arial"/>
-          <w:sz w:val="24"/>
-          <w:szCs w:val="24"/>
-          <w:rtl w:val="0"/>
-        </w:rPr>
-        <w:t xml:space="preserve">). As etapas que serão utilizadas, a partir da abordagem do KDD, são a seleção de dados, pré-processamento, a transformação de dados, mineração de dados, interpretação e avaliação dos resultados. Esse processo inicia-se com na etapa de seleção dos dados, onde informações relevantes são extraídas de bases públicas, como a que será utilizada será a do DataSUS. </w:t>
-      </w:r>
-      <w:r>
-        <w:rPr>
-          <w:rFonts w:ascii="Arial" w:cs="Arial" w:eastAsia="Arial" w:hAnsi="Arial"/>
-          <w:sz w:val="24"/>
-          <w:szCs w:val="24"/>
-          <w:rtl w:val="0"/>
-        </w:rPr>
-        <w:t xml:space="preserve">Na segunda etapa é realizado o pré-processamento de dados garantindo sempre a qualidade do conjunto de dados, nela ocorre a normalização, limpeza e tratamento de valores nulos, duplicados, ausentes e irrelevantes</w:t>
+        <w:t xml:space="preserve">precoces/ preventivas</w:t>
       </w:r>
       <w:r>
         <w:rPr>
@@ -3178,6 +3326,28 @@
           <w:commentRangeStart w:id="14"/>
         </w:sdtContent>
       </w:sdt>
+      <w:r>
+        <w:rPr>
+          <w:rFonts w:ascii="Arial" w:cs="Arial" w:eastAsia="Arial" w:hAnsi="Arial"/>
+          <w:sz w:val="24"/>
+          <w:szCs w:val="24"/>
+          <w:rtl w:val="0"/>
+        </w:rPr>
+        <w:t xml:space="preserve">(Sena, 2021)</w:t>
+      </w:r>
+      <w:commentRangeEnd w:id="14"/>
+      <w:r>
+        <w:commentReference w:id="14"/>
+      </w:r>
+      <w:r>
+        <w:rPr>
+          <w:rFonts w:ascii="Arial" w:cs="Arial" w:eastAsia="Arial" w:hAnsi="Arial"/>
+          <w:sz w:val="24"/>
+          <w:szCs w:val="24"/>
+          <w:rtl w:val="0"/>
+        </w:rPr>
+        <w:t xml:space="preserve">. Abordagens como esta são fundamentais para otimizar a gestão hospitalar e aprimorar as políticas de saúde pública. A aplicação desses modelos tem mostrado resultados positivos na alocação eficiente de recursos, melhoria da gestão hospitalar e consequentemente reduzir a mortalidade em pacientes críticos</w:t>
+      </w:r>
       <w:sdt>
         <w:sdtPr>
           <w:tag w:val="goog_rdk_15"/>
@@ -3193,20 +3363,7 @@
           <w:szCs w:val="24"/>
           <w:rtl w:val="0"/>
         </w:rPr>
-        <w:t xml:space="preserve"> </w:t>
-      </w:r>
-      <w:r>
-        <w:rPr>
-          <w:rFonts w:ascii="Arial" w:cs="Arial" w:eastAsia="Arial" w:hAnsi="Arial"/>
-          <w:sz w:val="24"/>
-          <w:szCs w:val="24"/>
-          <w:rtl w:val="0"/>
-        </w:rPr>
-        <w:t xml:space="preserve">(Júnior, 2024)</w:t>
-      </w:r>
-      <w:commentRangeEnd w:id="14"/>
-      <w:r>
-        <w:commentReference w:id="14"/>
+        <w:t xml:space="preserve"> (Silva e Silva Neto, 2022)</w:t>
       </w:r>
       <w:commentRangeEnd w:id="15"/>
       <w:r>
@@ -3221,12 +3378,324 @@
         </w:rPr>
         <w:t xml:space="preserve">.</w:t>
       </w:r>
-      <w:r>
-        <w:rPr>
-          <w:rtl w:val="0"/>
-        </w:rPr>
-      </w:r>
-    </w:p>
+    </w:p>
+    <w:sdt>
+      <w:sdtPr>
+        <w:tag w:val="goog_rdk_19"/>
+      </w:sdtPr>
+      <w:sdtContent>
+        <w:p>
+          <w:pPr>
+            <w:spacing w:after="240" w:before="240" w:lineRule="auto"/>
+            <w:jc w:val="both"/>
+            <w:rPr>
+              <w:del w:author="Iasmin Marques" w:id="0" w:date="2025-03-07T17:43:05Z"/>
+              <w:rFonts w:ascii="Arial" w:cs="Arial" w:eastAsia="Arial" w:hAnsi="Arial"/>
+              <w:sz w:val="24"/>
+              <w:szCs w:val="24"/>
+            </w:rPr>
+          </w:pPr>
+          <w:r>
+            <w:rPr>
+              <w:rFonts w:ascii="Arial" w:cs="Arial" w:eastAsia="Arial" w:hAnsi="Arial"/>
+              <w:sz w:val="24"/>
+              <w:szCs w:val="24"/>
+              <w:rtl w:val="0"/>
+            </w:rPr>
+            <w:t xml:space="preserve">O processo de análise de dados para predição de doenças segue a abordagem do </w:t>
+          </w:r>
+          <w:r>
+            <w:rPr>
+              <w:rFonts w:ascii="Arial" w:cs="Arial" w:eastAsia="Arial" w:hAnsi="Arial"/>
+              <w:i w:val="1"/>
+              <w:sz w:val="24"/>
+              <w:szCs w:val="24"/>
+              <w:rtl w:val="0"/>
+            </w:rPr>
+            <w:t xml:space="preserve">Knowledge Discovery in Databases</w:t>
+          </w:r>
+          <w:r>
+            <w:rPr>
+              <w:rFonts w:ascii="Arial" w:cs="Arial" w:eastAsia="Arial" w:hAnsi="Arial"/>
+              <w:sz w:val="24"/>
+              <w:szCs w:val="24"/>
+              <w:rtl w:val="0"/>
+            </w:rPr>
+            <w:t xml:space="preserve"> (KDD), em português a </w:t>
+          </w:r>
+          <w:r>
+            <w:rPr>
+              <w:rFonts w:ascii="Arial" w:cs="Arial" w:eastAsia="Arial" w:hAnsi="Arial"/>
+              <w:sz w:val="24"/>
+              <w:szCs w:val="24"/>
+              <w:highlight w:val="white"/>
+              <w:rtl w:val="0"/>
+            </w:rPr>
+            <w:t xml:space="preserve">Descoberta de Conhecimento em Bases de Dados</w:t>
+          </w:r>
+          <w:r>
+            <w:rPr>
+              <w:rFonts w:ascii="Arial" w:cs="Arial" w:eastAsia="Arial" w:hAnsi="Arial"/>
+              <w:sz w:val="24"/>
+              <w:szCs w:val="24"/>
+              <w:rtl w:val="0"/>
+            </w:rPr>
+            <w:t xml:space="preserve">, que possui diversas etapas interdependentes para a extração de conhecimento útil a partir de grandes volumes de dados </w:t>
+          </w:r>
+          <w:r>
+            <w:rPr>
+              <w:rFonts w:ascii="Arial" w:cs="Arial" w:eastAsia="Arial" w:hAnsi="Arial"/>
+              <w:b w:val="1"/>
+              <w:sz w:val="24"/>
+              <w:szCs w:val="24"/>
+              <w:rtl w:val="0"/>
+            </w:rPr>
+            <w:t xml:space="preserve">(Fayyad, Piatetsky-Shapiro e Smyth, 1996</w:t>
+          </w:r>
+          <w:r>
+            <w:rPr>
+              <w:rFonts w:ascii="Arial" w:cs="Arial" w:eastAsia="Arial" w:hAnsi="Arial"/>
+              <w:sz w:val="24"/>
+              <w:szCs w:val="24"/>
+              <w:rtl w:val="0"/>
+            </w:rPr>
+            <w:t xml:space="preserve">). As etapas que serão utilizadas, a partir da abordagem do KDD, são a seleção de dados, pré-processamento, a transformação de dados, mineração de dados, interpretação e avaliação dos resultados.</w:t>
+          </w:r>
+          <w:sdt>
+            <w:sdtPr>
+              <w:tag w:val="goog_rdk_16"/>
+            </w:sdtPr>
+            <w:sdtContent>
+              <w:del w:author="Iasmin Marques" w:id="0" w:date="2025-03-07T17:43:05Z">
+                <w:r>
+                  <w:rPr>
+                    <w:rFonts w:ascii="Arial" w:cs="Arial" w:eastAsia="Arial" w:hAnsi="Arial"/>
+                    <w:sz w:val="24"/>
+                    <w:szCs w:val="24"/>
+                    <w:rtl w:val="0"/>
+                  </w:rPr>
+                  <w:delText xml:space="preserve"> Esse processo inicia-se com na etapa de seleção dos dados, onde informações relevantes são extraídas de bases públicas, como a que será utilizada será a do DataSUS. </w:delText>
+                </w:r>
+                <w:r>
+                  <w:rPr>
+                    <w:rFonts w:ascii="Arial" w:cs="Arial" w:eastAsia="Arial" w:hAnsi="Arial"/>
+                    <w:sz w:val="24"/>
+                    <w:szCs w:val="24"/>
+                    <w:rtl w:val="0"/>
+                  </w:rPr>
+                  <w:delText xml:space="preserve">Na segunda etapa é realizado o pré-processamento de dados garantindo sempre a qualidade do conjunto de dados, nela ocorre a normalização, limpeza e tratamento de valores nulos, duplicados, ausentes e irrelevantes</w:delText>
+                </w:r>
+                <w:r>
+                  <w:rPr>
+                    <w:rFonts w:ascii="Arial" w:cs="Arial" w:eastAsia="Arial" w:hAnsi="Arial"/>
+                    <w:sz w:val="24"/>
+                    <w:szCs w:val="24"/>
+                    <w:rtl w:val="0"/>
+                  </w:rPr>
+                  <w:delText xml:space="preserve"> </w:delText>
+                </w:r>
+              </w:del>
+              <w:sdt>
+                <w:sdtPr>
+                  <w:tag w:val="goog_rdk_17"/>
+                </w:sdtPr>
+                <w:sdtContent>
+                  <w:commentRangeStart w:id="16"/>
+                </w:sdtContent>
+              </w:sdt>
+              <w:del w:author="Iasmin Marques" w:id="0" w:date="2025-03-07T17:43:05Z">
+                <w:sdt>
+                  <w:sdtPr>
+                    <w:tag w:val="goog_rdk_18"/>
+                  </w:sdtPr>
+                  <w:sdtContent>
+                    <w:commentRangeStart w:id="17"/>
+                  </w:sdtContent>
+                </w:sdt>
+                <w:r>
+                  <w:rPr>
+                    <w:rFonts w:ascii="Arial" w:cs="Arial" w:eastAsia="Arial" w:hAnsi="Arial"/>
+                    <w:sz w:val="24"/>
+                    <w:szCs w:val="24"/>
+                    <w:rtl w:val="0"/>
+                  </w:rPr>
+                  <w:delText xml:space="preserve"> </w:delText>
+                </w:r>
+                <w:r>
+                  <w:rPr>
+                    <w:rFonts w:ascii="Arial" w:cs="Arial" w:eastAsia="Arial" w:hAnsi="Arial"/>
+                    <w:sz w:val="24"/>
+                    <w:szCs w:val="24"/>
+                    <w:rtl w:val="0"/>
+                  </w:rPr>
+                  <w:delText xml:space="preserve">(Júnior, 2024)</w:delText>
+                </w:r>
+                <w:commentRangeEnd w:id="16"/>
+                <w:r>
+                  <w:commentReference w:id="16"/>
+                </w:r>
+                <w:commentRangeEnd w:id="17"/>
+                <w:r>
+                  <w:commentReference w:id="17"/>
+                </w:r>
+                <w:r>
+                  <w:rPr>
+                    <w:rFonts w:ascii="Arial" w:cs="Arial" w:eastAsia="Arial" w:hAnsi="Arial"/>
+                    <w:sz w:val="24"/>
+                    <w:szCs w:val="24"/>
+                    <w:rtl w:val="0"/>
+                  </w:rPr>
+                  <w:delText xml:space="preserve">.</w:delText>
+                </w:r>
+                <w:r>
+                  <w:rPr>
+                    <w:rtl w:val="0"/>
+                  </w:rPr>
+                </w:r>
+              </w:del>
+            </w:sdtContent>
+          </w:sdt>
+        </w:p>
+      </w:sdtContent>
+    </w:sdt>
+    <w:sdt>
+      <w:sdtPr>
+        <w:tag w:val="goog_rdk_23"/>
+      </w:sdtPr>
+      <w:sdtContent>
+        <w:p>
+          <w:pPr>
+            <w:spacing w:after="240" w:before="240" w:lineRule="auto"/>
+            <w:jc w:val="both"/>
+            <w:rPr>
+              <w:del w:author="Iasmin Marques" w:id="0" w:date="2025-03-07T17:43:05Z"/>
+              <w:rFonts w:ascii="Arial" w:cs="Arial" w:eastAsia="Arial" w:hAnsi="Arial"/>
+              <w:sz w:val="24"/>
+              <w:szCs w:val="24"/>
+            </w:rPr>
+          </w:pPr>
+          <w:sdt>
+            <w:sdtPr>
+              <w:tag w:val="goog_rdk_20"/>
+            </w:sdtPr>
+            <w:sdtContent>
+              <w:del w:author="Iasmin Marques" w:id="0" w:date="2025-03-07T17:43:05Z">
+                <w:r>
+                  <w:rPr>
+                    <w:rFonts w:ascii="Arial" w:cs="Arial" w:eastAsia="Arial" w:hAnsi="Arial"/>
+                    <w:sz w:val="24"/>
+                    <w:szCs w:val="24"/>
+                    <w:rtl w:val="0"/>
+                  </w:rPr>
+                  <w:delText xml:space="preserve">A próxima fase envolve a transformação dos dados, onde são aplicadas técnicas como, por exemplo, engenharia de atributos para destacar variáveis importantes para a modelagem. Em seguida, ocorre a mineração de dados, etapa onde algoritmos de aprendizado de máquina são utilizados para prever desfechos clínicos e identificar padrões. </w:delText>
+                </w:r>
+              </w:del>
+              <w:sdt>
+                <w:sdtPr>
+                  <w:tag w:val="goog_rdk_21"/>
+                </w:sdtPr>
+                <w:sdtContent>
+                  <w:commentRangeStart w:id="18"/>
+                </w:sdtContent>
+              </w:sdt>
+              <w:del w:author="Iasmin Marques" w:id="0" w:date="2025-03-07T17:43:05Z">
+                <w:r>
+                  <w:rPr>
+                    <w:rFonts w:ascii="Arial" w:cs="Arial" w:eastAsia="Arial" w:hAnsi="Arial"/>
+                    <w:b w:val="1"/>
+                    <w:sz w:val="24"/>
+                    <w:szCs w:val="24"/>
+                    <w:rtl w:val="0"/>
+                  </w:rPr>
+                  <w:delText xml:space="preserve">Modelos como Regressão Logística, </w:delText>
+                </w:r>
+                <w:r>
+                  <w:rPr>
+                    <w:rFonts w:ascii="Arial" w:cs="Arial" w:eastAsia="Arial" w:hAnsi="Arial"/>
+                    <w:b w:val="1"/>
+                    <w:i w:val="1"/>
+                    <w:sz w:val="24"/>
+                    <w:szCs w:val="24"/>
+                    <w:rtl w:val="0"/>
+                  </w:rPr>
+                  <w:delText xml:space="preserve">Decision Tree</w:delText>
+                </w:r>
+                <w:r>
+                  <w:rPr>
+                    <w:rFonts w:ascii="Arial" w:cs="Arial" w:eastAsia="Arial" w:hAnsi="Arial"/>
+                    <w:b w:val="1"/>
+                    <w:sz w:val="24"/>
+                    <w:szCs w:val="24"/>
+                    <w:rtl w:val="0"/>
+                  </w:rPr>
+                  <w:delText xml:space="preserve"> e </w:delText>
+                </w:r>
+                <w:r>
+                  <w:rPr>
+                    <w:rFonts w:ascii="Arial" w:cs="Arial" w:eastAsia="Arial" w:hAnsi="Arial"/>
+                    <w:b w:val="1"/>
+                    <w:i w:val="1"/>
+                    <w:sz w:val="24"/>
+                    <w:szCs w:val="24"/>
+                    <w:rtl w:val="0"/>
+                  </w:rPr>
+                  <w:delText xml:space="preserve">Random Forest</w:delText>
+                </w:r>
+                <w:r>
+                  <w:rPr>
+                    <w:rFonts w:ascii="Arial" w:cs="Arial" w:eastAsia="Arial" w:hAnsi="Arial"/>
+                    <w:b w:val="1"/>
+                    <w:sz w:val="24"/>
+                    <w:szCs w:val="24"/>
+                    <w:rtl w:val="0"/>
+                  </w:rPr>
+                  <w:delText xml:space="preserve"> </w:delText>
+                </w:r>
+                <w:commentRangeEnd w:id="18"/>
+                <w:r>
+                  <w:commentReference w:id="18"/>
+                </w:r>
+                <w:r>
+                  <w:rPr>
+                    <w:rFonts w:ascii="Arial" w:cs="Arial" w:eastAsia="Arial" w:hAnsi="Arial"/>
+                    <w:sz w:val="24"/>
+                    <w:szCs w:val="24"/>
+                    <w:rtl w:val="0"/>
+                  </w:rPr>
+                  <w:delText xml:space="preserve">são amplamente utilizados nesse contexto, apresentando um alto desempenho na predição de mortalidade em pacientes com SRAG </w:delText>
+                </w:r>
+                <w:sdt>
+                  <w:sdtPr>
+                    <w:tag w:val="goog_rdk_22"/>
+                  </w:sdtPr>
+                  <w:sdtContent>
+                    <w:commentRangeStart w:id="19"/>
+                  </w:sdtContent>
+                </w:sdt>
+                <w:r>
+                  <w:rPr>
+                    <w:rFonts w:ascii="Arial" w:cs="Arial" w:eastAsia="Arial" w:hAnsi="Arial"/>
+                    <w:sz w:val="24"/>
+                    <w:szCs w:val="24"/>
+                    <w:rtl w:val="0"/>
+                  </w:rPr>
+                  <w:delText xml:space="preserve">(Silva e Silva Neto, 2022).</w:delText>
+                </w:r>
+                <w:commentRangeEnd w:id="19"/>
+                <w:r>
+                  <w:commentReference w:id="19"/>
+                </w:r>
+                <w:r>
+                  <w:rPr>
+                    <w:rtl w:val="0"/>
+                  </w:rPr>
+                </w:r>
+              </w:del>
+            </w:sdtContent>
+          </w:sdt>
+        </w:p>
+      </w:sdtContent>
+    </w:sdt>
     <w:p>
       <w:pPr>
         <w:spacing w:after="240" w:before="240" w:lineRule="auto"/>
@@ -3237,225 +3706,117 @@
           <w:szCs w:val="24"/>
         </w:rPr>
       </w:pPr>
-      <w:r>
-        <w:rPr>
-          <w:rFonts w:ascii="Arial" w:cs="Arial" w:eastAsia="Arial" w:hAnsi="Arial"/>
-          <w:sz w:val="24"/>
-          <w:szCs w:val="24"/>
-          <w:rtl w:val="0"/>
-        </w:rPr>
-        <w:t xml:space="preserve">A próxima fase envolve a transformação dos dados, onde são aplicadas técnicas como, por exemplo, engenharia de atributos para destacar variáveis importantes para a modelagem. Em seguida, ocorre a mineração de dados, etapa onde algoritmos de aprendizado de máquina são utilizados para prever desfechos clínicos e identificar padrões. </w:t>
-      </w:r>
       <w:sdt>
         <w:sdtPr>
-          <w:tag w:val="goog_rdk_16"/>
+          <w:tag w:val="goog_rdk_24"/>
         </w:sdtPr>
         <w:sdtContent>
-          <w:commentRangeStart w:id="16"/>
+          <w:del w:author="Iasmin Marques" w:id="0" w:date="2025-03-07T17:43:05Z">
+            <w:r>
+              <w:rPr>
+                <w:rFonts w:ascii="Arial" w:cs="Arial" w:eastAsia="Arial" w:hAnsi="Arial"/>
+                <w:sz w:val="24"/>
+                <w:szCs w:val="24"/>
+                <w:rtl w:val="0"/>
+              </w:rPr>
+              <w:delText xml:space="preserve">Na última etapa ocorre a interpretação e avaliação dos resultados através da utilização de métricas, como por exemplo </w:delText>
+            </w:r>
+          </w:del>
+          <w:sdt>
+            <w:sdtPr>
+              <w:tag w:val="goog_rdk_25"/>
+            </w:sdtPr>
+            <w:sdtContent>
+              <w:commentRangeStart w:id="20"/>
+            </w:sdtContent>
+          </w:sdt>
+          <w:del w:author="Iasmin Marques" w:id="0" w:date="2025-03-07T17:43:05Z">
+            <w:r>
+              <w:rPr>
+                <w:rFonts w:ascii="Arial" w:cs="Arial" w:eastAsia="Arial" w:hAnsi="Arial"/>
+                <w:b w:val="1"/>
+                <w:sz w:val="24"/>
+                <w:szCs w:val="24"/>
+                <w:rtl w:val="0"/>
+              </w:rPr>
+              <w:delText xml:space="preserve">acurácia, precisão, recall e AUC-ROC</w:delText>
+            </w:r>
+            <w:commentRangeEnd w:id="20"/>
+            <w:r>
+              <w:commentReference w:id="20"/>
+            </w:r>
+            <w:r>
+              <w:rPr>
+                <w:rFonts w:ascii="Arial" w:cs="Arial" w:eastAsia="Arial" w:hAnsi="Arial"/>
+                <w:sz w:val="24"/>
+                <w:szCs w:val="24"/>
+                <w:rtl w:val="0"/>
+              </w:rPr>
+              <w:delText xml:space="preserve"> para validar a eficácia dos modelos. A análise desses resultados possibilita a extração de</w:delText>
+            </w:r>
+            <w:sdt>
+              <w:sdtPr>
+                <w:tag w:val="goog_rdk_26"/>
+              </w:sdtPr>
+              <w:sdtContent>
+                <w:commentRangeStart w:id="21"/>
+              </w:sdtContent>
+            </w:sdt>
+            <w:r>
+              <w:rPr>
+                <w:rFonts w:ascii="Arial" w:cs="Arial" w:eastAsia="Arial" w:hAnsi="Arial"/>
+                <w:sz w:val="24"/>
+                <w:szCs w:val="24"/>
+                <w:rtl w:val="0"/>
+              </w:rPr>
+              <w:delText xml:space="preserve"> </w:delText>
+            </w:r>
+            <w:r>
+              <w:rPr>
+                <w:rFonts w:ascii="Arial" w:cs="Arial" w:eastAsia="Arial" w:hAnsi="Arial"/>
+                <w:i w:val="1"/>
+                <w:sz w:val="24"/>
+                <w:szCs w:val="24"/>
+                <w:rtl w:val="0"/>
+              </w:rPr>
+              <w:delText xml:space="preserve">insights</w:delText>
+            </w:r>
+            <w:commentRangeEnd w:id="21"/>
+            <w:r>
+              <w:commentReference w:id="21"/>
+            </w:r>
+            <w:r>
+              <w:rPr>
+                <w:rFonts w:ascii="Arial" w:cs="Arial" w:eastAsia="Arial" w:hAnsi="Arial"/>
+                <w:sz w:val="24"/>
+                <w:szCs w:val="24"/>
+                <w:rtl w:val="0"/>
+              </w:rPr>
+              <w:delText xml:space="preserve"> clínicos valiosos, contribuindo para a tomada de decisão na gestão hospitalar e saúde pública (</w:delText>
+            </w:r>
+            <w:sdt>
+              <w:sdtPr>
+                <w:tag w:val="goog_rdk_27"/>
+              </w:sdtPr>
+              <w:sdtContent>
+                <w:commentRangeStart w:id="22"/>
+              </w:sdtContent>
+            </w:sdt>
+            <w:r>
+              <w:rPr>
+                <w:rFonts w:ascii="Arial" w:cs="Arial" w:eastAsia="Arial" w:hAnsi="Arial"/>
+                <w:sz w:val="24"/>
+                <w:szCs w:val="24"/>
+                <w:rtl w:val="0"/>
+              </w:rPr>
+              <w:delText xml:space="preserve">Belini, Ataide e Lochter, 2024).</w:delText>
+            </w:r>
+          </w:del>
         </w:sdtContent>
       </w:sdt>
-      <w:r>
-        <w:rPr>
-          <w:rFonts w:ascii="Arial" w:cs="Arial" w:eastAsia="Arial" w:hAnsi="Arial"/>
-          <w:b w:val="1"/>
-          <w:sz w:val="24"/>
-          <w:szCs w:val="24"/>
-          <w:rtl w:val="0"/>
-        </w:rPr>
-        <w:t xml:space="preserve">Modelos como Regressão Logística, </w:t>
-      </w:r>
-      <w:r>
-        <w:rPr>
-          <w:rFonts w:ascii="Arial" w:cs="Arial" w:eastAsia="Arial" w:hAnsi="Arial"/>
-          <w:b w:val="1"/>
-          <w:i w:val="1"/>
-          <w:sz w:val="24"/>
-          <w:szCs w:val="24"/>
-          <w:rtl w:val="0"/>
-        </w:rPr>
-        <w:t xml:space="preserve">Decision Tree</w:t>
-      </w:r>
-      <w:r>
-        <w:rPr>
-          <w:rFonts w:ascii="Arial" w:cs="Arial" w:eastAsia="Arial" w:hAnsi="Arial"/>
-          <w:b w:val="1"/>
-          <w:sz w:val="24"/>
-          <w:szCs w:val="24"/>
-          <w:rtl w:val="0"/>
-        </w:rPr>
-        <w:t xml:space="preserve"> e </w:t>
-      </w:r>
-      <w:r>
-        <w:rPr>
-          <w:rFonts w:ascii="Arial" w:cs="Arial" w:eastAsia="Arial" w:hAnsi="Arial"/>
-          <w:b w:val="1"/>
-          <w:i w:val="1"/>
-          <w:sz w:val="24"/>
-          <w:szCs w:val="24"/>
-          <w:rtl w:val="0"/>
-        </w:rPr>
-        <w:t xml:space="preserve">Random Forest</w:t>
-      </w:r>
-      <w:r>
-        <w:rPr>
-          <w:rFonts w:ascii="Arial" w:cs="Arial" w:eastAsia="Arial" w:hAnsi="Arial"/>
-          <w:b w:val="1"/>
-          <w:sz w:val="24"/>
-          <w:szCs w:val="24"/>
-          <w:rtl w:val="0"/>
-        </w:rPr>
-        <w:t xml:space="preserve"> </w:t>
-      </w:r>
-      <w:commentRangeEnd w:id="16"/>
-      <w:r>
-        <w:commentReference w:id="16"/>
-      </w:r>
-      <w:r>
-        <w:rPr>
-          <w:rFonts w:ascii="Arial" w:cs="Arial" w:eastAsia="Arial" w:hAnsi="Arial"/>
-          <w:sz w:val="24"/>
-          <w:szCs w:val="24"/>
-          <w:rtl w:val="0"/>
-        </w:rPr>
-        <w:t xml:space="preserve">são amplamente utilizados nesse contexto, apresentando um alto desempenho na predição de mortalidade em pacientes com SRAG </w:t>
-      </w:r>
-      <w:sdt>
-        <w:sdtPr>
-          <w:tag w:val="goog_rdk_17"/>
-        </w:sdtPr>
-        <w:sdtContent>
-          <w:commentRangeStart w:id="17"/>
-        </w:sdtContent>
-      </w:sdt>
-      <w:r>
-        <w:rPr>
-          <w:rFonts w:ascii="Arial" w:cs="Arial" w:eastAsia="Arial" w:hAnsi="Arial"/>
-          <w:sz w:val="24"/>
-          <w:szCs w:val="24"/>
-          <w:rtl w:val="0"/>
-        </w:rPr>
-        <w:t xml:space="preserve">(Silva e Silva Neto, 2022).</w:t>
-      </w:r>
-      <w:commentRangeEnd w:id="17"/>
-      <w:r>
-        <w:commentReference w:id="17"/>
-      </w:r>
-      <w:r>
-        <w:rPr>
-          <w:rtl w:val="0"/>
-        </w:rPr>
-      </w:r>
-    </w:p>
-    <w:p>
-      <w:pPr>
-        <w:spacing w:after="240" w:before="240" w:lineRule="auto"/>
-        <w:jc w:val="both"/>
-        <w:rPr>
-          <w:rFonts w:ascii="Arial" w:cs="Arial" w:eastAsia="Arial" w:hAnsi="Arial"/>
-          <w:sz w:val="24"/>
-          <w:szCs w:val="24"/>
-        </w:rPr>
-      </w:pPr>
-      <w:r>
-        <w:rPr>
-          <w:rFonts w:ascii="Arial" w:cs="Arial" w:eastAsia="Arial" w:hAnsi="Arial"/>
-          <w:sz w:val="24"/>
-          <w:szCs w:val="24"/>
-          <w:rtl w:val="0"/>
-        </w:rPr>
-        <w:t xml:space="preserve">Na última etapa ocorre a interpretação e avaliação dos resultados através da utilização de métricas, como por exemplo </w:t>
-      </w:r>
-      <w:sdt>
-        <w:sdtPr>
-          <w:tag w:val="goog_rdk_18"/>
-        </w:sdtPr>
-        <w:sdtContent>
-          <w:commentRangeStart w:id="18"/>
-        </w:sdtContent>
-      </w:sdt>
-      <w:r>
-        <w:rPr>
-          <w:rFonts w:ascii="Arial" w:cs="Arial" w:eastAsia="Arial" w:hAnsi="Arial"/>
-          <w:b w:val="1"/>
-          <w:sz w:val="24"/>
-          <w:szCs w:val="24"/>
-          <w:rtl w:val="0"/>
-        </w:rPr>
-        <w:t xml:space="preserve">acurácia</w:t>
-      </w:r>
-      <w:commentRangeEnd w:id="18"/>
-      <w:r>
-        <w:commentReference w:id="18"/>
-      </w:r>
-      <w:r>
-        <w:rPr>
-          <w:rFonts w:ascii="Arial" w:cs="Arial" w:eastAsia="Arial" w:hAnsi="Arial"/>
-          <w:sz w:val="24"/>
-          <w:szCs w:val="24"/>
-          <w:rtl w:val="0"/>
-        </w:rPr>
-        <w:t xml:space="preserve">, precisão, recall e AUC-ROC para validar a eficácia dos modelos. A análise desses resultados possibilita a extração de</w:t>
-      </w:r>
-      <w:sdt>
-        <w:sdtPr>
-          <w:tag w:val="goog_rdk_19"/>
-        </w:sdtPr>
-        <w:sdtContent>
-          <w:commentRangeStart w:id="19"/>
-        </w:sdtContent>
-      </w:sdt>
-      <w:r>
-        <w:rPr>
-          <w:rFonts w:ascii="Arial" w:cs="Arial" w:eastAsia="Arial" w:hAnsi="Arial"/>
-          <w:sz w:val="24"/>
-          <w:szCs w:val="24"/>
-          <w:rtl w:val="0"/>
-        </w:rPr>
-        <w:t xml:space="preserve"> </w:t>
-      </w:r>
-      <w:r>
-        <w:rPr>
-          <w:rFonts w:ascii="Arial" w:cs="Arial" w:eastAsia="Arial" w:hAnsi="Arial"/>
-          <w:i w:val="1"/>
-          <w:sz w:val="24"/>
-          <w:szCs w:val="24"/>
-          <w:rtl w:val="0"/>
-        </w:rPr>
-        <w:t xml:space="preserve">insights</w:t>
-      </w:r>
-      <w:commentRangeEnd w:id="19"/>
-      <w:r>
-        <w:commentReference w:id="19"/>
-      </w:r>
-      <w:r>
-        <w:rPr>
-          <w:rFonts w:ascii="Arial" w:cs="Arial" w:eastAsia="Arial" w:hAnsi="Arial"/>
-          <w:sz w:val="24"/>
-          <w:szCs w:val="24"/>
-          <w:rtl w:val="0"/>
-        </w:rPr>
-        <w:t xml:space="preserve"> clínicos valiosos, contribuindo para a tomada de decisão na gestão hospitalar e saúde pública (</w:t>
-      </w:r>
-      <w:sdt>
-        <w:sdtPr>
-          <w:tag w:val="goog_rdk_20"/>
-        </w:sdtPr>
-        <w:sdtContent>
-          <w:commentRangeStart w:id="20"/>
-        </w:sdtContent>
-      </w:sdt>
-      <w:r>
-        <w:rPr>
-          <w:rFonts w:ascii="Arial" w:cs="Arial" w:eastAsia="Arial" w:hAnsi="Arial"/>
-          <w:sz w:val="24"/>
-          <w:szCs w:val="24"/>
-          <w:rtl w:val="0"/>
-        </w:rPr>
-        <w:t xml:space="preserve">Belini, Ataide e Lochter, 2024).</w:t>
-      </w:r>
-      <w:commentRangeEnd w:id="20"/>
-      <w:r>
-        <w:commentReference w:id="20"/>
+      <w:commentRangeEnd w:id="22"/>
+      <w:r>
+        <w:commentReference w:id="22"/>
       </w:r>
       <w:r>
         <w:rPr>
@@ -3709,27 +4070,45 @@
           <w:rFonts w:ascii="Arial" w:cs="Arial" w:eastAsia="Arial" w:hAnsi="Arial"/>
           <w:sz w:val="24"/>
           <w:szCs w:val="24"/>
-          <w:highlight w:val="lightGray"/>
-        </w:rPr>
-      </w:pPr>
-      <w:r>
-        <w:rPr>
-          <w:rFonts w:ascii="Arial" w:cs="Arial" w:eastAsia="Arial" w:hAnsi="Arial"/>
-          <w:sz w:val="24"/>
-          <w:szCs w:val="24"/>
-          <w:rtl w:val="0"/>
-        </w:rPr>
-        <w:t xml:space="preserve">O aumento constante dos casos de Síndrome Respiratória Aguda Grave (SRAG) reforça a necessidade de aprimorar as estratégias de monitoramento e previsão de desfechos clínicos, visando otimizar a assistência aos pacientes e a tomada de decisão na saúde pública. Diante disso, como as técnicas de análise preditiva podem ser aplicadas aos dados do DataSUS para prever desfechos clínicos de pacientes com SRAG? </w:t>
-      </w:r>
-      <w:r>
-        <w:rPr>
-          <w:rFonts w:ascii="Arial" w:cs="Arial" w:eastAsia="Arial" w:hAnsi="Arial"/>
-          <w:sz w:val="24"/>
-          <w:szCs w:val="24"/>
-          <w:highlight w:val="lightGray"/>
-          <w:rtl w:val="0"/>
-        </w:rPr>
-        <w:t xml:space="preserve">Quais variáveis disponíveis no conjunto de dados do DataSUS estão mais associadas ao desfecho clínico de óbito?</w:t>
+        </w:rPr>
+      </w:pPr>
+      <w:r>
+        <w:rPr>
+          <w:rFonts w:ascii="Arial" w:cs="Arial" w:eastAsia="Arial" w:hAnsi="Arial"/>
+          <w:sz w:val="24"/>
+          <w:szCs w:val="24"/>
+          <w:rtl w:val="0"/>
+        </w:rPr>
+        <w:t xml:space="preserve">O aumento constante dos casos de Síndrome Respiratória Aguda Grave (SRAG) reforça a necessidade de aprimorar as estratégias de monitoramento e previsão de desfechos clínicos, visando otimizar a assistência aos pacientes e a tomada de decisão na saúde pública. Diante disso, como as técnicas de análise preditiva podem ser aplicadas aos dados do DataSUS para prever desfechos clínicos de pacientes com SRAG? E quais </w:t>
+      </w:r>
+      <w:r>
+        <w:rPr>
+          <w:rFonts w:ascii="Arial" w:cs="Arial" w:eastAsia="Arial" w:hAnsi="Arial"/>
+          <w:b w:val="1"/>
+          <w:sz w:val="24"/>
+          <w:szCs w:val="24"/>
+          <w:rtl w:val="0"/>
+        </w:rPr>
+        <w:t xml:space="preserve">as </w:t>
+      </w:r>
+      <w:r>
+        <w:rPr>
+          <w:rFonts w:ascii="Arial" w:cs="Arial" w:eastAsia="Arial" w:hAnsi="Arial"/>
+          <w:b w:val="1"/>
+          <w:sz w:val="24"/>
+          <w:szCs w:val="24"/>
+          <w:rtl w:val="0"/>
+        </w:rPr>
+        <w:t xml:space="preserve">variáveis/ os parâmetros </w:t>
+      </w:r>
+      <w:r>
+        <w:rPr>
+          <w:rFonts w:ascii="Arial" w:cs="Arial" w:eastAsia="Arial" w:hAnsi="Arial"/>
+          <w:sz w:val="24"/>
+          <w:szCs w:val="24"/>
+          <w:rtl w:val="0"/>
+        </w:rPr>
+        <w:t xml:space="preserve">disponíveis no conjunto de dados do DataSUS (SRAG 2021 a 2024) estão mais associadas ao desfecho clínico de óbito?</w:t>
       </w:r>
     </w:p>
     <w:p>
@@ -3771,6 +4150,22 @@
     </w:p>
     <w:p>
       <w:pPr>
+        <w:ind w:left="720" w:firstLine="0"/>
+        <w:rPr>
+          <w:rFonts w:ascii="Arial" w:cs="Arial" w:eastAsia="Arial" w:hAnsi="Arial"/>
+          <w:b w:val="1"/>
+          <w:sz w:val="24"/>
+          <w:szCs w:val="24"/>
+        </w:rPr>
+      </w:pPr>
+      <w:r>
+        <w:rPr>
+          <w:rtl w:val="0"/>
+        </w:rPr>
+      </w:r>
+    </w:p>
+    <w:p>
+      <w:pPr>
         <w:ind w:left="0" w:firstLine="0"/>
         <w:jc w:val="both"/>
         <w:rPr>
@@ -3784,10 +4179,18 @@
           <w:rFonts w:ascii="Arial" w:cs="Arial" w:eastAsia="Arial" w:hAnsi="Arial"/>
           <w:sz w:val="24"/>
           <w:szCs w:val="24"/>
-          <w:highlight w:val="lightGray"/>
-          <w:rtl w:val="0"/>
-        </w:rPr>
-        <w:t xml:space="preserve">A utilização de técnicas de Ciência de Dados para a análise preditiva dos desfechos clínicos de pacientes com SRAG, através do processamento e comparação de dados clínicos, pode resultar em previsões mais precisas e completas, facilitando a tomada de decisões clínicas mais assertivas e aprimorando as estratégias de monitoramento e intervenção em saúde pública.</w:t>
+          <w:rtl w:val="0"/>
+        </w:rPr>
+        <w:t xml:space="preserve">Através da utilização de técnicas de ciência de dados para análise de desfechos clínicos de pacientes com SRAG em dados clínicos processados, comparados e exibidos de modo a gerar previsões mais precisas e completas que podem facilitar a tomada de </w:t>
+      </w:r>
+      <w:r>
+        <w:rPr>
+          <w:rFonts w:ascii="Arial" w:cs="Arial" w:eastAsia="Arial" w:hAnsi="Arial"/>
+          <w:sz w:val="24"/>
+          <w:szCs w:val="24"/>
+          <w:rtl w:val="0"/>
+        </w:rPr>
+        <w:t xml:space="preserve">decisões clínicas mais assertivas e aprimorando as estratégias de monitoramento e intervenção em saúde pública.</w:t>
       </w:r>
       <w:r>
         <w:br w:type="page"/>
@@ -3828,15 +4231,19 @@
         <w:ind w:left="0" w:firstLine="0"/>
         <w:rPr>
           <w:rFonts w:ascii="Arial" w:cs="Arial" w:eastAsia="Arial" w:hAnsi="Arial"/>
-          <w:sz w:val="24"/>
-          <w:szCs w:val="24"/>
-        </w:rPr>
-      </w:pPr>
-      <w:r>
-        <w:rPr>
-          <w:rFonts w:ascii="Arial" w:cs="Arial" w:eastAsia="Arial" w:hAnsi="Arial"/>
-          <w:sz w:val="24"/>
-          <w:szCs w:val="24"/>
+          <w:b w:val="1"/>
+          <w:sz w:val="24"/>
+          <w:szCs w:val="24"/>
+          <w:highlight w:val="yellow"/>
+        </w:rPr>
+      </w:pPr>
+      <w:r>
+        <w:rPr>
+          <w:rFonts w:ascii="Arial" w:cs="Arial" w:eastAsia="Arial" w:hAnsi="Arial"/>
+          <w:b w:val="1"/>
+          <w:sz w:val="24"/>
+          <w:szCs w:val="24"/>
+          <w:highlight w:val="yellow"/>
           <w:rtl w:val="0"/>
         </w:rPr>
         <w:t xml:space="preserve">3.1 SRAG (SÍNDROME RESPIRATÓRIA AGUDA GRAVE)</w:t>
@@ -3859,142 +4266,11 @@
           <w:szCs w:val="24"/>
           <w:rtl w:val="0"/>
         </w:rPr>
-        <w:t xml:space="preserve">A Síndrome Respiratória Aguda Grave (SRAG) é uma infecção respiratória severa caracterizada por sintomas como febre, tosse, dispneia e baixa saturação de oxigênio. Sua </w:t>
-      </w:r>
-      <w:r>
-        <w:rPr>
-          <w:rFonts w:ascii="Arial" w:cs="Arial" w:eastAsia="Arial" w:hAnsi="Arial"/>
-          <w:b w:val="1"/>
-          <w:sz w:val="24"/>
-          <w:szCs w:val="24"/>
-          <w:rtl w:val="0"/>
-        </w:rPr>
-        <w:t xml:space="preserve">etiologia</w:t>
-      </w:r>
-      <w:r>
-        <w:rPr>
-          <w:rFonts w:ascii="Arial" w:cs="Arial" w:eastAsia="Arial" w:hAnsi="Arial"/>
-          <w:sz w:val="24"/>
-          <w:szCs w:val="24"/>
-          <w:rtl w:val="0"/>
-        </w:rPr>
-        <w:t xml:space="preserve"> está relacionada a diversos agentes infecciosos, incluindo vírus como o Influenza, SARS-CoV-2 e Vírus Sincicial Respiratório </w:t>
+        <w:t xml:space="preserve">A Síndrome Respiratória Aguda Grave (SRAG) é uma infecção respiratória severa caracterizada por sintomas como tosse, febre, desconforto respiratório, pressão ou dor persistente no tórax, dispnéia e baixa saturação de oxigênio (menor que 95% em ar ambiente). Sua </w:t>
       </w:r>
       <w:sdt>
         <w:sdtPr>
-          <w:tag w:val="goog_rdk_21"/>
-        </w:sdtPr>
-        <w:sdtContent>
-          <w:commentRangeStart w:id="21"/>
-        </w:sdtContent>
-      </w:sdt>
-      <w:r>
-        <w:rPr>
-          <w:rFonts w:ascii="Arial" w:cs="Arial" w:eastAsia="Arial" w:hAnsi="Arial"/>
-          <w:sz w:val="24"/>
-          <w:szCs w:val="24"/>
-          <w:rtl w:val="0"/>
-        </w:rPr>
-        <w:t xml:space="preserve">(Belini, Ataide e Lochter, 2024).</w:t>
-      </w:r>
-      <w:commentRangeEnd w:id="21"/>
-      <w:r>
-        <w:commentReference w:id="21"/>
-      </w:r>
-      <w:r>
-        <w:rPr>
-          <w:rFonts w:ascii="Arial" w:cs="Arial" w:eastAsia="Arial" w:hAnsi="Arial"/>
-          <w:sz w:val="24"/>
-          <w:szCs w:val="24"/>
-          <w:rtl w:val="0"/>
-        </w:rPr>
-        <w:t xml:space="preserve"> Durante a pandemia de COVID-19, a SRAG ganhou maior relevância, evidenciando a necessidade de estratégias preditivas para identificação precoce de casos graves e otimização de recursos hospitalares </w:t>
-      </w:r>
-      <w:sdt>
-        <w:sdtPr>
-          <w:tag w:val="goog_rdk_22"/>
-        </w:sdtPr>
-        <w:sdtContent>
-          <w:commentRangeStart w:id="22"/>
-        </w:sdtContent>
-      </w:sdt>
-      <w:r>
-        <w:rPr>
-          <w:rFonts w:ascii="Arial" w:cs="Arial" w:eastAsia="Arial" w:hAnsi="Arial"/>
-          <w:sz w:val="24"/>
-          <w:szCs w:val="24"/>
-          <w:rtl w:val="0"/>
-        </w:rPr>
-        <w:t xml:space="preserve">(Júnior, 2024)</w:t>
-      </w:r>
-      <w:commentRangeEnd w:id="22"/>
-      <w:r>
-        <w:commentReference w:id="22"/>
-      </w:r>
-      <w:r>
-        <w:rPr>
-          <w:rFonts w:ascii="Arial" w:cs="Arial" w:eastAsia="Arial" w:hAnsi="Arial"/>
-          <w:sz w:val="24"/>
-          <w:szCs w:val="24"/>
-          <w:rtl w:val="0"/>
-        </w:rPr>
-        <w:t xml:space="preserve">.</w:t>
-      </w:r>
-    </w:p>
-    <w:p>
-      <w:pPr>
-        <w:rPr>
-          <w:rFonts w:ascii="Arial" w:cs="Arial" w:eastAsia="Arial" w:hAnsi="Arial"/>
-          <w:sz w:val="24"/>
-          <w:szCs w:val="24"/>
-        </w:rPr>
-      </w:pPr>
-      <w:r>
-        <w:rPr>
-          <w:rtl w:val="0"/>
-        </w:rPr>
-      </w:r>
-    </w:p>
-    <w:p>
-      <w:pPr>
-        <w:ind w:left="0" w:firstLine="0"/>
-        <w:rPr>
-          <w:rFonts w:ascii="Arial" w:cs="Arial" w:eastAsia="Arial" w:hAnsi="Arial"/>
-          <w:sz w:val="24"/>
-          <w:szCs w:val="24"/>
-        </w:rPr>
-      </w:pPr>
-      <w:r>
-        <w:rPr>
-          <w:rFonts w:ascii="Arial" w:cs="Arial" w:eastAsia="Arial" w:hAnsi="Arial"/>
-          <w:sz w:val="24"/>
-          <w:szCs w:val="24"/>
-          <w:rtl w:val="0"/>
-        </w:rPr>
-        <w:t xml:space="preserve">3.2 ANÁLISE DE DADOS EM SAÚDE</w:t>
-      </w:r>
-    </w:p>
-    <w:p>
-      <w:pPr>
-        <w:spacing w:after="240" w:before="240" w:lineRule="auto"/>
-        <w:rPr>
-          <w:rFonts w:ascii="Arial" w:cs="Arial" w:eastAsia="Arial" w:hAnsi="Arial"/>
-          <w:sz w:val="24"/>
-          <w:szCs w:val="24"/>
-        </w:rPr>
-      </w:pPr>
-      <w:r>
-        <w:rPr>
-          <w:rFonts w:ascii="Arial" w:cs="Arial" w:eastAsia="Arial" w:hAnsi="Arial"/>
-          <w:sz w:val="24"/>
-          <w:szCs w:val="24"/>
-          <w:rtl w:val="0"/>
-        </w:rPr>
-        <w:t xml:space="preserve">A análise de dados na saúde tem se tornado um campo fundamental para a tomada de decisões clínicas e epidemiológicas. O uso de dados estruturados permite a criação de modelos preditivos capazes de identificar padrões em grandes volumes de informações, auxiliando na prevenção e controle de doenças </w:t>
-      </w:r>
-      <w:sdt>
-        <w:sdtPr>
-          <w:tag w:val="goog_rdk_23"/>
+          <w:tag w:val="goog_rdk_28"/>
         </w:sdtPr>
         <w:sdtContent>
           <w:commentRangeStart w:id="23"/>
@@ -4003,11 +4279,12 @@
       <w:r>
         <w:rPr>
           <w:rFonts w:ascii="Arial" w:cs="Arial" w:eastAsia="Arial" w:hAnsi="Arial"/>
-          <w:sz w:val="24"/>
-          <w:szCs w:val="24"/>
-          <w:rtl w:val="0"/>
-        </w:rPr>
-        <w:t xml:space="preserve">(Belini, Ataide e Lochter, 2024)</w:t>
+          <w:b w:val="1"/>
+          <w:sz w:val="24"/>
+          <w:szCs w:val="24"/>
+          <w:rtl w:val="0"/>
+        </w:rPr>
+        <w:t xml:space="preserve">etiologia</w:t>
       </w:r>
       <w:commentRangeEnd w:id="23"/>
       <w:r>
@@ -4020,78 +4297,11 @@
           <w:szCs w:val="24"/>
           <w:rtl w:val="0"/>
         </w:rPr>
-        <w:t xml:space="preserve">.</w:t>
-      </w:r>
-    </w:p>
-    <w:p>
-      <w:pPr>
-        <w:ind w:left="0" w:firstLine="0"/>
-        <w:rPr>
-          <w:rFonts w:ascii="Arial" w:cs="Arial" w:eastAsia="Arial" w:hAnsi="Arial"/>
-          <w:b w:val="1"/>
-          <w:sz w:val="24"/>
-          <w:szCs w:val="24"/>
-        </w:rPr>
-      </w:pPr>
-      <w:r>
-        <w:rPr>
-          <w:rtl w:val="0"/>
-        </w:rPr>
-      </w:r>
-    </w:p>
-    <w:p>
-      <w:pPr>
-        <w:ind w:left="708" w:firstLine="0"/>
-        <w:rPr>
-          <w:rFonts w:ascii="Arial" w:cs="Arial" w:eastAsia="Arial" w:hAnsi="Arial"/>
-          <w:sz w:val="24"/>
-          <w:szCs w:val="24"/>
-        </w:rPr>
-      </w:pPr>
-      <w:r>
-        <w:rPr>
-          <w:rFonts w:ascii="Arial" w:cs="Arial" w:eastAsia="Arial" w:hAnsi="Arial"/>
-          <w:sz w:val="24"/>
-          <w:szCs w:val="24"/>
-          <w:rtl w:val="0"/>
-        </w:rPr>
-        <w:tab/>
-        <w:t xml:space="preserve">3.2.1 Estatística tradicional vs. Aprendizado de máquina</w:t>
-      </w:r>
-    </w:p>
-    <w:p>
-      <w:pPr>
-        <w:spacing w:after="240" w:before="240" w:lineRule="auto"/>
-        <w:jc w:val="both"/>
-        <w:rPr>
-          <w:rFonts w:ascii="Arial" w:cs="Arial" w:eastAsia="Arial" w:hAnsi="Arial"/>
-          <w:b w:val="1"/>
-          <w:sz w:val="24"/>
-          <w:szCs w:val="24"/>
-        </w:rPr>
-      </w:pPr>
-      <w:r>
-        <w:rPr>
-          <w:rFonts w:ascii="Arial" w:cs="Arial" w:eastAsia="Arial" w:hAnsi="Arial"/>
-          <w:sz w:val="24"/>
-          <w:szCs w:val="24"/>
-          <w:rtl w:val="0"/>
-        </w:rPr>
-        <w:t xml:space="preserve">Historicamente, métodos estatísticos tradicionais, como regressão linear e modelos probabilísticos, foram amplamente utilizados na área da saúde para identificar relações entre variáveis clínicas e desfechos de pacientes. No entanto, a crescente disponibilidade de grandes volumes de dados clínicos favoreceu o uso de técnicas avançadas de aprendizado de máquina, como redes neurais e árvores de decisão, que apresentam maior capacidade preditiva e generalização dos padrões extraídos.</w:t>
-      </w:r>
-      <w:r>
-        <w:rPr>
-          <w:rFonts w:ascii="Arial" w:cs="Arial" w:eastAsia="Arial" w:hAnsi="Arial"/>
-          <w:b w:val="1"/>
-          <w:sz w:val="24"/>
-          <w:szCs w:val="24"/>
-          <w:rtl w:val="0"/>
-        </w:rPr>
-        <w:t xml:space="preserve"> A análise manual de todos esses dados tornou-se inviável devido ao grande volume de informações geradas. Diante desse desafio, técnicas de aprendizado de máquina, processos de mineração de dados e abordagens baseadas em Big Data têm se destacado como soluções promissoras para a extração de conhecimento e apoio à tomada de decisão.​ </w:t>
+        <w:t xml:space="preserve"> está relacionada a diversos agentes infecciosos, como por exemplo: vírus, Influenza, SARS-CoV-2 e Vírus Sincicial Respiratório </w:t>
       </w:r>
       <w:sdt>
         <w:sdtPr>
-          <w:tag w:val="goog_rdk_24"/>
+          <w:tag w:val="goog_rdk_29"/>
         </w:sdtPr>
         <w:sdtContent>
           <w:commentRangeStart w:id="24"/>
@@ -4100,12 +4310,11 @@
       <w:r>
         <w:rPr>
           <w:rFonts w:ascii="Arial" w:cs="Arial" w:eastAsia="Arial" w:hAnsi="Arial"/>
-          <w:b w:val="1"/>
-          <w:sz w:val="24"/>
-          <w:szCs w:val="24"/>
-          <w:rtl w:val="0"/>
-        </w:rPr>
-        <w:t xml:space="preserve">(Vitoria, 2022).</w:t>
+          <w:sz w:val="24"/>
+          <w:szCs w:val="24"/>
+          <w:rtl w:val="0"/>
+        </w:rPr>
+        <w:t xml:space="preserve">(Belini, Ataide e Lochter, 2024).</w:t>
       </w:r>
       <w:commentRangeEnd w:id="24"/>
       <w:r>
@@ -4113,65 +4322,54 @@
       </w:r>
       <w:r>
         <w:rPr>
-          <w:rtl w:val="0"/>
-        </w:rPr>
-      </w:r>
-    </w:p>
-    <w:p>
-      <w:pPr>
-        <w:ind w:left="708" w:firstLine="0"/>
-        <w:rPr>
-          <w:rFonts w:ascii="Arial" w:cs="Arial" w:eastAsia="Arial" w:hAnsi="Arial"/>
-          <w:sz w:val="24"/>
-          <w:szCs w:val="24"/>
-        </w:rPr>
-      </w:pPr>
-      <w:r>
-        <w:rPr>
-          <w:rtl w:val="0"/>
-        </w:rPr>
-      </w:r>
-    </w:p>
-    <w:p>
-      <w:pPr>
-        <w:ind w:left="0" w:firstLine="0"/>
-        <w:rPr>
-          <w:rFonts w:ascii="Arial" w:cs="Arial" w:eastAsia="Arial" w:hAnsi="Arial"/>
-          <w:sz w:val="24"/>
-          <w:szCs w:val="24"/>
-        </w:rPr>
-      </w:pPr>
-      <w:r>
-        <w:rPr>
-          <w:rFonts w:ascii="Arial" w:cs="Arial" w:eastAsia="Arial" w:hAnsi="Arial"/>
-          <w:sz w:val="24"/>
-          <w:szCs w:val="24"/>
-          <w:rtl w:val="0"/>
-        </w:rPr>
-        <w:t xml:space="preserve">3.3 ANÁLISE DE DADOS (DATASUS)</w:t>
+          <w:rFonts w:ascii="Arial" w:cs="Arial" w:eastAsia="Arial" w:hAnsi="Arial"/>
+          <w:sz w:val="24"/>
+          <w:szCs w:val="24"/>
+          <w:rtl w:val="0"/>
+        </w:rPr>
+        <w:t xml:space="preserve"> </w:t>
       </w:r>
     </w:p>
     <w:p>
       <w:pPr>
         <w:spacing w:after="240" w:before="240" w:lineRule="auto"/>
-        <w:rPr>
-          <w:rFonts w:ascii="Arial" w:cs="Arial" w:eastAsia="Arial" w:hAnsi="Arial"/>
-          <w:sz w:val="24"/>
-          <w:szCs w:val="24"/>
-        </w:rPr>
-      </w:pPr>
-      <w:r>
-        <w:rPr>
-          <w:rFonts w:ascii="Arial" w:cs="Arial" w:eastAsia="Arial" w:hAnsi="Arial"/>
-          <w:sz w:val="24"/>
-          <w:szCs w:val="24"/>
-          <w:rtl w:val="0"/>
-        </w:rPr>
-        <w:t xml:space="preserve">O DataSUS é a principal plataforma de dados abertos em saúde no Brasil, disponibilizando informações epidemiológicas, hospitalares e ambulatoriais. O acesso a esses dados permite análises aprofundadas sobre a incidência de doenças e os impactos no sistema de saúde</w:t>
+        <w:jc w:val="both"/>
+        <w:rPr>
+          <w:rFonts w:ascii="Arial" w:cs="Arial" w:eastAsia="Arial" w:hAnsi="Arial"/>
+          <w:sz w:val="24"/>
+          <w:szCs w:val="24"/>
+        </w:rPr>
+      </w:pPr>
+      <w:r>
+        <w:rPr>
+          <w:rFonts w:ascii="Arial" w:cs="Arial" w:eastAsia="Arial" w:hAnsi="Arial"/>
+          <w:sz w:val="24"/>
+          <w:szCs w:val="24"/>
+          <w:rtl w:val="0"/>
+        </w:rPr>
+        <w:t xml:space="preserve">A SRAG pode abranger casos de Síndrome Gripal (SG) que quando evoluídos podem levar a pessoa a hospitalização, na maioria dos casos, comprometendo o sistema respiratório. Quando um paciente apresenta sinais da SG junto com sinais mais graves como dispneia, desconforto respiratório, saturação de oxigênio inferior a 95% é notificada no SIVEP-Gripe</w:t>
+      </w:r>
+      <w:r>
+        <w:rPr>
+          <w:rFonts w:ascii="Arial" w:cs="Arial" w:eastAsia="Arial" w:hAnsi="Arial"/>
+          <w:sz w:val="24"/>
+          <w:szCs w:val="24"/>
+          <w:vertAlign w:val="superscript"/>
+        </w:rPr>
+        <w:footnoteReference w:customMarkFollows="0" w:id="3"/>
+      </w:r>
+      <w:r>
+        <w:rPr>
+          <w:rFonts w:ascii="Arial" w:cs="Arial" w:eastAsia="Arial" w:hAnsi="Arial"/>
+          <w:sz w:val="24"/>
+          <w:szCs w:val="24"/>
+          <w:rtl w:val="0"/>
+        </w:rPr>
+        <w:t xml:space="preserve"> </w:t>
       </w:r>
       <w:sdt>
         <w:sdtPr>
-          <w:tag w:val="goog_rdk_25"/>
+          <w:tag w:val="goog_rdk_30"/>
         </w:sdtPr>
         <w:sdtContent>
           <w:commentRangeStart w:id="25"/>
@@ -4184,7 +4382,7 @@
           <w:szCs w:val="24"/>
           <w:rtl w:val="0"/>
         </w:rPr>
-        <w:t xml:space="preserve"> (Júnior, 2024).</w:t>
+        <w:t xml:space="preserve">(Belini, Ataide e Lochter, 2024).</w:t>
       </w:r>
       <w:commentRangeEnd w:id="25"/>
       <w:r>
@@ -4198,59 +4396,45 @@
     </w:p>
     <w:p>
       <w:pPr>
-        <w:ind w:left="0" w:firstLine="0"/>
-        <w:rPr>
-          <w:rFonts w:ascii="Arial" w:cs="Arial" w:eastAsia="Arial" w:hAnsi="Arial"/>
-          <w:sz w:val="24"/>
-          <w:szCs w:val="24"/>
-        </w:rPr>
-      </w:pPr>
-      <w:r>
-        <w:rPr>
-          <w:rtl w:val="0"/>
-        </w:rPr>
-      </w:r>
-    </w:p>
-    <w:p>
-      <w:pPr>
-        <w:ind w:left="0" w:firstLine="720"/>
-        <w:rPr>
-          <w:rFonts w:ascii="Arial" w:cs="Arial" w:eastAsia="Arial" w:hAnsi="Arial"/>
-          <w:sz w:val="24"/>
-          <w:szCs w:val="24"/>
-        </w:rPr>
-      </w:pPr>
-      <w:r>
-        <w:rPr>
-          <w:rFonts w:ascii="Arial" w:cs="Arial" w:eastAsia="Arial" w:hAnsi="Arial"/>
-          <w:sz w:val="24"/>
-          <w:szCs w:val="24"/>
-          <w:rtl w:val="0"/>
-        </w:rPr>
-        <w:t xml:space="preserve">3.3.1 Dados abertos (definição)</w:t>
-      </w:r>
-    </w:p>
-    <w:p>
-      <w:pPr>
         <w:spacing w:after="240" w:before="240" w:lineRule="auto"/>
-        <w:rPr>
-          <w:rFonts w:ascii="Arial" w:cs="Arial" w:eastAsia="Arial" w:hAnsi="Arial"/>
-          <w:sz w:val="24"/>
-          <w:szCs w:val="24"/>
-        </w:rPr>
-      </w:pPr>
-      <w:r>
-        <w:rPr>
-          <w:rFonts w:ascii="Arial" w:cs="Arial" w:eastAsia="Arial" w:hAnsi="Arial"/>
-          <w:sz w:val="24"/>
-          <w:szCs w:val="24"/>
-          <w:rtl w:val="0"/>
-        </w:rPr>
-        <w:t xml:space="preserve">Dados abertos referem-se a conjuntos de informações disponibilizados publicamente, garantindo transparência e possibilitando sua reutilização para pesquisas científicas e desenvolvimento de políticas públicas. No contexto da saúde, os dados abertos viabilizam estudos epidemiológicos e a construção de modelos preditivos </w:t>
+        <w:jc w:val="both"/>
+        <w:rPr>
+          <w:rFonts w:ascii="Arial" w:cs="Arial" w:eastAsia="Arial" w:hAnsi="Arial"/>
+          <w:sz w:val="24"/>
+          <w:szCs w:val="24"/>
+        </w:rPr>
+      </w:pPr>
+      <w:r>
+        <w:rPr>
+          <w:rFonts w:ascii="Arial" w:cs="Arial" w:eastAsia="Arial" w:hAnsi="Arial"/>
+          <w:sz w:val="24"/>
+          <w:szCs w:val="24"/>
+          <w:rtl w:val="0"/>
+        </w:rPr>
+        <w:t xml:space="preserve">Pode-se diferenciar a SRAG da SG através da gravidade dos sintomas que a pessoa apresenta, em caso leve é considerado SG com suspeita de COVID-19 já em casos mais graves a pessoa apresenta SRAG. Durante a pandemia provocada pela COVID-19, a SRAG ganhou maior relevância, evidenciando a necessidade de estratégias </w:t>
+      </w:r>
+      <w:r>
+        <w:rPr>
+          <w:rFonts w:ascii="Arial" w:cs="Arial" w:eastAsia="Arial" w:hAnsi="Arial"/>
+          <w:b w:val="1"/>
+          <w:sz w:val="24"/>
+          <w:szCs w:val="24"/>
+          <w:rtl w:val="0"/>
+        </w:rPr>
+        <w:t xml:space="preserve">preditivas/ preventivas</w:t>
+      </w:r>
+      <w:r>
+        <w:rPr>
+          <w:rFonts w:ascii="Arial" w:cs="Arial" w:eastAsia="Arial" w:hAnsi="Arial"/>
+          <w:sz w:val="24"/>
+          <w:szCs w:val="24"/>
+          <w:rtl w:val="0"/>
+        </w:rPr>
+        <w:t xml:space="preserve"> para identificação precoce de casos graves e otimização de recursos hospitalares </w:t>
       </w:r>
       <w:sdt>
         <w:sdtPr>
-          <w:tag w:val="goog_rdk_26"/>
+          <w:tag w:val="goog_rdk_31"/>
         </w:sdtPr>
         <w:sdtContent>
           <w:commentRangeStart w:id="26"/>
@@ -4263,7 +4447,7 @@
           <w:szCs w:val="24"/>
           <w:rtl w:val="0"/>
         </w:rPr>
-        <w:t xml:space="preserve">(Silva, 2021).</w:t>
+        <w:t xml:space="preserve">(Júnior, 2024)</w:t>
       </w:r>
       <w:commentRangeEnd w:id="26"/>
       <w:r>
@@ -4271,118 +4455,183 @@
       </w:r>
       <w:r>
         <w:rPr>
-          <w:rtl w:val="0"/>
-        </w:rPr>
-      </w:r>
-    </w:p>
-    <w:p>
-      <w:pPr>
+          <w:rFonts w:ascii="Arial" w:cs="Arial" w:eastAsia="Arial" w:hAnsi="Arial"/>
+          <w:sz w:val="24"/>
+          <w:szCs w:val="24"/>
+          <w:rtl w:val="0"/>
+        </w:rPr>
+        <w:t xml:space="preserve">.</w:t>
+      </w:r>
+    </w:p>
+    <w:p>
+      <w:pPr>
+        <w:spacing w:after="240" w:before="240" w:lineRule="auto"/>
+        <w:jc w:val="both"/>
+        <w:rPr>
+          <w:rFonts w:ascii="Arial" w:cs="Arial" w:eastAsia="Arial" w:hAnsi="Arial"/>
+          <w:b w:val="1"/>
+          <w:sz w:val="24"/>
+          <w:szCs w:val="24"/>
+          <w:highlight w:val="white"/>
+        </w:rPr>
+      </w:pPr>
+      <w:r>
+        <w:rPr>
+          <w:rFonts w:ascii="Arial" w:cs="Arial" w:eastAsia="Arial" w:hAnsi="Arial"/>
+          <w:b w:val="1"/>
+          <w:sz w:val="24"/>
+          <w:szCs w:val="24"/>
+          <w:rtl w:val="0"/>
+        </w:rPr>
+        <w:t xml:space="preserve">3.2  </w:t>
+      </w:r>
+      <w:r>
+        <w:rPr>
+          <w:rFonts w:ascii="Arial" w:cs="Arial" w:eastAsia="Arial" w:hAnsi="Arial"/>
+          <w:b w:val="1"/>
+          <w:sz w:val="24"/>
+          <w:szCs w:val="24"/>
+          <w:highlight w:val="white"/>
+          <w:rtl w:val="0"/>
+        </w:rPr>
+        <w:t xml:space="preserve">DADOS</w:t>
+      </w:r>
+    </w:p>
+    <w:p>
+      <w:pPr>
+        <w:spacing w:after="240" w:before="240" w:lineRule="auto"/>
+        <w:jc w:val="both"/>
+        <w:rPr>
+          <w:rFonts w:ascii="Arial" w:cs="Arial" w:eastAsia="Arial" w:hAnsi="Arial"/>
+          <w:b w:val="1"/>
+          <w:sz w:val="24"/>
+          <w:szCs w:val="24"/>
+          <w:highlight w:val="white"/>
+        </w:rPr>
+      </w:pPr>
+      <w:r>
+        <w:rPr>
+          <w:rFonts w:ascii="Arial" w:cs="Arial" w:eastAsia="Arial" w:hAnsi="Arial"/>
+          <w:b w:val="1"/>
+          <w:sz w:val="24"/>
+          <w:szCs w:val="24"/>
+          <w:highlight w:val="white"/>
+          <w:rtl w:val="0"/>
+        </w:rPr>
+        <w:t xml:space="preserve">[comentar sobre dados ?]</w:t>
+      </w:r>
+    </w:p>
+    <w:p>
+      <w:pPr>
+        <w:spacing w:after="240" w:before="240" w:lineRule="auto"/>
         <w:ind w:left="0" w:firstLine="0"/>
+        <w:jc w:val="both"/>
         <w:rPr>
           <w:rFonts w:ascii="Arial" w:cs="Arial" w:eastAsia="Arial" w:hAnsi="Arial"/>
           <w:b w:val="1"/>
           <w:sz w:val="24"/>
           <w:szCs w:val="24"/>
-        </w:rPr>
-      </w:pPr>
-      <w:r>
-        <w:rPr>
-          <w:rtl w:val="0"/>
-        </w:rPr>
-      </w:r>
-    </w:p>
-    <w:p>
-      <w:pPr>
-        <w:rPr>
-          <w:rFonts w:ascii="Arial" w:cs="Arial" w:eastAsia="Arial" w:hAnsi="Arial"/>
-          <w:sz w:val="24"/>
-          <w:szCs w:val="24"/>
-        </w:rPr>
-      </w:pPr>
-      <w:r>
-        <w:rPr>
-          <w:rtl w:val="0"/>
-        </w:rPr>
-      </w:r>
-    </w:p>
-    <w:p>
-      <w:pPr>
+          <w:highlight w:val="yellow"/>
+        </w:rPr>
+      </w:pPr>
+      <w:r>
+        <w:rPr>
+          <w:rFonts w:ascii="Arial" w:cs="Arial" w:eastAsia="Arial" w:hAnsi="Arial"/>
+          <w:b w:val="1"/>
+          <w:sz w:val="24"/>
+          <w:szCs w:val="24"/>
+          <w:highlight w:val="yellow"/>
+          <w:rtl w:val="0"/>
+        </w:rPr>
+        <w:t xml:space="preserve">3.2 KDD</w:t>
+      </w:r>
+    </w:p>
+    <w:p>
+      <w:pPr>
+        <w:spacing w:after="240" w:before="240" w:lineRule="auto"/>
         <w:ind w:left="0" w:firstLine="0"/>
-        <w:rPr>
-          <w:rFonts w:ascii="Arial" w:cs="Arial" w:eastAsia="Arial" w:hAnsi="Arial"/>
-          <w:sz w:val="24"/>
-          <w:szCs w:val="24"/>
-        </w:rPr>
-      </w:pPr>
+        <w:jc w:val="both"/>
+        <w:rPr>
+          <w:rFonts w:ascii="Arial" w:cs="Arial" w:eastAsia="Arial" w:hAnsi="Arial"/>
+          <w:sz w:val="24"/>
+          <w:szCs w:val="24"/>
+          <w:highlight w:val="white"/>
+        </w:rPr>
+      </w:pPr>
+      <w:r>
+        <w:rPr>
+          <w:rFonts w:ascii="Arial" w:cs="Arial" w:eastAsia="Arial" w:hAnsi="Arial"/>
+          <w:sz w:val="24"/>
+          <w:szCs w:val="24"/>
+          <w:rtl w:val="0"/>
+        </w:rPr>
+        <w:t xml:space="preserve">A descoberta de conhecimento em banco de dados, mas também conhecido como KDD</w:t>
+      </w:r>
+      <w:r>
+        <w:rPr>
+          <w:rFonts w:ascii="Arial" w:cs="Arial" w:eastAsia="Arial" w:hAnsi="Arial"/>
+          <w:sz w:val="24"/>
+          <w:szCs w:val="24"/>
+          <w:highlight w:val="white"/>
+          <w:rtl w:val="0"/>
+        </w:rPr>
+        <w:t xml:space="preserve">, </w:t>
+      </w:r>
+      <w:r>
+        <w:rPr>
+          <w:rFonts w:ascii="Arial" w:cs="Arial" w:eastAsia="Arial" w:hAnsi="Arial"/>
+          <w:i w:val="1"/>
+          <w:sz w:val="24"/>
+          <w:szCs w:val="24"/>
+          <w:rtl w:val="0"/>
+        </w:rPr>
+        <w:t xml:space="preserve">Knowledge Discovery in Databases</w:t>
+      </w:r>
+      <w:r>
+        <w:rPr>
+          <w:rFonts w:ascii="Arial" w:cs="Arial" w:eastAsia="Arial" w:hAnsi="Arial"/>
+          <w:sz w:val="24"/>
+          <w:szCs w:val="24"/>
+          <w:rtl w:val="0"/>
+        </w:rPr>
+        <w:t xml:space="preserve">, é um processo que permite a identificação de padrões, informações e conhecimentos através de etapas que são interdependentes. As etapas que serão utilizadas para auxiliar na interpretação do conjunto de dados são: seleção de dados, pré-processamento, a transformação de dados, mineração de dados, interpretação e avaliação dos resultados.</w:t>
+      </w:r>
+      <w:r>
+        <w:rPr>
+          <w:rtl w:val="0"/>
+        </w:rPr>
+      </w:r>
+    </w:p>
+    <w:p>
+      <w:pPr>
+        <w:spacing w:after="240" w:before="240" w:lineRule="auto"/>
+        <w:jc w:val="both"/>
+        <w:rPr>
+          <w:rFonts w:ascii="Arial" w:cs="Arial" w:eastAsia="Arial" w:hAnsi="Arial"/>
+          <w:sz w:val="24"/>
+          <w:szCs w:val="24"/>
+        </w:rPr>
+      </w:pPr>
+      <w:r>
+        <w:rPr>
+          <w:rFonts w:ascii="Arial" w:cs="Arial" w:eastAsia="Arial" w:hAnsi="Arial"/>
+          <w:sz w:val="24"/>
+          <w:szCs w:val="24"/>
+          <w:rtl w:val="0"/>
+        </w:rPr>
+        <w:t xml:space="preserve">Esse processo inicia-se com na etapa de seleção dos dados, onde informações relevantes são extraídas de bases públicas, como a que será utilizada será a do DataSUS. Na segunda etapa é realizado o pré-processamento de dados garantindo sempre a qualidade do conjunto de dados, nela ocorre a normalização, limpeza e tratamento de valores nulos, duplicados, ausentes e irrelevantes </w:t>
+      </w:r>
       <w:sdt>
         <w:sdtPr>
-          <w:tag w:val="goog_rdk_27"/>
+          <w:tag w:val="goog_rdk_32"/>
         </w:sdtPr>
         <w:sdtContent>
           <w:commentRangeStart w:id="27"/>
         </w:sdtContent>
       </w:sdt>
-      <w:r>
-        <w:rPr>
-          <w:rFonts w:ascii="Arial" w:cs="Arial" w:eastAsia="Arial" w:hAnsi="Arial"/>
-          <w:sz w:val="24"/>
-          <w:szCs w:val="24"/>
-          <w:rtl w:val="0"/>
-        </w:rPr>
-        <w:t xml:space="preserve">3.4 PRÉ-PROCESSAMENTO DE DADOS</w:t>
-      </w:r>
-      <w:commentRangeEnd w:id="27"/>
-      <w:r>
-        <w:commentReference w:id="27"/>
-      </w:r>
-      <w:r>
-        <w:rPr>
-          <w:rtl w:val="0"/>
-        </w:rPr>
-      </w:r>
-    </w:p>
-    <w:p>
-      <w:pPr>
-        <w:spacing w:after="240" w:before="240" w:lineRule="auto"/>
-        <w:jc w:val="both"/>
-        <w:rPr>
-          <w:rFonts w:ascii="Arial" w:cs="Arial" w:eastAsia="Arial" w:hAnsi="Arial"/>
-          <w:sz w:val="24"/>
-          <w:szCs w:val="24"/>
-        </w:rPr>
-      </w:pPr>
-      <w:r>
-        <w:rPr>
-          <w:rFonts w:ascii="Arial" w:cs="Arial" w:eastAsia="Arial" w:hAnsi="Arial"/>
-          <w:sz w:val="24"/>
-          <w:szCs w:val="24"/>
-          <w:rtl w:val="0"/>
-        </w:rPr>
-        <w:t xml:space="preserve">A qualidade dos dados influencia diretamente o desempenho dos modelos preditivos. Assim, o pré-processamento é uma etapa essencial para a remoção de ruídos e a adequação dos dados às necessidades analíticas. Técnicas como normalização, transformação de variáveis categóricas e redução de dimensionalidade são aplicadas para melhorar a representatividade dos dados e minimizar o impacto de </w:t>
-      </w:r>
-      <w:r>
-        <w:rPr>
-          <w:rFonts w:ascii="Arial" w:cs="Arial" w:eastAsia="Arial" w:hAnsi="Arial"/>
-          <w:b w:val="1"/>
-          <w:i w:val="1"/>
-          <w:sz w:val="24"/>
-          <w:szCs w:val="24"/>
-          <w:rtl w:val="0"/>
-        </w:rPr>
-        <w:t xml:space="preserve">outliers</w:t>
-      </w:r>
-      <w:r>
-        <w:rPr>
-          <w:rFonts w:ascii="Arial" w:cs="Arial" w:eastAsia="Arial" w:hAnsi="Arial"/>
-          <w:sz w:val="24"/>
-          <w:szCs w:val="24"/>
-          <w:rtl w:val="0"/>
-        </w:rPr>
-        <w:t xml:space="preserve">, garantindo que os modelos consigam aprender padrões significativos</w:t>
-      </w:r>
       <w:sdt>
         <w:sdtPr>
-          <w:tag w:val="goog_rdk_28"/>
+          <w:tag w:val="goog_rdk_33"/>
         </w:sdtPr>
         <w:sdtContent>
           <w:commentRangeStart w:id="28"/>
@@ -4395,7 +4644,20 @@
           <w:szCs w:val="24"/>
           <w:rtl w:val="0"/>
         </w:rPr>
-        <w:t xml:space="preserve"> (Júnior, 2024)</w:t>
+        <w:t xml:space="preserve"> </w:t>
+      </w:r>
+      <w:r>
+        <w:rPr>
+          <w:rFonts w:ascii="Arial" w:cs="Arial" w:eastAsia="Arial" w:hAnsi="Arial"/>
+          <w:sz w:val="24"/>
+          <w:szCs w:val="24"/>
+          <w:rtl w:val="0"/>
+        </w:rPr>
+        <w:t xml:space="preserve">(Júnior, 2024)</w:t>
+      </w:r>
+      <w:commentRangeEnd w:id="27"/>
+      <w:r>
+        <w:commentReference w:id="27"/>
       </w:r>
       <w:commentRangeEnd w:id="28"/>
       <w:r>
@@ -4410,62 +4672,34 @@
         </w:rPr>
         <w:t xml:space="preserve">.</w:t>
       </w:r>
-    </w:p>
-    <w:p>
-      <w:pPr>
-        <w:ind w:left="0" w:firstLine="0"/>
-        <w:rPr>
-          <w:rFonts w:ascii="Arial" w:cs="Arial" w:eastAsia="Arial" w:hAnsi="Arial"/>
-          <w:sz w:val="24"/>
-          <w:szCs w:val="24"/>
-        </w:rPr>
-      </w:pPr>
-      <w:r>
-        <w:rPr>
-          <w:rtl w:val="0"/>
-        </w:rPr>
-      </w:r>
-    </w:p>
-    <w:p>
-      <w:pPr>
-        <w:ind w:left="0" w:firstLine="720"/>
-        <w:rPr>
-          <w:rFonts w:ascii="Arial" w:cs="Arial" w:eastAsia="Arial" w:hAnsi="Arial"/>
-          <w:sz w:val="24"/>
-          <w:szCs w:val="24"/>
-        </w:rPr>
-      </w:pPr>
-      <w:r>
-        <w:rPr>
-          <w:rFonts w:ascii="Arial" w:cs="Arial" w:eastAsia="Arial" w:hAnsi="Arial"/>
-          <w:sz w:val="24"/>
-          <w:szCs w:val="24"/>
-          <w:rtl w:val="0"/>
-        </w:rPr>
-        <w:t xml:space="preserve">3.4.1 Tratamento de valores ausentes</w:t>
+      <w:r>
+        <w:rPr>
+          <w:rtl w:val="0"/>
+        </w:rPr>
       </w:r>
     </w:p>
     <w:p>
       <w:pPr>
         <w:spacing w:after="240" w:before="240" w:lineRule="auto"/>
-        <w:rPr>
-          <w:rFonts w:ascii="Arial" w:cs="Arial" w:eastAsia="Arial" w:hAnsi="Arial"/>
-          <w:sz w:val="24"/>
-          <w:szCs w:val="24"/>
-        </w:rPr>
-      </w:pPr>
-      <w:r>
-        <w:rPr>
-          <w:rFonts w:ascii="Arial" w:cs="Arial" w:eastAsia="Arial" w:hAnsi="Arial"/>
-          <w:sz w:val="24"/>
-          <w:szCs w:val="24"/>
-          <w:rtl w:val="0"/>
-        </w:rPr>
-        <w:t xml:space="preserve">Valores ausentes são comuns em bases de dados de saúde e podem comprometer a precisão dos modelos. Métodos como imputação por média, mediana e algoritmos de preenchimento baseado em aprendizado de máquina são utilizados para excluir informações duplicadas, nulas e também para  minimizar esse problema </w:t>
+        <w:jc w:val="both"/>
+        <w:rPr>
+          <w:rFonts w:ascii="Arial" w:cs="Arial" w:eastAsia="Arial" w:hAnsi="Arial"/>
+          <w:sz w:val="24"/>
+          <w:szCs w:val="24"/>
+        </w:rPr>
+      </w:pPr>
+      <w:r>
+        <w:rPr>
+          <w:rFonts w:ascii="Arial" w:cs="Arial" w:eastAsia="Arial" w:hAnsi="Arial"/>
+          <w:sz w:val="24"/>
+          <w:szCs w:val="24"/>
+          <w:rtl w:val="0"/>
+        </w:rPr>
+        <w:t xml:space="preserve">A próxima fase envolve a transformação dos dados, onde são aplicadas técnicas como, por exemplo, engenharia de atributos para destacar variáveis importantes para a modelagem. Em seguida, ocorre a mineração de dados, etapa onde algoritmos de aprendizado de máquina são utilizados para prever desfechos clínicos e identificar padrões. </w:t>
       </w:r>
       <w:sdt>
         <w:sdtPr>
-          <w:tag w:val="goog_rdk_29"/>
+          <w:tag w:val="goog_rdk_34"/>
         </w:sdtPr>
         <w:sdtContent>
           <w:commentRangeStart w:id="29"/>
@@ -4474,11 +4708,54 @@
       <w:r>
         <w:rPr>
           <w:rFonts w:ascii="Arial" w:cs="Arial" w:eastAsia="Arial" w:hAnsi="Arial"/>
-          <w:sz w:val="24"/>
-          <w:szCs w:val="24"/>
-          <w:rtl w:val="0"/>
-        </w:rPr>
-        <w:t xml:space="preserve">(Sena, 2021).</w:t>
+          <w:b w:val="1"/>
+          <w:sz w:val="24"/>
+          <w:szCs w:val="24"/>
+          <w:rtl w:val="0"/>
+        </w:rPr>
+        <w:t xml:space="preserve">Modelos como Regressão Logística, </w:t>
+      </w:r>
+      <w:r>
+        <w:rPr>
+          <w:rFonts w:ascii="Arial" w:cs="Arial" w:eastAsia="Arial" w:hAnsi="Arial"/>
+          <w:b w:val="1"/>
+          <w:i w:val="1"/>
+          <w:sz w:val="24"/>
+          <w:szCs w:val="24"/>
+          <w:rtl w:val="0"/>
+        </w:rPr>
+        <w:t xml:space="preserve">Decision Tree</w:t>
+      </w:r>
+      <w:r>
+        <w:rPr>
+          <w:rFonts w:ascii="Arial" w:cs="Arial" w:eastAsia="Arial" w:hAnsi="Arial"/>
+          <w:b w:val="1"/>
+          <w:sz w:val="24"/>
+          <w:szCs w:val="24"/>
+          <w:rtl w:val="0"/>
+        </w:rPr>
+        <w:t xml:space="preserve"> e </w:t>
+      </w:r>
+      <w:r>
+        <w:rPr>
+          <w:rFonts w:ascii="Arial" w:cs="Arial" w:eastAsia="Arial" w:hAnsi="Arial"/>
+          <w:b w:val="1"/>
+          <w:i w:val="1"/>
+          <w:sz w:val="24"/>
+          <w:szCs w:val="24"/>
+          <w:rtl w:val="0"/>
+        </w:rPr>
+        <w:t xml:space="preserve">Random Forest</w:t>
+      </w:r>
+      <w:r>
+        <w:rPr>
+          <w:rFonts w:ascii="Arial" w:cs="Arial" w:eastAsia="Arial" w:hAnsi="Arial"/>
+          <w:b w:val="1"/>
+          <w:sz w:val="24"/>
+          <w:szCs w:val="24"/>
+          <w:rtl w:val="0"/>
+        </w:rPr>
+        <w:t xml:space="preserve"> </w:t>
       </w:r>
       <w:commentRangeEnd w:id="29"/>
       <w:r>
@@ -4486,65 +4763,16 @@
       </w:r>
       <w:r>
         <w:rPr>
-          <w:rtl w:val="0"/>
-        </w:rPr>
-      </w:r>
-    </w:p>
-    <w:p>
-      <w:pPr>
-        <w:ind w:left="0" w:firstLine="0"/>
-        <w:rPr>
-          <w:rFonts w:ascii="Arial" w:cs="Arial" w:eastAsia="Arial" w:hAnsi="Arial"/>
-          <w:sz w:val="24"/>
-          <w:szCs w:val="24"/>
-        </w:rPr>
-      </w:pPr>
-      <w:r>
-        <w:rPr>
-          <w:rtl w:val="0"/>
-        </w:rPr>
-      </w:r>
-    </w:p>
-    <w:p>
-      <w:pPr>
-        <w:ind w:left="720" w:firstLine="0"/>
-        <w:rPr>
-          <w:rFonts w:ascii="Arial" w:cs="Arial" w:eastAsia="Arial" w:hAnsi="Arial"/>
-          <w:sz w:val="24"/>
-          <w:szCs w:val="24"/>
-        </w:rPr>
-      </w:pPr>
-      <w:r>
-        <w:rPr>
-          <w:rFonts w:ascii="Arial" w:cs="Arial" w:eastAsia="Arial" w:hAnsi="Arial"/>
-          <w:sz w:val="24"/>
-          <w:szCs w:val="24"/>
-          <w:rtl w:val="0"/>
-        </w:rPr>
-        <w:t xml:space="preserve">3.4.2 Normalização de variáveis</w:t>
-      </w:r>
-    </w:p>
-    <w:p>
-      <w:pPr>
-        <w:spacing w:after="240" w:before="240" w:lineRule="auto"/>
-        <w:rPr>
-          <w:rFonts w:ascii="Arial" w:cs="Arial" w:eastAsia="Arial" w:hAnsi="Arial"/>
-          <w:sz w:val="24"/>
-          <w:szCs w:val="24"/>
-        </w:rPr>
-      </w:pPr>
-      <w:r>
-        <w:rPr>
-          <w:rFonts w:ascii="Arial" w:cs="Arial" w:eastAsia="Arial" w:hAnsi="Arial"/>
-          <w:sz w:val="24"/>
-          <w:szCs w:val="24"/>
-          <w:rtl w:val="0"/>
-        </w:rPr>
-        <w:t xml:space="preserve">A normalização padroniza os valores das variáveis para que fiquem dentro de uma mesma escala, evitando que atributos com valores numéricos altos influenciem desproporcionalmente os modelos preditivos </w:t>
+          <w:rFonts w:ascii="Arial" w:cs="Arial" w:eastAsia="Arial" w:hAnsi="Arial"/>
+          <w:sz w:val="24"/>
+          <w:szCs w:val="24"/>
+          <w:rtl w:val="0"/>
+        </w:rPr>
+        <w:t xml:space="preserve">são amplamente utilizados nesse contexto, apresentando um alto desempenho na predição de mortalidade em pacientes com SRAG </w:t>
       </w:r>
       <w:sdt>
         <w:sdtPr>
-          <w:tag w:val="goog_rdk_30"/>
+          <w:tag w:val="goog_rdk_35"/>
         </w:sdtPr>
         <w:sdtContent>
           <w:commentRangeStart w:id="30"/>
@@ -4557,7 +4785,7 @@
           <w:szCs w:val="24"/>
           <w:rtl w:val="0"/>
         </w:rPr>
-        <w:t xml:space="preserve">(Belini, Ataide e Lochter, 2024).</w:t>
+        <w:t xml:space="preserve">(Silva e Silva Neto, 2022).</w:t>
       </w:r>
       <w:commentRangeEnd w:id="30"/>
       <w:r>
@@ -4571,40 +4799,26 @@
     </w:p>
     <w:p>
       <w:pPr>
-        <w:ind w:left="0" w:firstLine="0"/>
-        <w:rPr>
-          <w:rFonts w:ascii="Arial" w:cs="Arial" w:eastAsia="Arial" w:hAnsi="Arial"/>
-          <w:sz w:val="24"/>
-          <w:szCs w:val="24"/>
-        </w:rPr>
-      </w:pPr>
-      <w:r>
-        <w:rPr>
-          <w:rtl w:val="0"/>
-        </w:rPr>
-      </w:r>
-    </w:p>
-    <w:p>
-      <w:pPr>
-        <w:ind w:left="0" w:firstLine="720"/>
-        <w:rPr>
-          <w:rFonts w:ascii="Arial" w:cs="Arial" w:eastAsia="Arial" w:hAnsi="Arial"/>
-          <w:sz w:val="24"/>
-          <w:szCs w:val="24"/>
-        </w:rPr>
-      </w:pPr>
-      <w:r>
-        <w:rPr>
-          <w:rFonts w:ascii="Arial" w:cs="Arial" w:eastAsia="Arial" w:hAnsi="Arial"/>
-          <w:sz w:val="24"/>
-          <w:szCs w:val="24"/>
-          <w:rtl w:val="0"/>
-        </w:rPr>
-        <w:t xml:space="preserve">3.4.3 Balanceamento de</w:t>
+        <w:spacing w:after="240" w:before="240" w:lineRule="auto"/>
+        <w:jc w:val="both"/>
+        <w:rPr>
+          <w:rFonts w:ascii="Arial" w:cs="Arial" w:eastAsia="Arial" w:hAnsi="Arial"/>
+          <w:sz w:val="24"/>
+          <w:szCs w:val="24"/>
+        </w:rPr>
+      </w:pPr>
+      <w:r>
+        <w:rPr>
+          <w:rFonts w:ascii="Arial" w:cs="Arial" w:eastAsia="Arial" w:hAnsi="Arial"/>
+          <w:sz w:val="24"/>
+          <w:szCs w:val="24"/>
+          <w:rtl w:val="0"/>
+        </w:rPr>
+        <w:t xml:space="preserve">Na última etapa ocorre a interpretação e avaliação dos resultados através da utilização de métricas, como por exemplo </w:t>
       </w:r>
       <w:sdt>
         <w:sdtPr>
-          <w:tag w:val="goog_rdk_31"/>
+          <w:tag w:val="goog_rdk_36"/>
         </w:sdtPr>
         <w:sdtContent>
           <w:commentRangeStart w:id="31"/>
@@ -4613,11 +4827,12 @@
       <w:r>
         <w:rPr>
           <w:rFonts w:ascii="Arial" w:cs="Arial" w:eastAsia="Arial" w:hAnsi="Arial"/>
-          <w:sz w:val="24"/>
-          <w:szCs w:val="24"/>
-          <w:rtl w:val="0"/>
-        </w:rPr>
-        <w:t xml:space="preserve"> classes</w:t>
+          <w:b w:val="1"/>
+          <w:sz w:val="24"/>
+          <w:szCs w:val="24"/>
+          <w:rtl w:val="0"/>
+        </w:rPr>
+        <w:t xml:space="preserve">acurácia, precisão, recall e AUC-ROC</w:t>
       </w:r>
       <w:commentRangeEnd w:id="31"/>
       <w:r>
@@ -4625,70 +4840,16 @@
       </w:r>
       <w:r>
         <w:rPr>
-          <w:rtl w:val="0"/>
-        </w:rPr>
-      </w:r>
-    </w:p>
-    <w:p>
-      <w:pPr>
-        <w:spacing w:after="240" w:before="240" w:lineRule="auto"/>
-        <w:jc w:val="both"/>
-        <w:rPr>
-          <w:rFonts w:ascii="Arial" w:cs="Arial" w:eastAsia="Arial" w:hAnsi="Arial"/>
-          <w:sz w:val="24"/>
-          <w:szCs w:val="24"/>
-        </w:rPr>
-      </w:pPr>
-      <w:r>
-        <w:rPr>
-          <w:rFonts w:ascii="Arial" w:cs="Arial" w:eastAsia="Arial" w:hAnsi="Arial"/>
-          <w:sz w:val="24"/>
-          <w:szCs w:val="24"/>
-          <w:rtl w:val="0"/>
-        </w:rPr>
-        <w:t xml:space="preserve">O desbalanceamento de classes ocorre quando há uma disparidade significativa entre as categorias de um conjunto de dados, impactando diretamente no desempenho dos modelos preditivos. Técnicas como </w:t>
-      </w:r>
-      <w:r>
-        <w:rPr>
-          <w:rFonts w:ascii="Arial" w:cs="Arial" w:eastAsia="Arial" w:hAnsi="Arial"/>
-          <w:b w:val="1"/>
-          <w:sz w:val="24"/>
-          <w:szCs w:val="24"/>
-          <w:rtl w:val="0"/>
-        </w:rPr>
-        <w:t xml:space="preserve">Random UnderSampling</w:t>
-      </w:r>
-      <w:r>
-        <w:rPr>
-          <w:rFonts w:ascii="Arial" w:cs="Arial" w:eastAsia="Arial" w:hAnsi="Arial"/>
-          <w:sz w:val="24"/>
-          <w:szCs w:val="24"/>
-          <w:rtl w:val="0"/>
-        </w:rPr>
-        <w:t xml:space="preserve"> e </w:t>
-      </w:r>
-      <w:r>
-        <w:rPr>
-          <w:rFonts w:ascii="Arial" w:cs="Arial" w:eastAsia="Arial" w:hAnsi="Arial"/>
-          <w:b w:val="1"/>
-          <w:sz w:val="24"/>
-          <w:szCs w:val="24"/>
-          <w:rtl w:val="0"/>
-        </w:rPr>
-        <w:t xml:space="preserve">SMOTE (Synthetic Minority Over-sampling Technique)</w:t>
-      </w:r>
-      <w:r>
-        <w:rPr>
-          <w:rFonts w:ascii="Arial" w:cs="Arial" w:eastAsia="Arial" w:hAnsi="Arial"/>
-          <w:sz w:val="24"/>
-          <w:szCs w:val="24"/>
-          <w:rtl w:val="0"/>
-        </w:rPr>
-        <w:t xml:space="preserve"> são empregadas para corrigir esse problema. O UnderSampling reduz a quantidade de dados da classe majoritária mas ainda mantém a qualidade, enquanto o SMOTE pode gerar dados sintéticos que não representam a realidade, proporcionando um melhor equilíbrio na aprendizagem do modelo </w:t>
+          <w:rFonts w:ascii="Arial" w:cs="Arial" w:eastAsia="Arial" w:hAnsi="Arial"/>
+          <w:sz w:val="24"/>
+          <w:szCs w:val="24"/>
+          <w:rtl w:val="0"/>
+        </w:rPr>
+        <w:t xml:space="preserve"> para validar a eficácia dos modelos. A análise desses resultados possibilita a extração de</w:t>
       </w:r>
       <w:sdt>
         <w:sdtPr>
-          <w:tag w:val="goog_rdk_32"/>
+          <w:tag w:val="goog_rdk_37"/>
         </w:sdtPr>
         <w:sdtContent>
           <w:commentRangeStart w:id="32"/>
@@ -4701,7 +4862,17 @@
           <w:szCs w:val="24"/>
           <w:rtl w:val="0"/>
         </w:rPr>
-        <w:t xml:space="preserve">(Júnior, 2024).</w:t>
+        <w:t xml:space="preserve"> </w:t>
+      </w:r>
+      <w:r>
+        <w:rPr>
+          <w:rFonts w:ascii="Arial" w:cs="Arial" w:eastAsia="Arial" w:hAnsi="Arial"/>
+          <w:i w:val="1"/>
+          <w:sz w:val="24"/>
+          <w:szCs w:val="24"/>
+          <w:rtl w:val="0"/>
+        </w:rPr>
+        <w:t xml:space="preserve">insights</w:t>
       </w:r>
       <w:commentRangeEnd w:id="32"/>
       <w:r>
@@ -4709,86 +4880,16 @@
       </w:r>
       <w:r>
         <w:rPr>
-          <w:rtl w:val="0"/>
-        </w:rPr>
-      </w:r>
-    </w:p>
-    <w:p>
-      <w:pPr>
-        <w:ind w:left="0" w:firstLine="0"/>
-        <w:rPr>
-          <w:rFonts w:ascii="Arial" w:cs="Arial" w:eastAsia="Arial" w:hAnsi="Arial"/>
-          <w:sz w:val="24"/>
-          <w:szCs w:val="24"/>
-        </w:rPr>
-      </w:pPr>
-      <w:r>
-        <w:rPr>
-          <w:rtl w:val="0"/>
-        </w:rPr>
-      </w:r>
-    </w:p>
-    <w:p>
-      <w:pPr>
-        <w:ind w:left="0" w:firstLine="0"/>
-        <w:rPr>
-          <w:rFonts w:ascii="Arial" w:cs="Arial" w:eastAsia="Arial" w:hAnsi="Arial"/>
-          <w:b w:val="1"/>
-          <w:sz w:val="24"/>
-          <w:szCs w:val="24"/>
-        </w:rPr>
-      </w:pPr>
-      <w:r>
-        <w:rPr>
-          <w:rFonts w:ascii="Arial" w:cs="Arial" w:eastAsia="Arial" w:hAnsi="Arial"/>
-          <w:b w:val="1"/>
-          <w:sz w:val="24"/>
-          <w:szCs w:val="24"/>
-          <w:rtl w:val="0"/>
-        </w:rPr>
-        <w:t xml:space="preserve">3.5</w:t>
-      </w:r>
-      <w:r>
-        <w:rPr>
-          <w:rFonts w:ascii="Arial" w:cs="Arial" w:eastAsia="Arial" w:hAnsi="Arial"/>
-          <w:sz w:val="24"/>
-          <w:szCs w:val="24"/>
-          <w:rtl w:val="0"/>
-        </w:rPr>
-        <w:t xml:space="preserve"> </w:t>
-      </w:r>
-      <w:r>
-        <w:rPr>
-          <w:rFonts w:ascii="Arial" w:cs="Arial" w:eastAsia="Arial" w:hAnsi="Arial"/>
-          <w:b w:val="1"/>
-          <w:sz w:val="24"/>
-          <w:szCs w:val="24"/>
-          <w:rtl w:val="0"/>
-        </w:rPr>
-        <w:t xml:space="preserve">TÉCNICAS DE ANÁLISE</w:t>
-      </w:r>
-    </w:p>
-    <w:p>
-      <w:pPr>
-        <w:spacing w:after="240" w:before="240" w:lineRule="auto"/>
-        <w:jc w:val="both"/>
-        <w:rPr>
-          <w:rFonts w:ascii="Arial" w:cs="Arial" w:eastAsia="Arial" w:hAnsi="Arial"/>
-          <w:b w:val="1"/>
-          <w:sz w:val="24"/>
-          <w:szCs w:val="24"/>
-        </w:rPr>
-      </w:pPr>
-      <w:r>
-        <w:rPr>
-          <w:rFonts w:ascii="Arial" w:cs="Arial" w:eastAsia="Arial" w:hAnsi="Arial"/>
-          <w:rtl w:val="0"/>
-        </w:rPr>
-        <w:t xml:space="preserve">A análise de dados envolve diversas abordagens que permitem extrair informações relevantes de grandes volumes de dados. Técnicas estatísticas e de aprendizado de máquina desempenham um papel fundamental nesse processo, possibilitando a identificação de padrões e a construção de modelos para diferentes aplicações, desde previsão e classificação até agrupamento e detecção de anomalias </w:t>
+          <w:rFonts w:ascii="Arial" w:cs="Arial" w:eastAsia="Arial" w:hAnsi="Arial"/>
+          <w:sz w:val="24"/>
+          <w:szCs w:val="24"/>
+          <w:rtl w:val="0"/>
+        </w:rPr>
+        <w:t xml:space="preserve"> clínicos valiosos, contribuindo para a tomada de decisão na gestão hospitalar e saúde pública (</w:t>
       </w:r>
       <w:sdt>
         <w:sdtPr>
-          <w:tag w:val="goog_rdk_33"/>
+          <w:tag w:val="goog_rdk_38"/>
         </w:sdtPr>
         <w:sdtContent>
           <w:commentRangeStart w:id="33"/>
@@ -4797,9 +4898,11 @@
       <w:r>
         <w:rPr>
           <w:rFonts w:ascii="Arial" w:cs="Arial" w:eastAsia="Arial" w:hAnsi="Arial"/>
-          <w:rtl w:val="0"/>
-        </w:rPr>
-        <w:t xml:space="preserve">(Sena, 2021).</w:t>
+          <w:sz w:val="24"/>
+          <w:szCs w:val="24"/>
+          <w:rtl w:val="0"/>
+        </w:rPr>
+        <w:t xml:space="preserve">Belini, Ataide e Lochter, 2024).</w:t>
       </w:r>
       <w:commentRangeEnd w:id="33"/>
       <w:r>
@@ -4813,7 +4916,24 @@
     </w:p>
     <w:p>
       <w:pPr>
-        <w:ind w:left="0" w:firstLine="720"/>
+        <w:spacing w:after="240" w:before="240" w:lineRule="auto"/>
+        <w:jc w:val="both"/>
+        <w:rPr>
+          <w:rFonts w:ascii="Arial" w:cs="Arial" w:eastAsia="Arial" w:hAnsi="Arial"/>
+          <w:sz w:val="24"/>
+          <w:szCs w:val="24"/>
+        </w:rPr>
+      </w:pPr>
+      <w:r>
+        <w:rPr>
+          <w:rtl w:val="0"/>
+        </w:rPr>
+      </w:r>
+    </w:p>
+    <w:p>
+      <w:pPr>
+        <w:spacing w:after="240" w:before="240" w:lineRule="auto"/>
+        <w:jc w:val="both"/>
         <w:rPr>
           <w:rFonts w:ascii="Arial" w:cs="Arial" w:eastAsia="Arial" w:hAnsi="Arial"/>
           <w:b w:val="1"/>
@@ -4829,29 +4949,1285 @@
           <w:szCs w:val="24"/>
           <w:rtl w:val="0"/>
         </w:rPr>
-        <w:t xml:space="preserve">3.5.1 </w:t>
+        <w:t xml:space="preserve">[imagem referente ao kdd]</w:t>
+      </w:r>
+    </w:p>
+    <w:p>
+      <w:pPr>
+        <w:spacing w:after="240" w:before="240" w:lineRule="auto"/>
+        <w:jc w:val="both"/>
+        <w:rPr>
+          <w:rFonts w:ascii="Arial" w:cs="Arial" w:eastAsia="Arial" w:hAnsi="Arial"/>
+          <w:sz w:val="24"/>
+          <w:szCs w:val="24"/>
+        </w:rPr>
+      </w:pPr>
+      <w:r>
+        <w:rPr>
+          <w:rtl w:val="0"/>
+        </w:rPr>
+      </w:r>
+    </w:p>
+    <w:p>
+      <w:pPr>
+        <w:rPr>
+          <w:rFonts w:ascii="Arial" w:cs="Arial" w:eastAsia="Arial" w:hAnsi="Arial"/>
+          <w:b w:val="1"/>
+          <w:sz w:val="24"/>
+          <w:szCs w:val="24"/>
+          <w:highlight w:val="yellow"/>
+        </w:rPr>
+      </w:pPr>
+      <w:r>
+        <w:rPr>
+          <w:rFonts w:ascii="Arial" w:cs="Arial" w:eastAsia="Arial" w:hAnsi="Arial"/>
+          <w:b w:val="1"/>
+          <w:sz w:val="24"/>
+          <w:szCs w:val="24"/>
+          <w:highlight w:val="yellow"/>
+          <w:rtl w:val="0"/>
+        </w:rPr>
+        <w:t xml:space="preserve">3.2.1 Dados abertos</w:t>
+      </w:r>
+    </w:p>
+    <w:p>
+      <w:pPr>
+        <w:spacing w:after="240" w:before="240" w:lineRule="auto"/>
+        <w:jc w:val="both"/>
+        <w:rPr>
+          <w:rFonts w:ascii="Arial" w:cs="Arial" w:eastAsia="Arial" w:hAnsi="Arial"/>
+          <w:sz w:val="24"/>
+          <w:szCs w:val="24"/>
+        </w:rPr>
+      </w:pPr>
+      <w:r>
+        <w:rPr>
+          <w:rFonts w:ascii="Arial" w:cs="Arial" w:eastAsia="Arial" w:hAnsi="Arial"/>
+          <w:sz w:val="24"/>
+          <w:szCs w:val="24"/>
+          <w:rtl w:val="0"/>
+        </w:rPr>
+        <w:t xml:space="preserve">Dados abertos referem-se a conjuntos de informações disponibilizados  sem restrições e com transparência para o público, possibilitando sua reutilização para pesquisas científicas e desenvolvimento de políticas públicas. Essas bases de dados possuem  quatro principais características: disponibilidade de acesso, reutilização, redistribuição e participação universal </w:t>
       </w:r>
       <w:sdt>
         <w:sdtPr>
-          <w:tag w:val="goog_rdk_34"/>
+          <w:tag w:val="goog_rdk_39"/>
         </w:sdtPr>
         <w:sdtContent>
           <w:commentRangeStart w:id="34"/>
         </w:sdtContent>
       </w:sdt>
-      <w:r>
+      <w:sdt>
+        <w:sdtPr>
+          <w:tag w:val="goog_rdk_40"/>
+        </w:sdtPr>
+        <w:sdtContent>
+          <w:commentRangeStart w:id="35"/>
+        </w:sdtContent>
+      </w:sdt>
+      <w:r>
+        <w:rPr>
+          <w:rFonts w:ascii="Arial" w:cs="Arial" w:eastAsia="Arial" w:hAnsi="Arial"/>
+          <w:sz w:val="24"/>
+          <w:szCs w:val="24"/>
+          <w:rtl w:val="0"/>
+        </w:rPr>
+        <w:t xml:space="preserve">(Júnior, 2024).</w:t>
+      </w:r>
+      <w:commentRangeEnd w:id="34"/>
+      <w:r>
+        <w:commentReference w:id="34"/>
+      </w:r>
+      <w:commentRangeEnd w:id="35"/>
+      <w:r>
+        <w:commentReference w:id="35"/>
+      </w:r>
+      <w:r>
+        <w:rPr>
+          <w:rFonts w:ascii="Arial" w:cs="Arial" w:eastAsia="Arial" w:hAnsi="Arial"/>
+          <w:sz w:val="24"/>
+          <w:szCs w:val="24"/>
+          <w:rtl w:val="0"/>
+        </w:rPr>
+        <w:t xml:space="preserve"> </w:t>
+      </w:r>
+    </w:p>
+    <w:p>
+      <w:pPr>
+        <w:spacing w:after="240" w:before="240" w:lineRule="auto"/>
+        <w:jc w:val="both"/>
+        <w:rPr>
+          <w:rFonts w:ascii="Arial" w:cs="Arial" w:eastAsia="Arial" w:hAnsi="Arial"/>
+          <w:sz w:val="24"/>
+          <w:szCs w:val="24"/>
+        </w:rPr>
+      </w:pPr>
+      <w:r>
+        <w:rPr>
+          <w:rFonts w:ascii="Arial" w:cs="Arial" w:eastAsia="Arial" w:hAnsi="Arial"/>
+          <w:sz w:val="24"/>
+          <w:szCs w:val="24"/>
+          <w:rtl w:val="0"/>
+        </w:rPr>
+        <w:t xml:space="preserve">Bases de dados abertas podem representar informações importantes em diversas áreas, como por exemplo, saúde, educação, desenvolvimento, economia, negócios, entre outras áreas. No contexto da saúde, os dados abertos viabilizam estudos epidemiológicos e a construção de modelos preditivos </w:t>
+      </w:r>
+      <w:sdt>
+        <w:sdtPr>
+          <w:tag w:val="goog_rdk_41"/>
+        </w:sdtPr>
+        <w:sdtContent>
+          <w:commentRangeStart w:id="36"/>
+        </w:sdtContent>
+      </w:sdt>
+      <w:r>
+        <w:rPr>
+          <w:rFonts w:ascii="Arial" w:cs="Arial" w:eastAsia="Arial" w:hAnsi="Arial"/>
+          <w:sz w:val="24"/>
+          <w:szCs w:val="24"/>
+          <w:rtl w:val="0"/>
+        </w:rPr>
+        <w:t xml:space="preserve">(Silva, 2021).</w:t>
+      </w:r>
+      <w:commentRangeEnd w:id="36"/>
+      <w:r>
+        <w:commentReference w:id="36"/>
+      </w:r>
+      <w:r>
+        <w:rPr>
+          <w:rtl w:val="0"/>
+        </w:rPr>
+      </w:r>
+    </w:p>
+    <w:p>
+      <w:pPr>
+        <w:spacing w:after="240" w:before="240" w:lineRule="auto"/>
+        <w:jc w:val="both"/>
+        <w:rPr>
+          <w:rFonts w:ascii="Arial" w:cs="Arial" w:eastAsia="Arial" w:hAnsi="Arial"/>
+          <w:sz w:val="24"/>
+          <w:szCs w:val="24"/>
+          <w:highlight w:val="yellow"/>
+        </w:rPr>
+      </w:pPr>
+      <w:r>
+        <w:rPr>
+          <w:rtl w:val="0"/>
+        </w:rPr>
+      </w:r>
+    </w:p>
+    <w:p>
+      <w:pPr>
         <w:rPr>
           <w:rFonts w:ascii="Arial" w:cs="Arial" w:eastAsia="Arial" w:hAnsi="Arial"/>
           <w:b w:val="1"/>
           <w:sz w:val="24"/>
           <w:szCs w:val="24"/>
+          <w:highlight w:val="yellow"/>
+        </w:rPr>
+      </w:pPr>
+      <w:r>
+        <w:rPr>
+          <w:rFonts w:ascii="Arial" w:cs="Arial" w:eastAsia="Arial" w:hAnsi="Arial"/>
+          <w:b w:val="1"/>
+          <w:sz w:val="24"/>
+          <w:szCs w:val="24"/>
+          <w:highlight w:val="yellow"/>
+          <w:rtl w:val="0"/>
+        </w:rPr>
+        <w:t xml:space="preserve">3.2.2 BASE DE DADOS SRAG (DATASUS)</w:t>
+      </w:r>
+    </w:p>
+    <w:p>
+      <w:pPr>
+        <w:rPr>
+          <w:rFonts w:ascii="Arial" w:cs="Arial" w:eastAsia="Arial" w:hAnsi="Arial"/>
+          <w:b w:val="1"/>
+          <w:sz w:val="24"/>
+          <w:szCs w:val="24"/>
+        </w:rPr>
+      </w:pPr>
+      <w:r>
+        <w:rPr>
+          <w:rtl w:val="0"/>
+        </w:rPr>
+      </w:r>
+    </w:p>
+    <w:p>
+      <w:pPr>
+        <w:jc w:val="both"/>
+        <w:rPr>
+          <w:rFonts w:ascii="Arial" w:cs="Arial" w:eastAsia="Arial" w:hAnsi="Arial"/>
+          <w:sz w:val="24"/>
+          <w:szCs w:val="24"/>
+        </w:rPr>
+      </w:pPr>
+      <w:r>
+        <w:rPr>
+          <w:rFonts w:ascii="Arial" w:cs="Arial" w:eastAsia="Arial" w:hAnsi="Arial"/>
+          <w:sz w:val="24"/>
+          <w:szCs w:val="24"/>
+          <w:rtl w:val="0"/>
+        </w:rPr>
+        <w:t xml:space="preserve">Através da Secretaria de Vigilância em Saúde (SVS), o Ministério da Saúde (MS) faz a vigilância da SRAG no Brasil desde a pandemia de Influenza A(H1N1)pdm09. A partir disso, a vigilância de SRAG foi incorporada à rede de vigilância de Influenza e outros vírus respiratórios, que anteriormente atuava exclusivamente com a vigilância sentinela de Síndrome Gripal (SG) (MINISTÉRIO DA SAÚDE, 2025).</w:t>
+      </w:r>
+    </w:p>
+    <w:p>
+      <w:pPr>
+        <w:spacing w:after="240" w:before="240" w:lineRule="auto"/>
+        <w:jc w:val="both"/>
+        <w:rPr>
+          <w:rFonts w:ascii="Arial" w:cs="Arial" w:eastAsia="Arial" w:hAnsi="Arial"/>
+          <w:color w:val="333333"/>
+          <w:sz w:val="21"/>
+          <w:szCs w:val="21"/>
+          <w:highlight w:val="white"/>
+        </w:rPr>
+      </w:pPr>
+      <w:r>
+        <w:rPr>
+          <w:rFonts w:ascii="Arial" w:cs="Arial" w:eastAsia="Arial" w:hAnsi="Arial"/>
+          <w:sz w:val="24"/>
+          <w:szCs w:val="24"/>
+          <w:rtl w:val="0"/>
+        </w:rPr>
+        <w:t xml:space="preserve">Atualmente o DataSUS é a principal plataforma de dados abertos em saúde no Brasil, disponibilizando informações epidemiológicas, hospitalares e ambulatoriais que podem servir para análises objetivas que podem facilitar na tomada de decisões. O acesso a esses dados permite análises aprofundadas sobre a incidência de doenças e os impactos no sistema de saúde</w:t>
+      </w:r>
+      <w:sdt>
+        <w:sdtPr>
+          <w:tag w:val="goog_rdk_42"/>
+        </w:sdtPr>
+        <w:sdtContent>
+          <w:commentRangeStart w:id="37"/>
+        </w:sdtContent>
+      </w:sdt>
+      <w:r>
+        <w:rPr>
+          <w:rFonts w:ascii="Arial" w:cs="Arial" w:eastAsia="Arial" w:hAnsi="Arial"/>
+          <w:sz w:val="24"/>
+          <w:szCs w:val="24"/>
+          <w:rtl w:val="0"/>
+        </w:rPr>
+        <w:t xml:space="preserve"> (Júnior, 2024).</w:t>
+      </w:r>
+      <w:commentRangeEnd w:id="37"/>
+      <w:r>
+        <w:commentReference w:id="37"/>
+      </w:r>
+      <w:r>
+        <w:rPr>
+          <w:rtl w:val="0"/>
+        </w:rPr>
+      </w:r>
+    </w:p>
+    <w:p>
+      <w:pPr>
+        <w:spacing w:after="240" w:before="240" w:lineRule="auto"/>
+        <w:ind w:left="2880" w:firstLine="720"/>
+        <w:jc w:val="both"/>
+        <w:rPr>
+          <w:rFonts w:ascii="Arial" w:cs="Arial" w:eastAsia="Arial" w:hAnsi="Arial"/>
+          <w:color w:val="333333"/>
+          <w:sz w:val="24"/>
+          <w:szCs w:val="24"/>
+          <w:highlight w:val="white"/>
+        </w:rPr>
+      </w:pPr>
+      <w:sdt>
+        <w:sdtPr>
+          <w:tag w:val="goog_rdk_44"/>
+        </w:sdtPr>
+        <w:sdtContent>
+          <w:del w:author="Iasmin Marques" w:id="1" w:date="2025-03-07T18:43:07Z"/>
+          <w:sdt>
+            <w:sdtPr>
+              <w:tag w:val="goog_rdk_45"/>
+            </w:sdtPr>
+            <w:sdtContent>
+              <w:commentRangeStart w:id="38"/>
+            </w:sdtContent>
+          </w:sdt>
+          <w:del w:author="Iasmin Marques" w:id="1" w:date="2025-03-07T18:43:07Z">
+            <w:r>
+              <w:rPr>
+                <w:rFonts w:ascii="Arial" w:cs="Arial" w:eastAsia="Arial" w:hAnsi="Arial"/>
+                <w:color w:val="333333"/>
+                <w:sz w:val="24"/>
+                <w:szCs w:val="24"/>
+                <w:highlight w:val="white"/>
+                <w:rtl w:val="0"/>
+              </w:rPr>
+              <w:delText xml:space="preserve">Esta página tem como finalidade disponibilizar o legado dos bancos de dados (BD) epidemiológicos de SRAG, da rede de vigilância da Influenza e outros vírus respiratórios, desde o início da sua implantação (2009) até os dias atuais (2024), com a incorporação da vigilância da covid-19. Atualmente, o sistema oficial para o registro dos casos e óbitos por SRAG é o Sistema de Informação da Vigilância Epidemiológica da Gripe (SIVEP-Gripe).</w:delText>
+            </w:r>
+          </w:del>
+        </w:sdtContent>
+      </w:sdt>
+      <w:commentRangeEnd w:id="38"/>
+      <w:r>
+        <w:commentReference w:id="38"/>
+      </w:r>
+      <w:r>
+        <w:rPr>
+          <w:rtl w:val="0"/>
+        </w:rPr>
+      </w:r>
+    </w:p>
+    <w:p>
+      <w:pPr>
+        <w:rPr>
+          <w:rFonts w:ascii="Arial" w:cs="Arial" w:eastAsia="Arial" w:hAnsi="Arial"/>
+          <w:sz w:val="24"/>
+          <w:szCs w:val="24"/>
+        </w:rPr>
+      </w:pPr>
+      <w:r>
+        <w:rPr>
+          <w:rtl w:val="0"/>
+        </w:rPr>
+      </w:r>
+    </w:p>
+    <w:p>
+      <w:pPr>
+        <w:ind w:left="0" w:firstLine="0"/>
+        <w:rPr>
+          <w:rFonts w:ascii="Arial" w:cs="Arial" w:eastAsia="Arial" w:hAnsi="Arial"/>
+          <w:b w:val="1"/>
+          <w:sz w:val="24"/>
+          <w:szCs w:val="24"/>
+          <w:highlight w:val="yellow"/>
+        </w:rPr>
+      </w:pPr>
+      <w:sdt>
+        <w:sdtPr>
+          <w:tag w:val="goog_rdk_46"/>
+        </w:sdtPr>
+        <w:sdtContent>
+          <w:commentRangeStart w:id="39"/>
+        </w:sdtContent>
+      </w:sdt>
+      <w:sdt>
+        <w:sdtPr>
+          <w:tag w:val="goog_rdk_47"/>
+        </w:sdtPr>
+        <w:sdtContent>
+          <w:commentRangeStart w:id="40"/>
+        </w:sdtContent>
+      </w:sdt>
+      <w:r>
+        <w:rPr>
+          <w:rFonts w:ascii="Arial" w:cs="Arial" w:eastAsia="Arial" w:hAnsi="Arial"/>
+          <w:b w:val="1"/>
+          <w:sz w:val="24"/>
+          <w:szCs w:val="24"/>
+          <w:highlight w:val="yellow"/>
+          <w:rtl w:val="0"/>
+        </w:rPr>
+        <w:t xml:space="preserve">3.3 PRÉ-PROCESSAMENTO DE DADOS</w:t>
+      </w:r>
+      <w:commentRangeEnd w:id="39"/>
+      <w:r>
+        <w:commentReference w:id="39"/>
+      </w:r>
+      <w:commentRangeEnd w:id="40"/>
+      <w:r>
+        <w:commentReference w:id="40"/>
+      </w:r>
+      <w:r>
+        <w:rPr>
+          <w:rtl w:val="0"/>
+        </w:rPr>
+      </w:r>
+    </w:p>
+    <w:p>
+      <w:pPr>
+        <w:spacing w:after="240" w:before="240" w:lineRule="auto"/>
+        <w:jc w:val="both"/>
+        <w:rPr>
+          <w:rFonts w:ascii="Arial" w:cs="Arial" w:eastAsia="Arial" w:hAnsi="Arial"/>
+          <w:sz w:val="24"/>
+          <w:szCs w:val="24"/>
+        </w:rPr>
+      </w:pPr>
+      <w:r>
+        <w:rPr>
+          <w:rtl w:val="0"/>
+        </w:rPr>
+      </w:r>
+    </w:p>
+    <w:p>
+      <w:pPr>
+        <w:spacing w:after="240" w:before="240" w:lineRule="auto"/>
+        <w:jc w:val="both"/>
+        <w:rPr>
+          <w:rFonts w:ascii="Arial" w:cs="Arial" w:eastAsia="Arial" w:hAnsi="Arial"/>
+          <w:sz w:val="24"/>
+          <w:szCs w:val="24"/>
+        </w:rPr>
+      </w:pPr>
+      <w:r>
+        <w:rPr>
+          <w:rFonts w:ascii="Arial" w:cs="Arial" w:eastAsia="Arial" w:hAnsi="Arial"/>
+          <w:sz w:val="24"/>
+          <w:szCs w:val="24"/>
+          <w:rtl w:val="0"/>
+        </w:rPr>
+        <w:t xml:space="preserve">O pré-processamento é uma etapa essencial pois é com ela que garantimos a qualidade dos dados fazendo a remoção de ruídos e a adequação dos dados às necessidades analíticas. Técnicas como, por exemplo, transformação de variáveis, normalização e redução de dimensionalidade são aplicadas para melhorar a representatividade dos dados e minimizar o impacto de </w:t>
+      </w:r>
+      <w:r>
+        <w:rPr>
+          <w:rFonts w:ascii="Arial" w:cs="Arial" w:eastAsia="Arial" w:hAnsi="Arial"/>
+          <w:b w:val="1"/>
+          <w:i w:val="1"/>
+          <w:sz w:val="24"/>
+          <w:szCs w:val="24"/>
+          <w:rtl w:val="0"/>
+        </w:rPr>
+        <w:t xml:space="preserve">outliers</w:t>
+      </w:r>
+      <w:r>
+        <w:rPr>
+          <w:rFonts w:ascii="Arial" w:cs="Arial" w:eastAsia="Arial" w:hAnsi="Arial"/>
+          <w:sz w:val="24"/>
+          <w:szCs w:val="24"/>
+          <w:rtl w:val="0"/>
+        </w:rPr>
+        <w:t xml:space="preserve">, garantindo que os modelos consigam aprender padrões significativos</w:t>
+      </w:r>
+      <w:sdt>
+        <w:sdtPr>
+          <w:tag w:val="goog_rdk_48"/>
+        </w:sdtPr>
+        <w:sdtContent>
+          <w:commentRangeStart w:id="41"/>
+        </w:sdtContent>
+      </w:sdt>
+      <w:r>
+        <w:rPr>
+          <w:rFonts w:ascii="Arial" w:cs="Arial" w:eastAsia="Arial" w:hAnsi="Arial"/>
+          <w:sz w:val="24"/>
+          <w:szCs w:val="24"/>
+          <w:rtl w:val="0"/>
+        </w:rPr>
+        <w:t xml:space="preserve"> (Júnior, 2024)</w:t>
+      </w:r>
+      <w:commentRangeEnd w:id="41"/>
+      <w:r>
+        <w:commentReference w:id="41"/>
+      </w:r>
+      <w:r>
+        <w:rPr>
+          <w:rFonts w:ascii="Arial" w:cs="Arial" w:eastAsia="Arial" w:hAnsi="Arial"/>
+          <w:sz w:val="24"/>
+          <w:szCs w:val="24"/>
+          <w:rtl w:val="0"/>
+        </w:rPr>
+        <w:t xml:space="preserve">. </w:t>
+      </w:r>
+    </w:p>
+    <w:p>
+      <w:pPr>
+        <w:spacing w:after="240" w:before="240" w:lineRule="auto"/>
+        <w:jc w:val="both"/>
+        <w:rPr>
+          <w:rFonts w:ascii="Arial" w:cs="Arial" w:eastAsia="Arial" w:hAnsi="Arial"/>
+          <w:sz w:val="24"/>
+          <w:szCs w:val="24"/>
+        </w:rPr>
+      </w:pPr>
+      <w:r>
+        <w:rPr>
+          <w:rFonts w:ascii="Arial" w:cs="Arial" w:eastAsia="Arial" w:hAnsi="Arial"/>
+          <w:sz w:val="24"/>
+          <w:szCs w:val="24"/>
+          <w:rtl w:val="0"/>
+        </w:rPr>
+        <w:t xml:space="preserve">Na etapa de pré-processamento é onde ocorre o tratamento de valores ausentes, normalização de variáveis e balanceamento de classes. </w:t>
+      </w:r>
+    </w:p>
+    <w:p>
+      <w:pPr>
+        <w:ind w:left="0" w:firstLine="720"/>
+        <w:rPr>
+          <w:rFonts w:ascii="Arial" w:cs="Arial" w:eastAsia="Arial" w:hAnsi="Arial"/>
+          <w:sz w:val="24"/>
+          <w:szCs w:val="24"/>
+        </w:rPr>
+      </w:pPr>
+      <w:sdt>
+        <w:sdtPr>
+          <w:tag w:val="goog_rdk_50"/>
+        </w:sdtPr>
+        <w:sdtContent>
+          <w:del w:author="Iasmin Marques" w:id="2" w:date="2025-03-07T19:14:41Z">
+            <w:r>
+              <w:rPr>
+                <w:rFonts w:ascii="Arial" w:cs="Arial" w:eastAsia="Arial" w:hAnsi="Arial"/>
+                <w:sz w:val="24"/>
+                <w:szCs w:val="24"/>
+                <w:rtl w:val="0"/>
+              </w:rPr>
+              <w:delText xml:space="preserve">3.4.1 Tratamento de valores ausentes</w:delText>
+            </w:r>
+          </w:del>
+        </w:sdtContent>
+      </w:sdt>
+      <w:r>
+        <w:rPr>
+          <w:rtl w:val="0"/>
+        </w:rPr>
+      </w:r>
+    </w:p>
+    <w:p>
+      <w:pPr>
+        <w:spacing w:after="240" w:before="240" w:lineRule="auto"/>
+        <w:jc w:val="both"/>
+        <w:rPr>
+          <w:rFonts w:ascii="Arial" w:cs="Arial" w:eastAsia="Arial" w:hAnsi="Arial"/>
+          <w:sz w:val="24"/>
+          <w:szCs w:val="24"/>
+        </w:rPr>
+      </w:pPr>
+      <w:r>
+        <w:rPr>
+          <w:rFonts w:ascii="Arial" w:cs="Arial" w:eastAsia="Arial" w:hAnsi="Arial"/>
+          <w:sz w:val="24"/>
+          <w:szCs w:val="24"/>
+          <w:rtl w:val="0"/>
+        </w:rPr>
+        <w:t xml:space="preserve">É comum em bases de dados alguns valores ausentes, como por exemplo campos com preenchimento não obrigatórios em formulários, isso pode comprometer a precisão dos modelos. No tratamento de valores ausentes ocorre a manipulação desses dados, não necessariamente a eliminação deles, pois isso pode afetar o nosso resultado final. Métodos como imputação por média, mediana e algoritmos de preenchimento baseado em aprendizado de máquina são utilizados para excluir informações duplicadas, nulas e também para  minimizar esse problema </w:t>
+      </w:r>
+      <w:sdt>
+        <w:sdtPr>
+          <w:tag w:val="goog_rdk_51"/>
+        </w:sdtPr>
+        <w:sdtContent>
+          <w:commentRangeStart w:id="42"/>
+        </w:sdtContent>
+      </w:sdt>
+      <w:r>
+        <w:rPr>
+          <w:rFonts w:ascii="Arial" w:cs="Arial" w:eastAsia="Arial" w:hAnsi="Arial"/>
+          <w:sz w:val="24"/>
+          <w:szCs w:val="24"/>
+          <w:rtl w:val="0"/>
+        </w:rPr>
+        <w:t xml:space="preserve">(Sena, 2021).</w:t>
+      </w:r>
+      <w:commentRangeEnd w:id="42"/>
+      <w:r>
+        <w:commentReference w:id="42"/>
+      </w:r>
+      <w:r>
+        <w:rPr>
+          <w:rtl w:val="0"/>
+        </w:rPr>
+      </w:r>
+    </w:p>
+    <w:p>
+      <w:pPr>
+        <w:ind w:left="720" w:firstLine="0"/>
+        <w:rPr>
+          <w:rFonts w:ascii="Arial" w:cs="Arial" w:eastAsia="Arial" w:hAnsi="Arial"/>
+          <w:sz w:val="24"/>
+          <w:szCs w:val="24"/>
+        </w:rPr>
+      </w:pPr>
+      <w:sdt>
+        <w:sdtPr>
+          <w:tag w:val="goog_rdk_53"/>
+        </w:sdtPr>
+        <w:sdtContent>
+          <w:del w:author="Iasmin Marques" w:id="3" w:date="2025-03-07T19:14:44Z">
+            <w:r>
+              <w:rPr>
+                <w:rFonts w:ascii="Arial" w:cs="Arial" w:eastAsia="Arial" w:hAnsi="Arial"/>
+                <w:sz w:val="24"/>
+                <w:szCs w:val="24"/>
+                <w:rtl w:val="0"/>
+              </w:rPr>
+              <w:delText xml:space="preserve">3.4.2 Normalização de variáveis</w:delText>
+            </w:r>
+          </w:del>
+        </w:sdtContent>
+      </w:sdt>
+      <w:r>
+        <w:rPr>
+          <w:rtl w:val="0"/>
+        </w:rPr>
+      </w:r>
+    </w:p>
+    <w:p>
+      <w:pPr>
+        <w:spacing w:after="240" w:before="240" w:lineRule="auto"/>
+        <w:jc w:val="both"/>
+        <w:rPr>
+          <w:rFonts w:ascii="Arial" w:cs="Arial" w:eastAsia="Arial" w:hAnsi="Arial"/>
+          <w:sz w:val="24"/>
+          <w:szCs w:val="24"/>
+        </w:rPr>
+      </w:pPr>
+      <w:r>
+        <w:rPr>
+          <w:rFonts w:ascii="Arial" w:cs="Arial" w:eastAsia="Arial" w:hAnsi="Arial"/>
+          <w:sz w:val="24"/>
+          <w:szCs w:val="24"/>
+          <w:rtl w:val="0"/>
+        </w:rPr>
+        <w:t xml:space="preserve">Na etapa de normalização de variáveis é onde ocorre a padronização para que fiquem dentro de uma mesma escala, evitando que atributos com valores numéricos altos influenciem desproporcionalmente os modelos preditivos </w:t>
+      </w:r>
+      <w:sdt>
+        <w:sdtPr>
+          <w:tag w:val="goog_rdk_54"/>
+        </w:sdtPr>
+        <w:sdtContent>
+          <w:commentRangeStart w:id="43"/>
+        </w:sdtContent>
+      </w:sdt>
+      <w:r>
+        <w:rPr>
+          <w:rFonts w:ascii="Arial" w:cs="Arial" w:eastAsia="Arial" w:hAnsi="Arial"/>
+          <w:sz w:val="24"/>
+          <w:szCs w:val="24"/>
+          <w:rtl w:val="0"/>
+        </w:rPr>
+        <w:t xml:space="preserve">(Belini, Ataide e Lochter, 2024).</w:t>
+      </w:r>
+      <w:commentRangeEnd w:id="43"/>
+      <w:r>
+        <w:commentReference w:id="43"/>
+      </w:r>
+      <w:r>
+        <w:rPr>
+          <w:rFonts w:ascii="Arial" w:cs="Arial" w:eastAsia="Arial" w:hAnsi="Arial"/>
+          <w:sz w:val="24"/>
+          <w:szCs w:val="24"/>
+          <w:rtl w:val="0"/>
+        </w:rPr>
+        <w:t xml:space="preserve"> Como por exemplo a normalização min-max, que transforma os valores de uma variável para uma escala específica, geralmente entre 0 e 1), o que facilita a comparação entre as variáveis de diferentes magnitudes; pode ser utilizada na idade dos pacientes, exemplo: </w:t>
+      </w:r>
+    </w:p>
+    <w:p>
+      <w:pPr>
+        <w:spacing w:after="240" w:before="240" w:lineRule="auto"/>
+        <w:jc w:val="both"/>
+        <w:rPr>
+          <w:rFonts w:ascii="Arial" w:cs="Arial" w:eastAsia="Arial" w:hAnsi="Arial"/>
+          <w:sz w:val="24"/>
+          <w:szCs w:val="24"/>
+        </w:rPr>
+      </w:pPr>
+      <w:r>
+        <w:rPr>
+          <w:rtl w:val="0"/>
+        </w:rPr>
+      </w:r>
+    </w:p>
+    <w:p>
+      <w:pPr>
+        <w:spacing w:after="240" w:before="240" w:lineRule="auto"/>
+        <w:jc w:val="both"/>
+        <w:rPr>
+          <w:rFonts w:ascii="Arial" w:cs="Arial" w:eastAsia="Arial" w:hAnsi="Arial"/>
+          <w:sz w:val="24"/>
+          <w:szCs w:val="24"/>
+        </w:rPr>
+      </w:pPr>
+      <w:sdt>
+        <w:sdtPr>
+          <w:tag w:val="goog_rdk_55"/>
+        </w:sdtPr>
+        <w:sdtContent>
+          <w:commentRangeStart w:id="44"/>
+        </w:sdtContent>
+      </w:sdt>
+      <w:r>
+        <w:rPr>
+          <w:rFonts w:ascii="Arial" w:cs="Arial" w:eastAsia="Arial" w:hAnsi="Arial"/>
+          <w:sz w:val="24"/>
+          <w:szCs w:val="24"/>
+        </w:rPr>
+        <w:drawing>
+          <wp:inline distB="114300" distT="114300" distL="114300" distR="114300">
+            <wp:extent cx="5399730" cy="1778000"/>
+            <wp:effectExtent b="0" l="0" r="0" t="0"/>
+            <wp:docPr id="1" name="image1.png"/>
+            <a:graphic>
+              <a:graphicData uri="http://schemas.openxmlformats.org/drawingml/2006/picture">
+                <pic:pic>
+                  <pic:nvPicPr>
+                    <pic:cNvPr id="0" name="image1.png"/>
+                    <pic:cNvPicPr preferRelativeResize="0"/>
+                  </pic:nvPicPr>
+                  <pic:blipFill>
+                    <a:blip r:embed="rId10"/>
+                    <a:srcRect b="0" l="0" r="0" t="0"/>
+                    <a:stretch>
+                      <a:fillRect/>
+                    </a:stretch>
+                  </pic:blipFill>
+                  <pic:spPr>
+                    <a:xfrm>
+                      <a:off x="0" y="0"/>
+                      <a:ext cx="5399730" cy="1778000"/>
+                    </a:xfrm>
+                    <a:prstGeom prst="rect"/>
+                    <a:ln/>
+                  </pic:spPr>
+                </pic:pic>
+              </a:graphicData>
+            </a:graphic>
+          </wp:inline>
+        </w:drawing>
+      </w:r>
+      <w:commentRangeEnd w:id="44"/>
+      <w:r>
+        <w:commentReference w:id="44"/>
+      </w:r>
+      <w:r>
+        <w:rPr>
+          <w:rFonts w:ascii="Arial" w:cs="Arial" w:eastAsia="Arial" w:hAnsi="Arial"/>
+          <w:sz w:val="24"/>
+          <w:szCs w:val="24"/>
+          <w:rtl w:val="0"/>
+        </w:rPr>
+        <w:t xml:space="preserve"> </w:t>
+      </w:r>
+    </w:p>
+    <w:p>
+      <w:pPr>
+        <w:ind w:left="0" w:firstLine="720"/>
+        <w:rPr>
+          <w:rFonts w:ascii="Arial" w:cs="Arial" w:eastAsia="Arial" w:hAnsi="Arial"/>
+          <w:sz w:val="24"/>
+          <w:szCs w:val="24"/>
+        </w:rPr>
+      </w:pPr>
+      <w:sdt>
+        <w:sdtPr>
+          <w:tag w:val="goog_rdk_57"/>
+        </w:sdtPr>
+        <w:sdtContent>
+          <w:del w:author="Iasmin Marques" w:id="4" w:date="2025-03-07T19:14:48Z">
+            <w:r>
+              <w:rPr>
+                <w:rFonts w:ascii="Arial" w:cs="Arial" w:eastAsia="Arial" w:hAnsi="Arial"/>
+                <w:sz w:val="24"/>
+                <w:szCs w:val="24"/>
+                <w:rtl w:val="0"/>
+              </w:rPr>
+              <w:delText xml:space="preserve">3.4.3 Balanceamento de</w:delText>
+            </w:r>
+          </w:del>
+          <w:sdt>
+            <w:sdtPr>
+              <w:tag w:val="goog_rdk_58"/>
+            </w:sdtPr>
+            <w:sdtContent>
+              <w:commentRangeStart w:id="45"/>
+            </w:sdtContent>
+          </w:sdt>
+          <w:del w:author="Iasmin Marques" w:id="4" w:date="2025-03-07T19:14:48Z">
+            <w:r>
+              <w:rPr>
+                <w:rFonts w:ascii="Arial" w:cs="Arial" w:eastAsia="Arial" w:hAnsi="Arial"/>
+                <w:sz w:val="24"/>
+                <w:szCs w:val="24"/>
+                <w:rtl w:val="0"/>
+              </w:rPr>
+              <w:delText xml:space="preserve"> classes</w:delText>
+            </w:r>
+          </w:del>
+        </w:sdtContent>
+      </w:sdt>
+      <w:commentRangeEnd w:id="45"/>
+      <w:r>
+        <w:commentReference w:id="45"/>
+      </w:r>
+      <w:r>
+        <w:rPr>
+          <w:rtl w:val="0"/>
+        </w:rPr>
+      </w:r>
+    </w:p>
+    <w:p>
+      <w:pPr>
+        <w:spacing w:after="240" w:before="240" w:lineRule="auto"/>
+        <w:jc w:val="both"/>
+        <w:rPr>
+          <w:rFonts w:ascii="Arial" w:cs="Arial" w:eastAsia="Arial" w:hAnsi="Arial"/>
+          <w:sz w:val="24"/>
+          <w:szCs w:val="24"/>
+        </w:rPr>
+      </w:pPr>
+      <w:sdt>
+        <w:sdtPr>
+          <w:tag w:val="goog_rdk_59"/>
+        </w:sdtPr>
+        <w:sdtContent>
+          <w:commentRangeStart w:id="46"/>
+        </w:sdtContent>
+      </w:sdt>
+      <w:r>
+        <w:rPr>
+          <w:rFonts w:ascii="Arial" w:cs="Arial" w:eastAsia="Arial" w:hAnsi="Arial"/>
+          <w:sz w:val="24"/>
+          <w:szCs w:val="24"/>
+          <w:rtl w:val="0"/>
+        </w:rPr>
+        <w:t xml:space="preserve">O desbalanceamento de classes ocorre quando há uma disparidade significativa entre as categorias de um conjunto de dados, com a utilização de técnicas como </w:t>
+      </w:r>
+      <w:r>
+        <w:rPr>
+          <w:rFonts w:ascii="Arial" w:cs="Arial" w:eastAsia="Arial" w:hAnsi="Arial"/>
+          <w:b w:val="1"/>
+          <w:sz w:val="24"/>
+          <w:szCs w:val="24"/>
+          <w:rtl w:val="0"/>
+        </w:rPr>
+        <w:t xml:space="preserve">Random UnderSampling</w:t>
+      </w:r>
+      <w:r>
+        <w:rPr>
+          <w:rFonts w:ascii="Arial" w:cs="Arial" w:eastAsia="Arial" w:hAnsi="Arial"/>
+          <w:sz w:val="24"/>
+          <w:szCs w:val="24"/>
+          <w:rtl w:val="0"/>
+        </w:rPr>
+        <w:t xml:space="preserve"> e </w:t>
+      </w:r>
+      <w:r>
+        <w:rPr>
+          <w:rFonts w:ascii="Arial" w:cs="Arial" w:eastAsia="Arial" w:hAnsi="Arial"/>
+          <w:b w:val="1"/>
+          <w:sz w:val="24"/>
+          <w:szCs w:val="24"/>
+          <w:rtl w:val="0"/>
+        </w:rPr>
+        <w:t xml:space="preserve">SMOTE (Synthetic Minority Over-sampling Technique)</w:t>
+      </w:r>
+      <w:r>
+        <w:rPr>
+          <w:rFonts w:ascii="Arial" w:cs="Arial" w:eastAsia="Arial" w:hAnsi="Arial"/>
+          <w:sz w:val="24"/>
+          <w:szCs w:val="24"/>
+          <w:rtl w:val="0"/>
+        </w:rPr>
+        <w:t xml:space="preserve"> pode-se corrigir esse problema. O UnderSampling reduz a quantidade de dados mas ainda mantém a qualidade, enquanto o SMOTE pode gerar dados sintéticos que não representam a realidade, proporcionando um melhor equilíbrio na aprendizagem do modelo </w:t>
+      </w:r>
+      <w:sdt>
+        <w:sdtPr>
+          <w:tag w:val="goog_rdk_60"/>
+        </w:sdtPr>
+        <w:sdtContent>
+          <w:commentRangeStart w:id="47"/>
+        </w:sdtContent>
+      </w:sdt>
+      <w:r>
+        <w:rPr>
+          <w:rFonts w:ascii="Arial" w:cs="Arial" w:eastAsia="Arial" w:hAnsi="Arial"/>
+          <w:sz w:val="24"/>
+          <w:szCs w:val="24"/>
+          <w:rtl w:val="0"/>
+        </w:rPr>
+        <w:t xml:space="preserve">(Júnior, 2024).</w:t>
+      </w:r>
+      <w:commentRangeEnd w:id="47"/>
+      <w:r>
+        <w:commentReference w:id="47"/>
+      </w:r>
+      <w:commentRangeEnd w:id="46"/>
+      <w:r>
+        <w:commentReference w:id="46"/>
+      </w:r>
+      <w:r>
+        <w:rPr>
+          <w:rtl w:val="0"/>
+        </w:rPr>
+      </w:r>
+    </w:p>
+    <w:p>
+      <w:pPr>
+        <w:ind w:left="0" w:firstLine="0"/>
+        <w:rPr>
+          <w:rFonts w:ascii="Arial" w:cs="Arial" w:eastAsia="Arial" w:hAnsi="Arial"/>
+          <w:sz w:val="24"/>
+          <w:szCs w:val="24"/>
+        </w:rPr>
+      </w:pPr>
+      <w:r>
+        <w:rPr>
+          <w:rtl w:val="0"/>
+        </w:rPr>
+      </w:r>
+    </w:p>
+    <w:p>
+      <w:pPr>
+        <w:rPr>
+          <w:rFonts w:ascii="Arial" w:cs="Arial" w:eastAsia="Arial" w:hAnsi="Arial"/>
+          <w:sz w:val="24"/>
+          <w:szCs w:val="24"/>
+        </w:rPr>
+      </w:pPr>
+      <w:r>
+        <w:rPr>
+          <w:rFonts w:ascii="Arial" w:cs="Arial" w:eastAsia="Arial" w:hAnsi="Arial"/>
+          <w:sz w:val="24"/>
+          <w:szCs w:val="24"/>
+          <w:rtl w:val="0"/>
+        </w:rPr>
+        <w:t xml:space="preserve">3.3 ANÁLISE DE DADOS </w:t>
+      </w:r>
+      <w:sdt>
+        <w:sdtPr>
+          <w:tag w:val="goog_rdk_61"/>
+        </w:sdtPr>
+        <w:sdtContent>
+          <w:del w:author="Iasmin Marques" w:id="5" w:date="2025-03-07T18:47:08Z">
+            <w:r>
+              <w:rPr>
+                <w:rFonts w:ascii="Arial" w:cs="Arial" w:eastAsia="Arial" w:hAnsi="Arial"/>
+                <w:sz w:val="24"/>
+                <w:szCs w:val="24"/>
+                <w:rtl w:val="0"/>
+              </w:rPr>
+              <w:delText xml:space="preserve">EM SAÚDE</w:delText>
+            </w:r>
+          </w:del>
+        </w:sdtContent>
+      </w:sdt>
+      <w:r>
+        <w:rPr>
+          <w:rtl w:val="0"/>
+        </w:rPr>
+      </w:r>
+    </w:p>
+    <w:p>
+      <w:pPr>
+        <w:spacing w:after="240" w:before="240" w:lineRule="auto"/>
+        <w:jc w:val="both"/>
+        <w:rPr>
+          <w:rFonts w:ascii="Arial" w:cs="Arial" w:eastAsia="Arial" w:hAnsi="Arial"/>
+          <w:sz w:val="24"/>
+          <w:szCs w:val="24"/>
+        </w:rPr>
+      </w:pPr>
+      <w:r>
+        <w:rPr>
+          <w:rFonts w:ascii="Arial" w:cs="Arial" w:eastAsia="Arial" w:hAnsi="Arial"/>
+          <w:sz w:val="24"/>
+          <w:szCs w:val="24"/>
+          <w:rtl w:val="0"/>
+        </w:rPr>
+        <w:t xml:space="preserve">A análise de dados na saúde tem se tornado um campo fundamental para o monitoramento e tomada de decisões clínicas e epidemiológicas. O uso de dados estruturados permite a criação de modelos, como por exemplo modelos preditivos capazes de identificar padrões em grandes volumes de informações, auxiliando na prevenção e controle de doenças </w:t>
+      </w:r>
+      <w:sdt>
+        <w:sdtPr>
+          <w:tag w:val="goog_rdk_62"/>
+        </w:sdtPr>
+        <w:sdtContent>
+          <w:commentRangeStart w:id="48"/>
+        </w:sdtContent>
+      </w:sdt>
+      <w:r>
+        <w:rPr>
+          <w:rFonts w:ascii="Arial" w:cs="Arial" w:eastAsia="Arial" w:hAnsi="Arial"/>
+          <w:sz w:val="24"/>
+          <w:szCs w:val="24"/>
+          <w:rtl w:val="0"/>
+        </w:rPr>
+        <w:t xml:space="preserve">(Belini, Ataide e Lochter, 2024)</w:t>
+      </w:r>
+      <w:commentRangeEnd w:id="48"/>
+      <w:r>
+        <w:commentReference w:id="48"/>
+      </w:r>
+      <w:r>
+        <w:rPr>
+          <w:rFonts w:ascii="Arial" w:cs="Arial" w:eastAsia="Arial" w:hAnsi="Arial"/>
+          <w:sz w:val="24"/>
+          <w:szCs w:val="24"/>
+          <w:rtl w:val="0"/>
+        </w:rPr>
+        <w:t xml:space="preserve">.</w:t>
+      </w:r>
+    </w:p>
+    <w:p>
+      <w:pPr>
+        <w:rPr>
+          <w:rFonts w:ascii="Arial" w:cs="Arial" w:eastAsia="Arial" w:hAnsi="Arial"/>
+          <w:b w:val="1"/>
+          <w:sz w:val="24"/>
+          <w:szCs w:val="24"/>
+        </w:rPr>
+      </w:pPr>
+      <w:r>
+        <w:rPr>
+          <w:rtl w:val="0"/>
+        </w:rPr>
+      </w:r>
+    </w:p>
+    <w:sdt>
+      <w:sdtPr>
+        <w:tag w:val="goog_rdk_65"/>
+      </w:sdtPr>
+      <w:sdtContent>
+        <w:p>
+          <w:pPr>
+            <w:ind w:left="708" w:firstLine="0"/>
+            <w:rPr>
+              <w:del w:author="Iasmin Marques" w:id="6" w:date="2025-03-07T19:30:47Z"/>
+              <w:rFonts w:ascii="Arial" w:cs="Arial" w:eastAsia="Arial" w:hAnsi="Arial"/>
+              <w:sz w:val="24"/>
+              <w:szCs w:val="24"/>
+            </w:rPr>
+          </w:pPr>
+          <w:sdt>
+            <w:sdtPr>
+              <w:tag w:val="goog_rdk_64"/>
+            </w:sdtPr>
+            <w:sdtContent>
+              <w:del w:author="Iasmin Marques" w:id="6" w:date="2025-03-07T19:30:47Z">
+                <w:r>
+                  <w:rPr>
+                    <w:rFonts w:ascii="Arial" w:cs="Arial" w:eastAsia="Arial" w:hAnsi="Arial"/>
+                    <w:sz w:val="24"/>
+                    <w:szCs w:val="24"/>
+                    <w:rtl w:val="0"/>
+                  </w:rPr>
+                  <w:tab/>
+                  <w:delText xml:space="preserve">3.2.1 Estatística tradicional vs. Aprendizado de máquina</w:delText>
+                </w:r>
+              </w:del>
+            </w:sdtContent>
+          </w:sdt>
+        </w:p>
+      </w:sdtContent>
+    </w:sdt>
+    <w:p>
+      <w:pPr>
+        <w:ind w:left="708" w:firstLine="0"/>
+        <w:rPr>
+          <w:rFonts w:ascii="Arial" w:cs="Arial" w:eastAsia="Arial" w:hAnsi="Arial"/>
+          <w:sz w:val="24"/>
+          <w:szCs w:val="24"/>
+        </w:rPr>
+      </w:pPr>
+      <w:sdt>
+        <w:sdtPr>
+          <w:tag w:val="goog_rdk_66"/>
+        </w:sdtPr>
+        <w:sdtContent>
+          <w:del w:author="Iasmin Marques" w:id="6" w:date="2025-03-07T19:30:47Z">
+            <w:r>
+              <w:rPr>
+                <w:rFonts w:ascii="Arial" w:cs="Arial" w:eastAsia="Arial" w:hAnsi="Arial"/>
+                <w:sz w:val="24"/>
+                <w:szCs w:val="24"/>
+                <w:rtl w:val="0"/>
+              </w:rPr>
+              <w:delText xml:space="preserve">Historicamente, métodos estatísticos tradicionais, como regressão linear e modelos probabilísticos, foram amplamente utilizados na área da saúde para identificar relações entre variáveis clínicas e desfechos de pacientes. No entanto, a crescente disponibilidade de grandes volumes de dados clínicos favoreceu o uso de técnicas avançadas de aprendizado de máquina, como redes neurais e árvores de decisão, que apresentam maior capacidade preditiva e generalização dos padrões extraídos.</w:delText>
+            </w:r>
+            <w:r>
+              <w:rPr>
+                <w:rFonts w:ascii="Arial" w:cs="Arial" w:eastAsia="Arial" w:hAnsi="Arial"/>
+                <w:b w:val="1"/>
+                <w:sz w:val="24"/>
+                <w:szCs w:val="24"/>
+                <w:rtl w:val="0"/>
+              </w:rPr>
+              <w:delText xml:space="preserve"> </w:delText>
+            </w:r>
+            <w:r>
+              <w:rPr>
+                <w:rFonts w:ascii="Arial" w:cs="Arial" w:eastAsia="Arial" w:hAnsi="Arial"/>
+                <w:sz w:val="24"/>
+                <w:szCs w:val="24"/>
+                <w:rtl w:val="0"/>
+              </w:rPr>
+              <w:delText xml:space="preserve">A análise manual de todos esses dados tornou-se inviável devido ao grande volume de informações geradas. Diante desse desafio, técnicas de aprendizado de máquina, processos de mineração de dados e abordagens baseadas em Big Data têm se destacado como soluções promissoras para a extração de conhecimento e apoio à tomada de decisão.​ </w:delText>
+            </w:r>
+          </w:del>
+          <w:sdt>
+            <w:sdtPr>
+              <w:tag w:val="goog_rdk_67"/>
+            </w:sdtPr>
+            <w:sdtContent>
+              <w:commentRangeStart w:id="49"/>
+            </w:sdtContent>
+          </w:sdt>
+          <w:del w:author="Iasmin Marques" w:id="6" w:date="2025-03-07T19:30:47Z">
+            <w:r>
+              <w:rPr>
+                <w:rFonts w:ascii="Arial" w:cs="Arial" w:eastAsia="Arial" w:hAnsi="Arial"/>
+                <w:sz w:val="24"/>
+                <w:szCs w:val="24"/>
+                <w:rtl w:val="0"/>
+              </w:rPr>
+              <w:delText xml:space="preserve">(Vitoria, 2022).</w:delText>
+            </w:r>
+          </w:del>
+        </w:sdtContent>
+      </w:sdt>
+      <w:commentRangeEnd w:id="49"/>
+      <w:r>
+        <w:commentReference w:id="49"/>
+      </w:r>
+      <w:r>
+        <w:rPr>
+          <w:rtl w:val="0"/>
+        </w:rPr>
+      </w:r>
+    </w:p>
+    <w:p>
+      <w:pPr>
+        <w:ind w:left="708" w:firstLine="0"/>
+        <w:rPr>
+          <w:rFonts w:ascii="Arial" w:cs="Arial" w:eastAsia="Arial" w:hAnsi="Arial"/>
+          <w:sz w:val="24"/>
+          <w:szCs w:val="24"/>
+        </w:rPr>
+      </w:pPr>
+      <w:r>
+        <w:rPr>
+          <w:rtl w:val="0"/>
+        </w:rPr>
+      </w:r>
+    </w:p>
+    <w:p>
+      <w:pPr>
+        <w:ind w:left="0" w:firstLine="0"/>
+        <w:rPr>
+          <w:rFonts w:ascii="Arial" w:cs="Arial" w:eastAsia="Arial" w:hAnsi="Arial"/>
+          <w:b w:val="1"/>
+          <w:sz w:val="24"/>
+          <w:szCs w:val="24"/>
+        </w:rPr>
+      </w:pPr>
+      <w:r>
+        <w:rPr>
+          <w:rFonts w:ascii="Arial" w:cs="Arial" w:eastAsia="Arial" w:hAnsi="Arial"/>
+          <w:b w:val="1"/>
+          <w:sz w:val="24"/>
+          <w:szCs w:val="24"/>
+          <w:rtl w:val="0"/>
+        </w:rPr>
+        <w:t xml:space="preserve">3.5</w:t>
+      </w:r>
+      <w:r>
+        <w:rPr>
+          <w:rFonts w:ascii="Arial" w:cs="Arial" w:eastAsia="Arial" w:hAnsi="Arial"/>
+          <w:sz w:val="24"/>
+          <w:szCs w:val="24"/>
+          <w:rtl w:val="0"/>
+        </w:rPr>
+        <w:t xml:space="preserve"> </w:t>
+      </w:r>
+      <w:r>
+        <w:rPr>
+          <w:rFonts w:ascii="Arial" w:cs="Arial" w:eastAsia="Arial" w:hAnsi="Arial"/>
+          <w:b w:val="1"/>
+          <w:sz w:val="24"/>
+          <w:szCs w:val="24"/>
+          <w:rtl w:val="0"/>
+        </w:rPr>
+        <w:t xml:space="preserve">TÉCNICAS DE ANÁLISE</w:t>
+      </w:r>
+    </w:p>
+    <w:p>
+      <w:pPr>
+        <w:spacing w:after="240" w:before="240" w:lineRule="auto"/>
+        <w:jc w:val="both"/>
+        <w:rPr>
+          <w:rFonts w:ascii="Arial" w:cs="Arial" w:eastAsia="Arial" w:hAnsi="Arial"/>
+          <w:b w:val="1"/>
+          <w:sz w:val="24"/>
+          <w:szCs w:val="24"/>
+        </w:rPr>
+      </w:pPr>
+      <w:r>
+        <w:rPr>
+          <w:rFonts w:ascii="Arial" w:cs="Arial" w:eastAsia="Arial" w:hAnsi="Arial"/>
+          <w:rtl w:val="0"/>
+        </w:rPr>
+        <w:t xml:space="preserve">A análise de dados envolve diversas abordagens que permitem extrair informações relevantes de grandes volumes de dados. Técnicas estatísticas e de aprendizado de máquina desempenham um papel fundamental nesse processo, possibilitando a identificação de padrões e a construção de modelos para diferentes aplicações, desde previsão e classificação até agrupamento e detecção de anomalias </w:t>
+      </w:r>
+      <w:sdt>
+        <w:sdtPr>
+          <w:tag w:val="goog_rdk_68"/>
+        </w:sdtPr>
+        <w:sdtContent>
+          <w:commentRangeStart w:id="50"/>
+        </w:sdtContent>
+      </w:sdt>
+      <w:r>
+        <w:rPr>
+          <w:rFonts w:ascii="Arial" w:cs="Arial" w:eastAsia="Arial" w:hAnsi="Arial"/>
+          <w:rtl w:val="0"/>
+        </w:rPr>
+        <w:t xml:space="preserve">(Sena, 2021).</w:t>
+      </w:r>
+      <w:commentRangeEnd w:id="50"/>
+      <w:r>
+        <w:commentReference w:id="50"/>
+      </w:r>
+      <w:r>
+        <w:rPr>
+          <w:rtl w:val="0"/>
+        </w:rPr>
+      </w:r>
+    </w:p>
+    <w:p>
+      <w:pPr>
+        <w:ind w:left="0" w:firstLine="720"/>
+        <w:rPr>
+          <w:rFonts w:ascii="Arial" w:cs="Arial" w:eastAsia="Arial" w:hAnsi="Arial"/>
+          <w:b w:val="1"/>
+          <w:sz w:val="24"/>
+          <w:szCs w:val="24"/>
+        </w:rPr>
+      </w:pPr>
+      <w:r>
+        <w:rPr>
+          <w:rFonts w:ascii="Arial" w:cs="Arial" w:eastAsia="Arial" w:hAnsi="Arial"/>
+          <w:b w:val="1"/>
+          <w:sz w:val="24"/>
+          <w:szCs w:val="24"/>
+          <w:rtl w:val="0"/>
+        </w:rPr>
+        <w:t xml:space="preserve">3.5.1 </w:t>
+      </w:r>
+      <w:sdt>
+        <w:sdtPr>
+          <w:tag w:val="goog_rdk_69"/>
+        </w:sdtPr>
+        <w:sdtContent>
+          <w:commentRangeStart w:id="51"/>
+        </w:sdtContent>
+      </w:sdt>
+      <w:sdt>
+        <w:sdtPr>
+          <w:tag w:val="goog_rdk_70"/>
+        </w:sdtPr>
+        <w:sdtContent>
+          <w:commentRangeStart w:id="52"/>
+        </w:sdtContent>
+      </w:sdt>
+      <w:r>
+        <w:rPr>
+          <w:rFonts w:ascii="Arial" w:cs="Arial" w:eastAsia="Arial" w:hAnsi="Arial"/>
+          <w:b w:val="1"/>
+          <w:sz w:val="24"/>
+          <w:szCs w:val="24"/>
           <w:rtl w:val="0"/>
         </w:rPr>
         <w:t xml:space="preserve">ALGORITMOS</w:t>
       </w:r>
-      <w:commentRangeEnd w:id="34"/>
-      <w:r>
-        <w:commentReference w:id="34"/>
+      <w:commentRangeEnd w:id="51"/>
+      <w:r>
+        <w:commentReference w:id="51"/>
+      </w:r>
+      <w:commentRangeEnd w:id="52"/>
+      <w:r>
+        <w:commentReference w:id="52"/>
       </w:r>
       <w:r>
         <w:rPr>
@@ -4898,10 +6274,10 @@
       </w:r>
       <w:sdt>
         <w:sdtPr>
-          <w:tag w:val="goog_rdk_35"/>
+          <w:tag w:val="goog_rdk_71"/>
         </w:sdtPr>
         <w:sdtContent>
-          <w:commentRangeStart w:id="35"/>
+          <w:commentRangeStart w:id="53"/>
         </w:sdtContent>
       </w:sdt>
       <w:r>
@@ -4910,9 +6286,9 @@
         </w:rPr>
         <w:t xml:space="preserve">(Silva e Silva Neto, 2022)</w:t>
       </w:r>
-      <w:commentRangeEnd w:id="35"/>
-      <w:r>
-        <w:commentReference w:id="35"/>
+      <w:commentRangeEnd w:id="53"/>
+      <w:r>
+        <w:commentReference w:id="53"/>
       </w:r>
       <w:r>
         <w:rPr>
@@ -4965,10 +6341,10 @@
       </w:r>
       <w:sdt>
         <w:sdtPr>
-          <w:tag w:val="goog_rdk_36"/>
+          <w:tag w:val="goog_rdk_72"/>
         </w:sdtPr>
         <w:sdtContent>
-          <w:commentRangeStart w:id="36"/>
+          <w:commentRangeStart w:id="54"/>
         </w:sdtContent>
       </w:sdt>
       <w:r>
@@ -4977,9 +6353,9 @@
         </w:rPr>
         <w:t xml:space="preserve">(Belini, Ataide e Lochter, 2024).</w:t>
       </w:r>
-      <w:commentRangeEnd w:id="36"/>
-      <w:r>
-        <w:commentReference w:id="36"/>
+      <w:commentRangeEnd w:id="54"/>
+      <w:r>
+        <w:commentReference w:id="54"/>
       </w:r>
       <w:r>
         <w:rPr>
@@ -5027,10 +6403,10 @@
       </w:pPr>
       <w:sdt>
         <w:sdtPr>
-          <w:tag w:val="goog_rdk_37"/>
+          <w:tag w:val="goog_rdk_73"/>
         </w:sdtPr>
         <w:sdtContent>
-          <w:commentRangeStart w:id="37"/>
+          <w:commentRangeStart w:id="55"/>
         </w:sdtContent>
       </w:sdt>
       <w:r>
@@ -5042,9 +6418,9 @@
         </w:rPr>
         <w:t xml:space="preserve">3.5.1.3 XGBoost</w:t>
       </w:r>
-      <w:commentRangeEnd w:id="37"/>
-      <w:r>
-        <w:commentReference w:id="37"/>
+      <w:commentRangeEnd w:id="55"/>
+      <w:r>
+        <w:commentReference w:id="55"/>
       </w:r>
       <w:r>
         <w:rPr>
@@ -5069,10 +6445,10 @@
       </w:r>
       <w:sdt>
         <w:sdtPr>
-          <w:tag w:val="goog_rdk_38"/>
+          <w:tag w:val="goog_rdk_74"/>
         </w:sdtPr>
         <w:sdtContent>
-          <w:commentRangeStart w:id="38"/>
+          <w:commentRangeStart w:id="56"/>
         </w:sdtContent>
       </w:sdt>
       <w:r>
@@ -5081,9 +6457,9 @@
         </w:rPr>
         <w:t xml:space="preserve">(Silva, 2021)</w:t>
       </w:r>
-      <w:commentRangeEnd w:id="38"/>
-      <w:r>
-        <w:commentReference w:id="38"/>
+      <w:commentRangeEnd w:id="56"/>
+      <w:r>
+        <w:commentReference w:id="56"/>
       </w:r>
       <w:r>
         <w:rPr>
@@ -5134,10 +6510,10 @@
       </w:r>
       <w:sdt>
         <w:sdtPr>
-          <w:tag w:val="goog_rdk_39"/>
+          <w:tag w:val="goog_rdk_75"/>
         </w:sdtPr>
         <w:sdtContent>
-          <w:commentRangeStart w:id="39"/>
+          <w:commentRangeStart w:id="57"/>
         </w:sdtContent>
       </w:sdt>
       <w:r>
@@ -5146,9 +6522,9 @@
         </w:rPr>
         <w:t xml:space="preserve"> (Júnior, 2024)</w:t>
       </w:r>
-      <w:commentRangeEnd w:id="39"/>
-      <w:r>
-        <w:commentReference w:id="39"/>
+      <w:commentRangeEnd w:id="57"/>
+      <w:r>
+        <w:commentReference w:id="57"/>
       </w:r>
       <w:r>
         <w:rPr>
@@ -5184,10 +6560,10 @@
       </w:pPr>
       <w:sdt>
         <w:sdtPr>
-          <w:tag w:val="goog_rdk_40"/>
+          <w:tag w:val="goog_rdk_76"/>
         </w:sdtPr>
         <w:sdtContent>
-          <w:commentRangeStart w:id="40"/>
+          <w:commentRangeStart w:id="58"/>
         </w:sdtContent>
       </w:sdt>
       <w:r>
@@ -5218,9 +6594,9 @@
         </w:rPr>
         <w:t xml:space="preserve">Support Vector Machine (SVM) e k-Nearest Neighbor (kNN)  </w:t>
       </w:r>
-      <w:commentRangeEnd w:id="40"/>
-      <w:r>
-        <w:commentReference w:id="40"/>
+      <w:commentRangeEnd w:id="58"/>
+      <w:r>
+        <w:commentReference w:id="58"/>
       </w:r>
       <w:r>
         <w:rPr>
@@ -5239,10 +6615,10 @@
       </w:pPr>
       <w:sdt>
         <w:sdtPr>
-          <w:tag w:val="goog_rdk_41"/>
+          <w:tag w:val="goog_rdk_77"/>
         </w:sdtPr>
         <w:sdtContent>
-          <w:commentRangeStart w:id="41"/>
+          <w:commentRangeStart w:id="59"/>
         </w:sdtContent>
       </w:sdt>
       <w:r>
@@ -5292,9 +6668,9 @@
         </w:rPr>
         <w:t xml:space="preserve"> classifica novas amostras com base na proximidade em relação aos vizinhos mais próximos, sendo útil para tarefas de reconhecimento de padrões. Estudos indicam que o SVM e o kNN apresentam bom desempenho quando há um grande volume de dados disponíveis e a separação entre as classes é bem definida. </w:t>
       </w:r>
-      <w:commentRangeEnd w:id="41"/>
-      <w:r>
-        <w:commentReference w:id="41"/>
+      <w:commentRangeEnd w:id="59"/>
+      <w:r>
+        <w:commentReference w:id="59"/>
       </w:r>
       <w:r>
         <w:rPr>
@@ -5335,10 +6711,10 @@
       </w:r>
       <w:sdt>
         <w:sdtPr>
-          <w:tag w:val="goog_rdk_42"/>
+          <w:tag w:val="goog_rdk_78"/>
         </w:sdtPr>
         <w:sdtContent>
-          <w:commentRangeStart w:id="42"/>
+          <w:commentRangeStart w:id="60"/>
         </w:sdtContent>
       </w:sdt>
       <w:r>
@@ -5350,9 +6726,9 @@
         </w:rPr>
         <w:t xml:space="preserve"> (Silva, 2021)</w:t>
       </w:r>
-      <w:commentRangeEnd w:id="42"/>
-      <w:r>
-        <w:commentReference w:id="42"/>
+      <w:commentRangeEnd w:id="60"/>
+      <w:r>
+        <w:commentReference w:id="60"/>
       </w:r>
       <w:r>
         <w:rPr>
@@ -5386,10 +6762,10 @@
       </w:r>
       <w:sdt>
         <w:sdtPr>
-          <w:tag w:val="goog_rdk_43"/>
+          <w:tag w:val="goog_rdk_79"/>
         </w:sdtPr>
         <w:sdtContent>
-          <w:commentRangeStart w:id="43"/>
+          <w:commentRangeStart w:id="61"/>
         </w:sdtContent>
       </w:sdt>
       <w:r>
@@ -5401,9 +6777,9 @@
         </w:rPr>
         <w:t xml:space="preserve">(Silva, 2021).</w:t>
       </w:r>
-      <w:commentRangeEnd w:id="43"/>
-      <w:r>
-        <w:commentReference w:id="43"/>
+      <w:commentRangeEnd w:id="61"/>
+      <w:r>
+        <w:commentReference w:id="61"/>
       </w:r>
       <w:r>
         <w:rPr>
@@ -5478,10 +6854,10 @@
       </w:r>
       <w:sdt>
         <w:sdtPr>
-          <w:tag w:val="goog_rdk_44"/>
+          <w:tag w:val="goog_rdk_80"/>
         </w:sdtPr>
         <w:sdtContent>
-          <w:commentRangeStart w:id="44"/>
+          <w:commentRangeStart w:id="62"/>
         </w:sdtContent>
       </w:sdt>
       <w:r>
@@ -5490,9 +6866,9 @@
         </w:rPr>
         <w:t xml:space="preserve">(Silva e Silva Neto, 2022</w:t>
       </w:r>
-      <w:commentRangeEnd w:id="44"/>
-      <w:r>
-        <w:commentReference w:id="44"/>
+      <w:commentRangeEnd w:id="62"/>
+      <w:r>
+        <w:commentReference w:id="62"/>
       </w:r>
       <w:r>
         <w:rPr>
@@ -5522,59 +6898,83 @@
     </w:p>
     <w:p>
       <w:pPr>
-        <w:ind w:left="0" w:firstLine="720"/>
-        <w:rPr>
-          <w:rFonts w:ascii="Arial" w:cs="Arial" w:eastAsia="Arial" w:hAnsi="Arial"/>
-          <w:sz w:val="24"/>
-          <w:szCs w:val="24"/>
-        </w:rPr>
-      </w:pPr>
-      <w:r>
-        <w:rPr>
-          <w:rFonts w:ascii="Arial" w:cs="Arial" w:eastAsia="Arial" w:hAnsi="Arial"/>
-          <w:sz w:val="24"/>
-          <w:szCs w:val="24"/>
-          <w:rtl w:val="0"/>
-        </w:rPr>
-        <w:t xml:space="preserve">3.5.2 </w:t>
+        <w:ind w:left="0" w:firstLine="0"/>
+        <w:rPr>
+          <w:rFonts w:ascii="Arial" w:cs="Arial" w:eastAsia="Arial" w:hAnsi="Arial"/>
+          <w:b w:val="1"/>
+          <w:sz w:val="24"/>
+          <w:szCs w:val="24"/>
+        </w:rPr>
+      </w:pPr>
+      <w:r>
+        <w:rPr>
+          <w:rFonts w:ascii="Arial" w:cs="Arial" w:eastAsia="Arial" w:hAnsi="Arial"/>
+          <w:b w:val="1"/>
+          <w:sz w:val="24"/>
+          <w:szCs w:val="24"/>
+          <w:rtl w:val="0"/>
+        </w:rPr>
+        <w:t xml:space="preserve">3.6 </w:t>
       </w:r>
       <w:sdt>
         <w:sdtPr>
-          <w:tag w:val="goog_rdk_45"/>
+          <w:tag w:val="goog_rdk_81"/>
         </w:sdtPr>
         <w:sdtContent>
-          <w:commentRangeStart w:id="45"/>
+          <w:commentRangeStart w:id="63"/>
         </w:sdtContent>
       </w:sdt>
       <w:sdt>
         <w:sdtPr>
-          <w:tag w:val="goog_rdk_46"/>
+          <w:tag w:val="goog_rdk_82"/>
         </w:sdtPr>
         <w:sdtContent>
-          <w:commentRangeStart w:id="46"/>
+          <w:commentRangeStart w:id="64"/>
         </w:sdtContent>
       </w:sdt>
       <w:r>
         <w:rPr>
           <w:rFonts w:ascii="Arial" w:cs="Arial" w:eastAsia="Arial" w:hAnsi="Arial"/>
+          <w:b w:val="1"/>
           <w:sz w:val="24"/>
           <w:szCs w:val="24"/>
           <w:rtl w:val="0"/>
         </w:rPr>
         <w:t xml:space="preserve">APRENDIZADO DE MÁQUINA</w:t>
       </w:r>
-      <w:commentRangeEnd w:id="45"/>
-      <w:r>
-        <w:commentReference w:id="45"/>
-      </w:r>
-      <w:commentRangeEnd w:id="46"/>
-      <w:r>
-        <w:commentReference w:id="46"/>
-      </w:r>
-      <w:r>
-        <w:rPr>
-          <w:rtl w:val="0"/>
-        </w:rPr>
+      <w:commentRangeEnd w:id="63"/>
+      <w:r>
+        <w:commentReference w:id="63"/>
+      </w:r>
+      <w:commentRangeEnd w:id="64"/>
+      <w:r>
+        <w:commentReference w:id="64"/>
+      </w:r>
+      <w:r>
+        <w:rPr>
+          <w:rtl w:val="0"/>
+        </w:rPr>
+      </w:r>
+    </w:p>
+    <w:p>
+      <w:pPr>
+        <w:ind w:left="0" w:firstLine="0"/>
+        <w:rPr>
+          <w:rFonts w:ascii="Arial" w:cs="Arial" w:eastAsia="Arial" w:hAnsi="Arial"/>
+          <w:b w:val="1"/>
+          <w:sz w:val="24"/>
+          <w:szCs w:val="24"/>
+        </w:rPr>
+      </w:pPr>
+      <w:r>
+        <w:rPr>
+          <w:rFonts w:ascii="Arial" w:cs="Arial" w:eastAsia="Arial" w:hAnsi="Arial"/>
+          <w:b w:val="1"/>
+          <w:sz w:val="24"/>
+          <w:szCs w:val="24"/>
+          <w:rtl w:val="0"/>
+        </w:rPr>
+        <w:t xml:space="preserve">[falar sobre o aprendizado de máquina]</w:t>
       </w:r>
     </w:p>
     <w:p>
@@ -5648,10 +7048,10 @@
       </w:r>
       <w:sdt>
         <w:sdtPr>
-          <w:tag w:val="goog_rdk_47"/>
+          <w:tag w:val="goog_rdk_83"/>
         </w:sdtPr>
         <w:sdtContent>
-          <w:commentRangeStart w:id="47"/>
+          <w:commentRangeStart w:id="65"/>
         </w:sdtContent>
       </w:sdt>
       <w:r>
@@ -5663,9 +7063,9 @@
         </w:rPr>
         <w:t xml:space="preserve"> Vitoria (2022)</w:t>
       </w:r>
-      <w:commentRangeEnd w:id="47"/>
-      <w:r>
-        <w:commentReference w:id="47"/>
+      <w:commentRangeEnd w:id="65"/>
+      <w:r>
+        <w:commentReference w:id="65"/>
       </w:r>
       <w:r>
         <w:rPr>
@@ -5703,10 +7103,10 @@
       </w:r>
       <w:sdt>
         <w:sdtPr>
-          <w:tag w:val="goog_rdk_48"/>
+          <w:tag w:val="goog_rdk_84"/>
         </w:sdtPr>
         <w:sdtContent>
-          <w:commentRangeStart w:id="48"/>
+          <w:commentRangeStart w:id="66"/>
         </w:sdtContent>
       </w:sdt>
       <w:r>
@@ -5719,9 +7119,9 @@
         </w:rPr>
         <w:t xml:space="preserve">(</w:t>
       </w:r>
-      <w:commentRangeEnd w:id="48"/>
-      <w:r>
-        <w:commentReference w:id="48"/>
+      <w:commentRangeEnd w:id="66"/>
+      <w:r>
+        <w:commentReference w:id="66"/>
       </w:r>
       <w:r>
         <w:rPr>
@@ -5731,10 +7131,10 @@
       </w:r>
       <w:sdt>
         <w:sdtPr>
-          <w:tag w:val="goog_rdk_49"/>
+          <w:tag w:val="goog_rdk_85"/>
         </w:sdtPr>
         <w:sdtContent>
-          <w:commentRangeStart w:id="49"/>
+          <w:commentRangeStart w:id="67"/>
         </w:sdtContent>
       </w:sdt>
       <w:r>
@@ -5747,9 +7147,9 @@
         </w:rPr>
         <w:t xml:space="preserve">)</w:t>
       </w:r>
-      <w:commentRangeEnd w:id="49"/>
-      <w:r>
-        <w:commentReference w:id="49"/>
+      <w:commentRangeEnd w:id="67"/>
+      <w:r>
+        <w:commentReference w:id="67"/>
       </w:r>
       <w:r>
         <w:rPr>
@@ -5872,10 +7272,10 @@
       </w:r>
       <w:sdt>
         <w:sdtPr>
-          <w:tag w:val="goog_rdk_50"/>
+          <w:tag w:val="goog_rdk_86"/>
         </w:sdtPr>
         <w:sdtContent>
-          <w:commentRangeStart w:id="50"/>
+          <w:commentRangeStart w:id="68"/>
         </w:sdtContent>
       </w:sdt>
       <w:r>
@@ -5887,9 +7287,9 @@
         </w:rPr>
         <w:t xml:space="preserve">Vitoria (2022)</w:t>
       </w:r>
-      <w:commentRangeEnd w:id="50"/>
-      <w:r>
-        <w:commentReference w:id="50"/>
+      <w:commentRangeEnd w:id="68"/>
+      <w:r>
+        <w:commentReference w:id="68"/>
       </w:r>
       <w:r>
         <w:rPr>
@@ -5927,10 +7327,10 @@
       </w:r>
       <w:sdt>
         <w:sdtPr>
-          <w:tag w:val="goog_rdk_51"/>
+          <w:tag w:val="goog_rdk_87"/>
         </w:sdtPr>
         <w:sdtContent>
-          <w:commentRangeStart w:id="51"/>
+          <w:commentRangeStart w:id="69"/>
         </w:sdtContent>
       </w:sdt>
       <w:r>
@@ -5942,9 +7342,9 @@
         </w:rPr>
         <w:t xml:space="preserve">Vitoria (2022</w:t>
       </w:r>
-      <w:commentRangeEnd w:id="51"/>
-      <w:r>
-        <w:commentReference w:id="51"/>
+      <w:commentRangeEnd w:id="69"/>
+      <w:r>
+        <w:commentReference w:id="69"/>
       </w:r>
       <w:r>
         <w:rPr>
@@ -5982,10 +7382,10 @@
       </w:pPr>
       <w:sdt>
         <w:sdtPr>
-          <w:tag w:val="goog_rdk_52"/>
+          <w:tag w:val="goog_rdk_88"/>
         </w:sdtPr>
         <w:sdtContent>
-          <w:commentRangeStart w:id="52"/>
+          <w:commentRangeStart w:id="70"/>
         </w:sdtContent>
       </w:sdt>
       <w:r>
@@ -6009,9 +7409,9 @@
         </w:rPr>
         <w:t xml:space="preserve">A comparação entre diferentes modelos preditivos é essencial para determinar qual apresenta melhor desempenho em um determinado problema. Métricas como acurácia, precisão, recall e AUC-ROC são utilizadas para essa avaliação (Silva e Silva Neto, 2022)</w:t>
       </w:r>
-      <w:commentRangeEnd w:id="52"/>
-      <w:r>
-        <w:commentReference w:id="52"/>
+      <w:commentRangeEnd w:id="70"/>
+      <w:r>
+        <w:commentReference w:id="70"/>
       </w:r>
       <w:r>
         <w:rPr>
@@ -6103,10 +7503,10 @@
       </w:r>
       <w:sdt>
         <w:sdtPr>
-          <w:tag w:val="goog_rdk_53"/>
+          <w:tag w:val="goog_rdk_89"/>
         </w:sdtPr>
         <w:sdtContent>
-          <w:commentRangeStart w:id="53"/>
+          <w:commentRangeStart w:id="71"/>
         </w:sdtContent>
       </w:sdt>
       <w:r>
@@ -6118,9 +7518,9 @@
         </w:rPr>
         <w:t xml:space="preserve">Ciência/ análise</w:t>
       </w:r>
-      <w:commentRangeEnd w:id="53"/>
-      <w:r>
-        <w:commentReference w:id="53"/>
+      <w:commentRangeEnd w:id="71"/>
+      <w:r>
+        <w:commentReference w:id="71"/>
       </w:r>
       <w:r>
         <w:rPr>
@@ -6237,10 +7637,10 @@
       </w:pPr>
       <w:sdt>
         <w:sdtPr>
-          <w:tag w:val="goog_rdk_54"/>
+          <w:tag w:val="goog_rdk_90"/>
         </w:sdtPr>
         <w:sdtContent>
-          <w:commentRangeStart w:id="54"/>
+          <w:commentRangeStart w:id="72"/>
         </w:sdtContent>
       </w:sdt>
       <w:r>
@@ -6252,9 +7652,9 @@
         </w:rPr>
         <w:t xml:space="preserve">Estudar as etapas da descoberta de conhecimento em banco de dados</w:t>
       </w:r>
-      <w:commentRangeEnd w:id="54"/>
-      <w:r>
-        <w:commentReference w:id="54"/>
+      <w:commentRangeEnd w:id="72"/>
+      <w:r>
+        <w:commentReference w:id="72"/>
       </w:r>
       <w:r>
         <w:rPr>
@@ -6278,10 +7678,10 @@
       </w:pPr>
       <w:sdt>
         <w:sdtPr>
-          <w:tag w:val="goog_rdk_55"/>
+          <w:tag w:val="goog_rdk_91"/>
         </w:sdtPr>
         <w:sdtContent>
-          <w:commentRangeStart w:id="55"/>
+          <w:commentRangeStart w:id="73"/>
         </w:sdtContent>
       </w:sdt>
       <w:r>
@@ -6293,9 +7693,9 @@
         </w:rPr>
         <w:t xml:space="preserve">Analisar material bibliográfico que utilizam aprendizado de máquina para a predição de desfechos clínicos, identificando metodologias, técnicas e modelos utilizados.</w:t>
       </w:r>
-      <w:commentRangeEnd w:id="55"/>
-      <w:r>
-        <w:commentReference w:id="55"/>
+      <w:commentRangeEnd w:id="73"/>
+      <w:r>
+        <w:commentReference w:id="73"/>
       </w:r>
       <w:r>
         <w:rPr>
@@ -7384,10 +8784,10 @@
       </w:pPr>
       <w:sdt>
         <w:sdtPr>
-          <w:tag w:val="goog_rdk_56"/>
+          <w:tag w:val="goog_rdk_92"/>
         </w:sdtPr>
         <w:sdtContent>
-          <w:commentRangeStart w:id="56"/>
+          <w:commentRangeStart w:id="74"/>
         </w:sdtContent>
       </w:sdt>
       <w:r>
@@ -7420,7 +8820,7 @@
         </w:rPr>
         <w:t xml:space="preserve">Link collab: </w:t>
       </w:r>
-      <w:hyperlink r:id="rId10">
+      <w:hyperlink r:id="rId11">
         <w:r>
           <w:rPr>
             <w:rFonts w:ascii="Arial" w:cs="Arial" w:eastAsia="Arial" w:hAnsi="Arial"/>
@@ -7434,9 +8834,9 @@
           <w:t xml:space="preserve">https://colab.research.google.com/drive/1tg1hKxFYfgRVxRXTjPllKwhKSm_goi8P?usp=sharing</w:t>
         </w:r>
       </w:hyperlink>
-      <w:commentRangeEnd w:id="56"/>
-      <w:r>
-        <w:commentReference w:id="56"/>
+      <w:commentRangeEnd w:id="74"/>
+      <w:r>
+        <w:commentReference w:id="74"/>
       </w:r>
       <w:r>
         <w:rPr>
@@ -10468,7 +11868,7 @@
         </w:rPr>
         <w:t xml:space="preserve">. Agência Brasil, 2024. Disponível em: </w:t>
       </w:r>
-      <w:hyperlink r:id="rId11">
+      <w:hyperlink r:id="rId12">
         <w:r>
           <w:rPr>
             <w:rFonts w:ascii="Arial" w:cs="Arial" w:eastAsia="Arial" w:hAnsi="Arial"/>
@@ -10543,7 +11943,7 @@
         </w:rPr>
         <w:t xml:space="preserve">. Disponível em: </w:t>
       </w:r>
-      <w:hyperlink r:id="rId12">
+      <w:hyperlink r:id="rId13">
         <w:r>
           <w:rPr>
             <w:rFonts w:ascii="Arial" w:cs="Arial" w:eastAsia="Arial" w:hAnsi="Arial"/>
@@ -10629,7 +12029,7 @@
         </w:rPr>
         <w:t xml:space="preserve">, v. 25, n. 3, p. 357-364, 2020. Disponível em: </w:t>
       </w:r>
-      <w:hyperlink r:id="rId13">
+      <w:hyperlink r:id="rId14">
         <w:r>
           <w:rPr>
             <w:rFonts w:ascii="Arial" w:cs="Arial" w:eastAsia="Arial" w:hAnsi="Arial"/>
@@ -10681,7 +12081,7 @@
         </w:rPr>
         <w:t xml:space="preserve"> Uso de Machine Learning para previsão da evolução de casos de SRAG incluindo casos de COVID-19 considerando variáveis clínicas e demográficas. 2021. Trabalho de Conclusão de Curso (Bacharelado em Engenharia de Produção) – Universidade Tecnológica Federal do Paraná, Londrina, 2021. Disponível em: </w:t>
       </w:r>
-      <w:hyperlink r:id="rId14">
+      <w:hyperlink r:id="rId15">
         <w:r>
           <w:rPr>
             <w:rFonts w:ascii="Arial" w:cs="Arial" w:eastAsia="Arial" w:hAnsi="Arial"/>
@@ -10746,10 +12146,10 @@
       </w:pPr>
       <w:sdt>
         <w:sdtPr>
-          <w:tag w:val="goog_rdk_57"/>
+          <w:tag w:val="goog_rdk_93"/>
         </w:sdtPr>
         <w:sdtContent>
-          <w:commentRangeStart w:id="57"/>
+          <w:commentRangeStart w:id="75"/>
         </w:sdtContent>
       </w:sdt>
       <w:r>
@@ -10771,9 +12171,9 @@
         </w:rPr>
         <w:t xml:space="preserve"> Mineração de dados na base de dados de SRAG. 2024. Trabalho de Conclusão de Curso (Bacharelado em Engenharia da Computação) – Universidade Federal do Espírito Santo, São Mateus, 2024.</w:t>
       </w:r>
-      <w:commentRangeEnd w:id="57"/>
-      <w:r>
-        <w:commentReference w:id="57"/>
+      <w:commentRangeEnd w:id="75"/>
+      <w:r>
+        <w:commentReference w:id="75"/>
       </w:r>
       <w:r>
         <w:rPr>
@@ -11023,7 +12423,7 @@
         </w:rPr>
         <w:t xml:space="preserve">BRASIL. Ministério da Saúde. COVID-19. Disponível em:</w:t>
       </w:r>
-      <w:hyperlink r:id="rId15">
+      <w:hyperlink r:id="rId16">
         <w:r>
           <w:rPr>
             <w:rFonts w:ascii="Arial" w:cs="Arial" w:eastAsia="Arial" w:hAnsi="Arial"/>
@@ -11034,7 +12434,7 @@
           <w:t xml:space="preserve"> </w:t>
         </w:r>
       </w:hyperlink>
-      <w:hyperlink r:id="rId16">
+      <w:hyperlink r:id="rId17">
         <w:r>
           <w:rPr>
             <w:rFonts w:ascii="Arial" w:cs="Arial" w:eastAsia="Arial" w:hAnsi="Arial"/>
@@ -11076,7 +12476,7 @@
         </w:rPr>
         <w:t xml:space="preserve">BRASIL. Ministério da Saúde. Gripe (Influenza). Disponível em:</w:t>
       </w:r>
-      <w:hyperlink r:id="rId17">
+      <w:hyperlink r:id="rId18">
         <w:r>
           <w:rPr>
             <w:rFonts w:ascii="Arial" w:cs="Arial" w:eastAsia="Arial" w:hAnsi="Arial"/>
@@ -11087,7 +12487,7 @@
           <w:t xml:space="preserve"> </w:t>
         </w:r>
       </w:hyperlink>
-      <w:hyperlink r:id="rId18">
+      <w:hyperlink r:id="rId19">
         <w:r>
           <w:rPr>
             <w:rFonts w:ascii="Arial" w:cs="Arial" w:eastAsia="Arial" w:hAnsi="Arial"/>
@@ -11139,7 +12539,7 @@
         </w:rPr>
         <w:t xml:space="preserve"> Como funciona uma Unidade de Terapia Intensiva. Disponível em:</w:t>
       </w:r>
-      <w:hyperlink r:id="rId19">
+      <w:hyperlink r:id="rId20">
         <w:r>
           <w:rPr>
             <w:rFonts w:ascii="Arial" w:cs="Arial" w:eastAsia="Arial" w:hAnsi="Arial"/>
@@ -11150,7 +12550,7 @@
           <w:t xml:space="preserve"> </w:t>
         </w:r>
       </w:hyperlink>
-      <w:hyperlink r:id="rId20">
+      <w:hyperlink r:id="rId21">
         <w:r>
           <w:rPr>
             <w:rFonts w:ascii="Arial" w:cs="Arial" w:eastAsia="Arial" w:hAnsi="Arial"/>
@@ -11213,6 +12613,27 @@
           <w:szCs w:val="24"/>
         </w:rPr>
       </w:pPr>
+      <w:sdt>
+        <w:sdtPr>
+          <w:tag w:val="goog_rdk_94"/>
+        </w:sdtPr>
+        <w:sdtContent>
+          <w:commentRangeStart w:id="76"/>
+        </w:sdtContent>
+      </w:sdt>
+      <w:r>
+        <w:rPr>
+          <w:rFonts w:ascii="Arial" w:cs="Arial" w:eastAsia="Arial" w:hAnsi="Arial"/>
+          <w:sz w:val="24"/>
+          <w:szCs w:val="24"/>
+          <w:rtl w:val="0"/>
+        </w:rPr>
+        <w:t xml:space="preserve">Altino, Rita de Cássia et al. A importância da notificação compulsória frente à Síndrome Respiratória Aguda Grave (SRAG) e Covid-19. Rev. Salusvita (Online), p. 627-649, 2020. </w:t>
+      </w:r>
+      <w:commentRangeEnd w:id="76"/>
+      <w:r>
+        <w:commentReference w:id="76"/>
+      </w:r>
       <w:r>
         <w:rPr>
           <w:rtl w:val="0"/>
@@ -11229,27 +12650,148 @@
           <w:szCs w:val="24"/>
         </w:rPr>
       </w:pPr>
-      <w:sdt>
-        <w:sdtPr>
-          <w:tag w:val="goog_rdk_58"/>
-        </w:sdtPr>
-        <w:sdtContent>
-          <w:commentRangeStart w:id="58"/>
-        </w:sdtContent>
-      </w:sdt>
-      <w:r>
-        <w:rPr>
-          <w:rFonts w:ascii="Arial" w:cs="Arial" w:eastAsia="Arial" w:hAnsi="Arial"/>
-          <w:sz w:val="24"/>
-          <w:szCs w:val="24"/>
-          <w:rtl w:val="0"/>
-        </w:rPr>
-        <w:t xml:space="preserve">Altino, Rita de Cássia et al. A importância da notificação compulsória frente à Síndrome Respiratória Aguda Grave (SRAG) e Covid-19. Rev. Salusvita (Online), p. 627-649, 2020. </w:t>
-      </w:r>
-      <w:commentRangeEnd w:id="58"/>
-      <w:r>
-        <w:commentReference w:id="58"/>
-      </w:r>
+      <w:r>
+        <w:rPr>
+          <w:rtl w:val="0"/>
+        </w:rPr>
+      </w:r>
+    </w:p>
+    <w:p>
+      <w:pPr>
+        <w:spacing w:after="240" w:before="240" w:lineRule="auto"/>
+        <w:jc w:val="both"/>
+        <w:rPr>
+          <w:rFonts w:ascii="Arial" w:cs="Arial" w:eastAsia="Arial" w:hAnsi="Arial"/>
+          <w:sz w:val="24"/>
+          <w:szCs w:val="24"/>
+        </w:rPr>
+      </w:pPr>
+      <w:r>
+        <w:rPr>
+          <w:rFonts w:ascii="Arial" w:cs="Arial" w:eastAsia="Arial" w:hAnsi="Arial"/>
+          <w:b w:val="1"/>
+          <w:sz w:val="24"/>
+          <w:szCs w:val="24"/>
+          <w:rtl w:val="0"/>
+        </w:rPr>
+        <w:t xml:space="preserve">BAHIA. Secretaria da Saúde.</w:t>
+      </w:r>
+      <w:r>
+        <w:rPr>
+          <w:rFonts w:ascii="Arial" w:cs="Arial" w:eastAsia="Arial" w:hAnsi="Arial"/>
+          <w:sz w:val="24"/>
+          <w:szCs w:val="24"/>
+          <w:rtl w:val="0"/>
+        </w:rPr>
+        <w:t xml:space="preserve"> Guia rápido SIVEP-Gripe. Atualizado em maio de 2021. Disponível em:</w:t>
+      </w:r>
+      <w:hyperlink r:id="rId22">
+        <w:r>
+          <w:rPr>
+            <w:rFonts w:ascii="Arial" w:cs="Arial" w:eastAsia="Arial" w:hAnsi="Arial"/>
+            <w:sz w:val="24"/>
+            <w:szCs w:val="24"/>
+            <w:rtl w:val="0"/>
+          </w:rPr>
+          <w:t xml:space="preserve"> </w:t>
+        </w:r>
+      </w:hyperlink>
+      <w:hyperlink r:id="rId23">
+        <w:r>
+          <w:rPr>
+            <w:rFonts w:ascii="Arial" w:cs="Arial" w:eastAsia="Arial" w:hAnsi="Arial"/>
+            <w:color w:val="1155cc"/>
+            <w:sz w:val="24"/>
+            <w:szCs w:val="24"/>
+            <w:u w:val="single"/>
+            <w:rtl w:val="0"/>
+          </w:rPr>
+          <w:t xml:space="preserve">https://www.saude.ba.gov.br/wp-content/uploads/2021/05/GUIA-RAPIDO-SIVEP-GRIPE-atualizado-em-maio_2021.pdf</w:t>
+        </w:r>
+      </w:hyperlink>
+      <w:r>
+        <w:rPr>
+          <w:rFonts w:ascii="Arial" w:cs="Arial" w:eastAsia="Arial" w:hAnsi="Arial"/>
+          <w:sz w:val="24"/>
+          <w:szCs w:val="24"/>
+          <w:rtl w:val="0"/>
+        </w:rPr>
+        <w:t xml:space="preserve">. Acesso em: 04 de março de 2025.</w:t>
+      </w:r>
+    </w:p>
+    <w:p>
+      <w:pPr>
+        <w:spacing w:after="240" w:before="240" w:lineRule="auto"/>
+        <w:jc w:val="both"/>
+        <w:rPr>
+          <w:rFonts w:ascii="Arial" w:cs="Arial" w:eastAsia="Arial" w:hAnsi="Arial"/>
+          <w:sz w:val="24"/>
+          <w:szCs w:val="24"/>
+        </w:rPr>
+      </w:pPr>
+      <w:r>
+        <w:rPr>
+          <w:rFonts w:ascii="Arial" w:cs="Arial" w:eastAsia="Arial" w:hAnsi="Arial"/>
+          <w:b w:val="1"/>
+          <w:sz w:val="24"/>
+          <w:szCs w:val="24"/>
+          <w:rtl w:val="0"/>
+        </w:rPr>
+        <w:t xml:space="preserve">MINISTÉRIO DA SAÚDE (Brasil).</w:t>
+      </w:r>
+      <w:r>
+        <w:rPr>
+          <w:rFonts w:ascii="Arial" w:cs="Arial" w:eastAsia="Arial" w:hAnsi="Arial"/>
+          <w:sz w:val="24"/>
+          <w:szCs w:val="24"/>
+          <w:rtl w:val="0"/>
+        </w:rPr>
+        <w:t xml:space="preserve"> OpenDataSUS – Sobre. Disponível em:</w:t>
+      </w:r>
+      <w:hyperlink r:id="rId24">
+        <w:r>
+          <w:rPr>
+            <w:rFonts w:ascii="Arial" w:cs="Arial" w:eastAsia="Arial" w:hAnsi="Arial"/>
+            <w:sz w:val="24"/>
+            <w:szCs w:val="24"/>
+            <w:rtl w:val="0"/>
+          </w:rPr>
+          <w:t xml:space="preserve"> </w:t>
+        </w:r>
+      </w:hyperlink>
+      <w:hyperlink r:id="rId25">
+        <w:r>
+          <w:rPr>
+            <w:rFonts w:ascii="Arial" w:cs="Arial" w:eastAsia="Arial" w:hAnsi="Arial"/>
+            <w:color w:val="1155cc"/>
+            <w:sz w:val="24"/>
+            <w:szCs w:val="24"/>
+            <w:u w:val="single"/>
+            <w:rtl w:val="0"/>
+          </w:rPr>
+          <w:t xml:space="preserve">https://opendatasus.saude.gov.br/about</w:t>
+        </w:r>
+      </w:hyperlink>
+      <w:r>
+        <w:rPr>
+          <w:rFonts w:ascii="Arial" w:cs="Arial" w:eastAsia="Arial" w:hAnsi="Arial"/>
+          <w:sz w:val="24"/>
+          <w:szCs w:val="24"/>
+          <w:rtl w:val="0"/>
+        </w:rPr>
+        <w:t xml:space="preserve">. Acesso em: 04 de março de 2025.</w:t>
+      </w:r>
+    </w:p>
+    <w:p>
+      <w:pPr>
+        <w:spacing w:after="240" w:before="240" w:lineRule="auto"/>
+        <w:jc w:val="both"/>
+        <w:rPr>
+          <w:rFonts w:ascii="Arial" w:cs="Arial" w:eastAsia="Arial" w:hAnsi="Arial"/>
+          <w:sz w:val="24"/>
+          <w:szCs w:val="24"/>
+        </w:rPr>
+      </w:pPr>
       <w:r>
         <w:rPr>
           <w:rtl w:val="0"/>
@@ -12482,7 +14024,7 @@
         </w:rPr>
         <w:t xml:space="preserve">YONGSOON P.; SEUNG-KI S.</w:t>
       </w:r>
-      <w:hyperlink r:id="rId21">
+      <w:hyperlink r:id="rId26">
         <w:r>
           <w:rPr>
             <w:rFonts w:ascii="Arial" w:cs="Arial" w:eastAsia="Arial" w:hAnsi="Arial"/>
@@ -14434,7 +15976,7 @@
       </w:r>
     </w:p>
   </w:comment>
-  <w:comment w:author="Iasmin Marques" w:id="51" w:date="2025-03-06T20:26:41Z">
+  <w:comment w:author="Iasmin Marques" w:id="69" w:date="2025-03-06T20:26:41Z">
     <w:p>
       <w:pPr>
         <w:keepNext w:val="0"/>
@@ -14485,7 +16027,7 @@
       </w:r>
     </w:p>
   </w:comment>
-  <w:comment w:author="Iasmin Marques" w:id="43" w:date="2025-03-06T19:56:29Z">
+  <w:comment w:author="Iasmin Marques" w:id="61" w:date="2025-03-06T19:56:29Z">
     <w:p>
       <w:pPr>
         <w:keepNext w:val="0"/>
@@ -14536,7 +16078,7 @@
       </w:r>
     </w:p>
   </w:comment>
-  <w:comment w:author="Iasmin Marques" w:id="41" w:date="2025-03-06T19:57:01Z">
+  <w:comment w:author="Iasmin Marques" w:id="59" w:date="2025-03-06T19:57:01Z">
     <w:p>
       <w:pPr>
         <w:keepNext w:val="0"/>
@@ -14587,7 +16129,7 @@
       </w:r>
     </w:p>
   </w:comment>
-  <w:comment w:author="Iasmin Marques" w:id="12" w:date="2025-03-03T14:26:00Z">
+  <w:comment w:author="Iasmin Marques" w:id="14" w:date="2025-03-03T14:26:00Z">
     <w:p>
       <w:pPr>
         <w:keepNext w:val="0"/>
@@ -14638,7 +16180,7 @@
       </w:r>
     </w:p>
   </w:comment>
-  <w:comment w:author="Iasmin Marques" w:id="7" w:date="2025-03-03T13:58:28Z">
+  <w:comment w:author="Iasmin Marques" w:id="9" w:date="2025-03-03T13:58:28Z">
     <w:p>
       <w:pPr>
         <w:keepNext w:val="0"/>
@@ -14689,7 +16231,7 @@
       </w:r>
     </w:p>
   </w:comment>
-  <w:comment w:author="Iasmin Marques" w:id="58" w:date="2025-03-05T00:44:22Z">
+  <w:comment w:author="Iasmin Marques" w:id="44" w:date="2025-03-07T19:25:44Z">
     <w:p>
       <w:pPr>
         <w:keepNext w:val="0"/>
@@ -14736,11 +16278,11 @@
           <w:vertAlign w:val="baseline"/>
           <w:rtl w:val="0"/>
         </w:rPr>
-        <w:t xml:space="preserve">referencia utilizada no artigo 4 (citação utilizada no referencial teorico 3.1)</w:t>
+        <w:t xml:space="preserve">alterar imagem para texto</w:t>
       </w:r>
     </w:p>
   </w:comment>
-  <w:comment w:author="Iasmin Marques" w:id="55" w:date="2025-02-24T17:15:37Z">
+  <w:comment w:author="Iasmin Marques" w:id="76" w:date="2025-03-05T00:44:22Z">
     <w:p>
       <w:pPr>
         <w:keepNext w:val="0"/>
@@ -14787,11 +16329,11 @@
           <w:vertAlign w:val="baseline"/>
           <w:rtl w:val="0"/>
         </w:rPr>
-        <w:t xml:space="preserve">no TCC 2 - vai falar do KDD;</w:t>
+        <w:t xml:space="preserve">referencia utilizada no artigo 4 (citação utilizada no referencial teorico 3.1)</w:t>
       </w:r>
     </w:p>
   </w:comment>
-  <w:comment w:author="Iasmin Marques" w:id="48" w:date="2025-03-06T20:16:42Z">
+  <w:comment w:author="Iasmin Marques" w:id="73" w:date="2025-02-24T17:15:37Z">
     <w:p>
       <w:pPr>
         <w:keepNext w:val="0"/>
@@ -14838,11 +16380,11 @@
           <w:vertAlign w:val="baseline"/>
           <w:rtl w:val="0"/>
         </w:rPr>
-        <w:t xml:space="preserve">p. 1 - artigo_4</w:t>
+        <w:t xml:space="preserve">no TCC 2 - vai falar do KDD;</w:t>
       </w:r>
     </w:p>
   </w:comment>
-  <w:comment w:author="Iasmin Marques" w:id="49" w:date="2025-03-06T20:16:42Z">
+  <w:comment w:author="Iasmin Marques" w:id="66" w:date="2025-03-06T20:16:42Z">
     <w:p>
       <w:pPr>
         <w:keepNext w:val="0"/>
@@ -14893,7 +16435,7 @@
       </w:r>
     </w:p>
   </w:comment>
-  <w:comment w:author="Iasmin Marques" w:id="32" w:date="2025-03-06T19:30:24Z">
+  <w:comment w:author="Iasmin Marques" w:id="67" w:date="2025-03-06T20:16:42Z">
     <w:p>
       <w:pPr>
         <w:keepNext w:val="0"/>
@@ -14940,11 +16482,11 @@
           <w:vertAlign w:val="baseline"/>
           <w:rtl w:val="0"/>
         </w:rPr>
-        <w:t xml:space="preserve">pagina 53 - dissertacao_uallaci</w:t>
+        <w:t xml:space="preserve">p. 1 - artigo_4</w:t>
       </w:r>
     </w:p>
   </w:comment>
-  <w:comment w:author="Iasmin Marques" w:id="56" w:date="2025-03-05T02:45:07Z">
+  <w:comment w:author="Iasmin Marques" w:id="47" w:date="2025-03-06T19:30:24Z">
     <w:p>
       <w:pPr>
         <w:keepNext w:val="0"/>
@@ -14991,11 +16533,11 @@
           <w:vertAlign w:val="baseline"/>
           <w:rtl w:val="0"/>
         </w:rPr>
-        <w:t xml:space="preserve">verificar se vai mostrar já essa parte</w:t>
+        <w:t xml:space="preserve">pagina 53 - dissertacao_uallaci</w:t>
       </w:r>
     </w:p>
   </w:comment>
-  <w:comment w:author="Iasmin Marques" w:id="5" w:date="2025-03-03T13:34:01Z">
+  <w:comment w:author="Iasmin Marques" w:id="74" w:date="2025-03-05T02:45:07Z">
     <w:p>
       <w:pPr>
         <w:keepNext w:val="0"/>
@@ -15042,11 +16584,11 @@
           <w:vertAlign w:val="baseline"/>
           <w:rtl w:val="0"/>
         </w:rPr>
-        <w:t xml:space="preserve">pagina 21 - artigo 2</w:t>
+        <w:t xml:space="preserve">verificar se vai mostrar já essa parte</w:t>
       </w:r>
     </w:p>
   </w:comment>
-  <w:comment w:author="Iasmin Marques" w:id="40" w:date="2025-03-05T02:22:01Z">
+  <w:comment w:author="Iasmin Marques" w:id="7" w:date="2025-03-03T13:34:01Z">
     <w:p>
       <w:pPr>
         <w:keepNext w:val="0"/>
@@ -15093,11 +16635,11 @@
           <w:vertAlign w:val="baseline"/>
           <w:rtl w:val="0"/>
         </w:rPr>
-        <w:t xml:space="preserve">pegar no machinelearins...covid</w:t>
+        <w:t xml:space="preserve">pagina 21 - artigo 2</w:t>
       </w:r>
     </w:p>
   </w:comment>
-  <w:comment w:author="Iasmin Marques" w:id="50" w:date="2025-03-06T20:26:31Z">
+  <w:comment w:author="Iasmin Marques" w:id="58" w:date="2025-03-05T02:22:01Z">
     <w:p>
       <w:pPr>
         <w:keepNext w:val="0"/>
@@ -15144,11 +16686,11 @@
           <w:vertAlign w:val="baseline"/>
           <w:rtl w:val="0"/>
         </w:rPr>
-        <w:t xml:space="preserve">pagina 50 - artigo 6 (olhar bem)</w:t>
+        <w:t xml:space="preserve">pegar no machinelearins...covid</w:t>
       </w:r>
     </w:p>
   </w:comment>
-  <w:comment w:author="Iasmin Marques" w:id="44" w:date="2025-03-05T02:25:03Z">
+  <w:comment w:author="Iasmin Marques" w:id="68" w:date="2025-03-06T20:26:31Z">
     <w:p>
       <w:pPr>
         <w:keepNext w:val="0"/>
@@ -15195,11 +16737,11 @@
           <w:vertAlign w:val="baseline"/>
           <w:rtl w:val="0"/>
         </w:rPr>
-        <w:t xml:space="preserve">pagina 120, 121 - artigo 7</w:t>
+        <w:t xml:space="preserve">pagina 50 - artigo 6 (olhar bem)</w:t>
       </w:r>
     </w:p>
   </w:comment>
-  <w:comment w:author="Iasmin Marques" w:id="18" w:date="2025-03-06T18:43:20Z">
+  <w:comment w:author="Iasmin Marques" w:id="62" w:date="2025-03-05T02:25:03Z">
     <w:p>
       <w:pPr>
         <w:keepNext w:val="0"/>
@@ -15246,11 +16788,11 @@
           <w:vertAlign w:val="baseline"/>
           <w:rtl w:val="0"/>
         </w:rPr>
-        <w:t xml:space="preserve">[add rodape]</w:t>
+        <w:t xml:space="preserve">pagina 120, 121 - artigo 7</w:t>
       </w:r>
     </w:p>
   </w:comment>
-  <w:comment w:author="Iasmin Marques" w:id="22" w:date="2025-03-05T00:39:26Z">
+  <w:comment w:author="Iasmin Marques" w:id="25" w:date="2025-03-07T17:17:30Z">
     <w:p>
       <w:pPr>
         <w:keepNext w:val="0"/>
@@ -15297,11 +16839,11 @@
           <w:vertAlign w:val="baseline"/>
           <w:rtl w:val="0"/>
         </w:rPr>
-        <w:t xml:space="preserve">pagina 11 - dissertacao uallaci</w:t>
+        <w:t xml:space="preserve">pagina 2 - artigo 4</w:t>
       </w:r>
     </w:p>
   </w:comment>
-  <w:comment w:author="Iasmin Marques" w:id="4" w:date="2025-03-03T13:34:29Z">
+  <w:comment w:author="Iasmin Marques" w:id="26" w:date="2025-03-05T00:39:26Z">
     <w:p>
       <w:pPr>
         <w:keepNext w:val="0"/>
@@ -15348,11 +16890,11 @@
           <w:vertAlign w:val="baseline"/>
           <w:rtl w:val="0"/>
         </w:rPr>
-        <w:t xml:space="preserve">pagina 119 - artigo 7</w:t>
+        <w:t xml:space="preserve">pagina 11 - dissertacao uallaci</w:t>
       </w:r>
     </w:p>
   </w:comment>
-  <w:comment w:author="Iasmin Marques" w:id="19" w:date="2025-03-06T18:43:34Z">
+  <w:comment w:author="Iasmin Marques" w:id="6" w:date="2025-03-03T13:34:29Z">
     <w:p>
       <w:pPr>
         <w:keepNext w:val="0"/>
@@ -15399,11 +16941,11 @@
           <w:vertAlign w:val="baseline"/>
           <w:rtl w:val="0"/>
         </w:rPr>
-        <w:t xml:space="preserve">add rodape?</w:t>
+        <w:t xml:space="preserve">pagina 119 - artigo 7</w:t>
       </w:r>
     </w:p>
   </w:comment>
-  <w:comment w:author="Iasmin Marques" w:id="25" w:date="2025-03-05T01:07:56Z">
+  <w:comment w:author="Iasmin Marques" w:id="21" w:date="2025-03-06T18:43:34Z">
     <w:p>
       <w:pPr>
         <w:keepNext w:val="0"/>
@@ -15450,11 +16992,11 @@
           <w:vertAlign w:val="baseline"/>
           <w:rtl w:val="0"/>
         </w:rPr>
-        <w:t xml:space="preserve">pagina 28 - disssertacao uallaci</w:t>
+        <w:t xml:space="preserve">add rodape?</w:t>
       </w:r>
     </w:p>
   </w:comment>
-  <w:comment w:author="Iasmin Marques" w:id="28" w:date="2025-03-06T19:21:47Z">
+  <w:comment w:author="Iasmin Marques" w:id="32" w:date="2025-03-06T18:43:34Z">
     <w:p>
       <w:pPr>
         <w:keepNext w:val="0"/>
@@ -15501,11 +17043,11 @@
           <w:vertAlign w:val="baseline"/>
           <w:rtl w:val="0"/>
         </w:rPr>
-        <w:t xml:space="preserve">pagina 52 - dissertacao_uallaci</w:t>
+        <w:t xml:space="preserve">add rodape?</w:t>
       </w:r>
     </w:p>
   </w:comment>
-  <w:comment w:author="Iasmin Marques" w:id="16" w:date="2025-03-06T18:41:51Z">
+  <w:comment w:author="Iasmin Marques" w:id="37" w:date="2025-03-05T01:07:56Z">
     <w:p>
       <w:pPr>
         <w:keepNext w:val="0"/>
@@ -15552,11 +17094,11 @@
           <w:vertAlign w:val="baseline"/>
           <w:rtl w:val="0"/>
         </w:rPr>
-        <w:t xml:space="preserve">colocar em ingles e pt</w:t>
+        <w:t xml:space="preserve">pagina 28 - disssertacao uallaci</w:t>
       </w:r>
     </w:p>
   </w:comment>
-  <w:comment w:author="Iasmin Marques" w:id="57" w:date="2025-02-27T21:35:21Z">
+  <w:comment w:author="Iasmin Marques" w:id="41" w:date="2025-03-06T19:21:47Z">
     <w:p>
       <w:pPr>
         <w:keepNext w:val="0"/>
@@ -15603,11 +17145,11 @@
           <w:vertAlign w:val="baseline"/>
           <w:rtl w:val="0"/>
         </w:rPr>
-        <w:t xml:space="preserve">verificar se é valido</w:t>
+        <w:t xml:space="preserve">pagina 52 - dissertacao_uallaci</w:t>
       </w:r>
     </w:p>
   </w:comment>
-  <w:comment w:author="Iasmin Marques" w:id="3" w:date="2025-03-03T13:35:10Z">
+  <w:comment w:author="Iasmin Marques" w:id="18" w:date="2025-03-06T18:41:51Z">
     <w:p>
       <w:pPr>
         <w:keepNext w:val="0"/>
@@ -15654,11 +17196,11 @@
           <w:vertAlign w:val="baseline"/>
           <w:rtl w:val="0"/>
         </w:rPr>
-        <w:t xml:space="preserve">pagina 1725 - artigo_sus</w:t>
+        <w:t xml:space="preserve">colocar em ingles e pt</w:t>
       </w:r>
     </w:p>
   </w:comment>
-  <w:comment w:author="Iasmin Marques" w:id="36" w:date="2025-03-05T02:04:20Z">
+  <w:comment w:author="Iasmin Marques" w:id="29" w:date="2025-03-06T18:41:51Z">
     <w:p>
       <w:pPr>
         <w:keepNext w:val="0"/>
@@ -15705,11 +17247,11 @@
           <w:vertAlign w:val="baseline"/>
           <w:rtl w:val="0"/>
         </w:rPr>
-        <w:t xml:space="preserve">pagina 3 - artigo 4</w:t>
+        <w:t xml:space="preserve">colocar em ingles e pt</w:t>
       </w:r>
     </w:p>
   </w:comment>
-  <w:comment w:author="Iasmin Marques" w:id="8" w:date="2025-02-24T13:18:29Z">
+  <w:comment w:author="Iasmin Marques" w:id="75" w:date="2025-02-27T21:35:21Z">
     <w:p>
       <w:pPr>
         <w:keepNext w:val="0"/>
@@ -15756,11 +17298,11 @@
           <w:vertAlign w:val="baseline"/>
           <w:rtl w:val="0"/>
         </w:rPr>
-        <w:t xml:space="preserve">add nota de rodapé</w:t>
+        <w:t xml:space="preserve">verificar se é valido</w:t>
       </w:r>
     </w:p>
   </w:comment>
-  <w:comment w:author="Iasmin Marques" w:id="35" w:date="2025-03-05T01:59:29Z">
+  <w:comment w:author="Iasmin Marques" w:id="5" w:date="2025-03-03T13:35:10Z">
     <w:p>
       <w:pPr>
         <w:keepNext w:val="0"/>
@@ -15807,11 +17349,11 @@
           <w:vertAlign w:val="baseline"/>
           <w:rtl w:val="0"/>
         </w:rPr>
-        <w:t xml:space="preserve">pagina 120 - artigo 7</w:t>
+        <w:t xml:space="preserve">pagina 1725 - artigo_sus</w:t>
       </w:r>
     </w:p>
   </w:comment>
-  <w:comment w:author="Iasmin Marques" w:id="9" w:date="2025-02-24T13:16:06Z">
+  <w:comment w:author="Iasmin Marques" w:id="54" w:date="2025-03-05T02:04:20Z">
     <w:p>
       <w:pPr>
         <w:keepNext w:val="0"/>
@@ -15858,11 +17400,11 @@
           <w:vertAlign w:val="baseline"/>
           <w:rtl w:val="0"/>
         </w:rPr>
-        <w:t xml:space="preserve">adicionar o significado no rodapé</w:t>
+        <w:t xml:space="preserve">pagina 3 - artigo 4</w:t>
       </w:r>
     </w:p>
   </w:comment>
-  <w:comment w:author="Iasmin Marques" w:id="53" w:date="2025-02-19T16:32:43Z">
+  <w:comment w:author="Iasmin Marques" w:id="10" w:date="2025-02-24T13:18:29Z">
     <w:p>
       <w:pPr>
         <w:keepNext w:val="0"/>
@@ -15909,11 +17451,11 @@
           <w:vertAlign w:val="baseline"/>
           <w:rtl w:val="0"/>
         </w:rPr>
-        <w:t xml:space="preserve">verificar qual palavra e melhor</w:t>
+        <w:t xml:space="preserve">add nota de rodapé</w:t>
       </w:r>
     </w:p>
   </w:comment>
-  <w:comment w:author="Iasmin Marques" w:id="17" w:date="2025-03-03T15:42:48Z">
+  <w:comment w:author="Iasmin Marques" w:id="23" w:date="2025-03-07T16:56:18Z">
     <w:p>
       <w:pPr>
         <w:keepNext w:val="0"/>
@@ -15960,9 +17502,11 @@
           <w:vertAlign w:val="baseline"/>
           <w:rtl w:val="0"/>
         </w:rPr>
-        <w:t xml:space="preserve">pagina 127 - artigo_7</w:t>
-      </w:r>
-    </w:p>
+        <w:t xml:space="preserve">Add rodapé?</w:t>
+      </w:r>
+    </w:p>
+  </w:comment>
+  <w:comment w:author="Iasmin Marques" w:id="53" w:date="2025-03-05T01:59:29Z">
     <w:p>
       <w:pPr>
         <w:keepNext w:val="0"/>
@@ -16009,11 +17553,11 @@
           <w:vertAlign w:val="baseline"/>
           <w:rtl w:val="0"/>
         </w:rPr>
-        <w:t xml:space="preserve">em considerações finais</w:t>
+        <w:t xml:space="preserve">pagina 120 - artigo 7</w:t>
       </w:r>
     </w:p>
   </w:comment>
-  <w:comment w:author="Iasmin Marques" w:id="26" w:date="2025-03-05T01:13:35Z">
+  <w:comment w:author="Iasmin Marques" w:id="11" w:date="2025-02-24T13:16:06Z">
     <w:p>
       <w:pPr>
         <w:keepNext w:val="0"/>
@@ -16060,11 +17604,11 @@
           <w:vertAlign w:val="baseline"/>
           <w:rtl w:val="0"/>
         </w:rPr>
-        <w:t xml:space="preserve">pagina 2 - machinelearinigprevisaocovid</w:t>
+        <w:t xml:space="preserve">adicionar o significado no rodapé</w:t>
       </w:r>
     </w:p>
   </w:comment>
-  <w:comment w:author="Iasmin Marques" w:id="52" w:date="2025-03-05T02:30:41Z">
+  <w:comment w:author="Iasmin Marques" w:id="46" w:date="2025-03-07T19:29:54Z">
     <w:p>
       <w:pPr>
         <w:keepNext w:val="0"/>
@@ -16111,11 +17655,11 @@
           <w:vertAlign w:val="baseline"/>
           <w:rtl w:val="0"/>
         </w:rPr>
-        <w:t xml:space="preserve">verificar se eu irei deixar</w:t>
+        <w:t xml:space="preserve">VERIFICAR PLAGIO E IA</w:t>
       </w:r>
     </w:p>
   </w:comment>
-  <w:comment w:author="Iasmin Marques" w:id="11" w:date="2025-03-03T14:12:08Z">
+  <w:comment w:author="Iasmin Marques" w:id="38" w:date="2025-03-07T18:32:08Z">
     <w:p>
       <w:pPr>
         <w:keepNext w:val="0"/>
@@ -16162,11 +17706,11 @@
           <w:vertAlign w:val="baseline"/>
           <w:rtl w:val="0"/>
         </w:rPr>
-        <w:t xml:space="preserve">pagina 28 - dissertacao uallaci</w:t>
+        <w:t xml:space="preserve">citação direta do site do opendatasus</w:t>
       </w:r>
     </w:p>
   </w:comment>
-  <w:comment w:author="Iasmin Marques" w:id="42" w:date="2025-03-06T19:48:08Z">
+  <w:comment w:author="Iasmin Marques" w:id="71" w:date="2025-02-19T16:32:43Z">
     <w:p>
       <w:pPr>
         <w:keepNext w:val="0"/>
@@ -16213,11 +17757,11 @@
           <w:vertAlign w:val="baseline"/>
           <w:rtl w:val="0"/>
         </w:rPr>
-        <w:t xml:space="preserve">pagina 17 e 18 - machinelearningprevisaocovid.pdf</w:t>
+        <w:t xml:space="preserve">verificar qual palavra e melhor</w:t>
       </w:r>
     </w:p>
   </w:comment>
-  <w:comment w:author="Iasmin Marques" w:id="21" w:date="2025-03-05T00:46:53Z">
+  <w:comment w:author="Iasmin Marques" w:id="19" w:date="2025-03-03T15:42:48Z">
     <w:p>
       <w:pPr>
         <w:keepNext w:val="0"/>
@@ -16264,11 +17808,9 @@
           <w:vertAlign w:val="baseline"/>
           <w:rtl w:val="0"/>
         </w:rPr>
-        <w:t xml:space="preserve">pagina 2 - artigo 4</w:t>
-      </w:r>
-    </w:p>
-  </w:comment>
-  <w:comment w:author="Iasmin Marques" w:id="24" w:date="2025-03-06T19:10:53Z">
+        <w:t xml:space="preserve">pagina 127 - artigo_7</w:t>
+      </w:r>
+    </w:p>
     <w:p>
       <w:pPr>
         <w:keepNext w:val="0"/>
@@ -16315,11 +17857,11 @@
           <w:vertAlign w:val="baseline"/>
           <w:rtl w:val="0"/>
         </w:rPr>
-        <w:t xml:space="preserve">artigo 6 - pagina 25 ?</w:t>
+        <w:t xml:space="preserve">em considerações finais</w:t>
       </w:r>
     </w:p>
   </w:comment>
-  <w:comment w:author="Iasmin Marques" w:id="30" w:date="2025-03-05T01:38:44Z">
+  <w:comment w:author="Iasmin Marques" w:id="30" w:date="2025-03-03T15:42:48Z">
     <w:p>
       <w:pPr>
         <w:keepNext w:val="0"/>
@@ -16366,11 +17908,9 @@
           <w:vertAlign w:val="baseline"/>
           <w:rtl w:val="0"/>
         </w:rPr>
-        <w:t xml:space="preserve">pagina 4 - artigo 4</w:t>
-      </w:r>
-    </w:p>
-  </w:comment>
-  <w:comment w:author="Iasmin Marques" w:id="23" w:date="2025-03-05T00:50:28Z">
+        <w:t xml:space="preserve">pagina 127 - artigo_7</w:t>
+      </w:r>
+    </w:p>
     <w:p>
       <w:pPr>
         <w:keepNext w:val="0"/>
@@ -16417,11 +17957,11 @@
           <w:vertAlign w:val="baseline"/>
           <w:rtl w:val="0"/>
         </w:rPr>
-        <w:t xml:space="preserve">pagina 2 - artigo 4</w:t>
+        <w:t xml:space="preserve">em considerações finais</w:t>
       </w:r>
     </w:p>
   </w:comment>
-  <w:comment w:author="Iasmin Marques" w:id="37" w:date="2025-03-06T19:50:37Z">
+  <w:comment w:author="Iasmin Marques" w:id="36" w:date="2025-03-05T01:13:35Z">
     <w:p>
       <w:pPr>
         <w:keepNext w:val="0"/>
@@ -16468,11 +18008,11 @@
           <w:vertAlign w:val="baseline"/>
           <w:rtl w:val="0"/>
         </w:rPr>
-        <w:t xml:space="preserve">ref boa em machinelearnign .... pg 16</w:t>
+        <w:t xml:space="preserve">pagina 2 - machinelearinigprevisaocovid</w:t>
       </w:r>
     </w:p>
   </w:comment>
-  <w:comment w:author="Iasmin Marques" w:id="33" w:date="2025-03-05T01:54:14Z">
+  <w:comment w:author="Iasmin Marques" w:id="70" w:date="2025-03-05T02:30:41Z">
     <w:p>
       <w:pPr>
         <w:keepNext w:val="0"/>
@@ -16519,11 +18059,11 @@
           <w:vertAlign w:val="baseline"/>
           <w:rtl w:val="0"/>
         </w:rPr>
-        <w:t xml:space="preserve">pagina 23,21 - artigo 2</w:t>
+        <w:t xml:space="preserve">verificar se eu irei deixar</w:t>
       </w:r>
     </w:p>
   </w:comment>
-  <w:comment w:author="Iasmin Marques" w:id="34" w:date="2025-03-05T02:23:15Z">
+  <w:comment w:author="Iasmin Marques" w:id="13" w:date="2025-03-03T14:12:08Z">
     <w:p>
       <w:pPr>
         <w:keepNext w:val="0"/>
@@ -16570,11 +18110,11 @@
           <w:vertAlign w:val="baseline"/>
           <w:rtl w:val="0"/>
         </w:rPr>
-        <w:t xml:space="preserve">adicionar formulas - exemplo artigo 7</w:t>
+        <w:t xml:space="preserve">pagina 28 - dissertacao uallaci</w:t>
       </w:r>
     </w:p>
   </w:comment>
-  <w:comment w:author="Iasmin Marques" w:id="38" w:date="2025-03-05T02:11:12Z">
+  <w:comment w:author="Iasmin Marques" w:id="60" w:date="2025-03-06T19:48:08Z">
     <w:p>
       <w:pPr>
         <w:keepNext w:val="0"/>
@@ -16621,11 +18161,11 @@
           <w:vertAlign w:val="baseline"/>
           <w:rtl w:val="0"/>
         </w:rPr>
-        <w:t xml:space="preserve">pagina 10 - machinalearnigprevisaocovid</w:t>
+        <w:t xml:space="preserve">pagina 17 e 18 - machinelearningprevisaocovid.pdf</w:t>
       </w:r>
     </w:p>
   </w:comment>
-  <w:comment w:author="Iasmin Marques" w:id="6" w:date="2025-03-03T13:55:47Z">
+  <w:comment w:author="Iasmin Marques" w:id="24" w:date="2025-03-05T00:46:53Z">
     <w:p>
       <w:pPr>
         <w:keepNext w:val="0"/>
@@ -16672,11 +18212,11 @@
           <w:vertAlign w:val="baseline"/>
           <w:rtl w:val="0"/>
         </w:rPr>
-        <w:t xml:space="preserve">pagina 19 - artigo 2</w:t>
+        <w:t xml:space="preserve">pagina 2 - artigo 4</w:t>
       </w:r>
     </w:p>
   </w:comment>
-  <w:comment w:author="Iasmin Marques" w:id="14" w:date="2025-03-03T15:33:02Z">
+  <w:comment w:author="Iasmin Marques" w:id="49" w:date="2025-03-06T19:10:53Z">
     <w:p>
       <w:pPr>
         <w:keepNext w:val="0"/>
@@ -16723,11 +18263,11 @@
           <w:vertAlign w:val="baseline"/>
           <w:rtl w:val="0"/>
         </w:rPr>
-        <w:t xml:space="preserve">pagina 16 - dissertacaouallaci</w:t>
+        <w:t xml:space="preserve">artigo 6 - pagina 25 ?</w:t>
       </w:r>
     </w:p>
   </w:comment>
-  <w:comment w:author="Iasmin Marques" w:id="15" w:date="2025-03-03T15:33:22Z">
+  <w:comment w:author="Iasmin Marques" w:id="43" w:date="2025-03-05T01:38:44Z">
     <w:p>
       <w:pPr>
         <w:keepNext w:val="0"/>
@@ -16774,11 +18314,11 @@
           <w:vertAlign w:val="baseline"/>
           <w:rtl w:val="0"/>
         </w:rPr>
-        <w:t xml:space="preserve">* verificar se pode utilizar</w:t>
+        <w:t xml:space="preserve">pagina 4 - artigo 4</w:t>
       </w:r>
     </w:p>
   </w:comment>
-  <w:comment w:author="Iasmin Marques" w:id="2" w:date="2025-02-24T17:20:55Z">
+  <w:comment w:author="Iasmin Marques" w:id="51" w:date="2025-03-07T19:34:05Z">
     <w:p>
       <w:pPr>
         <w:keepNext w:val="0"/>
@@ -16825,11 +18365,11 @@
           <w:vertAlign w:val="baseline"/>
           <w:rtl w:val="0"/>
         </w:rPr>
-        <w:t xml:space="preserve">kdd - comentar sobre no 2</w:t>
+        <w:t xml:space="preserve">fazer um topico so pra ele</w:t>
       </w:r>
     </w:p>
   </w:comment>
-  <w:comment w:author="Iasmin Marques" w:id="27" w:date="2025-02-24T17:20:55Z">
+  <w:comment w:author="Iasmin Marques" w:id="48" w:date="2025-03-05T00:50:28Z">
     <w:p>
       <w:pPr>
         <w:keepNext w:val="0"/>
@@ -16876,11 +18416,11 @@
           <w:vertAlign w:val="baseline"/>
           <w:rtl w:val="0"/>
         </w:rPr>
-        <w:t xml:space="preserve">kdd - comentar sobre no 2</w:t>
+        <w:t xml:space="preserve">pagina 2 - artigo 4</w:t>
       </w:r>
     </w:p>
   </w:comment>
-  <w:comment w:author="Iasmin Marques" w:id="39" w:date="2025-03-05T02:15:54Z">
+  <w:comment w:author="Iasmin Marques" w:id="55" w:date="2025-03-06T19:50:37Z">
     <w:p>
       <w:pPr>
         <w:keepNext w:val="0"/>
@@ -16927,11 +18467,11 @@
           <w:vertAlign w:val="baseline"/>
           <w:rtl w:val="0"/>
         </w:rPr>
-        <w:t xml:space="preserve">PAGINA 22 e 12 - DISSERATCAO UALLaci</w:t>
+        <w:t xml:space="preserve">ref boa em machinelearnign .... pg 16</w:t>
       </w:r>
     </w:p>
   </w:comment>
-  <w:comment w:author="Iasmin Marques" w:id="10" w:date="2025-03-03T14:09:06Z">
+  <w:comment w:author="Iasmin Marques" w:id="50" w:date="2025-03-05T01:54:14Z">
     <w:p>
       <w:pPr>
         <w:keepNext w:val="0"/>
@@ -16978,11 +18518,11 @@
           <w:vertAlign w:val="baseline"/>
           <w:rtl w:val="0"/>
         </w:rPr>
-        <w:t xml:space="preserve">pagina 27,28,29 -  machinelearningprevisaocovid</w:t>
+        <w:t xml:space="preserve">pagina 23,21 - artigo 2</w:t>
       </w:r>
     </w:p>
   </w:comment>
-  <w:comment w:author="Iasmin Marques" w:id="47" w:date="2025-03-06T20:10:33Z">
+  <w:comment w:author="Iasmin Marques" w:id="52" w:date="2025-03-05T02:23:15Z">
     <w:p>
       <w:pPr>
         <w:keepNext w:val="0"/>
@@ -17029,11 +18569,11 @@
           <w:vertAlign w:val="baseline"/>
           <w:rtl w:val="0"/>
         </w:rPr>
-        <w:t xml:space="preserve">pagina 49 - artigo 6</w:t>
+        <w:t xml:space="preserve">adicionar formulas - exemplo artigo 7</w:t>
       </w:r>
     </w:p>
   </w:comment>
-  <w:comment w:author="Iasmin Marques" w:id="20" w:date="2025-03-03T15:45:59Z">
+  <w:comment w:author="Iasmin Marques" w:id="56" w:date="2025-03-05T02:11:12Z">
     <w:p>
       <w:pPr>
         <w:keepNext w:val="0"/>
@@ -17080,9 +18620,11 @@
           <w:vertAlign w:val="baseline"/>
           <w:rtl w:val="0"/>
         </w:rPr>
-        <w:t xml:space="preserve">pagina 2 - artigo_4</w:t>
-      </w:r>
-    </w:p>
+        <w:t xml:space="preserve">pagina 10 - machinalearnigprevisaocovid</w:t>
+      </w:r>
+    </w:p>
+  </w:comment>
+  <w:comment w:author="Iasmin Marques" w:id="8" w:date="2025-03-03T13:55:47Z">
     <w:p>
       <w:pPr>
         <w:keepNext w:val="0"/>
@@ -17129,11 +18671,11 @@
           <w:vertAlign w:val="baseline"/>
           <w:rtl w:val="0"/>
         </w:rPr>
-        <w:t xml:space="preserve">em trabalhos relacionados</w:t>
+        <w:t xml:space="preserve">pagina 19 - artigo 2</w:t>
       </w:r>
     </w:p>
   </w:comment>
-  <w:comment w:author="Iasmin Marques" w:id="13" w:date="2025-03-03T14:30:31Z">
+  <w:comment w:author="Iasmin Marques" w:id="16" w:date="2025-03-03T15:33:02Z">
     <w:p>
       <w:pPr>
         <w:keepNext w:val="0"/>
@@ -17180,11 +18722,11 @@
           <w:vertAlign w:val="baseline"/>
           <w:rtl w:val="0"/>
         </w:rPr>
-        <w:t xml:space="preserve">pagina 119 - artigo 7</w:t>
+        <w:t xml:space="preserve">pagina 16 - dissertacaouallaci</w:t>
       </w:r>
     </w:p>
   </w:comment>
-  <w:comment w:author="Iasmin Marques" w:id="1" w:date="2025-02-24T14:09:16Z">
+  <w:comment w:author="Iasmin Marques" w:id="17" w:date="2025-03-03T15:33:22Z">
     <w:p>
       <w:pPr>
         <w:keepNext w:val="0"/>
@@ -17231,11 +18773,11 @@
           <w:vertAlign w:val="baseline"/>
           <w:rtl w:val="0"/>
         </w:rPr>
-        <w:t xml:space="preserve">verificar se a estrutura esta ok</w:t>
+        <w:t xml:space="preserve">* verificar se pode utilizar</w:t>
       </w:r>
     </w:p>
   </w:comment>
-  <w:comment w:author="Iasmin Marques" w:id="29" w:date="2025-03-05T01:32:51Z">
+  <w:comment w:author="Iasmin Marques" w:id="27" w:date="2025-03-03T15:33:02Z">
     <w:p>
       <w:pPr>
         <w:keepNext w:val="0"/>
@@ -17282,11 +18824,11 @@
           <w:vertAlign w:val="baseline"/>
           <w:rtl w:val="0"/>
         </w:rPr>
-        <w:t xml:space="preserve">pagina 44 - artigo 2</w:t>
+        <w:t xml:space="preserve">pagina 16 - dissertacaouallaci</w:t>
       </w:r>
     </w:p>
   </w:comment>
-  <w:comment w:author="Iasmin Marques" w:id="31" w:date="2025-03-06T19:17:43Z">
+  <w:comment w:author="Iasmin Marques" w:id="28" w:date="2025-03-03T15:33:22Z">
     <w:p>
       <w:pPr>
         <w:keepNext w:val="0"/>
@@ -17333,11 +18875,11 @@
           <w:vertAlign w:val="baseline"/>
           <w:rtl w:val="0"/>
         </w:rPr>
-        <w:t xml:space="preserve">talvez de uallaci (pg 51)</w:t>
+        <w:t xml:space="preserve">* verificar se pode utilizar</w:t>
       </w:r>
     </w:p>
   </w:comment>
-  <w:comment w:author="Iasmin Marques" w:id="45" w:date="2025-03-05T02:28:12Z">
+  <w:comment w:author="Iasmin Marques" w:id="3" w:date="2025-02-24T17:20:55Z">
     <w:p>
       <w:pPr>
         <w:keepNext w:val="0"/>
@@ -17384,11 +18926,11 @@
           <w:vertAlign w:val="baseline"/>
           <w:rtl w:val="0"/>
         </w:rPr>
-        <w:t xml:space="preserve">pegar do artigo 6</w:t>
+        <w:t xml:space="preserve">kdd - comentar sobre no 2</w:t>
       </w:r>
     </w:p>
   </w:comment>
-  <w:comment w:author="Iasmin Marques" w:id="46" w:date="2025-03-05T02:29:07Z">
+  <w:comment w:author="Iasmin Marques" w:id="4" w:date="2025-03-07T17:40:41Z">
     <w:p>
       <w:pPr>
         <w:keepNext w:val="0"/>
@@ -17435,11 +18977,11 @@
           <w:vertAlign w:val="baseline"/>
           <w:rtl w:val="0"/>
         </w:rPr>
-        <w:t xml:space="preserve">3.4.4</w:t>
+        <w:t xml:space="preserve">modificar nome para kdd</w:t>
       </w:r>
     </w:p>
   </w:comment>
-  <w:comment w:author="Iasmin Marques" w:id="54" w:date="2025-02-24T17:24:54Z">
+  <w:comment w:author="Iasmin Marques" w:id="39" w:date="2025-02-24T17:20:55Z">
     <w:p>
       <w:pPr>
         <w:keepNext w:val="0"/>
@@ -17486,7 +19028,1023 @@
           <w:vertAlign w:val="baseline"/>
           <w:rtl w:val="0"/>
         </w:rPr>
+        <w:t xml:space="preserve">kdd - comentar sobre no 2</w:t>
+      </w:r>
+    </w:p>
+  </w:comment>
+  <w:comment w:author="Iasmin Marques" w:id="40" w:date="2025-03-07T17:40:41Z">
+    <w:p>
+      <w:pPr>
+        <w:keepNext w:val="0"/>
+        <w:keepLines w:val="0"/>
+        <w:pageBreakBefore w:val="0"/>
+        <w:widowControl w:val="0"/>
+        <w:pBdr>
+          <w:top w:space="0" w:sz="0" w:val="nil"/>
+          <w:left w:space="0" w:sz="0" w:val="nil"/>
+          <w:bottom w:space="0" w:sz="0" w:val="nil"/>
+          <w:right w:space="0" w:sz="0" w:val="nil"/>
+          <w:between w:space="0" w:sz="0" w:val="nil"/>
+        </w:pBdr>
+        <w:shd w:fill="auto" w:val="clear"/>
+        <w:spacing w:after="0" w:before="0" w:line="240" w:lineRule="auto"/>
+        <w:ind w:left="0" w:right="0" w:firstLine="0"/>
+        <w:jc w:val="left"/>
+        <w:rPr>
+          <w:rFonts w:ascii="Arial" w:cs="Arial" w:eastAsia="Arial" w:hAnsi="Arial"/>
+          <w:b w:val="0"/>
+          <w:i w:val="0"/>
+          <w:smallCaps w:val="0"/>
+          <w:strike w:val="0"/>
+          <w:color w:val="000000"/>
+          <w:sz w:val="22"/>
+          <w:szCs w:val="22"/>
+          <w:u w:val="none"/>
+          <w:shd w:fill="auto" w:val="clear"/>
+          <w:vertAlign w:val="baseline"/>
+        </w:rPr>
+      </w:pPr>
+      <w:r>
+        <w:rPr>
+          <w:rFonts w:ascii="Arial" w:cs="Arial" w:eastAsia="Arial" w:hAnsi="Arial"/>
+          <w:b w:val="0"/>
+          <w:i w:val="0"/>
+          <w:smallCaps w:val="0"/>
+          <w:strike w:val="0"/>
+          <w:color w:val="000000"/>
+          <w:sz w:val="22"/>
+          <w:szCs w:val="22"/>
+          <w:u w:val="none"/>
+          <w:shd w:fill="auto" w:val="clear"/>
+          <w:vertAlign w:val="baseline"/>
+          <w:rtl w:val="0"/>
+        </w:rPr>
+        <w:t xml:space="preserve">modificar nome para kdd</w:t>
+      </w:r>
+    </w:p>
+  </w:comment>
+  <w:comment w:author="Iasmin Marques" w:id="57" w:date="2025-03-05T02:15:54Z">
+    <w:p>
+      <w:pPr>
+        <w:keepNext w:val="0"/>
+        <w:keepLines w:val="0"/>
+        <w:pageBreakBefore w:val="0"/>
+        <w:widowControl w:val="0"/>
+        <w:pBdr>
+          <w:top w:space="0" w:sz="0" w:val="nil"/>
+          <w:left w:space="0" w:sz="0" w:val="nil"/>
+          <w:bottom w:space="0" w:sz="0" w:val="nil"/>
+          <w:right w:space="0" w:sz="0" w:val="nil"/>
+          <w:between w:space="0" w:sz="0" w:val="nil"/>
+        </w:pBdr>
+        <w:shd w:fill="auto" w:val="clear"/>
+        <w:spacing w:after="0" w:before="0" w:line="240" w:lineRule="auto"/>
+        <w:ind w:left="0" w:right="0" w:firstLine="0"/>
+        <w:jc w:val="left"/>
+        <w:rPr>
+          <w:rFonts w:ascii="Arial" w:cs="Arial" w:eastAsia="Arial" w:hAnsi="Arial"/>
+          <w:b w:val="0"/>
+          <w:i w:val="0"/>
+          <w:smallCaps w:val="0"/>
+          <w:strike w:val="0"/>
+          <w:color w:val="000000"/>
+          <w:sz w:val="22"/>
+          <w:szCs w:val="22"/>
+          <w:u w:val="none"/>
+          <w:shd w:fill="auto" w:val="clear"/>
+          <w:vertAlign w:val="baseline"/>
+        </w:rPr>
+      </w:pPr>
+      <w:r>
+        <w:rPr>
+          <w:rFonts w:ascii="Arial" w:cs="Arial" w:eastAsia="Arial" w:hAnsi="Arial"/>
+          <w:b w:val="0"/>
+          <w:i w:val="0"/>
+          <w:smallCaps w:val="0"/>
+          <w:strike w:val="0"/>
+          <w:color w:val="000000"/>
+          <w:sz w:val="22"/>
+          <w:szCs w:val="22"/>
+          <w:u w:val="none"/>
+          <w:shd w:fill="auto" w:val="clear"/>
+          <w:vertAlign w:val="baseline"/>
+          <w:rtl w:val="0"/>
+        </w:rPr>
+        <w:t xml:space="preserve">PAGINA 22 e 12 - DISSERATCAO UALLaci</w:t>
+      </w:r>
+    </w:p>
+  </w:comment>
+  <w:comment w:author="Iasmin Marques" w:id="12" w:date="2025-03-03T14:09:06Z">
+    <w:p>
+      <w:pPr>
+        <w:keepNext w:val="0"/>
+        <w:keepLines w:val="0"/>
+        <w:pageBreakBefore w:val="0"/>
+        <w:widowControl w:val="0"/>
+        <w:pBdr>
+          <w:top w:space="0" w:sz="0" w:val="nil"/>
+          <w:left w:space="0" w:sz="0" w:val="nil"/>
+          <w:bottom w:space="0" w:sz="0" w:val="nil"/>
+          <w:right w:space="0" w:sz="0" w:val="nil"/>
+          <w:between w:space="0" w:sz="0" w:val="nil"/>
+        </w:pBdr>
+        <w:shd w:fill="auto" w:val="clear"/>
+        <w:spacing w:after="0" w:before="0" w:line="240" w:lineRule="auto"/>
+        <w:ind w:left="0" w:right="0" w:firstLine="0"/>
+        <w:jc w:val="left"/>
+        <w:rPr>
+          <w:rFonts w:ascii="Arial" w:cs="Arial" w:eastAsia="Arial" w:hAnsi="Arial"/>
+          <w:b w:val="0"/>
+          <w:i w:val="0"/>
+          <w:smallCaps w:val="0"/>
+          <w:strike w:val="0"/>
+          <w:color w:val="000000"/>
+          <w:sz w:val="22"/>
+          <w:szCs w:val="22"/>
+          <w:u w:val="none"/>
+          <w:shd w:fill="auto" w:val="clear"/>
+          <w:vertAlign w:val="baseline"/>
+        </w:rPr>
+      </w:pPr>
+      <w:r>
+        <w:rPr>
+          <w:rFonts w:ascii="Arial" w:cs="Arial" w:eastAsia="Arial" w:hAnsi="Arial"/>
+          <w:b w:val="0"/>
+          <w:i w:val="0"/>
+          <w:smallCaps w:val="0"/>
+          <w:strike w:val="0"/>
+          <w:color w:val="000000"/>
+          <w:sz w:val="22"/>
+          <w:szCs w:val="22"/>
+          <w:u w:val="none"/>
+          <w:shd w:fill="auto" w:val="clear"/>
+          <w:vertAlign w:val="baseline"/>
+          <w:rtl w:val="0"/>
+        </w:rPr>
+        <w:t xml:space="preserve">pagina 27,28,29 -  machinelearningprevisaocovid</w:t>
+      </w:r>
+    </w:p>
+  </w:comment>
+  <w:comment w:author="Iasmin Marques" w:id="65" w:date="2025-03-06T20:10:33Z">
+    <w:p>
+      <w:pPr>
+        <w:keepNext w:val="0"/>
+        <w:keepLines w:val="0"/>
+        <w:pageBreakBefore w:val="0"/>
+        <w:widowControl w:val="0"/>
+        <w:pBdr>
+          <w:top w:space="0" w:sz="0" w:val="nil"/>
+          <w:left w:space="0" w:sz="0" w:val="nil"/>
+          <w:bottom w:space="0" w:sz="0" w:val="nil"/>
+          <w:right w:space="0" w:sz="0" w:val="nil"/>
+          <w:between w:space="0" w:sz="0" w:val="nil"/>
+        </w:pBdr>
+        <w:shd w:fill="auto" w:val="clear"/>
+        <w:spacing w:after="0" w:before="0" w:line="240" w:lineRule="auto"/>
+        <w:ind w:left="0" w:right="0" w:firstLine="0"/>
+        <w:jc w:val="left"/>
+        <w:rPr>
+          <w:rFonts w:ascii="Arial" w:cs="Arial" w:eastAsia="Arial" w:hAnsi="Arial"/>
+          <w:b w:val="0"/>
+          <w:i w:val="0"/>
+          <w:smallCaps w:val="0"/>
+          <w:strike w:val="0"/>
+          <w:color w:val="000000"/>
+          <w:sz w:val="22"/>
+          <w:szCs w:val="22"/>
+          <w:u w:val="none"/>
+          <w:shd w:fill="auto" w:val="clear"/>
+          <w:vertAlign w:val="baseline"/>
+        </w:rPr>
+      </w:pPr>
+      <w:r>
+        <w:rPr>
+          <w:rFonts w:ascii="Arial" w:cs="Arial" w:eastAsia="Arial" w:hAnsi="Arial"/>
+          <w:b w:val="0"/>
+          <w:i w:val="0"/>
+          <w:smallCaps w:val="0"/>
+          <w:strike w:val="0"/>
+          <w:color w:val="000000"/>
+          <w:sz w:val="22"/>
+          <w:szCs w:val="22"/>
+          <w:u w:val="none"/>
+          <w:shd w:fill="auto" w:val="clear"/>
+          <w:vertAlign w:val="baseline"/>
+          <w:rtl w:val="0"/>
+        </w:rPr>
+        <w:t xml:space="preserve">pagina 49 - artigo 6</w:t>
+      </w:r>
+    </w:p>
+  </w:comment>
+  <w:comment w:author="Iasmin Marques" w:id="22" w:date="2025-03-03T15:45:59Z">
+    <w:p>
+      <w:pPr>
+        <w:keepNext w:val="0"/>
+        <w:keepLines w:val="0"/>
+        <w:pageBreakBefore w:val="0"/>
+        <w:widowControl w:val="0"/>
+        <w:pBdr>
+          <w:top w:space="0" w:sz="0" w:val="nil"/>
+          <w:left w:space="0" w:sz="0" w:val="nil"/>
+          <w:bottom w:space="0" w:sz="0" w:val="nil"/>
+          <w:right w:space="0" w:sz="0" w:val="nil"/>
+          <w:between w:space="0" w:sz="0" w:val="nil"/>
+        </w:pBdr>
+        <w:shd w:fill="auto" w:val="clear"/>
+        <w:spacing w:after="0" w:before="0" w:line="240" w:lineRule="auto"/>
+        <w:ind w:left="0" w:right="0" w:firstLine="0"/>
+        <w:jc w:val="left"/>
+        <w:rPr>
+          <w:rFonts w:ascii="Arial" w:cs="Arial" w:eastAsia="Arial" w:hAnsi="Arial"/>
+          <w:b w:val="0"/>
+          <w:i w:val="0"/>
+          <w:smallCaps w:val="0"/>
+          <w:strike w:val="0"/>
+          <w:color w:val="000000"/>
+          <w:sz w:val="22"/>
+          <w:szCs w:val="22"/>
+          <w:u w:val="none"/>
+          <w:shd w:fill="auto" w:val="clear"/>
+          <w:vertAlign w:val="baseline"/>
+        </w:rPr>
+      </w:pPr>
+      <w:r>
+        <w:rPr>
+          <w:rFonts w:ascii="Arial" w:cs="Arial" w:eastAsia="Arial" w:hAnsi="Arial"/>
+          <w:b w:val="0"/>
+          <w:i w:val="0"/>
+          <w:smallCaps w:val="0"/>
+          <w:strike w:val="0"/>
+          <w:color w:val="000000"/>
+          <w:sz w:val="22"/>
+          <w:szCs w:val="22"/>
+          <w:u w:val="none"/>
+          <w:shd w:fill="auto" w:val="clear"/>
+          <w:vertAlign w:val="baseline"/>
+          <w:rtl w:val="0"/>
+        </w:rPr>
+        <w:t xml:space="preserve">pagina 2 - artigo_4</w:t>
+      </w:r>
+    </w:p>
+    <w:p>
+      <w:pPr>
+        <w:keepNext w:val="0"/>
+        <w:keepLines w:val="0"/>
+        <w:pageBreakBefore w:val="0"/>
+        <w:widowControl w:val="0"/>
+        <w:pBdr>
+          <w:top w:space="0" w:sz="0" w:val="nil"/>
+          <w:left w:space="0" w:sz="0" w:val="nil"/>
+          <w:bottom w:space="0" w:sz="0" w:val="nil"/>
+          <w:right w:space="0" w:sz="0" w:val="nil"/>
+          <w:between w:space="0" w:sz="0" w:val="nil"/>
+        </w:pBdr>
+        <w:shd w:fill="auto" w:val="clear"/>
+        <w:spacing w:after="0" w:before="0" w:line="240" w:lineRule="auto"/>
+        <w:ind w:left="0" w:right="0" w:firstLine="0"/>
+        <w:jc w:val="left"/>
+        <w:rPr>
+          <w:rFonts w:ascii="Arial" w:cs="Arial" w:eastAsia="Arial" w:hAnsi="Arial"/>
+          <w:b w:val="0"/>
+          <w:i w:val="0"/>
+          <w:smallCaps w:val="0"/>
+          <w:strike w:val="0"/>
+          <w:color w:val="000000"/>
+          <w:sz w:val="22"/>
+          <w:szCs w:val="22"/>
+          <w:u w:val="none"/>
+          <w:shd w:fill="auto" w:val="clear"/>
+          <w:vertAlign w:val="baseline"/>
+        </w:rPr>
+      </w:pPr>
+      <w:r>
+        <w:rPr>
+          <w:rFonts w:ascii="Arial" w:cs="Arial" w:eastAsia="Arial" w:hAnsi="Arial"/>
+          <w:b w:val="0"/>
+          <w:i w:val="0"/>
+          <w:smallCaps w:val="0"/>
+          <w:strike w:val="0"/>
+          <w:color w:val="000000"/>
+          <w:sz w:val="22"/>
+          <w:szCs w:val="22"/>
+          <w:u w:val="none"/>
+          <w:shd w:fill="auto" w:val="clear"/>
+          <w:vertAlign w:val="baseline"/>
+          <w:rtl w:val="0"/>
+        </w:rPr>
+        <w:t xml:space="preserve">em trabalhos relacionados</w:t>
+      </w:r>
+    </w:p>
+  </w:comment>
+  <w:comment w:author="Iasmin Marques" w:id="33" w:date="2025-03-03T15:45:59Z">
+    <w:p>
+      <w:pPr>
+        <w:keepNext w:val="0"/>
+        <w:keepLines w:val="0"/>
+        <w:pageBreakBefore w:val="0"/>
+        <w:widowControl w:val="0"/>
+        <w:pBdr>
+          <w:top w:space="0" w:sz="0" w:val="nil"/>
+          <w:left w:space="0" w:sz="0" w:val="nil"/>
+          <w:bottom w:space="0" w:sz="0" w:val="nil"/>
+          <w:right w:space="0" w:sz="0" w:val="nil"/>
+          <w:between w:space="0" w:sz="0" w:val="nil"/>
+        </w:pBdr>
+        <w:shd w:fill="auto" w:val="clear"/>
+        <w:spacing w:after="0" w:before="0" w:line="240" w:lineRule="auto"/>
+        <w:ind w:left="0" w:right="0" w:firstLine="0"/>
+        <w:jc w:val="left"/>
+        <w:rPr>
+          <w:rFonts w:ascii="Arial" w:cs="Arial" w:eastAsia="Arial" w:hAnsi="Arial"/>
+          <w:b w:val="0"/>
+          <w:i w:val="0"/>
+          <w:smallCaps w:val="0"/>
+          <w:strike w:val="0"/>
+          <w:color w:val="000000"/>
+          <w:sz w:val="22"/>
+          <w:szCs w:val="22"/>
+          <w:u w:val="none"/>
+          <w:shd w:fill="auto" w:val="clear"/>
+          <w:vertAlign w:val="baseline"/>
+        </w:rPr>
+      </w:pPr>
+      <w:r>
+        <w:rPr>
+          <w:rFonts w:ascii="Arial" w:cs="Arial" w:eastAsia="Arial" w:hAnsi="Arial"/>
+          <w:b w:val="0"/>
+          <w:i w:val="0"/>
+          <w:smallCaps w:val="0"/>
+          <w:strike w:val="0"/>
+          <w:color w:val="000000"/>
+          <w:sz w:val="22"/>
+          <w:szCs w:val="22"/>
+          <w:u w:val="none"/>
+          <w:shd w:fill="auto" w:val="clear"/>
+          <w:vertAlign w:val="baseline"/>
+          <w:rtl w:val="0"/>
+        </w:rPr>
+        <w:t xml:space="preserve">pagina 2 - artigo_4</w:t>
+      </w:r>
+    </w:p>
+    <w:p>
+      <w:pPr>
+        <w:keepNext w:val="0"/>
+        <w:keepLines w:val="0"/>
+        <w:pageBreakBefore w:val="0"/>
+        <w:widowControl w:val="0"/>
+        <w:pBdr>
+          <w:top w:space="0" w:sz="0" w:val="nil"/>
+          <w:left w:space="0" w:sz="0" w:val="nil"/>
+          <w:bottom w:space="0" w:sz="0" w:val="nil"/>
+          <w:right w:space="0" w:sz="0" w:val="nil"/>
+          <w:between w:space="0" w:sz="0" w:val="nil"/>
+        </w:pBdr>
+        <w:shd w:fill="auto" w:val="clear"/>
+        <w:spacing w:after="0" w:before="0" w:line="240" w:lineRule="auto"/>
+        <w:ind w:left="0" w:right="0" w:firstLine="0"/>
+        <w:jc w:val="left"/>
+        <w:rPr>
+          <w:rFonts w:ascii="Arial" w:cs="Arial" w:eastAsia="Arial" w:hAnsi="Arial"/>
+          <w:b w:val="0"/>
+          <w:i w:val="0"/>
+          <w:smallCaps w:val="0"/>
+          <w:strike w:val="0"/>
+          <w:color w:val="000000"/>
+          <w:sz w:val="22"/>
+          <w:szCs w:val="22"/>
+          <w:u w:val="none"/>
+          <w:shd w:fill="auto" w:val="clear"/>
+          <w:vertAlign w:val="baseline"/>
+        </w:rPr>
+      </w:pPr>
+      <w:r>
+        <w:rPr>
+          <w:rFonts w:ascii="Arial" w:cs="Arial" w:eastAsia="Arial" w:hAnsi="Arial"/>
+          <w:b w:val="0"/>
+          <w:i w:val="0"/>
+          <w:smallCaps w:val="0"/>
+          <w:strike w:val="0"/>
+          <w:color w:val="000000"/>
+          <w:sz w:val="22"/>
+          <w:szCs w:val="22"/>
+          <w:u w:val="none"/>
+          <w:shd w:fill="auto" w:val="clear"/>
+          <w:vertAlign w:val="baseline"/>
+          <w:rtl w:val="0"/>
+        </w:rPr>
+        <w:t xml:space="preserve">em trabalhos relacionados</w:t>
+      </w:r>
+    </w:p>
+  </w:comment>
+  <w:comment w:author="Iasmin Marques" w:id="34" w:date="2025-03-07T18:20:55Z">
+    <w:p>
+      <w:pPr>
+        <w:keepNext w:val="0"/>
+        <w:keepLines w:val="0"/>
+        <w:pageBreakBefore w:val="0"/>
+        <w:widowControl w:val="0"/>
+        <w:pBdr>
+          <w:top w:space="0" w:sz="0" w:val="nil"/>
+          <w:left w:space="0" w:sz="0" w:val="nil"/>
+          <w:bottom w:space="0" w:sz="0" w:val="nil"/>
+          <w:right w:space="0" w:sz="0" w:val="nil"/>
+          <w:between w:space="0" w:sz="0" w:val="nil"/>
+        </w:pBdr>
+        <w:shd w:fill="auto" w:val="clear"/>
+        <w:spacing w:after="0" w:before="0" w:line="240" w:lineRule="auto"/>
+        <w:ind w:left="0" w:right="0" w:firstLine="0"/>
+        <w:jc w:val="left"/>
+        <w:rPr>
+          <w:rFonts w:ascii="Arial" w:cs="Arial" w:eastAsia="Arial" w:hAnsi="Arial"/>
+          <w:b w:val="0"/>
+          <w:i w:val="0"/>
+          <w:smallCaps w:val="0"/>
+          <w:strike w:val="0"/>
+          <w:color w:val="000000"/>
+          <w:sz w:val="22"/>
+          <w:szCs w:val="22"/>
+          <w:u w:val="none"/>
+          <w:shd w:fill="auto" w:val="clear"/>
+          <w:vertAlign w:val="baseline"/>
+        </w:rPr>
+      </w:pPr>
+      <w:r>
+        <w:rPr>
+          <w:rFonts w:ascii="Arial" w:cs="Arial" w:eastAsia="Arial" w:hAnsi="Arial"/>
+          <w:b w:val="0"/>
+          <w:i w:val="0"/>
+          <w:smallCaps w:val="0"/>
+          <w:strike w:val="0"/>
+          <w:color w:val="000000"/>
+          <w:sz w:val="22"/>
+          <w:szCs w:val="22"/>
+          <w:u w:val="none"/>
+          <w:shd w:fill="auto" w:val="clear"/>
+          <w:vertAlign w:val="baseline"/>
+          <w:rtl w:val="0"/>
+        </w:rPr>
+        <w:t xml:space="preserve">pagina 14 - dissetação uallaci</w:t>
+      </w:r>
+    </w:p>
+  </w:comment>
+  <w:comment w:author="Iasmin Marques" w:id="35" w:date="2025-03-07T18:21:11Z">
+    <w:p>
+      <w:pPr>
+        <w:keepNext w:val="0"/>
+        <w:keepLines w:val="0"/>
+        <w:pageBreakBefore w:val="0"/>
+        <w:widowControl w:val="0"/>
+        <w:pBdr>
+          <w:top w:space="0" w:sz="0" w:val="nil"/>
+          <w:left w:space="0" w:sz="0" w:val="nil"/>
+          <w:bottom w:space="0" w:sz="0" w:val="nil"/>
+          <w:right w:space="0" w:sz="0" w:val="nil"/>
+          <w:between w:space="0" w:sz="0" w:val="nil"/>
+        </w:pBdr>
+        <w:shd w:fill="auto" w:val="clear"/>
+        <w:spacing w:after="0" w:before="0" w:line="240" w:lineRule="auto"/>
+        <w:ind w:left="0" w:right="0" w:firstLine="0"/>
+        <w:jc w:val="left"/>
+        <w:rPr>
+          <w:rFonts w:ascii="Arial" w:cs="Arial" w:eastAsia="Arial" w:hAnsi="Arial"/>
+          <w:b w:val="0"/>
+          <w:i w:val="0"/>
+          <w:smallCaps w:val="0"/>
+          <w:strike w:val="0"/>
+          <w:color w:val="000000"/>
+          <w:sz w:val="22"/>
+          <w:szCs w:val="22"/>
+          <w:u w:val="none"/>
+          <w:shd w:fill="auto" w:val="clear"/>
+          <w:vertAlign w:val="baseline"/>
+        </w:rPr>
+      </w:pPr>
+      <w:r>
+        <w:rPr>
+          <w:rFonts w:ascii="Arial" w:cs="Arial" w:eastAsia="Arial" w:hAnsi="Arial"/>
+          <w:b w:val="0"/>
+          <w:i w:val="0"/>
+          <w:smallCaps w:val="0"/>
+          <w:strike w:val="0"/>
+          <w:color w:val="000000"/>
+          <w:sz w:val="22"/>
+          <w:szCs w:val="22"/>
+          <w:u w:val="none"/>
+          <w:shd w:fill="auto" w:val="clear"/>
+          <w:vertAlign w:val="baseline"/>
+          <w:rtl w:val="0"/>
+        </w:rPr>
+        <w:t xml:space="preserve">verificar se esta correta, pq é um citação de uma citação</w:t>
+      </w:r>
+    </w:p>
+  </w:comment>
+  <w:comment w:author="Iasmin Marques" w:id="15" w:date="2025-03-03T14:30:31Z">
+    <w:p>
+      <w:pPr>
+        <w:keepNext w:val="0"/>
+        <w:keepLines w:val="0"/>
+        <w:pageBreakBefore w:val="0"/>
+        <w:widowControl w:val="0"/>
+        <w:pBdr>
+          <w:top w:space="0" w:sz="0" w:val="nil"/>
+          <w:left w:space="0" w:sz="0" w:val="nil"/>
+          <w:bottom w:space="0" w:sz="0" w:val="nil"/>
+          <w:right w:space="0" w:sz="0" w:val="nil"/>
+          <w:between w:space="0" w:sz="0" w:val="nil"/>
+        </w:pBdr>
+        <w:shd w:fill="auto" w:val="clear"/>
+        <w:spacing w:after="0" w:before="0" w:line="240" w:lineRule="auto"/>
+        <w:ind w:left="0" w:right="0" w:firstLine="0"/>
+        <w:jc w:val="left"/>
+        <w:rPr>
+          <w:rFonts w:ascii="Arial" w:cs="Arial" w:eastAsia="Arial" w:hAnsi="Arial"/>
+          <w:b w:val="0"/>
+          <w:i w:val="0"/>
+          <w:smallCaps w:val="0"/>
+          <w:strike w:val="0"/>
+          <w:color w:val="000000"/>
+          <w:sz w:val="22"/>
+          <w:szCs w:val="22"/>
+          <w:u w:val="none"/>
+          <w:shd w:fill="auto" w:val="clear"/>
+          <w:vertAlign w:val="baseline"/>
+        </w:rPr>
+      </w:pPr>
+      <w:r>
+        <w:rPr>
+          <w:rFonts w:ascii="Arial" w:cs="Arial" w:eastAsia="Arial" w:hAnsi="Arial"/>
+          <w:b w:val="0"/>
+          <w:i w:val="0"/>
+          <w:smallCaps w:val="0"/>
+          <w:strike w:val="0"/>
+          <w:color w:val="000000"/>
+          <w:sz w:val="22"/>
+          <w:szCs w:val="22"/>
+          <w:u w:val="none"/>
+          <w:shd w:fill="auto" w:val="clear"/>
+          <w:vertAlign w:val="baseline"/>
+          <w:rtl w:val="0"/>
+        </w:rPr>
+        <w:t xml:space="preserve">pagina 119 - artigo 7</w:t>
+      </w:r>
+    </w:p>
+  </w:comment>
+  <w:comment w:author="Iasmin Marques" w:id="1" w:date="2025-02-24T14:09:16Z">
+    <w:p>
+      <w:pPr>
+        <w:keepNext w:val="0"/>
+        <w:keepLines w:val="0"/>
+        <w:pageBreakBefore w:val="0"/>
+        <w:widowControl w:val="0"/>
+        <w:pBdr>
+          <w:top w:space="0" w:sz="0" w:val="nil"/>
+          <w:left w:space="0" w:sz="0" w:val="nil"/>
+          <w:bottom w:space="0" w:sz="0" w:val="nil"/>
+          <w:right w:space="0" w:sz="0" w:val="nil"/>
+          <w:between w:space="0" w:sz="0" w:val="nil"/>
+        </w:pBdr>
+        <w:shd w:fill="auto" w:val="clear"/>
+        <w:spacing w:after="0" w:before="0" w:line="240" w:lineRule="auto"/>
+        <w:ind w:left="0" w:right="0" w:firstLine="0"/>
+        <w:jc w:val="left"/>
+        <w:rPr>
+          <w:rFonts w:ascii="Arial" w:cs="Arial" w:eastAsia="Arial" w:hAnsi="Arial"/>
+          <w:b w:val="0"/>
+          <w:i w:val="0"/>
+          <w:smallCaps w:val="0"/>
+          <w:strike w:val="0"/>
+          <w:color w:val="000000"/>
+          <w:sz w:val="22"/>
+          <w:szCs w:val="22"/>
+          <w:u w:val="none"/>
+          <w:shd w:fill="auto" w:val="clear"/>
+          <w:vertAlign w:val="baseline"/>
+        </w:rPr>
+      </w:pPr>
+      <w:r>
+        <w:rPr>
+          <w:rFonts w:ascii="Arial" w:cs="Arial" w:eastAsia="Arial" w:hAnsi="Arial"/>
+          <w:b w:val="0"/>
+          <w:i w:val="0"/>
+          <w:smallCaps w:val="0"/>
+          <w:strike w:val="0"/>
+          <w:color w:val="000000"/>
+          <w:sz w:val="22"/>
+          <w:szCs w:val="22"/>
+          <w:u w:val="none"/>
+          <w:shd w:fill="auto" w:val="clear"/>
+          <w:vertAlign w:val="baseline"/>
+          <w:rtl w:val="0"/>
+        </w:rPr>
+        <w:t xml:space="preserve">verificar se a estrutura esta ok</w:t>
+      </w:r>
+    </w:p>
+  </w:comment>
+  <w:comment w:author="Iasmin Marques" w:id="42" w:date="2025-03-05T01:32:51Z">
+    <w:p>
+      <w:pPr>
+        <w:keepNext w:val="0"/>
+        <w:keepLines w:val="0"/>
+        <w:pageBreakBefore w:val="0"/>
+        <w:widowControl w:val="0"/>
+        <w:pBdr>
+          <w:top w:space="0" w:sz="0" w:val="nil"/>
+          <w:left w:space="0" w:sz="0" w:val="nil"/>
+          <w:bottom w:space="0" w:sz="0" w:val="nil"/>
+          <w:right w:space="0" w:sz="0" w:val="nil"/>
+          <w:between w:space="0" w:sz="0" w:val="nil"/>
+        </w:pBdr>
+        <w:shd w:fill="auto" w:val="clear"/>
+        <w:spacing w:after="0" w:before="0" w:line="240" w:lineRule="auto"/>
+        <w:ind w:left="0" w:right="0" w:firstLine="0"/>
+        <w:jc w:val="left"/>
+        <w:rPr>
+          <w:rFonts w:ascii="Arial" w:cs="Arial" w:eastAsia="Arial" w:hAnsi="Arial"/>
+          <w:b w:val="0"/>
+          <w:i w:val="0"/>
+          <w:smallCaps w:val="0"/>
+          <w:strike w:val="0"/>
+          <w:color w:val="000000"/>
+          <w:sz w:val="22"/>
+          <w:szCs w:val="22"/>
+          <w:u w:val="none"/>
+          <w:shd w:fill="auto" w:val="clear"/>
+          <w:vertAlign w:val="baseline"/>
+        </w:rPr>
+      </w:pPr>
+      <w:r>
+        <w:rPr>
+          <w:rFonts w:ascii="Arial" w:cs="Arial" w:eastAsia="Arial" w:hAnsi="Arial"/>
+          <w:b w:val="0"/>
+          <w:i w:val="0"/>
+          <w:smallCaps w:val="0"/>
+          <w:strike w:val="0"/>
+          <w:color w:val="000000"/>
+          <w:sz w:val="22"/>
+          <w:szCs w:val="22"/>
+          <w:u w:val="none"/>
+          <w:shd w:fill="auto" w:val="clear"/>
+          <w:vertAlign w:val="baseline"/>
+          <w:rtl w:val="0"/>
+        </w:rPr>
+        <w:t xml:space="preserve">pagina 44 - artigo 2</w:t>
+      </w:r>
+    </w:p>
+  </w:comment>
+  <w:comment w:author="Iasmin Marques" w:id="45" w:date="2025-03-06T19:17:43Z">
+    <w:p>
+      <w:pPr>
+        <w:keepNext w:val="0"/>
+        <w:keepLines w:val="0"/>
+        <w:pageBreakBefore w:val="0"/>
+        <w:widowControl w:val="0"/>
+        <w:pBdr>
+          <w:top w:space="0" w:sz="0" w:val="nil"/>
+          <w:left w:space="0" w:sz="0" w:val="nil"/>
+          <w:bottom w:space="0" w:sz="0" w:val="nil"/>
+          <w:right w:space="0" w:sz="0" w:val="nil"/>
+          <w:between w:space="0" w:sz="0" w:val="nil"/>
+        </w:pBdr>
+        <w:shd w:fill="auto" w:val="clear"/>
+        <w:spacing w:after="0" w:before="0" w:line="240" w:lineRule="auto"/>
+        <w:ind w:left="0" w:right="0" w:firstLine="0"/>
+        <w:jc w:val="left"/>
+        <w:rPr>
+          <w:rFonts w:ascii="Arial" w:cs="Arial" w:eastAsia="Arial" w:hAnsi="Arial"/>
+          <w:b w:val="0"/>
+          <w:i w:val="0"/>
+          <w:smallCaps w:val="0"/>
+          <w:strike w:val="0"/>
+          <w:color w:val="000000"/>
+          <w:sz w:val="22"/>
+          <w:szCs w:val="22"/>
+          <w:u w:val="none"/>
+          <w:shd w:fill="auto" w:val="clear"/>
+          <w:vertAlign w:val="baseline"/>
+        </w:rPr>
+      </w:pPr>
+      <w:r>
+        <w:rPr>
+          <w:rFonts w:ascii="Arial" w:cs="Arial" w:eastAsia="Arial" w:hAnsi="Arial"/>
+          <w:b w:val="0"/>
+          <w:i w:val="0"/>
+          <w:smallCaps w:val="0"/>
+          <w:strike w:val="0"/>
+          <w:color w:val="000000"/>
+          <w:sz w:val="22"/>
+          <w:szCs w:val="22"/>
+          <w:u w:val="none"/>
+          <w:shd w:fill="auto" w:val="clear"/>
+          <w:vertAlign w:val="baseline"/>
+          <w:rtl w:val="0"/>
+        </w:rPr>
+        <w:t xml:space="preserve">talvez de uallaci (pg 51)</w:t>
+      </w:r>
+    </w:p>
+  </w:comment>
+  <w:comment w:author="Iasmin Marques" w:id="63" w:date="2025-03-05T02:28:12Z">
+    <w:p>
+      <w:pPr>
+        <w:keepNext w:val="0"/>
+        <w:keepLines w:val="0"/>
+        <w:pageBreakBefore w:val="0"/>
+        <w:widowControl w:val="0"/>
+        <w:pBdr>
+          <w:top w:space="0" w:sz="0" w:val="nil"/>
+          <w:left w:space="0" w:sz="0" w:val="nil"/>
+          <w:bottom w:space="0" w:sz="0" w:val="nil"/>
+          <w:right w:space="0" w:sz="0" w:val="nil"/>
+          <w:between w:space="0" w:sz="0" w:val="nil"/>
+        </w:pBdr>
+        <w:shd w:fill="auto" w:val="clear"/>
+        <w:spacing w:after="0" w:before="0" w:line="240" w:lineRule="auto"/>
+        <w:ind w:left="0" w:right="0" w:firstLine="0"/>
+        <w:jc w:val="left"/>
+        <w:rPr>
+          <w:rFonts w:ascii="Arial" w:cs="Arial" w:eastAsia="Arial" w:hAnsi="Arial"/>
+          <w:b w:val="0"/>
+          <w:i w:val="0"/>
+          <w:smallCaps w:val="0"/>
+          <w:strike w:val="0"/>
+          <w:color w:val="000000"/>
+          <w:sz w:val="22"/>
+          <w:szCs w:val="22"/>
+          <w:u w:val="none"/>
+          <w:shd w:fill="auto" w:val="clear"/>
+          <w:vertAlign w:val="baseline"/>
+        </w:rPr>
+      </w:pPr>
+      <w:r>
+        <w:rPr>
+          <w:rFonts w:ascii="Arial" w:cs="Arial" w:eastAsia="Arial" w:hAnsi="Arial"/>
+          <w:b w:val="0"/>
+          <w:i w:val="0"/>
+          <w:smallCaps w:val="0"/>
+          <w:strike w:val="0"/>
+          <w:color w:val="000000"/>
+          <w:sz w:val="22"/>
+          <w:szCs w:val="22"/>
+          <w:u w:val="none"/>
+          <w:shd w:fill="auto" w:val="clear"/>
+          <w:vertAlign w:val="baseline"/>
+          <w:rtl w:val="0"/>
+        </w:rPr>
+        <w:t xml:space="preserve">pegar do artigo 6</w:t>
+      </w:r>
+    </w:p>
+  </w:comment>
+  <w:comment w:author="Iasmin Marques" w:id="64" w:date="2025-03-05T02:29:07Z">
+    <w:p>
+      <w:pPr>
+        <w:keepNext w:val="0"/>
+        <w:keepLines w:val="0"/>
+        <w:pageBreakBefore w:val="0"/>
+        <w:widowControl w:val="0"/>
+        <w:pBdr>
+          <w:top w:space="0" w:sz="0" w:val="nil"/>
+          <w:left w:space="0" w:sz="0" w:val="nil"/>
+          <w:bottom w:space="0" w:sz="0" w:val="nil"/>
+          <w:right w:space="0" w:sz="0" w:val="nil"/>
+          <w:between w:space="0" w:sz="0" w:val="nil"/>
+        </w:pBdr>
+        <w:shd w:fill="auto" w:val="clear"/>
+        <w:spacing w:after="0" w:before="0" w:line="240" w:lineRule="auto"/>
+        <w:ind w:left="0" w:right="0" w:firstLine="0"/>
+        <w:jc w:val="left"/>
+        <w:rPr>
+          <w:rFonts w:ascii="Arial" w:cs="Arial" w:eastAsia="Arial" w:hAnsi="Arial"/>
+          <w:b w:val="0"/>
+          <w:i w:val="0"/>
+          <w:smallCaps w:val="0"/>
+          <w:strike w:val="0"/>
+          <w:color w:val="000000"/>
+          <w:sz w:val="22"/>
+          <w:szCs w:val="22"/>
+          <w:u w:val="none"/>
+          <w:shd w:fill="auto" w:val="clear"/>
+          <w:vertAlign w:val="baseline"/>
+        </w:rPr>
+      </w:pPr>
+      <w:r>
+        <w:rPr>
+          <w:rFonts w:ascii="Arial" w:cs="Arial" w:eastAsia="Arial" w:hAnsi="Arial"/>
+          <w:b w:val="0"/>
+          <w:i w:val="0"/>
+          <w:smallCaps w:val="0"/>
+          <w:strike w:val="0"/>
+          <w:color w:val="000000"/>
+          <w:sz w:val="22"/>
+          <w:szCs w:val="22"/>
+          <w:u w:val="none"/>
+          <w:shd w:fill="auto" w:val="clear"/>
+          <w:vertAlign w:val="baseline"/>
+          <w:rtl w:val="0"/>
+        </w:rPr>
+        <w:t xml:space="preserve">3.4.4</w:t>
+      </w:r>
+    </w:p>
+  </w:comment>
+  <w:comment w:author="Iasmin Marques" w:id="72" w:date="2025-02-24T17:24:54Z">
+    <w:p>
+      <w:pPr>
+        <w:keepNext w:val="0"/>
+        <w:keepLines w:val="0"/>
+        <w:pageBreakBefore w:val="0"/>
+        <w:widowControl w:val="0"/>
+        <w:pBdr>
+          <w:top w:space="0" w:sz="0" w:val="nil"/>
+          <w:left w:space="0" w:sz="0" w:val="nil"/>
+          <w:bottom w:space="0" w:sz="0" w:val="nil"/>
+          <w:right w:space="0" w:sz="0" w:val="nil"/>
+          <w:between w:space="0" w:sz="0" w:val="nil"/>
+        </w:pBdr>
+        <w:shd w:fill="auto" w:val="clear"/>
+        <w:spacing w:after="0" w:before="0" w:line="240" w:lineRule="auto"/>
+        <w:ind w:left="0" w:right="0" w:firstLine="0"/>
+        <w:jc w:val="left"/>
+        <w:rPr>
+          <w:rFonts w:ascii="Arial" w:cs="Arial" w:eastAsia="Arial" w:hAnsi="Arial"/>
+          <w:b w:val="0"/>
+          <w:i w:val="0"/>
+          <w:smallCaps w:val="0"/>
+          <w:strike w:val="0"/>
+          <w:color w:val="000000"/>
+          <w:sz w:val="22"/>
+          <w:szCs w:val="22"/>
+          <w:u w:val="none"/>
+          <w:shd w:fill="auto" w:val="clear"/>
+          <w:vertAlign w:val="baseline"/>
+        </w:rPr>
+      </w:pPr>
+      <w:r>
+        <w:rPr>
+          <w:rFonts w:ascii="Arial" w:cs="Arial" w:eastAsia="Arial" w:hAnsi="Arial"/>
+          <w:b w:val="0"/>
+          <w:i w:val="0"/>
+          <w:smallCaps w:val="0"/>
+          <w:strike w:val="0"/>
+          <w:color w:val="000000"/>
+          <w:sz w:val="22"/>
+          <w:szCs w:val="22"/>
+          <w:u w:val="none"/>
+          <w:shd w:fill="auto" w:val="clear"/>
+          <w:vertAlign w:val="baseline"/>
+          <w:rtl w:val="0"/>
+        </w:rPr>
         <w:t xml:space="preserve">esse é o kdd</w:t>
+      </w:r>
+    </w:p>
+  </w:comment>
+  <w:comment w:author="Iasmin Marques" w:id="20" w:date="2025-03-07T16:29:59Z">
+    <w:p>
+      <w:pPr>
+        <w:keepNext w:val="0"/>
+        <w:keepLines w:val="0"/>
+        <w:pageBreakBefore w:val="0"/>
+        <w:widowControl w:val="0"/>
+        <w:pBdr>
+          <w:top w:space="0" w:sz="0" w:val="nil"/>
+          <w:left w:space="0" w:sz="0" w:val="nil"/>
+          <w:bottom w:space="0" w:sz="0" w:val="nil"/>
+          <w:right w:space="0" w:sz="0" w:val="nil"/>
+          <w:between w:space="0" w:sz="0" w:val="nil"/>
+        </w:pBdr>
+        <w:shd w:fill="auto" w:val="clear"/>
+        <w:spacing w:after="0" w:before="0" w:line="240" w:lineRule="auto"/>
+        <w:ind w:left="0" w:right="0" w:firstLine="0"/>
+        <w:jc w:val="left"/>
+        <w:rPr>
+          <w:rFonts w:ascii="Arial" w:cs="Arial" w:eastAsia="Arial" w:hAnsi="Arial"/>
+          <w:b w:val="0"/>
+          <w:i w:val="0"/>
+          <w:smallCaps w:val="0"/>
+          <w:strike w:val="0"/>
+          <w:color w:val="000000"/>
+          <w:sz w:val="22"/>
+          <w:szCs w:val="22"/>
+          <w:u w:val="none"/>
+          <w:shd w:fill="auto" w:val="clear"/>
+          <w:vertAlign w:val="baseline"/>
+        </w:rPr>
+      </w:pPr>
+      <w:r>
+        <w:rPr>
+          <w:rFonts w:ascii="Arial" w:cs="Arial" w:eastAsia="Arial" w:hAnsi="Arial"/>
+          <w:b w:val="0"/>
+          <w:i w:val="0"/>
+          <w:smallCaps w:val="0"/>
+          <w:strike w:val="0"/>
+          <w:color w:val="000000"/>
+          <w:sz w:val="22"/>
+          <w:szCs w:val="22"/>
+          <w:u w:val="none"/>
+          <w:shd w:fill="auto" w:val="clear"/>
+          <w:vertAlign w:val="baseline"/>
+          <w:rtl w:val="0"/>
+        </w:rPr>
+        <w:t xml:space="preserve">Adicionar nota de rodapé?</w:t>
+      </w:r>
+    </w:p>
+  </w:comment>
+  <w:comment w:author="Iasmin Marques" w:id="31" w:date="2025-03-07T16:29:59Z">
+    <w:p>
+      <w:pPr>
+        <w:keepNext w:val="0"/>
+        <w:keepLines w:val="0"/>
+        <w:pageBreakBefore w:val="0"/>
+        <w:widowControl w:val="0"/>
+        <w:pBdr>
+          <w:top w:space="0" w:sz="0" w:val="nil"/>
+          <w:left w:space="0" w:sz="0" w:val="nil"/>
+          <w:bottom w:space="0" w:sz="0" w:val="nil"/>
+          <w:right w:space="0" w:sz="0" w:val="nil"/>
+          <w:between w:space="0" w:sz="0" w:val="nil"/>
+        </w:pBdr>
+        <w:shd w:fill="auto" w:val="clear"/>
+        <w:spacing w:after="0" w:before="0" w:line="240" w:lineRule="auto"/>
+        <w:ind w:left="0" w:right="0" w:firstLine="0"/>
+        <w:jc w:val="left"/>
+        <w:rPr>
+          <w:rFonts w:ascii="Arial" w:cs="Arial" w:eastAsia="Arial" w:hAnsi="Arial"/>
+          <w:b w:val="0"/>
+          <w:i w:val="0"/>
+          <w:smallCaps w:val="0"/>
+          <w:strike w:val="0"/>
+          <w:color w:val="000000"/>
+          <w:sz w:val="22"/>
+          <w:szCs w:val="22"/>
+          <w:u w:val="none"/>
+          <w:shd w:fill="auto" w:val="clear"/>
+          <w:vertAlign w:val="baseline"/>
+        </w:rPr>
+      </w:pPr>
+      <w:r>
+        <w:rPr>
+          <w:rFonts w:ascii="Arial" w:cs="Arial" w:eastAsia="Arial" w:hAnsi="Arial"/>
+          <w:b w:val="0"/>
+          <w:i w:val="0"/>
+          <w:smallCaps w:val="0"/>
+          <w:strike w:val="0"/>
+          <w:color w:val="000000"/>
+          <w:sz w:val="22"/>
+          <w:szCs w:val="22"/>
+          <w:u w:val="none"/>
+          <w:shd w:fill="auto" w:val="clear"/>
+          <w:vertAlign w:val="baseline"/>
+          <w:rtl w:val="0"/>
+        </w:rPr>
+        <w:t xml:space="preserve">Adicionar nota de rodapé?</w:t>
+      </w:r>
+    </w:p>
+  </w:comment>
+  <w:comment w:author="Iasmin Marques" w:id="2" w:date="2025-03-07T17:40:11Z">
+    <w:p>
+      <w:pPr>
+        <w:keepNext w:val="0"/>
+        <w:keepLines w:val="0"/>
+        <w:pageBreakBefore w:val="0"/>
+        <w:widowControl w:val="0"/>
+        <w:pBdr>
+          <w:top w:space="0" w:sz="0" w:val="nil"/>
+          <w:left w:space="0" w:sz="0" w:val="nil"/>
+          <w:bottom w:space="0" w:sz="0" w:val="nil"/>
+          <w:right w:space="0" w:sz="0" w:val="nil"/>
+          <w:between w:space="0" w:sz="0" w:val="nil"/>
+        </w:pBdr>
+        <w:shd w:fill="auto" w:val="clear"/>
+        <w:spacing w:after="0" w:before="0" w:line="240" w:lineRule="auto"/>
+        <w:ind w:left="0" w:right="0" w:firstLine="0"/>
+        <w:jc w:val="left"/>
+        <w:rPr>
+          <w:rFonts w:ascii="Arial" w:cs="Arial" w:eastAsia="Arial" w:hAnsi="Arial"/>
+          <w:b w:val="0"/>
+          <w:i w:val="0"/>
+          <w:smallCaps w:val="0"/>
+          <w:strike w:val="0"/>
+          <w:color w:val="000000"/>
+          <w:sz w:val="22"/>
+          <w:szCs w:val="22"/>
+          <w:u w:val="none"/>
+          <w:shd w:fill="auto" w:val="clear"/>
+          <w:vertAlign w:val="baseline"/>
+        </w:rPr>
+      </w:pPr>
+      <w:r>
+        <w:rPr>
+          <w:rFonts w:ascii="Arial" w:cs="Arial" w:eastAsia="Arial" w:hAnsi="Arial"/>
+          <w:b w:val="0"/>
+          <w:i w:val="0"/>
+          <w:smallCaps w:val="0"/>
+          <w:strike w:val="0"/>
+          <w:color w:val="000000"/>
+          <w:sz w:val="22"/>
+          <w:szCs w:val="22"/>
+          <w:u w:val="none"/>
+          <w:shd w:fill="auto" w:val="clear"/>
+          <w:vertAlign w:val="baseline"/>
+          <w:rtl w:val="0"/>
+        </w:rPr>
+        <w:t xml:space="preserve">generalizar - nao focar em saude</w:t>
       </w:r>
     </w:p>
   </w:comment>
@@ -17495,39 +20053,6 @@
 
 <file path=word/commentsExtended.xml><?xml version="1.0" encoding="utf-8"?>
 <w15:commentsEx xmlns:mc="http://schemas.openxmlformats.org/markup-compatibility/2006" xmlns:o="urn:schemas-microsoft-com:office:office" xmlns:r="http://schemas.openxmlformats.org/officeDocument/2006/relationships" xmlns:m="http://schemas.openxmlformats.org/officeDocument/2006/math" xmlns:v="urn:schemas-microsoft-com:vml" xmlns:wp="http://schemas.openxmlformats.org/drawingml/2006/wordprocessingDrawing" xmlns:w10="urn:schemas-microsoft-com:office:word" xmlns:w="http://schemas.openxmlformats.org/wordprocessingml/2006/main" xmlns:wne="http://schemas.microsoft.com/office/word/2006/wordml" xmlns:sl="http://schemas.openxmlformats.org/schemaLibrary/2006/main" xmlns:a="http://schemas.openxmlformats.org/drawingml/2006/main" xmlns:pic="http://schemas.openxmlformats.org/drawingml/2006/picture" xmlns:c="http://schemas.openxmlformats.org/drawingml/2006/chart" xmlns:lc="http://schemas.openxmlformats.org/drawingml/2006/lockedCanvas" xmlns:dgm="http://schemas.openxmlformats.org/drawingml/2006/diagram" xmlns:wps="http://schemas.microsoft.com/office/word/2010/wordprocessingShape" xmlns:wpg="http://schemas.microsoft.com/office/word/2010/wordprocessingGroup" xmlns:w14="http://schemas.microsoft.com/office/word/2010/wordml" xmlns:w15="http://schemas.microsoft.com/office/word/2012/wordml" xmlns:w16="http://schemas.microsoft.com/office/word/2018/wordml" xmlns:w16cex="http://schemas.microsoft.com/office/word/2018/wordml/cex" xmlns:w16cid="http://schemas.microsoft.com/office/word/2016/wordml/cid" xmlns="http://schemas.microsoft.com/office/tasks/2019/documenttasks" xmlns:cr="http://schemas.microsoft.com/office/comments/2020/reactions">
-  <w15:commentEx w15:paraId="000001F2" w15:done="0"/>
-  <w15:commentEx w15:paraId="000001F3" w15:done="0"/>
-  <w15:commentEx w15:paraId="000001F4" w15:done="0"/>
-  <w15:commentEx w15:paraId="000001F5" w15:done="0"/>
-  <w15:commentEx w15:paraId="000001F6" w15:done="0"/>
-  <w15:commentEx w15:paraId="000001F7" w15:done="0"/>
-  <w15:commentEx w15:paraId="000001F8" w15:done="0"/>
-  <w15:commentEx w15:paraId="000001F9" w15:done="0"/>
-  <w15:commentEx w15:paraId="000001FA" w15:done="0"/>
-  <w15:commentEx w15:paraId="000001FB" w15:done="0"/>
-  <w15:commentEx w15:paraId="000001FC" w15:done="0"/>
-  <w15:commentEx w15:paraId="000001FD" w15:done="0"/>
-  <w15:commentEx w15:paraId="000001FE" w15:done="0"/>
-  <w15:commentEx w15:paraId="000001FF" w15:done="0"/>
-  <w15:commentEx w15:paraId="00000200" w15:done="0"/>
-  <w15:commentEx w15:paraId="00000201" w15:done="0"/>
-  <w15:commentEx w15:paraId="00000202" w15:done="0"/>
-  <w15:commentEx w15:paraId="00000203" w15:done="0"/>
-  <w15:commentEx w15:paraId="00000204" w15:done="0"/>
-  <w15:commentEx w15:paraId="00000205" w15:done="0"/>
-  <w15:commentEx w15:paraId="00000206" w15:done="0"/>
-  <w15:commentEx w15:paraId="00000207" w15:done="0"/>
-  <w15:commentEx w15:paraId="00000208" w15:done="0"/>
-  <w15:commentEx w15:paraId="00000209" w15:done="0"/>
-  <w15:commentEx w15:paraId="0000020A" w15:done="0"/>
-  <w15:commentEx w15:paraId="0000020B" w15:done="0"/>
-  <w15:commentEx w15:paraId="0000020C" w15:done="0"/>
-  <w15:commentEx w15:paraId="0000020D" w15:done="0"/>
-  <w15:commentEx w15:paraId="0000020E" w15:done="0"/>
-  <w15:commentEx w15:paraId="0000020F" w15:done="0"/>
-  <w15:commentEx w15:paraId="00000211" w15:done="0"/>
-  <w15:commentEx w15:paraId="00000212" w15:done="0"/>
-  <w15:commentEx w15:paraId="00000213" w15:done="0"/>
   <w15:commentEx w15:paraId="00000214" w15:done="0"/>
   <w15:commentEx w15:paraId="00000215" w15:done="0"/>
   <w15:commentEx w15:paraId="00000216" w15:done="0"/>
@@ -17540,20 +20065,71 @@
   <w15:commentEx w15:paraId="0000021D" w15:done="0"/>
   <w15:commentEx w15:paraId="0000021E" w15:done="0"/>
   <w15:commentEx w15:paraId="0000021F" w15:done="0"/>
-  <w15:commentEx w15:paraId="00000220" w15:paraIdParent="0000021F" w15:done="0"/>
+  <w15:commentEx w15:paraId="00000220" w15:done="0"/>
   <w15:commentEx w15:paraId="00000221" w15:done="0"/>
   <w15:commentEx w15:paraId="00000222" w15:done="0"/>
   <w15:commentEx w15:paraId="00000223" w15:done="0"/>
   <w15:commentEx w15:paraId="00000224" w15:done="0"/>
   <w15:commentEx w15:paraId="00000225" w15:done="0"/>
+  <w15:commentEx w15:paraId="00000226" w15:done="0"/>
   <w15:commentEx w15:paraId="00000227" w15:done="0"/>
   <w15:commentEx w15:paraId="00000228" w15:done="0"/>
   <w15:commentEx w15:paraId="00000229" w15:done="0"/>
   <w15:commentEx w15:paraId="0000022A" w15:done="0"/>
   <w15:commentEx w15:paraId="0000022B" w15:done="0"/>
   <w15:commentEx w15:paraId="0000022C" w15:done="0"/>
-  <w15:commentEx w15:paraId="0000022D" w15:paraIdParent="0000022C" w15:done="0"/>
+  <w15:commentEx w15:paraId="0000022D" w15:done="0"/>
   <w15:commentEx w15:paraId="0000022E" w15:done="0"/>
+  <w15:commentEx w15:paraId="0000022F" w15:done="0"/>
+  <w15:commentEx w15:paraId="00000230" w15:done="0"/>
+  <w15:commentEx w15:paraId="00000231" w15:done="0"/>
+  <w15:commentEx w15:paraId="00000232" w15:done="0"/>
+  <w15:commentEx w15:paraId="00000233" w15:done="0"/>
+  <w15:commentEx w15:paraId="00000234" w15:done="0"/>
+  <w15:commentEx w15:paraId="00000235" w15:done="0"/>
+  <w15:commentEx w15:paraId="00000236" w15:done="0"/>
+  <w15:commentEx w15:paraId="00000237" w15:done="0"/>
+  <w15:commentEx w15:paraId="00000239" w15:done="0"/>
+  <w15:commentEx w15:paraId="0000023B" w15:done="0"/>
+  <w15:commentEx w15:paraId="0000023C" w15:done="0"/>
+  <w15:commentEx w15:paraId="0000023D" w15:done="0"/>
+  <w15:commentEx w15:paraId="0000023E" w15:done="0"/>
+  <w15:commentEx w15:paraId="0000023F" w15:done="0"/>
+  <w15:commentEx w15:paraId="00000240" w15:done="0"/>
+  <w15:commentEx w15:paraId="00000241" w15:done="0"/>
+  <w15:commentEx w15:paraId="00000242" w15:done="0"/>
+  <w15:commentEx w15:paraId="00000243" w15:done="0"/>
+  <w15:commentEx w15:paraId="00000244" w15:done="0"/>
+  <w15:commentEx w15:paraId="00000245" w15:done="0"/>
+  <w15:commentEx w15:paraId="00000246" w15:done="0"/>
+  <w15:commentEx w15:paraId="00000247" w15:done="0"/>
+  <w15:commentEx w15:paraId="00000248" w15:done="0"/>
+  <w15:commentEx w15:paraId="00000249" w15:done="0"/>
+  <w15:commentEx w15:paraId="0000024A" w15:done="0"/>
+  <w15:commentEx w15:paraId="0000024B" w15:paraIdParent="0000024A" w15:done="0"/>
+  <w15:commentEx w15:paraId="0000024C" w15:done="0"/>
+  <w15:commentEx w15:paraId="0000024D" w15:paraIdParent="0000024C" w15:done="0"/>
+  <w15:commentEx w15:paraId="0000024E" w15:done="0"/>
+  <w15:commentEx w15:paraId="0000024F" w15:paraIdParent="0000024E" w15:done="0"/>
+  <w15:commentEx w15:paraId="00000250" w15:done="0"/>
+  <w15:commentEx w15:paraId="00000251" w15:paraIdParent="00000250" w15:done="0"/>
+  <w15:commentEx w15:paraId="00000252" w15:done="0"/>
+  <w15:commentEx w15:paraId="00000253" w15:done="0"/>
+  <w15:commentEx w15:paraId="00000254" w15:done="0"/>
+  <w15:commentEx w15:paraId="00000256" w15:done="0"/>
+  <w15:commentEx w15:paraId="00000258" w15:done="0"/>
+  <w15:commentEx w15:paraId="00000259" w15:done="0"/>
+  <w15:commentEx w15:paraId="0000025A" w15:paraIdParent="00000259" w15:done="0"/>
+  <w15:commentEx w15:paraId="0000025B" w15:done="0"/>
+  <w15:commentEx w15:paraId="0000025C" w15:done="0"/>
+  <w15:commentEx w15:paraId="0000025D" w15:done="0"/>
+  <w15:commentEx w15:paraId="0000025E" w15:done="0"/>
+  <w15:commentEx w15:paraId="0000025F" w15:done="0"/>
+  <w15:commentEx w15:paraId="00000260" w15:paraIdParent="0000025F" w15:done="0"/>
+  <w15:commentEx w15:paraId="00000261" w15:done="0"/>
+  <w15:commentEx w15:paraId="00000262" w15:done="0"/>
+  <w15:commentEx w15:paraId="00000263" w15:done="0"/>
+  <w15:commentEx w15:paraId="00000264" w15:done="0"/>
 </w15:commentsEx>
 </file>
 
@@ -17671,6 +20247,56 @@
           <w:rtl w:val="0"/>
         </w:rPr>
         <w:t xml:space="preserve">unidade hospitalar de pacientes gravemente doente</w:t>
+      </w:r>
+      <w:r>
+        <w:rPr>
+          <w:rtl w:val="0"/>
+        </w:rPr>
+      </w:r>
+    </w:p>
+  </w:footnote>
+  <w:footnote w:id="3">
+    <w:p>
+      <w:pPr>
+        <w:spacing w:after="0" w:line="240" w:lineRule="auto"/>
+        <w:rPr>
+          <w:sz w:val="20"/>
+          <w:szCs w:val="20"/>
+        </w:rPr>
+      </w:pPr>
+      <w:r>
+        <w:rPr>
+          <w:rStyle w:val="FootnoteReference"/>
+          <w:vertAlign w:val="superscript"/>
+        </w:rPr>
+        <w:footnoteRef/>
+      </w:r>
+      <w:r>
+        <w:rPr>
+          <w:sz w:val="20"/>
+          <w:szCs w:val="20"/>
+          <w:rtl w:val="0"/>
+        </w:rPr>
+        <w:t xml:space="preserve"> </w:t>
+      </w:r>
+      <w:r>
+        <w:rPr>
+          <w:rFonts w:ascii="Arial" w:cs="Arial" w:eastAsia="Arial" w:hAnsi="Arial"/>
+          <w:sz w:val="24"/>
+          <w:szCs w:val="24"/>
+          <w:rtl w:val="0"/>
+        </w:rPr>
+        <w:t xml:space="preserve">SIVEP-Gripe: </w:t>
+      </w:r>
+      <w:r>
+        <w:rPr>
+          <w:rFonts w:ascii="Arial" w:cs="Arial" w:eastAsia="Arial" w:hAnsi="Arial"/>
+          <w:color w:val="040c28"/>
+          <w:sz w:val="24"/>
+          <w:szCs w:val="24"/>
+          <w:rtl w:val="0"/>
+        </w:rPr>
+        <w:t xml:space="preserve">Sistema de Informação da Vigilância Epidemiológica da Gripe</w:t>
       </w:r>
       <w:r>
         <w:rPr>
@@ -20261,7 +22887,7 @@
 
 <file path=customXML/item1.xml><?xml version="1.0" encoding="utf-8"?>
 <go:gDocsCustomXmlDataStorage xmlns:go="http://customooxmlschemas.google.com/" xmlns:r="http://schemas.openxmlformats.org/officeDocument/2006/relationships" uri="GoogleDocsCustomDataVersion2">
-  <go:docsCustomData xmlns:go="http://customooxmlschemas.google.com/" roundtripDataSignature="AMtx7mgl3r3tIR4GOszX92A6Hl+MEBXPzA==">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</go:docsCustomData>
+  <go:docsCustomData xmlns:go="http://customooxmlschemas.google.com/" roundtripDataSignature="AMtx7mhSX/VwycATqnsJoTf/YnMwBvpmtQ==">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</go:docsCustomData>
 </go:gDocsCustomXmlDataStorage>
 </file>
 

--- a/documentos - tcc/TCCI_nimsai.docx
+++ b/documentos - tcc/TCCI_nimsai.docx
@@ -4463,6 +4463,62 @@
         <w:t xml:space="preserve">.</w:t>
       </w:r>
     </w:p>
+    <w:sdt>
+      <w:sdtPr>
+        <w:tag w:val="goog_rdk_33"/>
+      </w:sdtPr>
+      <w:sdtContent>
+        <w:p>
+          <w:pPr>
+            <w:spacing w:after="240" w:before="240" w:lineRule="auto"/>
+            <w:jc w:val="both"/>
+            <w:rPr>
+              <w:ins w:author="Iasmin Marques" w:id="1" w:date="2025-03-08T13:34:11Z"/>
+              <w:rFonts w:ascii="Arial" w:cs="Arial" w:eastAsia="Arial" w:hAnsi="Arial"/>
+              <w:b w:val="1"/>
+              <w:sz w:val="24"/>
+              <w:szCs w:val="24"/>
+              <w:highlight w:val="white"/>
+            </w:rPr>
+          </w:pPr>
+          <w:r>
+            <w:rPr>
+              <w:rFonts w:ascii="Arial" w:cs="Arial" w:eastAsia="Arial" w:hAnsi="Arial"/>
+              <w:b w:val="1"/>
+              <w:sz w:val="24"/>
+              <w:szCs w:val="24"/>
+              <w:rtl w:val="0"/>
+            </w:rPr>
+            <w:t xml:space="preserve">3.2  </w:t>
+          </w:r>
+          <w:r>
+            <w:rPr>
+              <w:rFonts w:ascii="Arial" w:cs="Arial" w:eastAsia="Arial" w:hAnsi="Arial"/>
+              <w:b w:val="1"/>
+              <w:sz w:val="24"/>
+              <w:szCs w:val="24"/>
+              <w:highlight w:val="white"/>
+              <w:rtl w:val="0"/>
+            </w:rPr>
+            <w:t xml:space="preserve">DADOS</w:t>
+          </w:r>
+          <w:sdt>
+            <w:sdtPr>
+              <w:tag w:val="goog_rdk_32"/>
+            </w:sdtPr>
+            <w:sdtContent>
+              <w:ins w:author="Iasmin Marques" w:id="1" w:date="2025-03-08T13:34:11Z">
+                <w:r>
+                  <w:rPr>
+                    <w:rtl w:val="0"/>
+                  </w:rPr>
+                </w:r>
+              </w:ins>
+            </w:sdtContent>
+          </w:sdt>
+        </w:p>
+      </w:sdtContent>
+    </w:sdt>
     <w:p>
       <w:pPr>
         <w:spacing w:after="240" w:before="240" w:lineRule="auto"/>
@@ -4475,50 +4531,30 @@
           <w:highlight w:val="white"/>
         </w:rPr>
       </w:pPr>
-      <w:r>
-        <w:rPr>
-          <w:rFonts w:ascii="Arial" w:cs="Arial" w:eastAsia="Arial" w:hAnsi="Arial"/>
-          <w:b w:val="1"/>
-          <w:sz w:val="24"/>
-          <w:szCs w:val="24"/>
-          <w:rtl w:val="0"/>
-        </w:rPr>
-        <w:t xml:space="preserve">3.2  </w:t>
-      </w:r>
-      <w:r>
-        <w:rPr>
-          <w:rFonts w:ascii="Arial" w:cs="Arial" w:eastAsia="Arial" w:hAnsi="Arial"/>
-          <w:b w:val="1"/>
-          <w:sz w:val="24"/>
-          <w:szCs w:val="24"/>
-          <w:highlight w:val="white"/>
-          <w:rtl w:val="0"/>
-        </w:rPr>
-        <w:t xml:space="preserve">DADOS</w:t>
-      </w:r>
-    </w:p>
-    <w:p>
-      <w:pPr>
-        <w:spacing w:after="240" w:before="240" w:lineRule="auto"/>
-        <w:jc w:val="both"/>
-        <w:rPr>
-          <w:rFonts w:ascii="Arial" w:cs="Arial" w:eastAsia="Arial" w:hAnsi="Arial"/>
-          <w:b w:val="1"/>
-          <w:sz w:val="24"/>
-          <w:szCs w:val="24"/>
-          <w:highlight w:val="white"/>
-        </w:rPr>
-      </w:pPr>
-      <w:r>
-        <w:rPr>
-          <w:rFonts w:ascii="Arial" w:cs="Arial" w:eastAsia="Arial" w:hAnsi="Arial"/>
-          <w:b w:val="1"/>
-          <w:sz w:val="24"/>
-          <w:szCs w:val="24"/>
-          <w:highlight w:val="white"/>
-          <w:rtl w:val="0"/>
-        </w:rPr>
-        <w:t xml:space="preserve">[comentar sobre dados ?]</w:t>
+      <w:sdt>
+        <w:sdtPr>
+          <w:tag w:val="goog_rdk_34"/>
+        </w:sdtPr>
+        <w:sdtContent>
+          <w:ins w:author="Iasmin Marques" w:id="1" w:date="2025-03-08T13:34:11Z">
+            <w:r>
+              <w:rPr>
+                <w:rFonts w:ascii="Arial" w:cs="Arial" w:eastAsia="Arial" w:hAnsi="Arial"/>
+                <w:b w:val="1"/>
+                <w:sz w:val="24"/>
+                <w:szCs w:val="24"/>
+                <w:highlight w:val="white"/>
+                <w:rtl w:val="0"/>
+              </w:rPr>
+              <w:t xml:space="preserve">[comentar sobre dados ?]</w:t>
+            </w:r>
+          </w:ins>
+        </w:sdtContent>
+      </w:sdt>
+      <w:r>
+        <w:rPr>
+          <w:rtl w:val="0"/>
+        </w:rPr>
       </w:r>
     </w:p>
     <w:p>
@@ -4623,7 +4659,7 @@
       </w:r>
       <w:sdt>
         <w:sdtPr>
-          <w:tag w:val="goog_rdk_32"/>
+          <w:tag w:val="goog_rdk_35"/>
         </w:sdtPr>
         <w:sdtContent>
           <w:commentRangeStart w:id="27"/>
@@ -4631,7 +4667,7 @@
       </w:sdt>
       <w:sdt>
         <w:sdtPr>
-          <w:tag w:val="goog_rdk_33"/>
+          <w:tag w:val="goog_rdk_36"/>
         </w:sdtPr>
         <w:sdtContent>
           <w:commentRangeStart w:id="28"/>
@@ -4699,7 +4735,7 @@
       </w:r>
       <w:sdt>
         <w:sdtPr>
-          <w:tag w:val="goog_rdk_34"/>
+          <w:tag w:val="goog_rdk_37"/>
         </w:sdtPr>
         <w:sdtContent>
           <w:commentRangeStart w:id="29"/>
@@ -4772,7 +4808,7 @@
       </w:r>
       <w:sdt>
         <w:sdtPr>
-          <w:tag w:val="goog_rdk_35"/>
+          <w:tag w:val="goog_rdk_38"/>
         </w:sdtPr>
         <w:sdtContent>
           <w:commentRangeStart w:id="30"/>
@@ -4818,7 +4854,7 @@
       </w:r>
       <w:sdt>
         <w:sdtPr>
-          <w:tag w:val="goog_rdk_36"/>
+          <w:tag w:val="goog_rdk_39"/>
         </w:sdtPr>
         <w:sdtContent>
           <w:commentRangeStart w:id="31"/>
@@ -4849,7 +4885,7 @@
       </w:r>
       <w:sdt>
         <w:sdtPr>
-          <w:tag w:val="goog_rdk_37"/>
+          <w:tag w:val="goog_rdk_40"/>
         </w:sdtPr>
         <w:sdtContent>
           <w:commentRangeStart w:id="32"/>
@@ -4889,7 +4925,7 @@
       </w:r>
       <w:sdt>
         <w:sdtPr>
-          <w:tag w:val="goog_rdk_38"/>
+          <w:tag w:val="goog_rdk_41"/>
         </w:sdtPr>
         <w:sdtContent>
           <w:commentRangeStart w:id="33"/>
@@ -5011,7 +5047,7 @@
       </w:r>
       <w:sdt>
         <w:sdtPr>
-          <w:tag w:val="goog_rdk_39"/>
+          <w:tag w:val="goog_rdk_42"/>
         </w:sdtPr>
         <w:sdtContent>
           <w:commentRangeStart w:id="34"/>
@@ -5019,7 +5055,7 @@
       </w:sdt>
       <w:sdt>
         <w:sdtPr>
-          <w:tag w:val="goog_rdk_40"/>
+          <w:tag w:val="goog_rdk_43"/>
         </w:sdtPr>
         <w:sdtContent>
           <w:commentRangeStart w:id="35"/>
@@ -5073,7 +5109,7 @@
       </w:r>
       <w:sdt>
         <w:sdtPr>
-          <w:tag w:val="goog_rdk_41"/>
+          <w:tag w:val="goog_rdk_44"/>
         </w:sdtPr>
         <w:sdtContent>
           <w:commentRangeStart w:id="36"/>
@@ -5194,7 +5230,7 @@
       </w:r>
       <w:sdt>
         <w:sdtPr>
-          <w:tag w:val="goog_rdk_42"/>
+          <w:tag w:val="goog_rdk_45"/>
         </w:sdtPr>
         <w:sdtContent>
           <w:commentRangeStart w:id="37"/>
@@ -5234,19 +5270,19 @@
       </w:pPr>
       <w:sdt>
         <w:sdtPr>
-          <w:tag w:val="goog_rdk_44"/>
+          <w:tag w:val="goog_rdk_47"/>
         </w:sdtPr>
         <w:sdtContent>
-          <w:del w:author="Iasmin Marques" w:id="1" w:date="2025-03-07T18:43:07Z"/>
+          <w:del w:author="Iasmin Marques" w:id="2" w:date="2025-03-07T18:43:07Z"/>
           <w:sdt>
             <w:sdtPr>
-              <w:tag w:val="goog_rdk_45"/>
+              <w:tag w:val="goog_rdk_48"/>
             </w:sdtPr>
             <w:sdtContent>
               <w:commentRangeStart w:id="38"/>
             </w:sdtContent>
           </w:sdt>
-          <w:del w:author="Iasmin Marques" w:id="1" w:date="2025-03-07T18:43:07Z">
+          <w:del w:author="Iasmin Marques" w:id="2" w:date="2025-03-07T18:43:07Z">
             <w:r>
               <w:rPr>
                 <w:rFonts w:ascii="Arial" w:cs="Arial" w:eastAsia="Arial" w:hAnsi="Arial"/>
@@ -5298,7 +5334,7 @@
       </w:pPr>
       <w:sdt>
         <w:sdtPr>
-          <w:tag w:val="goog_rdk_46"/>
+          <w:tag w:val="goog_rdk_49"/>
         </w:sdtPr>
         <w:sdtContent>
           <w:commentRangeStart w:id="39"/>
@@ -5306,7 +5342,7 @@
       </w:sdt>
       <w:sdt>
         <w:sdtPr>
-          <w:tag w:val="goog_rdk_47"/>
+          <w:tag w:val="goog_rdk_50"/>
         </w:sdtPr>
         <w:sdtContent>
           <w:commentRangeStart w:id="40"/>
@@ -5394,7 +5430,7 @@
       </w:r>
       <w:sdt>
         <w:sdtPr>
-          <w:tag w:val="goog_rdk_48"/>
+          <w:tag w:val="goog_rdk_51"/>
         </w:sdtPr>
         <w:sdtContent>
           <w:commentRangeStart w:id="41"/>
@@ -5433,31 +5469,45 @@
           <w:szCs w:val="24"/>
         </w:rPr>
       </w:pPr>
-      <w:r>
-        <w:rPr>
-          <w:rFonts w:ascii="Arial" w:cs="Arial" w:eastAsia="Arial" w:hAnsi="Arial"/>
-          <w:sz w:val="24"/>
-          <w:szCs w:val="24"/>
-          <w:rtl w:val="0"/>
-        </w:rPr>
-        <w:t xml:space="preserve">Na etapa de pré-processamento é onde ocorre o tratamento de valores ausentes, normalização de variáveis e balanceamento de classes. </w:t>
-      </w:r>
-    </w:p>
-    <w:p>
-      <w:pPr>
-        <w:ind w:left="0" w:firstLine="720"/>
-        <w:rPr>
-          <w:rFonts w:ascii="Arial" w:cs="Arial" w:eastAsia="Arial" w:hAnsi="Arial"/>
-          <w:sz w:val="24"/>
-          <w:szCs w:val="24"/>
-        </w:rPr>
-      </w:pPr>
       <w:sdt>
         <w:sdtPr>
-          <w:tag w:val="goog_rdk_50"/>
+          <w:tag w:val="goog_rdk_53"/>
         </w:sdtPr>
         <w:sdtContent>
-          <w:del w:author="Iasmin Marques" w:id="2" w:date="2025-03-07T19:14:41Z">
+          <w:del w:author="Iasmin Marques" w:id="3" w:date="2025-03-08T13:35:25Z">
+            <w:r>
+              <w:rPr>
+                <w:rFonts w:ascii="Arial" w:cs="Arial" w:eastAsia="Arial" w:hAnsi="Arial"/>
+                <w:sz w:val="24"/>
+                <w:szCs w:val="24"/>
+                <w:rtl w:val="0"/>
+              </w:rPr>
+              <w:delText xml:space="preserve">Na etapa de pré-processamento é onde ocorre o tratamento de valores ausentes, normalização de variáveis e balanceamento de classes. </w:delText>
+            </w:r>
+          </w:del>
+        </w:sdtContent>
+      </w:sdt>
+      <w:r>
+        <w:rPr>
+          <w:rtl w:val="0"/>
+        </w:rPr>
+      </w:r>
+    </w:p>
+    <w:p>
+      <w:pPr>
+        <w:ind w:left="0" w:firstLine="720"/>
+        <w:rPr>
+          <w:rFonts w:ascii="Arial" w:cs="Arial" w:eastAsia="Arial" w:hAnsi="Arial"/>
+          <w:sz w:val="24"/>
+          <w:szCs w:val="24"/>
+        </w:rPr>
+      </w:pPr>
+      <w:sdt>
+        <w:sdtPr>
+          <w:tag w:val="goog_rdk_55"/>
+        </w:sdtPr>
+        <w:sdtContent>
+          <w:del w:author="Iasmin Marques" w:id="4" w:date="2025-03-07T19:14:41Z">
             <w:r>
               <w:rPr>
                 <w:rFonts w:ascii="Arial" w:cs="Arial" w:eastAsia="Arial" w:hAnsi="Arial"/>
@@ -5497,7 +5547,7 @@
       </w:r>
       <w:sdt>
         <w:sdtPr>
-          <w:tag w:val="goog_rdk_51"/>
+          <w:tag w:val="goog_rdk_56"/>
         </w:sdtPr>
         <w:sdtContent>
           <w:commentRangeStart w:id="42"/>
@@ -5533,10 +5583,10 @@
       </w:pPr>
       <w:sdt>
         <w:sdtPr>
-          <w:tag w:val="goog_rdk_53"/>
+          <w:tag w:val="goog_rdk_58"/>
         </w:sdtPr>
         <w:sdtContent>
-          <w:del w:author="Iasmin Marques" w:id="3" w:date="2025-03-07T19:14:44Z">
+          <w:del w:author="Iasmin Marques" w:id="5" w:date="2025-03-07T19:14:44Z">
             <w:r>
               <w:rPr>
                 <w:rFonts w:ascii="Arial" w:cs="Arial" w:eastAsia="Arial" w:hAnsi="Arial"/>
@@ -5576,7 +5626,7 @@
       </w:r>
       <w:sdt>
         <w:sdtPr>
-          <w:tag w:val="goog_rdk_54"/>
+          <w:tag w:val="goog_rdk_59"/>
         </w:sdtPr>
         <w:sdtContent>
           <w:commentRangeStart w:id="43"/>
@@ -5615,25 +5665,9 @@
           <w:szCs w:val="24"/>
         </w:rPr>
       </w:pPr>
-      <w:r>
-        <w:rPr>
-          <w:rtl w:val="0"/>
-        </w:rPr>
-      </w:r>
-    </w:p>
-    <w:p>
-      <w:pPr>
-        <w:spacing w:after="240" w:before="240" w:lineRule="auto"/>
-        <w:jc w:val="both"/>
-        <w:rPr>
-          <w:rFonts w:ascii="Arial" w:cs="Arial" w:eastAsia="Arial" w:hAnsi="Arial"/>
-          <w:sz w:val="24"/>
-          <w:szCs w:val="24"/>
-        </w:rPr>
-      </w:pPr>
       <w:sdt>
         <w:sdtPr>
-          <w:tag w:val="goog_rdk_55"/>
+          <w:tag w:val="goog_rdk_60"/>
         </w:sdtPr>
         <w:sdtContent>
           <w:commentRangeStart w:id="44"/>
@@ -5703,10 +5737,10 @@
       </w:pPr>
       <w:sdt>
         <w:sdtPr>
-          <w:tag w:val="goog_rdk_57"/>
+          <w:tag w:val="goog_rdk_62"/>
         </w:sdtPr>
         <w:sdtContent>
-          <w:del w:author="Iasmin Marques" w:id="4" w:date="2025-03-07T19:14:48Z">
+          <w:del w:author="Iasmin Marques" w:id="6" w:date="2025-03-07T19:14:48Z">
             <w:r>
               <w:rPr>
                 <w:rFonts w:ascii="Arial" w:cs="Arial" w:eastAsia="Arial" w:hAnsi="Arial"/>
@@ -5719,13 +5753,13 @@
           </w:del>
           <w:sdt>
             <w:sdtPr>
-              <w:tag w:val="goog_rdk_58"/>
+              <w:tag w:val="goog_rdk_63"/>
             </w:sdtPr>
             <w:sdtContent>
               <w:commentRangeStart w:id="45"/>
             </w:sdtContent>
           </w:sdt>
-          <w:del w:author="Iasmin Marques" w:id="4" w:date="2025-03-07T19:14:48Z">
+          <w:del w:author="Iasmin Marques" w:id="6" w:date="2025-03-07T19:14:48Z">
             <w:r>
               <w:rPr>
                 <w:rFonts w:ascii="Arial" w:cs="Arial" w:eastAsia="Arial" w:hAnsi="Arial"/>
@@ -5760,7 +5794,7 @@
       </w:pPr>
       <w:sdt>
         <w:sdtPr>
-          <w:tag w:val="goog_rdk_59"/>
+          <w:tag w:val="goog_rdk_64"/>
         </w:sdtPr>
         <w:sdtContent>
           <w:commentRangeStart w:id="46"/>
@@ -5815,7 +5849,7 @@
       </w:r>
       <w:sdt>
         <w:sdtPr>
-          <w:tag w:val="goog_rdk_60"/>
+          <w:tag w:val="goog_rdk_65"/>
         </w:sdtPr>
         <w:sdtContent>
           <w:commentRangeStart w:id="47"/>
@@ -5878,10 +5912,10 @@
       </w:r>
       <w:sdt>
         <w:sdtPr>
-          <w:tag w:val="goog_rdk_61"/>
+          <w:tag w:val="goog_rdk_66"/>
         </w:sdtPr>
         <w:sdtContent>
-          <w:del w:author="Iasmin Marques" w:id="5" w:date="2025-03-07T18:47:08Z">
+          <w:del w:author="Iasmin Marques" w:id="7" w:date="2025-03-07T18:47:08Z">
             <w:r>
               <w:rPr>
                 <w:rFonts w:ascii="Arial" w:cs="Arial" w:eastAsia="Arial" w:hAnsi="Arial"/>
@@ -5906,22 +5940,45 @@
         <w:jc w:val="both"/>
         <w:rPr>
           <w:rFonts w:ascii="Arial" w:cs="Arial" w:eastAsia="Arial" w:hAnsi="Arial"/>
-          <w:sz w:val="24"/>
-          <w:szCs w:val="24"/>
-        </w:rPr>
-      </w:pPr>
-      <w:r>
-        <w:rPr>
-          <w:rFonts w:ascii="Arial" w:cs="Arial" w:eastAsia="Arial" w:hAnsi="Arial"/>
-          <w:sz w:val="24"/>
-          <w:szCs w:val="24"/>
-          <w:rtl w:val="0"/>
-        </w:rPr>
-        <w:t xml:space="preserve">A análise de dados na saúde tem se tornado um campo fundamental para o monitoramento e tomada de decisões clínicas e epidemiológicas. O uso de dados estruturados permite a criação de modelos, como por exemplo modelos preditivos capazes de identificar padrões em grandes volumes de informações, auxiliando na prevenção e controle de doenças </w:t>
+          <w:b w:val="1"/>
+          <w:sz w:val="24"/>
+          <w:szCs w:val="24"/>
+        </w:rPr>
+      </w:pPr>
+      <w:r>
+        <w:rPr>
+          <w:rFonts w:ascii="Arial" w:cs="Arial" w:eastAsia="Arial" w:hAnsi="Arial"/>
+          <w:b w:val="1"/>
+          <w:sz w:val="24"/>
+          <w:szCs w:val="24"/>
+          <w:rtl w:val="0"/>
+        </w:rPr>
+        <w:t xml:space="preserve">[análise de dados]</w:t>
+      </w:r>
+    </w:p>
+    <w:p>
+      <w:pPr>
+        <w:spacing w:after="240" w:before="240" w:lineRule="auto"/>
+        <w:jc w:val="both"/>
+        <w:rPr>
+          <w:rFonts w:ascii="Arial" w:cs="Arial" w:eastAsia="Arial" w:hAnsi="Arial"/>
+          <w:b w:val="1"/>
+          <w:sz w:val="24"/>
+          <w:szCs w:val="24"/>
+        </w:rPr>
+      </w:pPr>
+      <w:r>
+        <w:rPr>
+          <w:rFonts w:ascii="Arial" w:cs="Arial" w:eastAsia="Arial" w:hAnsi="Arial"/>
+          <w:sz w:val="24"/>
+          <w:szCs w:val="24"/>
+          <w:rtl w:val="0"/>
+        </w:rPr>
+        <w:t xml:space="preserve">A análise de dados é um processo que possui como principal objetivo transformar informações e números em insights que auxiliam na otimização e descoberta de conhecimento para tomada de decisões mais assertivas. Métodos como o aprendizado de máquina e </w:t>
       </w:r>
       <w:sdt>
         <w:sdtPr>
-          <w:tag w:val="goog_rdk_62"/>
+          <w:tag w:val="goog_rdk_67"/>
         </w:sdtPr>
         <w:sdtContent>
           <w:commentRangeStart w:id="48"/>
@@ -5930,15 +5987,161 @@
       <w:r>
         <w:rPr>
           <w:rFonts w:ascii="Arial" w:cs="Arial" w:eastAsia="Arial" w:hAnsi="Arial"/>
+          <w:b w:val="1"/>
+          <w:sz w:val="24"/>
+          <w:szCs w:val="24"/>
+          <w:rtl w:val="0"/>
+        </w:rPr>
+        <w:t xml:space="preserve">mineração de dados</w:t>
+      </w:r>
+      <w:commentRangeEnd w:id="48"/>
+      <w:r>
+        <w:commentReference w:id="48"/>
+      </w:r>
+      <w:r>
+        <w:rPr>
+          <w:rFonts w:ascii="Arial" w:cs="Arial" w:eastAsia="Arial" w:hAnsi="Arial"/>
+          <w:sz w:val="24"/>
+          <w:szCs w:val="24"/>
+          <w:rtl w:val="0"/>
+        </w:rPr>
+        <w:t xml:space="preserve"> são amplamente utilizados para identificar padrões ocultos e gerar </w:t>
+      </w:r>
+      <w:r>
+        <w:rPr>
+          <w:rFonts w:ascii="Arial" w:cs="Arial" w:eastAsia="Arial" w:hAnsi="Arial"/>
+          <w:i w:val="1"/>
+          <w:sz w:val="24"/>
+          <w:szCs w:val="24"/>
+          <w:rtl w:val="0"/>
+        </w:rPr>
+        <w:t xml:space="preserve">insights</w:t>
+      </w:r>
+      <w:r>
+        <w:rPr>
+          <w:rFonts w:ascii="Arial" w:cs="Arial" w:eastAsia="Arial" w:hAnsi="Arial"/>
+          <w:sz w:val="24"/>
+          <w:szCs w:val="24"/>
+          <w:rtl w:val="0"/>
+        </w:rPr>
+        <w:t xml:space="preserve"> estratégicos a partir de grandes volumes de informação. </w:t>
+      </w:r>
+      <w:r>
+        <w:rPr>
+          <w:rtl w:val="0"/>
+        </w:rPr>
+      </w:r>
+    </w:p>
+    <w:p>
+      <w:pPr>
+        <w:spacing w:after="240" w:before="240" w:lineRule="auto"/>
+        <w:jc w:val="both"/>
+        <w:rPr>
+          <w:rFonts w:ascii="Arial" w:cs="Arial" w:eastAsia="Arial" w:hAnsi="Arial"/>
+          <w:b w:val="1"/>
+          <w:sz w:val="24"/>
+          <w:szCs w:val="24"/>
+        </w:rPr>
+      </w:pPr>
+      <w:sdt>
+        <w:sdtPr>
+          <w:tag w:val="goog_rdk_69"/>
+        </w:sdtPr>
+        <w:sdtContent>
+          <w:del w:author="Iasmin Marques" w:id="8" w:date="2025-03-08T13:33:47Z"/>
+          <w:sdt>
+            <w:sdtPr>
+              <w:tag w:val="goog_rdk_70"/>
+            </w:sdtPr>
+            <w:sdtContent>
+              <w:commentRangeStart w:id="49"/>
+            </w:sdtContent>
+          </w:sdt>
+          <w:del w:author="Iasmin Marques" w:id="8" w:date="2025-03-08T13:33:47Z">
+            <w:r>
+              <w:rPr>
+                <w:rFonts w:ascii="Arial" w:cs="Arial" w:eastAsia="Arial" w:hAnsi="Arial"/>
+                <w:b w:val="1"/>
+                <w:sz w:val="24"/>
+                <w:szCs w:val="24"/>
+                <w:rtl w:val="0"/>
+              </w:rPr>
+              <w:delText xml:space="preserve">Como dito anteriormente para análise de dados será aplicado o processo de descoberta de conhecimento em bases de dados (KDD) pode ser subdividido em etapas que incluem a seleção, limpeza, transformação e modelagem dos dados, permitindo que organizações e pesquisadores extraiam informações relevantes para seus respectivos </w:delText>
+            </w:r>
+            <w:sdt>
+              <w:sdtPr>
+                <w:tag w:val="goog_rdk_71"/>
+              </w:sdtPr>
+              <w:sdtContent>
+                <w:commentRangeStart w:id="50"/>
+              </w:sdtContent>
+            </w:sdt>
+            <w:r>
+              <w:rPr>
+                <w:rFonts w:ascii="Arial" w:cs="Arial" w:eastAsia="Arial" w:hAnsi="Arial"/>
+                <w:b w:val="1"/>
+                <w:sz w:val="24"/>
+                <w:szCs w:val="24"/>
+                <w:rtl w:val="0"/>
+              </w:rPr>
+              <w:delText xml:space="preserve">domínios</w:delText>
+            </w:r>
+          </w:del>
+        </w:sdtContent>
+      </w:sdt>
+      <w:commentRangeEnd w:id="50"/>
+      <w:r>
+        <w:commentReference w:id="50"/>
+      </w:r>
+      <w:commentRangeEnd w:id="49"/>
+      <w:r>
+        <w:commentReference w:id="49"/>
+      </w:r>
+      <w:r>
+        <w:rPr>
+          <w:rtl w:val="0"/>
+        </w:rPr>
+      </w:r>
+    </w:p>
+    <w:p>
+      <w:pPr>
+        <w:spacing w:after="240" w:before="240" w:lineRule="auto"/>
+        <w:jc w:val="both"/>
+        <w:rPr>
+          <w:rFonts w:ascii="Arial" w:cs="Arial" w:eastAsia="Arial" w:hAnsi="Arial"/>
+          <w:sz w:val="24"/>
+          <w:szCs w:val="24"/>
+        </w:rPr>
+      </w:pPr>
+      <w:r>
+        <w:rPr>
+          <w:rFonts w:ascii="Arial" w:cs="Arial" w:eastAsia="Arial" w:hAnsi="Arial"/>
+          <w:sz w:val="24"/>
+          <w:szCs w:val="24"/>
+          <w:rtl w:val="0"/>
+        </w:rPr>
+        <w:t xml:space="preserve">Na área da saúde, a análise de dados tem se tornado um campo fundamental para o monitoramento e tomada de decisões clínicas e epidemiológicas. O uso de dados estruturados permite a criação de modelos, como por exemplo modelos preditivos capazes de identificar padrões em grandes volumes de informações, auxiliando na prevenção e controle de doenças </w:t>
+      </w:r>
+      <w:sdt>
+        <w:sdtPr>
+          <w:tag w:val="goog_rdk_72"/>
+        </w:sdtPr>
+        <w:sdtContent>
+          <w:commentRangeStart w:id="51"/>
+        </w:sdtContent>
+      </w:sdt>
+      <w:r>
+        <w:rPr>
+          <w:rFonts w:ascii="Arial" w:cs="Arial" w:eastAsia="Arial" w:hAnsi="Arial"/>
           <w:sz w:val="24"/>
           <w:szCs w:val="24"/>
           <w:rtl w:val="0"/>
         </w:rPr>
         <w:t xml:space="preserve">(Belini, Ataide e Lochter, 2024)</w:t>
       </w:r>
-      <w:commentRangeEnd w:id="48"/>
-      <w:r>
-        <w:commentReference w:id="48"/>
+      <w:commentRangeEnd w:id="51"/>
+      <w:r>
+        <w:commentReference w:id="51"/>
       </w:r>
       <w:r>
         <w:rPr>
@@ -5967,14 +6170,14 @@
     </w:p>
     <w:sdt>
       <w:sdtPr>
-        <w:tag w:val="goog_rdk_65"/>
+        <w:tag w:val="goog_rdk_75"/>
       </w:sdtPr>
       <w:sdtContent>
         <w:p>
           <w:pPr>
             <w:ind w:left="708" w:firstLine="0"/>
             <w:rPr>
-              <w:del w:author="Iasmin Marques" w:id="6" w:date="2025-03-07T19:30:47Z"/>
+              <w:del w:author="Iasmin Marques" w:id="9" w:date="2025-03-07T19:30:47Z"/>
               <w:rFonts w:ascii="Arial" w:cs="Arial" w:eastAsia="Arial" w:hAnsi="Arial"/>
               <w:sz w:val="24"/>
               <w:szCs w:val="24"/>
@@ -5982,10 +6185,10 @@
           </w:pPr>
           <w:sdt>
             <w:sdtPr>
-              <w:tag w:val="goog_rdk_64"/>
+              <w:tag w:val="goog_rdk_74"/>
             </w:sdtPr>
             <w:sdtContent>
-              <w:del w:author="Iasmin Marques" w:id="6" w:date="2025-03-07T19:30:47Z">
+              <w:del w:author="Iasmin Marques" w:id="9" w:date="2025-03-07T19:30:47Z">
                 <w:r>
                   <w:rPr>
                     <w:rFonts w:ascii="Arial" w:cs="Arial" w:eastAsia="Arial" w:hAnsi="Arial"/>
@@ -6013,10 +6216,10 @@
       </w:pPr>
       <w:sdt>
         <w:sdtPr>
-          <w:tag w:val="goog_rdk_66"/>
+          <w:tag w:val="goog_rdk_76"/>
         </w:sdtPr>
         <w:sdtContent>
-          <w:del w:author="Iasmin Marques" w:id="6" w:date="2025-03-07T19:30:47Z">
+          <w:del w:author="Iasmin Marques" w:id="9" w:date="2025-03-07T19:30:47Z">
             <w:r>
               <w:rPr>
                 <w:rFonts w:ascii="Arial" w:cs="Arial" w:eastAsia="Arial" w:hAnsi="Arial"/>
@@ -6048,13 +6251,13 @@
           </w:del>
           <w:sdt>
             <w:sdtPr>
-              <w:tag w:val="goog_rdk_67"/>
+              <w:tag w:val="goog_rdk_77"/>
             </w:sdtPr>
             <w:sdtContent>
-              <w:commentRangeStart w:id="49"/>
+              <w:commentRangeStart w:id="52"/>
             </w:sdtContent>
           </w:sdt>
-          <w:del w:author="Iasmin Marques" w:id="6" w:date="2025-03-07T19:30:47Z">
+          <w:del w:author="Iasmin Marques" w:id="9" w:date="2025-03-07T19:30:47Z">
             <w:r>
               <w:rPr>
                 <w:rFonts w:ascii="Arial" w:cs="Arial" w:eastAsia="Arial" w:hAnsi="Arial"/>
@@ -6067,9 +6270,9 @@
           </w:del>
         </w:sdtContent>
       </w:sdt>
-      <w:commentRangeEnd w:id="49"/>
-      <w:r>
-        <w:commentReference w:id="49"/>
+      <w:commentRangeEnd w:id="52"/>
+      <w:r>
+        <w:commentReference w:id="52"/>
       </w:r>
       <w:r>
         <w:rPr>
@@ -6148,14 +6351,14 @@
           <w:rFonts w:ascii="Arial" w:cs="Arial" w:eastAsia="Arial" w:hAnsi="Arial"/>
           <w:rtl w:val="0"/>
         </w:rPr>
-        <w:t xml:space="preserve">A análise de dados envolve diversas abordagens que permitem extrair informações relevantes de grandes volumes de dados. Técnicas estatísticas e de aprendizado de máquina desempenham um papel fundamental nesse processo, possibilitando a identificação de padrões e a construção de modelos para diferentes aplicações, desde previsão e classificação até agrupamento e detecção de anomalias </w:t>
+        <w:t xml:space="preserve">A análise de dados envolve muitas abordagens que permitem extrair informações relevantes de grandes volumes de dados. Técnicas estatísticas e de aprendizado de máquina desempenham um papel fundamental nesse processo, pois possibilitam a  construção de modelos e identificação de padrões diferentes aplicações, desde classificação e previsão até agrupamento e detecção de anomalias </w:t>
       </w:r>
       <w:sdt>
         <w:sdtPr>
-          <w:tag w:val="goog_rdk_68"/>
+          <w:tag w:val="goog_rdk_78"/>
         </w:sdtPr>
         <w:sdtContent>
-          <w:commentRangeStart w:id="50"/>
+          <w:commentRangeStart w:id="53"/>
         </w:sdtContent>
       </w:sdt>
       <w:r>
@@ -6165,9 +6368,9 @@
         </w:rPr>
         <w:t xml:space="preserve">(Sena, 2021).</w:t>
       </w:r>
-      <w:commentRangeEnd w:id="50"/>
-      <w:r>
-        <w:commentReference w:id="50"/>
+      <w:commentRangeEnd w:id="53"/>
+      <w:r>
+        <w:commentReference w:id="53"/>
       </w:r>
       <w:r>
         <w:rPr>
@@ -6197,18 +6400,18 @@
       </w:r>
       <w:sdt>
         <w:sdtPr>
-          <w:tag w:val="goog_rdk_69"/>
+          <w:tag w:val="goog_rdk_79"/>
         </w:sdtPr>
         <w:sdtContent>
-          <w:commentRangeStart w:id="51"/>
+          <w:commentRangeStart w:id="54"/>
         </w:sdtContent>
       </w:sdt>
       <w:sdt>
         <w:sdtPr>
-          <w:tag w:val="goog_rdk_70"/>
+          <w:tag w:val="goog_rdk_80"/>
         </w:sdtPr>
         <w:sdtContent>
-          <w:commentRangeStart w:id="52"/>
+          <w:commentRangeStart w:id="55"/>
         </w:sdtContent>
       </w:sdt>
       <w:r>
@@ -6221,13 +6424,77 @@
         </w:rPr>
         <w:t xml:space="preserve">ALGORITMOS</w:t>
       </w:r>
-      <w:commentRangeEnd w:id="51"/>
-      <w:r>
-        <w:commentReference w:id="51"/>
-      </w:r>
-      <w:commentRangeEnd w:id="52"/>
-      <w:r>
-        <w:commentReference w:id="52"/>
+      <w:commentRangeEnd w:id="54"/>
+      <w:r>
+        <w:commentReference w:id="54"/>
+      </w:r>
+      <w:commentRangeEnd w:id="55"/>
+      <w:r>
+        <w:commentReference w:id="55"/>
+      </w:r>
+      <w:r>
+        <w:rPr>
+          <w:rtl w:val="0"/>
+        </w:rPr>
+      </w:r>
+    </w:p>
+    <w:p>
+      <w:pPr>
+        <w:ind w:left="0" w:firstLine="720"/>
+        <w:rPr>
+          <w:rFonts w:ascii="Arial" w:cs="Arial" w:eastAsia="Arial" w:hAnsi="Arial"/>
+          <w:b w:val="1"/>
+          <w:sz w:val="24"/>
+          <w:szCs w:val="24"/>
+        </w:rPr>
+      </w:pPr>
+      <w:r>
+        <w:rPr>
+          <w:rtl w:val="0"/>
+        </w:rPr>
+      </w:r>
+    </w:p>
+    <w:p>
+      <w:pPr>
+        <w:ind w:left="0" w:firstLine="720"/>
+        <w:rPr>
+          <w:rFonts w:ascii="Arial" w:cs="Arial" w:eastAsia="Arial" w:hAnsi="Arial"/>
+          <w:b w:val="1"/>
+          <w:sz w:val="24"/>
+          <w:szCs w:val="24"/>
+        </w:rPr>
+      </w:pPr>
+      <w:r>
+        <w:rPr>
+          <w:rFonts w:ascii="Arial" w:cs="Arial" w:eastAsia="Arial" w:hAnsi="Arial"/>
+          <w:b w:val="1"/>
+          <w:sz w:val="24"/>
+          <w:szCs w:val="24"/>
+          <w:rtl w:val="0"/>
+        </w:rPr>
+        <w:t xml:space="preserve">(</w:t>
+      </w:r>
+      <w:sdt>
+        <w:sdtPr>
+          <w:tag w:val="goog_rdk_81"/>
+        </w:sdtPr>
+        <w:sdtContent>
+          <w:commentRangeStart w:id="56"/>
+        </w:sdtContent>
+      </w:sdt>
+      <w:r>
+        <w:rPr>
+          <w:rFonts w:ascii="Arial" w:cs="Arial" w:eastAsia="Arial" w:hAnsi="Arial"/>
+          <w:b w:val="1"/>
+          <w:sz w:val="24"/>
+          <w:szCs w:val="24"/>
+          <w:rtl w:val="0"/>
+        </w:rPr>
+        <w:t xml:space="preserve">Adicionar os algoritmos listados no chat gpt)</w:t>
+      </w:r>
+      <w:commentRangeEnd w:id="56"/>
+      <w:r>
+        <w:commentReference w:id="56"/>
       </w:r>
       <w:r>
         <w:rPr>
@@ -6274,10 +6541,10 @@
       </w:r>
       <w:sdt>
         <w:sdtPr>
-          <w:tag w:val="goog_rdk_71"/>
+          <w:tag w:val="goog_rdk_82"/>
         </w:sdtPr>
         <w:sdtContent>
-          <w:commentRangeStart w:id="53"/>
+          <w:commentRangeStart w:id="57"/>
         </w:sdtContent>
       </w:sdt>
       <w:r>
@@ -6286,9 +6553,9 @@
         </w:rPr>
         <w:t xml:space="preserve">(Silva e Silva Neto, 2022)</w:t>
       </w:r>
-      <w:commentRangeEnd w:id="53"/>
-      <w:r>
-        <w:commentReference w:id="53"/>
+      <w:commentRangeEnd w:id="57"/>
+      <w:r>
+        <w:commentReference w:id="57"/>
       </w:r>
       <w:r>
         <w:rPr>
@@ -6328,7 +6595,7 @@
       <w:pPr>
         <w:numPr>
           <w:ilvl w:val="0"/>
-          <w:numId w:val="16"/>
+          <w:numId w:val="15"/>
         </w:numPr>
         <w:spacing w:after="0" w:afterAutospacing="0" w:before="240" w:lineRule="auto"/>
         <w:ind w:left="720" w:hanging="360"/>
@@ -6341,10 +6608,10 @@
       </w:r>
       <w:sdt>
         <w:sdtPr>
-          <w:tag w:val="goog_rdk_72"/>
+          <w:tag w:val="goog_rdk_83"/>
         </w:sdtPr>
         <w:sdtContent>
-          <w:commentRangeStart w:id="54"/>
+          <w:commentRangeStart w:id="58"/>
         </w:sdtContent>
       </w:sdt>
       <w:r>
@@ -6353,9 +6620,9 @@
         </w:rPr>
         <w:t xml:space="preserve">(Belini, Ataide e Lochter, 2024).</w:t>
       </w:r>
-      <w:commentRangeEnd w:id="54"/>
-      <w:r>
-        <w:commentReference w:id="54"/>
+      <w:commentRangeEnd w:id="58"/>
+      <w:r>
+        <w:commentReference w:id="58"/>
       </w:r>
       <w:r>
         <w:rPr>
@@ -6403,10 +6670,10 @@
       </w:pPr>
       <w:sdt>
         <w:sdtPr>
-          <w:tag w:val="goog_rdk_73"/>
+          <w:tag w:val="goog_rdk_84"/>
         </w:sdtPr>
         <w:sdtContent>
-          <w:commentRangeStart w:id="55"/>
+          <w:commentRangeStart w:id="59"/>
         </w:sdtContent>
       </w:sdt>
       <w:r>
@@ -6418,9 +6685,9 @@
         </w:rPr>
         <w:t xml:space="preserve">3.5.1.3 XGBoost</w:t>
       </w:r>
-      <w:commentRangeEnd w:id="55"/>
-      <w:r>
-        <w:commentReference w:id="55"/>
+      <w:commentRangeEnd w:id="59"/>
+      <w:r>
+        <w:commentReference w:id="59"/>
       </w:r>
       <w:r>
         <w:rPr>
@@ -6445,10 +6712,10 @@
       </w:r>
       <w:sdt>
         <w:sdtPr>
-          <w:tag w:val="goog_rdk_74"/>
+          <w:tag w:val="goog_rdk_85"/>
         </w:sdtPr>
         <w:sdtContent>
-          <w:commentRangeStart w:id="56"/>
+          <w:commentRangeStart w:id="60"/>
         </w:sdtContent>
       </w:sdt>
       <w:r>
@@ -6457,9 +6724,9 @@
         </w:rPr>
         <w:t xml:space="preserve">(Silva, 2021)</w:t>
       </w:r>
-      <w:commentRangeEnd w:id="56"/>
-      <w:r>
-        <w:commentReference w:id="56"/>
+      <w:commentRangeEnd w:id="60"/>
+      <w:r>
+        <w:commentReference w:id="60"/>
       </w:r>
       <w:r>
         <w:rPr>
@@ -6510,10 +6777,10 @@
       </w:r>
       <w:sdt>
         <w:sdtPr>
-          <w:tag w:val="goog_rdk_75"/>
+          <w:tag w:val="goog_rdk_86"/>
         </w:sdtPr>
         <w:sdtContent>
-          <w:commentRangeStart w:id="57"/>
+          <w:commentRangeStart w:id="61"/>
         </w:sdtContent>
       </w:sdt>
       <w:r>
@@ -6522,9 +6789,9 @@
         </w:rPr>
         <w:t xml:space="preserve"> (Júnior, 2024)</w:t>
       </w:r>
-      <w:commentRangeEnd w:id="57"/>
-      <w:r>
-        <w:commentReference w:id="57"/>
+      <w:commentRangeEnd w:id="61"/>
+      <w:r>
+        <w:commentReference w:id="61"/>
       </w:r>
       <w:r>
         <w:rPr>
@@ -6560,10 +6827,10 @@
       </w:pPr>
       <w:sdt>
         <w:sdtPr>
-          <w:tag w:val="goog_rdk_76"/>
+          <w:tag w:val="goog_rdk_87"/>
         </w:sdtPr>
         <w:sdtContent>
-          <w:commentRangeStart w:id="58"/>
+          <w:commentRangeStart w:id="62"/>
         </w:sdtContent>
       </w:sdt>
       <w:r>
@@ -6594,9 +6861,9 @@
         </w:rPr>
         <w:t xml:space="preserve">Support Vector Machine (SVM) e k-Nearest Neighbor (kNN)  </w:t>
       </w:r>
-      <w:commentRangeEnd w:id="58"/>
-      <w:r>
-        <w:commentReference w:id="58"/>
+      <w:commentRangeEnd w:id="62"/>
+      <w:r>
+        <w:commentReference w:id="62"/>
       </w:r>
       <w:r>
         <w:rPr>
@@ -6615,10 +6882,10 @@
       </w:pPr>
       <w:sdt>
         <w:sdtPr>
-          <w:tag w:val="goog_rdk_77"/>
+          <w:tag w:val="goog_rdk_88"/>
         </w:sdtPr>
         <w:sdtContent>
-          <w:commentRangeStart w:id="59"/>
+          <w:commentRangeStart w:id="63"/>
         </w:sdtContent>
       </w:sdt>
       <w:r>
@@ -6668,9 +6935,9 @@
         </w:rPr>
         <w:t xml:space="preserve"> classifica novas amostras com base na proximidade em relação aos vizinhos mais próximos, sendo útil para tarefas de reconhecimento de padrões. Estudos indicam que o SVM e o kNN apresentam bom desempenho quando há um grande volume de dados disponíveis e a separação entre as classes é bem definida. </w:t>
       </w:r>
-      <w:commentRangeEnd w:id="59"/>
-      <w:r>
-        <w:commentReference w:id="59"/>
+      <w:commentRangeEnd w:id="63"/>
+      <w:r>
+        <w:commentReference w:id="63"/>
       </w:r>
       <w:r>
         <w:rPr>
@@ -6711,10 +6978,10 @@
       </w:r>
       <w:sdt>
         <w:sdtPr>
-          <w:tag w:val="goog_rdk_78"/>
+          <w:tag w:val="goog_rdk_89"/>
         </w:sdtPr>
         <w:sdtContent>
-          <w:commentRangeStart w:id="60"/>
+          <w:commentRangeStart w:id="64"/>
         </w:sdtContent>
       </w:sdt>
       <w:r>
@@ -6726,9 +6993,9 @@
         </w:rPr>
         <w:t xml:space="preserve"> (Silva, 2021)</w:t>
       </w:r>
-      <w:commentRangeEnd w:id="60"/>
-      <w:r>
-        <w:commentReference w:id="60"/>
+      <w:commentRangeEnd w:id="64"/>
+      <w:r>
+        <w:commentReference w:id="64"/>
       </w:r>
       <w:r>
         <w:rPr>
@@ -6762,10 +7029,10 @@
       </w:r>
       <w:sdt>
         <w:sdtPr>
-          <w:tag w:val="goog_rdk_79"/>
+          <w:tag w:val="goog_rdk_90"/>
         </w:sdtPr>
         <w:sdtContent>
-          <w:commentRangeStart w:id="61"/>
+          <w:commentRangeStart w:id="65"/>
         </w:sdtContent>
       </w:sdt>
       <w:r>
@@ -6777,9 +7044,9 @@
         </w:rPr>
         <w:t xml:space="preserve">(Silva, 2021).</w:t>
       </w:r>
-      <w:commentRangeEnd w:id="61"/>
-      <w:r>
-        <w:commentReference w:id="61"/>
+      <w:commentRangeEnd w:id="65"/>
+      <w:r>
+        <w:commentReference w:id="65"/>
       </w:r>
       <w:r>
         <w:rPr>
@@ -6854,10 +7121,10 @@
       </w:r>
       <w:sdt>
         <w:sdtPr>
-          <w:tag w:val="goog_rdk_80"/>
+          <w:tag w:val="goog_rdk_91"/>
         </w:sdtPr>
         <w:sdtContent>
-          <w:commentRangeStart w:id="62"/>
+          <w:commentRangeStart w:id="66"/>
         </w:sdtContent>
       </w:sdt>
       <w:r>
@@ -6866,9 +7133,9 @@
         </w:rPr>
         <w:t xml:space="preserve">(Silva e Silva Neto, 2022</w:t>
       </w:r>
-      <w:commentRangeEnd w:id="62"/>
-      <w:r>
-        <w:commentReference w:id="62"/>
+      <w:commentRangeEnd w:id="66"/>
+      <w:r>
+        <w:commentReference w:id="66"/>
       </w:r>
       <w:r>
         <w:rPr>
@@ -6918,18 +7185,18 @@
       </w:r>
       <w:sdt>
         <w:sdtPr>
-          <w:tag w:val="goog_rdk_81"/>
+          <w:tag w:val="goog_rdk_92"/>
         </w:sdtPr>
         <w:sdtContent>
-          <w:commentRangeStart w:id="63"/>
+          <w:commentRangeStart w:id="67"/>
         </w:sdtContent>
       </w:sdt>
       <w:sdt>
         <w:sdtPr>
-          <w:tag w:val="goog_rdk_82"/>
+          <w:tag w:val="goog_rdk_93"/>
         </w:sdtPr>
         <w:sdtContent>
-          <w:commentRangeStart w:id="64"/>
+          <w:commentRangeStart w:id="68"/>
         </w:sdtContent>
       </w:sdt>
       <w:r>
@@ -6942,13 +7209,13 @@
         </w:rPr>
         <w:t xml:space="preserve">APRENDIZADO DE MÁQUINA</w:t>
       </w:r>
-      <w:commentRangeEnd w:id="63"/>
-      <w:r>
-        <w:commentReference w:id="63"/>
-      </w:r>
-      <w:commentRangeEnd w:id="64"/>
-      <w:r>
-        <w:commentReference w:id="64"/>
+      <w:commentRangeEnd w:id="67"/>
+      <w:r>
+        <w:commentReference w:id="67"/>
+      </w:r>
+      <w:commentRangeEnd w:id="68"/>
+      <w:r>
+        <w:commentReference w:id="68"/>
       </w:r>
       <w:r>
         <w:rPr>
@@ -7048,10 +7315,10 @@
       </w:r>
       <w:sdt>
         <w:sdtPr>
-          <w:tag w:val="goog_rdk_83"/>
+          <w:tag w:val="goog_rdk_94"/>
         </w:sdtPr>
         <w:sdtContent>
-          <w:commentRangeStart w:id="65"/>
+          <w:commentRangeStart w:id="69"/>
         </w:sdtContent>
       </w:sdt>
       <w:r>
@@ -7063,9 +7330,9 @@
         </w:rPr>
         <w:t xml:space="preserve"> Vitoria (2022)</w:t>
       </w:r>
-      <w:commentRangeEnd w:id="65"/>
-      <w:r>
-        <w:commentReference w:id="65"/>
+      <w:commentRangeEnd w:id="69"/>
+      <w:r>
+        <w:commentReference w:id="69"/>
       </w:r>
       <w:r>
         <w:rPr>
@@ -7103,10 +7370,10 @@
       </w:r>
       <w:sdt>
         <w:sdtPr>
-          <w:tag w:val="goog_rdk_84"/>
+          <w:tag w:val="goog_rdk_95"/>
         </w:sdtPr>
         <w:sdtContent>
-          <w:commentRangeStart w:id="66"/>
+          <w:commentRangeStart w:id="70"/>
         </w:sdtContent>
       </w:sdt>
       <w:r>
@@ -7119,9 +7386,9 @@
         </w:rPr>
         <w:t xml:space="preserve">(</w:t>
       </w:r>
-      <w:commentRangeEnd w:id="66"/>
-      <w:r>
-        <w:commentReference w:id="66"/>
+      <w:commentRangeEnd w:id="70"/>
+      <w:r>
+        <w:commentReference w:id="70"/>
       </w:r>
       <w:r>
         <w:rPr>
@@ -7131,10 +7398,10 @@
       </w:r>
       <w:sdt>
         <w:sdtPr>
-          <w:tag w:val="goog_rdk_85"/>
+          <w:tag w:val="goog_rdk_96"/>
         </w:sdtPr>
         <w:sdtContent>
-          <w:commentRangeStart w:id="67"/>
+          <w:commentRangeStart w:id="71"/>
         </w:sdtContent>
       </w:sdt>
       <w:r>
@@ -7147,9 +7414,9 @@
         </w:rPr>
         <w:t xml:space="preserve">)</w:t>
       </w:r>
-      <w:commentRangeEnd w:id="67"/>
-      <w:r>
-        <w:commentReference w:id="67"/>
+      <w:commentRangeEnd w:id="71"/>
+      <w:r>
+        <w:commentReference w:id="71"/>
       </w:r>
       <w:r>
         <w:rPr>
@@ -7272,10 +7539,10 @@
       </w:r>
       <w:sdt>
         <w:sdtPr>
-          <w:tag w:val="goog_rdk_86"/>
+          <w:tag w:val="goog_rdk_97"/>
         </w:sdtPr>
         <w:sdtContent>
-          <w:commentRangeStart w:id="68"/>
+          <w:commentRangeStart w:id="72"/>
         </w:sdtContent>
       </w:sdt>
       <w:r>
@@ -7287,9 +7554,9 @@
         </w:rPr>
         <w:t xml:space="preserve">Vitoria (2022)</w:t>
       </w:r>
-      <w:commentRangeEnd w:id="68"/>
-      <w:r>
-        <w:commentReference w:id="68"/>
+      <w:commentRangeEnd w:id="72"/>
+      <w:r>
+        <w:commentReference w:id="72"/>
       </w:r>
       <w:r>
         <w:rPr>
@@ -7327,10 +7594,10 @@
       </w:r>
       <w:sdt>
         <w:sdtPr>
-          <w:tag w:val="goog_rdk_87"/>
+          <w:tag w:val="goog_rdk_98"/>
         </w:sdtPr>
         <w:sdtContent>
-          <w:commentRangeStart w:id="69"/>
+          <w:commentRangeStart w:id="73"/>
         </w:sdtContent>
       </w:sdt>
       <w:r>
@@ -7342,9 +7609,9 @@
         </w:rPr>
         <w:t xml:space="preserve">Vitoria (2022</w:t>
       </w:r>
-      <w:commentRangeEnd w:id="69"/>
-      <w:r>
-        <w:commentReference w:id="69"/>
+      <w:commentRangeEnd w:id="73"/>
+      <w:r>
+        <w:commentReference w:id="73"/>
       </w:r>
       <w:r>
         <w:rPr>
@@ -7382,10 +7649,10 @@
       </w:pPr>
       <w:sdt>
         <w:sdtPr>
-          <w:tag w:val="goog_rdk_88"/>
+          <w:tag w:val="goog_rdk_99"/>
         </w:sdtPr>
         <w:sdtContent>
-          <w:commentRangeStart w:id="70"/>
+          <w:commentRangeStart w:id="74"/>
         </w:sdtContent>
       </w:sdt>
       <w:r>
@@ -7409,9 +7676,9 @@
         </w:rPr>
         <w:t xml:space="preserve">A comparação entre diferentes modelos preditivos é essencial para determinar qual apresenta melhor desempenho em um determinado problema. Métricas como acurácia, precisão, recall e AUC-ROC são utilizadas para essa avaliação (Silva e Silva Neto, 2022)</w:t>
       </w:r>
-      <w:commentRangeEnd w:id="70"/>
-      <w:r>
-        <w:commentReference w:id="70"/>
+      <w:commentRangeEnd w:id="74"/>
+      <w:r>
+        <w:commentReference w:id="74"/>
       </w:r>
       <w:r>
         <w:rPr>
@@ -7499,14 +7766,33 @@
           <w:szCs w:val="24"/>
           <w:rtl w:val="0"/>
         </w:rPr>
-        <w:t xml:space="preserve">Investigar e definir uma abordagem metodológica para a análise preditiva de desfechos clínicos em pacientes com Síndrome Respiratória Aguda Grave (SRAG), por meio de técnicas de </w:t>
+        <w:t xml:space="preserve">Investigar e definir uma abordagem metodológica para a </w:t>
+      </w:r>
+      <w:r>
+        <w:rPr>
+          <w:rFonts w:ascii="Arial" w:cs="Arial" w:eastAsia="Arial" w:hAnsi="Arial"/>
+          <w:b w:val="1"/>
+          <w:sz w:val="24"/>
+          <w:szCs w:val="24"/>
+          <w:rtl w:val="0"/>
+        </w:rPr>
+        <w:t xml:space="preserve">análise preditiva</w:t>
+      </w:r>
+      <w:r>
+        <w:rPr>
+          <w:rFonts w:ascii="Arial" w:cs="Arial" w:eastAsia="Arial" w:hAnsi="Arial"/>
+          <w:sz w:val="24"/>
+          <w:szCs w:val="24"/>
+          <w:rtl w:val="0"/>
+        </w:rPr>
+        <w:t xml:space="preserve"> de desfechos clínicos em pacientes com Síndrome Respiratória Aguda Grave (SRAG), por meio de técnicas de </w:t>
       </w:r>
       <w:sdt>
         <w:sdtPr>
-          <w:tag w:val="goog_rdk_89"/>
+          <w:tag w:val="goog_rdk_100"/>
         </w:sdtPr>
         <w:sdtContent>
-          <w:commentRangeStart w:id="71"/>
+          <w:commentRangeStart w:id="75"/>
         </w:sdtContent>
       </w:sdt>
       <w:r>
@@ -7518,9 +7804,9 @@
         </w:rPr>
         <w:t xml:space="preserve">Ciência/ análise</w:t>
       </w:r>
-      <w:commentRangeEnd w:id="71"/>
-      <w:r>
-        <w:commentReference w:id="71"/>
+      <w:commentRangeEnd w:id="75"/>
+      <w:r>
+        <w:commentReference w:id="75"/>
       </w:r>
       <w:r>
         <w:rPr>
@@ -7637,10 +7923,10 @@
       </w:pPr>
       <w:sdt>
         <w:sdtPr>
-          <w:tag w:val="goog_rdk_90"/>
+          <w:tag w:val="goog_rdk_101"/>
         </w:sdtPr>
         <w:sdtContent>
-          <w:commentRangeStart w:id="72"/>
+          <w:commentRangeStart w:id="76"/>
         </w:sdtContent>
       </w:sdt>
       <w:r>
@@ -7652,9 +7938,9 @@
         </w:rPr>
         <w:t xml:space="preserve">Estudar as etapas da descoberta de conhecimento em banco de dados</w:t>
       </w:r>
-      <w:commentRangeEnd w:id="72"/>
-      <w:r>
-        <w:commentReference w:id="72"/>
+      <w:commentRangeEnd w:id="76"/>
+      <w:r>
+        <w:commentReference w:id="76"/>
       </w:r>
       <w:r>
         <w:rPr>
@@ -7678,10 +7964,10 @@
       </w:pPr>
       <w:sdt>
         <w:sdtPr>
-          <w:tag w:val="goog_rdk_91"/>
+          <w:tag w:val="goog_rdk_102"/>
         </w:sdtPr>
         <w:sdtContent>
-          <w:commentRangeStart w:id="73"/>
+          <w:commentRangeStart w:id="77"/>
         </w:sdtContent>
       </w:sdt>
       <w:r>
@@ -7693,9 +7979,9 @@
         </w:rPr>
         <w:t xml:space="preserve">Analisar material bibliográfico que utilizam aprendizado de máquina para a predição de desfechos clínicos, identificando metodologias, técnicas e modelos utilizados.</w:t>
       </w:r>
-      <w:commentRangeEnd w:id="73"/>
-      <w:r>
-        <w:commentReference w:id="73"/>
+      <w:commentRangeEnd w:id="77"/>
+      <w:r>
+        <w:commentReference w:id="77"/>
       </w:r>
       <w:r>
         <w:rPr>
@@ -7794,17 +8080,23 @@
     <w:p>
       <w:pPr>
         <w:ind w:left="0" w:firstLine="0"/>
-        <w:rPr>
-          <w:rFonts w:ascii="Arial" w:cs="Arial" w:eastAsia="Arial" w:hAnsi="Arial"/>
-          <w:b w:val="1"/>
-          <w:sz w:val="24"/>
-          <w:szCs w:val="24"/>
-        </w:rPr>
-      </w:pPr>
-      <w:r>
-        <w:rPr>
-          <w:rtl w:val="0"/>
-        </w:rPr>
+        <w:jc w:val="both"/>
+        <w:rPr>
+          <w:rFonts w:ascii="Arial" w:cs="Arial" w:eastAsia="Arial" w:hAnsi="Arial"/>
+          <w:sz w:val="24"/>
+          <w:szCs w:val="24"/>
+          <w:shd w:fill="b6d7a8" w:val="clear"/>
+        </w:rPr>
+      </w:pPr>
+      <w:r>
+        <w:rPr>
+          <w:rFonts w:ascii="Arial" w:cs="Arial" w:eastAsia="Arial" w:hAnsi="Arial"/>
+          <w:sz w:val="24"/>
+          <w:szCs w:val="24"/>
+          <w:shd w:fill="b6d7a8" w:val="clear"/>
+          <w:rtl w:val="0"/>
+        </w:rPr>
+        <w:t xml:space="preserve">Inicialmente, foi realizada revisão bibliográfica de artigos publicados entre 2020 e 2025 em periódicos disponíveis nas bases de dados da CAPES e do Google Acadêmico, de modo a construir uma fundamentação teórica sólida e construtiva.</w:t>
       </w:r>
     </w:p>
     <w:p>
@@ -7826,7 +8118,7 @@
           <w:shd w:fill="b6d7a8" w:val="clear"/>
           <w:rtl w:val="0"/>
         </w:rPr>
-        <w:t xml:space="preserve">Inicialmente, foi realizada revisão bibliográfica de artigos publicados entre 2015 e 2021 em periódicos disponíveis nas bases de dados da CAPES e do Google Acadêmico, de modo a construir uma fundamentação teórica sólida e construtiva.</w:t>
+        <w:t xml:space="preserve">Para encontrar periódicos, os seguintes descritores foram utilizados, tanto em português brasileiro quanto em inglês: SRAG; análise de dados; análise de dados na área da saúde; Modelos de aprendizagem; Modelos de predição; Ciência de dados. Os artigos selecionados foram estudados, fichados e organizados de modo que possam ser facilmente consultados posteriormente.</w:t>
       </w:r>
     </w:p>
     <w:p>
@@ -7842,8 +8134,13 @@
       </w:pPr>
       <w:r>
         <w:rPr>
-          <w:rtl w:val="0"/>
-        </w:rPr>
+          <w:rFonts w:ascii="Arial" w:cs="Arial" w:eastAsia="Arial" w:hAnsi="Arial"/>
+          <w:sz w:val="24"/>
+          <w:szCs w:val="24"/>
+          <w:shd w:fill="b6d7a8" w:val="clear"/>
+          <w:rtl w:val="0"/>
+        </w:rPr>
+        <w:t xml:space="preserve">Através da revisão bibliográfica, foram estudadas técnicas de Ciência e Análise de dados, das quais serão escolhidas as que ofereçam aplicabilidade geral ou específica ao contexto da Síndrome respiratória aguda grave. A revisão bibliográfica prosseguirá nas fases subsequentes do projeto conforme a necessidade.</w:t>
       </w:r>
     </w:p>
     <w:p>
@@ -7859,13 +8156,68 @@
       </w:pPr>
       <w:r>
         <w:rPr>
-          <w:rFonts w:ascii="Arial" w:cs="Arial" w:eastAsia="Arial" w:hAnsi="Arial"/>
-          <w:sz w:val="24"/>
-          <w:szCs w:val="24"/>
-          <w:shd w:fill="b6d7a8" w:val="clear"/>
-          <w:rtl w:val="0"/>
-        </w:rPr>
-        <w:t xml:space="preserve">Para encontrar periódicos, os seguintes descritores foram utilizados, tanto em português brasileiro quanto em inglês: SRAG; análise de dados; análise de dados na área da saúde; Modelos de aprendizagem; Modelos de predição; Ciência de dados. Os artigos selecionados foram estudados, fichados e organizados de modo que possam ser facilmente consultados posteriormente.</w:t>
+          <w:rtl w:val="0"/>
+        </w:rPr>
+      </w:r>
+    </w:p>
+    <w:p>
+      <w:pPr>
+        <w:ind w:left="0" w:firstLine="0"/>
+        <w:rPr>
+          <w:rFonts w:ascii="Arial" w:cs="Arial" w:eastAsia="Arial" w:hAnsi="Arial"/>
+          <w:b w:val="1"/>
+          <w:sz w:val="24"/>
+          <w:szCs w:val="24"/>
+        </w:rPr>
+      </w:pPr>
+      <w:r>
+        <w:rPr>
+          <w:rFonts w:ascii="Arial" w:cs="Arial" w:eastAsia="Arial" w:hAnsi="Arial"/>
+          <w:b w:val="1"/>
+          <w:sz w:val="24"/>
+          <w:szCs w:val="24"/>
+          <w:rtl w:val="0"/>
+        </w:rPr>
+        <w:t xml:space="preserve">5.1 Tipo de Pesquisa</w:t>
+      </w:r>
+    </w:p>
+    <w:p>
+      <w:pPr>
+        <w:spacing w:after="240" w:before="240" w:lineRule="auto"/>
+        <w:jc w:val="both"/>
+        <w:rPr>
+          <w:rFonts w:ascii="Arial" w:cs="Arial" w:eastAsia="Arial" w:hAnsi="Arial"/>
+          <w:sz w:val="24"/>
+          <w:szCs w:val="24"/>
+        </w:rPr>
+      </w:pPr>
+      <w:r>
+        <w:rPr>
+          <w:rFonts w:ascii="Arial" w:cs="Arial" w:eastAsia="Arial" w:hAnsi="Arial"/>
+          <w:sz w:val="24"/>
+          <w:szCs w:val="24"/>
+          <w:rtl w:val="0"/>
+        </w:rPr>
+        <w:t xml:space="preserve">Este estudo se caracteriza como uma pesquisa aplicada com uma abordagem exploratória e quantitativa. A pesquisa exploratória é justificada pela necessidade de investigação de padrões e informações nos dados de SRAG, podendo-se avaliar a eficiência e eficácia de diferentes modelos. Já a pesquisa aplicada possui o intuito de gerar conhecimento para </w:t>
+      </w:r>
+      <w:r>
+        <w:rPr>
+          <w:rFonts w:ascii="Arial" w:cs="Arial" w:eastAsia="Arial" w:hAnsi="Arial"/>
+          <w:b w:val="1"/>
+          <w:sz w:val="24"/>
+          <w:szCs w:val="24"/>
+          <w:rtl w:val="0"/>
+        </w:rPr>
+        <w:t xml:space="preserve">praticabilidade</w:t>
+      </w:r>
+      <w:r>
+        <w:rPr>
+          <w:rFonts w:ascii="Arial" w:cs="Arial" w:eastAsia="Arial" w:hAnsi="Arial"/>
+          <w:sz w:val="24"/>
+          <w:szCs w:val="24"/>
+          <w:rtl w:val="0"/>
+        </w:rPr>
+        <w:t xml:space="preserve"> na área da saúde, enquanto a abordagem quantitativa permite a análise estatística dos dados disponíveis. </w:t>
       </w:r>
     </w:p>
     <w:p>
@@ -7874,396 +8226,463 @@
         <w:jc w:val="both"/>
         <w:rPr>
           <w:rFonts w:ascii="Arial" w:cs="Arial" w:eastAsia="Arial" w:hAnsi="Arial"/>
+          <w:b w:val="1"/>
+          <w:sz w:val="24"/>
+          <w:szCs w:val="24"/>
+        </w:rPr>
+      </w:pPr>
+      <w:r>
+        <w:rPr>
+          <w:rFonts w:ascii="Arial" w:cs="Arial" w:eastAsia="Arial" w:hAnsi="Arial"/>
+          <w:b w:val="1"/>
+          <w:sz w:val="24"/>
+          <w:szCs w:val="24"/>
+          <w:rtl w:val="0"/>
+        </w:rPr>
+        <w:t xml:space="preserve">5.2 Objetivo da Pesquisa</w:t>
+      </w:r>
+    </w:p>
+    <w:p>
+      <w:pPr>
+        <w:spacing w:after="240" w:before="240" w:lineRule="auto"/>
+        <w:jc w:val="both"/>
+        <w:rPr>
+          <w:rFonts w:ascii="Arial" w:cs="Arial" w:eastAsia="Arial" w:hAnsi="Arial"/>
+          <w:sz w:val="24"/>
+          <w:szCs w:val="24"/>
+        </w:rPr>
+      </w:pPr>
+      <w:r>
+        <w:rPr>
+          <w:rFonts w:ascii="Arial" w:cs="Arial" w:eastAsia="Arial" w:hAnsi="Arial"/>
+          <w:sz w:val="24"/>
+          <w:szCs w:val="24"/>
+          <w:rtl w:val="0"/>
+        </w:rPr>
+        <w:t xml:space="preserve">O objetivo deste estudo é analisar a </w:t>
+      </w:r>
+      <w:r>
+        <w:rPr>
+          <w:rFonts w:ascii="Arial" w:cs="Arial" w:eastAsia="Arial" w:hAnsi="Arial"/>
           <w:sz w:val="24"/>
           <w:szCs w:val="24"/>
           <w:shd w:fill="b6d7a8" w:val="clear"/>
-        </w:rPr>
-      </w:pPr>
-      <w:r>
-        <w:rPr>
-          <w:rtl w:val="0"/>
-        </w:rPr>
+          <w:rtl w:val="0"/>
+        </w:rPr>
+        <w:t xml:space="preserve">base historia SRAG 2021 a 2024</w:t>
+      </w:r>
+      <w:r>
+        <w:rPr>
+          <w:rFonts w:ascii="Arial" w:cs="Arial" w:eastAsia="Arial" w:hAnsi="Arial"/>
+          <w:sz w:val="24"/>
+          <w:szCs w:val="24"/>
+          <w:rtl w:val="0"/>
+        </w:rPr>
+        <w:t xml:space="preserve"> </w:t>
+      </w:r>
+      <w:r>
+        <w:rPr>
+          <w:rFonts w:ascii="Arial" w:cs="Arial" w:eastAsia="Arial" w:hAnsi="Arial"/>
+          <w:sz w:val="24"/>
+          <w:szCs w:val="24"/>
+          <w:rtl w:val="0"/>
+        </w:rPr>
+        <w:t xml:space="preserve">(disponíveis no DataSUS) e desenvolver um modelo </w:t>
+      </w:r>
+      <w:r>
+        <w:rPr>
+          <w:rFonts w:ascii="Arial" w:cs="Arial" w:eastAsia="Arial" w:hAnsi="Arial"/>
+          <w:b w:val="1"/>
+          <w:sz w:val="24"/>
+          <w:szCs w:val="24"/>
+          <w:rtl w:val="0"/>
+        </w:rPr>
+        <w:t xml:space="preserve">preditivo</w:t>
+      </w:r>
+      <w:r>
+        <w:rPr>
+          <w:rFonts w:ascii="Arial" w:cs="Arial" w:eastAsia="Arial" w:hAnsi="Arial"/>
+          <w:sz w:val="24"/>
+          <w:szCs w:val="24"/>
+          <w:rtl w:val="0"/>
+        </w:rPr>
+        <w:t xml:space="preserve"> para análise de desfechos clínicos em pacientes diagnosticados com SRAG através da identificação e comparação de variáveis (relevantes, ou seja, que influenciam os desfechos clínicos) presentes no </w:t>
+      </w:r>
+      <w:sdt>
+        <w:sdtPr>
+          <w:tag w:val="goog_rdk_103"/>
+        </w:sdtPr>
+        <w:sdtContent>
+          <w:commentRangeStart w:id="78"/>
+        </w:sdtContent>
+      </w:sdt>
+      <w:r>
+        <w:rPr>
+          <w:rFonts w:ascii="Arial" w:cs="Arial" w:eastAsia="Arial" w:hAnsi="Arial"/>
+          <w:i w:val="1"/>
+          <w:sz w:val="24"/>
+          <w:szCs w:val="24"/>
+          <w:rtl w:val="0"/>
+        </w:rPr>
+        <w:t xml:space="preserve">dataset</w:t>
+      </w:r>
+      <w:commentRangeEnd w:id="78"/>
+      <w:r>
+        <w:commentReference w:id="78"/>
+      </w:r>
+      <w:r>
+        <w:rPr>
+          <w:rFonts w:ascii="Arial" w:cs="Arial" w:eastAsia="Arial" w:hAnsi="Arial"/>
+          <w:sz w:val="24"/>
+          <w:szCs w:val="24"/>
+          <w:rtl w:val="0"/>
+        </w:rPr>
+        <w:t xml:space="preserve">,  utilizando técnicas de aprendizado de máquina. E fazer a comparação e análise de diferentes algoritmos para determinar qual apresenta melhor desempenho na predição.</w:t>
+      </w:r>
+    </w:p>
+    <w:p>
+      <w:pPr>
+        <w:spacing w:after="240" w:before="240" w:lineRule="auto"/>
+        <w:jc w:val="both"/>
+        <w:rPr>
+          <w:rFonts w:ascii="Arial" w:cs="Arial" w:eastAsia="Arial" w:hAnsi="Arial"/>
+          <w:sz w:val="24"/>
+          <w:szCs w:val="24"/>
+        </w:rPr>
+      </w:pPr>
+      <w:r>
+        <w:rPr>
+          <w:rtl w:val="0"/>
+        </w:rPr>
+      </w:r>
+    </w:p>
+    <w:p>
+      <w:pPr>
+        <w:spacing w:after="240" w:before="240" w:lineRule="auto"/>
+        <w:jc w:val="both"/>
+        <w:rPr>
+          <w:rFonts w:ascii="Arial" w:cs="Arial" w:eastAsia="Arial" w:hAnsi="Arial"/>
+          <w:b w:val="1"/>
+          <w:sz w:val="24"/>
+          <w:szCs w:val="24"/>
+        </w:rPr>
+      </w:pPr>
+      <w:r>
+        <w:rPr>
+          <w:rFonts w:ascii="Arial" w:cs="Arial" w:eastAsia="Arial" w:hAnsi="Arial"/>
+          <w:b w:val="1"/>
+          <w:sz w:val="24"/>
+          <w:szCs w:val="24"/>
+          <w:rtl w:val="0"/>
+        </w:rPr>
+        <w:t xml:space="preserve">5.3 Fonte de Dados</w:t>
+      </w:r>
+    </w:p>
+    <w:p>
+      <w:pPr>
+        <w:spacing w:after="240" w:before="240" w:lineRule="auto"/>
+        <w:jc w:val="both"/>
+        <w:rPr>
+          <w:rFonts w:ascii="Arial" w:cs="Arial" w:eastAsia="Arial" w:hAnsi="Arial"/>
+          <w:b w:val="1"/>
+          <w:sz w:val="24"/>
+          <w:szCs w:val="24"/>
+        </w:rPr>
+      </w:pPr>
+      <w:sdt>
+        <w:sdtPr>
+          <w:tag w:val="goog_rdk_104"/>
+        </w:sdtPr>
+        <w:sdtContent>
+          <w:commentRangeStart w:id="79"/>
+        </w:sdtContent>
+      </w:sdt>
+      <w:r>
+        <w:rPr>
+          <w:rFonts w:ascii="Arial" w:cs="Arial" w:eastAsia="Arial" w:hAnsi="Arial"/>
+          <w:b w:val="1"/>
+          <w:sz w:val="24"/>
+          <w:szCs w:val="24"/>
+          <w:rtl w:val="0"/>
+        </w:rPr>
+        <w:t xml:space="preserve">(Pq foi escolhido esses dados?)</w:t>
+      </w:r>
+      <w:commentRangeEnd w:id="79"/>
+      <w:r>
+        <w:commentReference w:id="79"/>
+      </w:r>
+      <w:r>
+        <w:rPr>
+          <w:rtl w:val="0"/>
+        </w:rPr>
+      </w:r>
+    </w:p>
+    <w:p>
+      <w:pPr>
+        <w:spacing w:after="240" w:before="240" w:lineRule="auto"/>
+        <w:jc w:val="both"/>
+        <w:rPr>
+          <w:rFonts w:ascii="Arial" w:cs="Arial" w:eastAsia="Arial" w:hAnsi="Arial"/>
+          <w:sz w:val="24"/>
+          <w:szCs w:val="24"/>
+        </w:rPr>
+      </w:pPr>
+      <w:r>
+        <w:rPr>
+          <w:rFonts w:ascii="Arial" w:cs="Arial" w:eastAsia="Arial" w:hAnsi="Arial"/>
+          <w:sz w:val="24"/>
+          <w:szCs w:val="24"/>
+          <w:rtl w:val="0"/>
+        </w:rPr>
+        <w:t xml:space="preserve">Os dados utilizados neste estudo serão extraídos do banco de dados do DataSUS, com o foco principal na</w:t>
+      </w:r>
+      <w:r>
+        <w:rPr>
+          <w:rFonts w:ascii="Arial" w:cs="Arial" w:eastAsia="Arial" w:hAnsi="Arial"/>
+          <w:sz w:val="24"/>
+          <w:szCs w:val="24"/>
+          <w:shd w:fill="b6d7a8" w:val="clear"/>
+          <w:rtl w:val="0"/>
+        </w:rPr>
+        <w:t xml:space="preserve"> base historia SRAG 2021 a 2024</w:t>
+      </w:r>
+      <w:r>
+        <w:rPr>
+          <w:rFonts w:ascii="Arial" w:cs="Arial" w:eastAsia="Arial" w:hAnsi="Arial"/>
+          <w:sz w:val="24"/>
+          <w:szCs w:val="24"/>
+          <w:rtl w:val="0"/>
+        </w:rPr>
+        <w:t xml:space="preserve">, que disponibiliza </w:t>
+      </w:r>
+      <w:r>
+        <w:rPr>
+          <w:rFonts w:ascii="Arial" w:cs="Arial" w:eastAsia="Arial" w:hAnsi="Arial"/>
+          <w:sz w:val="24"/>
+          <w:szCs w:val="24"/>
+          <w:rtl w:val="0"/>
+        </w:rPr>
+        <w:t xml:space="preserve">informações de saúde pública no Brasil. </w:t>
+      </w:r>
+    </w:p>
+    <w:p>
+      <w:pPr>
+        <w:spacing w:after="240" w:before="240" w:lineRule="auto"/>
+        <w:jc w:val="both"/>
+        <w:rPr>
+          <w:rFonts w:ascii="Arial" w:cs="Arial" w:eastAsia="Arial" w:hAnsi="Arial"/>
+          <w:sz w:val="24"/>
+          <w:szCs w:val="24"/>
+        </w:rPr>
+      </w:pPr>
+      <w:r>
+        <w:rPr>
+          <w:rFonts w:ascii="Arial" w:cs="Arial" w:eastAsia="Arial" w:hAnsi="Arial"/>
+          <w:sz w:val="24"/>
+          <w:szCs w:val="24"/>
+          <w:rtl w:val="0"/>
+        </w:rPr>
+        <w:t xml:space="preserve">O conjunto de dados contém registros de pacientes diagnosticados com SRAG incluindo variáveis clínicas, epidemiológicas e demográficas. Serão levadas consideração  variáveis como presença de comorbidades, idade, sexo,  uso de ventilação mecânica, internação em UTI e status vacinal contra COVID-19, Influenza, entre outras informações importantes.</w:t>
       </w:r>
     </w:p>
     <w:p>
       <w:pPr>
         <w:ind w:left="0" w:firstLine="0"/>
-        <w:jc w:val="both"/>
-        <w:rPr>
-          <w:rFonts w:ascii="Arial" w:cs="Arial" w:eastAsia="Arial" w:hAnsi="Arial"/>
-          <w:sz w:val="24"/>
-          <w:szCs w:val="24"/>
-          <w:shd w:fill="b6d7a8" w:val="clear"/>
-        </w:rPr>
-      </w:pPr>
-      <w:r>
-        <w:rPr>
-          <w:rFonts w:ascii="Arial" w:cs="Arial" w:eastAsia="Arial" w:hAnsi="Arial"/>
-          <w:sz w:val="24"/>
-          <w:szCs w:val="24"/>
-          <w:shd w:fill="b6d7a8" w:val="clear"/>
-          <w:rtl w:val="0"/>
-        </w:rPr>
-        <w:t xml:space="preserve">Através da revisão bibliográfica, foram estudadas técnicas de Ciência de Dados, das quais serão escolhidas as que ofereçam aplicabilidade geral ou específica ao contexto da Síndrome respiratória aguda grave. A revisão bibliográfica prosseguirá nas fases subsequentes do projeto conforme a necessidade.</w:t>
+        <w:rPr>
+          <w:rFonts w:ascii="Arial" w:cs="Arial" w:eastAsia="Arial" w:hAnsi="Arial"/>
+          <w:b w:val="1"/>
+          <w:sz w:val="24"/>
+          <w:szCs w:val="24"/>
+        </w:rPr>
+      </w:pPr>
+      <w:r>
+        <w:rPr>
+          <w:rtl w:val="0"/>
+        </w:rPr>
       </w:r>
     </w:p>
     <w:p>
       <w:pPr>
         <w:ind w:left="0" w:firstLine="0"/>
-        <w:jc w:val="both"/>
-        <w:rPr>
-          <w:rFonts w:ascii="Arial" w:cs="Arial" w:eastAsia="Arial" w:hAnsi="Arial"/>
-          <w:sz w:val="24"/>
-          <w:szCs w:val="24"/>
-          <w:shd w:fill="b6d7a8" w:val="clear"/>
-        </w:rPr>
-      </w:pPr>
-      <w:r>
-        <w:rPr>
-          <w:rtl w:val="0"/>
-        </w:rPr>
+        <w:rPr>
+          <w:rFonts w:ascii="Arial" w:cs="Arial" w:eastAsia="Arial" w:hAnsi="Arial"/>
+          <w:b w:val="1"/>
+          <w:sz w:val="24"/>
+          <w:szCs w:val="24"/>
+        </w:rPr>
+      </w:pPr>
+      <w:r>
+        <w:rPr>
+          <w:rFonts w:ascii="Arial" w:cs="Arial" w:eastAsia="Arial" w:hAnsi="Arial"/>
+          <w:b w:val="1"/>
+          <w:sz w:val="24"/>
+          <w:szCs w:val="24"/>
+          <w:rtl w:val="0"/>
+        </w:rPr>
+        <w:t xml:space="preserve">5.4 Amostra</w:t>
+      </w:r>
+    </w:p>
+    <w:p>
+      <w:pPr>
+        <w:spacing w:after="240" w:before="240" w:lineRule="auto"/>
+        <w:rPr>
+          <w:rFonts w:ascii="Arial" w:cs="Arial" w:eastAsia="Arial" w:hAnsi="Arial"/>
+          <w:b w:val="1"/>
+          <w:sz w:val="24"/>
+          <w:szCs w:val="24"/>
+        </w:rPr>
+      </w:pPr>
+      <w:r>
+        <w:rPr>
+          <w:rFonts w:ascii="Arial" w:cs="Arial" w:eastAsia="Arial" w:hAnsi="Arial"/>
+          <w:sz w:val="24"/>
+          <w:szCs w:val="24"/>
+          <w:rtl w:val="0"/>
+        </w:rPr>
+        <w:t xml:space="preserve">A amostra será composta por registros de pacientes diagnosticados com </w:t>
+      </w:r>
+      <w:sdt>
+        <w:sdtPr>
+          <w:tag w:val="goog_rdk_105"/>
+        </w:sdtPr>
+        <w:sdtContent>
+          <w:commentRangeStart w:id="80"/>
+        </w:sdtContent>
+      </w:sdt>
+      <w:r>
+        <w:rPr>
+          <w:rFonts w:ascii="Arial" w:cs="Arial" w:eastAsia="Arial" w:hAnsi="Arial"/>
+          <w:b w:val="1"/>
+          <w:sz w:val="24"/>
+          <w:szCs w:val="24"/>
+          <w:rtl w:val="0"/>
+        </w:rPr>
+        <w:t xml:space="preserve">SRAG no ano de 2024</w:t>
+      </w:r>
+      <w:commentRangeEnd w:id="80"/>
+      <w:r>
+        <w:commentReference w:id="80"/>
+      </w:r>
+      <w:r>
+        <w:rPr>
+          <w:rFonts w:ascii="Arial" w:cs="Arial" w:eastAsia="Arial" w:hAnsi="Arial"/>
+          <w:sz w:val="24"/>
+          <w:szCs w:val="24"/>
+          <w:rtl w:val="0"/>
+        </w:rPr>
+        <w:t xml:space="preserve">, totalizando aproximadamente 26.000 registros. </w:t>
+      </w:r>
+      <w:sdt>
+        <w:sdtPr>
+          <w:tag w:val="goog_rdk_106"/>
+        </w:sdtPr>
+        <w:sdtContent>
+          <w:commentRangeStart w:id="81"/>
+        </w:sdtContent>
+      </w:sdt>
+      <w:r>
+        <w:rPr>
+          <w:rFonts w:ascii="Arial" w:cs="Arial" w:eastAsia="Arial" w:hAnsi="Arial"/>
+          <w:b w:val="1"/>
+          <w:sz w:val="24"/>
+          <w:szCs w:val="24"/>
+          <w:rtl w:val="0"/>
+        </w:rPr>
+        <w:t xml:space="preserve">Os critérios de inclusão consideram apenas pacientes com diagnóstico confirmado, enquanto registros incompletos ou inconsistentes serão excluídos ou tratados durante a fase de pré-processamento.</w:t>
+      </w:r>
+      <w:commentRangeEnd w:id="81"/>
+      <w:r>
+        <w:commentReference w:id="81"/>
+      </w:r>
+      <w:r>
+        <w:rPr>
+          <w:rtl w:val="0"/>
+        </w:rPr>
+      </w:r>
+    </w:p>
+    <w:p>
+      <w:pPr>
+        <w:ind w:left="0" w:firstLine="0"/>
+        <w:rPr>
+          <w:rFonts w:ascii="Arial" w:cs="Arial" w:eastAsia="Arial" w:hAnsi="Arial"/>
+          <w:b w:val="1"/>
+          <w:sz w:val="24"/>
+          <w:szCs w:val="24"/>
+        </w:rPr>
+      </w:pPr>
+      <w:r>
+        <w:rPr>
+          <w:rtl w:val="0"/>
+        </w:rPr>
+      </w:r>
+    </w:p>
+    <w:p>
+      <w:pPr>
+        <w:ind w:left="0" w:firstLine="0"/>
+        <w:rPr>
+          <w:rFonts w:ascii="Arial" w:cs="Arial" w:eastAsia="Arial" w:hAnsi="Arial"/>
+          <w:b w:val="1"/>
+          <w:sz w:val="24"/>
+          <w:szCs w:val="24"/>
+        </w:rPr>
+      </w:pPr>
+      <w:r>
+        <w:rPr>
+          <w:rFonts w:ascii="Arial" w:cs="Arial" w:eastAsia="Arial" w:hAnsi="Arial"/>
+          <w:b w:val="1"/>
+          <w:sz w:val="24"/>
+          <w:szCs w:val="24"/>
+          <w:rtl w:val="0"/>
+        </w:rPr>
+        <w:t xml:space="preserve">5.5 Pré-processamento de Dados</w:t>
+      </w:r>
+    </w:p>
+    <w:p>
+      <w:pPr>
+        <w:spacing w:after="240" w:before="240" w:lineRule="auto"/>
+        <w:rPr>
+          <w:rFonts w:ascii="Arial" w:cs="Arial" w:eastAsia="Arial" w:hAnsi="Arial"/>
+          <w:sz w:val="24"/>
+          <w:szCs w:val="24"/>
+        </w:rPr>
+      </w:pPr>
+      <w:r>
+        <w:rPr>
+          <w:rFonts w:ascii="Arial" w:cs="Arial" w:eastAsia="Arial" w:hAnsi="Arial"/>
+          <w:sz w:val="24"/>
+          <w:szCs w:val="24"/>
+          <w:rtl w:val="0"/>
+        </w:rPr>
+        <w:t xml:space="preserve">O pré-processamento dos dados será realizado em etapas para garantir a qualidade e a usabilidade do conjunto de dados, incluindo o tratamento de valores ausentes, normalização de variáveis e balanceamento de classes. </w:t>
       </w:r>
     </w:p>
     <w:p>
       <w:pPr>
         <w:numPr>
           <w:ilvl w:val="0"/>
-          <w:numId w:val="15"/>
-        </w:numPr>
-        <w:spacing w:after="0" w:afterAutospacing="0"/>
-        <w:ind w:left="720" w:hanging="360"/>
-        <w:jc w:val="both"/>
-        <w:rPr>
-          <w:rFonts w:ascii="Arial" w:cs="Arial" w:eastAsia="Arial" w:hAnsi="Arial"/>
-          <w:sz w:val="24"/>
-          <w:szCs w:val="24"/>
-          <w:u w:val="none"/>
-          <w:shd w:fill="b6d7a8" w:val="clear"/>
-        </w:rPr>
-      </w:pPr>
-      <w:r>
-        <w:rPr>
-          <w:rFonts w:ascii="Arial" w:cs="Arial" w:eastAsia="Arial" w:hAnsi="Arial"/>
-          <w:sz w:val="24"/>
-          <w:szCs w:val="24"/>
-          <w:shd w:fill="b6d7a8" w:val="clear"/>
-          <w:rtl w:val="0"/>
-        </w:rPr>
-        <w:t xml:space="preserve">fonte de dados (utilizamos os dados abertos do dataSus), ou seja não precisamos nos preocupar com custos os dados já estão disponíveis;</w:t>
-      </w:r>
-    </w:p>
-    <w:p>
-      <w:pPr>
-        <w:numPr>
-          <w:ilvl w:val="0"/>
-          <w:numId w:val="15"/>
-        </w:numPr>
-        <w:ind w:left="720" w:hanging="360"/>
-        <w:jc w:val="both"/>
-        <w:rPr>
-          <w:rFonts w:ascii="Arial" w:cs="Arial" w:eastAsia="Arial" w:hAnsi="Arial"/>
-          <w:sz w:val="24"/>
-          <w:szCs w:val="24"/>
-          <w:u w:val="none"/>
-          <w:shd w:fill="b6d7a8" w:val="clear"/>
-        </w:rPr>
-      </w:pPr>
-      <w:r>
-        <w:rPr>
-          <w:rFonts w:ascii="Arial" w:cs="Arial" w:eastAsia="Arial" w:hAnsi="Arial"/>
-          <w:sz w:val="24"/>
-          <w:szCs w:val="24"/>
-          <w:shd w:fill="b6d7a8" w:val="clear"/>
-          <w:rtl w:val="0"/>
-        </w:rPr>
-        <w:t xml:space="preserve">base historia SRAG 2021 a 2024;</w:t>
-      </w:r>
-    </w:p>
-    <w:p>
-      <w:pPr>
-        <w:ind w:left="0" w:firstLine="0"/>
-        <w:rPr>
-          <w:rFonts w:ascii="Arial" w:cs="Arial" w:eastAsia="Arial" w:hAnsi="Arial"/>
-          <w:b w:val="1"/>
-          <w:sz w:val="24"/>
-          <w:szCs w:val="24"/>
-        </w:rPr>
-      </w:pPr>
-      <w:r>
-        <w:rPr>
-          <w:rtl w:val="0"/>
-        </w:rPr>
-      </w:r>
-    </w:p>
-    <w:p>
-      <w:pPr>
-        <w:ind w:left="0" w:firstLine="0"/>
-        <w:rPr>
-          <w:rFonts w:ascii="Arial" w:cs="Arial" w:eastAsia="Arial" w:hAnsi="Arial"/>
-          <w:b w:val="1"/>
-          <w:sz w:val="24"/>
-          <w:szCs w:val="24"/>
-        </w:rPr>
-      </w:pPr>
-      <w:r>
-        <w:rPr>
-          <w:rFonts w:ascii="Arial" w:cs="Arial" w:eastAsia="Arial" w:hAnsi="Arial"/>
-          <w:b w:val="1"/>
-          <w:sz w:val="24"/>
-          <w:szCs w:val="24"/>
-          <w:rtl w:val="0"/>
-        </w:rPr>
-        <w:t xml:space="preserve">5.1 Tipo de Pesquisa</w:t>
-      </w:r>
-    </w:p>
-    <w:p>
-      <w:pPr>
-        <w:spacing w:after="240" w:before="240" w:lineRule="auto"/>
-        <w:jc w:val="both"/>
-        <w:rPr>
-          <w:rFonts w:ascii="Arial" w:cs="Arial" w:eastAsia="Arial" w:hAnsi="Arial"/>
-          <w:sz w:val="24"/>
-          <w:szCs w:val="24"/>
-        </w:rPr>
-      </w:pPr>
-      <w:r>
-        <w:rPr>
-          <w:rFonts w:ascii="Arial" w:cs="Arial" w:eastAsia="Arial" w:hAnsi="Arial"/>
-          <w:sz w:val="24"/>
-          <w:szCs w:val="24"/>
-          <w:rtl w:val="0"/>
-        </w:rPr>
-        <w:t xml:space="preserve">Este estudo caracteriza-se como uma pesquisa aplicada, com abordagem quantitativa e exploratória. A pesquisa aplicada visa gerar conhecimento para aplicação prática na área da saúde, enquanto a abordagem quantitativa permite a análise estatística dos dados disponíveis. O caráter exploratório justifica-se pela necessidade de investigar padrões nos dados de SRAG e avaliar a eficácia de diferentes modelos preditivos (Sena, 2021).</w:t>
-      </w:r>
-    </w:p>
-    <w:p>
-      <w:pPr>
-        <w:ind w:left="0" w:firstLine="0"/>
-        <w:jc w:val="both"/>
-        <w:rPr>
-          <w:rFonts w:ascii="Arial" w:cs="Arial" w:eastAsia="Arial" w:hAnsi="Arial"/>
-          <w:b w:val="1"/>
-          <w:sz w:val="24"/>
-          <w:szCs w:val="24"/>
-        </w:rPr>
-      </w:pPr>
-      <w:r>
-        <w:rPr>
-          <w:rFonts w:ascii="Arial" w:cs="Arial" w:eastAsia="Arial" w:hAnsi="Arial"/>
-          <w:b w:val="1"/>
-          <w:sz w:val="24"/>
-          <w:szCs w:val="24"/>
-          <w:rtl w:val="0"/>
-        </w:rPr>
-        <w:t xml:space="preserve">5.2 Objetivo da Pesquisa</w:t>
-      </w:r>
-    </w:p>
-    <w:p>
-      <w:pPr>
-        <w:spacing w:after="240" w:before="240" w:lineRule="auto"/>
-        <w:jc w:val="both"/>
-        <w:rPr>
-          <w:rFonts w:ascii="Arial" w:cs="Arial" w:eastAsia="Arial" w:hAnsi="Arial"/>
-          <w:sz w:val="24"/>
-          <w:szCs w:val="24"/>
-        </w:rPr>
-      </w:pPr>
-      <w:r>
-        <w:rPr>
-          <w:rFonts w:ascii="Arial" w:cs="Arial" w:eastAsia="Arial" w:hAnsi="Arial"/>
-          <w:sz w:val="24"/>
-          <w:szCs w:val="24"/>
-          <w:rtl w:val="0"/>
-        </w:rPr>
-        <w:t xml:space="preserve">O objetivo deste estudo é desenvolver um modelo preditivo para análise de desfechos clínicos em pacientes diagnosticados com SRAG, utilizando técnicas de aprendizado de máquina e dados disponíveis no DataSUS. Pretende-se identificar quais variáveis influenciam os desfechos clínicos e comparar diferentes algoritmos para determinar qual apresenta melhor desempenho na predição (Silva e Silva Neto, 2022).</w:t>
-      </w:r>
-    </w:p>
-    <w:p>
-      <w:pPr>
-        <w:ind w:left="0" w:firstLine="0"/>
-        <w:rPr>
-          <w:rFonts w:ascii="Arial" w:cs="Arial" w:eastAsia="Arial" w:hAnsi="Arial"/>
-          <w:b w:val="1"/>
-          <w:sz w:val="24"/>
-          <w:szCs w:val="24"/>
-        </w:rPr>
-      </w:pPr>
-      <w:r>
-        <w:rPr>
-          <w:rtl w:val="0"/>
-        </w:rPr>
-      </w:r>
-    </w:p>
-    <w:p>
-      <w:pPr>
-        <w:ind w:left="0" w:firstLine="0"/>
-        <w:rPr>
-          <w:rFonts w:ascii="Arial" w:cs="Arial" w:eastAsia="Arial" w:hAnsi="Arial"/>
-          <w:b w:val="1"/>
-          <w:sz w:val="24"/>
-          <w:szCs w:val="24"/>
-        </w:rPr>
-      </w:pPr>
-      <w:r>
-        <w:rPr>
-          <w:rFonts w:ascii="Arial" w:cs="Arial" w:eastAsia="Arial" w:hAnsi="Arial"/>
-          <w:b w:val="1"/>
-          <w:sz w:val="24"/>
-          <w:szCs w:val="24"/>
-          <w:rtl w:val="0"/>
-        </w:rPr>
-        <w:t xml:space="preserve">5.3 Fonte de Dados</w:t>
-      </w:r>
-    </w:p>
-    <w:p>
-      <w:pPr>
-        <w:spacing w:after="240" w:before="240" w:lineRule="auto"/>
-        <w:jc w:val="both"/>
-        <w:rPr>
-          <w:rFonts w:ascii="Arial" w:cs="Arial" w:eastAsia="Arial" w:hAnsi="Arial"/>
-          <w:sz w:val="24"/>
-          <w:szCs w:val="24"/>
-        </w:rPr>
-      </w:pPr>
-      <w:r>
-        <w:rPr>
-          <w:rFonts w:ascii="Arial" w:cs="Arial" w:eastAsia="Arial" w:hAnsi="Arial"/>
-          <w:sz w:val="24"/>
-          <w:szCs w:val="24"/>
-          <w:rtl w:val="0"/>
-        </w:rPr>
-        <w:t xml:space="preserve">Os dados utilizados neste estudo serão extraídos do banco de dados do DataSUS, que disponibiliza informações de saúde pública no Brasil. O conjunto de dados contém registros de pacientes diagnosticados com SRAG, incluindo variáveis demográficas, clínicas e epidemiológicas. Serão consideradas variáveis como idade, sexo, presença de comorbidades, uso de ventilação mecânica, internação em UTI e status vacinal contra COVID-19 e Influenza (Júnior, 2024).</w:t>
-      </w:r>
-    </w:p>
-    <w:p>
-      <w:pPr>
-        <w:ind w:left="0" w:firstLine="0"/>
-        <w:rPr>
-          <w:rFonts w:ascii="Arial" w:cs="Arial" w:eastAsia="Arial" w:hAnsi="Arial"/>
-          <w:b w:val="1"/>
-          <w:sz w:val="24"/>
-          <w:szCs w:val="24"/>
-        </w:rPr>
-      </w:pPr>
-      <w:r>
-        <w:rPr>
-          <w:rtl w:val="0"/>
-        </w:rPr>
-      </w:r>
-    </w:p>
-    <w:p>
-      <w:pPr>
-        <w:ind w:left="0" w:firstLine="0"/>
-        <w:rPr>
-          <w:rFonts w:ascii="Arial" w:cs="Arial" w:eastAsia="Arial" w:hAnsi="Arial"/>
-          <w:b w:val="1"/>
-          <w:sz w:val="24"/>
-          <w:szCs w:val="24"/>
-        </w:rPr>
-      </w:pPr>
-      <w:r>
-        <w:rPr>
-          <w:rFonts w:ascii="Arial" w:cs="Arial" w:eastAsia="Arial" w:hAnsi="Arial"/>
-          <w:b w:val="1"/>
-          <w:sz w:val="24"/>
-          <w:szCs w:val="24"/>
-          <w:rtl w:val="0"/>
-        </w:rPr>
-        <w:t xml:space="preserve">5.4 Amostra</w:t>
-      </w:r>
-    </w:p>
-    <w:p>
-      <w:pPr>
-        <w:spacing w:after="240" w:before="240" w:lineRule="auto"/>
-        <w:rPr>
-          <w:rFonts w:ascii="Arial" w:cs="Arial" w:eastAsia="Arial" w:hAnsi="Arial"/>
-          <w:sz w:val="24"/>
-          <w:szCs w:val="24"/>
-        </w:rPr>
-      </w:pPr>
-      <w:r>
-        <w:rPr>
-          <w:rFonts w:ascii="Arial" w:cs="Arial" w:eastAsia="Arial" w:hAnsi="Arial"/>
-          <w:sz w:val="24"/>
-          <w:szCs w:val="24"/>
-          <w:rtl w:val="0"/>
-        </w:rPr>
-        <w:t xml:space="preserve">A amostra será composta por registros de pacientes diagnosticados com SRAG no ano de 2024, totalizando aproximadamente 26.000 registros. Os critérios de inclusão consideram apenas pacientes com diagnóstico confirmado, enquanto registros incompletos ou inconsistentes serão excluídos ou tratados durante a fase de pré-processamento (Belini, Ataide e Lochter, 2024).</w:t>
-      </w:r>
-    </w:p>
-    <w:p>
-      <w:pPr>
-        <w:ind w:left="0" w:firstLine="0"/>
-        <w:rPr>
-          <w:rFonts w:ascii="Arial" w:cs="Arial" w:eastAsia="Arial" w:hAnsi="Arial"/>
-          <w:b w:val="1"/>
-          <w:sz w:val="24"/>
-          <w:szCs w:val="24"/>
-        </w:rPr>
-      </w:pPr>
-      <w:r>
-        <w:rPr>
-          <w:rtl w:val="0"/>
-        </w:rPr>
-      </w:r>
-    </w:p>
-    <w:p>
-      <w:pPr>
-        <w:ind w:left="0" w:firstLine="0"/>
-        <w:rPr>
-          <w:rFonts w:ascii="Arial" w:cs="Arial" w:eastAsia="Arial" w:hAnsi="Arial"/>
-          <w:b w:val="1"/>
-          <w:sz w:val="24"/>
-          <w:szCs w:val="24"/>
-        </w:rPr>
-      </w:pPr>
-      <w:r>
-        <w:rPr>
-          <w:rFonts w:ascii="Arial" w:cs="Arial" w:eastAsia="Arial" w:hAnsi="Arial"/>
-          <w:b w:val="1"/>
-          <w:sz w:val="24"/>
-          <w:szCs w:val="24"/>
-          <w:rtl w:val="0"/>
-        </w:rPr>
-        <w:t xml:space="preserve">5.5 Pré-processamento de Dados</w:t>
-      </w:r>
-    </w:p>
-    <w:p>
-      <w:pPr>
-        <w:spacing w:after="240" w:before="240" w:lineRule="auto"/>
-        <w:rPr>
-          <w:rFonts w:ascii="Arial" w:cs="Arial" w:eastAsia="Arial" w:hAnsi="Arial"/>
-          <w:sz w:val="24"/>
-          <w:szCs w:val="24"/>
-        </w:rPr>
-      </w:pPr>
-      <w:r>
-        <w:rPr>
-          <w:rFonts w:ascii="Arial" w:cs="Arial" w:eastAsia="Arial" w:hAnsi="Arial"/>
-          <w:sz w:val="24"/>
-          <w:szCs w:val="24"/>
-          <w:rtl w:val="0"/>
-        </w:rPr>
-        <w:t xml:space="preserve">O pré-processamento dos dados será realizado em etapas essenciais para garantir a qualidade e a usabilidade do conjunto de dados. As principais etapas incluem:</w:t>
-      </w:r>
-    </w:p>
-    <w:p>
-      <w:pPr>
-        <w:numPr>
-          <w:ilvl w:val="0"/>
-          <w:numId w:val="17"/>
+          <w:numId w:val="16"/>
         </w:numPr>
         <w:spacing w:after="0" w:afterAutospacing="0" w:before="240" w:lineRule="auto"/>
         <w:ind w:left="720" w:hanging="360"/>
         <w:rPr>
           <w:rFonts w:ascii="Arial" w:cs="Arial" w:eastAsia="Arial" w:hAnsi="Arial"/>
-          <w:sz w:val="24"/>
-          <w:szCs w:val="24"/>
-        </w:rPr>
-      </w:pPr>
-      <w:r>
-        <w:rPr>
-          <w:rFonts w:ascii="Arial" w:cs="Arial" w:eastAsia="Arial" w:hAnsi="Arial"/>
+          <w:b w:val="1"/>
+          <w:sz w:val="24"/>
+          <w:szCs w:val="24"/>
+        </w:rPr>
+      </w:pPr>
+      <w:sdt>
+        <w:sdtPr>
+          <w:tag w:val="goog_rdk_107"/>
+        </w:sdtPr>
+        <w:sdtContent>
+          <w:commentRangeStart w:id="82"/>
+        </w:sdtContent>
+      </w:sdt>
+      <w:r>
+        <w:rPr>
+          <w:rFonts w:ascii="Arial" w:cs="Arial" w:eastAsia="Arial" w:hAnsi="Arial"/>
+          <w:b w:val="1"/>
           <w:sz w:val="24"/>
           <w:szCs w:val="24"/>
           <w:rtl w:val="0"/>
@@ -8275,19 +8694,21 @@
       <w:pPr>
         <w:numPr>
           <w:ilvl w:val="0"/>
-          <w:numId w:val="17"/>
+          <w:numId w:val="16"/>
         </w:numPr>
         <w:spacing w:after="0" w:afterAutospacing="0" w:before="0" w:beforeAutospacing="0" w:lineRule="auto"/>
         <w:ind w:left="720" w:hanging="360"/>
         <w:rPr>
           <w:rFonts w:ascii="Arial" w:cs="Arial" w:eastAsia="Arial" w:hAnsi="Arial"/>
-          <w:sz w:val="24"/>
-          <w:szCs w:val="24"/>
-        </w:rPr>
-      </w:pPr>
-      <w:r>
-        <w:rPr>
-          <w:rFonts w:ascii="Arial" w:cs="Arial" w:eastAsia="Arial" w:hAnsi="Arial"/>
+          <w:b w:val="1"/>
+          <w:sz w:val="24"/>
+          <w:szCs w:val="24"/>
+        </w:rPr>
+      </w:pPr>
+      <w:r>
+        <w:rPr>
+          <w:rFonts w:ascii="Arial" w:cs="Arial" w:eastAsia="Arial" w:hAnsi="Arial"/>
+          <w:b w:val="1"/>
           <w:sz w:val="24"/>
           <w:szCs w:val="24"/>
           <w:rtl w:val="0"/>
@@ -8299,7 +8720,7 @@
       <w:pPr>
         <w:numPr>
           <w:ilvl w:val="0"/>
-          <w:numId w:val="17"/>
+          <w:numId w:val="16"/>
         </w:numPr>
         <w:spacing w:after="240" w:before="0" w:beforeAutospacing="0" w:lineRule="auto"/>
         <w:ind w:left="720" w:hanging="360"/>
@@ -8312,11 +8733,25 @@
       <w:r>
         <w:rPr>
           <w:rFonts w:ascii="Arial" w:cs="Arial" w:eastAsia="Arial" w:hAnsi="Arial"/>
-          <w:sz w:val="24"/>
-          <w:szCs w:val="24"/>
-          <w:rtl w:val="0"/>
-        </w:rPr>
-        <w:t xml:space="preserve">Balanceamento de classes: Uso de técnicas como oversampling e undersampling para equilibrar a distribuição das classes e evitar viés no treinamento do modelo (Barreto, 2021).</w:t>
+          <w:b w:val="1"/>
+          <w:sz w:val="24"/>
+          <w:szCs w:val="24"/>
+          <w:rtl w:val="0"/>
+        </w:rPr>
+        <w:t xml:space="preserve">Balanceamento de classes: Uso de técnicas como oversampling e undersampling para equilibrar a distribuição das classes e evitar viés no treinamento do modelo (Barreto, 2021</w:t>
+      </w:r>
+      <w:commentRangeEnd w:id="82"/>
+      <w:r>
+        <w:commentReference w:id="82"/>
+      </w:r>
+      <w:r>
+        <w:rPr>
+          <w:rFonts w:ascii="Arial" w:cs="Arial" w:eastAsia="Arial" w:hAnsi="Arial"/>
+          <w:sz w:val="24"/>
+          <w:szCs w:val="24"/>
+          <w:rtl w:val="0"/>
+        </w:rPr>
+        <w:t xml:space="preserve">).</w:t>
       </w:r>
     </w:p>
     <w:p>
@@ -8372,7 +8807,26 @@
           <w:szCs w:val="24"/>
           <w:rtl w:val="0"/>
         </w:rPr>
-        <w:t xml:space="preserve">Para a implementação do modelo preditivo, serão utilizadas diversas ferramentas computacionais que auxiliam na manipulação, visualização e análise dos dados.</w:t>
+        <w:t xml:space="preserve">Para a implementação do modelo </w:t>
+      </w:r>
+      <w:r>
+        <w:rPr>
+          <w:rFonts w:ascii="Arial" w:cs="Arial" w:eastAsia="Arial" w:hAnsi="Arial"/>
+          <w:b w:val="1"/>
+          <w:sz w:val="24"/>
+          <w:szCs w:val="24"/>
+          <w:rtl w:val="0"/>
+        </w:rPr>
+        <w:t xml:space="preserve">preditivo</w:t>
+      </w:r>
+      <w:r>
+        <w:rPr>
+          <w:rFonts w:ascii="Arial" w:cs="Arial" w:eastAsia="Arial" w:hAnsi="Arial"/>
+          <w:sz w:val="24"/>
+          <w:szCs w:val="24"/>
+          <w:rtl w:val="0"/>
+        </w:rPr>
+        <w:t xml:space="preserve">, serão utilizadas diversas ferramentas computacionais que auxiliam na visualização, manipulação e análise dos dados.</w:t>
       </w:r>
     </w:p>
     <w:p>
@@ -8771,7 +9225,7 @@
       <w:pPr>
         <w:numPr>
           <w:ilvl w:val="0"/>
-          <w:numId w:val="18"/>
+          <w:numId w:val="17"/>
         </w:numPr>
         <w:ind w:left="720" w:hanging="360"/>
         <w:rPr>
@@ -8784,10 +9238,10 @@
       </w:pPr>
       <w:sdt>
         <w:sdtPr>
-          <w:tag w:val="goog_rdk_92"/>
+          <w:tag w:val="goog_rdk_108"/>
         </w:sdtPr>
         <w:sdtContent>
-          <w:commentRangeStart w:id="74"/>
+          <w:commentRangeStart w:id="83"/>
         </w:sdtContent>
       </w:sdt>
       <w:r>
@@ -8834,9 +9288,9 @@
           <w:t xml:space="preserve">https://colab.research.google.com/drive/1tg1hKxFYfgRVxRXTjPllKwhKSm_goi8P?usp=sharing</w:t>
         </w:r>
       </w:hyperlink>
-      <w:commentRangeEnd w:id="74"/>
-      <w:r>
-        <w:commentReference w:id="74"/>
+      <w:commentRangeEnd w:id="83"/>
+      <w:r>
+        <w:commentReference w:id="83"/>
       </w:r>
       <w:r>
         <w:rPr>
@@ -12146,10 +12600,10 @@
       </w:pPr>
       <w:sdt>
         <w:sdtPr>
-          <w:tag w:val="goog_rdk_93"/>
+          <w:tag w:val="goog_rdk_109"/>
         </w:sdtPr>
         <w:sdtContent>
-          <w:commentRangeStart w:id="75"/>
+          <w:commentRangeStart w:id="84"/>
         </w:sdtContent>
       </w:sdt>
       <w:r>
@@ -12171,9 +12625,9 @@
         </w:rPr>
         <w:t xml:space="preserve"> Mineração de dados na base de dados de SRAG. 2024. Trabalho de Conclusão de Curso (Bacharelado em Engenharia da Computação) – Universidade Federal do Espírito Santo, São Mateus, 2024.</w:t>
       </w:r>
-      <w:commentRangeEnd w:id="75"/>
-      <w:r>
-        <w:commentReference w:id="75"/>
+      <w:commentRangeEnd w:id="84"/>
+      <w:r>
+        <w:commentReference w:id="84"/>
       </w:r>
       <w:r>
         <w:rPr>
@@ -12615,10 +13069,10 @@
       </w:pPr>
       <w:sdt>
         <w:sdtPr>
-          <w:tag w:val="goog_rdk_94"/>
+          <w:tag w:val="goog_rdk_110"/>
         </w:sdtPr>
         <w:sdtContent>
-          <w:commentRangeStart w:id="76"/>
+          <w:commentRangeStart w:id="85"/>
         </w:sdtContent>
       </w:sdt>
       <w:r>
@@ -12630,9 +13084,9 @@
         </w:rPr>
         <w:t xml:space="preserve">Altino, Rita de Cássia et al. A importância da notificação compulsória frente à Síndrome Respiratória Aguda Grave (SRAG) e Covid-19. Rev. Salusvita (Online), p. 627-649, 2020. </w:t>
       </w:r>
-      <w:commentRangeEnd w:id="76"/>
-      <w:r>
-        <w:commentReference w:id="76"/>
+      <w:commentRangeEnd w:id="85"/>
+      <w:r>
+        <w:commentReference w:id="85"/>
       </w:r>
       <w:r>
         <w:rPr>
@@ -15925,7 +16379,7 @@
 
 <file path=word/comments.xml><?xml version="1.0" encoding="utf-8"?>
 <w:comments xmlns:mc="http://schemas.openxmlformats.org/markup-compatibility/2006" xmlns:o="urn:schemas-microsoft-com:office:office" xmlns:r="http://schemas.openxmlformats.org/officeDocument/2006/relationships" xmlns:m="http://schemas.openxmlformats.org/officeDocument/2006/math" xmlns:v="urn:schemas-microsoft-com:vml" xmlns:wp="http://schemas.openxmlformats.org/drawingml/2006/wordprocessingDrawing" xmlns:w10="urn:schemas-microsoft-com:office:word" xmlns:w="http://schemas.openxmlformats.org/wordprocessingml/2006/main" xmlns:wne="http://schemas.microsoft.com/office/word/2006/wordml" xmlns:sl="http://schemas.openxmlformats.org/schemaLibrary/2006/main" xmlns:a="http://schemas.openxmlformats.org/drawingml/2006/main" xmlns:pic="http://schemas.openxmlformats.org/drawingml/2006/picture" xmlns:c="http://schemas.openxmlformats.org/drawingml/2006/chart" xmlns:lc="http://schemas.openxmlformats.org/drawingml/2006/lockedCanvas" xmlns:dgm="http://schemas.openxmlformats.org/drawingml/2006/diagram" xmlns:wps="http://schemas.microsoft.com/office/word/2010/wordprocessingShape" xmlns:wpg="http://schemas.microsoft.com/office/word/2010/wordprocessingGroup" xmlns:w14="http://schemas.microsoft.com/office/word/2010/wordml" xmlns:w15="http://schemas.microsoft.com/office/word/2012/wordml" xmlns:w16="http://schemas.microsoft.com/office/word/2018/wordml" xmlns:w16cex="http://schemas.microsoft.com/office/word/2018/wordml/cex" xmlns:w16cid="http://schemas.microsoft.com/office/word/2016/wordml/cid" xmlns="http://schemas.microsoft.com/office/tasks/2019/documenttasks" xmlns:cr="http://schemas.microsoft.com/office/comments/2020/reactions">
-  <w:comment w:author="Iasmin Marques" w:id="0" w:date="2025-02-17T18:33:10Z">
+  <w:comment w:author="Iasmin Marques" w:id="80" w:date="2025-03-08T01:29:53Z">
     <w:p>
       <w:pPr>
         <w:keepNext w:val="0"/>
@@ -15972,11 +16426,11 @@
           <w:vertAlign w:val="baseline"/>
           <w:rtl w:val="0"/>
         </w:rPr>
-        <w:t xml:space="preserve">falar sobre o significado de cada</w:t>
+        <w:t xml:space="preserve">Verificar se vai ser o banco de dados todo … pq é muito</w:t>
       </w:r>
     </w:p>
   </w:comment>
-  <w:comment w:author="Iasmin Marques" w:id="69" w:date="2025-03-06T20:26:41Z">
+  <w:comment w:author="Iasmin Marques" w:id="81" w:date="2025-03-08T01:33:08Z">
     <w:p>
       <w:pPr>
         <w:keepNext w:val="0"/>
@@ -16023,11 +16477,11 @@
           <w:vertAlign w:val="baseline"/>
           <w:rtl w:val="0"/>
         </w:rPr>
-        <w:t xml:space="preserve">pagina 50 - artigo 6</w:t>
+        <w:t xml:space="preserve">Verificar ( se só serão inclusos mesmo os registros )</w:t>
       </w:r>
     </w:p>
   </w:comment>
-  <w:comment w:author="Iasmin Marques" w:id="61" w:date="2025-03-06T19:56:29Z">
+  <w:comment w:author="Iasmin Marques" w:id="65" w:date="2025-03-06T19:56:29Z">
     <w:p>
       <w:pPr>
         <w:keepNext w:val="0"/>
@@ -16078,7 +16532,7 @@
       </w:r>
     </w:p>
   </w:comment>
-  <w:comment w:author="Iasmin Marques" w:id="59" w:date="2025-03-06T19:57:01Z">
+  <w:comment w:author="Iasmin Marques" w:id="63" w:date="2025-03-06T19:57:01Z">
     <w:p>
       <w:pPr>
         <w:keepNext w:val="0"/>
@@ -16129,7 +16583,7 @@
       </w:r>
     </w:p>
   </w:comment>
-  <w:comment w:author="Iasmin Marques" w:id="14" w:date="2025-03-03T14:26:00Z">
+  <w:comment w:author="Iasmin Marques" w:id="9" w:date="2025-03-03T13:58:28Z">
     <w:p>
       <w:pPr>
         <w:keepNext w:val="0"/>
@@ -16176,11 +16630,11 @@
           <w:vertAlign w:val="baseline"/>
           <w:rtl w:val="0"/>
         </w:rPr>
-        <w:t xml:space="preserve">paginas 21 e 110 - artigo_2</w:t>
+        <w:t xml:space="preserve">pagina 1 - artigo 4</w:t>
       </w:r>
     </w:p>
   </w:comment>
-  <w:comment w:author="Iasmin Marques" w:id="9" w:date="2025-03-03T13:58:28Z">
+  <w:comment w:author="Iasmin Marques" w:id="78" w:date="2025-03-08T01:13:06Z">
     <w:p>
       <w:pPr>
         <w:keepNext w:val="0"/>
@@ -16227,11 +16681,11 @@
           <w:vertAlign w:val="baseline"/>
           <w:rtl w:val="0"/>
         </w:rPr>
-        <w:t xml:space="preserve">pagina 1 - artigo 4</w:t>
+        <w:t xml:space="preserve">Explicar o q é</w:t>
       </w:r>
     </w:p>
   </w:comment>
-  <w:comment w:author="Iasmin Marques" w:id="44" w:date="2025-03-07T19:25:44Z">
+  <w:comment w:author="Iasmin Marques" w:id="82" w:date="2025-03-08T01:40:01Z">
     <w:p>
       <w:pPr>
         <w:keepNext w:val="0"/>
@@ -16278,11 +16732,11 @@
           <w:vertAlign w:val="baseline"/>
           <w:rtl w:val="0"/>
         </w:rPr>
-        <w:t xml:space="preserve">alterar imagem para texto</w:t>
+        <w:t xml:space="preserve">Verificar se dá pra aproveitar alguma coisa</w:t>
       </w:r>
     </w:p>
   </w:comment>
-  <w:comment w:author="Iasmin Marques" w:id="76" w:date="2025-03-05T00:44:22Z">
+  <w:comment w:author="Iasmin Marques" w:id="56" w:date="2025-03-08T00:44:50Z">
     <w:p>
       <w:pPr>
         <w:keepNext w:val="0"/>
@@ -16329,11 +16783,11 @@
           <w:vertAlign w:val="baseline"/>
           <w:rtl w:val="0"/>
         </w:rPr>
-        <w:t xml:space="preserve">referencia utilizada no artigo 4 (citação utilizada no referencial teorico 3.1)</w:t>
+        <w:t xml:space="preserve">Verificar</w:t>
       </w:r>
     </w:p>
   </w:comment>
-  <w:comment w:author="Iasmin Marques" w:id="73" w:date="2025-02-24T17:15:37Z">
+  <w:comment w:author="Iasmin Marques" w:id="48" w:date="2025-03-08T00:31:26Z">
     <w:p>
       <w:pPr>
         <w:keepNext w:val="0"/>
@@ -16380,11 +16834,11 @@
           <w:vertAlign w:val="baseline"/>
           <w:rtl w:val="0"/>
         </w:rPr>
-        <w:t xml:space="preserve">no TCC 2 - vai falar do KDD;</w:t>
+        <w:t xml:space="preserve">Explicar o que é - nota rodapé</w:t>
       </w:r>
     </w:p>
   </w:comment>
-  <w:comment w:author="Iasmin Marques" w:id="66" w:date="2025-03-06T20:16:42Z">
+  <w:comment w:author="Iasmin Marques" w:id="25" w:date="2025-03-07T17:17:30Z">
     <w:p>
       <w:pPr>
         <w:keepNext w:val="0"/>
@@ -16431,11 +16885,11 @@
           <w:vertAlign w:val="baseline"/>
           <w:rtl w:val="0"/>
         </w:rPr>
-        <w:t xml:space="preserve">p. 1 - artigo_4</w:t>
+        <w:t xml:space="preserve">pagina 2 - artigo 4</w:t>
       </w:r>
     </w:p>
   </w:comment>
-  <w:comment w:author="Iasmin Marques" w:id="67" w:date="2025-03-06T20:16:42Z">
+  <w:comment w:author="Iasmin Marques" w:id="49" w:date="2025-03-08T00:35:23Z">
     <w:p>
       <w:pPr>
         <w:keepNext w:val="0"/>
@@ -16482,11 +16936,11 @@
           <w:vertAlign w:val="baseline"/>
           <w:rtl w:val="0"/>
         </w:rPr>
-        <w:t xml:space="preserve">p. 1 - artigo_4</w:t>
+        <w:t xml:space="preserve">Talvez retirar</w:t>
       </w:r>
     </w:p>
   </w:comment>
-  <w:comment w:author="Iasmin Marques" w:id="47" w:date="2025-03-06T19:30:24Z">
+  <w:comment w:author="Iasmin Marques" w:id="21" w:date="2025-03-06T18:43:34Z">
     <w:p>
       <w:pPr>
         <w:keepNext w:val="0"/>
@@ -16533,11 +16987,11 @@
           <w:vertAlign w:val="baseline"/>
           <w:rtl w:val="0"/>
         </w:rPr>
-        <w:t xml:space="preserve">pagina 53 - dissertacao_uallaci</w:t>
+        <w:t xml:space="preserve">add rodape?</w:t>
       </w:r>
     </w:p>
   </w:comment>
-  <w:comment w:author="Iasmin Marques" w:id="74" w:date="2025-03-05T02:45:07Z">
+  <w:comment w:author="Iasmin Marques" w:id="32" w:date="2025-03-06T18:43:34Z">
     <w:p>
       <w:pPr>
         <w:keepNext w:val="0"/>
@@ -16584,11 +17038,11 @@
           <w:vertAlign w:val="baseline"/>
           <w:rtl w:val="0"/>
         </w:rPr>
-        <w:t xml:space="preserve">verificar se vai mostrar já essa parte</w:t>
+        <w:t xml:space="preserve">add rodape?</w:t>
       </w:r>
     </w:p>
   </w:comment>
-  <w:comment w:author="Iasmin Marques" w:id="7" w:date="2025-03-03T13:34:01Z">
+  <w:comment w:author="Iasmin Marques" w:id="37" w:date="2025-03-05T01:07:56Z">
     <w:p>
       <w:pPr>
         <w:keepNext w:val="0"/>
@@ -16635,11 +17089,11 @@
           <w:vertAlign w:val="baseline"/>
           <w:rtl w:val="0"/>
         </w:rPr>
-        <w:t xml:space="preserve">pagina 21 - artigo 2</w:t>
+        <w:t xml:space="preserve">pagina 28 - disssertacao uallaci</w:t>
       </w:r>
     </w:p>
   </w:comment>
-  <w:comment w:author="Iasmin Marques" w:id="58" w:date="2025-03-05T02:22:01Z">
+  <w:comment w:author="Iasmin Marques" w:id="18" w:date="2025-03-06T18:41:51Z">
     <w:p>
       <w:pPr>
         <w:keepNext w:val="0"/>
@@ -16686,11 +17140,11 @@
           <w:vertAlign w:val="baseline"/>
           <w:rtl w:val="0"/>
         </w:rPr>
-        <w:t xml:space="preserve">pegar no machinelearins...covid</w:t>
+        <w:t xml:space="preserve">colocar em ingles e pt</w:t>
       </w:r>
     </w:p>
   </w:comment>
-  <w:comment w:author="Iasmin Marques" w:id="68" w:date="2025-03-06T20:26:31Z">
+  <w:comment w:author="Iasmin Marques" w:id="29" w:date="2025-03-06T18:41:51Z">
     <w:p>
       <w:pPr>
         <w:keepNext w:val="0"/>
@@ -16737,11 +17191,11 @@
           <w:vertAlign w:val="baseline"/>
           <w:rtl w:val="0"/>
         </w:rPr>
-        <w:t xml:space="preserve">pagina 50 - artigo 6 (olhar bem)</w:t>
+        <w:t xml:space="preserve">colocar em ingles e pt</w:t>
       </w:r>
     </w:p>
   </w:comment>
-  <w:comment w:author="Iasmin Marques" w:id="62" w:date="2025-03-05T02:25:03Z">
+  <w:comment w:author="Iasmin Marques" w:id="57" w:date="2025-03-05T01:59:29Z">
     <w:p>
       <w:pPr>
         <w:keepNext w:val="0"/>
@@ -16788,11 +17242,11 @@
           <w:vertAlign w:val="baseline"/>
           <w:rtl w:val="0"/>
         </w:rPr>
-        <w:t xml:space="preserve">pagina 120, 121 - artigo 7</w:t>
+        <w:t xml:space="preserve">pagina 120 - artigo 7</w:t>
       </w:r>
     </w:p>
   </w:comment>
-  <w:comment w:author="Iasmin Marques" w:id="25" w:date="2025-03-07T17:17:30Z">
+  <w:comment w:author="Iasmin Marques" w:id="46" w:date="2025-03-07T19:29:54Z">
     <w:p>
       <w:pPr>
         <w:keepNext w:val="0"/>
@@ -16839,11 +17293,11 @@
           <w:vertAlign w:val="baseline"/>
           <w:rtl w:val="0"/>
         </w:rPr>
-        <w:t xml:space="preserve">pagina 2 - artigo 4</w:t>
+        <w:t xml:space="preserve">VERIFICAR PLAGIO E IA</w:t>
       </w:r>
     </w:p>
   </w:comment>
-  <w:comment w:author="Iasmin Marques" w:id="26" w:date="2025-03-05T00:39:26Z">
+  <w:comment w:author="Iasmin Marques" w:id="38" w:date="2025-03-07T18:32:08Z">
     <w:p>
       <w:pPr>
         <w:keepNext w:val="0"/>
@@ -16890,11 +17344,11 @@
           <w:vertAlign w:val="baseline"/>
           <w:rtl w:val="0"/>
         </w:rPr>
-        <w:t xml:space="preserve">pagina 11 - dissertacao uallaci</w:t>
+        <w:t xml:space="preserve">citação direta do site do opendatasus</w:t>
       </w:r>
     </w:p>
   </w:comment>
-  <w:comment w:author="Iasmin Marques" w:id="6" w:date="2025-03-03T13:34:29Z">
+  <w:comment w:author="Iasmin Marques" w:id="19" w:date="2025-03-03T15:42:48Z">
     <w:p>
       <w:pPr>
         <w:keepNext w:val="0"/>
@@ -16941,11 +17395,9 @@
           <w:vertAlign w:val="baseline"/>
           <w:rtl w:val="0"/>
         </w:rPr>
-        <w:t xml:space="preserve">pagina 119 - artigo 7</w:t>
-      </w:r>
-    </w:p>
-  </w:comment>
-  <w:comment w:author="Iasmin Marques" w:id="21" w:date="2025-03-06T18:43:34Z">
+        <w:t xml:space="preserve">pagina 127 - artigo_7</w:t>
+      </w:r>
+    </w:p>
     <w:p>
       <w:pPr>
         <w:keepNext w:val="0"/>
@@ -16992,11 +17444,11 @@
           <w:vertAlign w:val="baseline"/>
           <w:rtl w:val="0"/>
         </w:rPr>
-        <w:t xml:space="preserve">add rodape?</w:t>
+        <w:t xml:space="preserve">em considerações finais</w:t>
       </w:r>
     </w:p>
   </w:comment>
-  <w:comment w:author="Iasmin Marques" w:id="32" w:date="2025-03-06T18:43:34Z">
+  <w:comment w:author="Iasmin Marques" w:id="30" w:date="2025-03-03T15:42:48Z">
     <w:p>
       <w:pPr>
         <w:keepNext w:val="0"/>
@@ -17043,11 +17495,9 @@
           <w:vertAlign w:val="baseline"/>
           <w:rtl w:val="0"/>
         </w:rPr>
-        <w:t xml:space="preserve">add rodape?</w:t>
-      </w:r>
-    </w:p>
-  </w:comment>
-  <w:comment w:author="Iasmin Marques" w:id="37" w:date="2025-03-05T01:07:56Z">
+        <w:t xml:space="preserve">pagina 127 - artigo_7</w:t>
+      </w:r>
+    </w:p>
     <w:p>
       <w:pPr>
         <w:keepNext w:val="0"/>
@@ -17094,11 +17544,11 @@
           <w:vertAlign w:val="baseline"/>
           <w:rtl w:val="0"/>
         </w:rPr>
-        <w:t xml:space="preserve">pagina 28 - disssertacao uallaci</w:t>
+        <w:t xml:space="preserve">em considerações finais</w:t>
       </w:r>
     </w:p>
   </w:comment>
-  <w:comment w:author="Iasmin Marques" w:id="41" w:date="2025-03-06T19:21:47Z">
+  <w:comment w:author="Iasmin Marques" w:id="74" w:date="2025-03-05T02:30:41Z">
     <w:p>
       <w:pPr>
         <w:keepNext w:val="0"/>
@@ -17145,11 +17595,11 @@
           <w:vertAlign w:val="baseline"/>
           <w:rtl w:val="0"/>
         </w:rPr>
-        <w:t xml:space="preserve">pagina 52 - dissertacao_uallaci</w:t>
+        <w:t xml:space="preserve">verificar se eu irei deixar</w:t>
       </w:r>
     </w:p>
   </w:comment>
-  <w:comment w:author="Iasmin Marques" w:id="18" w:date="2025-03-06T18:41:51Z">
+  <w:comment w:author="Iasmin Marques" w:id="52" w:date="2025-03-06T19:10:53Z">
     <w:p>
       <w:pPr>
         <w:keepNext w:val="0"/>
@@ -17196,11 +17646,11 @@
           <w:vertAlign w:val="baseline"/>
           <w:rtl w:val="0"/>
         </w:rPr>
-        <w:t xml:space="preserve">colocar em ingles e pt</w:t>
+        <w:t xml:space="preserve">artigo 6 - pagina 25 ?</w:t>
       </w:r>
     </w:p>
   </w:comment>
-  <w:comment w:author="Iasmin Marques" w:id="29" w:date="2025-03-06T18:41:51Z">
+  <w:comment w:author="Iasmin Marques" w:id="43" w:date="2025-03-05T01:38:44Z">
     <w:p>
       <w:pPr>
         <w:keepNext w:val="0"/>
@@ -17247,11 +17697,11 @@
           <w:vertAlign w:val="baseline"/>
           <w:rtl w:val="0"/>
         </w:rPr>
-        <w:t xml:space="preserve">colocar em ingles e pt</w:t>
+        <w:t xml:space="preserve">pagina 4 - artigo 4</w:t>
       </w:r>
     </w:p>
   </w:comment>
-  <w:comment w:author="Iasmin Marques" w:id="75" w:date="2025-02-27T21:35:21Z">
+  <w:comment w:author="Iasmin Marques" w:id="54" w:date="2025-03-07T19:34:05Z">
     <w:p>
       <w:pPr>
         <w:keepNext w:val="0"/>
@@ -17298,11 +17748,11 @@
           <w:vertAlign w:val="baseline"/>
           <w:rtl w:val="0"/>
         </w:rPr>
-        <w:t xml:space="preserve">verificar se é valido</w:t>
+        <w:t xml:space="preserve">fazer um topico so pra ele</w:t>
       </w:r>
     </w:p>
   </w:comment>
-  <w:comment w:author="Iasmin Marques" w:id="5" w:date="2025-03-03T13:35:10Z">
+  <w:comment w:author="Iasmin Marques" w:id="53" w:date="2025-03-05T01:54:14Z">
     <w:p>
       <w:pPr>
         <w:keepNext w:val="0"/>
@@ -17349,11 +17799,11 @@
           <w:vertAlign w:val="baseline"/>
           <w:rtl w:val="0"/>
         </w:rPr>
-        <w:t xml:space="preserve">pagina 1725 - artigo_sus</w:t>
+        <w:t xml:space="preserve">pagina 23,21 - artigo 2</w:t>
       </w:r>
     </w:p>
   </w:comment>
-  <w:comment w:author="Iasmin Marques" w:id="54" w:date="2025-03-05T02:04:20Z">
+  <w:comment w:author="Iasmin Marques" w:id="55" w:date="2025-03-05T02:23:15Z">
     <w:p>
       <w:pPr>
         <w:keepNext w:val="0"/>
@@ -17400,11 +17850,11 @@
           <w:vertAlign w:val="baseline"/>
           <w:rtl w:val="0"/>
         </w:rPr>
-        <w:t xml:space="preserve">pagina 3 - artigo 4</w:t>
+        <w:t xml:space="preserve">adicionar formulas - exemplo artigo 7</w:t>
       </w:r>
     </w:p>
   </w:comment>
-  <w:comment w:author="Iasmin Marques" w:id="10" w:date="2025-02-24T13:18:29Z">
+  <w:comment w:author="Iasmin Marques" w:id="60" w:date="2025-03-05T02:11:12Z">
     <w:p>
       <w:pPr>
         <w:keepNext w:val="0"/>
@@ -17451,11 +17901,11 @@
           <w:vertAlign w:val="baseline"/>
           <w:rtl w:val="0"/>
         </w:rPr>
-        <w:t xml:space="preserve">add nota de rodapé</w:t>
+        <w:t xml:space="preserve">pagina 10 - machinalearnigprevisaocovid</w:t>
       </w:r>
     </w:p>
   </w:comment>
-  <w:comment w:author="Iasmin Marques" w:id="23" w:date="2025-03-07T16:56:18Z">
+  <w:comment w:author="Iasmin Marques" w:id="8" w:date="2025-03-03T13:55:47Z">
     <w:p>
       <w:pPr>
         <w:keepNext w:val="0"/>
@@ -17502,11 +17952,11 @@
           <w:vertAlign w:val="baseline"/>
           <w:rtl w:val="0"/>
         </w:rPr>
-        <w:t xml:space="preserve">Add rodapé?</w:t>
+        <w:t xml:space="preserve">pagina 19 - artigo 2</w:t>
       </w:r>
     </w:p>
   </w:comment>
-  <w:comment w:author="Iasmin Marques" w:id="53" w:date="2025-03-05T01:59:29Z">
+  <w:comment w:author="Iasmin Marques" w:id="61" w:date="2025-03-05T02:15:54Z">
     <w:p>
       <w:pPr>
         <w:keepNext w:val="0"/>
@@ -17553,11 +18003,11 @@
           <w:vertAlign w:val="baseline"/>
           <w:rtl w:val="0"/>
         </w:rPr>
-        <w:t xml:space="preserve">pagina 120 - artigo 7</w:t>
+        <w:t xml:space="preserve">PAGINA 22 e 12 - DISSERATCAO UALLaci</w:t>
       </w:r>
     </w:p>
   </w:comment>
-  <w:comment w:author="Iasmin Marques" w:id="11" w:date="2025-02-24T13:16:06Z">
+  <w:comment w:author="Iasmin Marques" w:id="69" w:date="2025-03-06T20:10:33Z">
     <w:p>
       <w:pPr>
         <w:keepNext w:val="0"/>
@@ -17604,11 +18054,11 @@
           <w:vertAlign w:val="baseline"/>
           <w:rtl w:val="0"/>
         </w:rPr>
-        <w:t xml:space="preserve">adicionar o significado no rodapé</w:t>
+        <w:t xml:space="preserve">pagina 49 - artigo 6</w:t>
       </w:r>
     </w:p>
   </w:comment>
-  <w:comment w:author="Iasmin Marques" w:id="46" w:date="2025-03-07T19:29:54Z">
+  <w:comment w:author="Iasmin Marques" w:id="22" w:date="2025-03-03T15:45:59Z">
     <w:p>
       <w:pPr>
         <w:keepNext w:val="0"/>
@@ -17655,11 +18105,9 @@
           <w:vertAlign w:val="baseline"/>
           <w:rtl w:val="0"/>
         </w:rPr>
-        <w:t xml:space="preserve">VERIFICAR PLAGIO E IA</w:t>
-      </w:r>
-    </w:p>
-  </w:comment>
-  <w:comment w:author="Iasmin Marques" w:id="38" w:date="2025-03-07T18:32:08Z">
+        <w:t xml:space="preserve">pagina 2 - artigo_4</w:t>
+      </w:r>
+    </w:p>
     <w:p>
       <w:pPr>
         <w:keepNext w:val="0"/>
@@ -17706,11 +18154,11 @@
           <w:vertAlign w:val="baseline"/>
           <w:rtl w:val="0"/>
         </w:rPr>
-        <w:t xml:space="preserve">citação direta do site do opendatasus</w:t>
+        <w:t xml:space="preserve">em trabalhos relacionados</w:t>
       </w:r>
     </w:p>
   </w:comment>
-  <w:comment w:author="Iasmin Marques" w:id="71" w:date="2025-02-19T16:32:43Z">
+  <w:comment w:author="Iasmin Marques" w:id="33" w:date="2025-03-03T15:45:59Z">
     <w:p>
       <w:pPr>
         <w:keepNext w:val="0"/>
@@ -17757,11 +18205,9 @@
           <w:vertAlign w:val="baseline"/>
           <w:rtl w:val="0"/>
         </w:rPr>
-        <w:t xml:space="preserve">verificar qual palavra e melhor</w:t>
-      </w:r>
-    </w:p>
-  </w:comment>
-  <w:comment w:author="Iasmin Marques" w:id="19" w:date="2025-03-03T15:42:48Z">
+        <w:t xml:space="preserve">pagina 2 - artigo_4</w:t>
+      </w:r>
+    </w:p>
     <w:p>
       <w:pPr>
         <w:keepNext w:val="0"/>
@@ -17808,9 +18254,11 @@
           <w:vertAlign w:val="baseline"/>
           <w:rtl w:val="0"/>
         </w:rPr>
-        <w:t xml:space="preserve">pagina 127 - artigo_7</w:t>
-      </w:r>
-    </w:p>
+        <w:t xml:space="preserve">em trabalhos relacionados</w:t>
+      </w:r>
+    </w:p>
+  </w:comment>
+  <w:comment w:author="Iasmin Marques" w:id="79" w:date="2025-03-08T01:55:57Z">
     <w:p>
       <w:pPr>
         <w:keepNext w:val="0"/>
@@ -17857,11 +18305,11 @@
           <w:vertAlign w:val="baseline"/>
           <w:rtl w:val="0"/>
         </w:rPr>
-        <w:t xml:space="preserve">em considerações finais</w:t>
+        <w:t xml:space="preserve">Verificar</w:t>
       </w:r>
     </w:p>
   </w:comment>
-  <w:comment w:author="Iasmin Marques" w:id="30" w:date="2025-03-03T15:42:48Z">
+  <w:comment w:author="Iasmin Marques" w:id="34" w:date="2025-03-07T18:20:55Z">
     <w:p>
       <w:pPr>
         <w:keepNext w:val="0"/>
@@ -17908,9 +18356,11 @@
           <w:vertAlign w:val="baseline"/>
           <w:rtl w:val="0"/>
         </w:rPr>
-        <w:t xml:space="preserve">pagina 127 - artigo_7</w:t>
-      </w:r>
-    </w:p>
+        <w:t xml:space="preserve">pagina 14 - dissetação uallaci</w:t>
+      </w:r>
+    </w:p>
+  </w:comment>
+  <w:comment w:author="Iasmin Marques" w:id="35" w:date="2025-03-07T18:21:11Z">
     <w:p>
       <w:pPr>
         <w:keepNext w:val="0"/>
@@ -17957,11 +18407,11 @@
           <w:vertAlign w:val="baseline"/>
           <w:rtl w:val="0"/>
         </w:rPr>
-        <w:t xml:space="preserve">em considerações finais</w:t>
+        <w:t xml:space="preserve">verificar se esta correta, pq é um citação de uma citação</w:t>
       </w:r>
     </w:p>
   </w:comment>
-  <w:comment w:author="Iasmin Marques" w:id="36" w:date="2025-03-05T01:13:35Z">
+  <w:comment w:author="Iasmin Marques" w:id="15" w:date="2025-03-03T14:30:31Z">
     <w:p>
       <w:pPr>
         <w:keepNext w:val="0"/>
@@ -18008,11 +18458,11 @@
           <w:vertAlign w:val="baseline"/>
           <w:rtl w:val="0"/>
         </w:rPr>
-        <w:t xml:space="preserve">pagina 2 - machinelearinigprevisaocovid</w:t>
+        <w:t xml:space="preserve">pagina 119 - artigo 7</w:t>
       </w:r>
     </w:p>
   </w:comment>
-  <w:comment w:author="Iasmin Marques" w:id="70" w:date="2025-03-05T02:30:41Z">
+  <w:comment w:author="Iasmin Marques" w:id="1" w:date="2025-02-24T14:09:16Z">
     <w:p>
       <w:pPr>
         <w:keepNext w:val="0"/>
@@ -18059,11 +18509,11 @@
           <w:vertAlign w:val="baseline"/>
           <w:rtl w:val="0"/>
         </w:rPr>
-        <w:t xml:space="preserve">verificar se eu irei deixar</w:t>
+        <w:t xml:space="preserve">verificar se a estrutura esta ok</w:t>
       </w:r>
     </w:p>
   </w:comment>
-  <w:comment w:author="Iasmin Marques" w:id="13" w:date="2025-03-03T14:12:08Z">
+  <w:comment w:author="Iasmin Marques" w:id="42" w:date="2025-03-05T01:32:51Z">
     <w:p>
       <w:pPr>
         <w:keepNext w:val="0"/>
@@ -18110,11 +18560,11 @@
           <w:vertAlign w:val="baseline"/>
           <w:rtl w:val="0"/>
         </w:rPr>
-        <w:t xml:space="preserve">pagina 28 - dissertacao uallaci</w:t>
+        <w:t xml:space="preserve">pagina 44 - artigo 2</w:t>
       </w:r>
     </w:p>
   </w:comment>
-  <w:comment w:author="Iasmin Marques" w:id="60" w:date="2025-03-06T19:48:08Z">
+  <w:comment w:author="Iasmin Marques" w:id="45" w:date="2025-03-06T19:17:43Z">
     <w:p>
       <w:pPr>
         <w:keepNext w:val="0"/>
@@ -18161,11 +18611,11 @@
           <w:vertAlign w:val="baseline"/>
           <w:rtl w:val="0"/>
         </w:rPr>
-        <w:t xml:space="preserve">pagina 17 e 18 - machinelearningprevisaocovid.pdf</w:t>
+        <w:t xml:space="preserve">talvez de uallaci (pg 51)</w:t>
       </w:r>
     </w:p>
   </w:comment>
-  <w:comment w:author="Iasmin Marques" w:id="24" w:date="2025-03-05T00:46:53Z">
+  <w:comment w:author="Iasmin Marques" w:id="2" w:date="2025-03-07T17:40:11Z">
     <w:p>
       <w:pPr>
         <w:keepNext w:val="0"/>
@@ -18212,11 +18662,11 @@
           <w:vertAlign w:val="baseline"/>
           <w:rtl w:val="0"/>
         </w:rPr>
-        <w:t xml:space="preserve">pagina 2 - artigo 4</w:t>
+        <w:t xml:space="preserve">generalizar - nao focar em saude</w:t>
       </w:r>
     </w:p>
   </w:comment>
-  <w:comment w:author="Iasmin Marques" w:id="49" w:date="2025-03-06T19:10:53Z">
+  <w:comment w:author="Iasmin Marques" w:id="0" w:date="2025-02-17T18:33:10Z">
     <w:p>
       <w:pPr>
         <w:keepNext w:val="0"/>
@@ -18263,11 +18713,11 @@
           <w:vertAlign w:val="baseline"/>
           <w:rtl w:val="0"/>
         </w:rPr>
-        <w:t xml:space="preserve">artigo 6 - pagina 25 ?</w:t>
+        <w:t xml:space="preserve">falar sobre o significado de cada</w:t>
       </w:r>
     </w:p>
   </w:comment>
-  <w:comment w:author="Iasmin Marques" w:id="43" w:date="2025-03-05T01:38:44Z">
+  <w:comment w:author="Iasmin Marques" w:id="73" w:date="2025-03-06T20:26:41Z">
     <w:p>
       <w:pPr>
         <w:keepNext w:val="0"/>
@@ -18314,11 +18764,11 @@
           <w:vertAlign w:val="baseline"/>
           <w:rtl w:val="0"/>
         </w:rPr>
-        <w:t xml:space="preserve">pagina 4 - artigo 4</w:t>
+        <w:t xml:space="preserve">pagina 50 - artigo 6</w:t>
       </w:r>
     </w:p>
   </w:comment>
-  <w:comment w:author="Iasmin Marques" w:id="51" w:date="2025-03-07T19:34:05Z">
+  <w:comment w:author="Iasmin Marques" w:id="14" w:date="2025-03-03T14:26:00Z">
     <w:p>
       <w:pPr>
         <w:keepNext w:val="0"/>
@@ -18365,11 +18815,11 @@
           <w:vertAlign w:val="baseline"/>
           <w:rtl w:val="0"/>
         </w:rPr>
-        <w:t xml:space="preserve">fazer um topico so pra ele</w:t>
+        <w:t xml:space="preserve">paginas 21 e 110 - artigo_2</w:t>
       </w:r>
     </w:p>
   </w:comment>
-  <w:comment w:author="Iasmin Marques" w:id="48" w:date="2025-03-05T00:50:28Z">
+  <w:comment w:author="Iasmin Marques" w:id="85" w:date="2025-03-05T00:44:22Z">
     <w:p>
       <w:pPr>
         <w:keepNext w:val="0"/>
@@ -18416,11 +18866,11 @@
           <w:vertAlign w:val="baseline"/>
           <w:rtl w:val="0"/>
         </w:rPr>
-        <w:t xml:space="preserve">pagina 2 - artigo 4</w:t>
+        <w:t xml:space="preserve">referencia utilizada no artigo 4 (citação utilizada no referencial teorico 3.1)</w:t>
       </w:r>
     </w:p>
   </w:comment>
-  <w:comment w:author="Iasmin Marques" w:id="55" w:date="2025-03-06T19:50:37Z">
+  <w:comment w:author="Iasmin Marques" w:id="77" w:date="2025-02-24T17:15:37Z">
     <w:p>
       <w:pPr>
         <w:keepNext w:val="0"/>
@@ -18467,11 +18917,11 @@
           <w:vertAlign w:val="baseline"/>
           <w:rtl w:val="0"/>
         </w:rPr>
-        <w:t xml:space="preserve">ref boa em machinelearnign .... pg 16</w:t>
+        <w:t xml:space="preserve">no TCC 2 - vai falar do KDD;</w:t>
       </w:r>
     </w:p>
   </w:comment>
-  <w:comment w:author="Iasmin Marques" w:id="50" w:date="2025-03-05T01:54:14Z">
+  <w:comment w:author="Iasmin Marques" w:id="44" w:date="2025-03-07T19:25:44Z">
     <w:p>
       <w:pPr>
         <w:keepNext w:val="0"/>
@@ -18518,11 +18968,11 @@
           <w:vertAlign w:val="baseline"/>
           <w:rtl w:val="0"/>
         </w:rPr>
-        <w:t xml:space="preserve">pagina 23,21 - artigo 2</w:t>
+        <w:t xml:space="preserve">alterar imagem para texto</w:t>
       </w:r>
     </w:p>
   </w:comment>
-  <w:comment w:author="Iasmin Marques" w:id="52" w:date="2025-03-05T02:23:15Z">
+  <w:comment w:author="Iasmin Marques" w:id="70" w:date="2025-03-06T20:16:42Z">
     <w:p>
       <w:pPr>
         <w:keepNext w:val="0"/>
@@ -18569,11 +19019,11 @@
           <w:vertAlign w:val="baseline"/>
           <w:rtl w:val="0"/>
         </w:rPr>
-        <w:t xml:space="preserve">adicionar formulas - exemplo artigo 7</w:t>
+        <w:t xml:space="preserve">p. 1 - artigo_4</w:t>
       </w:r>
     </w:p>
   </w:comment>
-  <w:comment w:author="Iasmin Marques" w:id="56" w:date="2025-03-05T02:11:12Z">
+  <w:comment w:author="Iasmin Marques" w:id="71" w:date="2025-03-06T20:16:42Z">
     <w:p>
       <w:pPr>
         <w:keepNext w:val="0"/>
@@ -18620,11 +19070,11 @@
           <w:vertAlign w:val="baseline"/>
           <w:rtl w:val="0"/>
         </w:rPr>
-        <w:t xml:space="preserve">pagina 10 - machinalearnigprevisaocovid</w:t>
+        <w:t xml:space="preserve">p. 1 - artigo_4</w:t>
       </w:r>
     </w:p>
   </w:comment>
-  <w:comment w:author="Iasmin Marques" w:id="8" w:date="2025-03-03T13:55:47Z">
+  <w:comment w:author="Iasmin Marques" w:id="47" w:date="2025-03-06T19:30:24Z">
     <w:p>
       <w:pPr>
         <w:keepNext w:val="0"/>
@@ -18671,11 +19121,11 @@
           <w:vertAlign w:val="baseline"/>
           <w:rtl w:val="0"/>
         </w:rPr>
-        <w:t xml:space="preserve">pagina 19 - artigo 2</w:t>
+        <w:t xml:space="preserve">pagina 53 - dissertacao_uallaci</w:t>
       </w:r>
     </w:p>
   </w:comment>
-  <w:comment w:author="Iasmin Marques" w:id="16" w:date="2025-03-03T15:33:02Z">
+  <w:comment w:author="Iasmin Marques" w:id="83" w:date="2025-03-05T02:45:07Z">
     <w:p>
       <w:pPr>
         <w:keepNext w:val="0"/>
@@ -18722,11 +19172,11 @@
           <w:vertAlign w:val="baseline"/>
           <w:rtl w:val="0"/>
         </w:rPr>
-        <w:t xml:space="preserve">pagina 16 - dissertacaouallaci</w:t>
+        <w:t xml:space="preserve">verificar se vai mostrar já essa parte</w:t>
       </w:r>
     </w:p>
   </w:comment>
-  <w:comment w:author="Iasmin Marques" w:id="17" w:date="2025-03-03T15:33:22Z">
+  <w:comment w:author="Iasmin Marques" w:id="7" w:date="2025-03-03T13:34:01Z">
     <w:p>
       <w:pPr>
         <w:keepNext w:val="0"/>
@@ -18773,11 +19223,11 @@
           <w:vertAlign w:val="baseline"/>
           <w:rtl w:val="0"/>
         </w:rPr>
-        <w:t xml:space="preserve">* verificar se pode utilizar</w:t>
+        <w:t xml:space="preserve">pagina 21 - artigo 2</w:t>
       </w:r>
     </w:p>
   </w:comment>
-  <w:comment w:author="Iasmin Marques" w:id="27" w:date="2025-03-03T15:33:02Z">
+  <w:comment w:author="Iasmin Marques" w:id="62" w:date="2025-03-05T02:22:01Z">
     <w:p>
       <w:pPr>
         <w:keepNext w:val="0"/>
@@ -18824,11 +19274,11 @@
           <w:vertAlign w:val="baseline"/>
           <w:rtl w:val="0"/>
         </w:rPr>
-        <w:t xml:space="preserve">pagina 16 - dissertacaouallaci</w:t>
+        <w:t xml:space="preserve">pegar no machinelearins...covid</w:t>
       </w:r>
     </w:p>
   </w:comment>
-  <w:comment w:author="Iasmin Marques" w:id="28" w:date="2025-03-03T15:33:22Z">
+  <w:comment w:author="Iasmin Marques" w:id="72" w:date="2025-03-06T20:26:31Z">
     <w:p>
       <w:pPr>
         <w:keepNext w:val="0"/>
@@ -18875,11 +19325,11 @@
           <w:vertAlign w:val="baseline"/>
           <w:rtl w:val="0"/>
         </w:rPr>
-        <w:t xml:space="preserve">* verificar se pode utilizar</w:t>
+        <w:t xml:space="preserve">pagina 50 - artigo 6 (olhar bem)</w:t>
       </w:r>
     </w:p>
   </w:comment>
-  <w:comment w:author="Iasmin Marques" w:id="3" w:date="2025-02-24T17:20:55Z">
+  <w:comment w:author="Iasmin Marques" w:id="66" w:date="2025-03-05T02:25:03Z">
     <w:p>
       <w:pPr>
         <w:keepNext w:val="0"/>
@@ -18926,11 +19376,11 @@
           <w:vertAlign w:val="baseline"/>
           <w:rtl w:val="0"/>
         </w:rPr>
-        <w:t xml:space="preserve">kdd - comentar sobre no 2</w:t>
+        <w:t xml:space="preserve">pagina 120, 121 - artigo 7</w:t>
       </w:r>
     </w:p>
   </w:comment>
-  <w:comment w:author="Iasmin Marques" w:id="4" w:date="2025-03-07T17:40:41Z">
+  <w:comment w:author="Iasmin Marques" w:id="26" w:date="2025-03-05T00:39:26Z">
     <w:p>
       <w:pPr>
         <w:keepNext w:val="0"/>
@@ -18977,11 +19427,11 @@
           <w:vertAlign w:val="baseline"/>
           <w:rtl w:val="0"/>
         </w:rPr>
-        <w:t xml:space="preserve">modificar nome para kdd</w:t>
+        <w:t xml:space="preserve">pagina 11 - dissertacao uallaci</w:t>
       </w:r>
     </w:p>
   </w:comment>
-  <w:comment w:author="Iasmin Marques" w:id="39" w:date="2025-02-24T17:20:55Z">
+  <w:comment w:author="Iasmin Marques" w:id="6" w:date="2025-03-03T13:34:29Z">
     <w:p>
       <w:pPr>
         <w:keepNext w:val="0"/>
@@ -19028,11 +19478,11 @@
           <w:vertAlign w:val="baseline"/>
           <w:rtl w:val="0"/>
         </w:rPr>
-        <w:t xml:space="preserve">kdd - comentar sobre no 2</w:t>
+        <w:t xml:space="preserve">pagina 119 - artigo 7</w:t>
       </w:r>
     </w:p>
   </w:comment>
-  <w:comment w:author="Iasmin Marques" w:id="40" w:date="2025-03-07T17:40:41Z">
+  <w:comment w:author="Iasmin Marques" w:id="41" w:date="2025-03-06T19:21:47Z">
     <w:p>
       <w:pPr>
         <w:keepNext w:val="0"/>
@@ -19079,11 +19529,11 @@
           <w:vertAlign w:val="baseline"/>
           <w:rtl w:val="0"/>
         </w:rPr>
-        <w:t xml:space="preserve">modificar nome para kdd</w:t>
+        <w:t xml:space="preserve">pagina 52 - dissertacao_uallaci</w:t>
       </w:r>
     </w:p>
   </w:comment>
-  <w:comment w:author="Iasmin Marques" w:id="57" w:date="2025-03-05T02:15:54Z">
+  <w:comment w:author="Iasmin Marques" w:id="84" w:date="2025-02-27T21:35:21Z">
     <w:p>
       <w:pPr>
         <w:keepNext w:val="0"/>
@@ -19130,11 +19580,11 @@
           <w:vertAlign w:val="baseline"/>
           <w:rtl w:val="0"/>
         </w:rPr>
-        <w:t xml:space="preserve">PAGINA 22 e 12 - DISSERATCAO UALLaci</w:t>
+        <w:t xml:space="preserve">verificar se é valido</w:t>
       </w:r>
     </w:p>
   </w:comment>
-  <w:comment w:author="Iasmin Marques" w:id="12" w:date="2025-03-03T14:09:06Z">
+  <w:comment w:author="Iasmin Marques" w:id="5" w:date="2025-03-03T13:35:10Z">
     <w:p>
       <w:pPr>
         <w:keepNext w:val="0"/>
@@ -19181,11 +19631,11 @@
           <w:vertAlign w:val="baseline"/>
           <w:rtl w:val="0"/>
         </w:rPr>
-        <w:t xml:space="preserve">pagina 27,28,29 -  machinelearningprevisaocovid</w:t>
+        <w:t xml:space="preserve">pagina 1725 - artigo_sus</w:t>
       </w:r>
     </w:p>
   </w:comment>
-  <w:comment w:author="Iasmin Marques" w:id="65" w:date="2025-03-06T20:10:33Z">
+  <w:comment w:author="Iasmin Marques" w:id="58" w:date="2025-03-05T02:04:20Z">
     <w:p>
       <w:pPr>
         <w:keepNext w:val="0"/>
@@ -19232,11 +19682,11 @@
           <w:vertAlign w:val="baseline"/>
           <w:rtl w:val="0"/>
         </w:rPr>
-        <w:t xml:space="preserve">pagina 49 - artigo 6</w:t>
+        <w:t xml:space="preserve">pagina 3 - artigo 4</w:t>
       </w:r>
     </w:p>
   </w:comment>
-  <w:comment w:author="Iasmin Marques" w:id="22" w:date="2025-03-03T15:45:59Z">
+  <w:comment w:author="Iasmin Marques" w:id="10" w:date="2025-02-24T13:18:29Z">
     <w:p>
       <w:pPr>
         <w:keepNext w:val="0"/>
@@ -19283,9 +19733,11 @@
           <w:vertAlign w:val="baseline"/>
           <w:rtl w:val="0"/>
         </w:rPr>
-        <w:t xml:space="preserve">pagina 2 - artigo_4</w:t>
-      </w:r>
-    </w:p>
+        <w:t xml:space="preserve">add nota de rodapé</w:t>
+      </w:r>
+    </w:p>
+  </w:comment>
+  <w:comment w:author="Iasmin Marques" w:id="23" w:date="2025-03-07T16:56:18Z">
     <w:p>
       <w:pPr>
         <w:keepNext w:val="0"/>
@@ -19332,11 +19784,11 @@
           <w:vertAlign w:val="baseline"/>
           <w:rtl w:val="0"/>
         </w:rPr>
-        <w:t xml:space="preserve">em trabalhos relacionados</w:t>
+        <w:t xml:space="preserve">Add rodapé?</w:t>
       </w:r>
     </w:p>
   </w:comment>
-  <w:comment w:author="Iasmin Marques" w:id="33" w:date="2025-03-03T15:45:59Z">
+  <w:comment w:author="Iasmin Marques" w:id="11" w:date="2025-02-24T13:16:06Z">
     <w:p>
       <w:pPr>
         <w:keepNext w:val="0"/>
@@ -19383,9 +19835,11 @@
           <w:vertAlign w:val="baseline"/>
           <w:rtl w:val="0"/>
         </w:rPr>
-        <w:t xml:space="preserve">pagina 2 - artigo_4</w:t>
-      </w:r>
-    </w:p>
+        <w:t xml:space="preserve">adicionar o significado no rodapé</w:t>
+      </w:r>
+    </w:p>
+  </w:comment>
+  <w:comment w:author="Iasmin Marques" w:id="75" w:date="2025-02-19T16:32:43Z">
     <w:p>
       <w:pPr>
         <w:keepNext w:val="0"/>
@@ -19432,11 +19886,11 @@
           <w:vertAlign w:val="baseline"/>
           <w:rtl w:val="0"/>
         </w:rPr>
-        <w:t xml:space="preserve">em trabalhos relacionados</w:t>
+        <w:t xml:space="preserve">verificar qual palavra e melhor</w:t>
       </w:r>
     </w:p>
   </w:comment>
-  <w:comment w:author="Iasmin Marques" w:id="34" w:date="2025-03-07T18:20:55Z">
+  <w:comment w:author="Iasmin Marques" w:id="36" w:date="2025-03-05T01:13:35Z">
     <w:p>
       <w:pPr>
         <w:keepNext w:val="0"/>
@@ -19483,11 +19937,11 @@
           <w:vertAlign w:val="baseline"/>
           <w:rtl w:val="0"/>
         </w:rPr>
-        <w:t xml:space="preserve">pagina 14 - dissetação uallaci</w:t>
+        <w:t xml:space="preserve">pagina 2 - machinelearinigprevisaocovid</w:t>
       </w:r>
     </w:p>
   </w:comment>
-  <w:comment w:author="Iasmin Marques" w:id="35" w:date="2025-03-07T18:21:11Z">
+  <w:comment w:author="Iasmin Marques" w:id="50" w:date="2025-03-08T00:23:09Z">
     <w:p>
       <w:pPr>
         <w:keepNext w:val="0"/>
@@ -19534,11 +19988,11 @@
           <w:vertAlign w:val="baseline"/>
           <w:rtl w:val="0"/>
         </w:rPr>
-        <w:t xml:space="preserve">verificar se esta correta, pq é um citação de uma citação</w:t>
+        <w:t xml:space="preserve">Verificar a referência (artigo 6 - página 24)</w:t>
       </w:r>
     </w:p>
   </w:comment>
-  <w:comment w:author="Iasmin Marques" w:id="15" w:date="2025-03-03T14:30:31Z">
+  <w:comment w:author="Iasmin Marques" w:id="13" w:date="2025-03-03T14:12:08Z">
     <w:p>
       <w:pPr>
         <w:keepNext w:val="0"/>
@@ -19585,11 +20039,11 @@
           <w:vertAlign w:val="baseline"/>
           <w:rtl w:val="0"/>
         </w:rPr>
-        <w:t xml:space="preserve">pagina 119 - artigo 7</w:t>
+        <w:t xml:space="preserve">pagina 28 - dissertacao uallaci</w:t>
       </w:r>
     </w:p>
   </w:comment>
-  <w:comment w:author="Iasmin Marques" w:id="1" w:date="2025-02-24T14:09:16Z">
+  <w:comment w:author="Iasmin Marques" w:id="64" w:date="2025-03-06T19:48:08Z">
     <w:p>
       <w:pPr>
         <w:keepNext w:val="0"/>
@@ -19636,11 +20090,11 @@
           <w:vertAlign w:val="baseline"/>
           <w:rtl w:val="0"/>
         </w:rPr>
-        <w:t xml:space="preserve">verificar se a estrutura esta ok</w:t>
+        <w:t xml:space="preserve">pagina 17 e 18 - machinelearningprevisaocovid.pdf</w:t>
       </w:r>
     </w:p>
   </w:comment>
-  <w:comment w:author="Iasmin Marques" w:id="42" w:date="2025-03-05T01:32:51Z">
+  <w:comment w:author="Iasmin Marques" w:id="24" w:date="2025-03-05T00:46:53Z">
     <w:p>
       <w:pPr>
         <w:keepNext w:val="0"/>
@@ -19687,11 +20141,11 @@
           <w:vertAlign w:val="baseline"/>
           <w:rtl w:val="0"/>
         </w:rPr>
-        <w:t xml:space="preserve">pagina 44 - artigo 2</w:t>
+        <w:t xml:space="preserve">pagina 2 - artigo 4</w:t>
       </w:r>
     </w:p>
   </w:comment>
-  <w:comment w:author="Iasmin Marques" w:id="45" w:date="2025-03-06T19:17:43Z">
+  <w:comment w:author="Iasmin Marques" w:id="51" w:date="2025-03-05T00:50:28Z">
     <w:p>
       <w:pPr>
         <w:keepNext w:val="0"/>
@@ -19738,11 +20192,11 @@
           <w:vertAlign w:val="baseline"/>
           <w:rtl w:val="0"/>
         </w:rPr>
-        <w:t xml:space="preserve">talvez de uallaci (pg 51)</w:t>
+        <w:t xml:space="preserve">pagina 2 - artigo 4</w:t>
       </w:r>
     </w:p>
   </w:comment>
-  <w:comment w:author="Iasmin Marques" w:id="63" w:date="2025-03-05T02:28:12Z">
+  <w:comment w:author="Iasmin Marques" w:id="59" w:date="2025-03-06T19:50:37Z">
     <w:p>
       <w:pPr>
         <w:keepNext w:val="0"/>
@@ -19789,11 +20243,11 @@
           <w:vertAlign w:val="baseline"/>
           <w:rtl w:val="0"/>
         </w:rPr>
-        <w:t xml:space="preserve">pegar do artigo 6</w:t>
+        <w:t xml:space="preserve">ref boa em machinelearnign .... pg 16</w:t>
       </w:r>
     </w:p>
   </w:comment>
-  <w:comment w:author="Iasmin Marques" w:id="64" w:date="2025-03-05T02:29:07Z">
+  <w:comment w:author="Iasmin Marques" w:id="16" w:date="2025-03-03T15:33:02Z">
     <w:p>
       <w:pPr>
         <w:keepNext w:val="0"/>
@@ -19840,11 +20294,11 @@
           <w:vertAlign w:val="baseline"/>
           <w:rtl w:val="0"/>
         </w:rPr>
-        <w:t xml:space="preserve">3.4.4</w:t>
+        <w:t xml:space="preserve">pagina 16 - dissertacaouallaci</w:t>
       </w:r>
     </w:p>
   </w:comment>
-  <w:comment w:author="Iasmin Marques" w:id="72" w:date="2025-02-24T17:24:54Z">
+  <w:comment w:author="Iasmin Marques" w:id="17" w:date="2025-03-03T15:33:22Z">
     <w:p>
       <w:pPr>
         <w:keepNext w:val="0"/>
@@ -19891,11 +20345,11 @@
           <w:vertAlign w:val="baseline"/>
           <w:rtl w:val="0"/>
         </w:rPr>
-        <w:t xml:space="preserve">esse é o kdd</w:t>
+        <w:t xml:space="preserve">* verificar se pode utilizar</w:t>
       </w:r>
     </w:p>
   </w:comment>
-  <w:comment w:author="Iasmin Marques" w:id="20" w:date="2025-03-07T16:29:59Z">
+  <w:comment w:author="Iasmin Marques" w:id="27" w:date="2025-03-03T15:33:02Z">
     <w:p>
       <w:pPr>
         <w:keepNext w:val="0"/>
@@ -19942,11 +20396,11 @@
           <w:vertAlign w:val="baseline"/>
           <w:rtl w:val="0"/>
         </w:rPr>
-        <w:t xml:space="preserve">Adicionar nota de rodapé?</w:t>
+        <w:t xml:space="preserve">pagina 16 - dissertacaouallaci</w:t>
       </w:r>
     </w:p>
   </w:comment>
-  <w:comment w:author="Iasmin Marques" w:id="31" w:date="2025-03-07T16:29:59Z">
+  <w:comment w:author="Iasmin Marques" w:id="28" w:date="2025-03-03T15:33:22Z">
     <w:p>
       <w:pPr>
         <w:keepNext w:val="0"/>
@@ -19993,11 +20447,11 @@
           <w:vertAlign w:val="baseline"/>
           <w:rtl w:val="0"/>
         </w:rPr>
-        <w:t xml:space="preserve">Adicionar nota de rodapé?</w:t>
+        <w:t xml:space="preserve">* verificar se pode utilizar</w:t>
       </w:r>
     </w:p>
   </w:comment>
-  <w:comment w:author="Iasmin Marques" w:id="2" w:date="2025-03-07T17:40:11Z">
+  <w:comment w:author="Iasmin Marques" w:id="3" w:date="2025-02-24T17:20:55Z">
     <w:p>
       <w:pPr>
         <w:keepNext w:val="0"/>
@@ -20044,7 +20498,466 @@
           <w:vertAlign w:val="baseline"/>
           <w:rtl w:val="0"/>
         </w:rPr>
-        <w:t xml:space="preserve">generalizar - nao focar em saude</w:t>
+        <w:t xml:space="preserve">kdd - comentar sobre no 2</w:t>
+      </w:r>
+    </w:p>
+  </w:comment>
+  <w:comment w:author="Iasmin Marques" w:id="4" w:date="2025-03-07T17:40:41Z">
+    <w:p>
+      <w:pPr>
+        <w:keepNext w:val="0"/>
+        <w:keepLines w:val="0"/>
+        <w:pageBreakBefore w:val="0"/>
+        <w:widowControl w:val="0"/>
+        <w:pBdr>
+          <w:top w:space="0" w:sz="0" w:val="nil"/>
+          <w:left w:space="0" w:sz="0" w:val="nil"/>
+          <w:bottom w:space="0" w:sz="0" w:val="nil"/>
+          <w:right w:space="0" w:sz="0" w:val="nil"/>
+          <w:between w:space="0" w:sz="0" w:val="nil"/>
+        </w:pBdr>
+        <w:shd w:fill="auto" w:val="clear"/>
+        <w:spacing w:after="0" w:before="0" w:line="240" w:lineRule="auto"/>
+        <w:ind w:left="0" w:right="0" w:firstLine="0"/>
+        <w:jc w:val="left"/>
+        <w:rPr>
+          <w:rFonts w:ascii="Arial" w:cs="Arial" w:eastAsia="Arial" w:hAnsi="Arial"/>
+          <w:b w:val="0"/>
+          <w:i w:val="0"/>
+          <w:smallCaps w:val="0"/>
+          <w:strike w:val="0"/>
+          <w:color w:val="000000"/>
+          <w:sz w:val="22"/>
+          <w:szCs w:val="22"/>
+          <w:u w:val="none"/>
+          <w:shd w:fill="auto" w:val="clear"/>
+          <w:vertAlign w:val="baseline"/>
+        </w:rPr>
+      </w:pPr>
+      <w:r>
+        <w:rPr>
+          <w:rFonts w:ascii="Arial" w:cs="Arial" w:eastAsia="Arial" w:hAnsi="Arial"/>
+          <w:b w:val="0"/>
+          <w:i w:val="0"/>
+          <w:smallCaps w:val="0"/>
+          <w:strike w:val="0"/>
+          <w:color w:val="000000"/>
+          <w:sz w:val="22"/>
+          <w:szCs w:val="22"/>
+          <w:u w:val="none"/>
+          <w:shd w:fill="auto" w:val="clear"/>
+          <w:vertAlign w:val="baseline"/>
+          <w:rtl w:val="0"/>
+        </w:rPr>
+        <w:t xml:space="preserve">modificar nome para kdd</w:t>
+      </w:r>
+    </w:p>
+  </w:comment>
+  <w:comment w:author="Iasmin Marques" w:id="39" w:date="2025-02-24T17:20:55Z">
+    <w:p>
+      <w:pPr>
+        <w:keepNext w:val="0"/>
+        <w:keepLines w:val="0"/>
+        <w:pageBreakBefore w:val="0"/>
+        <w:widowControl w:val="0"/>
+        <w:pBdr>
+          <w:top w:space="0" w:sz="0" w:val="nil"/>
+          <w:left w:space="0" w:sz="0" w:val="nil"/>
+          <w:bottom w:space="0" w:sz="0" w:val="nil"/>
+          <w:right w:space="0" w:sz="0" w:val="nil"/>
+          <w:between w:space="0" w:sz="0" w:val="nil"/>
+        </w:pBdr>
+        <w:shd w:fill="auto" w:val="clear"/>
+        <w:spacing w:after="0" w:before="0" w:line="240" w:lineRule="auto"/>
+        <w:ind w:left="0" w:right="0" w:firstLine="0"/>
+        <w:jc w:val="left"/>
+        <w:rPr>
+          <w:rFonts w:ascii="Arial" w:cs="Arial" w:eastAsia="Arial" w:hAnsi="Arial"/>
+          <w:b w:val="0"/>
+          <w:i w:val="0"/>
+          <w:smallCaps w:val="0"/>
+          <w:strike w:val="0"/>
+          <w:color w:val="000000"/>
+          <w:sz w:val="22"/>
+          <w:szCs w:val="22"/>
+          <w:u w:val="none"/>
+          <w:shd w:fill="auto" w:val="clear"/>
+          <w:vertAlign w:val="baseline"/>
+        </w:rPr>
+      </w:pPr>
+      <w:r>
+        <w:rPr>
+          <w:rFonts w:ascii="Arial" w:cs="Arial" w:eastAsia="Arial" w:hAnsi="Arial"/>
+          <w:b w:val="0"/>
+          <w:i w:val="0"/>
+          <w:smallCaps w:val="0"/>
+          <w:strike w:val="0"/>
+          <w:color w:val="000000"/>
+          <w:sz w:val="22"/>
+          <w:szCs w:val="22"/>
+          <w:u w:val="none"/>
+          <w:shd w:fill="auto" w:val="clear"/>
+          <w:vertAlign w:val="baseline"/>
+          <w:rtl w:val="0"/>
+        </w:rPr>
+        <w:t xml:space="preserve">kdd - comentar sobre no 2</w:t>
+      </w:r>
+    </w:p>
+  </w:comment>
+  <w:comment w:author="Iasmin Marques" w:id="40" w:date="2025-03-07T17:40:41Z">
+    <w:p>
+      <w:pPr>
+        <w:keepNext w:val="0"/>
+        <w:keepLines w:val="0"/>
+        <w:pageBreakBefore w:val="0"/>
+        <w:widowControl w:val="0"/>
+        <w:pBdr>
+          <w:top w:space="0" w:sz="0" w:val="nil"/>
+          <w:left w:space="0" w:sz="0" w:val="nil"/>
+          <w:bottom w:space="0" w:sz="0" w:val="nil"/>
+          <w:right w:space="0" w:sz="0" w:val="nil"/>
+          <w:between w:space="0" w:sz="0" w:val="nil"/>
+        </w:pBdr>
+        <w:shd w:fill="auto" w:val="clear"/>
+        <w:spacing w:after="0" w:before="0" w:line="240" w:lineRule="auto"/>
+        <w:ind w:left="0" w:right="0" w:firstLine="0"/>
+        <w:jc w:val="left"/>
+        <w:rPr>
+          <w:rFonts w:ascii="Arial" w:cs="Arial" w:eastAsia="Arial" w:hAnsi="Arial"/>
+          <w:b w:val="0"/>
+          <w:i w:val="0"/>
+          <w:smallCaps w:val="0"/>
+          <w:strike w:val="0"/>
+          <w:color w:val="000000"/>
+          <w:sz w:val="22"/>
+          <w:szCs w:val="22"/>
+          <w:u w:val="none"/>
+          <w:shd w:fill="auto" w:val="clear"/>
+          <w:vertAlign w:val="baseline"/>
+        </w:rPr>
+      </w:pPr>
+      <w:r>
+        <w:rPr>
+          <w:rFonts w:ascii="Arial" w:cs="Arial" w:eastAsia="Arial" w:hAnsi="Arial"/>
+          <w:b w:val="0"/>
+          <w:i w:val="0"/>
+          <w:smallCaps w:val="0"/>
+          <w:strike w:val="0"/>
+          <w:color w:val="000000"/>
+          <w:sz w:val="22"/>
+          <w:szCs w:val="22"/>
+          <w:u w:val="none"/>
+          <w:shd w:fill="auto" w:val="clear"/>
+          <w:vertAlign w:val="baseline"/>
+          <w:rtl w:val="0"/>
+        </w:rPr>
+        <w:t xml:space="preserve">modificar nome para kdd</w:t>
+      </w:r>
+    </w:p>
+  </w:comment>
+  <w:comment w:author="Iasmin Marques" w:id="12" w:date="2025-03-03T14:09:06Z">
+    <w:p>
+      <w:pPr>
+        <w:keepNext w:val="0"/>
+        <w:keepLines w:val="0"/>
+        <w:pageBreakBefore w:val="0"/>
+        <w:widowControl w:val="0"/>
+        <w:pBdr>
+          <w:top w:space="0" w:sz="0" w:val="nil"/>
+          <w:left w:space="0" w:sz="0" w:val="nil"/>
+          <w:bottom w:space="0" w:sz="0" w:val="nil"/>
+          <w:right w:space="0" w:sz="0" w:val="nil"/>
+          <w:between w:space="0" w:sz="0" w:val="nil"/>
+        </w:pBdr>
+        <w:shd w:fill="auto" w:val="clear"/>
+        <w:spacing w:after="0" w:before="0" w:line="240" w:lineRule="auto"/>
+        <w:ind w:left="0" w:right="0" w:firstLine="0"/>
+        <w:jc w:val="left"/>
+        <w:rPr>
+          <w:rFonts w:ascii="Arial" w:cs="Arial" w:eastAsia="Arial" w:hAnsi="Arial"/>
+          <w:b w:val="0"/>
+          <w:i w:val="0"/>
+          <w:smallCaps w:val="0"/>
+          <w:strike w:val="0"/>
+          <w:color w:val="000000"/>
+          <w:sz w:val="22"/>
+          <w:szCs w:val="22"/>
+          <w:u w:val="none"/>
+          <w:shd w:fill="auto" w:val="clear"/>
+          <w:vertAlign w:val="baseline"/>
+        </w:rPr>
+      </w:pPr>
+      <w:r>
+        <w:rPr>
+          <w:rFonts w:ascii="Arial" w:cs="Arial" w:eastAsia="Arial" w:hAnsi="Arial"/>
+          <w:b w:val="0"/>
+          <w:i w:val="0"/>
+          <w:smallCaps w:val="0"/>
+          <w:strike w:val="0"/>
+          <w:color w:val="000000"/>
+          <w:sz w:val="22"/>
+          <w:szCs w:val="22"/>
+          <w:u w:val="none"/>
+          <w:shd w:fill="auto" w:val="clear"/>
+          <w:vertAlign w:val="baseline"/>
+          <w:rtl w:val="0"/>
+        </w:rPr>
+        <w:t xml:space="preserve">pagina 27,28,29 -  machinelearningprevisaocovid</w:t>
+      </w:r>
+    </w:p>
+  </w:comment>
+  <w:comment w:author="Iasmin Marques" w:id="67" w:date="2025-03-05T02:28:12Z">
+    <w:p>
+      <w:pPr>
+        <w:keepNext w:val="0"/>
+        <w:keepLines w:val="0"/>
+        <w:pageBreakBefore w:val="0"/>
+        <w:widowControl w:val="0"/>
+        <w:pBdr>
+          <w:top w:space="0" w:sz="0" w:val="nil"/>
+          <w:left w:space="0" w:sz="0" w:val="nil"/>
+          <w:bottom w:space="0" w:sz="0" w:val="nil"/>
+          <w:right w:space="0" w:sz="0" w:val="nil"/>
+          <w:between w:space="0" w:sz="0" w:val="nil"/>
+        </w:pBdr>
+        <w:shd w:fill="auto" w:val="clear"/>
+        <w:spacing w:after="0" w:before="0" w:line="240" w:lineRule="auto"/>
+        <w:ind w:left="0" w:right="0" w:firstLine="0"/>
+        <w:jc w:val="left"/>
+        <w:rPr>
+          <w:rFonts w:ascii="Arial" w:cs="Arial" w:eastAsia="Arial" w:hAnsi="Arial"/>
+          <w:b w:val="0"/>
+          <w:i w:val="0"/>
+          <w:smallCaps w:val="0"/>
+          <w:strike w:val="0"/>
+          <w:color w:val="000000"/>
+          <w:sz w:val="22"/>
+          <w:szCs w:val="22"/>
+          <w:u w:val="none"/>
+          <w:shd w:fill="auto" w:val="clear"/>
+          <w:vertAlign w:val="baseline"/>
+        </w:rPr>
+      </w:pPr>
+      <w:r>
+        <w:rPr>
+          <w:rFonts w:ascii="Arial" w:cs="Arial" w:eastAsia="Arial" w:hAnsi="Arial"/>
+          <w:b w:val="0"/>
+          <w:i w:val="0"/>
+          <w:smallCaps w:val="0"/>
+          <w:strike w:val="0"/>
+          <w:color w:val="000000"/>
+          <w:sz w:val="22"/>
+          <w:szCs w:val="22"/>
+          <w:u w:val="none"/>
+          <w:shd w:fill="auto" w:val="clear"/>
+          <w:vertAlign w:val="baseline"/>
+          <w:rtl w:val="0"/>
+        </w:rPr>
+        <w:t xml:space="preserve">pegar do artigo 6</w:t>
+      </w:r>
+    </w:p>
+  </w:comment>
+  <w:comment w:author="Iasmin Marques" w:id="68" w:date="2025-03-05T02:29:07Z">
+    <w:p>
+      <w:pPr>
+        <w:keepNext w:val="0"/>
+        <w:keepLines w:val="0"/>
+        <w:pageBreakBefore w:val="0"/>
+        <w:widowControl w:val="0"/>
+        <w:pBdr>
+          <w:top w:space="0" w:sz="0" w:val="nil"/>
+          <w:left w:space="0" w:sz="0" w:val="nil"/>
+          <w:bottom w:space="0" w:sz="0" w:val="nil"/>
+          <w:right w:space="0" w:sz="0" w:val="nil"/>
+          <w:between w:space="0" w:sz="0" w:val="nil"/>
+        </w:pBdr>
+        <w:shd w:fill="auto" w:val="clear"/>
+        <w:spacing w:after="0" w:before="0" w:line="240" w:lineRule="auto"/>
+        <w:ind w:left="0" w:right="0" w:firstLine="0"/>
+        <w:jc w:val="left"/>
+        <w:rPr>
+          <w:rFonts w:ascii="Arial" w:cs="Arial" w:eastAsia="Arial" w:hAnsi="Arial"/>
+          <w:b w:val="0"/>
+          <w:i w:val="0"/>
+          <w:smallCaps w:val="0"/>
+          <w:strike w:val="0"/>
+          <w:color w:val="000000"/>
+          <w:sz w:val="22"/>
+          <w:szCs w:val="22"/>
+          <w:u w:val="none"/>
+          <w:shd w:fill="auto" w:val="clear"/>
+          <w:vertAlign w:val="baseline"/>
+        </w:rPr>
+      </w:pPr>
+      <w:r>
+        <w:rPr>
+          <w:rFonts w:ascii="Arial" w:cs="Arial" w:eastAsia="Arial" w:hAnsi="Arial"/>
+          <w:b w:val="0"/>
+          <w:i w:val="0"/>
+          <w:smallCaps w:val="0"/>
+          <w:strike w:val="0"/>
+          <w:color w:val="000000"/>
+          <w:sz w:val="22"/>
+          <w:szCs w:val="22"/>
+          <w:u w:val="none"/>
+          <w:shd w:fill="auto" w:val="clear"/>
+          <w:vertAlign w:val="baseline"/>
+          <w:rtl w:val="0"/>
+        </w:rPr>
+        <w:t xml:space="preserve">3.4.4</w:t>
+      </w:r>
+    </w:p>
+  </w:comment>
+  <w:comment w:author="Iasmin Marques" w:id="76" w:date="2025-02-24T17:24:54Z">
+    <w:p>
+      <w:pPr>
+        <w:keepNext w:val="0"/>
+        <w:keepLines w:val="0"/>
+        <w:pageBreakBefore w:val="0"/>
+        <w:widowControl w:val="0"/>
+        <w:pBdr>
+          <w:top w:space="0" w:sz="0" w:val="nil"/>
+          <w:left w:space="0" w:sz="0" w:val="nil"/>
+          <w:bottom w:space="0" w:sz="0" w:val="nil"/>
+          <w:right w:space="0" w:sz="0" w:val="nil"/>
+          <w:between w:space="0" w:sz="0" w:val="nil"/>
+        </w:pBdr>
+        <w:shd w:fill="auto" w:val="clear"/>
+        <w:spacing w:after="0" w:before="0" w:line="240" w:lineRule="auto"/>
+        <w:ind w:left="0" w:right="0" w:firstLine="0"/>
+        <w:jc w:val="left"/>
+        <w:rPr>
+          <w:rFonts w:ascii="Arial" w:cs="Arial" w:eastAsia="Arial" w:hAnsi="Arial"/>
+          <w:b w:val="0"/>
+          <w:i w:val="0"/>
+          <w:smallCaps w:val="0"/>
+          <w:strike w:val="0"/>
+          <w:color w:val="000000"/>
+          <w:sz w:val="22"/>
+          <w:szCs w:val="22"/>
+          <w:u w:val="none"/>
+          <w:shd w:fill="auto" w:val="clear"/>
+          <w:vertAlign w:val="baseline"/>
+        </w:rPr>
+      </w:pPr>
+      <w:r>
+        <w:rPr>
+          <w:rFonts w:ascii="Arial" w:cs="Arial" w:eastAsia="Arial" w:hAnsi="Arial"/>
+          <w:b w:val="0"/>
+          <w:i w:val="0"/>
+          <w:smallCaps w:val="0"/>
+          <w:strike w:val="0"/>
+          <w:color w:val="000000"/>
+          <w:sz w:val="22"/>
+          <w:szCs w:val="22"/>
+          <w:u w:val="none"/>
+          <w:shd w:fill="auto" w:val="clear"/>
+          <w:vertAlign w:val="baseline"/>
+          <w:rtl w:val="0"/>
+        </w:rPr>
+        <w:t xml:space="preserve">esse é o kdd</w:t>
+      </w:r>
+    </w:p>
+  </w:comment>
+  <w:comment w:author="Iasmin Marques" w:id="20" w:date="2025-03-07T16:29:59Z">
+    <w:p>
+      <w:pPr>
+        <w:keepNext w:val="0"/>
+        <w:keepLines w:val="0"/>
+        <w:pageBreakBefore w:val="0"/>
+        <w:widowControl w:val="0"/>
+        <w:pBdr>
+          <w:top w:space="0" w:sz="0" w:val="nil"/>
+          <w:left w:space="0" w:sz="0" w:val="nil"/>
+          <w:bottom w:space="0" w:sz="0" w:val="nil"/>
+          <w:right w:space="0" w:sz="0" w:val="nil"/>
+          <w:between w:space="0" w:sz="0" w:val="nil"/>
+        </w:pBdr>
+        <w:shd w:fill="auto" w:val="clear"/>
+        <w:spacing w:after="0" w:before="0" w:line="240" w:lineRule="auto"/>
+        <w:ind w:left="0" w:right="0" w:firstLine="0"/>
+        <w:jc w:val="left"/>
+        <w:rPr>
+          <w:rFonts w:ascii="Arial" w:cs="Arial" w:eastAsia="Arial" w:hAnsi="Arial"/>
+          <w:b w:val="0"/>
+          <w:i w:val="0"/>
+          <w:smallCaps w:val="0"/>
+          <w:strike w:val="0"/>
+          <w:color w:val="000000"/>
+          <w:sz w:val="22"/>
+          <w:szCs w:val="22"/>
+          <w:u w:val="none"/>
+          <w:shd w:fill="auto" w:val="clear"/>
+          <w:vertAlign w:val="baseline"/>
+        </w:rPr>
+      </w:pPr>
+      <w:r>
+        <w:rPr>
+          <w:rFonts w:ascii="Arial" w:cs="Arial" w:eastAsia="Arial" w:hAnsi="Arial"/>
+          <w:b w:val="0"/>
+          <w:i w:val="0"/>
+          <w:smallCaps w:val="0"/>
+          <w:strike w:val="0"/>
+          <w:color w:val="000000"/>
+          <w:sz w:val="22"/>
+          <w:szCs w:val="22"/>
+          <w:u w:val="none"/>
+          <w:shd w:fill="auto" w:val="clear"/>
+          <w:vertAlign w:val="baseline"/>
+          <w:rtl w:val="0"/>
+        </w:rPr>
+        <w:t xml:space="preserve">Adicionar nota de rodapé?</w:t>
+      </w:r>
+    </w:p>
+  </w:comment>
+  <w:comment w:author="Iasmin Marques" w:id="31" w:date="2025-03-07T16:29:59Z">
+    <w:p>
+      <w:pPr>
+        <w:keepNext w:val="0"/>
+        <w:keepLines w:val="0"/>
+        <w:pageBreakBefore w:val="0"/>
+        <w:widowControl w:val="0"/>
+        <w:pBdr>
+          <w:top w:space="0" w:sz="0" w:val="nil"/>
+          <w:left w:space="0" w:sz="0" w:val="nil"/>
+          <w:bottom w:space="0" w:sz="0" w:val="nil"/>
+          <w:right w:space="0" w:sz="0" w:val="nil"/>
+          <w:between w:space="0" w:sz="0" w:val="nil"/>
+        </w:pBdr>
+        <w:shd w:fill="auto" w:val="clear"/>
+        <w:spacing w:after="0" w:before="0" w:line="240" w:lineRule="auto"/>
+        <w:ind w:left="0" w:right="0" w:firstLine="0"/>
+        <w:jc w:val="left"/>
+        <w:rPr>
+          <w:rFonts w:ascii="Arial" w:cs="Arial" w:eastAsia="Arial" w:hAnsi="Arial"/>
+          <w:b w:val="0"/>
+          <w:i w:val="0"/>
+          <w:smallCaps w:val="0"/>
+          <w:strike w:val="0"/>
+          <w:color w:val="000000"/>
+          <w:sz w:val="22"/>
+          <w:szCs w:val="22"/>
+          <w:u w:val="none"/>
+          <w:shd w:fill="auto" w:val="clear"/>
+          <w:vertAlign w:val="baseline"/>
+        </w:rPr>
+      </w:pPr>
+      <w:r>
+        <w:rPr>
+          <w:rFonts w:ascii="Arial" w:cs="Arial" w:eastAsia="Arial" w:hAnsi="Arial"/>
+          <w:b w:val="0"/>
+          <w:i w:val="0"/>
+          <w:smallCaps w:val="0"/>
+          <w:strike w:val="0"/>
+          <w:color w:val="000000"/>
+          <w:sz w:val="22"/>
+          <w:szCs w:val="22"/>
+          <w:u w:val="none"/>
+          <w:shd w:fill="auto" w:val="clear"/>
+          <w:vertAlign w:val="baseline"/>
+          <w:rtl w:val="0"/>
+        </w:rPr>
+        <w:t xml:space="preserve">Adicionar nota de rodapé?</w:t>
       </w:r>
     </w:p>
   </w:comment>
@@ -20072,9 +20985,7 @@
   <w15:commentEx w15:paraId="00000224" w15:done="0"/>
   <w15:commentEx w15:paraId="00000225" w15:done="0"/>
   <w15:commentEx w15:paraId="00000226" w15:done="0"/>
-  <w15:commentEx w15:paraId="00000227" w15:done="0"/>
   <w15:commentEx w15:paraId="00000228" w15:done="0"/>
-  <w15:commentEx w15:paraId="00000229" w15:done="0"/>
   <w15:commentEx w15:paraId="0000022A" w15:done="0"/>
   <w15:commentEx w15:paraId="0000022B" w15:done="0"/>
   <w15:commentEx w15:paraId="0000022C" w15:done="0"/>
@@ -20086,11 +20997,11 @@
   <w15:commentEx w15:paraId="00000232" w15:done="0"/>
   <w15:commentEx w15:paraId="00000233" w15:done="0"/>
   <w15:commentEx w15:paraId="00000234" w15:done="0"/>
-  <w15:commentEx w15:paraId="00000235" w15:done="0"/>
   <w15:commentEx w15:paraId="00000236" w15:done="0"/>
-  <w15:commentEx w15:paraId="00000237" w15:done="0"/>
+  <w15:commentEx w15:paraId="00000238" w15:done="0"/>
   <w15:commentEx w15:paraId="00000239" w15:done="0"/>
-  <w15:commentEx w15:paraId="0000023B" w15:done="0"/>
+  <w15:commentEx w15:paraId="0000023A" w15:done="0"/>
+  <w15:commentEx w15:paraId="0000023B" w15:paraIdParent="0000023A" w15:done="0"/>
   <w15:commentEx w15:paraId="0000023C" w15:done="0"/>
   <w15:commentEx w15:paraId="0000023D" w15:done="0"/>
   <w15:commentEx w15:paraId="0000023E" w15:done="0"/>
@@ -20106,30 +21017,41 @@
   <w15:commentEx w15:paraId="00000248" w15:done="0"/>
   <w15:commentEx w15:paraId="00000249" w15:done="0"/>
   <w15:commentEx w15:paraId="0000024A" w15:done="0"/>
-  <w15:commentEx w15:paraId="0000024B" w15:paraIdParent="0000024A" w15:done="0"/>
+  <w15:commentEx w15:paraId="0000024B" w15:done="0"/>
   <w15:commentEx w15:paraId="0000024C" w15:done="0"/>
-  <w15:commentEx w15:paraId="0000024D" w15:paraIdParent="0000024C" w15:done="0"/>
+  <w15:commentEx w15:paraId="0000024D" w15:done="0"/>
   <w15:commentEx w15:paraId="0000024E" w15:done="0"/>
-  <w15:commentEx w15:paraId="0000024F" w15:paraIdParent="0000024E" w15:done="0"/>
+  <w15:commentEx w15:paraId="0000024F" w15:done="0"/>
   <w15:commentEx w15:paraId="00000250" w15:done="0"/>
-  <w15:commentEx w15:paraId="00000251" w15:paraIdParent="00000250" w15:done="0"/>
+  <w15:commentEx w15:paraId="00000251" w15:done="0"/>
   <w15:commentEx w15:paraId="00000252" w15:done="0"/>
   <w15:commentEx w15:paraId="00000253" w15:done="0"/>
   <w15:commentEx w15:paraId="00000254" w15:done="0"/>
+  <w15:commentEx w15:paraId="00000255" w15:done="0"/>
   <w15:commentEx w15:paraId="00000256" w15:done="0"/>
+  <w15:commentEx w15:paraId="00000257" w15:done="0"/>
   <w15:commentEx w15:paraId="00000258" w15:done="0"/>
   <w15:commentEx w15:paraId="00000259" w15:done="0"/>
-  <w15:commentEx w15:paraId="0000025A" w15:paraIdParent="00000259" w15:done="0"/>
+  <w15:commentEx w15:paraId="0000025A" w15:done="0"/>
   <w15:commentEx w15:paraId="0000025B" w15:done="0"/>
   <w15:commentEx w15:paraId="0000025C" w15:done="0"/>
   <w15:commentEx w15:paraId="0000025D" w15:done="0"/>
   <w15:commentEx w15:paraId="0000025E" w15:done="0"/>
   <w15:commentEx w15:paraId="0000025F" w15:done="0"/>
-  <w15:commentEx w15:paraId="00000260" w15:paraIdParent="0000025F" w15:done="0"/>
-  <w15:commentEx w15:paraId="00000261" w15:done="0"/>
+  <w15:commentEx w15:paraId="00000260" w15:done="0"/>
+  <w15:commentEx w15:paraId="00000261" w15:paraIdParent="00000260" w15:done="0"/>
   <w15:commentEx w15:paraId="00000262" w15:done="0"/>
-  <w15:commentEx w15:paraId="00000263" w15:done="0"/>
+  <w15:commentEx w15:paraId="00000263" w15:paraIdParent="00000262" w15:done="0"/>
   <w15:commentEx w15:paraId="00000264" w15:done="0"/>
+  <w15:commentEx w15:paraId="00000265" w15:paraIdParent="00000264" w15:done="0"/>
+  <w15:commentEx w15:paraId="00000266" w15:done="0"/>
+  <w15:commentEx w15:paraId="00000267" w15:paraIdParent="00000266" w15:done="0"/>
+  <w15:commentEx w15:paraId="00000268" w15:done="0"/>
+  <w15:commentEx w15:paraId="00000269" w15:done="0"/>
+  <w15:commentEx w15:paraId="0000026A" w15:paraIdParent="00000269" w15:done="0"/>
+  <w15:commentEx w15:paraId="0000026B" w15:done="0"/>
+  <w15:commentEx w15:paraId="0000026C" w15:done="0"/>
+  <w15:commentEx w15:paraId="0000026D" w15:done="0"/>
 </w15:commentsEx>
 </file>
 
@@ -22035,116 +22957,6 @@
     </w:lvl>
   </w:abstractNum>
   <w:abstractNum w:abstractNumId="17">
-    <w:lvl w:ilvl="0">
-      <w:start w:val="1"/>
-      <w:numFmt w:val="bullet"/>
-      <w:lvlText w:val="●"/>
-      <w:lvlJc w:val="left"/>
-      <w:pPr>
-        <w:ind w:left="720" w:hanging="360"/>
-      </w:pPr>
-      <w:rPr>
-        <w:u w:val="none"/>
-      </w:rPr>
-    </w:lvl>
-    <w:lvl w:ilvl="1">
-      <w:start w:val="1"/>
-      <w:numFmt w:val="bullet"/>
-      <w:lvlText w:val="○"/>
-      <w:lvlJc w:val="left"/>
-      <w:pPr>
-        <w:ind w:left="1440" w:hanging="360"/>
-      </w:pPr>
-      <w:rPr>
-        <w:u w:val="none"/>
-      </w:rPr>
-    </w:lvl>
-    <w:lvl w:ilvl="2">
-      <w:start w:val="1"/>
-      <w:numFmt w:val="bullet"/>
-      <w:lvlText w:val="■"/>
-      <w:lvlJc w:val="left"/>
-      <w:pPr>
-        <w:ind w:left="2160" w:hanging="360"/>
-      </w:pPr>
-      <w:rPr>
-        <w:u w:val="none"/>
-      </w:rPr>
-    </w:lvl>
-    <w:lvl w:ilvl="3">
-      <w:start w:val="1"/>
-      <w:numFmt w:val="bullet"/>
-      <w:lvlText w:val="●"/>
-      <w:lvlJc w:val="left"/>
-      <w:pPr>
-        <w:ind w:left="2880" w:hanging="360"/>
-      </w:pPr>
-      <w:rPr>
-        <w:u w:val="none"/>
-      </w:rPr>
-    </w:lvl>
-    <w:lvl w:ilvl="4">
-      <w:start w:val="1"/>
-      <w:numFmt w:val="bullet"/>
-      <w:lvlText w:val="○"/>
-      <w:lvlJc w:val="left"/>
-      <w:pPr>
-        <w:ind w:left="3600" w:hanging="360"/>
-      </w:pPr>
-      <w:rPr>
-        <w:u w:val="none"/>
-      </w:rPr>
-    </w:lvl>
-    <w:lvl w:ilvl="5">
-      <w:start w:val="1"/>
-      <w:numFmt w:val="bullet"/>
-      <w:lvlText w:val="■"/>
-      <w:lvlJc w:val="left"/>
-      <w:pPr>
-        <w:ind w:left="4320" w:hanging="360"/>
-      </w:pPr>
-      <w:rPr>
-        <w:u w:val="none"/>
-      </w:rPr>
-    </w:lvl>
-    <w:lvl w:ilvl="6">
-      <w:start w:val="1"/>
-      <w:numFmt w:val="bullet"/>
-      <w:lvlText w:val="●"/>
-      <w:lvlJc w:val="left"/>
-      <w:pPr>
-        <w:ind w:left="5040" w:hanging="360"/>
-      </w:pPr>
-      <w:rPr>
-        <w:u w:val="none"/>
-      </w:rPr>
-    </w:lvl>
-    <w:lvl w:ilvl="7">
-      <w:start w:val="1"/>
-      <w:numFmt w:val="bullet"/>
-      <w:lvlText w:val="○"/>
-      <w:lvlJc w:val="left"/>
-      <w:pPr>
-        <w:ind w:left="5760" w:hanging="360"/>
-      </w:pPr>
-      <w:rPr>
-        <w:u w:val="none"/>
-      </w:rPr>
-    </w:lvl>
-    <w:lvl w:ilvl="8">
-      <w:start w:val="1"/>
-      <w:numFmt w:val="bullet"/>
-      <w:lvlText w:val="■"/>
-      <w:lvlJc w:val="left"/>
-      <w:pPr>
-        <w:ind w:left="6480" w:hanging="360"/>
-      </w:pPr>
-      <w:rPr>
-        <w:u w:val="none"/>
-      </w:rPr>
-    </w:lvl>
-  </w:abstractNum>
-  <w:abstractNum w:abstractNumId="18">
     <w:lvl w:ilvl="0">
       <w:start w:val="1"/>
       <w:numFmt w:val="bullet"/>
@@ -22304,9 +23116,6 @@
   </w:num>
   <w:num w:numId="17">
     <w:abstractNumId w:val="17"/>
-  </w:num>
-  <w:num w:numId="18">
-    <w:abstractNumId w:val="18"/>
   </w:num>
 </w:numbering>
 </file>
@@ -22887,7 +23696,7 @@
 
 <file path=customXML/item1.xml><?xml version="1.0" encoding="utf-8"?>
 <go:gDocsCustomXmlDataStorage xmlns:go="http://customooxmlschemas.google.com/" xmlns:r="http://schemas.openxmlformats.org/officeDocument/2006/relationships" uri="GoogleDocsCustomDataVersion2">
-  <go:docsCustomData xmlns:go="http://customooxmlschemas.google.com/" roundtripDataSignature="AMtx7mhSX/VwycATqnsJoTf/YnMwBvpmtQ==">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</go:docsCustomData>
+  <go:docsCustomData xmlns:go="http://customooxmlschemas.google.com/" roundtripDataSignature="AMtx7mg4lj1qlFnL9lAQhVC4z3Q4TVvyCA==">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</go:docsCustomData>
 </go:gDocsCustomXmlDataStorage>
 </file>
 
